--- a/Documentación/tfm.docx
+++ b/Documentación/tfm.docx
@@ -254,27 +254,7 @@
           <w:sz w:val="52"/>
           <w:szCs w:val="52"/>
         </w:rPr>
-        <w:t xml:space="preserve">Análisis y desarrollo de un </w:t>
-      </w:r>
-      <w:proofErr w:type="gramStart"/>
-      <w:r>
-        <w:rPr>
-          <w:rFonts w:ascii="Calibri" w:eastAsia="Calibri" w:hAnsi="Calibri"/>
-          <w:color w:val="0098CD"/>
-          <w:sz w:val="52"/>
-          <w:szCs w:val="52"/>
-        </w:rPr>
-        <w:t>malware</w:t>
-      </w:r>
-      <w:proofErr w:type="gramEnd"/>
-      <w:r>
-        <w:rPr>
-          <w:rFonts w:ascii="Calibri" w:eastAsia="Calibri" w:hAnsi="Calibri"/>
-          <w:color w:val="0098CD"/>
-          <w:sz w:val="52"/>
-          <w:szCs w:val="52"/>
-        </w:rPr>
-        <w:t xml:space="preserve"> APT</w:t>
+        <w:t>Análisis y desarrollo de un malware APT</w:t>
       </w:r>
     </w:p>
     <w:p/>
@@ -839,879 +819,144 @@
           <w:color w:val="0098CD"/>
           <w:sz w:val="36"/>
           <w:szCs w:val="36"/>
-        </w:rPr>
-      </w:pPr>
-      <w:proofErr w:type="spellStart"/>
+          <w:lang w:val="en-US"/>
+        </w:rPr>
+      </w:pPr>
       <w:r>
         <w:rPr>
           <w:rFonts w:ascii="Calibri" w:eastAsia="Calibri" w:hAnsi="Calibri"/>
           <w:color w:val="0098CD"/>
           <w:sz w:val="36"/>
           <w:szCs w:val="36"/>
+          <w:lang w:val="en-US"/>
         </w:rPr>
         <w:lastRenderedPageBreak/>
         <w:t>Abstract</w:t>
       </w:r>
+    </w:p>
+    <w:p>
+      <w:pPr>
+        <w:rPr>
+          <w:lang w:val="en-US"/>
+        </w:rPr>
+      </w:pPr>
+      <w:r>
+        <w:rPr>
+          <w:lang w:val="en-US"/>
+        </w:rPr>
+        <w:t xml:space="preserve">This project aims to develop a modular trojan with various remote access functionalities, focused on security analysis and penetration testing. A Client-Server model has been implemented, allowing keystroke logging, file transfer, and remote command execution, using </w:t>
+      </w:r>
+      <w:r>
+        <w:rPr>
+          <w:b/>
+          <w:lang w:val="en-US"/>
+        </w:rPr>
+        <w:t>TCP</w:t>
+      </w:r>
+      <w:r>
+        <w:rPr>
+          <w:lang w:val="en-US"/>
+        </w:rPr>
+        <w:t xml:space="preserve"> and </w:t>
+      </w:r>
+      <w:proofErr w:type="spellStart"/>
+      <w:r>
+        <w:rPr>
+          <w:b/>
+          <w:lang w:val="en-US"/>
+        </w:rPr>
+        <w:t>ngrok</w:t>
+      </w:r>
       <w:proofErr w:type="spellEnd"/>
-    </w:p>
-    <w:p>
-      <w:proofErr w:type="spellStart"/>
-      <w:r>
-        <w:t>This</w:t>
-      </w:r>
-      <w:proofErr w:type="spellEnd"/>
-      <w:r>
-        <w:t xml:space="preserve"> </w:t>
-      </w:r>
-      <w:proofErr w:type="spellStart"/>
-      <w:r>
-        <w:t>project</w:t>
-      </w:r>
-      <w:proofErr w:type="spellEnd"/>
-      <w:r>
-        <w:t xml:space="preserve"> </w:t>
-      </w:r>
-      <w:proofErr w:type="spellStart"/>
-      <w:r>
-        <w:t>aims</w:t>
-      </w:r>
-      <w:proofErr w:type="spellEnd"/>
-      <w:r>
-        <w:t xml:space="preserve"> </w:t>
-      </w:r>
-      <w:proofErr w:type="spellStart"/>
-      <w:r>
-        <w:t>to</w:t>
-      </w:r>
-      <w:proofErr w:type="spellEnd"/>
-      <w:r>
-        <w:t xml:space="preserve"> </w:t>
-      </w:r>
-      <w:proofErr w:type="spellStart"/>
-      <w:r>
-        <w:t>develop</w:t>
-      </w:r>
-      <w:proofErr w:type="spellEnd"/>
-      <w:r>
-        <w:t xml:space="preserve"> a modular </w:t>
-      </w:r>
-      <w:proofErr w:type="spellStart"/>
-      <w:r>
-        <w:t>trojan</w:t>
-      </w:r>
-      <w:proofErr w:type="spellEnd"/>
-      <w:r>
-        <w:t xml:space="preserve"> </w:t>
-      </w:r>
-      <w:proofErr w:type="spellStart"/>
-      <w:r>
-        <w:t>with</w:t>
-      </w:r>
-      <w:proofErr w:type="spellEnd"/>
-      <w:r>
-        <w:t xml:space="preserve"> </w:t>
-      </w:r>
-      <w:proofErr w:type="spellStart"/>
-      <w:r>
-        <w:t>various</w:t>
-      </w:r>
-      <w:proofErr w:type="spellEnd"/>
-      <w:r>
-        <w:t xml:space="preserve"> remote </w:t>
-      </w:r>
-      <w:proofErr w:type="spellStart"/>
-      <w:r>
-        <w:t>access</w:t>
-      </w:r>
-      <w:proofErr w:type="spellEnd"/>
-      <w:r>
-        <w:t xml:space="preserve"> </w:t>
-      </w:r>
-      <w:proofErr w:type="spellStart"/>
-      <w:r>
-        <w:t>functionalities</w:t>
-      </w:r>
-      <w:proofErr w:type="spellEnd"/>
-      <w:r>
-        <w:t xml:space="preserve">, </w:t>
-      </w:r>
-      <w:proofErr w:type="spellStart"/>
-      <w:r>
-        <w:t>focused</w:t>
-      </w:r>
-      <w:proofErr w:type="spellEnd"/>
-      <w:r>
-        <w:t xml:space="preserve"> </w:t>
-      </w:r>
-      <w:proofErr w:type="spellStart"/>
-      <w:r>
-        <w:t>on</w:t>
-      </w:r>
-      <w:proofErr w:type="spellEnd"/>
-      <w:r>
-        <w:t xml:space="preserve"> </w:t>
-      </w:r>
-      <w:proofErr w:type="spellStart"/>
-      <w:r>
-        <w:t>security</w:t>
-      </w:r>
-      <w:proofErr w:type="spellEnd"/>
-      <w:r>
-        <w:t xml:space="preserve"> </w:t>
-      </w:r>
-      <w:proofErr w:type="spellStart"/>
-      <w:r>
-        <w:t>analysis</w:t>
-      </w:r>
-      <w:proofErr w:type="spellEnd"/>
-      <w:r>
+      <w:r>
+        <w:rPr>
+          <w:lang w:val="en-US"/>
+        </w:rPr>
+        <w:t xml:space="preserve"> for communication.</w:t>
+      </w:r>
+    </w:p>
+    <w:p>
+      <w:pPr>
+        <w:rPr>
+          <w:lang w:val="en-US"/>
+        </w:rPr>
+      </w:pPr>
+      <w:r>
+        <w:rPr>
+          <w:lang w:val="en-US"/>
+        </w:rPr>
+        <w:t xml:space="preserve">The methodology includes the implementation of hybrid encryption using </w:t>
+      </w:r>
+      <w:r>
+        <w:rPr>
+          <w:b/>
+          <w:lang w:val="en-US"/>
+        </w:rPr>
+        <w:t>AES</w:t>
+      </w:r>
+      <w:r>
+        <w:rPr>
+          <w:lang w:val="en-US"/>
+        </w:rPr>
         <w:t xml:space="preserve"> and </w:t>
       </w:r>
-      <w:proofErr w:type="spellStart"/>
-      <w:r>
-        <w:t>penetration</w:t>
-      </w:r>
-      <w:proofErr w:type="spellEnd"/>
-      <w:r>
-        <w:t xml:space="preserve"> </w:t>
-      </w:r>
-      <w:proofErr w:type="spellStart"/>
-      <w:r>
-        <w:t>testing</w:t>
-      </w:r>
-      <w:proofErr w:type="spellEnd"/>
-      <w:r>
-        <w:t xml:space="preserve">. A Client-Server </w:t>
-      </w:r>
-      <w:proofErr w:type="spellStart"/>
-      <w:r>
-        <w:t>model</w:t>
-      </w:r>
-      <w:proofErr w:type="spellEnd"/>
-      <w:r>
-        <w:t xml:space="preserve"> has </w:t>
-      </w:r>
-      <w:proofErr w:type="spellStart"/>
-      <w:r>
-        <w:t>been</w:t>
-      </w:r>
-      <w:proofErr w:type="spellEnd"/>
-      <w:r>
-        <w:t xml:space="preserve"> </w:t>
-      </w:r>
-      <w:proofErr w:type="spellStart"/>
-      <w:r>
-        <w:t>implemented</w:t>
-      </w:r>
-      <w:proofErr w:type="spellEnd"/>
-      <w:r>
-        <w:t xml:space="preserve">, </w:t>
-      </w:r>
-      <w:proofErr w:type="spellStart"/>
-      <w:r>
-        <w:t>allowing</w:t>
-      </w:r>
-      <w:proofErr w:type="spellEnd"/>
-      <w:r>
-        <w:t xml:space="preserve"> </w:t>
-      </w:r>
-      <w:proofErr w:type="spellStart"/>
-      <w:r>
-        <w:t>keystroke</w:t>
-      </w:r>
-      <w:proofErr w:type="spellEnd"/>
-      <w:r>
-        <w:t xml:space="preserve"> </w:t>
-      </w:r>
-      <w:proofErr w:type="spellStart"/>
-      <w:r>
-        <w:t>logging</w:t>
-      </w:r>
-      <w:proofErr w:type="spellEnd"/>
-      <w:r>
-        <w:t xml:space="preserve">, file transfer, and remote </w:t>
-      </w:r>
-      <w:proofErr w:type="spellStart"/>
-      <w:r>
-        <w:t>command</w:t>
-      </w:r>
-      <w:proofErr w:type="spellEnd"/>
-      <w:r>
-        <w:t xml:space="preserve"> </w:t>
-      </w:r>
-      <w:proofErr w:type="spellStart"/>
-      <w:r>
-        <w:t>execution</w:t>
-      </w:r>
-      <w:proofErr w:type="spellEnd"/>
-      <w:r>
-        <w:t xml:space="preserve">, </w:t>
-      </w:r>
-      <w:proofErr w:type="spellStart"/>
-      <w:r>
-        <w:t>using</w:t>
-      </w:r>
-      <w:proofErr w:type="spellEnd"/>
-      <w:r>
-        <w:t xml:space="preserve"> </w:t>
-      </w:r>
       <w:r>
         <w:rPr>
           <w:b/>
-        </w:rPr>
-        <w:t>TCP</w:t>
-      </w:r>
-      <w:r>
-        <w:t xml:space="preserve"> and </w:t>
-      </w:r>
-      <w:proofErr w:type="spellStart"/>
+          <w:lang w:val="en-US"/>
+        </w:rPr>
+        <w:t>RSA</w:t>
+      </w:r>
+      <w:r>
+        <w:rPr>
+          <w:lang w:val="en-US"/>
+        </w:rPr>
+        <w:t xml:space="preserve"> to ensure the confidentiality of transmitted data. The client generates an AES key and encrypts it with the server's RSA public key, establishing a secure communication channel.</w:t>
+      </w:r>
+    </w:p>
+    <w:p>
+      <w:pPr>
+        <w:rPr>
+          <w:lang w:val="en-US"/>
+        </w:rPr>
+      </w:pPr>
+      <w:r>
+        <w:rPr>
+          <w:lang w:val="en-US"/>
+        </w:rPr>
+        <w:t>The results obtained demonstrate the feasibility of establishing a remote-control infrastructure with strong encryption. In conclusion, this work highlights the importance of encryption in security auditing tools and the need to implement protection mechanisms in systems exposed to this type of threat.</w:t>
+      </w:r>
+    </w:p>
+    <w:p>
+      <w:pPr>
+        <w:rPr>
+          <w:lang w:val="en-US"/>
+        </w:rPr>
+      </w:pPr>
+    </w:p>
+    <w:p>
+      <w:pPr>
+        <w:rPr>
+          <w:lang w:val="en-US"/>
+        </w:rPr>
+      </w:pPr>
       <w:r>
         <w:rPr>
           <w:b/>
-        </w:rPr>
-        <w:t>ngrok</w:t>
-      </w:r>
-      <w:proofErr w:type="spellEnd"/>
-      <w:r>
-        <w:t xml:space="preserve"> </w:t>
-      </w:r>
-      <w:proofErr w:type="spellStart"/>
-      <w:r>
-        <w:t>for</w:t>
-      </w:r>
-      <w:proofErr w:type="spellEnd"/>
-      <w:r>
-        <w:t xml:space="preserve"> </w:t>
-      </w:r>
-      <w:proofErr w:type="spellStart"/>
-      <w:r>
-        <w:t>communication</w:t>
-      </w:r>
-      <w:proofErr w:type="spellEnd"/>
-      <w:r>
-        <w:t>.</w:t>
-      </w:r>
-    </w:p>
-    <w:p>
-      <w:proofErr w:type="spellStart"/>
-      <w:r>
-        <w:t>The</w:t>
-      </w:r>
-      <w:proofErr w:type="spellEnd"/>
-      <w:r>
-        <w:t xml:space="preserve"> </w:t>
-      </w:r>
-      <w:proofErr w:type="spellStart"/>
-      <w:r>
-        <w:t>methodology</w:t>
-      </w:r>
-      <w:proofErr w:type="spellEnd"/>
-      <w:r>
-        <w:t xml:space="preserve"> </w:t>
-      </w:r>
-      <w:proofErr w:type="spellStart"/>
-      <w:r>
-        <w:t>includes</w:t>
-      </w:r>
-      <w:proofErr w:type="spellEnd"/>
-      <w:r>
-        <w:t xml:space="preserve"> </w:t>
-      </w:r>
-      <w:proofErr w:type="spellStart"/>
-      <w:r>
-        <w:t>the</w:t>
-      </w:r>
-      <w:proofErr w:type="spellEnd"/>
-      <w:r>
-        <w:t xml:space="preserve"> </w:t>
-      </w:r>
-      <w:proofErr w:type="spellStart"/>
-      <w:r>
-        <w:t>implementation</w:t>
-      </w:r>
-      <w:proofErr w:type="spellEnd"/>
-      <w:r>
-        <w:t xml:space="preserve"> </w:t>
-      </w:r>
-      <w:proofErr w:type="spellStart"/>
-      <w:r>
-        <w:t>of</w:t>
-      </w:r>
-      <w:proofErr w:type="spellEnd"/>
-      <w:r>
-        <w:t xml:space="preserve"> </w:t>
-      </w:r>
-      <w:proofErr w:type="spellStart"/>
-      <w:r>
-        <w:t>hybrid</w:t>
-      </w:r>
-      <w:proofErr w:type="spellEnd"/>
-      <w:r>
-        <w:t xml:space="preserve"> </w:t>
-      </w:r>
-      <w:proofErr w:type="spellStart"/>
-      <w:r>
-        <w:t>encryption</w:t>
-      </w:r>
-      <w:proofErr w:type="spellEnd"/>
-      <w:r>
-        <w:t xml:space="preserve"> </w:t>
-      </w:r>
-      <w:proofErr w:type="spellStart"/>
-      <w:r>
-        <w:t>using</w:t>
-      </w:r>
-      <w:proofErr w:type="spellEnd"/>
-      <w:r>
-        <w:t xml:space="preserve"> </w:t>
-      </w:r>
-      <w:r>
-        <w:rPr>
-          <w:b/>
-        </w:rPr>
-        <w:t>AES</w:t>
-      </w:r>
-      <w:r>
-        <w:t xml:space="preserve"> and </w:t>
-      </w:r>
-      <w:r>
-        <w:rPr>
-          <w:b/>
-        </w:rPr>
-        <w:t>RSA</w:t>
-      </w:r>
-      <w:r>
-        <w:t xml:space="preserve"> </w:t>
-      </w:r>
-      <w:proofErr w:type="spellStart"/>
-      <w:r>
-        <w:t>to</w:t>
-      </w:r>
-      <w:proofErr w:type="spellEnd"/>
-      <w:r>
-        <w:t xml:space="preserve"> </w:t>
-      </w:r>
-      <w:proofErr w:type="spellStart"/>
-      <w:r>
-        <w:t>ensure</w:t>
-      </w:r>
-      <w:proofErr w:type="spellEnd"/>
-      <w:r>
-        <w:t xml:space="preserve"> </w:t>
-      </w:r>
-      <w:proofErr w:type="spellStart"/>
-      <w:r>
-        <w:t>the</w:t>
-      </w:r>
-      <w:proofErr w:type="spellEnd"/>
-      <w:r>
-        <w:t xml:space="preserve"> </w:t>
-      </w:r>
-      <w:proofErr w:type="spellStart"/>
-      <w:r>
-        <w:t>confidentiality</w:t>
-      </w:r>
-      <w:proofErr w:type="spellEnd"/>
-      <w:r>
-        <w:t xml:space="preserve"> </w:t>
-      </w:r>
-      <w:proofErr w:type="spellStart"/>
-      <w:r>
-        <w:t>of</w:t>
-      </w:r>
-      <w:proofErr w:type="spellEnd"/>
-      <w:r>
-        <w:t xml:space="preserve"> </w:t>
-      </w:r>
-      <w:proofErr w:type="spellStart"/>
-      <w:r>
-        <w:t>transmitted</w:t>
-      </w:r>
-      <w:proofErr w:type="spellEnd"/>
-      <w:r>
-        <w:t xml:space="preserve"> data. </w:t>
-      </w:r>
-      <w:proofErr w:type="spellStart"/>
-      <w:r>
-        <w:t>The</w:t>
-      </w:r>
-      <w:proofErr w:type="spellEnd"/>
-      <w:r>
-        <w:t xml:space="preserve"> </w:t>
-      </w:r>
-      <w:proofErr w:type="spellStart"/>
-      <w:r>
-        <w:t>client</w:t>
-      </w:r>
-      <w:proofErr w:type="spellEnd"/>
-      <w:r>
-        <w:t xml:space="preserve"> </w:t>
-      </w:r>
-      <w:proofErr w:type="spellStart"/>
-      <w:r>
-        <w:t>generates</w:t>
-      </w:r>
-      <w:proofErr w:type="spellEnd"/>
-      <w:r>
-        <w:t xml:space="preserve"> </w:t>
-      </w:r>
-      <w:proofErr w:type="spellStart"/>
-      <w:r>
-        <w:t>an</w:t>
-      </w:r>
-      <w:proofErr w:type="spellEnd"/>
-      <w:r>
-        <w:t xml:space="preserve"> AES </w:t>
-      </w:r>
-      <w:proofErr w:type="spellStart"/>
-      <w:r>
-        <w:t>key</w:t>
-      </w:r>
-      <w:proofErr w:type="spellEnd"/>
-      <w:r>
-        <w:t xml:space="preserve"> and </w:t>
-      </w:r>
-      <w:proofErr w:type="spellStart"/>
-      <w:r>
-        <w:t>encrypts</w:t>
-      </w:r>
-      <w:proofErr w:type="spellEnd"/>
-      <w:r>
-        <w:t xml:space="preserve"> </w:t>
-      </w:r>
-      <w:proofErr w:type="spellStart"/>
-      <w:r>
-        <w:t>it</w:t>
-      </w:r>
-      <w:proofErr w:type="spellEnd"/>
-      <w:r>
-        <w:t xml:space="preserve"> </w:t>
-      </w:r>
-      <w:proofErr w:type="spellStart"/>
-      <w:r>
-        <w:t>with</w:t>
-      </w:r>
-      <w:proofErr w:type="spellEnd"/>
-      <w:r>
-        <w:t xml:space="preserve"> </w:t>
-      </w:r>
-      <w:proofErr w:type="spellStart"/>
-      <w:r>
-        <w:t>the</w:t>
-      </w:r>
-      <w:proofErr w:type="spellEnd"/>
-      <w:r>
-        <w:t xml:space="preserve"> </w:t>
-      </w:r>
-      <w:proofErr w:type="spellStart"/>
-      <w:r>
-        <w:t>server's</w:t>
-      </w:r>
-      <w:proofErr w:type="spellEnd"/>
-      <w:r>
-        <w:t xml:space="preserve"> RSA </w:t>
-      </w:r>
-      <w:proofErr w:type="spellStart"/>
-      <w:r>
-        <w:t>public</w:t>
-      </w:r>
-      <w:proofErr w:type="spellEnd"/>
-      <w:r>
-        <w:t xml:space="preserve"> </w:t>
-      </w:r>
-      <w:proofErr w:type="spellStart"/>
-      <w:r>
-        <w:t>key</w:t>
-      </w:r>
-      <w:proofErr w:type="spellEnd"/>
-      <w:r>
-        <w:t xml:space="preserve">, </w:t>
-      </w:r>
-      <w:proofErr w:type="spellStart"/>
-      <w:r>
-        <w:t>establishing</w:t>
-      </w:r>
-      <w:proofErr w:type="spellEnd"/>
-      <w:r>
-        <w:t xml:space="preserve"> a </w:t>
-      </w:r>
-      <w:proofErr w:type="spellStart"/>
-      <w:r>
-        <w:t>secure</w:t>
-      </w:r>
-      <w:proofErr w:type="spellEnd"/>
-      <w:r>
-        <w:t xml:space="preserve"> </w:t>
-      </w:r>
-      <w:proofErr w:type="spellStart"/>
-      <w:r>
-        <w:t>communication</w:t>
-      </w:r>
-      <w:proofErr w:type="spellEnd"/>
-      <w:r>
-        <w:t xml:space="preserve"> </w:t>
-      </w:r>
-      <w:proofErr w:type="spellStart"/>
-      <w:r>
-        <w:t>channel</w:t>
-      </w:r>
-      <w:proofErr w:type="spellEnd"/>
-      <w:r>
-        <w:t>.</w:t>
-      </w:r>
-    </w:p>
-    <w:p>
-      <w:proofErr w:type="spellStart"/>
-      <w:r>
-        <w:t>The</w:t>
-      </w:r>
-      <w:proofErr w:type="spellEnd"/>
-      <w:r>
-        <w:t xml:space="preserve"> </w:t>
-      </w:r>
-      <w:proofErr w:type="spellStart"/>
-      <w:r>
-        <w:t>results</w:t>
-      </w:r>
-      <w:proofErr w:type="spellEnd"/>
-      <w:r>
-        <w:t xml:space="preserve"> </w:t>
-      </w:r>
-      <w:proofErr w:type="spellStart"/>
-      <w:r>
-        <w:t>obtained</w:t>
-      </w:r>
-      <w:proofErr w:type="spellEnd"/>
-      <w:r>
-        <w:t xml:space="preserve"> </w:t>
-      </w:r>
-      <w:proofErr w:type="spellStart"/>
-      <w:r>
-        <w:t>demonstrate</w:t>
-      </w:r>
-      <w:proofErr w:type="spellEnd"/>
-      <w:r>
-        <w:t xml:space="preserve"> </w:t>
-      </w:r>
-      <w:proofErr w:type="spellStart"/>
-      <w:r>
-        <w:t>the</w:t>
-      </w:r>
-      <w:proofErr w:type="spellEnd"/>
-      <w:r>
-        <w:t xml:space="preserve"> </w:t>
-      </w:r>
-      <w:proofErr w:type="spellStart"/>
-      <w:r>
-        <w:t>feasibility</w:t>
-      </w:r>
-      <w:proofErr w:type="spellEnd"/>
-      <w:r>
-        <w:t xml:space="preserve"> </w:t>
-      </w:r>
-      <w:proofErr w:type="spellStart"/>
-      <w:r>
-        <w:t>of</w:t>
-      </w:r>
-      <w:proofErr w:type="spellEnd"/>
-      <w:r>
-        <w:t xml:space="preserve"> </w:t>
-      </w:r>
-      <w:proofErr w:type="spellStart"/>
-      <w:r>
-        <w:t>establishing</w:t>
-      </w:r>
-      <w:proofErr w:type="spellEnd"/>
-      <w:r>
-        <w:t xml:space="preserve"> a remote-control </w:t>
-      </w:r>
-      <w:proofErr w:type="spellStart"/>
-      <w:r>
-        <w:t>infrastructure</w:t>
-      </w:r>
-      <w:proofErr w:type="spellEnd"/>
-      <w:r>
-        <w:t xml:space="preserve"> </w:t>
-      </w:r>
-      <w:proofErr w:type="spellStart"/>
-      <w:r>
-        <w:t>with</w:t>
-      </w:r>
-      <w:proofErr w:type="spellEnd"/>
-      <w:r>
-        <w:t xml:space="preserve"> </w:t>
-      </w:r>
-      <w:proofErr w:type="spellStart"/>
-      <w:r>
-        <w:t>strong</w:t>
-      </w:r>
-      <w:proofErr w:type="spellEnd"/>
-      <w:r>
-        <w:t xml:space="preserve"> </w:t>
-      </w:r>
-      <w:proofErr w:type="spellStart"/>
-      <w:r>
-        <w:t>encryption</w:t>
-      </w:r>
-      <w:proofErr w:type="spellEnd"/>
-      <w:r>
-        <w:t xml:space="preserve">. In </w:t>
-      </w:r>
-      <w:proofErr w:type="spellStart"/>
-      <w:r>
-        <w:t>conclusion</w:t>
-      </w:r>
-      <w:proofErr w:type="spellEnd"/>
-      <w:r>
-        <w:t xml:space="preserve">, </w:t>
-      </w:r>
-      <w:proofErr w:type="spellStart"/>
-      <w:r>
-        <w:t>this</w:t>
-      </w:r>
-      <w:proofErr w:type="spellEnd"/>
-      <w:r>
-        <w:t xml:space="preserve"> </w:t>
-      </w:r>
-      <w:proofErr w:type="spellStart"/>
-      <w:r>
-        <w:t>work</w:t>
-      </w:r>
-      <w:proofErr w:type="spellEnd"/>
-      <w:r>
-        <w:t xml:space="preserve"> </w:t>
-      </w:r>
-      <w:proofErr w:type="spellStart"/>
-      <w:r>
-        <w:t>highlights</w:t>
-      </w:r>
-      <w:proofErr w:type="spellEnd"/>
-      <w:r>
-        <w:t xml:space="preserve"> </w:t>
-      </w:r>
-      <w:proofErr w:type="spellStart"/>
-      <w:r>
-        <w:t>the</w:t>
-      </w:r>
-      <w:proofErr w:type="spellEnd"/>
-      <w:r>
-        <w:t xml:space="preserve"> </w:t>
-      </w:r>
-      <w:proofErr w:type="spellStart"/>
-      <w:r>
-        <w:t>importance</w:t>
-      </w:r>
-      <w:proofErr w:type="spellEnd"/>
-      <w:r>
-        <w:t xml:space="preserve"> </w:t>
-      </w:r>
-      <w:proofErr w:type="spellStart"/>
-      <w:r>
-        <w:t>of</w:t>
-      </w:r>
-      <w:proofErr w:type="spellEnd"/>
-      <w:r>
-        <w:t xml:space="preserve"> </w:t>
-      </w:r>
-      <w:proofErr w:type="spellStart"/>
-      <w:r>
-        <w:t>encryption</w:t>
-      </w:r>
-      <w:proofErr w:type="spellEnd"/>
-      <w:r>
-        <w:t xml:space="preserve"> in </w:t>
-      </w:r>
-      <w:proofErr w:type="spellStart"/>
-      <w:r>
-        <w:t>security</w:t>
-      </w:r>
-      <w:proofErr w:type="spellEnd"/>
-      <w:r>
-        <w:t xml:space="preserve"> </w:t>
-      </w:r>
-      <w:proofErr w:type="spellStart"/>
-      <w:r>
-        <w:t>auditing</w:t>
-      </w:r>
-      <w:proofErr w:type="spellEnd"/>
-      <w:r>
-        <w:t xml:space="preserve"> </w:t>
-      </w:r>
-      <w:proofErr w:type="spellStart"/>
-      <w:r>
-        <w:t>tools</w:t>
-      </w:r>
-      <w:proofErr w:type="spellEnd"/>
-      <w:r>
-        <w:t xml:space="preserve"> and </w:t>
-      </w:r>
-      <w:proofErr w:type="spellStart"/>
-      <w:r>
-        <w:t>the</w:t>
-      </w:r>
-      <w:proofErr w:type="spellEnd"/>
-      <w:r>
-        <w:t xml:space="preserve"> </w:t>
-      </w:r>
-      <w:proofErr w:type="spellStart"/>
-      <w:r>
-        <w:t>need</w:t>
-      </w:r>
-      <w:proofErr w:type="spellEnd"/>
-      <w:r>
-        <w:t xml:space="preserve"> </w:t>
-      </w:r>
-      <w:proofErr w:type="spellStart"/>
-      <w:r>
-        <w:t>to</w:t>
-      </w:r>
-      <w:proofErr w:type="spellEnd"/>
-      <w:r>
-        <w:t xml:space="preserve"> </w:t>
-      </w:r>
-      <w:proofErr w:type="spellStart"/>
-      <w:r>
-        <w:t>implement</w:t>
-      </w:r>
-      <w:proofErr w:type="spellEnd"/>
-      <w:r>
-        <w:t xml:space="preserve"> </w:t>
-      </w:r>
-      <w:proofErr w:type="spellStart"/>
-      <w:r>
-        <w:t>protection</w:t>
-      </w:r>
-      <w:proofErr w:type="spellEnd"/>
-      <w:r>
-        <w:t xml:space="preserve"> </w:t>
-      </w:r>
-      <w:proofErr w:type="spellStart"/>
-      <w:r>
-        <w:t>mechanisms</w:t>
-      </w:r>
-      <w:proofErr w:type="spellEnd"/>
-      <w:r>
-        <w:t xml:space="preserve"> in </w:t>
-      </w:r>
-      <w:proofErr w:type="spellStart"/>
-      <w:r>
-        <w:t>systems</w:t>
-      </w:r>
-      <w:proofErr w:type="spellEnd"/>
-      <w:r>
-        <w:t xml:space="preserve"> </w:t>
-      </w:r>
-      <w:proofErr w:type="spellStart"/>
-      <w:r>
-        <w:t>exposed</w:t>
-      </w:r>
-      <w:proofErr w:type="spellEnd"/>
-      <w:r>
-        <w:t xml:space="preserve"> </w:t>
-      </w:r>
-      <w:proofErr w:type="spellStart"/>
-      <w:r>
-        <w:t>to</w:t>
-      </w:r>
-      <w:proofErr w:type="spellEnd"/>
-      <w:r>
-        <w:t xml:space="preserve"> </w:t>
-      </w:r>
-      <w:proofErr w:type="spellStart"/>
-      <w:r>
-        <w:t>this</w:t>
-      </w:r>
-      <w:proofErr w:type="spellEnd"/>
-      <w:r>
-        <w:t xml:space="preserve"> </w:t>
-      </w:r>
-      <w:proofErr w:type="spellStart"/>
-      <w:r>
-        <w:t>type</w:t>
-      </w:r>
-      <w:proofErr w:type="spellEnd"/>
-      <w:r>
-        <w:t xml:space="preserve"> </w:t>
-      </w:r>
-      <w:proofErr w:type="spellStart"/>
-      <w:r>
-        <w:t>of</w:t>
-      </w:r>
-      <w:proofErr w:type="spellEnd"/>
-      <w:r>
-        <w:t xml:space="preserve"> </w:t>
-      </w:r>
-      <w:proofErr w:type="spellStart"/>
-      <w:r>
-        <w:t>threat</w:t>
-      </w:r>
-      <w:proofErr w:type="spellEnd"/>
-      <w:r>
-        <w:t>.</w:t>
-      </w:r>
-    </w:p>
-    <w:p/>
-    <w:p>
-      <w:proofErr w:type="spellStart"/>
-      <w:r>
-        <w:rPr>
-          <w:b/>
+          <w:lang w:val="en-US"/>
         </w:rPr>
         <w:t>Keywords</w:t>
       </w:r>
-      <w:proofErr w:type="spellEnd"/>
-      <w:r>
-        <w:t xml:space="preserve">: </w:t>
-      </w:r>
-      <w:proofErr w:type="spellStart"/>
-      <w:r>
-        <w:t>Cybersecurity</w:t>
-      </w:r>
-      <w:proofErr w:type="spellEnd"/>
-      <w:r>
-        <w:t xml:space="preserve">, </w:t>
-      </w:r>
-      <w:proofErr w:type="spellStart"/>
-      <w:r>
-        <w:t>Advance</w:t>
-      </w:r>
-      <w:proofErr w:type="spellEnd"/>
-      <w:r>
-        <w:t xml:space="preserve"> </w:t>
-      </w:r>
-      <w:proofErr w:type="spellStart"/>
-      <w:r>
-        <w:t>Persistent</w:t>
-      </w:r>
-      <w:proofErr w:type="spellEnd"/>
-      <w:r>
-        <w:t xml:space="preserve"> </w:t>
-      </w:r>
-      <w:proofErr w:type="spellStart"/>
-      <w:r>
-        <w:t>Threat</w:t>
-      </w:r>
-      <w:proofErr w:type="spellEnd"/>
-      <w:r>
-        <w:t xml:space="preserve">, </w:t>
-      </w:r>
-      <w:proofErr w:type="spellStart"/>
-      <w:r>
-        <w:t>Cryptography</w:t>
-      </w:r>
-      <w:proofErr w:type="spellEnd"/>
-      <w:r>
-        <w:t xml:space="preserve">, Remote Access Tool, </w:t>
-      </w:r>
-      <w:proofErr w:type="spellStart"/>
-      <w:r>
-        <w:t>Ethical</w:t>
-      </w:r>
-      <w:proofErr w:type="spellEnd"/>
-      <w:r>
-        <w:t xml:space="preserve"> Hacking. </w:t>
-      </w:r>
-      <w:r>
+      <w:r>
+        <w:rPr>
+          <w:lang w:val="en-US"/>
+        </w:rPr>
+        <w:t xml:space="preserve">: Cybersecurity, Advance Persistent Threat, Cryptography, Remote Access Tool, Ethical Hacking. </w:t>
+      </w:r>
+      <w:r>
+        <w:rPr>
+          <w:lang w:val="en-US"/>
+        </w:rPr>
         <w:br w:type="page"/>
       </w:r>
     </w:p>
@@ -4866,28 +4111,12 @@
     </w:p>
     <w:p>
       <w:r>
-        <w:t xml:space="preserve">El presente trabajo aborda el diseño, desarrollo y evaluación de una herramienta que simula el comportamiento de una amenaza persistente avanzada (APT) dentro de un entorno controlado. A diferencia de otros tipos de </w:t>
-      </w:r>
-      <w:proofErr w:type="gramStart"/>
-      <w:r>
-        <w:t>malware</w:t>
-      </w:r>
-      <w:proofErr w:type="gramEnd"/>
-      <w:r>
-        <w:t xml:space="preserve"> que buscan un impacto inmediato, las APT están diseñadas para permanecer ocultas durante largos periodos, recolectando información sensible o comprometiendo activos estratégicos. Su nivel de sofisticación y su impacto en sectores críticos justifican la necesidad de herramientas académicas que permitan estudiar su comportamiento sin generar un riesgo real.</w:t>
-      </w:r>
-    </w:p>
-    <w:p>
-      <w:r>
-        <w:t xml:space="preserve">La herramienta desarrollada simula las principales capacidades de un </w:t>
-      </w:r>
-      <w:proofErr w:type="gramStart"/>
-      <w:r>
-        <w:t>malware</w:t>
-      </w:r>
-      <w:proofErr w:type="gramEnd"/>
-      <w:r>
-        <w:t xml:space="preserve"> APT: persistencia avanzada, recolección de datos, comunicación encubierta con un servidor de comando y control (C2) y técnicas básicas de evasión. Este entorno de simulación permite analizar la eficacia de diferentes soluciones defensivas y plantea un escenario de entrenamiento para profesionales del ámbito de la ciberseguridad ofensiva y defensiva.</w:t>
+        <w:t>El presente trabajo aborda el diseño, desarrollo y evaluación de una herramienta que simula el comportamiento de una amenaza persistente avanzada (APT) dentro de un entorno controlado. A diferencia de otros tipos de malware que buscan un impacto inmediato, las APT están diseñadas para permanecer ocultas durante largos periodos, recolectando información sensible o comprometiendo activos estratégicos. Su nivel de sofisticación y su impacto en sectores críticos justifican la necesidad de herramientas académicas que permitan estudiar su comportamiento sin generar un riesgo real.</w:t>
+      </w:r>
+    </w:p>
+    <w:p>
+      <w:r>
+        <w:t>La herramienta desarrollada simula las principales capacidades de un malware APT: persistencia avanzada, recolección de datos, comunicación encubierta con un servidor de comando y control (C2) y técnicas básicas de evasión. Este entorno de simulación permite analizar la eficacia de diferentes soluciones defensivas y plantea un escenario de entrenamiento para profesionales del ámbito de la ciberseguridad ofensiva y defensiva.</w:t>
       </w:r>
       <w:r>
         <w:br/>
@@ -4936,30 +4165,14 @@
     </w:p>
     <w:p>
       <w:r>
-        <w:t xml:space="preserve">Las herramientas tradicionales de detección de </w:t>
-      </w:r>
-      <w:proofErr w:type="gramStart"/>
-      <w:r>
-        <w:t>malware</w:t>
-      </w:r>
-      <w:proofErr w:type="gramEnd"/>
-      <w:r>
-        <w:t xml:space="preserve"> suelen fallar frente a amenazas APT, debido a su enfoque evasivo y su comportamiento en apariencia benigno. Los sistemas actuales carecen de entornos de entrenamiento que simulen la complejidad de una APT sin comprometer la seguridad del entorno productivo.</w:t>
+        <w:t>Las herramientas tradicionales de detección de malware suelen fallar frente a amenazas APT, debido a su enfoque evasivo y su comportamiento en apariencia benigno. Los sistemas actuales carecen de entornos de entrenamiento que simulen la complejidad de una APT sin comprometer la seguridad del entorno productivo.</w:t>
       </w:r>
       <w:r>
         <w:br/>
       </w:r>
       <w:r>
         <w:br/>
-        <w:t xml:space="preserve">El presente trabajo propone como solución el desarrollo de una herramienta académica que simule un </w:t>
-      </w:r>
-      <w:proofErr w:type="gramStart"/>
-      <w:r>
-        <w:t>malware</w:t>
-      </w:r>
-      <w:proofErr w:type="gramEnd"/>
-      <w:r>
-        <w:t xml:space="preserve"> tipo APT. Dicha herramienta incluirá funcionalidades típicas de estas amenazas: ejecución oculta, persistencia, recopilación de información y comunicación remota cifrada. Su diseño se realizará siguiendo los principios de seguridad, evitando cualquier capacidad destructiva o fuera de control.</w:t>
+        <w:t>El presente trabajo propone como solución el desarrollo de una herramienta académica que simule un malware tipo APT. Dicha herramienta incluirá funcionalidades típicas de estas amenazas: ejecución oculta, persistencia, recopilación de información y comunicación remota cifrada. Su diseño se realizará siguiendo los principios de seguridad, evitando cualquier capacidad destructiva o fuera de control.</w:t>
       </w:r>
     </w:p>
     <w:p>
@@ -5095,15 +4308,7 @@
         <w:spacing w:before="0" w:after="0" w:line="240" w:lineRule="auto"/>
       </w:pPr>
       <w:r>
-        <w:t xml:space="preserve">La mayoría de los simuladores disponibles se centran en </w:t>
-      </w:r>
-      <w:proofErr w:type="gramStart"/>
-      <w:r>
-        <w:t>malware</w:t>
-      </w:r>
-      <w:proofErr w:type="gramEnd"/>
-      <w:r>
-        <w:t xml:space="preserve"> común o ataques simples. Herramientas como </w:t>
+        <w:t xml:space="preserve">La mayoría de los simuladores disponibles se centran en malware común o ataques simples. Herramientas como </w:t>
       </w:r>
       <w:proofErr w:type="spellStart"/>
       <w:r>
@@ -5154,15 +4359,7 @@
     </w:p>
     <w:p>
       <w:r>
-        <w:t xml:space="preserve">Desarrollar una herramienta que simule el comportamiento típico de un </w:t>
-      </w:r>
-      <w:proofErr w:type="gramStart"/>
-      <w:r>
-        <w:t>malware</w:t>
-      </w:r>
-      <w:proofErr w:type="gramEnd"/>
-      <w:r>
-        <w:t xml:space="preserve"> tipo APT en un entorno controlado, permitiendo evaluar su impacto y detectar posibles debilidades en las defensas actuales mediante técnicas de simulación, análisis y monitorización.</w:t>
+        <w:t>Desarrollar una herramienta que simule el comportamiento típico de un malware tipo APT en un entorno controlado, permitiendo evaluar su impacto y detectar posibles debilidades en las defensas actuales mediante técnicas de simulación, análisis y monitorización.</w:t>
       </w:r>
     </w:p>
     <w:p>
@@ -5271,15 +4468,7 @@
         <w:t>Simular distintos escenarios de intrusión y persistencia</w:t>
       </w:r>
       <w:r>
-        <w:t xml:space="preserve"> en un entorno seguro, documentando el comportamiento del </w:t>
-      </w:r>
-      <w:proofErr w:type="gramStart"/>
-      <w:r>
-        <w:t>malware</w:t>
-      </w:r>
-      <w:proofErr w:type="gramEnd"/>
-      <w:r>
-        <w:t xml:space="preserve"> ante distintas condiciones del sistema anfitrión.</w:t>
+        <w:t xml:space="preserve"> en un entorno seguro, documentando el comportamiento del malware ante distintas condiciones del sistema anfitrión.</w:t>
       </w:r>
     </w:p>
     <w:p>
@@ -5372,15 +4561,7 @@
         <w:spacing w:before="0" w:after="0" w:line="240" w:lineRule="auto"/>
       </w:pPr>
       <w:r>
-        <w:t xml:space="preserve">Identificación de las funcionalidades esenciales que debe poseer un </w:t>
-      </w:r>
-      <w:proofErr w:type="gramStart"/>
-      <w:r>
-        <w:t>malware</w:t>
-      </w:r>
-      <w:proofErr w:type="gramEnd"/>
-      <w:r>
-        <w:t xml:space="preserve"> APT: persistencia, sigilo, control remoto y recolección de información.</w:t>
+        <w:t>Identificación de las funcionalidades esenciales que debe poseer un malware APT: persistencia, sigilo, control remoto y recolección de información.</w:t>
       </w:r>
     </w:p>
     <w:p>
@@ -5392,15 +4573,7 @@
         <w:spacing w:before="0" w:after="0" w:line="240" w:lineRule="auto"/>
       </w:pPr>
       <w:r>
-        <w:t xml:space="preserve">Revisión bibliográfica sobre técnicas de intrusión, </w:t>
-      </w:r>
-      <w:proofErr w:type="gramStart"/>
-      <w:r>
-        <w:t>malware</w:t>
-      </w:r>
-      <w:proofErr w:type="gramEnd"/>
-      <w:r>
-        <w:t xml:space="preserve"> avanzado y herramientas similares de auditoría.</w:t>
+        <w:t>Revisión bibliográfica sobre técnicas de intrusión, malware avanzado y herramientas similares de auditoría.</w:t>
       </w:r>
     </w:p>
     <w:p>
@@ -5705,6 +4878,539 @@
       </w:r>
     </w:p>
     <w:p/>
+    <w:p>
+      <w:pPr>
+        <w:pStyle w:val="Ttulo1"/>
+      </w:pPr>
+      <w:r>
+        <w:lastRenderedPageBreak/>
+        <w:t>DEsarrollo específico de la contribución</w:t>
+      </w:r>
+    </w:p>
+    <w:p>
+      <w:r>
+        <w:t xml:space="preserve">En este bloque se presenta de forma detallada la principal contribución de este Trabajo Fin de Máster: el </w:t>
+      </w:r>
+      <w:r>
+        <w:t>desarrollo de una herramienta software que simula el funcionamiento de un malware tipo Remote Access Trojan (RAT), que hemos denominado Infiltrator. La herramienta ha sido concebida como una plataforma de pruebas para estudiar técnicas de acceso remoto, persistencia, recolección de información y evasión de detección, dentro de un entorno controlado y con fines exclusivamente académicos.</w:t>
+      </w:r>
+    </w:p>
+    <w:p>
+      <w:r>
+        <w:t xml:space="preserve">El desarrollo de esta herramienta no persigue su uso malicioso, sino que pretende ofrecer un enfoque técnico y práctico que permita comprender cómo operan este tipo de amenazas en escenarios reales, aportando valor al ámbito de la ciberseguridad desde una perspectiva defensiva. La aplicación se ha diseñado en lenguaje C# bajo el </w:t>
+      </w:r>
+      <w:proofErr w:type="spellStart"/>
+      <w:r>
+        <w:t>framework</w:t>
+      </w:r>
+      <w:proofErr w:type="spellEnd"/>
+      <w:r>
+        <w:t xml:space="preserve"> .NET y consta de dos módulos principales: un servidor de control y un cliente agente que simula el equipo comprometido.</w:t>
+      </w:r>
+    </w:p>
+    <w:p>
+      <w:r>
+        <w:t>Este capítulo se estructura en tres secciones. En primer lugar, se identifican los requisitos funcionales y no funcionales del sistema, así como el contexto y el problema que se busca abordar. A continuación, se describe en detalle la herramienta desarrollada, desde el proceso de desarrollo hasta su arquitectura interna, ilustrada mediante diagramas y capturas de pantalla. Finalmente, se presenta una evaluación cualitativa de la herramienta, enfocada en su usabilidad, estabilidad y aplicabilidad como recurso formativo o de análisis en el estudio de amenazas tipo APT.</w:t>
+      </w:r>
+    </w:p>
+    <w:p>
+      <w:pPr>
+        <w:pStyle w:val="Ttulo2"/>
+        <w:numPr>
+          <w:ilvl w:val="0"/>
+          <w:numId w:val="0"/>
+        </w:numPr>
+      </w:pPr>
+      <w:r>
+        <w:t>4.1</w:t>
+      </w:r>
+      <w:r>
+        <w:t xml:space="preserve"> tipo </w:t>
+      </w:r>
+      <w:r>
+        <w:t>2</w:t>
+      </w:r>
+      <w:r>
+        <w:t xml:space="preserve">. </w:t>
+      </w:r>
+      <w:r>
+        <w:t>Desarrollo de software</w:t>
+      </w:r>
+    </w:p>
+    <w:p>
+      <w:pPr>
+        <w:pStyle w:val="Ttulo3"/>
+      </w:pPr>
+      <w:r>
+        <w:t>Identificación de requisitos</w:t>
+      </w:r>
+    </w:p>
+    <w:p>
+      <w:r>
+        <w:t xml:space="preserve">Comenzamos este proyecto con la idea de que actualmente, muchos laboratorios académicos y entornos formativos en ciberseguridad carecen de recursos realistas y funcionales para analizar cómo se comportan los malware tipo RAT en escenarios simulados. </w:t>
+      </w:r>
+      <w:r>
+        <w:t>El uso de muestras reales en entornos de formación conlleva riesgos legales, éticos y operacionales. Frente a esto, surge la necesidad de diseñar una herramienta propia y controlada, con funcionalidades equiparables a las de un malware real, pero desarrollada con fines educativos e investigativos.</w:t>
+      </w:r>
+    </w:p>
+    <w:p>
+      <w:pPr>
+        <w:rPr>
+          <w:rStyle w:val="Textoennegrita"/>
+        </w:rPr>
+      </w:pPr>
+    </w:p>
+    <w:p>
+      <w:pPr>
+        <w:rPr>
+          <w:rStyle w:val="Textoennegrita"/>
+        </w:rPr>
+      </w:pPr>
+      <w:r>
+        <w:rPr>
+          <w:rStyle w:val="Textoennegrita"/>
+        </w:rPr>
+        <w:lastRenderedPageBreak/>
+        <w:t>Contexto de uso</w:t>
+      </w:r>
+    </w:p>
+    <w:p>
+      <w:r>
+        <w:t>Este desarrollo se enmarca en un contexto académico, dentro de un entorno aislado y seguro, sin conexión a redes productivas ni a Internet. El sistema puede utilizarse en universidades, centros de formación técnica o laboratorios de análisis de malware, como recurso para la formación de especialistas en ciberseguridad y para la experimentación con mecanismos de detección y respuesta ante amenazas.</w:t>
+      </w:r>
+    </w:p>
+    <w:p>
+      <w:pPr>
+        <w:rPr>
+          <w:rStyle w:val="Textoennegrita"/>
+        </w:rPr>
+      </w:pPr>
+      <w:r>
+        <w:rPr>
+          <w:rStyle w:val="Textoennegrita"/>
+        </w:rPr>
+        <w:t>Participación de expertos</w:t>
+      </w:r>
+    </w:p>
+    <w:p>
+      <w:r>
+        <w:t xml:space="preserve">Durante la definición de los requisitos y el diseño funcional de la herramienta, se ha contado con la supervisión del director del TFG, con experiencia en el ámbito de la ingeniería informática y los sistemas de mando y control. Asimismo, se han revisado informes técnicos y documentación de análisis forense de </w:t>
+      </w:r>
+      <w:proofErr w:type="spellStart"/>
+      <w:r>
+        <w:t>APTs</w:t>
+      </w:r>
+      <w:proofErr w:type="spellEnd"/>
+      <w:r>
+        <w:t xml:space="preserve"> reales, publicados por empresas especializadas como </w:t>
+      </w:r>
+      <w:proofErr w:type="spellStart"/>
+      <w:r>
+        <w:t>FireEye</w:t>
+      </w:r>
+      <w:proofErr w:type="spellEnd"/>
+      <w:r>
+        <w:t>, Kaspersky, MITRE ATT&amp;CK, entre otras, con el objetivo de replicar comportamientos legítimos de malware y estructurar una arquitectura modular y extensible.</w:t>
+      </w:r>
+    </w:p>
+    <w:p>
+      <w:pPr>
+        <w:rPr>
+          <w:rStyle w:val="Textoennegrita"/>
+        </w:rPr>
+      </w:pPr>
+      <w:r>
+        <w:rPr>
+          <w:rStyle w:val="Textoennegrita"/>
+        </w:rPr>
+        <w:t>Requisitos funcionales</w:t>
+      </w:r>
+    </w:p>
+    <w:p>
+      <w:pPr>
+        <w:rPr>
+          <w:rStyle w:val="Textoennegrita"/>
+          <w:b w:val="0"/>
+          <w:bCs w:val="0"/>
+        </w:rPr>
+      </w:pPr>
+      <w:r>
+        <w:rPr>
+          <w:rStyle w:val="Textoennegrita"/>
+          <w:b w:val="0"/>
+          <w:bCs w:val="0"/>
+        </w:rPr>
+        <w:t>Los requisitos funcionales que hemos identificado para la herramienta son los siguientes:</w:t>
+      </w:r>
+    </w:p>
+    <w:p>
+      <w:pPr>
+        <w:pStyle w:val="Prrafodelista"/>
+        <w:numPr>
+          <w:ilvl w:val="0"/>
+          <w:numId w:val="6"/>
+        </w:numPr>
+        <w:rPr>
+          <w:rStyle w:val="Textoennegrita"/>
+          <w:b w:val="0"/>
+          <w:bCs w:val="0"/>
+        </w:rPr>
+      </w:pPr>
+      <w:r>
+        <w:rPr>
+          <w:rStyle w:val="Textoennegrita"/>
+        </w:rPr>
+        <w:t>RF01</w:t>
+      </w:r>
+      <w:r>
+        <w:rPr>
+          <w:rStyle w:val="Textoennegrita"/>
+          <w:b w:val="0"/>
+          <w:bCs w:val="0"/>
+        </w:rPr>
+        <w:t>: El sistema debe permitir establecer una conexión TCP entre un cliente y el servidor.</w:t>
+      </w:r>
+    </w:p>
+    <w:p>
+      <w:pPr>
+        <w:pStyle w:val="Prrafodelista"/>
+        <w:numPr>
+          <w:ilvl w:val="0"/>
+          <w:numId w:val="6"/>
+        </w:numPr>
+        <w:rPr>
+          <w:rStyle w:val="Textoennegrita"/>
+          <w:b w:val="0"/>
+          <w:bCs w:val="0"/>
+        </w:rPr>
+      </w:pPr>
+      <w:r>
+        <w:rPr>
+          <w:rStyle w:val="Textoennegrita"/>
+        </w:rPr>
+        <w:t>RF02</w:t>
+      </w:r>
+      <w:r>
+        <w:rPr>
+          <w:rStyle w:val="Textoennegrita"/>
+          <w:b w:val="0"/>
+          <w:bCs w:val="0"/>
+        </w:rPr>
+        <w:t>: El cliente debe enviar al servidor información del sistema (IP, nombre del equipo, usuario, versión SO, RAM, CPU, GPU, etc.).</w:t>
+      </w:r>
+    </w:p>
+    <w:p>
+      <w:pPr>
+        <w:pStyle w:val="Prrafodelista"/>
+        <w:numPr>
+          <w:ilvl w:val="0"/>
+          <w:numId w:val="6"/>
+        </w:numPr>
+        <w:rPr>
+          <w:rStyle w:val="Textoennegrita"/>
+          <w:b w:val="0"/>
+          <w:bCs w:val="0"/>
+        </w:rPr>
+      </w:pPr>
+      <w:r>
+        <w:rPr>
+          <w:rStyle w:val="Textoennegrita"/>
+        </w:rPr>
+        <w:t>RF03</w:t>
+      </w:r>
+      <w:r>
+        <w:rPr>
+          <w:rStyle w:val="Textoennegrita"/>
+          <w:b w:val="0"/>
+          <w:bCs w:val="0"/>
+        </w:rPr>
+        <w:t>: El servidor debe poder enviar comandos al cliente y recibir la salida en tiempo real.</w:t>
+      </w:r>
+    </w:p>
+    <w:p>
+      <w:pPr>
+        <w:pStyle w:val="Prrafodelista"/>
+        <w:numPr>
+          <w:ilvl w:val="0"/>
+          <w:numId w:val="6"/>
+        </w:numPr>
+        <w:rPr>
+          <w:rStyle w:val="Textoennegrita"/>
+          <w:b w:val="0"/>
+          <w:bCs w:val="0"/>
+        </w:rPr>
+      </w:pPr>
+      <w:r>
+        <w:rPr>
+          <w:rStyle w:val="Textoennegrita"/>
+        </w:rPr>
+        <w:t>RF04</w:t>
+      </w:r>
+      <w:r>
+        <w:rPr>
+          <w:rStyle w:val="Textoennegrita"/>
+          <w:b w:val="0"/>
+          <w:bCs w:val="0"/>
+        </w:rPr>
+        <w:t>: El cliente debe ser capaz de capturar entradas del teclado (</w:t>
+      </w:r>
+      <w:proofErr w:type="spellStart"/>
+      <w:r>
+        <w:rPr>
+          <w:rStyle w:val="Textoennegrita"/>
+          <w:b w:val="0"/>
+          <w:bCs w:val="0"/>
+        </w:rPr>
+        <w:t>keylogger</w:t>
+      </w:r>
+      <w:proofErr w:type="spellEnd"/>
+      <w:r>
+        <w:rPr>
+          <w:rStyle w:val="Textoennegrita"/>
+          <w:b w:val="0"/>
+          <w:bCs w:val="0"/>
+        </w:rPr>
+        <w:t>).</w:t>
+      </w:r>
+    </w:p>
+    <w:p>
+      <w:pPr>
+        <w:pStyle w:val="Prrafodelista"/>
+        <w:numPr>
+          <w:ilvl w:val="0"/>
+          <w:numId w:val="6"/>
+        </w:numPr>
+        <w:rPr>
+          <w:rStyle w:val="Textoennegrita"/>
+          <w:b w:val="0"/>
+          <w:bCs w:val="0"/>
+        </w:rPr>
+      </w:pPr>
+      <w:r>
+        <w:rPr>
+          <w:rStyle w:val="Textoennegrita"/>
+        </w:rPr>
+        <w:t>RF05</w:t>
+      </w:r>
+      <w:r>
+        <w:rPr>
+          <w:rStyle w:val="Textoennegrita"/>
+          <w:b w:val="0"/>
+          <w:bCs w:val="0"/>
+        </w:rPr>
+        <w:t>: El cliente y el servidor deben permitir la transferencia de archivos bilateralmente.</w:t>
+      </w:r>
+    </w:p>
+    <w:p>
+      <w:pPr>
+        <w:pStyle w:val="Prrafodelista"/>
+        <w:numPr>
+          <w:ilvl w:val="0"/>
+          <w:numId w:val="6"/>
+        </w:numPr>
+        <w:rPr>
+          <w:rStyle w:val="Textoennegrita"/>
+          <w:b w:val="0"/>
+          <w:bCs w:val="0"/>
+        </w:rPr>
+      </w:pPr>
+      <w:r>
+        <w:rPr>
+          <w:rStyle w:val="Textoennegrita"/>
+        </w:rPr>
+        <w:t>RF06</w:t>
+      </w:r>
+      <w:r>
+        <w:rPr>
+          <w:rStyle w:val="Textoennegrita"/>
+          <w:b w:val="0"/>
+          <w:bCs w:val="0"/>
+        </w:rPr>
+        <w:t>: El sistema debe implementar un cifrado híbrido (RSA/AES) para proteger las comunicaciones.</w:t>
+      </w:r>
+    </w:p>
+    <w:p>
+      <w:pPr>
+        <w:rPr>
+          <w:rStyle w:val="Textoennegrita"/>
+        </w:rPr>
+      </w:pPr>
+      <w:r>
+        <w:rPr>
+          <w:rStyle w:val="Textoennegrita"/>
+        </w:rPr>
+        <w:t>Requisitos no funcionales</w:t>
+      </w:r>
+    </w:p>
+    <w:p>
+      <w:pPr>
+        <w:pStyle w:val="Prrafodelista"/>
+        <w:numPr>
+          <w:ilvl w:val="0"/>
+          <w:numId w:val="7"/>
+        </w:numPr>
+        <w:rPr>
+          <w:b/>
+          <w:bCs/>
+        </w:rPr>
+      </w:pPr>
+      <w:r>
+        <w:rPr>
+          <w:b/>
+          <w:bCs/>
+        </w:rPr>
+        <w:t xml:space="preserve">RNF01: </w:t>
+      </w:r>
+      <w:r>
+        <w:t>La herramienta debe ejecutarse únicamente en entornos Windows.</w:t>
+      </w:r>
+    </w:p>
+    <w:p>
+      <w:pPr>
+        <w:pStyle w:val="Prrafodelista"/>
+        <w:numPr>
+          <w:ilvl w:val="0"/>
+          <w:numId w:val="7"/>
+        </w:numPr>
+        <w:rPr>
+          <w:b/>
+          <w:bCs/>
+        </w:rPr>
+      </w:pPr>
+      <w:r>
+        <w:rPr>
+          <w:b/>
+          <w:bCs/>
+        </w:rPr>
+        <w:lastRenderedPageBreak/>
+        <w:t xml:space="preserve">RNF02: </w:t>
+      </w:r>
+      <w:r>
+        <w:t>La interfaz del servidor debe ser gráfica y permitir la gestión de múltiples clientes.</w:t>
+      </w:r>
+    </w:p>
+    <w:p>
+      <w:pPr>
+        <w:pStyle w:val="Prrafodelista"/>
+        <w:numPr>
+          <w:ilvl w:val="0"/>
+          <w:numId w:val="7"/>
+        </w:numPr>
+        <w:rPr>
+          <w:b/>
+          <w:bCs/>
+        </w:rPr>
+      </w:pPr>
+      <w:r>
+        <w:rPr>
+          <w:b/>
+          <w:bCs/>
+        </w:rPr>
+        <w:t xml:space="preserve">RNF03: </w:t>
+      </w:r>
+      <w:r>
+        <w:t>El sistema debe evitar técnicas invasivas o destructivas, garantizando la seguridad del entorno de prueba.</w:t>
+      </w:r>
+    </w:p>
+    <w:p>
+      <w:pPr>
+        <w:pStyle w:val="Prrafodelista"/>
+        <w:numPr>
+          <w:ilvl w:val="0"/>
+          <w:numId w:val="7"/>
+        </w:numPr>
+        <w:rPr>
+          <w:b/>
+          <w:bCs/>
+        </w:rPr>
+      </w:pPr>
+      <w:r>
+        <w:rPr>
+          <w:b/>
+          <w:bCs/>
+        </w:rPr>
+        <w:t xml:space="preserve">RNF04: </w:t>
+      </w:r>
+      <w:r>
+        <w:t>La arquitectura debe estar diseñada para facilitar la futura integración de nuevos módulos.</w:t>
+      </w:r>
+    </w:p>
+    <w:p>
+      <w:r>
+        <w:t xml:space="preserve">Este conjunto de requisitos ha guiado el proceso de diseño y desarrollo de </w:t>
+      </w:r>
+      <w:r>
+        <w:rPr>
+          <w:i/>
+          <w:iCs/>
+        </w:rPr>
+        <w:t>Infiltrator</w:t>
+      </w:r>
+      <w:r>
+        <w:t>, garantizando la viabilidad, aplicabilidad y seguridad del experimento en el marco de este trabajo.</w:t>
+      </w:r>
+    </w:p>
+    <w:p>
+      <w:pPr>
+        <w:pStyle w:val="Ttulo3"/>
+        <w:rPr>
+          <w:rStyle w:val="Textoennegrita"/>
+          <w:b/>
+          <w:bCs/>
+        </w:rPr>
+      </w:pPr>
+      <w:r>
+        <w:rPr>
+          <w:rStyle w:val="Textoennegrita"/>
+          <w:b/>
+          <w:bCs/>
+        </w:rPr>
+        <w:t>Descripción detallada de la herramienta software desarrollada</w:t>
+      </w:r>
+    </w:p>
+    <w:p>
+      <w:r>
+        <w:t xml:space="preserve">La herramienta desarrollada, denominada Infiltrator Project, es una implementación funcional de un malware RAT, diseñada para operar en entornos controlados con fines académicos y de investigación. El sistema se compone de dos módulos principales: el cliente (implantado en la máquina objetivo) y el servidor de control (C2), encargado de la gestión de sesiones y el </w:t>
+      </w:r>
+      <w:proofErr w:type="spellStart"/>
+      <w:r>
+        <w:t>envio</w:t>
+      </w:r>
+      <w:proofErr w:type="spellEnd"/>
+      <w:r>
+        <w:t xml:space="preserve"> de instrucciones.</w:t>
+      </w:r>
+    </w:p>
+    <w:p>
+      <w:pPr>
+        <w:rPr>
+          <w:rStyle w:val="Textoennegrita"/>
+        </w:rPr>
+      </w:pPr>
+      <w:r>
+        <w:rPr>
+          <w:rStyle w:val="Textoennegrita"/>
+        </w:rPr>
+        <w:t>Fases del desarrollo</w:t>
+      </w:r>
+    </w:p>
+    <w:p>
+      <w:pPr>
+        <w:rPr>
+          <w:rStyle w:val="Textoennegrita"/>
+          <w:b w:val="0"/>
+          <w:bCs w:val="0"/>
+        </w:rPr>
+      </w:pPr>
+    </w:p>
+    <w:p>
+      <w:pPr>
+        <w:pStyle w:val="Ttulo1"/>
+      </w:pPr>
+      <w:r>
+        <w:t>conclusiones y trabajo futuro</w:t>
+      </w:r>
+    </w:p>
     <w:sectPr>
       <w:headerReference w:type="first" r:id="rId12"/>
       <w:pgSz w:w="11906" w:h="16838"/>
@@ -5934,27 +5640,7 @@
         <w:sz w:val="20"/>
         <w:szCs w:val="20"/>
       </w:rPr>
-      <w:t xml:space="preserve">Análisis y desarrollo de un </w:t>
-    </w:r>
-    <w:proofErr w:type="gramStart"/>
-    <w:r>
-      <w:rPr>
-        <w:rFonts w:ascii="Calibri" w:eastAsia="Calibri" w:hAnsi="Calibri"/>
-        <w:color w:val="000000"/>
-        <w:sz w:val="20"/>
-        <w:szCs w:val="20"/>
-      </w:rPr>
-      <w:t>malware</w:t>
-    </w:r>
-    <w:proofErr w:type="gramEnd"/>
-    <w:r>
-      <w:rPr>
-        <w:rFonts w:ascii="Calibri" w:eastAsia="Calibri" w:hAnsi="Calibri"/>
-        <w:color w:val="000000"/>
-        <w:sz w:val="20"/>
-        <w:szCs w:val="20"/>
-      </w:rPr>
-      <w:t xml:space="preserve"> APT</w:t>
+      <w:t>Análisis y desarrollo de un malware APT</w:t>
     </w:r>
   </w:p>
 </w:hdr>
@@ -6467,6 +6153,232 @@
       </w:rPr>
     </w:lvl>
   </w:abstractNum>
+  <w:abstractNum w:abstractNumId="4" w15:restartNumberingAfterBreak="0">
+    <w:nsid w:val="4DFD3A75"/>
+    <w:multiLevelType w:val="hybridMultilevel"/>
+    <w:tmpl w:val="D66C9348"/>
+    <w:lvl w:ilvl="0" w:tplc="0C0A0001">
+      <w:start w:val="1"/>
+      <w:numFmt w:val="bullet"/>
+      <w:lvlText w:val=""/>
+      <w:lvlJc w:val="left"/>
+      <w:pPr>
+        <w:ind w:left="720" w:hanging="360"/>
+      </w:pPr>
+      <w:rPr>
+        <w:rFonts w:ascii="Symbol" w:hAnsi="Symbol" w:hint="default"/>
+      </w:rPr>
+    </w:lvl>
+    <w:lvl w:ilvl="1" w:tplc="0C0A0003" w:tentative="1">
+      <w:start w:val="1"/>
+      <w:numFmt w:val="bullet"/>
+      <w:lvlText w:val="o"/>
+      <w:lvlJc w:val="left"/>
+      <w:pPr>
+        <w:ind w:left="1440" w:hanging="360"/>
+      </w:pPr>
+      <w:rPr>
+        <w:rFonts w:ascii="Courier New" w:hAnsi="Courier New" w:cs="Courier New" w:hint="default"/>
+      </w:rPr>
+    </w:lvl>
+    <w:lvl w:ilvl="2" w:tplc="0C0A0005" w:tentative="1">
+      <w:start w:val="1"/>
+      <w:numFmt w:val="bullet"/>
+      <w:lvlText w:val=""/>
+      <w:lvlJc w:val="left"/>
+      <w:pPr>
+        <w:ind w:left="2160" w:hanging="360"/>
+      </w:pPr>
+      <w:rPr>
+        <w:rFonts w:ascii="Wingdings" w:hAnsi="Wingdings" w:hint="default"/>
+      </w:rPr>
+    </w:lvl>
+    <w:lvl w:ilvl="3" w:tplc="0C0A0001" w:tentative="1">
+      <w:start w:val="1"/>
+      <w:numFmt w:val="bullet"/>
+      <w:lvlText w:val=""/>
+      <w:lvlJc w:val="left"/>
+      <w:pPr>
+        <w:ind w:left="2880" w:hanging="360"/>
+      </w:pPr>
+      <w:rPr>
+        <w:rFonts w:ascii="Symbol" w:hAnsi="Symbol" w:hint="default"/>
+      </w:rPr>
+    </w:lvl>
+    <w:lvl w:ilvl="4" w:tplc="0C0A0003" w:tentative="1">
+      <w:start w:val="1"/>
+      <w:numFmt w:val="bullet"/>
+      <w:lvlText w:val="o"/>
+      <w:lvlJc w:val="left"/>
+      <w:pPr>
+        <w:ind w:left="3600" w:hanging="360"/>
+      </w:pPr>
+      <w:rPr>
+        <w:rFonts w:ascii="Courier New" w:hAnsi="Courier New" w:cs="Courier New" w:hint="default"/>
+      </w:rPr>
+    </w:lvl>
+    <w:lvl w:ilvl="5" w:tplc="0C0A0005" w:tentative="1">
+      <w:start w:val="1"/>
+      <w:numFmt w:val="bullet"/>
+      <w:lvlText w:val=""/>
+      <w:lvlJc w:val="left"/>
+      <w:pPr>
+        <w:ind w:left="4320" w:hanging="360"/>
+      </w:pPr>
+      <w:rPr>
+        <w:rFonts w:ascii="Wingdings" w:hAnsi="Wingdings" w:hint="default"/>
+      </w:rPr>
+    </w:lvl>
+    <w:lvl w:ilvl="6" w:tplc="0C0A0001" w:tentative="1">
+      <w:start w:val="1"/>
+      <w:numFmt w:val="bullet"/>
+      <w:lvlText w:val=""/>
+      <w:lvlJc w:val="left"/>
+      <w:pPr>
+        <w:ind w:left="5040" w:hanging="360"/>
+      </w:pPr>
+      <w:rPr>
+        <w:rFonts w:ascii="Symbol" w:hAnsi="Symbol" w:hint="default"/>
+      </w:rPr>
+    </w:lvl>
+    <w:lvl w:ilvl="7" w:tplc="0C0A0003" w:tentative="1">
+      <w:start w:val="1"/>
+      <w:numFmt w:val="bullet"/>
+      <w:lvlText w:val="o"/>
+      <w:lvlJc w:val="left"/>
+      <w:pPr>
+        <w:ind w:left="5760" w:hanging="360"/>
+      </w:pPr>
+      <w:rPr>
+        <w:rFonts w:ascii="Courier New" w:hAnsi="Courier New" w:cs="Courier New" w:hint="default"/>
+      </w:rPr>
+    </w:lvl>
+    <w:lvl w:ilvl="8" w:tplc="0C0A0005" w:tentative="1">
+      <w:start w:val="1"/>
+      <w:numFmt w:val="bullet"/>
+      <w:lvlText w:val=""/>
+      <w:lvlJc w:val="left"/>
+      <w:pPr>
+        <w:ind w:left="6480" w:hanging="360"/>
+      </w:pPr>
+      <w:rPr>
+        <w:rFonts w:ascii="Wingdings" w:hAnsi="Wingdings" w:hint="default"/>
+      </w:rPr>
+    </w:lvl>
+  </w:abstractNum>
+  <w:abstractNum w:abstractNumId="5" w15:restartNumberingAfterBreak="0">
+    <w:nsid w:val="5CFE3D91"/>
+    <w:multiLevelType w:val="hybridMultilevel"/>
+    <w:tmpl w:val="673A814A"/>
+    <w:lvl w:ilvl="0" w:tplc="0C0A0001">
+      <w:start w:val="1"/>
+      <w:numFmt w:val="bullet"/>
+      <w:lvlText w:val=""/>
+      <w:lvlJc w:val="left"/>
+      <w:pPr>
+        <w:ind w:left="720" w:hanging="360"/>
+      </w:pPr>
+      <w:rPr>
+        <w:rFonts w:ascii="Symbol" w:hAnsi="Symbol" w:hint="default"/>
+      </w:rPr>
+    </w:lvl>
+    <w:lvl w:ilvl="1" w:tplc="0C0A0003" w:tentative="1">
+      <w:start w:val="1"/>
+      <w:numFmt w:val="bullet"/>
+      <w:lvlText w:val="o"/>
+      <w:lvlJc w:val="left"/>
+      <w:pPr>
+        <w:ind w:left="1440" w:hanging="360"/>
+      </w:pPr>
+      <w:rPr>
+        <w:rFonts w:ascii="Courier New" w:hAnsi="Courier New" w:cs="Courier New" w:hint="default"/>
+      </w:rPr>
+    </w:lvl>
+    <w:lvl w:ilvl="2" w:tplc="0C0A0005" w:tentative="1">
+      <w:start w:val="1"/>
+      <w:numFmt w:val="bullet"/>
+      <w:lvlText w:val=""/>
+      <w:lvlJc w:val="left"/>
+      <w:pPr>
+        <w:ind w:left="2160" w:hanging="360"/>
+      </w:pPr>
+      <w:rPr>
+        <w:rFonts w:ascii="Wingdings" w:hAnsi="Wingdings" w:hint="default"/>
+      </w:rPr>
+    </w:lvl>
+    <w:lvl w:ilvl="3" w:tplc="0C0A0001" w:tentative="1">
+      <w:start w:val="1"/>
+      <w:numFmt w:val="bullet"/>
+      <w:lvlText w:val=""/>
+      <w:lvlJc w:val="left"/>
+      <w:pPr>
+        <w:ind w:left="2880" w:hanging="360"/>
+      </w:pPr>
+      <w:rPr>
+        <w:rFonts w:ascii="Symbol" w:hAnsi="Symbol" w:hint="default"/>
+      </w:rPr>
+    </w:lvl>
+    <w:lvl w:ilvl="4" w:tplc="0C0A0003" w:tentative="1">
+      <w:start w:val="1"/>
+      <w:numFmt w:val="bullet"/>
+      <w:lvlText w:val="o"/>
+      <w:lvlJc w:val="left"/>
+      <w:pPr>
+        <w:ind w:left="3600" w:hanging="360"/>
+      </w:pPr>
+      <w:rPr>
+        <w:rFonts w:ascii="Courier New" w:hAnsi="Courier New" w:cs="Courier New" w:hint="default"/>
+      </w:rPr>
+    </w:lvl>
+    <w:lvl w:ilvl="5" w:tplc="0C0A0005" w:tentative="1">
+      <w:start w:val="1"/>
+      <w:numFmt w:val="bullet"/>
+      <w:lvlText w:val=""/>
+      <w:lvlJc w:val="left"/>
+      <w:pPr>
+        <w:ind w:left="4320" w:hanging="360"/>
+      </w:pPr>
+      <w:rPr>
+        <w:rFonts w:ascii="Wingdings" w:hAnsi="Wingdings" w:hint="default"/>
+      </w:rPr>
+    </w:lvl>
+    <w:lvl w:ilvl="6" w:tplc="0C0A0001" w:tentative="1">
+      <w:start w:val="1"/>
+      <w:numFmt w:val="bullet"/>
+      <w:lvlText w:val=""/>
+      <w:lvlJc w:val="left"/>
+      <w:pPr>
+        <w:ind w:left="5040" w:hanging="360"/>
+      </w:pPr>
+      <w:rPr>
+        <w:rFonts w:ascii="Symbol" w:hAnsi="Symbol" w:hint="default"/>
+      </w:rPr>
+    </w:lvl>
+    <w:lvl w:ilvl="7" w:tplc="0C0A0003" w:tentative="1">
+      <w:start w:val="1"/>
+      <w:numFmt w:val="bullet"/>
+      <w:lvlText w:val="o"/>
+      <w:lvlJc w:val="left"/>
+      <w:pPr>
+        <w:ind w:left="5760" w:hanging="360"/>
+      </w:pPr>
+      <w:rPr>
+        <w:rFonts w:ascii="Courier New" w:hAnsi="Courier New" w:cs="Courier New" w:hint="default"/>
+      </w:rPr>
+    </w:lvl>
+    <w:lvl w:ilvl="8" w:tplc="0C0A0005" w:tentative="1">
+      <w:start w:val="1"/>
+      <w:numFmt w:val="bullet"/>
+      <w:lvlText w:val=""/>
+      <w:lvlJc w:val="left"/>
+      <w:pPr>
+        <w:ind w:left="6480" w:hanging="360"/>
+      </w:pPr>
+      <w:rPr>
+        <w:rFonts w:ascii="Wingdings" w:hAnsi="Wingdings" w:hint="default"/>
+      </w:rPr>
+    </w:lvl>
+  </w:abstractNum>
   <w:num w:numId="1" w16cid:durableId="1682276140">
     <w:abstractNumId w:val="0"/>
   </w:num>
@@ -6508,6 +6420,12 @@
     <w:lvlOverride w:ilvl="8">
       <w:startOverride w:val="1"/>
     </w:lvlOverride>
+  </w:num>
+  <w:num w:numId="6" w16cid:durableId="272637835">
+    <w:abstractNumId w:val="4"/>
+  </w:num>
+  <w:num w:numId="7" w16cid:durableId="1018699636">
+    <w:abstractNumId w:val="5"/>
   </w:num>
 </w:numbering>
 </file>
@@ -6974,7 +6892,6 @@
     <w:next w:val="Normal"/>
     <w:link w:val="Ttulo3Car"/>
     <w:uiPriority w:val="9"/>
-    <w:semiHidden/>
     <w:unhideWhenUsed/>
     <w:qFormat/>
     <w:rsid w:val="000D09A0"/>
@@ -7138,7 +7055,6 @@
   <w:style w:type="character" w:default="1" w:styleId="Fuentedeprrafopredeter">
     <w:name w:val="Default Paragraph Font"/>
     <w:uiPriority w:val="1"/>
-    <w:semiHidden/>
     <w:unhideWhenUsed/>
   </w:style>
   <w:style w:type="table" w:default="1" w:styleId="Tablanormal">
@@ -8218,9 +8134,7 @@
       <w:tblStyleRowBandSize w:val="1"/>
       <w:tblStyleColBandSize w:val="1"/>
       <w:tblCellMar>
-        <w:top w:w="0" w:type="dxa"/>
         <w:left w:w="108" w:type="dxa"/>
-        <w:bottom w:w="0" w:type="dxa"/>
         <w:right w:w="108" w:type="dxa"/>
       </w:tblCellMar>
     </w:tblPr>
@@ -8231,9 +8145,7 @@
       <w:tblStyleRowBandSize w:val="1"/>
       <w:tblStyleColBandSize w:val="1"/>
       <w:tblCellMar>
-        <w:top w:w="0" w:type="dxa"/>
         <w:left w:w="108" w:type="dxa"/>
-        <w:bottom w:w="0" w:type="dxa"/>
         <w:right w:w="108" w:type="dxa"/>
       </w:tblCellMar>
     </w:tblPr>
@@ -8288,6 +8200,17 @@
         <w:shd w:val="clear" w:color="auto" w:fill="DEEBF6"/>
       </w:tcPr>
     </w:tblStylePr>
+  </w:style>
+  <w:style w:type="character" w:styleId="Textoennegrita">
+    <w:name w:val="Strong"/>
+    <w:basedOn w:val="Fuentedeprrafopredeter"/>
+    <w:uiPriority w:val="22"/>
+    <w:qFormat/>
+    <w:rsid w:val="008A6311"/>
+    <w:rPr>
+      <w:b/>
+      <w:bCs/>
+    </w:rPr>
   </w:style>
 </w:styles>
 </file>

--- a/Documentación/tfm.docx
+++ b/Documentación/tfm.docx
@@ -4406,15 +4406,7 @@
         <w:t>Incorporar funcionalidades típicas de un APT</w:t>
       </w:r>
       <w:r>
-        <w:t>, tales como: captura de pulsaciones de teclado (</w:t>
-      </w:r>
-      <w:proofErr w:type="spellStart"/>
-      <w:r>
-        <w:t>keylogger</w:t>
-      </w:r>
-      <w:proofErr w:type="spellEnd"/>
-      <w:r>
-        <w:t>), ejecución remota de comandos, transferencia de archivos entre cliente y servidor, recogida de información del sistema y supervisión del contenido del portapapeles o la ventana activa.</w:t>
+        <w:t>, tales como: captura de pulsaciones de teclado (keylogger), ejecución remota de comandos, transferencia de archivos entre cliente y servidor, recogida de información del sistema y supervisión del contenido del portapapeles o la ventana activa.</w:t>
       </w:r>
     </w:p>
     <w:p>
@@ -4629,15 +4621,7 @@
         <w:spacing w:before="0" w:after="0" w:line="240" w:lineRule="auto"/>
       </w:pPr>
       <w:r>
-        <w:t xml:space="preserve">Definición de los módulos del cliente: </w:t>
-      </w:r>
-      <w:proofErr w:type="spellStart"/>
-      <w:r>
-        <w:t>keylogger</w:t>
-      </w:r>
-      <w:proofErr w:type="spellEnd"/>
-      <w:r>
-        <w:t>, gestión de comandos, explorador de archivos, sistema de información del host, etc.</w:t>
+        <w:t>Definición de los módulos del cliente: keylogger, gestión de comandos, explorador de archivos, sistema de información del host, etc.</w:t>
       </w:r>
     </w:p>
     <w:p>
@@ -4994,23 +4978,7 @@
     </w:p>
     <w:p>
       <w:r>
-        <w:t xml:space="preserve">Durante la definición de los requisitos y el diseño funcional de la herramienta, se ha contado con la supervisión del director del TFG, con experiencia en el ámbito de la ingeniería informática y los sistemas de mando y control. Asimismo, se han revisado informes técnicos y documentación de análisis forense de </w:t>
-      </w:r>
-      <w:proofErr w:type="spellStart"/>
-      <w:r>
-        <w:t>APTs</w:t>
-      </w:r>
-      <w:proofErr w:type="spellEnd"/>
-      <w:r>
-        <w:t xml:space="preserve"> reales, publicados por empresas especializadas como </w:t>
-      </w:r>
-      <w:proofErr w:type="spellStart"/>
-      <w:r>
-        <w:t>FireEye</w:t>
-      </w:r>
-      <w:proofErr w:type="spellEnd"/>
-      <w:r>
-        <w:t>, Kaspersky, MITRE ATT&amp;CK, entre otras, con el objetivo de replicar comportamientos legítimos de malware y estructurar una arquitectura modular y extensible.</w:t>
+        <w:t>Durante la definición de los requisitos y el diseño funcional de la herramienta, se ha contado con la supervisión del director del TFG, con experiencia en el ámbito de la ingeniería informática y los sistemas de mando y control. Asimismo, se han revisado informes técnicos y documentación de análisis forense de APTs reales, publicados por empresas especializadas como FireEye, Kaspersky, MITRE ATT&amp;CK, entre otras, con el objetivo de replicar comportamientos legítimos de malware y estructurar una arquitectura modular y extensible.</w:t>
       </w:r>
     </w:p>
     <w:p>
@@ -5152,25 +5120,7 @@
           <w:b w:val="0"/>
           <w:bCs w:val="0"/>
         </w:rPr>
-        <w:t>: El cliente debe ser capaz de capturar entradas del teclado (</w:t>
-      </w:r>
-      <w:proofErr w:type="spellStart"/>
-      <w:r>
-        <w:rPr>
-          <w:rStyle w:val="Textoennegrita"/>
-          <w:b w:val="0"/>
-          <w:bCs w:val="0"/>
-        </w:rPr>
-        <w:t>keylogger</w:t>
-      </w:r>
-      <w:proofErr w:type="spellEnd"/>
-      <w:r>
-        <w:rPr>
-          <w:rStyle w:val="Textoennegrita"/>
-          <w:b w:val="0"/>
-          <w:bCs w:val="0"/>
-        </w:rPr>
-        <w:t>).</w:t>
+        <w:t>: El cliente debe ser capaz de capturar entradas del teclado (keylogger).</w:t>
       </w:r>
     </w:p>
     <w:p>
@@ -5372,11 +5322,9 @@
       <w:r>
         <w:t xml:space="preserve">La herramienta desarrollada, denominada Infiltrator Project, es una implementación funcional de un malware RAT, diseñada para operar en entornos controlados con fines académicos y de investigación. El sistema se compone de dos módulos principales: el cliente (implantado en la máquina objetivo) y el servidor de control (C2), encargado de la gestión de sesiones y el </w:t>
       </w:r>
-      <w:proofErr w:type="spellStart"/>
-      <w:r>
-        <w:t>envio</w:t>
-      </w:r>
-      <w:proofErr w:type="spellEnd"/>
+      <w:r>
+        <w:t>envío</w:t>
+      </w:r>
       <w:r>
         <w:t xml:space="preserve"> de instrucciones.</w:t>
       </w:r>
@@ -5402,6 +5350,482 @@
           <w:bCs w:val="0"/>
         </w:rPr>
       </w:pPr>
+      <w:r>
+        <w:rPr>
+          <w:rStyle w:val="Textoennegrita"/>
+          <w:b w:val="0"/>
+          <w:bCs w:val="0"/>
+        </w:rPr>
+        <w:t>Dividimos el desarrollo en las siguientes iteraciones o etapas:</w:t>
+      </w:r>
+    </w:p>
+    <w:p>
+      <w:pPr>
+        <w:pStyle w:val="Prrafodelista"/>
+        <w:numPr>
+          <w:ilvl w:val="0"/>
+          <w:numId w:val="8"/>
+        </w:numPr>
+        <w:rPr>
+          <w:rStyle w:val="Textoennegrita"/>
+        </w:rPr>
+      </w:pPr>
+      <w:r>
+        <w:rPr>
+          <w:rStyle w:val="Textoennegrita"/>
+        </w:rPr>
+        <w:t>Análisis de requisitos y diseño del sistema</w:t>
+      </w:r>
+    </w:p>
+    <w:p>
+      <w:pPr>
+        <w:pStyle w:val="Prrafodelista"/>
+        <w:numPr>
+          <w:ilvl w:val="1"/>
+          <w:numId w:val="8"/>
+        </w:numPr>
+        <w:rPr>
+          <w:rStyle w:val="Textoennegrita"/>
+          <w:b w:val="0"/>
+          <w:bCs w:val="0"/>
+        </w:rPr>
+      </w:pPr>
+      <w:r>
+        <w:rPr>
+          <w:rStyle w:val="Textoennegrita"/>
+          <w:b w:val="0"/>
+          <w:bCs w:val="0"/>
+        </w:rPr>
+        <w:t>Estudio de técnicas utilizadas en amenazas reales.</w:t>
+      </w:r>
+    </w:p>
+    <w:p>
+      <w:pPr>
+        <w:pStyle w:val="Prrafodelista"/>
+        <w:numPr>
+          <w:ilvl w:val="1"/>
+          <w:numId w:val="8"/>
+        </w:numPr>
+        <w:rPr>
+          <w:rStyle w:val="Textoennegrita"/>
+          <w:b w:val="0"/>
+          <w:bCs w:val="0"/>
+        </w:rPr>
+      </w:pPr>
+      <w:r>
+        <w:rPr>
+          <w:rStyle w:val="Textoennegrita"/>
+          <w:b w:val="0"/>
+          <w:bCs w:val="0"/>
+        </w:rPr>
+        <w:t>Diseño de una arquitectura cliente-servidor basada en sockets TCP.</w:t>
+      </w:r>
+    </w:p>
+    <w:p>
+      <w:pPr>
+        <w:pStyle w:val="Prrafodelista"/>
+        <w:numPr>
+          <w:ilvl w:val="1"/>
+          <w:numId w:val="8"/>
+        </w:numPr>
+        <w:rPr>
+          <w:rStyle w:val="Textoennegrita"/>
+          <w:b w:val="0"/>
+          <w:bCs w:val="0"/>
+        </w:rPr>
+      </w:pPr>
+      <w:r>
+        <w:rPr>
+          <w:rStyle w:val="Textoennegrita"/>
+          <w:b w:val="0"/>
+          <w:bCs w:val="0"/>
+        </w:rPr>
+        <w:t>Definición de protocolos de comunicación personalizados.</w:t>
+      </w:r>
+    </w:p>
+    <w:p>
+      <w:pPr>
+        <w:pStyle w:val="Prrafodelista"/>
+        <w:numPr>
+          <w:ilvl w:val="0"/>
+          <w:numId w:val="8"/>
+        </w:numPr>
+        <w:rPr>
+          <w:rStyle w:val="Textoennegrita"/>
+        </w:rPr>
+      </w:pPr>
+      <w:r>
+        <w:rPr>
+          <w:rStyle w:val="Textoennegrita"/>
+        </w:rPr>
+        <w:t>Desarrollo del servidor</w:t>
+      </w:r>
+    </w:p>
+    <w:p>
+      <w:pPr>
+        <w:pStyle w:val="Prrafodelista"/>
+        <w:numPr>
+          <w:ilvl w:val="1"/>
+          <w:numId w:val="8"/>
+        </w:numPr>
+      </w:pPr>
+      <w:r>
+        <w:t xml:space="preserve">Implementado en </w:t>
+      </w:r>
+      <w:r>
+        <w:rPr>
+          <w:b/>
+          <w:bCs/>
+        </w:rPr>
+        <w:t>C#</w:t>
+      </w:r>
+      <w:r>
+        <w:t xml:space="preserve"> con interfaz gráfica en </w:t>
+      </w:r>
+      <w:r>
+        <w:rPr>
+          <w:b/>
+          <w:bCs/>
+        </w:rPr>
+        <w:t>Windows Forms</w:t>
+      </w:r>
+      <w:r>
+        <w:t>.</w:t>
+      </w:r>
+    </w:p>
+    <w:p>
+      <w:pPr>
+        <w:pStyle w:val="Prrafodelista"/>
+        <w:numPr>
+          <w:ilvl w:val="1"/>
+          <w:numId w:val="8"/>
+        </w:numPr>
+      </w:pPr>
+      <w:r>
+        <w:t>Módulo de escucha (listener) para gestionar múltiples conexiones TCP.</w:t>
+      </w:r>
+    </w:p>
+    <w:p>
+      <w:pPr>
+        <w:pStyle w:val="Prrafodelista"/>
+        <w:numPr>
+          <w:ilvl w:val="1"/>
+          <w:numId w:val="8"/>
+        </w:numPr>
+      </w:pPr>
+      <w:r>
+        <w:t>Registro e identificación de clientes mediante información del sistema.</w:t>
+      </w:r>
+    </w:p>
+    <w:p>
+      <w:pPr>
+        <w:pStyle w:val="Prrafodelista"/>
+        <w:numPr>
+          <w:ilvl w:val="1"/>
+          <w:numId w:val="8"/>
+        </w:numPr>
+      </w:pPr>
+      <w:r>
+        <w:t>Gestión de sesiones activas mediante DataGridView.</w:t>
+      </w:r>
+    </w:p>
+    <w:p>
+      <w:pPr>
+        <w:pStyle w:val="Prrafodelista"/>
+        <w:numPr>
+          <w:ilvl w:val="1"/>
+          <w:numId w:val="8"/>
+        </w:numPr>
+        <w:rPr>
+          <w:rStyle w:val="Textoennegrita"/>
+          <w:b w:val="0"/>
+          <w:bCs w:val="0"/>
+        </w:rPr>
+      </w:pPr>
+      <w:r>
+        <w:rPr>
+          <w:rStyle w:val="Textoennegrita"/>
+          <w:b w:val="0"/>
+          <w:bCs w:val="0"/>
+        </w:rPr>
+        <w:t>Soporte para envío de comandos y recepción de resultados.</w:t>
+      </w:r>
+    </w:p>
+    <w:p>
+      <w:pPr>
+        <w:pStyle w:val="Prrafodelista"/>
+        <w:numPr>
+          <w:ilvl w:val="0"/>
+          <w:numId w:val="8"/>
+        </w:numPr>
+        <w:rPr>
+          <w:rStyle w:val="Textoennegrita"/>
+        </w:rPr>
+      </w:pPr>
+      <w:r>
+        <w:rPr>
+          <w:rStyle w:val="Textoennegrita"/>
+        </w:rPr>
+        <w:t>Desarrollo del cliente</w:t>
+      </w:r>
+    </w:p>
+    <w:p>
+      <w:pPr>
+        <w:pStyle w:val="Prrafodelista"/>
+        <w:numPr>
+          <w:ilvl w:val="1"/>
+          <w:numId w:val="8"/>
+        </w:numPr>
+      </w:pPr>
+      <w:r>
+        <w:t xml:space="preserve">Aplicación en </w:t>
+      </w:r>
+      <w:r>
+        <w:rPr>
+          <w:b/>
+          <w:bCs/>
+        </w:rPr>
+        <w:t>C#</w:t>
+      </w:r>
+      <w:r>
+        <w:t xml:space="preserve"> ejecutada en segundo plano</w:t>
+      </w:r>
+      <w:r>
+        <w:t xml:space="preserve"> y sin interfaz.</w:t>
+      </w:r>
+    </w:p>
+    <w:p>
+      <w:pPr>
+        <w:pStyle w:val="Prrafodelista"/>
+        <w:numPr>
+          <w:ilvl w:val="1"/>
+          <w:numId w:val="8"/>
+        </w:numPr>
+      </w:pPr>
+      <w:r>
+        <w:t>Envío de datos del sistema al servidor.</w:t>
+      </w:r>
+    </w:p>
+    <w:p>
+      <w:pPr>
+        <w:pStyle w:val="Prrafodelista"/>
+        <w:numPr>
+          <w:ilvl w:val="1"/>
+          <w:numId w:val="8"/>
+        </w:numPr>
+      </w:pPr>
+      <w:r>
+        <w:lastRenderedPageBreak/>
+        <w:t>Captura de teclado y ventanas activas.</w:t>
+      </w:r>
+    </w:p>
+    <w:p>
+      <w:pPr>
+        <w:pStyle w:val="Prrafodelista"/>
+        <w:numPr>
+          <w:ilvl w:val="1"/>
+          <w:numId w:val="8"/>
+        </w:numPr>
+      </w:pPr>
+      <w:r>
+        <w:t>Persistencia en el sistema (simulada en entorno controlado).</w:t>
+      </w:r>
+    </w:p>
+    <w:p>
+      <w:pPr>
+        <w:pStyle w:val="Prrafodelista"/>
+        <w:numPr>
+          <w:ilvl w:val="1"/>
+          <w:numId w:val="8"/>
+        </w:numPr>
+        <w:rPr>
+          <w:rStyle w:val="Textoennegrita"/>
+          <w:b w:val="0"/>
+          <w:bCs w:val="0"/>
+        </w:rPr>
+      </w:pPr>
+      <w:r>
+        <w:t xml:space="preserve">Recepción de comandos, ejecución local y respuesta al servidor </w:t>
+      </w:r>
+    </w:p>
+    <w:p>
+      <w:pPr>
+        <w:pStyle w:val="Prrafodelista"/>
+        <w:numPr>
+          <w:ilvl w:val="0"/>
+          <w:numId w:val="8"/>
+        </w:numPr>
+        <w:rPr>
+          <w:rStyle w:val="Textoennegrita"/>
+        </w:rPr>
+      </w:pPr>
+      <w:r>
+        <w:rPr>
+          <w:rStyle w:val="Textoennegrita"/>
+        </w:rPr>
+        <w:t>Implementación de seguridad en las comunicaciones y funciones</w:t>
+      </w:r>
+    </w:p>
+    <w:p>
+      <w:pPr>
+        <w:pStyle w:val="Prrafodelista"/>
+        <w:numPr>
+          <w:ilvl w:val="1"/>
+          <w:numId w:val="8"/>
+        </w:numPr>
+        <w:rPr>
+          <w:b/>
+          <w:bCs/>
+        </w:rPr>
+      </w:pPr>
+      <w:r>
+        <w:t>Cifrado híbrido AES/RSA para proteger la comunicación cliente-servidor.</w:t>
+      </w:r>
+    </w:p>
+    <w:p>
+      <w:pPr>
+        <w:pStyle w:val="Prrafodelista"/>
+        <w:numPr>
+          <w:ilvl w:val="1"/>
+          <w:numId w:val="8"/>
+        </w:numPr>
+        <w:rPr>
+          <w:b/>
+          <w:bCs/>
+        </w:rPr>
+      </w:pPr>
+      <w:r>
+        <w:t>Intercambio de clave pública del servidor durante la conexión inicial</w:t>
+      </w:r>
+      <w:r>
+        <w:t>.</w:t>
+      </w:r>
+    </w:p>
+    <w:p>
+      <w:pPr>
+        <w:pStyle w:val="Prrafodelista"/>
+        <w:numPr>
+          <w:ilvl w:val="1"/>
+          <w:numId w:val="8"/>
+        </w:numPr>
+        <w:rPr>
+          <w:rStyle w:val="Textoennegrita"/>
+        </w:rPr>
+      </w:pPr>
+      <w:r>
+        <w:t>Cifrado simétrico de los mensajes con clave AES compartida</w:t>
+      </w:r>
+      <w:r>
+        <w:rPr>
+          <w:b/>
+          <w:bCs/>
+        </w:rPr>
+        <w:t>.</w:t>
+      </w:r>
+    </w:p>
+    <w:p>
+      <w:pPr>
+        <w:pStyle w:val="Prrafodelista"/>
+        <w:numPr>
+          <w:ilvl w:val="0"/>
+          <w:numId w:val="8"/>
+        </w:numPr>
+        <w:rPr>
+          <w:rStyle w:val="Textoennegrita"/>
+        </w:rPr>
+      </w:pPr>
+      <w:r>
+        <w:rPr>
+          <w:rStyle w:val="Textoennegrita"/>
+        </w:rPr>
+        <w:t>Pruebas y validación</w:t>
+      </w:r>
+    </w:p>
+    <w:p>
+      <w:pPr>
+        <w:pStyle w:val="Prrafodelista"/>
+        <w:numPr>
+          <w:ilvl w:val="1"/>
+          <w:numId w:val="8"/>
+        </w:numPr>
+        <w:rPr>
+          <w:b/>
+          <w:bCs/>
+        </w:rPr>
+      </w:pPr>
+      <w:r>
+        <w:t>Se desplegó el sistema en máquinas virtuales aisladas.</w:t>
+      </w:r>
+    </w:p>
+    <w:p>
+      <w:pPr>
+        <w:pStyle w:val="Prrafodelista"/>
+        <w:numPr>
+          <w:ilvl w:val="1"/>
+          <w:numId w:val="8"/>
+        </w:numPr>
+      </w:pPr>
+      <w:r>
+        <w:t>Se realizaron pruebas de conexión, ejecución de comandos y captura de datos.</w:t>
+      </w:r>
+    </w:p>
+    <w:p>
+      <w:pPr>
+        <w:pStyle w:val="Prrafodelista"/>
+        <w:numPr>
+          <w:ilvl w:val="1"/>
+          <w:numId w:val="8"/>
+        </w:numPr>
+        <w:rPr>
+          <w:b/>
+          <w:bCs/>
+        </w:rPr>
+      </w:pPr>
+      <w:r>
+        <w:t>Se verificó la robustez del sistema ante múltiples sesiones concurrentes</w:t>
+      </w:r>
+      <w:r>
+        <w:t>.</w:t>
+      </w:r>
+    </w:p>
+    <w:p>
+      <w:r>
+        <w:t>A continuación, explicaremos cada etapa de desarrollo:</w:t>
+      </w:r>
+    </w:p>
+    <w:p>
+      <w:pPr>
+        <w:rPr>
+          <w:rStyle w:val="Textoennegrita"/>
+          <w:u w:val="single"/>
+        </w:rPr>
+      </w:pPr>
+      <w:r>
+        <w:rPr>
+          <w:rStyle w:val="Textoennegrita"/>
+          <w:u w:val="single"/>
+        </w:rPr>
+        <w:t>Análisis de requisitos y diseño del sistema</w:t>
+      </w:r>
+    </w:p>
+    <w:p/>
+    <w:p>
+      <w:pPr>
+        <w:pStyle w:val="Ttulo3"/>
+        <w:rPr>
+          <w:rStyle w:val="Textoennegrita"/>
+          <w:b/>
+          <w:bCs/>
+        </w:rPr>
+      </w:pPr>
+      <w:r>
+        <w:rPr>
+          <w:rStyle w:val="Textoennegrita"/>
+          <w:b/>
+          <w:bCs/>
+        </w:rPr>
+        <w:t>Evaluación</w:t>
+      </w:r>
     </w:p>
     <w:p>
       <w:pPr>
@@ -5640,7 +6064,27 @@
         <w:sz w:val="20"/>
         <w:szCs w:val="20"/>
       </w:rPr>
-      <w:t>Análisis y desarrollo de un malware APT</w:t>
+      <w:t xml:space="preserve">Análisis y desarrollo de un </w:t>
+    </w:r>
+    <w:proofErr w:type="gramStart"/>
+    <w:r>
+      <w:rPr>
+        <w:rFonts w:ascii="Calibri" w:eastAsia="Calibri" w:hAnsi="Calibri"/>
+        <w:color w:val="000000"/>
+        <w:sz w:val="20"/>
+        <w:szCs w:val="20"/>
+      </w:rPr>
+      <w:t>malware</w:t>
+    </w:r>
+    <w:proofErr w:type="gramEnd"/>
+    <w:r>
+      <w:rPr>
+        <w:rFonts w:ascii="Calibri" w:eastAsia="Calibri" w:hAnsi="Calibri"/>
+        <w:color w:val="000000"/>
+        <w:sz w:val="20"/>
+        <w:szCs w:val="20"/>
+      </w:rPr>
+      <w:t xml:space="preserve"> APT</w:t>
     </w:r>
   </w:p>
 </w:hdr>
@@ -6379,6 +6823,95 @@
       </w:rPr>
     </w:lvl>
   </w:abstractNum>
+  <w:abstractNum w:abstractNumId="6" w15:restartNumberingAfterBreak="0">
+    <w:nsid w:val="61873B69"/>
+    <w:multiLevelType w:val="multilevel"/>
+    <w:tmpl w:val="EC36630E"/>
+    <w:lvl w:ilvl="0">
+      <w:start w:val="1"/>
+      <w:numFmt w:val="decimal"/>
+      <w:lvlText w:val="%1."/>
+      <w:lvlJc w:val="left"/>
+      <w:pPr>
+        <w:ind w:left="360" w:hanging="360"/>
+      </w:pPr>
+    </w:lvl>
+    <w:lvl w:ilvl="1">
+      <w:start w:val="1"/>
+      <w:numFmt w:val="bullet"/>
+      <w:lvlText w:val=""/>
+      <w:lvlJc w:val="left"/>
+      <w:pPr>
+        <w:ind w:left="720" w:hanging="360"/>
+      </w:pPr>
+      <w:rPr>
+        <w:rFonts w:ascii="Symbol" w:hAnsi="Symbol" w:hint="default"/>
+      </w:rPr>
+    </w:lvl>
+    <w:lvl w:ilvl="2">
+      <w:start w:val="1"/>
+      <w:numFmt w:val="decimal"/>
+      <w:lvlText w:val="%1.%2.%3."/>
+      <w:lvlJc w:val="left"/>
+      <w:pPr>
+        <w:ind w:left="1224" w:hanging="504"/>
+      </w:pPr>
+    </w:lvl>
+    <w:lvl w:ilvl="3">
+      <w:start w:val="1"/>
+      <w:numFmt w:val="decimal"/>
+      <w:lvlText w:val="%1.%2.%3.%4."/>
+      <w:lvlJc w:val="left"/>
+      <w:pPr>
+        <w:ind w:left="1728" w:hanging="648"/>
+      </w:pPr>
+    </w:lvl>
+    <w:lvl w:ilvl="4">
+      <w:start w:val="1"/>
+      <w:numFmt w:val="decimal"/>
+      <w:lvlText w:val="%1.%2.%3.%4.%5."/>
+      <w:lvlJc w:val="left"/>
+      <w:pPr>
+        <w:ind w:left="2232" w:hanging="792"/>
+      </w:pPr>
+    </w:lvl>
+    <w:lvl w:ilvl="5">
+      <w:start w:val="1"/>
+      <w:numFmt w:val="decimal"/>
+      <w:lvlText w:val="%1.%2.%3.%4.%5.%6."/>
+      <w:lvlJc w:val="left"/>
+      <w:pPr>
+        <w:ind w:left="2736" w:hanging="936"/>
+      </w:pPr>
+    </w:lvl>
+    <w:lvl w:ilvl="6">
+      <w:start w:val="1"/>
+      <w:numFmt w:val="decimal"/>
+      <w:lvlText w:val="%1.%2.%3.%4.%5.%6.%7."/>
+      <w:lvlJc w:val="left"/>
+      <w:pPr>
+        <w:ind w:left="3240" w:hanging="1080"/>
+      </w:pPr>
+    </w:lvl>
+    <w:lvl w:ilvl="7">
+      <w:start w:val="1"/>
+      <w:numFmt w:val="decimal"/>
+      <w:lvlText w:val="%1.%2.%3.%4.%5.%6.%7.%8."/>
+      <w:lvlJc w:val="left"/>
+      <w:pPr>
+        <w:ind w:left="3744" w:hanging="1224"/>
+      </w:pPr>
+    </w:lvl>
+    <w:lvl w:ilvl="8">
+      <w:start w:val="1"/>
+      <w:numFmt w:val="decimal"/>
+      <w:lvlText w:val="%1.%2.%3.%4.%5.%6.%7.%8.%9."/>
+      <w:lvlJc w:val="left"/>
+      <w:pPr>
+        <w:ind w:left="4320" w:hanging="1440"/>
+      </w:pPr>
+    </w:lvl>
+  </w:abstractNum>
   <w:num w:numId="1" w16cid:durableId="1682276140">
     <w:abstractNumId w:val="0"/>
   </w:num>
@@ -6426,6 +6959,9 @@
   </w:num>
   <w:num w:numId="7" w16cid:durableId="1018699636">
     <w:abstractNumId w:val="5"/>
+  </w:num>
+  <w:num w:numId="8" w16cid:durableId="75593124">
+    <w:abstractNumId w:val="6"/>
   </w:num>
 </w:numbering>
 </file>

--- a/Documentación/tfm.docx
+++ b/Documentación/tfm.docx
@@ -12044,7 +12044,7 @@
       </w:r>
       <w:proofErr w:type="spellEnd"/>
       <w:r>
-        <w:t>, que se encarga de abrir un puerto determinado —configurable, siendo el 443 el valor predeterminado— y aceptar conexiones entrantes de forma asíncrona. Esta aproximación permite mantener una elevada concurrencia sin comprometer la capacidad de respuesta del sistema. Cada cliente que establece una conexión es gestionado en un hilo independiente o mediante tareas asincrónicas, lo que evita bloqueos en la interfaz y garantiza una experiencia fluida al operador.</w:t>
+        <w:t>, que se encarga de abrir un puerto determinado —configurable, siendo el 443 el valor predeterminado y aceptar conexiones entrantes de forma asíncrona. Esta aproximación permite mantener una elevada concurrencia sin comprometer la capacidad de respuesta del sistema. Cada cliente que establece una conexión es gestionado en un hilo independiente o mediante tareas asincrónicas, lo que evita bloqueos en la interfaz y garantiza una experiencia fluida al operador.</w:t>
       </w:r>
     </w:p>
     <w:p>
@@ -12141,24 +12141,14 @@
       <w:r>
         <w:t xml:space="preserve">Ilustración </w:t>
       </w:r>
-      <w:r>
-        <w:fldChar w:fldCharType="begin"/>
-      </w:r>
-      <w:r>
-        <w:instrText xml:space="preserve"> SEQ Ilustración \* ARABIC </w:instrText>
-      </w:r>
-      <w:r>
-        <w:fldChar w:fldCharType="separate"/>
-      </w:r>
-      <w:r>
-        <w:rPr>
-          <w:noProof/>
-        </w:rPr>
-        <w:t>1</w:t>
-      </w:r>
-      <w:r>
-        <w:fldChar w:fldCharType="end"/>
-      </w:r>
+      <w:fldSimple w:instr=" SEQ Ilustración \* ARABIC ">
+        <w:r>
+          <w:rPr>
+            <w:noProof/>
+          </w:rPr>
+          <w:t>1</w:t>
+        </w:r>
+      </w:fldSimple>
       <w:r>
         <w:t>: Estructura Proyecto Servidor</w:t>
       </w:r>
@@ -12611,24 +12601,14 @@
       <w:r>
         <w:t xml:space="preserve">Ilustración </w:t>
       </w:r>
-      <w:r>
-        <w:fldChar w:fldCharType="begin"/>
-      </w:r>
-      <w:r>
-        <w:instrText xml:space="preserve"> SEQ Ilustración \* ARABIC </w:instrText>
-      </w:r>
-      <w:r>
-        <w:fldChar w:fldCharType="separate"/>
-      </w:r>
-      <w:r>
-        <w:rPr>
-          <w:noProof/>
-        </w:rPr>
-        <w:t>2</w:t>
-      </w:r>
-      <w:r>
-        <w:fldChar w:fldCharType="end"/>
-      </w:r>
+      <w:fldSimple w:instr=" SEQ Ilustración \* ARABIC ">
+        <w:r>
+          <w:rPr>
+            <w:noProof/>
+          </w:rPr>
+          <w:t>2</w:t>
+        </w:r>
+      </w:fldSimple>
       <w:r>
         <w:t>: Clase Cliente en Servidor</w:t>
       </w:r>
@@ -12660,7 +12640,25 @@
           <w:b w:val="0"/>
           <w:bCs w:val="0"/>
         </w:rPr>
-        <w:t xml:space="preserve">Dentro de este paquete tenemos dos clases, Ngrok y </w:t>
+        <w:t xml:space="preserve">Dentro de este paquete tenemos dos clases, </w:t>
+      </w:r>
+      <w:proofErr w:type="spellStart"/>
+      <w:r>
+        <w:rPr>
+          <w:rStyle w:val="Textoennegrita"/>
+          <w:b w:val="0"/>
+          <w:bCs w:val="0"/>
+        </w:rPr>
+        <w:t>Ngrok</w:t>
+      </w:r>
+      <w:proofErr w:type="spellEnd"/>
+      <w:r>
+        <w:rPr>
+          <w:rStyle w:val="Textoennegrita"/>
+          <w:b w:val="0"/>
+          <w:bCs w:val="0"/>
+        </w:rPr>
+        <w:t xml:space="preserve"> y </w:t>
       </w:r>
       <w:proofErr w:type="spellStart"/>
       <w:r>
@@ -12960,24 +12958,14 @@
       <w:r>
         <w:t xml:space="preserve">Ilustración </w:t>
       </w:r>
-      <w:r>
-        <w:fldChar w:fldCharType="begin"/>
-      </w:r>
-      <w:r>
-        <w:instrText xml:space="preserve"> SEQ Ilustración \* ARABIC </w:instrText>
-      </w:r>
-      <w:r>
-        <w:fldChar w:fldCharType="separate"/>
-      </w:r>
-      <w:r>
-        <w:rPr>
-          <w:noProof/>
-        </w:rPr>
-        <w:t>3</w:t>
-      </w:r>
-      <w:r>
-        <w:fldChar w:fldCharType="end"/>
-      </w:r>
+      <w:fldSimple w:instr=" SEQ Ilustración \* ARABIC ">
+        <w:r>
+          <w:rPr>
+            <w:noProof/>
+          </w:rPr>
+          <w:t>3</w:t>
+        </w:r>
+      </w:fldSimple>
       <w:r>
         <w:t>: Clase Ngrok Servidor</w:t>
       </w:r>
@@ -13179,6 +13167,7 @@
           <w:rStyle w:val="Textoennegrita"/>
           <w:b w:val="0"/>
           <w:bCs w:val="0"/>
+          <w:noProof/>
         </w:rPr>
         <w:drawing>
           <wp:inline distT="0" distB="0" distL="0" distR="0" wp14:anchorId="3A9574FC" wp14:editId="2E550E91">
@@ -13228,24 +13217,14 @@
       <w:r>
         <w:t xml:space="preserve">Ilustración </w:t>
       </w:r>
-      <w:r>
-        <w:fldChar w:fldCharType="begin"/>
-      </w:r>
-      <w:r>
-        <w:instrText xml:space="preserve"> SEQ Ilustración \* ARABIC </w:instrText>
-      </w:r>
-      <w:r>
-        <w:fldChar w:fldCharType="separate"/>
-      </w:r>
-      <w:r>
-        <w:rPr>
-          <w:noProof/>
-        </w:rPr>
-        <w:t>4</w:t>
-      </w:r>
-      <w:r>
-        <w:fldChar w:fldCharType="end"/>
-      </w:r>
+      <w:fldSimple w:instr=" SEQ Ilustración \* ARABIC ">
+        <w:r>
+          <w:rPr>
+            <w:noProof/>
+          </w:rPr>
+          <w:t>4</w:t>
+        </w:r>
+      </w:fldSimple>
       <w:r>
         <w:t xml:space="preserve">: Variables </w:t>
       </w:r>
@@ -13481,15 +13460,7 @@
         <w:t xml:space="preserve"> </w:t>
       </w:r>
       <w:r>
-        <w:t xml:space="preserve">Instancia del sistema de </w:t>
-      </w:r>
-      <w:proofErr w:type="spellStart"/>
-      <w:r>
-        <w:t>logging</w:t>
-      </w:r>
-      <w:proofErr w:type="spellEnd"/>
-      <w:r>
-        <w:t xml:space="preserve"> personalizado. Se encarga de registrar eventos, errores y acciones relevantes del servidor.</w:t>
+        <w:t>Instancia del sistema de logging personalizado. Se encarga de registrar eventos, errores y acciones relevantes del servidor.</w:t>
       </w:r>
     </w:p>
     <w:p>
@@ -13538,6 +13509,9 @@
         <w:jc w:val="center"/>
       </w:pPr>
       <w:r>
+        <w:rPr>
+          <w:noProof/>
+        </w:rPr>
         <w:drawing>
           <wp:inline distT="0" distB="0" distL="0" distR="0" wp14:anchorId="4320645C" wp14:editId="2C48FF7C">
             <wp:extent cx="4467225" cy="1349377"/>
@@ -13583,24 +13557,14 @@
       <w:r>
         <w:t xml:space="preserve">Ilustración </w:t>
       </w:r>
-      <w:r>
-        <w:fldChar w:fldCharType="begin"/>
-      </w:r>
-      <w:r>
-        <w:instrText xml:space="preserve"> SEQ Ilustración \* ARABIC </w:instrText>
-      </w:r>
-      <w:r>
-        <w:fldChar w:fldCharType="separate"/>
-      </w:r>
-      <w:r>
-        <w:rPr>
-          <w:noProof/>
-        </w:rPr>
-        <w:t>5</w:t>
-      </w:r>
-      <w:r>
-        <w:fldChar w:fldCharType="end"/>
-      </w:r>
+      <w:fldSimple w:instr=" SEQ Ilustración \* ARABIC ">
+        <w:r>
+          <w:rPr>
+            <w:noProof/>
+          </w:rPr>
+          <w:t>5</w:t>
+        </w:r>
+      </w:fldSimple>
       <w:r>
         <w:t>: Función startServer</w:t>
       </w:r>
@@ -13624,7 +13588,15 @@
       </w:r>
       <w:proofErr w:type="spellEnd"/>
       <w:r>
-        <w:t>, que parsea un archivo JSON. Lanza un hilo secundario (AcceptClients) que escucha continuamente conexiones entrantes.</w:t>
+        <w:t xml:space="preserve">, que </w:t>
+      </w:r>
+      <w:proofErr w:type="spellStart"/>
+      <w:r>
+        <w:t>parsea</w:t>
+      </w:r>
+      <w:proofErr w:type="spellEnd"/>
+      <w:r>
+        <w:t xml:space="preserve"> un archivo JSON. Lanza un hilo secundario (AcceptClients) que escucha continuamente conexiones entrantes.</w:t>
       </w:r>
     </w:p>
     <w:p>
@@ -13634,6 +13606,9 @@
         <w:jc w:val="center"/>
       </w:pPr>
       <w:r>
+        <w:rPr>
+          <w:noProof/>
+        </w:rPr>
         <w:drawing>
           <wp:inline distT="0" distB="0" distL="0" distR="0" wp14:anchorId="20A398EC" wp14:editId="19B437F9">
             <wp:extent cx="3467100" cy="2552628"/>
@@ -13679,24 +13654,14 @@
       <w:r>
         <w:t xml:space="preserve">Ilustración </w:t>
       </w:r>
-      <w:r>
-        <w:fldChar w:fldCharType="begin"/>
-      </w:r>
-      <w:r>
-        <w:instrText xml:space="preserve"> SEQ Ilustración \* ARABIC </w:instrText>
-      </w:r>
-      <w:r>
-        <w:fldChar w:fldCharType="separate"/>
-      </w:r>
-      <w:r>
-        <w:rPr>
-          <w:noProof/>
-        </w:rPr>
-        <w:t>6</w:t>
-      </w:r>
-      <w:r>
-        <w:fldChar w:fldCharType="end"/>
-      </w:r>
+      <w:fldSimple w:instr=" SEQ Ilustración \* ARABIC ">
+        <w:r>
+          <w:rPr>
+            <w:noProof/>
+          </w:rPr>
+          <w:t>6</w:t>
+        </w:r>
+      </w:fldSimple>
       <w:r>
         <w:t>: Función AcceptClients</w:t>
       </w:r>
@@ -13730,6 +13695,9 @@
         <w:jc w:val="center"/>
       </w:pPr>
       <w:r>
+        <w:rPr>
+          <w:noProof/>
+        </w:rPr>
         <w:lastRenderedPageBreak/>
         <w:drawing>
           <wp:inline distT="0" distB="0" distL="0" distR="0" wp14:anchorId="629131CF" wp14:editId="5C79FCAD">
@@ -13776,24 +13744,14 @@
       <w:r>
         <w:t xml:space="preserve">Ilustración </w:t>
       </w:r>
-      <w:r>
-        <w:fldChar w:fldCharType="begin"/>
-      </w:r>
-      <w:r>
-        <w:instrText xml:space="preserve"> SEQ Ilustración \* ARABIC </w:instrText>
-      </w:r>
-      <w:r>
-        <w:fldChar w:fldCharType="separate"/>
-      </w:r>
-      <w:r>
-        <w:rPr>
-          <w:noProof/>
-        </w:rPr>
-        <w:t>7</w:t>
-      </w:r>
-      <w:r>
-        <w:fldChar w:fldCharType="end"/>
-      </w:r>
+      <w:fldSimple w:instr=" SEQ Ilustración \* ARABIC ">
+        <w:r>
+          <w:rPr>
+            <w:noProof/>
+          </w:rPr>
+          <w:t>7</w:t>
+        </w:r>
+      </w:fldSimple>
       <w:r>
         <w:t>: Función SendCommand</w:t>
       </w:r>
@@ -13850,6 +13808,9 @@
         <w:jc w:val="center"/>
       </w:pPr>
       <w:r>
+        <w:rPr>
+          <w:noProof/>
+        </w:rPr>
         <w:drawing>
           <wp:inline distT="0" distB="0" distL="0" distR="0" wp14:anchorId="0EC23C19" wp14:editId="34133AE3">
             <wp:extent cx="3371850" cy="1863765"/>
@@ -13895,24 +13856,14 @@
       <w:r>
         <w:t xml:space="preserve">Ilustración </w:t>
       </w:r>
-      <w:r>
-        <w:fldChar w:fldCharType="begin"/>
-      </w:r>
-      <w:r>
-        <w:instrText xml:space="preserve"> SEQ Ilustración \* ARABIC </w:instrText>
-      </w:r>
-      <w:r>
-        <w:fldChar w:fldCharType="separate"/>
-      </w:r>
-      <w:r>
-        <w:rPr>
-          <w:noProof/>
-        </w:rPr>
-        <w:t>8</w:t>
-      </w:r>
-      <w:r>
-        <w:fldChar w:fldCharType="end"/>
-      </w:r>
+      <w:fldSimple w:instr=" SEQ Ilustración \* ARABIC ">
+        <w:r>
+          <w:rPr>
+            <w:noProof/>
+          </w:rPr>
+          <w:t>8</w:t>
+        </w:r>
+      </w:fldSimple>
       <w:r>
         <w:t xml:space="preserve">: Función </w:t>
       </w:r>
@@ -13980,6 +13931,9 @@
         <w:jc w:val="center"/>
       </w:pPr>
       <w:r>
+        <w:rPr>
+          <w:noProof/>
+        </w:rPr>
         <w:lastRenderedPageBreak/>
         <w:drawing>
           <wp:inline distT="0" distB="0" distL="0" distR="0" wp14:anchorId="5F722789" wp14:editId="76F4D902">
@@ -14202,6 +14156,667 @@
     <w:p>
       <w:pPr>
         <w:rPr>
+          <w:rStyle w:val="Textoennegrita"/>
+        </w:rPr>
+      </w:pPr>
+      <w:r>
+        <w:rPr>
+          <w:rStyle w:val="Textoennegrita"/>
+        </w:rPr>
+        <w:t xml:space="preserve">Clase </w:t>
+      </w:r>
+      <w:proofErr w:type="spellStart"/>
+      <w:r>
+        <w:rPr>
+          <w:rStyle w:val="Textoennegrita"/>
+        </w:rPr>
+        <w:t>Protocol</w:t>
+      </w:r>
+      <w:proofErr w:type="spellEnd"/>
+    </w:p>
+    <w:p>
+      <w:pPr>
+        <w:rPr>
+          <w:rStyle w:val="Textoennegrita"/>
+          <w:b w:val="0"/>
+          <w:bCs w:val="0"/>
+        </w:rPr>
+      </w:pPr>
+      <w:r>
+        <w:t xml:space="preserve">El código define un </w:t>
+      </w:r>
+      <w:r>
+        <w:rPr>
+          <w:b/>
+          <w:bCs/>
+        </w:rPr>
+        <w:t>protocolo de comunicación</w:t>
+      </w:r>
+      <w:r>
+        <w:t xml:space="preserve"> entre el servidor y el cliente, permitiendo enviar diferentes tipos de mensajes (o comandos) a través de una red utilizando un canal específico para cada función</w:t>
+      </w:r>
+      <w:r>
+        <w:t>.</w:t>
+      </w:r>
+    </w:p>
+    <w:p>
+      <w:r>
+        <w:t xml:space="preserve">El </w:t>
+      </w:r>
+      <w:proofErr w:type="spellStart"/>
+      <w:r>
+        <w:t>enum</w:t>
+      </w:r>
+      <w:proofErr w:type="spellEnd"/>
+      <w:r>
+        <w:t xml:space="preserve"> </w:t>
+      </w:r>
+      <w:proofErr w:type="spellStart"/>
+      <w:r>
+        <w:t>Channel</w:t>
+      </w:r>
+      <w:proofErr w:type="spellEnd"/>
+      <w:r>
+        <w:t xml:space="preserve"> define los </w:t>
+      </w:r>
+      <w:r>
+        <w:rPr>
+          <w:b/>
+          <w:bCs/>
+        </w:rPr>
+        <w:t>tipos de canales</w:t>
+      </w:r>
+      <w:r>
+        <w:t xml:space="preserve"> por los que puede viajar la información, asignando un número identificador a cada uno:</w:t>
+      </w:r>
+    </w:p>
+    <w:p>
+      <w:pPr>
+        <w:numPr>
+          <w:ilvl w:val="0"/>
+          <w:numId w:val="34"/>
+        </w:numPr>
+      </w:pPr>
+      <w:r>
+        <w:t xml:space="preserve">Ejemplo: </w:t>
+      </w:r>
+      <w:proofErr w:type="spellStart"/>
+      <w:r>
+        <w:t>Main</w:t>
+      </w:r>
+      <w:proofErr w:type="spellEnd"/>
+      <w:r>
+        <w:t xml:space="preserve">, </w:t>
+      </w:r>
+      <w:proofErr w:type="spellStart"/>
+      <w:r>
+        <w:t>Keylogger</w:t>
+      </w:r>
+      <w:proofErr w:type="spellEnd"/>
+      <w:r>
+        <w:t xml:space="preserve">, File, </w:t>
+      </w:r>
+      <w:proofErr w:type="spellStart"/>
+      <w:r>
+        <w:t>Screenshot</w:t>
+      </w:r>
+      <w:proofErr w:type="spellEnd"/>
+      <w:r>
+        <w:t xml:space="preserve">, </w:t>
+      </w:r>
+      <w:proofErr w:type="spellStart"/>
+      <w:r>
+        <w:t>SystemInfo</w:t>
+      </w:r>
+      <w:proofErr w:type="spellEnd"/>
+      <w:r>
+        <w:t>, etc.</w:t>
+      </w:r>
+    </w:p>
+    <w:p>
+      <w:pPr>
+        <w:numPr>
+          <w:ilvl w:val="0"/>
+          <w:numId w:val="34"/>
+        </w:numPr>
+      </w:pPr>
+      <w:r>
+        <w:t xml:space="preserve">Así, cada mensaje que se envía puede clasificarse rápidamente según su funcionalidad (por ejemplo, datos del portapapeles, captura de pantalla, archivo, </w:t>
+      </w:r>
+      <w:proofErr w:type="spellStart"/>
+      <w:r>
+        <w:t>etc</w:t>
+      </w:r>
+      <w:proofErr w:type="spellEnd"/>
+      <w:r>
+        <w:t>).</w:t>
+      </w:r>
+    </w:p>
+    <w:p>
+      <w:pPr>
+        <w:jc w:val="center"/>
+      </w:pPr>
+      <w:r>
+        <w:rPr>
+          <w:noProof/>
+        </w:rPr>
+        <w:drawing>
+          <wp:inline distT="0" distB="0" distL="0" distR="0" wp14:anchorId="03D20268" wp14:editId="0AD67868">
+            <wp:extent cx="1622425" cy="2085975"/>
+            <wp:effectExtent l="0" t="0" r="0" b="9525"/>
+            <wp:docPr id="670062074" name="Imagen 1" descr="Texto&#10;&#10;El contenido generado por IA puede ser incorrecto."/>
+            <wp:cNvGraphicFramePr>
+              <a:graphicFrameLocks xmlns:a="http://schemas.openxmlformats.org/drawingml/2006/main" noChangeAspect="1"/>
+            </wp:cNvGraphicFramePr>
+            <a:graphic xmlns:a="http://schemas.openxmlformats.org/drawingml/2006/main">
+              <a:graphicData uri="http://schemas.openxmlformats.org/drawingml/2006/picture">
+                <pic:pic xmlns:pic="http://schemas.openxmlformats.org/drawingml/2006/picture">
+                  <pic:nvPicPr>
+                    <pic:cNvPr id="670062074" name="Imagen 1" descr="Texto&#10;&#10;El contenido generado por IA puede ser incorrecto."/>
+                    <pic:cNvPicPr/>
+                  </pic:nvPicPr>
+                  <pic:blipFill>
+                    <a:blip r:embed="rId22"/>
+                    <a:stretch>
+                      <a:fillRect/>
+                    </a:stretch>
+                  </pic:blipFill>
+                  <pic:spPr>
+                    <a:xfrm>
+                      <a:off x="0" y="0"/>
+                      <a:ext cx="1623876" cy="2087841"/>
+                    </a:xfrm>
+                    <a:prstGeom prst="rect">
+                      <a:avLst/>
+                    </a:prstGeom>
+                  </pic:spPr>
+                </pic:pic>
+              </a:graphicData>
+            </a:graphic>
+          </wp:inline>
+        </w:drawing>
+      </w:r>
+    </w:p>
+    <w:p>
+      <w:r>
+        <w:t xml:space="preserve">El método </w:t>
+      </w:r>
+      <w:proofErr w:type="spellStart"/>
+      <w:r>
+        <w:t>Send</w:t>
+      </w:r>
+      <w:proofErr w:type="spellEnd"/>
+      <w:r>
+        <w:t xml:space="preserve"> es el </w:t>
+      </w:r>
+      <w:r>
+        <w:rPr>
+          <w:b/>
+          <w:bCs/>
+        </w:rPr>
+        <w:t>encargado de enviar datos por la red</w:t>
+      </w:r>
+      <w:r>
+        <w:t xml:space="preserve"> siguiendo el siguiente formato:</w:t>
+      </w:r>
+    </w:p>
+    <w:p>
+      <w:pPr>
+        <w:numPr>
+          <w:ilvl w:val="0"/>
+          <w:numId w:val="35"/>
+        </w:numPr>
+        <w:spacing w:before="0"/>
+      </w:pPr>
+      <w:r>
+        <w:rPr>
+          <w:b/>
+          <w:bCs/>
+        </w:rPr>
+        <w:t>Cabecera de 5 bytes:</w:t>
+      </w:r>
+    </w:p>
+    <w:p>
+      <w:pPr>
+        <w:numPr>
+          <w:ilvl w:val="1"/>
+          <w:numId w:val="35"/>
+        </w:numPr>
+      </w:pPr>
+      <w:r>
+        <w:t xml:space="preserve">1er byte: Indica el canal (por ejemplo, </w:t>
+      </w:r>
+      <w:proofErr w:type="spellStart"/>
+      <w:r>
+        <w:t>Channel.File</w:t>
+      </w:r>
+      <w:proofErr w:type="spellEnd"/>
+      <w:r>
+        <w:t xml:space="preserve"> o </w:t>
+      </w:r>
+      <w:proofErr w:type="spellStart"/>
+      <w:r>
+        <w:t>Channel.Keylogger</w:t>
+      </w:r>
+      <w:proofErr w:type="spellEnd"/>
+      <w:r>
+        <w:t>).</w:t>
+      </w:r>
+    </w:p>
+    <w:p>
+      <w:pPr>
+        <w:numPr>
+          <w:ilvl w:val="1"/>
+          <w:numId w:val="35"/>
+        </w:numPr>
+        <w:spacing w:before="0"/>
+      </w:pPr>
+      <w:r>
+        <w:t xml:space="preserve">Siguientes 4 bytes: Indican la longitud (en bytes) del mensaje que va a enviarse (el </w:t>
+      </w:r>
+      <w:proofErr w:type="spellStart"/>
+      <w:r>
+        <w:t>payload</w:t>
+      </w:r>
+      <w:proofErr w:type="spellEnd"/>
+      <w:r>
+        <w:t>).</w:t>
+      </w:r>
+    </w:p>
+    <w:p>
+      <w:pPr>
+        <w:numPr>
+          <w:ilvl w:val="0"/>
+          <w:numId w:val="35"/>
+        </w:numPr>
+      </w:pPr>
+      <w:proofErr w:type="spellStart"/>
+      <w:r>
+        <w:rPr>
+          <w:b/>
+          <w:bCs/>
+        </w:rPr>
+        <w:t>Payload</w:t>
+      </w:r>
+      <w:proofErr w:type="spellEnd"/>
+      <w:r>
+        <w:rPr>
+          <w:b/>
+          <w:bCs/>
+        </w:rPr>
+        <w:t>:</w:t>
+      </w:r>
+    </w:p>
+    <w:p>
+      <w:pPr>
+        <w:numPr>
+          <w:ilvl w:val="1"/>
+          <w:numId w:val="35"/>
+        </w:numPr>
+      </w:pPr>
+      <w:r>
+        <w:t xml:space="preserve">Es la información real que se quiere transmitir (por ejemplo, un archivo, texto capturado, </w:t>
+      </w:r>
+      <w:proofErr w:type="spellStart"/>
+      <w:r>
+        <w:t>etc</w:t>
+      </w:r>
+      <w:proofErr w:type="spellEnd"/>
+      <w:r>
+        <w:t>).</w:t>
+      </w:r>
+    </w:p>
+    <w:p>
+      <w:pPr>
+        <w:jc w:val="center"/>
+      </w:pPr>
+      <w:r>
+        <w:rPr>
+          <w:noProof/>
+        </w:rPr>
+        <w:lastRenderedPageBreak/>
+        <w:drawing>
+          <wp:inline distT="0" distB="0" distL="0" distR="0" wp14:anchorId="5B91AEC8" wp14:editId="12C41602">
+            <wp:extent cx="5448300" cy="1156810"/>
+            <wp:effectExtent l="0" t="0" r="0" b="5715"/>
+            <wp:docPr id="31303779" name="Imagen 1" descr="Texto&#10;&#10;El contenido generado por IA puede ser incorrecto."/>
+            <wp:cNvGraphicFramePr>
+              <a:graphicFrameLocks xmlns:a="http://schemas.openxmlformats.org/drawingml/2006/main" noChangeAspect="1"/>
+            </wp:cNvGraphicFramePr>
+            <a:graphic xmlns:a="http://schemas.openxmlformats.org/drawingml/2006/main">
+              <a:graphicData uri="http://schemas.openxmlformats.org/drawingml/2006/picture">
+                <pic:pic xmlns:pic="http://schemas.openxmlformats.org/drawingml/2006/picture">
+                  <pic:nvPicPr>
+                    <pic:cNvPr id="31303779" name="Imagen 1" descr="Texto&#10;&#10;El contenido generado por IA puede ser incorrecto."/>
+                    <pic:cNvPicPr/>
+                  </pic:nvPicPr>
+                  <pic:blipFill>
+                    <a:blip r:embed="rId23"/>
+                    <a:stretch>
+                      <a:fillRect/>
+                    </a:stretch>
+                  </pic:blipFill>
+                  <pic:spPr>
+                    <a:xfrm>
+                      <a:off x="0" y="0"/>
+                      <a:ext cx="5453412" cy="1157895"/>
+                    </a:xfrm>
+                    <a:prstGeom prst="rect">
+                      <a:avLst/>
+                    </a:prstGeom>
+                  </pic:spPr>
+                </pic:pic>
+              </a:graphicData>
+            </a:graphic>
+          </wp:inline>
+        </w:drawing>
+      </w:r>
+    </w:p>
+    <w:p>
+      <w:pPr>
+        <w:rPr>
+          <w:b/>
+          <w:bCs/>
+        </w:rPr>
+      </w:pPr>
+      <w:r>
+        <w:rPr>
+          <w:b/>
+          <w:bCs/>
+        </w:rPr>
+        <w:t>¿Por qué es importante este esquema?</w:t>
+      </w:r>
+    </w:p>
+    <w:p>
+      <w:pPr>
+        <w:numPr>
+          <w:ilvl w:val="0"/>
+          <w:numId w:val="36"/>
+        </w:numPr>
+      </w:pPr>
+      <w:r>
+        <w:t xml:space="preserve">Permite que el receptor sepa </w:t>
+      </w:r>
+      <w:r>
+        <w:rPr>
+          <w:b/>
+          <w:bCs/>
+        </w:rPr>
+        <w:t>de antemano qué tipo de mensaje va a recibir</w:t>
+      </w:r>
+      <w:r>
+        <w:t xml:space="preserve"> y cuántos bytes tiene que leer.</w:t>
+      </w:r>
+    </w:p>
+    <w:p>
+      <w:pPr>
+        <w:numPr>
+          <w:ilvl w:val="0"/>
+          <w:numId w:val="36"/>
+        </w:numPr>
+      </w:pPr>
+      <w:r>
+        <w:t xml:space="preserve">Facilita la gestión de </w:t>
+      </w:r>
+      <w:r>
+        <w:rPr>
+          <w:b/>
+          <w:bCs/>
+        </w:rPr>
+        <w:t>múltiples funcionalidades</w:t>
+      </w:r>
+      <w:r>
+        <w:t xml:space="preserve"> (</w:t>
+      </w:r>
+      <w:proofErr w:type="spellStart"/>
+      <w:r>
+        <w:t>keylogger</w:t>
+      </w:r>
+      <w:proofErr w:type="spellEnd"/>
+      <w:r>
+        <w:t>, transferencia de archivos, captura de pantalla...) en un solo canal de comunicación.</w:t>
+      </w:r>
+    </w:p>
+    <w:p>
+      <w:pPr>
+        <w:numPr>
+          <w:ilvl w:val="0"/>
+          <w:numId w:val="36"/>
+        </w:numPr>
+      </w:pPr>
+      <w:r>
+        <w:rPr>
+          <w:b/>
+          <w:bCs/>
+        </w:rPr>
+        <w:t>Optimiza la transmisión</w:t>
+      </w:r>
+      <w:r>
+        <w:t xml:space="preserve"> de mensajes y evita confusiones o errores al reconstruir los datos recibidos.</w:t>
+      </w:r>
+    </w:p>
+    <w:p>
+      <w:pPr>
+        <w:rPr>
+          <w:b/>
+          <w:bCs/>
+        </w:rPr>
+      </w:pPr>
+      <w:r>
+        <w:rPr>
+          <w:b/>
+          <w:bCs/>
+        </w:rPr>
+        <w:t>Clase Log</w:t>
+      </w:r>
+    </w:p>
+    <w:p>
+      <w:r>
+        <w:t>La clase Logger implementa un sistema de logging basado en archivos de texto, siguiendo el patrón Singleton para garantizar una única instancia en todo el sistema. Genera automáticamente un archivo de log por sesión en una carpeta dedicada, permitiendo registrar eventos del servidor con información precisa de fecha, hora y nivel de gravedad. Además, asegura la integridad de los logs en entornos multihilo utilizando mecanismos de sincronización.</w:t>
+      </w:r>
+    </w:p>
+    <w:p>
+      <w:pPr>
+        <w:jc w:val="center"/>
+      </w:pPr>
+      <w:r>
+        <w:rPr>
+          <w:noProof/>
+        </w:rPr>
+        <w:drawing>
+          <wp:inline distT="0" distB="0" distL="0" distR="0" wp14:anchorId="251EFED5" wp14:editId="01E53B69">
+            <wp:extent cx="4041093" cy="2971800"/>
+            <wp:effectExtent l="0" t="0" r="0" b="0"/>
+            <wp:docPr id="989355632" name="Imagen 1" descr="Texto&#10;&#10;El contenido generado por IA puede ser incorrecto."/>
+            <wp:cNvGraphicFramePr>
+              <a:graphicFrameLocks xmlns:a="http://schemas.openxmlformats.org/drawingml/2006/main" noChangeAspect="1"/>
+            </wp:cNvGraphicFramePr>
+            <a:graphic xmlns:a="http://schemas.openxmlformats.org/drawingml/2006/main">
+              <a:graphicData uri="http://schemas.openxmlformats.org/drawingml/2006/picture">
+                <pic:pic xmlns:pic="http://schemas.openxmlformats.org/drawingml/2006/picture">
+                  <pic:nvPicPr>
+                    <pic:cNvPr id="989355632" name="Imagen 1" descr="Texto&#10;&#10;El contenido generado por IA puede ser incorrecto."/>
+                    <pic:cNvPicPr/>
+                  </pic:nvPicPr>
+                  <pic:blipFill>
+                    <a:blip r:embed="rId24"/>
+                    <a:stretch>
+                      <a:fillRect/>
+                    </a:stretch>
+                  </pic:blipFill>
+                  <pic:spPr>
+                    <a:xfrm>
+                      <a:off x="0" y="0"/>
+                      <a:ext cx="4044402" cy="2974234"/>
+                    </a:xfrm>
+                    <a:prstGeom prst="rect">
+                      <a:avLst/>
+                    </a:prstGeom>
+                  </pic:spPr>
+                </pic:pic>
+              </a:graphicData>
+            </a:graphic>
+          </wp:inline>
+        </w:drawing>
+      </w:r>
+    </w:p>
+    <w:p>
+      <w:r>
+        <w:lastRenderedPageBreak/>
+        <w:t>Al crear el objeto, genera automáticamente una carpeta logs (si no existe)</w:t>
+      </w:r>
+      <w:r>
+        <w:t xml:space="preserve"> y c</w:t>
+      </w:r>
+      <w:r>
+        <w:t>rea un archivo de log con nombre único basado en la fecha y hora de inicio del programa (ejemplo: infiltrator-log-24175535.txt).</w:t>
+      </w:r>
+    </w:p>
+    <w:p>
+      <w:pPr>
+        <w:jc w:val="center"/>
+      </w:pPr>
+      <w:r>
+        <w:rPr>
+          <w:noProof/>
+        </w:rPr>
+        <w:drawing>
+          <wp:inline distT="0" distB="0" distL="0" distR="0" wp14:anchorId="5BF07147" wp14:editId="32369AD1">
+            <wp:extent cx="3515216" cy="171474"/>
+            <wp:effectExtent l="0" t="0" r="0" b="0"/>
+            <wp:docPr id="405040455" name="Imagen 1"/>
+            <wp:cNvGraphicFramePr>
+              <a:graphicFrameLocks xmlns:a="http://schemas.openxmlformats.org/drawingml/2006/main" noChangeAspect="1"/>
+            </wp:cNvGraphicFramePr>
+            <a:graphic xmlns:a="http://schemas.openxmlformats.org/drawingml/2006/main">
+              <a:graphicData uri="http://schemas.openxmlformats.org/drawingml/2006/picture">
+                <pic:pic xmlns:pic="http://schemas.openxmlformats.org/drawingml/2006/picture">
+                  <pic:nvPicPr>
+                    <pic:cNvPr id="405040455" name=""/>
+                    <pic:cNvPicPr/>
+                  </pic:nvPicPr>
+                  <pic:blipFill>
+                    <a:blip r:embed="rId25"/>
+                    <a:stretch>
+                      <a:fillRect/>
+                    </a:stretch>
+                  </pic:blipFill>
+                  <pic:spPr>
+                    <a:xfrm>
+                      <a:off x="0" y="0"/>
+                      <a:ext cx="3515216" cy="171474"/>
+                    </a:xfrm>
+                    <a:prstGeom prst="rect">
+                      <a:avLst/>
+                    </a:prstGeom>
+                  </pic:spPr>
+                </pic:pic>
+              </a:graphicData>
+            </a:graphic>
+          </wp:inline>
+        </w:drawing>
+      </w:r>
+    </w:p>
+    <w:p>
+      <w:pPr>
+        <w:jc w:val="center"/>
+      </w:pPr>
+      <w:r>
+        <w:rPr>
+          <w:noProof/>
+        </w:rPr>
+        <w:drawing>
+          <wp:inline distT="0" distB="0" distL="0" distR="0" wp14:anchorId="7F9CF1E3" wp14:editId="42F88800">
+            <wp:extent cx="4848902" cy="209579"/>
+            <wp:effectExtent l="0" t="0" r="8890" b="0"/>
+            <wp:docPr id="1424857502" name="Imagen 1"/>
+            <wp:cNvGraphicFramePr>
+              <a:graphicFrameLocks xmlns:a="http://schemas.openxmlformats.org/drawingml/2006/main" noChangeAspect="1"/>
+            </wp:cNvGraphicFramePr>
+            <a:graphic xmlns:a="http://schemas.openxmlformats.org/drawingml/2006/main">
+              <a:graphicData uri="http://schemas.openxmlformats.org/drawingml/2006/picture">
+                <pic:pic xmlns:pic="http://schemas.openxmlformats.org/drawingml/2006/picture">
+                  <pic:nvPicPr>
+                    <pic:cNvPr id="1424857502" name=""/>
+                    <pic:cNvPicPr/>
+                  </pic:nvPicPr>
+                  <pic:blipFill>
+                    <a:blip r:embed="rId26"/>
+                    <a:stretch>
+                      <a:fillRect/>
+                    </a:stretch>
+                  </pic:blipFill>
+                  <pic:spPr>
+                    <a:xfrm>
+                      <a:off x="0" y="0"/>
+                      <a:ext cx="4848902" cy="209579"/>
+                    </a:xfrm>
+                    <a:prstGeom prst="rect">
+                      <a:avLst/>
+                    </a:prstGeom>
+                  </pic:spPr>
+                </pic:pic>
+              </a:graphicData>
+            </a:graphic>
+          </wp:inline>
+        </w:drawing>
+      </w:r>
+    </w:p>
+    <w:p>
+      <w:r>
+        <w:t xml:space="preserve">Para instanciarlo en otra clase utilizamos </w:t>
+      </w:r>
+      <w:proofErr w:type="gramStart"/>
+      <w:r>
+        <w:rPr>
+          <w:i/>
+          <w:iCs/>
+        </w:rPr>
+        <w:t>getInstance(</w:t>
+      </w:r>
+      <w:proofErr w:type="gramEnd"/>
+      <w:r>
+        <w:rPr>
+          <w:i/>
+          <w:iCs/>
+        </w:rPr>
+        <w:t>)</w:t>
+      </w:r>
+      <w:r>
+        <w:t xml:space="preserve"> y llamamos a </w:t>
+      </w:r>
+      <w:proofErr w:type="gramStart"/>
+      <w:r>
+        <w:rPr>
+          <w:i/>
+          <w:iCs/>
+        </w:rPr>
+        <w:t>Log(</w:t>
+      </w:r>
+      <w:proofErr w:type="gramEnd"/>
+      <w:r>
+        <w:rPr>
+          <w:i/>
+          <w:iCs/>
+        </w:rPr>
+        <w:t>)</w:t>
+      </w:r>
+      <w:r>
+        <w:t xml:space="preserve"> </w:t>
+      </w:r>
+      <w:proofErr w:type="spellStart"/>
+      <w:r>
+        <w:t>pasandole</w:t>
+      </w:r>
+      <w:proofErr w:type="spellEnd"/>
+      <w:r>
+        <w:t xml:space="preserve"> el mensaje y el nivel del Log (INFO, WARNING o ERROR).</w:t>
+      </w:r>
+    </w:p>
+    <w:p/>
+    <w:p>
+      <w:pPr>
+        <w:rPr>
           <w:b/>
           <w:bCs/>
           <w:u w:val="single"/>
@@ -14230,17 +14845,16 @@
       <w:r>
         <w:t xml:space="preserve">Durante su ejecución, el cliente mantiene una escucha pasiva de instrucciones desde el servidor. Al recibir un comando válido, se interpreta y se ejecuta en el contexto del sistema local. Los resultados de dicha </w:t>
       </w:r>
-      <w:proofErr w:type="gramStart"/>
-      <w:r>
-        <w:t>ejecución,</w:t>
-      </w:r>
-      <w:proofErr w:type="gramEnd"/>
+      <w:r>
+        <w:t>ejecución</w:t>
+      </w:r>
       <w:r>
         <w:t xml:space="preserve"> ya sean salidas de texto, capturas de pantalla u otros tipos de respuesta, son recogidos, cifrados y enviados de vuelta al servidor. Esta comunicación bidireccional se realiza sobre sockets TCP utilizando un protocolo propio y ligero que encapsula tanto los comandos como sus resultados de manera segura.</w:t>
       </w:r>
     </w:p>
     <w:p>
       <w:r>
+        <w:lastRenderedPageBreak/>
         <w:t xml:space="preserve">Entre las funcionalidades implementadas, destaca la captura periódica del estado del sistema, que incluye tanto las teclas pulsadas como las ventanas activas en el sistema operativo. Estos datos son almacenados temporalmente y transmitidos al servidor en intervalos definidos, simulando el comportamiento de una amenaza persistente avanzada. Para el registro de pulsaciones se emplea un </w:t>
       </w:r>
       <w:proofErr w:type="spellStart"/>
@@ -14254,7 +14868,6 @@
     </w:p>
     <w:p>
       <w:r>
-        <w:lastRenderedPageBreak/>
         <w:t>Asimismo, se ha implementado una técnica de persistencia simulada para asegurar la permanencia del cliente tras reinicios del sistema, aunque esta funcionalidad se ha desarrollado y probado únicamente en un entorno cerrado y controlado, sin afectar sistemas reales. La persistencia se simula mediante el registro de claves en ubicaciones del sistema como el "Run" del registro de Windows y copias del ejecutable en rutas estándar de inicio automático.</w:t>
       </w:r>
     </w:p>
@@ -14290,6 +14903,7 @@
     </w:p>
     <w:p>
       <w:r>
+        <w:lastRenderedPageBreak/>
         <w:t>A partir de ese momento, todos los mensajes intercambiados entre el cliente y el servidor incluyendo los comandos, las respuestas, los datos del sistema y cualquier información sensible</w:t>
       </w:r>
       <w:r>
@@ -14301,7 +14915,6 @@
     </w:p>
     <w:p>
       <w:r>
-        <w:lastRenderedPageBreak/>
         <w:t>Además del cifrado de las comunicaciones, se han adoptado otras medidas de seguridad en la implementación de funciones críticas. Por ejemplo, los comandos se encapsulan en estructuras definidas que incluyen validación de integridad y longitud, y el canal de comunicación TCP se monitoriza para evitar desbordamientos o peticiones mal formadas. Asimismo, los datos sensibles enviados al servidor como pulsaciones de teclado o nombres de procesos activos son codificados y cifrados antes de su transmisión, impidiendo su recuperación mediante análisis de memoria o tráfico de red.</w:t>
       </w:r>
     </w:p>
@@ -14344,16 +14957,16 @@
     </w:p>
     <w:p>
       <w:r>
-        <w:t>Las pruebas funcionales incluyeron la verificación de la conexión inicial entre cliente y servidor, el intercambio correcto de claves para establecer una sesión segura mediante el cifrado híbrido AES/RSA, y el registro de la información del sistema por parte del servidor. Asimismo, se validó la correcta recepción y ejecución de comandos desde el servidor, así como la capacidad del cliente para enviar de vuelta la salida correspondiente de forma cifrada y estructurada.</w:t>
-      </w:r>
-    </w:p>
-    <w:p>
-      <w:r>
-        <w:t xml:space="preserve">Adicionalmente, se llevaron a cabo pruebas específicas orientadas a validar la fiabilidad del sistema en condiciones de uso intensivo. Se simularon múltiples conexiones concurrentes </w:t>
+        <w:t xml:space="preserve">Las pruebas funcionales incluyeron la verificación de la conexión inicial entre cliente y servidor, el intercambio correcto de claves para establecer una sesión segura mediante el cifrado híbrido AES/RSA, y el registro de la información del sistema por parte del servidor. </w:t>
       </w:r>
       <w:r>
         <w:lastRenderedPageBreak/>
-        <w:t xml:space="preserve">para comprobar que el servidor era capaz de gestionar correctamente varias sesiones activas, actualizando en tiempo real el estado de cada cliente conectado mediante la interfaz gráfica y el control </w:t>
+        <w:t>Asimismo, se validó la correcta recepción y ejecución de comandos desde el servidor, así como la capacidad del cliente para enviar de vuelta la salida correspondiente de forma cifrada y estructurada.</w:t>
+      </w:r>
+    </w:p>
+    <w:p>
+      <w:r>
+        <w:t xml:space="preserve">Adicionalmente, se llevaron a cabo pruebas específicas orientadas a validar la fiabilidad del sistema en condiciones de uso intensivo. Se simularon múltiples conexiones concurrentes para comprobar que el servidor era capaz de gestionar correctamente varias sesiones activas, actualizando en tiempo real el estado de cada cliente conectado mediante la interfaz gráfica y el control </w:t>
       </w:r>
       <w:proofErr w:type="spellStart"/>
       <w:r>
@@ -14382,6 +14995,688 @@
         <w:t xml:space="preserve"> simulado se ajusta a lo esperado dentro de los límites éticos y técnicos definidos para este Trabajo de Fin de Grado.</w:t>
       </w:r>
     </w:p>
+    <w:p>
+      <w:r>
+        <w:t xml:space="preserve">El </w:t>
+      </w:r>
+      <w:r>
+        <w:t>cliente</w:t>
+      </w:r>
+      <w:r>
+        <w:t xml:space="preserve"> está dividido en varios “módulos” o clases, tenemos un total de 5 carpetas Conexión, </w:t>
+      </w:r>
+      <w:proofErr w:type="spellStart"/>
+      <w:r>
+        <w:t>Crypto</w:t>
+      </w:r>
+      <w:proofErr w:type="spellEnd"/>
+      <w:r>
+        <w:t xml:space="preserve">, </w:t>
+      </w:r>
+      <w:r>
+        <w:t xml:space="preserve">Native, </w:t>
+      </w:r>
+      <w:proofErr w:type="spellStart"/>
+      <w:r>
+        <w:t>Stealers</w:t>
+      </w:r>
+      <w:proofErr w:type="spellEnd"/>
+      <w:r>
+        <w:t xml:space="preserve"> y</w:t>
+      </w:r>
+      <w:r>
+        <w:t xml:space="preserve"> </w:t>
+      </w:r>
+      <w:proofErr w:type="spellStart"/>
+      <w:r>
+        <w:t>Util</w:t>
+      </w:r>
+      <w:proofErr w:type="spellEnd"/>
+      <w:r>
+        <w:t xml:space="preserve">, también tenemos dos clases </w:t>
+      </w:r>
+      <w:r>
+        <w:t xml:space="preserve">fuera </w:t>
+      </w:r>
+      <w:r>
+        <w:t xml:space="preserve">que son </w:t>
+      </w:r>
+      <w:proofErr w:type="spellStart"/>
+      <w:r>
+        <w:t>ClienteRAT</w:t>
+      </w:r>
+      <w:proofErr w:type="spellEnd"/>
+      <w:r>
+        <w:t xml:space="preserve"> y</w:t>
+      </w:r>
+      <w:r>
+        <w:t xml:space="preserve"> </w:t>
+      </w:r>
+      <w:proofErr w:type="spellStart"/>
+      <w:r>
+        <w:t>Keylogger</w:t>
+      </w:r>
+      <w:proofErr w:type="spellEnd"/>
+      <w:r>
+        <w:t xml:space="preserve">, en este caso no tenemos interfaz gráfica para pasar desapercibidos en la máquina infectada.  </w:t>
+      </w:r>
+    </w:p>
+    <w:p>
+      <w:pPr>
+        <w:keepNext/>
+        <w:jc w:val="center"/>
+      </w:pPr>
+      <w:r>
+        <w:drawing>
+          <wp:inline distT="0" distB="0" distL="0" distR="0" wp14:anchorId="1373AEA9" wp14:editId="76460F04">
+            <wp:extent cx="2013694" cy="1704975"/>
+            <wp:effectExtent l="0" t="0" r="5715" b="0"/>
+            <wp:docPr id="1029049947" name="Imagen 1" descr="Texto&#10;&#10;El contenido generado por IA puede ser incorrecto."/>
+            <wp:cNvGraphicFramePr>
+              <a:graphicFrameLocks xmlns:a="http://schemas.openxmlformats.org/drawingml/2006/main" noChangeAspect="1"/>
+            </wp:cNvGraphicFramePr>
+            <a:graphic xmlns:a="http://schemas.openxmlformats.org/drawingml/2006/main">
+              <a:graphicData uri="http://schemas.openxmlformats.org/drawingml/2006/picture">
+                <pic:pic xmlns:pic="http://schemas.openxmlformats.org/drawingml/2006/picture">
+                  <pic:nvPicPr>
+                    <pic:cNvPr id="1029049947" name="Imagen 1" descr="Texto&#10;&#10;El contenido generado por IA puede ser incorrecto."/>
+                    <pic:cNvPicPr/>
+                  </pic:nvPicPr>
+                  <pic:blipFill>
+                    <a:blip r:embed="rId27"/>
+                    <a:stretch>
+                      <a:fillRect/>
+                    </a:stretch>
+                  </pic:blipFill>
+                  <pic:spPr>
+                    <a:xfrm>
+                      <a:off x="0" y="0"/>
+                      <a:ext cx="2022345" cy="1712300"/>
+                    </a:xfrm>
+                    <a:prstGeom prst="rect">
+                      <a:avLst/>
+                    </a:prstGeom>
+                  </pic:spPr>
+                </pic:pic>
+              </a:graphicData>
+            </a:graphic>
+          </wp:inline>
+        </w:drawing>
+      </w:r>
+    </w:p>
+    <w:p>
+      <w:pPr>
+        <w:pStyle w:val="Descripcin"/>
+        <w:jc w:val="center"/>
+      </w:pPr>
+      <w:r>
+        <w:t xml:space="preserve">Ilustración </w:t>
+      </w:r>
+      <w:fldSimple w:instr=" SEQ Ilustración \* ARABIC ">
+        <w:r>
+          <w:rPr>
+            <w:noProof/>
+          </w:rPr>
+          <w:t>9</w:t>
+        </w:r>
+      </w:fldSimple>
+      <w:r>
+        <w:t>: Estructura Cliente</w:t>
+      </w:r>
+    </w:p>
+    <w:p>
+      <w:pPr>
+        <w:ind w:left="720" w:hanging="720"/>
+      </w:pPr>
+    </w:p>
+    <w:p>
+      <w:pPr>
+        <w:rPr>
+          <w:b/>
+          <w:bCs/>
+        </w:rPr>
+      </w:pPr>
+      <w:r>
+        <w:rPr>
+          <w:b/>
+          <w:bCs/>
+        </w:rPr>
+        <w:lastRenderedPageBreak/>
+        <w:t>Clase HandleCommands</w:t>
+      </w:r>
+    </w:p>
+    <w:p>
+      <w:r>
+        <w:t>Esta clase es la encargada de permitir ejecutar comandos del sistema operativo en la máquina del cliente (la víctima del RAT) y recoger el resultado de la ejecución como texto, para enviarlo al servidor o mostrarlo en el panel de control remoto.</w:t>
+      </w:r>
+    </w:p>
+    <w:p>
+      <w:pPr>
+        <w:keepNext/>
+        <w:jc w:val="center"/>
+      </w:pPr>
+      <w:r>
+        <w:drawing>
+          <wp:inline distT="0" distB="0" distL="0" distR="0" wp14:anchorId="0891CCA4" wp14:editId="5DC495C1">
+            <wp:extent cx="3440291" cy="3895725"/>
+            <wp:effectExtent l="0" t="0" r="8255" b="0"/>
+            <wp:docPr id="1350991201" name="Imagen 1" descr="Texto&#10;&#10;El contenido generado por IA puede ser incorrecto."/>
+            <wp:cNvGraphicFramePr>
+              <a:graphicFrameLocks xmlns:a="http://schemas.openxmlformats.org/drawingml/2006/main" noChangeAspect="1"/>
+            </wp:cNvGraphicFramePr>
+            <a:graphic xmlns:a="http://schemas.openxmlformats.org/drawingml/2006/main">
+              <a:graphicData uri="http://schemas.openxmlformats.org/drawingml/2006/picture">
+                <pic:pic xmlns:pic="http://schemas.openxmlformats.org/drawingml/2006/picture">
+                  <pic:nvPicPr>
+                    <pic:cNvPr id="1350991201" name="Imagen 1" descr="Texto&#10;&#10;El contenido generado por IA puede ser incorrecto."/>
+                    <pic:cNvPicPr/>
+                  </pic:nvPicPr>
+                  <pic:blipFill>
+                    <a:blip r:embed="rId28"/>
+                    <a:stretch>
+                      <a:fillRect/>
+                    </a:stretch>
+                  </pic:blipFill>
+                  <pic:spPr>
+                    <a:xfrm>
+                      <a:off x="0" y="0"/>
+                      <a:ext cx="3452977" cy="3910090"/>
+                    </a:xfrm>
+                    <a:prstGeom prst="rect">
+                      <a:avLst/>
+                    </a:prstGeom>
+                  </pic:spPr>
+                </pic:pic>
+              </a:graphicData>
+            </a:graphic>
+          </wp:inline>
+        </w:drawing>
+      </w:r>
+    </w:p>
+    <w:p>
+      <w:pPr>
+        <w:pStyle w:val="Descripcin"/>
+        <w:jc w:val="center"/>
+      </w:pPr>
+      <w:r>
+        <w:t xml:space="preserve">Ilustración </w:t>
+      </w:r>
+      <w:fldSimple w:instr=" SEQ Ilustración \* ARABIC ">
+        <w:r>
+          <w:rPr>
+            <w:noProof/>
+          </w:rPr>
+          <w:t>10</w:t>
+        </w:r>
+      </w:fldSimple>
+      <w:r>
+        <w:t>: Función ExecuteCommand</w:t>
+      </w:r>
+    </w:p>
+    <w:p>
+      <w:r>
+        <w:t xml:space="preserve">La función </w:t>
+      </w:r>
+      <w:r>
+        <w:rPr>
+          <w:i/>
+          <w:iCs/>
+        </w:rPr>
+        <w:t>ExecuteCommand</w:t>
+      </w:r>
+      <w:r>
+        <w:t xml:space="preserve"> permite ejecutar comandos del sistema operativo en la máquina cliente usando </w:t>
+      </w:r>
+      <w:r>
+        <w:rPr>
+          <w:b/>
+          <w:bCs/>
+        </w:rPr>
+        <w:t>cmd.exe</w:t>
+      </w:r>
+      <w:r>
+        <w:t>, primero valida que el comando no esté vacío, luego configura el proceso para capturar tanto la salida estándar como los errores utilizando codificación UTF-8 y sin mostrar ventana, finalmente devuelve toda la información generada por el comando, incluidos los errores o cualquier excepción, en un único string, lo que facilita al servidor del RAT recibir y mostrar el resultado completo de la ejecución remota.</w:t>
+      </w:r>
+    </w:p>
+    <w:p/>
+    <w:p>
+      <w:pPr>
+        <w:rPr>
+          <w:b/>
+          <w:bCs/>
+        </w:rPr>
+      </w:pPr>
+      <w:r>
+        <w:rPr>
+          <w:b/>
+          <w:bCs/>
+        </w:rPr>
+        <w:t>Paquete Conexión</w:t>
+      </w:r>
+    </w:p>
+    <w:p>
+      <w:r>
+        <w:t xml:space="preserve">Como en el servidor, este paquete se encarga de todo lo relacionado a establecer la conexión con nuestro C2, tiene dos clases </w:t>
+      </w:r>
+      <w:proofErr w:type="spellStart"/>
+      <w:r>
+        <w:t>ClientSocket</w:t>
+      </w:r>
+      <w:proofErr w:type="spellEnd"/>
+      <w:r>
+        <w:t xml:space="preserve"> y </w:t>
+      </w:r>
+      <w:proofErr w:type="spellStart"/>
+      <w:r>
+        <w:t>Protocol</w:t>
+      </w:r>
+      <w:proofErr w:type="spellEnd"/>
+      <w:r>
+        <w:t xml:space="preserve"> que explicaremos a continuación.</w:t>
+      </w:r>
+    </w:p>
+    <w:p>
+      <w:pPr>
+        <w:keepNext/>
+        <w:jc w:val="center"/>
+      </w:pPr>
+      <w:r>
+        <w:lastRenderedPageBreak/>
+        <w:drawing>
+          <wp:inline distT="0" distB="0" distL="0" distR="0" wp14:anchorId="12F244E8" wp14:editId="5006801C">
+            <wp:extent cx="1505160" cy="523948"/>
+            <wp:effectExtent l="0" t="0" r="0" b="9525"/>
+            <wp:docPr id="1097184057" name="Imagen 1" descr="Una captura de pantalla de un celular&#10;&#10;El contenido generado por IA puede ser incorrecto."/>
+            <wp:cNvGraphicFramePr>
+              <a:graphicFrameLocks xmlns:a="http://schemas.openxmlformats.org/drawingml/2006/main" noChangeAspect="1"/>
+            </wp:cNvGraphicFramePr>
+            <a:graphic xmlns:a="http://schemas.openxmlformats.org/drawingml/2006/main">
+              <a:graphicData uri="http://schemas.openxmlformats.org/drawingml/2006/picture">
+                <pic:pic xmlns:pic="http://schemas.openxmlformats.org/drawingml/2006/picture">
+                  <pic:nvPicPr>
+                    <pic:cNvPr id="1097184057" name="Imagen 1" descr="Una captura de pantalla de un celular&#10;&#10;El contenido generado por IA puede ser incorrecto."/>
+                    <pic:cNvPicPr/>
+                  </pic:nvPicPr>
+                  <pic:blipFill>
+                    <a:blip r:embed="rId29"/>
+                    <a:stretch>
+                      <a:fillRect/>
+                    </a:stretch>
+                  </pic:blipFill>
+                  <pic:spPr>
+                    <a:xfrm>
+                      <a:off x="0" y="0"/>
+                      <a:ext cx="1505160" cy="523948"/>
+                    </a:xfrm>
+                    <a:prstGeom prst="rect">
+                      <a:avLst/>
+                    </a:prstGeom>
+                  </pic:spPr>
+                </pic:pic>
+              </a:graphicData>
+            </a:graphic>
+          </wp:inline>
+        </w:drawing>
+      </w:r>
+    </w:p>
+    <w:p>
+      <w:pPr>
+        <w:pStyle w:val="Descripcin"/>
+        <w:jc w:val="center"/>
+      </w:pPr>
+      <w:r>
+        <w:t xml:space="preserve">Ilustración </w:t>
+      </w:r>
+      <w:fldSimple w:instr=" SEQ Ilustración \* ARABIC ">
+        <w:r>
+          <w:rPr>
+            <w:noProof/>
+          </w:rPr>
+          <w:t>11</w:t>
+        </w:r>
+      </w:fldSimple>
+      <w:r>
+        <w:t xml:space="preserve">: Paquete </w:t>
+      </w:r>
+      <w:proofErr w:type="spellStart"/>
+      <w:r>
+        <w:t>Conexion</w:t>
+      </w:r>
+      <w:proofErr w:type="spellEnd"/>
+      <w:r>
+        <w:t xml:space="preserve"> en Cliente</w:t>
+      </w:r>
+    </w:p>
+    <w:p>
+      <w:pPr>
+        <w:spacing w:line="240" w:lineRule="auto"/>
+        <w:rPr>
+          <w:b/>
+          <w:bCs/>
+        </w:rPr>
+      </w:pPr>
+      <w:r>
+        <w:rPr>
+          <w:b/>
+          <w:bCs/>
+        </w:rPr>
+        <w:t xml:space="preserve">Clase </w:t>
+      </w:r>
+      <w:proofErr w:type="spellStart"/>
+      <w:r>
+        <w:rPr>
+          <w:b/>
+          <w:bCs/>
+        </w:rPr>
+        <w:t>ClientSocket</w:t>
+      </w:r>
+      <w:proofErr w:type="spellEnd"/>
+    </w:p>
+    <w:p>
+      <w:r>
+        <w:t xml:space="preserve">La clase </w:t>
+      </w:r>
+      <w:proofErr w:type="spellStart"/>
+      <w:r>
+        <w:t>ClientSocket</w:t>
+      </w:r>
+      <w:proofErr w:type="spellEnd"/>
+      <w:r>
+        <w:t xml:space="preserve"> es responsable de establecer y gestionar la conexión TCP entre el cliente y el servidor en el RAT. Permite enviar y recibir archivos, transmitir respuestas estructuradas y mantener el estado de la conexión. Centraliza las operaciones de comunicación mediante funciones estáticas, facilitando la interacción con el servidor de manera sencilla y eficiente.</w:t>
+      </w:r>
+    </w:p>
+    <w:p>
+      <w:pPr>
+        <w:keepNext/>
+        <w:jc w:val="center"/>
+      </w:pPr>
+      <w:r>
+        <w:rPr>
+          <w:b/>
+          <w:bCs/>
+        </w:rPr>
+        <w:drawing>
+          <wp:inline distT="0" distB="0" distL="0" distR="0" wp14:anchorId="2D836658" wp14:editId="05E6AD80">
+            <wp:extent cx="4248743" cy="790685"/>
+            <wp:effectExtent l="0" t="0" r="0" b="9525"/>
+            <wp:docPr id="715886298" name="Imagen 1" descr="Texto&#10;&#10;El contenido generado por IA puede ser incorrecto."/>
+            <wp:cNvGraphicFramePr>
+              <a:graphicFrameLocks xmlns:a="http://schemas.openxmlformats.org/drawingml/2006/main" noChangeAspect="1"/>
+            </wp:cNvGraphicFramePr>
+            <a:graphic xmlns:a="http://schemas.openxmlformats.org/drawingml/2006/main">
+              <a:graphicData uri="http://schemas.openxmlformats.org/drawingml/2006/picture">
+                <pic:pic xmlns:pic="http://schemas.openxmlformats.org/drawingml/2006/picture">
+                  <pic:nvPicPr>
+                    <pic:cNvPr id="715886298" name="Imagen 1" descr="Texto&#10;&#10;El contenido generado por IA puede ser incorrecto."/>
+                    <pic:cNvPicPr/>
+                  </pic:nvPicPr>
+                  <pic:blipFill>
+                    <a:blip r:embed="rId30"/>
+                    <a:stretch>
+                      <a:fillRect/>
+                    </a:stretch>
+                  </pic:blipFill>
+                  <pic:spPr>
+                    <a:xfrm>
+                      <a:off x="0" y="0"/>
+                      <a:ext cx="4248743" cy="790685"/>
+                    </a:xfrm>
+                    <a:prstGeom prst="rect">
+                      <a:avLst/>
+                    </a:prstGeom>
+                  </pic:spPr>
+                </pic:pic>
+              </a:graphicData>
+            </a:graphic>
+          </wp:inline>
+        </w:drawing>
+      </w:r>
+    </w:p>
+    <w:p>
+      <w:pPr>
+        <w:pStyle w:val="Descripcin"/>
+        <w:jc w:val="center"/>
+      </w:pPr>
+      <w:r>
+        <w:t xml:space="preserve">Ilustración </w:t>
+      </w:r>
+      <w:fldSimple w:instr=" SEQ Ilustración \* ARABIC ">
+        <w:r>
+          <w:rPr>
+            <w:noProof/>
+          </w:rPr>
+          <w:t>12</w:t>
+        </w:r>
+      </w:fldSimple>
+      <w:r>
+        <w:t xml:space="preserve">: Variables </w:t>
+      </w:r>
+      <w:proofErr w:type="spellStart"/>
+      <w:r>
+        <w:t>ClientSocket</w:t>
+      </w:r>
+      <w:proofErr w:type="spellEnd"/>
+    </w:p>
+    <w:p>
+      <w:pPr>
+        <w:pStyle w:val="Prrafodelista"/>
+        <w:numPr>
+          <w:ilvl w:val="0"/>
+          <w:numId w:val="37"/>
+        </w:numPr>
+      </w:pPr>
+      <w:proofErr w:type="spellStart"/>
+      <w:r>
+        <w:rPr>
+          <w:b/>
+          <w:bCs/>
+        </w:rPr>
+        <w:t>TcpClient</w:t>
+      </w:r>
+      <w:proofErr w:type="spellEnd"/>
+      <w:r>
+        <w:rPr>
+          <w:b/>
+          <w:bCs/>
+        </w:rPr>
+        <w:t xml:space="preserve"> </w:t>
+      </w:r>
+      <w:proofErr w:type="spellStart"/>
+      <w:r>
+        <w:rPr>
+          <w:b/>
+          <w:bCs/>
+        </w:rPr>
+        <w:t>client</w:t>
+      </w:r>
+      <w:proofErr w:type="spellEnd"/>
+      <w:r>
+        <w:t xml:space="preserve">: </w:t>
+      </w:r>
+      <w:r>
+        <w:t>objeto principal que gestiona la conexión TCP con el servidor.</w:t>
+      </w:r>
+    </w:p>
+    <w:p>
+      <w:pPr>
+        <w:pStyle w:val="Prrafodelista"/>
+        <w:numPr>
+          <w:ilvl w:val="0"/>
+          <w:numId w:val="37"/>
+        </w:numPr>
+      </w:pPr>
+      <w:proofErr w:type="spellStart"/>
+      <w:r>
+        <w:rPr>
+          <w:b/>
+          <w:bCs/>
+        </w:rPr>
+        <w:t>NetworkStream</w:t>
+      </w:r>
+      <w:proofErr w:type="spellEnd"/>
+      <w:r>
+        <w:rPr>
+          <w:b/>
+          <w:bCs/>
+        </w:rPr>
+        <w:t xml:space="preserve"> </w:t>
+      </w:r>
+      <w:proofErr w:type="spellStart"/>
+      <w:r>
+        <w:rPr>
+          <w:b/>
+          <w:bCs/>
+        </w:rPr>
+        <w:t>stream</w:t>
+      </w:r>
+      <w:proofErr w:type="spellEnd"/>
+      <w:r>
+        <w:rPr>
+          <w:b/>
+          <w:bCs/>
+        </w:rPr>
+        <w:t>:</w:t>
+      </w:r>
+      <w:r>
+        <w:t xml:space="preserve"> </w:t>
+      </w:r>
+      <w:r>
+        <w:t>representa el flujo de datos a través del cual se envían y reciben los mensajes</w:t>
+      </w:r>
+      <w:r>
+        <w:t>.</w:t>
+      </w:r>
+    </w:p>
+    <w:p>
+      <w:pPr>
+        <w:pStyle w:val="Prrafodelista"/>
+        <w:numPr>
+          <w:ilvl w:val="0"/>
+          <w:numId w:val="37"/>
+        </w:numPr>
+      </w:pPr>
+      <w:proofErr w:type="spellStart"/>
+      <w:r>
+        <w:rPr>
+          <w:b/>
+          <w:bCs/>
+        </w:rPr>
+        <w:t>B</w:t>
+      </w:r>
+      <w:r>
+        <w:rPr>
+          <w:b/>
+          <w:bCs/>
+        </w:rPr>
+        <w:t>ool</w:t>
+      </w:r>
+      <w:proofErr w:type="spellEnd"/>
+      <w:r>
+        <w:rPr>
+          <w:b/>
+          <w:bCs/>
+        </w:rPr>
+        <w:t xml:space="preserve"> </w:t>
+      </w:r>
+      <w:proofErr w:type="spellStart"/>
+      <w:r>
+        <w:rPr>
+          <w:b/>
+          <w:bCs/>
+        </w:rPr>
+        <w:t>connected</w:t>
+      </w:r>
+      <w:proofErr w:type="spellEnd"/>
+      <w:r>
+        <w:t>: indica si el cliente está actualmente conectado al servidor.</w:t>
+      </w:r>
+    </w:p>
+    <w:p>
+      <w:pPr>
+        <w:pStyle w:val="Prrafodelista"/>
+        <w:numPr>
+          <w:ilvl w:val="0"/>
+          <w:numId w:val="37"/>
+        </w:numPr>
+      </w:pPr>
+      <w:r>
+        <w:rPr>
+          <w:b/>
+          <w:bCs/>
+        </w:rPr>
+        <w:t xml:space="preserve">String </w:t>
+      </w:r>
+      <w:proofErr w:type="spellStart"/>
+      <w:r>
+        <w:rPr>
+          <w:b/>
+          <w:bCs/>
+        </w:rPr>
+        <w:t>serverAddr</w:t>
+      </w:r>
+      <w:proofErr w:type="spellEnd"/>
+      <w:r>
+        <w:t>: guarda la dirección IP o nombre de host del servidor al que el cliente debe conectarse.</w:t>
+      </w:r>
+    </w:p>
+    <w:p>
+      <w:pPr>
+        <w:pStyle w:val="Prrafodelista"/>
+        <w:numPr>
+          <w:ilvl w:val="0"/>
+          <w:numId w:val="37"/>
+        </w:numPr>
+      </w:pPr>
+      <w:proofErr w:type="spellStart"/>
+      <w:r>
+        <w:rPr>
+          <w:b/>
+          <w:bCs/>
+        </w:rPr>
+        <w:t>Int</w:t>
+      </w:r>
+      <w:proofErr w:type="spellEnd"/>
+      <w:r>
+        <w:rPr>
+          <w:b/>
+          <w:bCs/>
+        </w:rPr>
+        <w:t xml:space="preserve"> </w:t>
+      </w:r>
+      <w:proofErr w:type="spellStart"/>
+      <w:r>
+        <w:rPr>
+          <w:b/>
+          <w:bCs/>
+        </w:rPr>
+        <w:t>serverPort</w:t>
+      </w:r>
+      <w:proofErr w:type="spellEnd"/>
+      <w:r>
+        <w:rPr>
+          <w:b/>
+          <w:bCs/>
+        </w:rPr>
+        <w:t>:</w:t>
+      </w:r>
+      <w:r>
+        <w:t xml:space="preserve"> especifica el puerto en el que el servidor está escuchando las conexiones entrantes.</w:t>
+      </w:r>
+    </w:p>
+    <w:p>
+      <w:r>
+        <w:t xml:space="preserve">Las funciones principales de la clase </w:t>
+      </w:r>
+      <w:proofErr w:type="spellStart"/>
+      <w:r>
+        <w:t>ClientSocket</w:t>
+      </w:r>
+      <w:proofErr w:type="spellEnd"/>
+      <w:r>
+        <w:t xml:space="preserve"> permiten gestionar toda la comunicación con el servidor.</w:t>
+      </w:r>
+    </w:p>
+    <w:p/>
     <w:p>
       <w:pPr>
         <w:pStyle w:val="Ttulo3"/>
@@ -14417,7 +15712,11 @@
       </w:r>
       <w:proofErr w:type="gramEnd"/>
       <w:r>
-        <w:t xml:space="preserve"> tipo APT), todas las pruebas y validaciones se realizaron en un entorno aislado y controlado, con fines exclusivamente académicos y experimentales.</w:t>
+        <w:t xml:space="preserve"> tipo APT), todas las pruebas y validaciones se </w:t>
+      </w:r>
+      <w:r>
+        <w:lastRenderedPageBreak/>
+        <w:t>realizaron en un entorno aislado y controlado, con fines exclusivamente académicos y experimentales.</w:t>
       </w:r>
     </w:p>
     <w:p>
@@ -14454,11 +15753,7 @@
       </w:r>
       <w:proofErr w:type="spellEnd"/>
       <w:r>
-        <w:t xml:space="preserve">, el operador pudo gestionar y visualizar de manera intuitiva las sesiones activas, el estado de los clientes y los resultados de los comandos ejecutados. Además, el diseño modular del </w:t>
-      </w:r>
-      <w:r>
-        <w:lastRenderedPageBreak/>
-        <w:t>servidor permite su extensión con nuevas funcionalidades, lo cual lo hace adaptable a diferentes escenarios de simulación.</w:t>
+        <w:t>, el operador pudo gestionar y visualizar de manera intuitiva las sesiones activas, el estado de los clientes y los resultados de los comandos ejecutados. Además, el diseño modular del servidor permite su extensión con nuevas funcionalidades, lo cual lo hace adaptable a diferentes escenarios de simulación.</w:t>
       </w:r>
     </w:p>
     <w:p>
@@ -14480,7 +15775,7 @@
     <w:p/>
     <w:p/>
     <w:sectPr>
-      <w:headerReference w:type="first" r:id="rId22"/>
+      <w:headerReference w:type="first" r:id="rId31"/>
       <w:pgSz w:w="11906" w:h="16838"/>
       <w:pgMar w:top="1418" w:right="1134" w:bottom="1418" w:left="1701" w:header="709" w:footer="709" w:gutter="0"/>
       <w:pgNumType w:start="1"/>
@@ -15716,6 +17011,155 @@
     </w:lvl>
   </w:abstractNum>
   <w:abstractNum w:abstractNumId="8" w15:restartNumberingAfterBreak="0">
+    <w:nsid w:val="203958EC"/>
+    <w:multiLevelType w:val="multilevel"/>
+    <w:tmpl w:val="32206A74"/>
+    <w:lvl w:ilvl="0">
+      <w:start w:val="1"/>
+      <w:numFmt w:val="bullet"/>
+      <w:lvlText w:val=""/>
+      <w:lvlJc w:val="left"/>
+      <w:pPr>
+        <w:tabs>
+          <w:tab w:val="num" w:pos="720"/>
+        </w:tabs>
+        <w:ind w:left="720" w:hanging="360"/>
+      </w:pPr>
+      <w:rPr>
+        <w:rFonts w:ascii="Symbol" w:hAnsi="Symbol" w:hint="default"/>
+        <w:sz w:val="20"/>
+      </w:rPr>
+    </w:lvl>
+    <w:lvl w:ilvl="1">
+      <w:start w:val="1"/>
+      <w:numFmt w:val="bullet"/>
+      <w:lvlText w:val="o"/>
+      <w:lvlJc w:val="left"/>
+      <w:pPr>
+        <w:tabs>
+          <w:tab w:val="num" w:pos="1440"/>
+        </w:tabs>
+        <w:ind w:left="1440" w:hanging="360"/>
+      </w:pPr>
+      <w:rPr>
+        <w:rFonts w:ascii="Courier New" w:hAnsi="Courier New" w:hint="default"/>
+        <w:sz w:val="20"/>
+      </w:rPr>
+    </w:lvl>
+    <w:lvl w:ilvl="2" w:tentative="1">
+      <w:start w:val="1"/>
+      <w:numFmt w:val="bullet"/>
+      <w:lvlText w:val=""/>
+      <w:lvlJc w:val="left"/>
+      <w:pPr>
+        <w:tabs>
+          <w:tab w:val="num" w:pos="2160"/>
+        </w:tabs>
+        <w:ind w:left="2160" w:hanging="360"/>
+      </w:pPr>
+      <w:rPr>
+        <w:rFonts w:ascii="Wingdings" w:hAnsi="Wingdings" w:hint="default"/>
+        <w:sz w:val="20"/>
+      </w:rPr>
+    </w:lvl>
+    <w:lvl w:ilvl="3" w:tentative="1">
+      <w:start w:val="1"/>
+      <w:numFmt w:val="bullet"/>
+      <w:lvlText w:val=""/>
+      <w:lvlJc w:val="left"/>
+      <w:pPr>
+        <w:tabs>
+          <w:tab w:val="num" w:pos="2880"/>
+        </w:tabs>
+        <w:ind w:left="2880" w:hanging="360"/>
+      </w:pPr>
+      <w:rPr>
+        <w:rFonts w:ascii="Wingdings" w:hAnsi="Wingdings" w:hint="default"/>
+        <w:sz w:val="20"/>
+      </w:rPr>
+    </w:lvl>
+    <w:lvl w:ilvl="4" w:tentative="1">
+      <w:start w:val="1"/>
+      <w:numFmt w:val="bullet"/>
+      <w:lvlText w:val=""/>
+      <w:lvlJc w:val="left"/>
+      <w:pPr>
+        <w:tabs>
+          <w:tab w:val="num" w:pos="3600"/>
+        </w:tabs>
+        <w:ind w:left="3600" w:hanging="360"/>
+      </w:pPr>
+      <w:rPr>
+        <w:rFonts w:ascii="Wingdings" w:hAnsi="Wingdings" w:hint="default"/>
+        <w:sz w:val="20"/>
+      </w:rPr>
+    </w:lvl>
+    <w:lvl w:ilvl="5" w:tentative="1">
+      <w:start w:val="1"/>
+      <w:numFmt w:val="bullet"/>
+      <w:lvlText w:val=""/>
+      <w:lvlJc w:val="left"/>
+      <w:pPr>
+        <w:tabs>
+          <w:tab w:val="num" w:pos="4320"/>
+        </w:tabs>
+        <w:ind w:left="4320" w:hanging="360"/>
+      </w:pPr>
+      <w:rPr>
+        <w:rFonts w:ascii="Wingdings" w:hAnsi="Wingdings" w:hint="default"/>
+        <w:sz w:val="20"/>
+      </w:rPr>
+    </w:lvl>
+    <w:lvl w:ilvl="6" w:tentative="1">
+      <w:start w:val="1"/>
+      <w:numFmt w:val="bullet"/>
+      <w:lvlText w:val=""/>
+      <w:lvlJc w:val="left"/>
+      <w:pPr>
+        <w:tabs>
+          <w:tab w:val="num" w:pos="5040"/>
+        </w:tabs>
+        <w:ind w:left="5040" w:hanging="360"/>
+      </w:pPr>
+      <w:rPr>
+        <w:rFonts w:ascii="Wingdings" w:hAnsi="Wingdings" w:hint="default"/>
+        <w:sz w:val="20"/>
+      </w:rPr>
+    </w:lvl>
+    <w:lvl w:ilvl="7" w:tentative="1">
+      <w:start w:val="1"/>
+      <w:numFmt w:val="bullet"/>
+      <w:lvlText w:val=""/>
+      <w:lvlJc w:val="left"/>
+      <w:pPr>
+        <w:tabs>
+          <w:tab w:val="num" w:pos="5760"/>
+        </w:tabs>
+        <w:ind w:left="5760" w:hanging="360"/>
+      </w:pPr>
+      <w:rPr>
+        <w:rFonts w:ascii="Wingdings" w:hAnsi="Wingdings" w:hint="default"/>
+        <w:sz w:val="20"/>
+      </w:rPr>
+    </w:lvl>
+    <w:lvl w:ilvl="8" w:tentative="1">
+      <w:start w:val="1"/>
+      <w:numFmt w:val="bullet"/>
+      <w:lvlText w:val=""/>
+      <w:lvlJc w:val="left"/>
+      <w:pPr>
+        <w:tabs>
+          <w:tab w:val="num" w:pos="6480"/>
+        </w:tabs>
+        <w:ind w:left="6480" w:hanging="360"/>
+      </w:pPr>
+      <w:rPr>
+        <w:rFonts w:ascii="Wingdings" w:hAnsi="Wingdings" w:hint="default"/>
+        <w:sz w:val="20"/>
+      </w:rPr>
+    </w:lvl>
+  </w:abstractNum>
+  <w:abstractNum w:abstractNumId="9" w15:restartNumberingAfterBreak="0">
     <w:nsid w:val="260E2C11"/>
     <w:multiLevelType w:val="multilevel"/>
     <w:tmpl w:val="AA1EECEA"/>
@@ -15828,7 +17272,7 @@
       </w:rPr>
     </w:lvl>
   </w:abstractNum>
-  <w:abstractNum w:abstractNumId="9" w15:restartNumberingAfterBreak="0">
+  <w:abstractNum w:abstractNumId="10" w15:restartNumberingAfterBreak="0">
     <w:nsid w:val="282673B5"/>
     <w:multiLevelType w:val="multilevel"/>
     <w:tmpl w:val="5720C8B0"/>
@@ -15977,7 +17421,7 @@
       </w:rPr>
     </w:lvl>
   </w:abstractNum>
-  <w:abstractNum w:abstractNumId="10" w15:restartNumberingAfterBreak="0">
+  <w:abstractNum w:abstractNumId="11" w15:restartNumberingAfterBreak="0">
     <w:nsid w:val="2B477954"/>
     <w:multiLevelType w:val="multilevel"/>
     <w:tmpl w:val="9C40F478"/>
@@ -16067,7 +17511,7 @@
       </w:pPr>
     </w:lvl>
   </w:abstractNum>
-  <w:abstractNum w:abstractNumId="11" w15:restartNumberingAfterBreak="0">
+  <w:abstractNum w:abstractNumId="12" w15:restartNumberingAfterBreak="0">
     <w:nsid w:val="3564691D"/>
     <w:multiLevelType w:val="multilevel"/>
     <w:tmpl w:val="B17A2688"/>
@@ -16181,7 +17625,7 @@
       </w:rPr>
     </w:lvl>
   </w:abstractNum>
-  <w:abstractNum w:abstractNumId="12" w15:restartNumberingAfterBreak="0">
+  <w:abstractNum w:abstractNumId="13" w15:restartNumberingAfterBreak="0">
     <w:nsid w:val="37586A82"/>
     <w:multiLevelType w:val="multilevel"/>
     <w:tmpl w:val="7A50DFC8"/>
@@ -16330,7 +17774,7 @@
       </w:rPr>
     </w:lvl>
   </w:abstractNum>
-  <w:abstractNum w:abstractNumId="13" w15:restartNumberingAfterBreak="0">
+  <w:abstractNum w:abstractNumId="14" w15:restartNumberingAfterBreak="0">
     <w:nsid w:val="3A4A6800"/>
     <w:multiLevelType w:val="multilevel"/>
     <w:tmpl w:val="4F70D122"/>
@@ -16443,7 +17887,7 @@
       </w:rPr>
     </w:lvl>
   </w:abstractNum>
-  <w:abstractNum w:abstractNumId="14" w15:restartNumberingAfterBreak="0">
+  <w:abstractNum w:abstractNumId="15" w15:restartNumberingAfterBreak="0">
     <w:nsid w:val="45A92861"/>
     <w:multiLevelType w:val="multilevel"/>
     <w:tmpl w:val="76A8793A"/>
@@ -16556,7 +18000,7 @@
       </w:rPr>
     </w:lvl>
   </w:abstractNum>
-  <w:abstractNum w:abstractNumId="15" w15:restartNumberingAfterBreak="0">
+  <w:abstractNum w:abstractNumId="16" w15:restartNumberingAfterBreak="0">
     <w:nsid w:val="460D275E"/>
     <w:multiLevelType w:val="hybridMultilevel"/>
     <w:tmpl w:val="5BF8A100"/>
@@ -16646,7 +18090,7 @@
       </w:pPr>
     </w:lvl>
   </w:abstractNum>
-  <w:abstractNum w:abstractNumId="16" w15:restartNumberingAfterBreak="0">
+  <w:abstractNum w:abstractNumId="17" w15:restartNumberingAfterBreak="0">
     <w:nsid w:val="46346FD7"/>
     <w:multiLevelType w:val="multilevel"/>
     <w:tmpl w:val="9FD2CB94"/>
@@ -16759,7 +18203,156 @@
       </w:rPr>
     </w:lvl>
   </w:abstractNum>
-  <w:abstractNum w:abstractNumId="17" w15:restartNumberingAfterBreak="0">
+  <w:abstractNum w:abstractNumId="18" w15:restartNumberingAfterBreak="0">
+    <w:nsid w:val="49A27D5E"/>
+    <w:multiLevelType w:val="multilevel"/>
+    <w:tmpl w:val="87C64644"/>
+    <w:lvl w:ilvl="0">
+      <w:start w:val="1"/>
+      <w:numFmt w:val="bullet"/>
+      <w:lvlText w:val=""/>
+      <w:lvlJc w:val="left"/>
+      <w:pPr>
+        <w:tabs>
+          <w:tab w:val="num" w:pos="720"/>
+        </w:tabs>
+        <w:ind w:left="720" w:hanging="360"/>
+      </w:pPr>
+      <w:rPr>
+        <w:rFonts w:ascii="Symbol" w:hAnsi="Symbol" w:hint="default"/>
+        <w:sz w:val="20"/>
+      </w:rPr>
+    </w:lvl>
+    <w:lvl w:ilvl="1" w:tentative="1">
+      <w:start w:val="1"/>
+      <w:numFmt w:val="bullet"/>
+      <w:lvlText w:val="o"/>
+      <w:lvlJc w:val="left"/>
+      <w:pPr>
+        <w:tabs>
+          <w:tab w:val="num" w:pos="1440"/>
+        </w:tabs>
+        <w:ind w:left="1440" w:hanging="360"/>
+      </w:pPr>
+      <w:rPr>
+        <w:rFonts w:ascii="Courier New" w:hAnsi="Courier New" w:hint="default"/>
+        <w:sz w:val="20"/>
+      </w:rPr>
+    </w:lvl>
+    <w:lvl w:ilvl="2" w:tentative="1">
+      <w:start w:val="1"/>
+      <w:numFmt w:val="bullet"/>
+      <w:lvlText w:val=""/>
+      <w:lvlJc w:val="left"/>
+      <w:pPr>
+        <w:tabs>
+          <w:tab w:val="num" w:pos="2160"/>
+        </w:tabs>
+        <w:ind w:left="2160" w:hanging="360"/>
+      </w:pPr>
+      <w:rPr>
+        <w:rFonts w:ascii="Wingdings" w:hAnsi="Wingdings" w:hint="default"/>
+        <w:sz w:val="20"/>
+      </w:rPr>
+    </w:lvl>
+    <w:lvl w:ilvl="3" w:tentative="1">
+      <w:start w:val="1"/>
+      <w:numFmt w:val="bullet"/>
+      <w:lvlText w:val=""/>
+      <w:lvlJc w:val="left"/>
+      <w:pPr>
+        <w:tabs>
+          <w:tab w:val="num" w:pos="2880"/>
+        </w:tabs>
+        <w:ind w:left="2880" w:hanging="360"/>
+      </w:pPr>
+      <w:rPr>
+        <w:rFonts w:ascii="Wingdings" w:hAnsi="Wingdings" w:hint="default"/>
+        <w:sz w:val="20"/>
+      </w:rPr>
+    </w:lvl>
+    <w:lvl w:ilvl="4" w:tentative="1">
+      <w:start w:val="1"/>
+      <w:numFmt w:val="bullet"/>
+      <w:lvlText w:val=""/>
+      <w:lvlJc w:val="left"/>
+      <w:pPr>
+        <w:tabs>
+          <w:tab w:val="num" w:pos="3600"/>
+        </w:tabs>
+        <w:ind w:left="3600" w:hanging="360"/>
+      </w:pPr>
+      <w:rPr>
+        <w:rFonts w:ascii="Wingdings" w:hAnsi="Wingdings" w:hint="default"/>
+        <w:sz w:val="20"/>
+      </w:rPr>
+    </w:lvl>
+    <w:lvl w:ilvl="5" w:tentative="1">
+      <w:start w:val="1"/>
+      <w:numFmt w:val="bullet"/>
+      <w:lvlText w:val=""/>
+      <w:lvlJc w:val="left"/>
+      <w:pPr>
+        <w:tabs>
+          <w:tab w:val="num" w:pos="4320"/>
+        </w:tabs>
+        <w:ind w:left="4320" w:hanging="360"/>
+      </w:pPr>
+      <w:rPr>
+        <w:rFonts w:ascii="Wingdings" w:hAnsi="Wingdings" w:hint="default"/>
+        <w:sz w:val="20"/>
+      </w:rPr>
+    </w:lvl>
+    <w:lvl w:ilvl="6" w:tentative="1">
+      <w:start w:val="1"/>
+      <w:numFmt w:val="bullet"/>
+      <w:lvlText w:val=""/>
+      <w:lvlJc w:val="left"/>
+      <w:pPr>
+        <w:tabs>
+          <w:tab w:val="num" w:pos="5040"/>
+        </w:tabs>
+        <w:ind w:left="5040" w:hanging="360"/>
+      </w:pPr>
+      <w:rPr>
+        <w:rFonts w:ascii="Wingdings" w:hAnsi="Wingdings" w:hint="default"/>
+        <w:sz w:val="20"/>
+      </w:rPr>
+    </w:lvl>
+    <w:lvl w:ilvl="7" w:tentative="1">
+      <w:start w:val="1"/>
+      <w:numFmt w:val="bullet"/>
+      <w:lvlText w:val=""/>
+      <w:lvlJc w:val="left"/>
+      <w:pPr>
+        <w:tabs>
+          <w:tab w:val="num" w:pos="5760"/>
+        </w:tabs>
+        <w:ind w:left="5760" w:hanging="360"/>
+      </w:pPr>
+      <w:rPr>
+        <w:rFonts w:ascii="Wingdings" w:hAnsi="Wingdings" w:hint="default"/>
+        <w:sz w:val="20"/>
+      </w:rPr>
+    </w:lvl>
+    <w:lvl w:ilvl="8" w:tentative="1">
+      <w:start w:val="1"/>
+      <w:numFmt w:val="bullet"/>
+      <w:lvlText w:val=""/>
+      <w:lvlJc w:val="left"/>
+      <w:pPr>
+        <w:tabs>
+          <w:tab w:val="num" w:pos="6480"/>
+        </w:tabs>
+        <w:ind w:left="6480" w:hanging="360"/>
+      </w:pPr>
+      <w:rPr>
+        <w:rFonts w:ascii="Wingdings" w:hAnsi="Wingdings" w:hint="default"/>
+        <w:sz w:val="20"/>
+      </w:rPr>
+    </w:lvl>
+  </w:abstractNum>
+  <w:abstractNum w:abstractNumId="19" w15:restartNumberingAfterBreak="0">
     <w:nsid w:val="4BB947E1"/>
     <w:multiLevelType w:val="multilevel"/>
     <w:tmpl w:val="8CE6BB90"/>
@@ -16872,7 +18465,7 @@
       </w:rPr>
     </w:lvl>
   </w:abstractNum>
-  <w:abstractNum w:abstractNumId="18" w15:restartNumberingAfterBreak="0">
+  <w:abstractNum w:abstractNumId="20" w15:restartNumberingAfterBreak="0">
     <w:nsid w:val="4DFD3A75"/>
     <w:multiLevelType w:val="hybridMultilevel"/>
     <w:tmpl w:val="D66C9348"/>
@@ -16985,7 +18578,7 @@
       </w:rPr>
     </w:lvl>
   </w:abstractNum>
-  <w:abstractNum w:abstractNumId="19" w15:restartNumberingAfterBreak="0">
+  <w:abstractNum w:abstractNumId="21" w15:restartNumberingAfterBreak="0">
     <w:nsid w:val="4E45761C"/>
     <w:multiLevelType w:val="multilevel"/>
     <w:tmpl w:val="B35EABC0"/>
@@ -17098,7 +18691,7 @@
       </w:rPr>
     </w:lvl>
   </w:abstractNum>
-  <w:abstractNum w:abstractNumId="20" w15:restartNumberingAfterBreak="0">
+  <w:abstractNum w:abstractNumId="22" w15:restartNumberingAfterBreak="0">
     <w:nsid w:val="56374D14"/>
     <w:multiLevelType w:val="multilevel"/>
     <w:tmpl w:val="8948375C"/>
@@ -17211,7 +18804,120 @@
       </w:rPr>
     </w:lvl>
   </w:abstractNum>
-  <w:abstractNum w:abstractNumId="21" w15:restartNumberingAfterBreak="0">
+  <w:abstractNum w:abstractNumId="23" w15:restartNumberingAfterBreak="0">
+    <w:nsid w:val="57D833D2"/>
+    <w:multiLevelType w:val="hybridMultilevel"/>
+    <w:tmpl w:val="6AAE349C"/>
+    <w:lvl w:ilvl="0" w:tplc="0C0A0001">
+      <w:start w:val="1"/>
+      <w:numFmt w:val="bullet"/>
+      <w:lvlText w:val=""/>
+      <w:lvlJc w:val="left"/>
+      <w:pPr>
+        <w:ind w:left="720" w:hanging="360"/>
+      </w:pPr>
+      <w:rPr>
+        <w:rFonts w:ascii="Symbol" w:hAnsi="Symbol" w:hint="default"/>
+      </w:rPr>
+    </w:lvl>
+    <w:lvl w:ilvl="1" w:tplc="0C0A0003" w:tentative="1">
+      <w:start w:val="1"/>
+      <w:numFmt w:val="bullet"/>
+      <w:lvlText w:val="o"/>
+      <w:lvlJc w:val="left"/>
+      <w:pPr>
+        <w:ind w:left="1440" w:hanging="360"/>
+      </w:pPr>
+      <w:rPr>
+        <w:rFonts w:ascii="Courier New" w:hAnsi="Courier New" w:cs="Courier New" w:hint="default"/>
+      </w:rPr>
+    </w:lvl>
+    <w:lvl w:ilvl="2" w:tplc="0C0A0005" w:tentative="1">
+      <w:start w:val="1"/>
+      <w:numFmt w:val="bullet"/>
+      <w:lvlText w:val=""/>
+      <w:lvlJc w:val="left"/>
+      <w:pPr>
+        <w:ind w:left="2160" w:hanging="360"/>
+      </w:pPr>
+      <w:rPr>
+        <w:rFonts w:ascii="Wingdings" w:hAnsi="Wingdings" w:hint="default"/>
+      </w:rPr>
+    </w:lvl>
+    <w:lvl w:ilvl="3" w:tplc="0C0A0001" w:tentative="1">
+      <w:start w:val="1"/>
+      <w:numFmt w:val="bullet"/>
+      <w:lvlText w:val=""/>
+      <w:lvlJc w:val="left"/>
+      <w:pPr>
+        <w:ind w:left="2880" w:hanging="360"/>
+      </w:pPr>
+      <w:rPr>
+        <w:rFonts w:ascii="Symbol" w:hAnsi="Symbol" w:hint="default"/>
+      </w:rPr>
+    </w:lvl>
+    <w:lvl w:ilvl="4" w:tplc="0C0A0003" w:tentative="1">
+      <w:start w:val="1"/>
+      <w:numFmt w:val="bullet"/>
+      <w:lvlText w:val="o"/>
+      <w:lvlJc w:val="left"/>
+      <w:pPr>
+        <w:ind w:left="3600" w:hanging="360"/>
+      </w:pPr>
+      <w:rPr>
+        <w:rFonts w:ascii="Courier New" w:hAnsi="Courier New" w:cs="Courier New" w:hint="default"/>
+      </w:rPr>
+    </w:lvl>
+    <w:lvl w:ilvl="5" w:tplc="0C0A0005" w:tentative="1">
+      <w:start w:val="1"/>
+      <w:numFmt w:val="bullet"/>
+      <w:lvlText w:val=""/>
+      <w:lvlJc w:val="left"/>
+      <w:pPr>
+        <w:ind w:left="4320" w:hanging="360"/>
+      </w:pPr>
+      <w:rPr>
+        <w:rFonts w:ascii="Wingdings" w:hAnsi="Wingdings" w:hint="default"/>
+      </w:rPr>
+    </w:lvl>
+    <w:lvl w:ilvl="6" w:tplc="0C0A0001" w:tentative="1">
+      <w:start w:val="1"/>
+      <w:numFmt w:val="bullet"/>
+      <w:lvlText w:val=""/>
+      <w:lvlJc w:val="left"/>
+      <w:pPr>
+        <w:ind w:left="5040" w:hanging="360"/>
+      </w:pPr>
+      <w:rPr>
+        <w:rFonts w:ascii="Symbol" w:hAnsi="Symbol" w:hint="default"/>
+      </w:rPr>
+    </w:lvl>
+    <w:lvl w:ilvl="7" w:tplc="0C0A0003" w:tentative="1">
+      <w:start w:val="1"/>
+      <w:numFmt w:val="bullet"/>
+      <w:lvlText w:val="o"/>
+      <w:lvlJc w:val="left"/>
+      <w:pPr>
+        <w:ind w:left="5760" w:hanging="360"/>
+      </w:pPr>
+      <w:rPr>
+        <w:rFonts w:ascii="Courier New" w:hAnsi="Courier New" w:cs="Courier New" w:hint="default"/>
+      </w:rPr>
+    </w:lvl>
+    <w:lvl w:ilvl="8" w:tplc="0C0A0005" w:tentative="1">
+      <w:start w:val="1"/>
+      <w:numFmt w:val="bullet"/>
+      <w:lvlText w:val=""/>
+      <w:lvlJc w:val="left"/>
+      <w:pPr>
+        <w:ind w:left="6480" w:hanging="360"/>
+      </w:pPr>
+      <w:rPr>
+        <w:rFonts w:ascii="Wingdings" w:hAnsi="Wingdings" w:hint="default"/>
+      </w:rPr>
+    </w:lvl>
+  </w:abstractNum>
+  <w:abstractNum w:abstractNumId="24" w15:restartNumberingAfterBreak="0">
     <w:nsid w:val="58EB7069"/>
     <w:multiLevelType w:val="multilevel"/>
     <w:tmpl w:val="5FC6B006"/>
@@ -17360,7 +19066,7 @@
       </w:rPr>
     </w:lvl>
   </w:abstractNum>
-  <w:abstractNum w:abstractNumId="22" w15:restartNumberingAfterBreak="0">
+  <w:abstractNum w:abstractNumId="25" w15:restartNumberingAfterBreak="0">
     <w:nsid w:val="5A727E1E"/>
     <w:multiLevelType w:val="multilevel"/>
     <w:tmpl w:val="454E341E"/>
@@ -17473,7 +19179,7 @@
       </w:rPr>
     </w:lvl>
   </w:abstractNum>
-  <w:abstractNum w:abstractNumId="23" w15:restartNumberingAfterBreak="0">
+  <w:abstractNum w:abstractNumId="26" w15:restartNumberingAfterBreak="0">
     <w:nsid w:val="5AEF4795"/>
     <w:multiLevelType w:val="multilevel"/>
     <w:tmpl w:val="E3E41D1E"/>
@@ -17586,7 +19292,7 @@
       </w:rPr>
     </w:lvl>
   </w:abstractNum>
-  <w:abstractNum w:abstractNumId="24" w15:restartNumberingAfterBreak="0">
+  <w:abstractNum w:abstractNumId="27" w15:restartNumberingAfterBreak="0">
     <w:nsid w:val="5CFE3D91"/>
     <w:multiLevelType w:val="hybridMultilevel"/>
     <w:tmpl w:val="673A814A"/>
@@ -17699,7 +19405,7 @@
       </w:rPr>
     </w:lvl>
   </w:abstractNum>
-  <w:abstractNum w:abstractNumId="25" w15:restartNumberingAfterBreak="0">
+  <w:abstractNum w:abstractNumId="28" w15:restartNumberingAfterBreak="0">
     <w:nsid w:val="5F3412CC"/>
     <w:multiLevelType w:val="multilevel"/>
     <w:tmpl w:val="95627580"/>
@@ -17812,7 +19518,7 @@
       </w:rPr>
     </w:lvl>
   </w:abstractNum>
-  <w:abstractNum w:abstractNumId="26" w15:restartNumberingAfterBreak="0">
+  <w:abstractNum w:abstractNumId="29" w15:restartNumberingAfterBreak="0">
     <w:nsid w:val="61873B69"/>
     <w:multiLevelType w:val="multilevel"/>
     <w:tmpl w:val="EC36630E"/>
@@ -17901,7 +19607,7 @@
       </w:pPr>
     </w:lvl>
   </w:abstractNum>
-  <w:abstractNum w:abstractNumId="27" w15:restartNumberingAfterBreak="0">
+  <w:abstractNum w:abstractNumId="30" w15:restartNumberingAfterBreak="0">
     <w:nsid w:val="6CD57AB3"/>
     <w:multiLevelType w:val="hybridMultilevel"/>
     <w:tmpl w:val="036228AE"/>
@@ -18014,7 +19720,7 @@
       </w:rPr>
     </w:lvl>
   </w:abstractNum>
-  <w:abstractNum w:abstractNumId="28" w15:restartNumberingAfterBreak="0">
+  <w:abstractNum w:abstractNumId="31" w15:restartNumberingAfterBreak="0">
     <w:nsid w:val="71BC09EB"/>
     <w:multiLevelType w:val="multilevel"/>
     <w:tmpl w:val="363270CC"/>
@@ -18127,7 +19833,156 @@
       </w:rPr>
     </w:lvl>
   </w:abstractNum>
-  <w:abstractNum w:abstractNumId="29" w15:restartNumberingAfterBreak="0">
+  <w:abstractNum w:abstractNumId="32" w15:restartNumberingAfterBreak="0">
+    <w:nsid w:val="72C06F3F"/>
+    <w:multiLevelType w:val="multilevel"/>
+    <w:tmpl w:val="373C7978"/>
+    <w:lvl w:ilvl="0">
+      <w:start w:val="1"/>
+      <w:numFmt w:val="bullet"/>
+      <w:lvlText w:val=""/>
+      <w:lvlJc w:val="left"/>
+      <w:pPr>
+        <w:tabs>
+          <w:tab w:val="num" w:pos="720"/>
+        </w:tabs>
+        <w:ind w:left="720" w:hanging="360"/>
+      </w:pPr>
+      <w:rPr>
+        <w:rFonts w:ascii="Symbol" w:hAnsi="Symbol" w:hint="default"/>
+        <w:sz w:val="20"/>
+      </w:rPr>
+    </w:lvl>
+    <w:lvl w:ilvl="1" w:tentative="1">
+      <w:start w:val="1"/>
+      <w:numFmt w:val="bullet"/>
+      <w:lvlText w:val="o"/>
+      <w:lvlJc w:val="left"/>
+      <w:pPr>
+        <w:tabs>
+          <w:tab w:val="num" w:pos="1440"/>
+        </w:tabs>
+        <w:ind w:left="1440" w:hanging="360"/>
+      </w:pPr>
+      <w:rPr>
+        <w:rFonts w:ascii="Courier New" w:hAnsi="Courier New" w:hint="default"/>
+        <w:sz w:val="20"/>
+      </w:rPr>
+    </w:lvl>
+    <w:lvl w:ilvl="2" w:tentative="1">
+      <w:start w:val="1"/>
+      <w:numFmt w:val="bullet"/>
+      <w:lvlText w:val=""/>
+      <w:lvlJc w:val="left"/>
+      <w:pPr>
+        <w:tabs>
+          <w:tab w:val="num" w:pos="2160"/>
+        </w:tabs>
+        <w:ind w:left="2160" w:hanging="360"/>
+      </w:pPr>
+      <w:rPr>
+        <w:rFonts w:ascii="Wingdings" w:hAnsi="Wingdings" w:hint="default"/>
+        <w:sz w:val="20"/>
+      </w:rPr>
+    </w:lvl>
+    <w:lvl w:ilvl="3" w:tentative="1">
+      <w:start w:val="1"/>
+      <w:numFmt w:val="bullet"/>
+      <w:lvlText w:val=""/>
+      <w:lvlJc w:val="left"/>
+      <w:pPr>
+        <w:tabs>
+          <w:tab w:val="num" w:pos="2880"/>
+        </w:tabs>
+        <w:ind w:left="2880" w:hanging="360"/>
+      </w:pPr>
+      <w:rPr>
+        <w:rFonts w:ascii="Wingdings" w:hAnsi="Wingdings" w:hint="default"/>
+        <w:sz w:val="20"/>
+      </w:rPr>
+    </w:lvl>
+    <w:lvl w:ilvl="4" w:tentative="1">
+      <w:start w:val="1"/>
+      <w:numFmt w:val="bullet"/>
+      <w:lvlText w:val=""/>
+      <w:lvlJc w:val="left"/>
+      <w:pPr>
+        <w:tabs>
+          <w:tab w:val="num" w:pos="3600"/>
+        </w:tabs>
+        <w:ind w:left="3600" w:hanging="360"/>
+      </w:pPr>
+      <w:rPr>
+        <w:rFonts w:ascii="Wingdings" w:hAnsi="Wingdings" w:hint="default"/>
+        <w:sz w:val="20"/>
+      </w:rPr>
+    </w:lvl>
+    <w:lvl w:ilvl="5" w:tentative="1">
+      <w:start w:val="1"/>
+      <w:numFmt w:val="bullet"/>
+      <w:lvlText w:val=""/>
+      <w:lvlJc w:val="left"/>
+      <w:pPr>
+        <w:tabs>
+          <w:tab w:val="num" w:pos="4320"/>
+        </w:tabs>
+        <w:ind w:left="4320" w:hanging="360"/>
+      </w:pPr>
+      <w:rPr>
+        <w:rFonts w:ascii="Wingdings" w:hAnsi="Wingdings" w:hint="default"/>
+        <w:sz w:val="20"/>
+      </w:rPr>
+    </w:lvl>
+    <w:lvl w:ilvl="6" w:tentative="1">
+      <w:start w:val="1"/>
+      <w:numFmt w:val="bullet"/>
+      <w:lvlText w:val=""/>
+      <w:lvlJc w:val="left"/>
+      <w:pPr>
+        <w:tabs>
+          <w:tab w:val="num" w:pos="5040"/>
+        </w:tabs>
+        <w:ind w:left="5040" w:hanging="360"/>
+      </w:pPr>
+      <w:rPr>
+        <w:rFonts w:ascii="Wingdings" w:hAnsi="Wingdings" w:hint="default"/>
+        <w:sz w:val="20"/>
+      </w:rPr>
+    </w:lvl>
+    <w:lvl w:ilvl="7" w:tentative="1">
+      <w:start w:val="1"/>
+      <w:numFmt w:val="bullet"/>
+      <w:lvlText w:val=""/>
+      <w:lvlJc w:val="left"/>
+      <w:pPr>
+        <w:tabs>
+          <w:tab w:val="num" w:pos="5760"/>
+        </w:tabs>
+        <w:ind w:left="5760" w:hanging="360"/>
+      </w:pPr>
+      <w:rPr>
+        <w:rFonts w:ascii="Wingdings" w:hAnsi="Wingdings" w:hint="default"/>
+        <w:sz w:val="20"/>
+      </w:rPr>
+    </w:lvl>
+    <w:lvl w:ilvl="8" w:tentative="1">
+      <w:start w:val="1"/>
+      <w:numFmt w:val="bullet"/>
+      <w:lvlText w:val=""/>
+      <w:lvlJc w:val="left"/>
+      <w:pPr>
+        <w:tabs>
+          <w:tab w:val="num" w:pos="6480"/>
+        </w:tabs>
+        <w:ind w:left="6480" w:hanging="360"/>
+      </w:pPr>
+      <w:rPr>
+        <w:rFonts w:ascii="Wingdings" w:hAnsi="Wingdings" w:hint="default"/>
+        <w:sz w:val="20"/>
+      </w:rPr>
+    </w:lvl>
+  </w:abstractNum>
+  <w:abstractNum w:abstractNumId="33" w15:restartNumberingAfterBreak="0">
     <w:nsid w:val="72FB6425"/>
     <w:multiLevelType w:val="hybridMultilevel"/>
     <w:tmpl w:val="6BBA5C1A"/>
@@ -18240,7 +20095,7 @@
       </w:rPr>
     </w:lvl>
   </w:abstractNum>
-  <w:abstractNum w:abstractNumId="30" w15:restartNumberingAfterBreak="0">
+  <w:abstractNum w:abstractNumId="34" w15:restartNumberingAfterBreak="0">
     <w:nsid w:val="77997337"/>
     <w:multiLevelType w:val="hybridMultilevel"/>
     <w:tmpl w:val="77D22B0E"/>
@@ -18353,7 +20208,7 @@
       </w:rPr>
     </w:lvl>
   </w:abstractNum>
-  <w:abstractNum w:abstractNumId="31" w15:restartNumberingAfterBreak="0">
+  <w:abstractNum w:abstractNumId="35" w15:restartNumberingAfterBreak="0">
     <w:nsid w:val="77C8101F"/>
     <w:multiLevelType w:val="hybridMultilevel"/>
     <w:tmpl w:val="3DBA67D2"/>
@@ -18470,10 +20325,10 @@
     <w:abstractNumId w:val="3"/>
   </w:num>
   <w:num w:numId="2" w16cid:durableId="397676721">
-    <w:abstractNumId w:val="11"/>
+    <w:abstractNumId w:val="12"/>
   </w:num>
   <w:num w:numId="3" w16cid:durableId="9645921">
-    <w:abstractNumId w:val="10"/>
+    <w:abstractNumId w:val="11"/>
   </w:num>
   <w:num w:numId="4" w16cid:durableId="809785166">
     <w:abstractNumId w:val="5"/>
@@ -18509,88 +20364,100 @@
     </w:lvlOverride>
   </w:num>
   <w:num w:numId="6" w16cid:durableId="272637835">
-    <w:abstractNumId w:val="18"/>
+    <w:abstractNumId w:val="20"/>
   </w:num>
   <w:num w:numId="7" w16cid:durableId="1018699636">
+    <w:abstractNumId w:val="27"/>
+  </w:num>
+  <w:num w:numId="8" w16cid:durableId="75593124">
+    <w:abstractNumId w:val="29"/>
+  </w:num>
+  <w:num w:numId="9" w16cid:durableId="1586065942">
+    <w:abstractNumId w:val="35"/>
+  </w:num>
+  <w:num w:numId="10" w16cid:durableId="862670435">
+    <w:abstractNumId w:val="34"/>
+  </w:num>
+  <w:num w:numId="11" w16cid:durableId="115100989">
+    <w:abstractNumId w:val="33"/>
+  </w:num>
+  <w:num w:numId="12" w16cid:durableId="1593467795">
+    <w:abstractNumId w:val="13"/>
+  </w:num>
+  <w:num w:numId="13" w16cid:durableId="977035797">
     <w:abstractNumId w:val="24"/>
   </w:num>
-  <w:num w:numId="8" w16cid:durableId="75593124">
-    <w:abstractNumId w:val="26"/>
-  </w:num>
-  <w:num w:numId="9" w16cid:durableId="1586065942">
-    <w:abstractNumId w:val="31"/>
-  </w:num>
-  <w:num w:numId="10" w16cid:durableId="862670435">
-    <w:abstractNumId w:val="30"/>
-  </w:num>
-  <w:num w:numId="11" w16cid:durableId="115100989">
-    <w:abstractNumId w:val="29"/>
-  </w:num>
-  <w:num w:numId="12" w16cid:durableId="1593467795">
-    <w:abstractNumId w:val="12"/>
-  </w:num>
-  <w:num w:numId="13" w16cid:durableId="977035797">
-    <w:abstractNumId w:val="21"/>
-  </w:num>
   <w:num w:numId="14" w16cid:durableId="1310212878">
-    <w:abstractNumId w:val="13"/>
+    <w:abstractNumId w:val="14"/>
   </w:num>
   <w:num w:numId="15" w16cid:durableId="38481815">
-    <w:abstractNumId w:val="17"/>
+    <w:abstractNumId w:val="19"/>
   </w:num>
   <w:num w:numId="16" w16cid:durableId="731660627">
     <w:abstractNumId w:val="4"/>
   </w:num>
   <w:num w:numId="17" w16cid:durableId="1287156322">
-    <w:abstractNumId w:val="16"/>
+    <w:abstractNumId w:val="17"/>
   </w:num>
   <w:num w:numId="18" w16cid:durableId="1461921722">
-    <w:abstractNumId w:val="22"/>
+    <w:abstractNumId w:val="25"/>
   </w:num>
   <w:num w:numId="19" w16cid:durableId="713819904">
-    <w:abstractNumId w:val="19"/>
+    <w:abstractNumId w:val="21"/>
   </w:num>
   <w:num w:numId="20" w16cid:durableId="596523197">
-    <w:abstractNumId w:val="14"/>
+    <w:abstractNumId w:val="15"/>
   </w:num>
   <w:num w:numId="21" w16cid:durableId="112478275">
-    <w:abstractNumId w:val="25"/>
+    <w:abstractNumId w:val="28"/>
   </w:num>
   <w:num w:numId="22" w16cid:durableId="180362581">
     <w:abstractNumId w:val="0"/>
   </w:num>
   <w:num w:numId="23" w16cid:durableId="1339425463">
-    <w:abstractNumId w:val="28"/>
+    <w:abstractNumId w:val="31"/>
   </w:num>
   <w:num w:numId="24" w16cid:durableId="294021078">
-    <w:abstractNumId w:val="20"/>
+    <w:abstractNumId w:val="22"/>
   </w:num>
   <w:num w:numId="25" w16cid:durableId="920529112">
-    <w:abstractNumId w:val="23"/>
+    <w:abstractNumId w:val="26"/>
   </w:num>
   <w:num w:numId="26" w16cid:durableId="96564629">
     <w:abstractNumId w:val="2"/>
   </w:num>
   <w:num w:numId="27" w16cid:durableId="710155528">
-    <w:abstractNumId w:val="8"/>
+    <w:abstractNumId w:val="9"/>
   </w:num>
   <w:num w:numId="28" w16cid:durableId="114064776">
     <w:abstractNumId w:val="6"/>
   </w:num>
   <w:num w:numId="29" w16cid:durableId="1529221432">
-    <w:abstractNumId w:val="15"/>
+    <w:abstractNumId w:val="16"/>
   </w:num>
   <w:num w:numId="30" w16cid:durableId="934897049">
-    <w:abstractNumId w:val="27"/>
+    <w:abstractNumId w:val="30"/>
   </w:num>
   <w:num w:numId="31" w16cid:durableId="1143810207">
     <w:abstractNumId w:val="7"/>
   </w:num>
   <w:num w:numId="32" w16cid:durableId="1234046693">
-    <w:abstractNumId w:val="9"/>
+    <w:abstractNumId w:val="10"/>
   </w:num>
   <w:num w:numId="33" w16cid:durableId="2069956721">
     <w:abstractNumId w:val="1"/>
+  </w:num>
+  <w:num w:numId="34" w16cid:durableId="2128546389">
+    <w:abstractNumId w:val="18"/>
+  </w:num>
+  <w:num w:numId="35" w16cid:durableId="760102210">
+    <w:abstractNumId w:val="8"/>
+  </w:num>
+  <w:num w:numId="36" w16cid:durableId="855114960">
+    <w:abstractNumId w:val="32"/>
+  </w:num>
+  <w:num w:numId="37" w16cid:durableId="1193109946">
+    <w:abstractNumId w:val="23"/>
   </w:num>
 </w:numbering>
 </file>

--- a/Documentación/tfm.docx
+++ b/Documentación/tfm.docx
@@ -12141,14 +12141,27 @@
       <w:r>
         <w:t xml:space="preserve">Ilustración </w:t>
       </w:r>
-      <w:fldSimple w:instr=" SEQ Ilustración \* ARABIC ">
-        <w:r>
-          <w:rPr>
-            <w:noProof/>
-          </w:rPr>
-          <w:t>1</w:t>
-        </w:r>
-      </w:fldSimple>
+      <w:r>
+        <w:fldChar w:fldCharType="begin"/>
+      </w:r>
+      <w:r>
+        <w:instrText xml:space="preserve"> SEQ Ilustración \* ARABIC </w:instrText>
+      </w:r>
+      <w:r>
+        <w:fldChar w:fldCharType="separate"/>
+      </w:r>
+      <w:r>
+        <w:rPr>
+          <w:noProof/>
+        </w:rPr>
+        <w:t>1</w:t>
+      </w:r>
+      <w:r>
+        <w:rPr>
+          <w:noProof/>
+        </w:rPr>
+        <w:fldChar w:fldCharType="end"/>
+      </w:r>
       <w:r>
         <w:t>: Estructura Proyecto Servidor</w:t>
       </w:r>
@@ -12601,14 +12614,27 @@
       <w:r>
         <w:t xml:space="preserve">Ilustración </w:t>
       </w:r>
-      <w:fldSimple w:instr=" SEQ Ilustración \* ARABIC ">
-        <w:r>
-          <w:rPr>
-            <w:noProof/>
-          </w:rPr>
-          <w:t>2</w:t>
-        </w:r>
-      </w:fldSimple>
+      <w:r>
+        <w:fldChar w:fldCharType="begin"/>
+      </w:r>
+      <w:r>
+        <w:instrText xml:space="preserve"> SEQ Ilustración \* ARABIC </w:instrText>
+      </w:r>
+      <w:r>
+        <w:fldChar w:fldCharType="separate"/>
+      </w:r>
+      <w:r>
+        <w:rPr>
+          <w:noProof/>
+        </w:rPr>
+        <w:t>2</w:t>
+      </w:r>
+      <w:r>
+        <w:rPr>
+          <w:noProof/>
+        </w:rPr>
+        <w:fldChar w:fldCharType="end"/>
+      </w:r>
       <w:r>
         <w:t>: Clase Cliente en Servidor</w:t>
       </w:r>
@@ -12958,14 +12984,27 @@
       <w:r>
         <w:t xml:space="preserve">Ilustración </w:t>
       </w:r>
-      <w:fldSimple w:instr=" SEQ Ilustración \* ARABIC ">
-        <w:r>
-          <w:rPr>
-            <w:noProof/>
-          </w:rPr>
-          <w:t>3</w:t>
-        </w:r>
-      </w:fldSimple>
+      <w:r>
+        <w:fldChar w:fldCharType="begin"/>
+      </w:r>
+      <w:r>
+        <w:instrText xml:space="preserve"> SEQ Ilustración \* ARABIC </w:instrText>
+      </w:r>
+      <w:r>
+        <w:fldChar w:fldCharType="separate"/>
+      </w:r>
+      <w:r>
+        <w:rPr>
+          <w:noProof/>
+        </w:rPr>
+        <w:t>3</w:t>
+      </w:r>
+      <w:r>
+        <w:rPr>
+          <w:noProof/>
+        </w:rPr>
+        <w:fldChar w:fldCharType="end"/>
+      </w:r>
       <w:r>
         <w:t>: Clase Ngrok Servidor</w:t>
       </w:r>
@@ -13217,14 +13256,27 @@
       <w:r>
         <w:t xml:space="preserve">Ilustración </w:t>
       </w:r>
-      <w:fldSimple w:instr=" SEQ Ilustración \* ARABIC ">
-        <w:r>
-          <w:rPr>
-            <w:noProof/>
-          </w:rPr>
-          <w:t>4</w:t>
-        </w:r>
-      </w:fldSimple>
+      <w:r>
+        <w:fldChar w:fldCharType="begin"/>
+      </w:r>
+      <w:r>
+        <w:instrText xml:space="preserve"> SEQ Ilustración \* ARABIC </w:instrText>
+      </w:r>
+      <w:r>
+        <w:fldChar w:fldCharType="separate"/>
+      </w:r>
+      <w:r>
+        <w:rPr>
+          <w:noProof/>
+        </w:rPr>
+        <w:t>4</w:t>
+      </w:r>
+      <w:r>
+        <w:rPr>
+          <w:noProof/>
+        </w:rPr>
+        <w:fldChar w:fldCharType="end"/>
+      </w:r>
       <w:r>
         <w:t xml:space="preserve">: Variables </w:t>
       </w:r>
@@ -13557,14 +13609,27 @@
       <w:r>
         <w:t xml:space="preserve">Ilustración </w:t>
       </w:r>
-      <w:fldSimple w:instr=" SEQ Ilustración \* ARABIC ">
-        <w:r>
-          <w:rPr>
-            <w:noProof/>
-          </w:rPr>
-          <w:t>5</w:t>
-        </w:r>
-      </w:fldSimple>
+      <w:r>
+        <w:fldChar w:fldCharType="begin"/>
+      </w:r>
+      <w:r>
+        <w:instrText xml:space="preserve"> SEQ Ilustración \* ARABIC </w:instrText>
+      </w:r>
+      <w:r>
+        <w:fldChar w:fldCharType="separate"/>
+      </w:r>
+      <w:r>
+        <w:rPr>
+          <w:noProof/>
+        </w:rPr>
+        <w:t>5</w:t>
+      </w:r>
+      <w:r>
+        <w:rPr>
+          <w:noProof/>
+        </w:rPr>
+        <w:fldChar w:fldCharType="end"/>
+      </w:r>
       <w:r>
         <w:t>: Función startServer</w:t>
       </w:r>
@@ -13654,14 +13719,27 @@
       <w:r>
         <w:t xml:space="preserve">Ilustración </w:t>
       </w:r>
-      <w:fldSimple w:instr=" SEQ Ilustración \* ARABIC ">
-        <w:r>
-          <w:rPr>
-            <w:noProof/>
-          </w:rPr>
-          <w:t>6</w:t>
-        </w:r>
-      </w:fldSimple>
+      <w:r>
+        <w:fldChar w:fldCharType="begin"/>
+      </w:r>
+      <w:r>
+        <w:instrText xml:space="preserve"> SEQ Ilustración \* ARABIC </w:instrText>
+      </w:r>
+      <w:r>
+        <w:fldChar w:fldCharType="separate"/>
+      </w:r>
+      <w:r>
+        <w:rPr>
+          <w:noProof/>
+        </w:rPr>
+        <w:t>6</w:t>
+      </w:r>
+      <w:r>
+        <w:rPr>
+          <w:noProof/>
+        </w:rPr>
+        <w:fldChar w:fldCharType="end"/>
+      </w:r>
       <w:r>
         <w:t>: Función AcceptClients</w:t>
       </w:r>
@@ -13744,14 +13822,27 @@
       <w:r>
         <w:t xml:space="preserve">Ilustración </w:t>
       </w:r>
-      <w:fldSimple w:instr=" SEQ Ilustración \* ARABIC ">
-        <w:r>
-          <w:rPr>
-            <w:noProof/>
-          </w:rPr>
-          <w:t>7</w:t>
-        </w:r>
-      </w:fldSimple>
+      <w:r>
+        <w:fldChar w:fldCharType="begin"/>
+      </w:r>
+      <w:r>
+        <w:instrText xml:space="preserve"> SEQ Ilustración \* ARABIC </w:instrText>
+      </w:r>
+      <w:r>
+        <w:fldChar w:fldCharType="separate"/>
+      </w:r>
+      <w:r>
+        <w:rPr>
+          <w:noProof/>
+        </w:rPr>
+        <w:t>7</w:t>
+      </w:r>
+      <w:r>
+        <w:rPr>
+          <w:noProof/>
+        </w:rPr>
+        <w:fldChar w:fldCharType="end"/>
+      </w:r>
       <w:r>
         <w:t>: Función SendCommand</w:t>
       </w:r>
@@ -13856,14 +13947,27 @@
       <w:r>
         <w:t xml:space="preserve">Ilustración </w:t>
       </w:r>
-      <w:fldSimple w:instr=" SEQ Ilustración \* ARABIC ">
-        <w:r>
-          <w:rPr>
-            <w:noProof/>
-          </w:rPr>
-          <w:t>8</w:t>
-        </w:r>
-      </w:fldSimple>
+      <w:r>
+        <w:fldChar w:fldCharType="begin"/>
+      </w:r>
+      <w:r>
+        <w:instrText xml:space="preserve"> SEQ Ilustración \* ARABIC </w:instrText>
+      </w:r>
+      <w:r>
+        <w:fldChar w:fldCharType="separate"/>
+      </w:r>
+      <w:r>
+        <w:rPr>
+          <w:noProof/>
+        </w:rPr>
+        <w:t>8</w:t>
+      </w:r>
+      <w:r>
+        <w:rPr>
+          <w:noProof/>
+        </w:rPr>
+        <w:fldChar w:fldCharType="end"/>
+      </w:r>
       <w:r>
         <w:t xml:space="preserve">: Función </w:t>
       </w:r>
@@ -14997,13 +15101,7 @@
     </w:p>
     <w:p>
       <w:r>
-        <w:t xml:space="preserve">El </w:t>
-      </w:r>
-      <w:r>
-        <w:t>cliente</w:t>
-      </w:r>
-      <w:r>
-        <w:t xml:space="preserve"> está dividido en varios “módulos” o clases, tenemos un total de 5 carpetas Conexión, </w:t>
+        <w:t xml:space="preserve">El cliente está dividido en varios “módulos” o clases, tenemos un total de 5 carpetas Conexión, </w:t>
       </w:r>
       <w:proofErr w:type="spellStart"/>
       <w:r>
@@ -15011,10 +15109,7 @@
       </w:r>
       <w:proofErr w:type="spellEnd"/>
       <w:r>
-        <w:t xml:space="preserve">, </w:t>
-      </w:r>
-      <w:r>
-        <w:t xml:space="preserve">Native, </w:t>
+        <w:t xml:space="preserve">, Native, </w:t>
       </w:r>
       <w:proofErr w:type="spellStart"/>
       <w:r>
@@ -15022,10 +15117,7 @@
       </w:r>
       <w:proofErr w:type="spellEnd"/>
       <w:r>
-        <w:t xml:space="preserve"> y</w:t>
-      </w:r>
-      <w:r>
-        <w:t xml:space="preserve"> </w:t>
+        <w:t xml:space="preserve"> y </w:t>
       </w:r>
       <w:proofErr w:type="spellStart"/>
       <w:r>
@@ -15033,13 +15125,7 @@
       </w:r>
       <w:proofErr w:type="spellEnd"/>
       <w:r>
-        <w:t xml:space="preserve">, también tenemos dos clases </w:t>
-      </w:r>
-      <w:r>
-        <w:t xml:space="preserve">fuera </w:t>
-      </w:r>
-      <w:r>
-        <w:t xml:space="preserve">que son </w:t>
+        <w:t xml:space="preserve">, también tenemos dos clases fuera que son </w:t>
       </w:r>
       <w:proofErr w:type="spellStart"/>
       <w:r>
@@ -15047,10 +15133,7 @@
       </w:r>
       <w:proofErr w:type="spellEnd"/>
       <w:r>
-        <w:t xml:space="preserve"> y</w:t>
-      </w:r>
-      <w:r>
-        <w:t xml:space="preserve"> </w:t>
+        <w:t xml:space="preserve"> y </w:t>
       </w:r>
       <w:proofErr w:type="spellStart"/>
       <w:r>
@@ -15067,6 +15150,9 @@
         <w:jc w:val="center"/>
       </w:pPr>
       <w:r>
+        <w:rPr>
+          <w:noProof/>
+        </w:rPr>
         <w:drawing>
           <wp:inline distT="0" distB="0" distL="0" distR="0" wp14:anchorId="1373AEA9" wp14:editId="76460F04">
             <wp:extent cx="2013694" cy="1704975"/>
@@ -15112,14 +15198,27 @@
       <w:r>
         <w:t xml:space="preserve">Ilustración </w:t>
       </w:r>
-      <w:fldSimple w:instr=" SEQ Ilustración \* ARABIC ">
-        <w:r>
-          <w:rPr>
-            <w:noProof/>
-          </w:rPr>
-          <w:t>9</w:t>
-        </w:r>
-      </w:fldSimple>
+      <w:r>
+        <w:fldChar w:fldCharType="begin"/>
+      </w:r>
+      <w:r>
+        <w:instrText xml:space="preserve"> SEQ Ilustración \* ARABIC </w:instrText>
+      </w:r>
+      <w:r>
+        <w:fldChar w:fldCharType="separate"/>
+      </w:r>
+      <w:r>
+        <w:rPr>
+          <w:noProof/>
+        </w:rPr>
+        <w:t>9</w:t>
+      </w:r>
+      <w:r>
+        <w:rPr>
+          <w:noProof/>
+        </w:rPr>
+        <w:fldChar w:fldCharType="end"/>
+      </w:r>
       <w:r>
         <w:t>: Estructura Cliente</w:t>
       </w:r>
@@ -15156,6 +15255,9 @@
         <w:jc w:val="center"/>
       </w:pPr>
       <w:r>
+        <w:rPr>
+          <w:noProof/>
+        </w:rPr>
         <w:drawing>
           <wp:inline distT="0" distB="0" distL="0" distR="0" wp14:anchorId="0891CCA4" wp14:editId="5DC495C1">
             <wp:extent cx="3440291" cy="3895725"/>
@@ -15201,14 +15303,27 @@
       <w:r>
         <w:t xml:space="preserve">Ilustración </w:t>
       </w:r>
-      <w:fldSimple w:instr=" SEQ Ilustración \* ARABIC ">
-        <w:r>
-          <w:rPr>
-            <w:noProof/>
-          </w:rPr>
-          <w:t>10</w:t>
-        </w:r>
-      </w:fldSimple>
+      <w:r>
+        <w:fldChar w:fldCharType="begin"/>
+      </w:r>
+      <w:r>
+        <w:instrText xml:space="preserve"> SEQ Ilustración \* ARABIC </w:instrText>
+      </w:r>
+      <w:r>
+        <w:fldChar w:fldCharType="separate"/>
+      </w:r>
+      <w:r>
+        <w:rPr>
+          <w:noProof/>
+        </w:rPr>
+        <w:t>10</w:t>
+      </w:r>
+      <w:r>
+        <w:rPr>
+          <w:noProof/>
+        </w:rPr>
+        <w:fldChar w:fldCharType="end"/>
+      </w:r>
       <w:r>
         <w:t>: Función ExecuteCommand</w:t>
       </w:r>
@@ -15281,6 +15396,9 @@
         <w:jc w:val="center"/>
       </w:pPr>
       <w:r>
+        <w:rPr>
+          <w:noProof/>
+        </w:rPr>
         <w:lastRenderedPageBreak/>
         <w:drawing>
           <wp:inline distT="0" distB="0" distL="0" distR="0" wp14:anchorId="12F244E8" wp14:editId="5006801C">
@@ -15327,14 +15445,27 @@
       <w:r>
         <w:t xml:space="preserve">Ilustración </w:t>
       </w:r>
-      <w:fldSimple w:instr=" SEQ Ilustración \* ARABIC ">
-        <w:r>
-          <w:rPr>
-            <w:noProof/>
-          </w:rPr>
-          <w:t>11</w:t>
-        </w:r>
-      </w:fldSimple>
+      <w:r>
+        <w:fldChar w:fldCharType="begin"/>
+      </w:r>
+      <w:r>
+        <w:instrText xml:space="preserve"> SEQ Ilustración \* ARABIC </w:instrText>
+      </w:r>
+      <w:r>
+        <w:fldChar w:fldCharType="separate"/>
+      </w:r>
+      <w:r>
+        <w:rPr>
+          <w:noProof/>
+        </w:rPr>
+        <w:t>11</w:t>
+      </w:r>
+      <w:r>
+        <w:rPr>
+          <w:noProof/>
+        </w:rPr>
+        <w:fldChar w:fldCharType="end"/>
+      </w:r>
       <w:r>
         <w:t xml:space="preserve">: Paquete </w:t>
       </w:r>
@@ -15394,6 +15525,7 @@
         <w:rPr>
           <w:b/>
           <w:bCs/>
+          <w:noProof/>
         </w:rPr>
         <w:drawing>
           <wp:inline distT="0" distB="0" distL="0" distR="0" wp14:anchorId="2D836658" wp14:editId="05E6AD80">
@@ -15440,14 +15572,27 @@
       <w:r>
         <w:t xml:space="preserve">Ilustración </w:t>
       </w:r>
-      <w:fldSimple w:instr=" SEQ Ilustración \* ARABIC ">
-        <w:r>
-          <w:rPr>
-            <w:noProof/>
-          </w:rPr>
-          <w:t>12</w:t>
-        </w:r>
-      </w:fldSimple>
+      <w:r>
+        <w:fldChar w:fldCharType="begin"/>
+      </w:r>
+      <w:r>
+        <w:instrText xml:space="preserve"> SEQ Ilustración \* ARABIC </w:instrText>
+      </w:r>
+      <w:r>
+        <w:fldChar w:fldCharType="separate"/>
+      </w:r>
+      <w:r>
+        <w:rPr>
+          <w:noProof/>
+        </w:rPr>
+        <w:t>12</w:t>
+      </w:r>
+      <w:r>
+        <w:rPr>
+          <w:noProof/>
+        </w:rPr>
+        <w:fldChar w:fldCharType="end"/>
+      </w:r>
       <w:r>
         <w:t xml:space="preserve">: Variables </w:t>
       </w:r>
@@ -15599,12 +15744,21 @@
           <w:numId w:val="37"/>
         </w:numPr>
       </w:pPr>
+      <w:proofErr w:type="spellStart"/>
       <w:r>
         <w:rPr>
           <w:b/>
           <w:bCs/>
         </w:rPr>
-        <w:t xml:space="preserve">String </w:t>
+        <w:t>String</w:t>
+      </w:r>
+      <w:proofErr w:type="spellEnd"/>
+      <w:r>
+        <w:rPr>
+          <w:b/>
+          <w:bCs/>
+        </w:rPr>
+        <w:t xml:space="preserve"> </w:t>
       </w:r>
       <w:proofErr w:type="spellStart"/>
       <w:r>
@@ -15676,6 +15830,3452 @@
         <w:t xml:space="preserve"> permiten gestionar toda la comunicación con el servidor.</w:t>
       </w:r>
     </w:p>
+    <w:p>
+      <w:r>
+        <w:t>A continuación, explicaremos las más importantes:</w:t>
+      </w:r>
+    </w:p>
+    <w:p/>
+    <w:p/>
+    <w:p>
+      <w:pPr>
+        <w:keepNext/>
+        <w:jc w:val="center"/>
+      </w:pPr>
+      <w:r>
+        <w:lastRenderedPageBreak/>
+        <w:drawing>
+          <wp:inline distT="0" distB="0" distL="0" distR="0" wp14:anchorId="0DFB106C" wp14:editId="78F943B5">
+            <wp:extent cx="3505689" cy="990738"/>
+            <wp:effectExtent l="0" t="0" r="0" b="0"/>
+            <wp:docPr id="775212381" name="Imagen 1" descr="Interfaz de usuario gráfica, Texto&#10;&#10;El contenido generado por IA puede ser incorrecto."/>
+            <wp:cNvGraphicFramePr>
+              <a:graphicFrameLocks xmlns:a="http://schemas.openxmlformats.org/drawingml/2006/main" noChangeAspect="1"/>
+            </wp:cNvGraphicFramePr>
+            <a:graphic xmlns:a="http://schemas.openxmlformats.org/drawingml/2006/main">
+              <a:graphicData uri="http://schemas.openxmlformats.org/drawingml/2006/picture">
+                <pic:pic xmlns:pic="http://schemas.openxmlformats.org/drawingml/2006/picture">
+                  <pic:nvPicPr>
+                    <pic:cNvPr id="775212381" name="Imagen 1" descr="Interfaz de usuario gráfica, Texto&#10;&#10;El contenido generado por IA puede ser incorrecto."/>
+                    <pic:cNvPicPr/>
+                  </pic:nvPicPr>
+                  <pic:blipFill>
+                    <a:blip r:embed="rId31"/>
+                    <a:stretch>
+                      <a:fillRect/>
+                    </a:stretch>
+                  </pic:blipFill>
+                  <pic:spPr>
+                    <a:xfrm>
+                      <a:off x="0" y="0"/>
+                      <a:ext cx="3505689" cy="990738"/>
+                    </a:xfrm>
+                    <a:prstGeom prst="rect">
+                      <a:avLst/>
+                    </a:prstGeom>
+                  </pic:spPr>
+                </pic:pic>
+              </a:graphicData>
+            </a:graphic>
+          </wp:inline>
+        </w:drawing>
+      </w:r>
+    </w:p>
+    <w:p>
+      <w:pPr>
+        <w:pStyle w:val="Descripcin"/>
+        <w:jc w:val="center"/>
+      </w:pPr>
+      <w:r>
+        <w:t xml:space="preserve">Ilustración </w:t>
+      </w:r>
+      <w:r>
+        <w:fldChar w:fldCharType="begin"/>
+      </w:r>
+      <w:r>
+        <w:instrText xml:space="preserve"> SEQ Ilustración \* ARABIC </w:instrText>
+      </w:r>
+      <w:r>
+        <w:fldChar w:fldCharType="separate"/>
+      </w:r>
+      <w:r>
+        <w:rPr>
+          <w:noProof/>
+        </w:rPr>
+        <w:t>13</w:t>
+      </w:r>
+      <w:r>
+        <w:fldChar w:fldCharType="end"/>
+      </w:r>
+      <w:r>
+        <w:t xml:space="preserve">: Función </w:t>
+      </w:r>
+      <w:proofErr w:type="spellStart"/>
+      <w:r>
+        <w:t>connect</w:t>
+      </w:r>
+      <w:proofErr w:type="spellEnd"/>
+    </w:p>
+    <w:p>
+      <w:r>
+        <w:rPr>
+          <w:i/>
+          <w:iCs/>
+        </w:rPr>
+        <w:t xml:space="preserve"> </w:t>
+      </w:r>
+      <w:proofErr w:type="spellStart"/>
+      <w:proofErr w:type="gramStart"/>
+      <w:r>
+        <w:rPr>
+          <w:i/>
+          <w:iCs/>
+        </w:rPr>
+        <w:t>Connect</w:t>
+      </w:r>
+      <w:proofErr w:type="spellEnd"/>
+      <w:r>
+        <w:rPr>
+          <w:i/>
+          <w:iCs/>
+        </w:rPr>
+        <w:t>(</w:t>
+      </w:r>
+      <w:proofErr w:type="gramEnd"/>
+      <w:r>
+        <w:rPr>
+          <w:i/>
+          <w:iCs/>
+        </w:rPr>
+        <w:t>)</w:t>
+      </w:r>
+      <w:r>
+        <w:t xml:space="preserve"> e</w:t>
+      </w:r>
+      <w:r>
+        <w:t>stablece la conexión TCP con el servidor usando la IP/puerto definidos (</w:t>
+      </w:r>
+      <w:proofErr w:type="spellStart"/>
+      <w:r>
+        <w:t>serverAddr</w:t>
+      </w:r>
+      <w:proofErr w:type="spellEnd"/>
+      <w:r>
+        <w:t xml:space="preserve">, </w:t>
+      </w:r>
+      <w:proofErr w:type="spellStart"/>
+      <w:r>
+        <w:t>serverPort</w:t>
+      </w:r>
+      <w:proofErr w:type="spellEnd"/>
+      <w:r>
+        <w:t xml:space="preserve">) y guarda el </w:t>
+      </w:r>
+      <w:proofErr w:type="spellStart"/>
+      <w:r>
+        <w:t>NetworkStream</w:t>
+      </w:r>
+      <w:proofErr w:type="spellEnd"/>
+      <w:r>
+        <w:t xml:space="preserve"> para enviar/recibir datos.</w:t>
+      </w:r>
+    </w:p>
+    <w:p/>
+    <w:p>
+      <w:pPr>
+        <w:keepNext/>
+        <w:jc w:val="center"/>
+      </w:pPr>
+      <w:r>
+        <w:drawing>
+          <wp:inline distT="0" distB="0" distL="0" distR="0" wp14:anchorId="5DEED129" wp14:editId="5D8CF06C">
+            <wp:extent cx="2210108" cy="695422"/>
+            <wp:effectExtent l="0" t="0" r="0" b="9525"/>
+            <wp:docPr id="1272903394" name="Imagen 1" descr="Texto&#10;&#10;El contenido generado por IA puede ser incorrecto."/>
+            <wp:cNvGraphicFramePr>
+              <a:graphicFrameLocks xmlns:a="http://schemas.openxmlformats.org/drawingml/2006/main" noChangeAspect="1"/>
+            </wp:cNvGraphicFramePr>
+            <a:graphic xmlns:a="http://schemas.openxmlformats.org/drawingml/2006/main">
+              <a:graphicData uri="http://schemas.openxmlformats.org/drawingml/2006/picture">
+                <pic:pic xmlns:pic="http://schemas.openxmlformats.org/drawingml/2006/picture">
+                  <pic:nvPicPr>
+                    <pic:cNvPr id="1272903394" name="Imagen 1" descr="Texto&#10;&#10;El contenido generado por IA puede ser incorrecto."/>
+                    <pic:cNvPicPr/>
+                  </pic:nvPicPr>
+                  <pic:blipFill>
+                    <a:blip r:embed="rId32"/>
+                    <a:stretch>
+                      <a:fillRect/>
+                    </a:stretch>
+                  </pic:blipFill>
+                  <pic:spPr>
+                    <a:xfrm>
+                      <a:off x="0" y="0"/>
+                      <a:ext cx="2210108" cy="695422"/>
+                    </a:xfrm>
+                    <a:prstGeom prst="rect">
+                      <a:avLst/>
+                    </a:prstGeom>
+                  </pic:spPr>
+                </pic:pic>
+              </a:graphicData>
+            </a:graphic>
+          </wp:inline>
+        </w:drawing>
+      </w:r>
+    </w:p>
+    <w:p>
+      <w:pPr>
+        <w:pStyle w:val="Descripcin"/>
+        <w:jc w:val="center"/>
+      </w:pPr>
+      <w:r>
+        <w:t xml:space="preserve">Ilustración </w:t>
+      </w:r>
+      <w:r>
+        <w:fldChar w:fldCharType="begin"/>
+      </w:r>
+      <w:r>
+        <w:instrText xml:space="preserve"> SEQ Ilustración \* ARABIC </w:instrText>
+      </w:r>
+      <w:r>
+        <w:fldChar w:fldCharType="separate"/>
+      </w:r>
+      <w:r>
+        <w:rPr>
+          <w:noProof/>
+        </w:rPr>
+        <w:t>14</w:t>
+      </w:r>
+      <w:r>
+        <w:fldChar w:fldCharType="end"/>
+      </w:r>
+      <w:r>
+        <w:t xml:space="preserve">: Función </w:t>
+      </w:r>
+      <w:proofErr w:type="spellStart"/>
+      <w:r>
+        <w:t>disconnect</w:t>
+      </w:r>
+      <w:proofErr w:type="spellEnd"/>
+    </w:p>
+    <w:p>
+      <w:proofErr w:type="spellStart"/>
+      <w:proofErr w:type="gramStart"/>
+      <w:r>
+        <w:t>Disconnect</w:t>
+      </w:r>
+      <w:proofErr w:type="spellEnd"/>
+      <w:r>
+        <w:t>(</w:t>
+      </w:r>
+      <w:proofErr w:type="gramEnd"/>
+      <w:r>
+        <w:t>) c</w:t>
+      </w:r>
+      <w:r>
+        <w:t>ierra la conexión TCP con el servidor.</w:t>
+      </w:r>
+    </w:p>
+    <w:p>
+      <w:pPr>
+        <w:keepNext/>
+        <w:jc w:val="center"/>
+      </w:pPr>
+      <w:r>
+        <w:drawing>
+          <wp:inline distT="0" distB="0" distL="0" distR="0" wp14:anchorId="7CA39369" wp14:editId="7ADE04B8">
+            <wp:extent cx="4572638" cy="1752845"/>
+            <wp:effectExtent l="0" t="0" r="0" b="0"/>
+            <wp:docPr id="1567575910" name="Imagen 1" descr="Pantalla de computadora con letras&#10;&#10;El contenido generado por IA puede ser incorrecto."/>
+            <wp:cNvGraphicFramePr>
+              <a:graphicFrameLocks xmlns:a="http://schemas.openxmlformats.org/drawingml/2006/main" noChangeAspect="1"/>
+            </wp:cNvGraphicFramePr>
+            <a:graphic xmlns:a="http://schemas.openxmlformats.org/drawingml/2006/main">
+              <a:graphicData uri="http://schemas.openxmlformats.org/drawingml/2006/picture">
+                <pic:pic xmlns:pic="http://schemas.openxmlformats.org/drawingml/2006/picture">
+                  <pic:nvPicPr>
+                    <pic:cNvPr id="1567575910" name="Imagen 1" descr="Pantalla de computadora con letras&#10;&#10;El contenido generado por IA puede ser incorrecto."/>
+                    <pic:cNvPicPr/>
+                  </pic:nvPicPr>
+                  <pic:blipFill>
+                    <a:blip r:embed="rId33"/>
+                    <a:stretch>
+                      <a:fillRect/>
+                    </a:stretch>
+                  </pic:blipFill>
+                  <pic:spPr>
+                    <a:xfrm>
+                      <a:off x="0" y="0"/>
+                      <a:ext cx="4572638" cy="1752845"/>
+                    </a:xfrm>
+                    <a:prstGeom prst="rect">
+                      <a:avLst/>
+                    </a:prstGeom>
+                  </pic:spPr>
+                </pic:pic>
+              </a:graphicData>
+            </a:graphic>
+          </wp:inline>
+        </w:drawing>
+      </w:r>
+    </w:p>
+    <w:p>
+      <w:pPr>
+        <w:pStyle w:val="Descripcin"/>
+        <w:jc w:val="center"/>
+      </w:pPr>
+      <w:r>
+        <w:t xml:space="preserve">Ilustración </w:t>
+      </w:r>
+      <w:r>
+        <w:fldChar w:fldCharType="begin"/>
+      </w:r>
+      <w:r>
+        <w:instrText xml:space="preserve"> SEQ Ilustración \* ARABIC </w:instrText>
+      </w:r>
+      <w:r>
+        <w:fldChar w:fldCharType="separate"/>
+      </w:r>
+      <w:r>
+        <w:rPr>
+          <w:noProof/>
+        </w:rPr>
+        <w:t>15</w:t>
+      </w:r>
+      <w:r>
+        <w:fldChar w:fldCharType="end"/>
+      </w:r>
+      <w:r>
+        <w:t xml:space="preserve">: Función </w:t>
+      </w:r>
+      <w:proofErr w:type="spellStart"/>
+      <w:r>
+        <w:t>SendResponse</w:t>
+      </w:r>
+      <w:proofErr w:type="spellEnd"/>
+    </w:p>
+    <w:p>
+      <w:r>
+        <w:t>Envía una respuesta al servidor por un canal específico (</w:t>
+      </w:r>
+      <w:proofErr w:type="spellStart"/>
+      <w:r>
+        <w:t>Channel</w:t>
+      </w:r>
+      <w:proofErr w:type="spellEnd"/>
+      <w:r>
+        <w:t xml:space="preserve"> ch).</w:t>
+      </w:r>
+      <w:r>
+        <w:br/>
+        <w:t xml:space="preserve">Si ya se ha negociado una clave AES (y el canal no es </w:t>
+      </w:r>
+      <w:proofErr w:type="spellStart"/>
+      <w:r>
+        <w:t>KeyExchange</w:t>
+      </w:r>
+      <w:proofErr w:type="spellEnd"/>
+      <w:r>
+        <w:t xml:space="preserve">), </w:t>
+      </w:r>
+      <w:r>
+        <w:rPr>
+          <w:b/>
+          <w:bCs/>
+        </w:rPr>
+        <w:t>cifra el mensaje con AES</w:t>
+      </w:r>
+      <w:r>
+        <w:t xml:space="preserve"> antes de enviarlo.</w:t>
+      </w:r>
+      <w:r>
+        <w:t xml:space="preserve"> Utilizamos </w:t>
+      </w:r>
+      <w:proofErr w:type="spellStart"/>
+      <w:r>
+        <w:t>ClienteRAT.getAesKey</w:t>
+      </w:r>
+      <w:proofErr w:type="spellEnd"/>
+      <w:r>
+        <w:t>() para obtener la clave AES negociada</w:t>
+      </w:r>
+      <w:r>
+        <w:t xml:space="preserve"> y </w:t>
+      </w:r>
+      <w:proofErr w:type="spellStart"/>
+      <w:r>
+        <w:t>AesHelper.EncryptWithAes</w:t>
+      </w:r>
+      <w:proofErr w:type="spellEnd"/>
+      <w:r>
+        <w:t>() para cifrar el contenido antes de enviarlo.</w:t>
+      </w:r>
+    </w:p>
+    <w:p>
+      <w:pPr>
+        <w:keepNext/>
+        <w:jc w:val="center"/>
+      </w:pPr>
+      <w:r>
+        <w:lastRenderedPageBreak/>
+        <w:drawing>
+          <wp:inline distT="0" distB="0" distL="0" distR="0" wp14:anchorId="5D3AF176" wp14:editId="06AE8F62">
+            <wp:extent cx="4286848" cy="1219370"/>
+            <wp:effectExtent l="0" t="0" r="0" b="0"/>
+            <wp:docPr id="301374031" name="Imagen 1" descr="Texto&#10;&#10;El contenido generado por IA puede ser incorrecto."/>
+            <wp:cNvGraphicFramePr>
+              <a:graphicFrameLocks xmlns:a="http://schemas.openxmlformats.org/drawingml/2006/main" noChangeAspect="1"/>
+            </wp:cNvGraphicFramePr>
+            <a:graphic xmlns:a="http://schemas.openxmlformats.org/drawingml/2006/main">
+              <a:graphicData uri="http://schemas.openxmlformats.org/drawingml/2006/picture">
+                <pic:pic xmlns:pic="http://schemas.openxmlformats.org/drawingml/2006/picture">
+                  <pic:nvPicPr>
+                    <pic:cNvPr id="301374031" name="Imagen 1" descr="Texto&#10;&#10;El contenido generado por IA puede ser incorrecto."/>
+                    <pic:cNvPicPr/>
+                  </pic:nvPicPr>
+                  <pic:blipFill>
+                    <a:blip r:embed="rId34"/>
+                    <a:stretch>
+                      <a:fillRect/>
+                    </a:stretch>
+                  </pic:blipFill>
+                  <pic:spPr>
+                    <a:xfrm>
+                      <a:off x="0" y="0"/>
+                      <a:ext cx="4286848" cy="1219370"/>
+                    </a:xfrm>
+                    <a:prstGeom prst="rect">
+                      <a:avLst/>
+                    </a:prstGeom>
+                  </pic:spPr>
+                </pic:pic>
+              </a:graphicData>
+            </a:graphic>
+          </wp:inline>
+        </w:drawing>
+      </w:r>
+    </w:p>
+    <w:p>
+      <w:pPr>
+        <w:pStyle w:val="Descripcin"/>
+        <w:jc w:val="center"/>
+      </w:pPr>
+      <w:r>
+        <w:t xml:space="preserve">Ilustración </w:t>
+      </w:r>
+      <w:r>
+        <w:fldChar w:fldCharType="begin"/>
+      </w:r>
+      <w:r>
+        <w:instrText xml:space="preserve"> SEQ Ilustración \* ARABIC </w:instrText>
+      </w:r>
+      <w:r>
+        <w:fldChar w:fldCharType="separate"/>
+      </w:r>
+      <w:r>
+        <w:rPr>
+          <w:noProof/>
+        </w:rPr>
+        <w:t>16</w:t>
+      </w:r>
+      <w:r>
+        <w:fldChar w:fldCharType="end"/>
+      </w:r>
+      <w:r>
+        <w:t xml:space="preserve">: Otras funciones </w:t>
+      </w:r>
+      <w:proofErr w:type="spellStart"/>
+      <w:r>
+        <w:t>ClientSocket</w:t>
+      </w:r>
+      <w:proofErr w:type="spellEnd"/>
+    </w:p>
+    <w:p>
+      <w:proofErr w:type="spellStart"/>
+      <w:proofErr w:type="gramStart"/>
+      <w:r>
+        <w:t>isConnect</w:t>
+      </w:r>
+      <w:proofErr w:type="spellEnd"/>
+      <w:r>
+        <w:t>(</w:t>
+      </w:r>
+      <w:proofErr w:type="gramEnd"/>
+      <w:r>
+        <w:t xml:space="preserve">) y </w:t>
+      </w:r>
+      <w:proofErr w:type="spellStart"/>
+      <w:r>
+        <w:t>setConnected</w:t>
+      </w:r>
+      <w:proofErr w:type="spellEnd"/>
+      <w:r>
+        <w:t xml:space="preserve"> son para comprobar o establecer cuando el cliente se conecta o se desconecta. Y </w:t>
+      </w:r>
+      <w:proofErr w:type="spellStart"/>
+      <w:proofErr w:type="gramStart"/>
+      <w:r>
+        <w:t>getClientStream</w:t>
+      </w:r>
+      <w:proofErr w:type="spellEnd"/>
+      <w:r>
+        <w:t>(</w:t>
+      </w:r>
+      <w:proofErr w:type="gramEnd"/>
+      <w:r>
+        <w:t xml:space="preserve">) devuelve el </w:t>
+      </w:r>
+      <w:proofErr w:type="spellStart"/>
+      <w:r>
+        <w:t>stream</w:t>
+      </w:r>
+      <w:proofErr w:type="spellEnd"/>
+      <w:r>
+        <w:t xml:space="preserve"> o canal de comunicación para que otras clases puedan leer/escribir datos.</w:t>
+      </w:r>
+    </w:p>
+    <w:p>
+      <w:pPr>
+        <w:rPr>
+          <w:b/>
+          <w:bCs/>
+        </w:rPr>
+      </w:pPr>
+      <w:r>
+        <w:rPr>
+          <w:b/>
+          <w:bCs/>
+        </w:rPr>
+        <w:t xml:space="preserve">Clase </w:t>
+      </w:r>
+      <w:proofErr w:type="spellStart"/>
+      <w:r>
+        <w:rPr>
+          <w:b/>
+          <w:bCs/>
+        </w:rPr>
+        <w:t>Protocol</w:t>
+      </w:r>
+      <w:proofErr w:type="spellEnd"/>
+    </w:p>
+    <w:p>
+      <w:pPr>
+        <w:keepNext/>
+        <w:jc w:val="center"/>
+      </w:pPr>
+      <w:r>
+        <w:drawing>
+          <wp:inline distT="0" distB="0" distL="0" distR="0" wp14:anchorId="3A3EE3A8" wp14:editId="0F9F697F">
+            <wp:extent cx="1771897" cy="2200582"/>
+            <wp:effectExtent l="0" t="0" r="0" b="9525"/>
+            <wp:docPr id="196114305" name="Imagen 1" descr="Texto&#10;&#10;El contenido generado por IA puede ser incorrecto."/>
+            <wp:cNvGraphicFramePr>
+              <a:graphicFrameLocks xmlns:a="http://schemas.openxmlformats.org/drawingml/2006/main" noChangeAspect="1"/>
+            </wp:cNvGraphicFramePr>
+            <a:graphic xmlns:a="http://schemas.openxmlformats.org/drawingml/2006/main">
+              <a:graphicData uri="http://schemas.openxmlformats.org/drawingml/2006/picture">
+                <pic:pic xmlns:pic="http://schemas.openxmlformats.org/drawingml/2006/picture">
+                  <pic:nvPicPr>
+                    <pic:cNvPr id="196114305" name="Imagen 1" descr="Texto&#10;&#10;El contenido generado por IA puede ser incorrecto."/>
+                    <pic:cNvPicPr/>
+                  </pic:nvPicPr>
+                  <pic:blipFill>
+                    <a:blip r:embed="rId35"/>
+                    <a:stretch>
+                      <a:fillRect/>
+                    </a:stretch>
+                  </pic:blipFill>
+                  <pic:spPr>
+                    <a:xfrm>
+                      <a:off x="0" y="0"/>
+                      <a:ext cx="1771897" cy="2200582"/>
+                    </a:xfrm>
+                    <a:prstGeom prst="rect">
+                      <a:avLst/>
+                    </a:prstGeom>
+                  </pic:spPr>
+                </pic:pic>
+              </a:graphicData>
+            </a:graphic>
+          </wp:inline>
+        </w:drawing>
+      </w:r>
+    </w:p>
+    <w:p>
+      <w:pPr>
+        <w:pStyle w:val="Descripcin"/>
+        <w:jc w:val="center"/>
+      </w:pPr>
+      <w:r>
+        <w:t xml:space="preserve">Ilustración </w:t>
+      </w:r>
+      <w:r>
+        <w:fldChar w:fldCharType="begin"/>
+      </w:r>
+      <w:r>
+        <w:instrText xml:space="preserve"> SEQ Ilustración \* ARABIC </w:instrText>
+      </w:r>
+      <w:r>
+        <w:fldChar w:fldCharType="separate"/>
+      </w:r>
+      <w:r>
+        <w:rPr>
+          <w:noProof/>
+        </w:rPr>
+        <w:t>17</w:t>
+      </w:r>
+      <w:r>
+        <w:fldChar w:fldCharType="end"/>
+      </w:r>
+      <w:r>
+        <w:t>: Multiplexor de Canales</w:t>
+      </w:r>
+    </w:p>
+    <w:p>
+      <w:proofErr w:type="spellStart"/>
+      <w:r>
+        <w:t>Channel</w:t>
+      </w:r>
+      <w:proofErr w:type="spellEnd"/>
+      <w:r>
+        <w:t xml:space="preserve"> </w:t>
+      </w:r>
+      <w:r>
+        <w:t xml:space="preserve">define los diferentes </w:t>
+      </w:r>
+      <w:r>
+        <w:rPr>
+          <w:b/>
+          <w:bCs/>
+        </w:rPr>
+        <w:t>canales lógicos</w:t>
+      </w:r>
+      <w:r>
+        <w:t xml:space="preserve"> que se usan para multiplexar datos sobre una única conexión TCP:</w:t>
+      </w:r>
+    </w:p>
+    <w:tbl>
+      <w:tblPr>
+        <w:tblStyle w:val="Tablaconcuadrcula4-nfasis5"/>
+        <w:tblW w:w="0" w:type="auto"/>
+        <w:jc w:val="center"/>
+        <w:tblLook w:val="04A0" w:firstRow="1" w:lastRow="0" w:firstColumn="1" w:lastColumn="0" w:noHBand="0" w:noVBand="1"/>
+      </w:tblPr>
+      <w:tblGrid>
+        <w:gridCol w:w="3020"/>
+        <w:gridCol w:w="3020"/>
+        <w:gridCol w:w="3021"/>
+      </w:tblGrid>
+      <w:tr>
+        <w:trPr>
+          <w:cnfStyle w:val="100000000000" w:firstRow="1" w:lastRow="0" w:firstColumn="0" w:lastColumn="0" w:oddVBand="0" w:evenVBand="0" w:oddHBand="0" w:evenHBand="0" w:firstRowFirstColumn="0" w:firstRowLastColumn="0" w:lastRowFirstColumn="0" w:lastRowLastColumn="0"/>
+          <w:jc w:val="center"/>
+        </w:trPr>
+        <w:tc>
+          <w:tcPr>
+            <w:cnfStyle w:val="001000000000" w:firstRow="0" w:lastRow="0" w:firstColumn="1" w:lastColumn="0" w:oddVBand="0" w:evenVBand="0" w:oddHBand="0" w:evenHBand="0" w:firstRowFirstColumn="0" w:firstRowLastColumn="0" w:lastRowFirstColumn="0" w:lastRowLastColumn="0"/>
+            <w:tcW w:w="3020" w:type="dxa"/>
+          </w:tcPr>
+          <w:p>
+            <w:pPr>
+              <w:jc w:val="center"/>
+            </w:pPr>
+            <w:r>
+              <w:t>Canal</w:t>
+            </w:r>
+          </w:p>
+        </w:tc>
+        <w:tc>
+          <w:tcPr>
+            <w:tcW w:w="3020" w:type="dxa"/>
+          </w:tcPr>
+          <w:p>
+            <w:pPr>
+              <w:jc w:val="center"/>
+              <w:cnfStyle w:val="100000000000" w:firstRow="1" w:lastRow="0" w:firstColumn="0" w:lastColumn="0" w:oddVBand="0" w:evenVBand="0" w:oddHBand="0" w:evenHBand="0" w:firstRowFirstColumn="0" w:firstRowLastColumn="0" w:lastRowFirstColumn="0" w:lastRowLastColumn="0"/>
+            </w:pPr>
+            <w:r>
+              <w:t>Byte</w:t>
+            </w:r>
+          </w:p>
+        </w:tc>
+        <w:tc>
+          <w:tcPr>
+            <w:tcW w:w="3021" w:type="dxa"/>
+          </w:tcPr>
+          <w:p>
+            <w:pPr>
+              <w:jc w:val="center"/>
+              <w:cnfStyle w:val="100000000000" w:firstRow="1" w:lastRow="0" w:firstColumn="0" w:lastColumn="0" w:oddVBand="0" w:evenVBand="0" w:oddHBand="0" w:evenHBand="0" w:firstRowFirstColumn="0" w:firstRowLastColumn="0" w:lastRowFirstColumn="0" w:lastRowLastColumn="0"/>
+            </w:pPr>
+            <w:r>
+              <w:t>Descripción</w:t>
+            </w:r>
+          </w:p>
+        </w:tc>
+      </w:tr>
+      <w:tr>
+        <w:trPr>
+          <w:cnfStyle w:val="000000100000" w:firstRow="0" w:lastRow="0" w:firstColumn="0" w:lastColumn="0" w:oddVBand="0" w:evenVBand="0" w:oddHBand="1" w:evenHBand="0" w:firstRowFirstColumn="0" w:firstRowLastColumn="0" w:lastRowFirstColumn="0" w:lastRowLastColumn="0"/>
+          <w:jc w:val="center"/>
+        </w:trPr>
+        <w:tc>
+          <w:tcPr>
+            <w:cnfStyle w:val="001000000000" w:firstRow="0" w:lastRow="0" w:firstColumn="1" w:lastColumn="0" w:oddVBand="0" w:evenVBand="0" w:oddHBand="0" w:evenHBand="0" w:firstRowFirstColumn="0" w:firstRowLastColumn="0" w:lastRowFirstColumn="0" w:lastRowLastColumn="0"/>
+            <w:tcW w:w="3020" w:type="dxa"/>
+          </w:tcPr>
+          <w:p>
+            <w:pPr>
+              <w:jc w:val="center"/>
+              <w:rPr>
+                <w:b w:val="0"/>
+                <w:bCs w:val="0"/>
+                <w:sz w:val="22"/>
+                <w:szCs w:val="22"/>
+              </w:rPr>
+            </w:pPr>
+            <w:proofErr w:type="spellStart"/>
+            <w:r>
+              <w:rPr>
+                <w:b w:val="0"/>
+                <w:bCs w:val="0"/>
+                <w:sz w:val="22"/>
+                <w:szCs w:val="22"/>
+              </w:rPr>
+              <w:t>Main</w:t>
+            </w:r>
+            <w:proofErr w:type="spellEnd"/>
+          </w:p>
+        </w:tc>
+        <w:tc>
+          <w:tcPr>
+            <w:tcW w:w="3020" w:type="dxa"/>
+          </w:tcPr>
+          <w:p>
+            <w:pPr>
+              <w:jc w:val="center"/>
+              <w:cnfStyle w:val="000000100000" w:firstRow="0" w:lastRow="0" w:firstColumn="0" w:lastColumn="0" w:oddVBand="0" w:evenVBand="0" w:oddHBand="1" w:evenHBand="0" w:firstRowFirstColumn="0" w:firstRowLastColumn="0" w:lastRowFirstColumn="0" w:lastRowLastColumn="0"/>
+              <w:rPr>
+                <w:sz w:val="22"/>
+                <w:szCs w:val="22"/>
+              </w:rPr>
+            </w:pPr>
+            <w:r>
+              <w:rPr>
+                <w:sz w:val="22"/>
+                <w:szCs w:val="22"/>
+              </w:rPr>
+              <w:t>0</w:t>
+            </w:r>
+          </w:p>
+        </w:tc>
+        <w:tc>
+          <w:tcPr>
+            <w:tcW w:w="3021" w:type="dxa"/>
+          </w:tcPr>
+          <w:tbl>
+            <w:tblPr>
+              <w:tblW w:w="0" w:type="auto"/>
+              <w:tblCellSpacing w:w="15" w:type="dxa"/>
+              <w:tblCellMar>
+                <w:top w:w="15" w:type="dxa"/>
+                <w:left w:w="15" w:type="dxa"/>
+                <w:bottom w:w="15" w:type="dxa"/>
+                <w:right w:w="15" w:type="dxa"/>
+              </w:tblCellMar>
+              <w:tblLook w:val="04A0" w:firstRow="1" w:lastRow="0" w:firstColumn="1" w:lastColumn="0" w:noHBand="0" w:noVBand="1"/>
+            </w:tblPr>
+            <w:tblGrid>
+              <w:gridCol w:w="2805"/>
+            </w:tblGrid>
+            <w:tr>
+              <w:trPr>
+                <w:tblCellSpacing w:w="15" w:type="dxa"/>
+              </w:trPr>
+              <w:tc>
+                <w:tcPr>
+                  <w:tcW w:w="0" w:type="auto"/>
+                  <w:vAlign w:val="center"/>
+                  <w:hideMark/>
+                </w:tcPr>
+                <w:p>
+                  <w:pPr>
+                    <w:spacing w:after="0" w:line="240" w:lineRule="auto"/>
+                    <w:jc w:val="center"/>
+                    <w:rPr>
+                      <w:sz w:val="22"/>
+                      <w:szCs w:val="22"/>
+                    </w:rPr>
+                  </w:pPr>
+                  <w:r>
+                    <w:rPr>
+                      <w:sz w:val="22"/>
+                      <w:szCs w:val="22"/>
+                    </w:rPr>
+                    <w:t>Comandos generales entre cliente y servidor</w:t>
+                  </w:r>
+                </w:p>
+              </w:tc>
+            </w:tr>
+          </w:tbl>
+          <w:p>
+            <w:pPr>
+              <w:jc w:val="center"/>
+              <w:cnfStyle w:val="000000100000" w:firstRow="0" w:lastRow="0" w:firstColumn="0" w:lastColumn="0" w:oddVBand="0" w:evenVBand="0" w:oddHBand="1" w:evenHBand="0" w:firstRowFirstColumn="0" w:firstRowLastColumn="0" w:lastRowFirstColumn="0" w:lastRowLastColumn="0"/>
+              <w:rPr>
+                <w:vanish/>
+                <w:sz w:val="22"/>
+                <w:szCs w:val="22"/>
+              </w:rPr>
+            </w:pPr>
+          </w:p>
+          <w:tbl>
+            <w:tblPr>
+              <w:tblW w:w="0" w:type="auto"/>
+              <w:tblCellSpacing w:w="15" w:type="dxa"/>
+              <w:tblCellMar>
+                <w:top w:w="15" w:type="dxa"/>
+                <w:left w:w="15" w:type="dxa"/>
+                <w:bottom w:w="15" w:type="dxa"/>
+                <w:right w:w="15" w:type="dxa"/>
+              </w:tblCellMar>
+              <w:tblLook w:val="04A0" w:firstRow="1" w:lastRow="0" w:firstColumn="1" w:lastColumn="0" w:noHBand="0" w:noVBand="1"/>
+            </w:tblPr>
+            <w:tblGrid>
+              <w:gridCol w:w="96"/>
+            </w:tblGrid>
+            <w:tr>
+              <w:trPr>
+                <w:tblCellSpacing w:w="15" w:type="dxa"/>
+              </w:trPr>
+              <w:tc>
+                <w:tcPr>
+                  <w:tcW w:w="0" w:type="auto"/>
+                  <w:vAlign w:val="center"/>
+                  <w:hideMark/>
+                </w:tcPr>
+                <w:p>
+                  <w:pPr>
+                    <w:spacing w:after="0" w:line="240" w:lineRule="auto"/>
+                    <w:jc w:val="center"/>
+                    <w:rPr>
+                      <w:sz w:val="22"/>
+                      <w:szCs w:val="22"/>
+                    </w:rPr>
+                  </w:pPr>
+                </w:p>
+              </w:tc>
+            </w:tr>
+          </w:tbl>
+          <w:p>
+            <w:pPr>
+              <w:jc w:val="center"/>
+              <w:cnfStyle w:val="000000100000" w:firstRow="0" w:lastRow="0" w:firstColumn="0" w:lastColumn="0" w:oddVBand="0" w:evenVBand="0" w:oddHBand="1" w:evenHBand="0" w:firstRowFirstColumn="0" w:firstRowLastColumn="0" w:lastRowFirstColumn="0" w:lastRowLastColumn="0"/>
+              <w:rPr>
+                <w:sz w:val="22"/>
+                <w:szCs w:val="22"/>
+              </w:rPr>
+            </w:pPr>
+          </w:p>
+        </w:tc>
+      </w:tr>
+      <w:tr>
+        <w:trPr>
+          <w:jc w:val="center"/>
+        </w:trPr>
+        <w:tc>
+          <w:tcPr>
+            <w:cnfStyle w:val="001000000000" w:firstRow="0" w:lastRow="0" w:firstColumn="1" w:lastColumn="0" w:oddVBand="0" w:evenVBand="0" w:oddHBand="0" w:evenHBand="0" w:firstRowFirstColumn="0" w:firstRowLastColumn="0" w:lastRowFirstColumn="0" w:lastRowLastColumn="0"/>
+            <w:tcW w:w="3020" w:type="dxa"/>
+          </w:tcPr>
+          <w:p>
+            <w:pPr>
+              <w:jc w:val="center"/>
+              <w:rPr>
+                <w:b w:val="0"/>
+                <w:bCs w:val="0"/>
+                <w:sz w:val="22"/>
+                <w:szCs w:val="22"/>
+              </w:rPr>
+            </w:pPr>
+            <w:proofErr w:type="spellStart"/>
+            <w:r>
+              <w:rPr>
+                <w:b w:val="0"/>
+                <w:bCs w:val="0"/>
+                <w:sz w:val="22"/>
+                <w:szCs w:val="22"/>
+              </w:rPr>
+              <w:t>Keylogger</w:t>
+            </w:r>
+            <w:proofErr w:type="spellEnd"/>
+          </w:p>
+        </w:tc>
+        <w:tc>
+          <w:tcPr>
+            <w:tcW w:w="3020" w:type="dxa"/>
+          </w:tcPr>
+          <w:p>
+            <w:pPr>
+              <w:jc w:val="center"/>
+              <w:cnfStyle w:val="000000000000" w:firstRow="0" w:lastRow="0" w:firstColumn="0" w:lastColumn="0" w:oddVBand="0" w:evenVBand="0" w:oddHBand="0" w:evenHBand="0" w:firstRowFirstColumn="0" w:firstRowLastColumn="0" w:lastRowFirstColumn="0" w:lastRowLastColumn="0"/>
+              <w:rPr>
+                <w:sz w:val="22"/>
+                <w:szCs w:val="22"/>
+              </w:rPr>
+            </w:pPr>
+            <w:r>
+              <w:rPr>
+                <w:sz w:val="22"/>
+                <w:szCs w:val="22"/>
+              </w:rPr>
+              <w:t>1</w:t>
+            </w:r>
+          </w:p>
+        </w:tc>
+        <w:tc>
+          <w:tcPr>
+            <w:tcW w:w="3021" w:type="dxa"/>
+          </w:tcPr>
+          <w:tbl>
+            <w:tblPr>
+              <w:tblW w:w="0" w:type="auto"/>
+              <w:tblCellSpacing w:w="15" w:type="dxa"/>
+              <w:tblCellMar>
+                <w:top w:w="15" w:type="dxa"/>
+                <w:left w:w="15" w:type="dxa"/>
+                <w:bottom w:w="15" w:type="dxa"/>
+                <w:right w:w="15" w:type="dxa"/>
+              </w:tblCellMar>
+              <w:tblLook w:val="04A0" w:firstRow="1" w:lastRow="0" w:firstColumn="1" w:lastColumn="0" w:noHBand="0" w:noVBand="1"/>
+            </w:tblPr>
+            <w:tblGrid>
+              <w:gridCol w:w="2805"/>
+            </w:tblGrid>
+            <w:tr>
+              <w:trPr>
+                <w:tblCellSpacing w:w="15" w:type="dxa"/>
+              </w:trPr>
+              <w:tc>
+                <w:tcPr>
+                  <w:tcW w:w="0" w:type="auto"/>
+                  <w:vAlign w:val="center"/>
+                  <w:hideMark/>
+                </w:tcPr>
+                <w:p>
+                  <w:pPr>
+                    <w:spacing w:after="0" w:line="240" w:lineRule="auto"/>
+                    <w:jc w:val="center"/>
+                    <w:rPr>
+                      <w:sz w:val="22"/>
+                      <w:szCs w:val="22"/>
+                    </w:rPr>
+                  </w:pPr>
+                  <w:r>
+                    <w:rPr>
+                      <w:sz w:val="22"/>
+                      <w:szCs w:val="22"/>
+                    </w:rPr>
+                    <w:t>Registro de pulsaciones de teclado</w:t>
+                  </w:r>
+                </w:p>
+              </w:tc>
+            </w:tr>
+          </w:tbl>
+          <w:p>
+            <w:pPr>
+              <w:jc w:val="center"/>
+              <w:cnfStyle w:val="000000000000" w:firstRow="0" w:lastRow="0" w:firstColumn="0" w:lastColumn="0" w:oddVBand="0" w:evenVBand="0" w:oddHBand="0" w:evenHBand="0" w:firstRowFirstColumn="0" w:firstRowLastColumn="0" w:lastRowFirstColumn="0" w:lastRowLastColumn="0"/>
+              <w:rPr>
+                <w:vanish/>
+                <w:sz w:val="22"/>
+                <w:szCs w:val="22"/>
+              </w:rPr>
+            </w:pPr>
+          </w:p>
+          <w:tbl>
+            <w:tblPr>
+              <w:tblW w:w="0" w:type="auto"/>
+              <w:tblCellSpacing w:w="15" w:type="dxa"/>
+              <w:tblCellMar>
+                <w:top w:w="15" w:type="dxa"/>
+                <w:left w:w="15" w:type="dxa"/>
+                <w:bottom w:w="15" w:type="dxa"/>
+                <w:right w:w="15" w:type="dxa"/>
+              </w:tblCellMar>
+              <w:tblLook w:val="04A0" w:firstRow="1" w:lastRow="0" w:firstColumn="1" w:lastColumn="0" w:noHBand="0" w:noVBand="1"/>
+            </w:tblPr>
+            <w:tblGrid>
+              <w:gridCol w:w="96"/>
+            </w:tblGrid>
+            <w:tr>
+              <w:trPr>
+                <w:tblCellSpacing w:w="15" w:type="dxa"/>
+              </w:trPr>
+              <w:tc>
+                <w:tcPr>
+                  <w:tcW w:w="0" w:type="auto"/>
+                  <w:vAlign w:val="center"/>
+                  <w:hideMark/>
+                </w:tcPr>
+                <w:p>
+                  <w:pPr>
+                    <w:spacing w:after="0" w:line="240" w:lineRule="auto"/>
+                    <w:jc w:val="center"/>
+                    <w:rPr>
+                      <w:sz w:val="22"/>
+                      <w:szCs w:val="22"/>
+                    </w:rPr>
+                  </w:pPr>
+                </w:p>
+              </w:tc>
+            </w:tr>
+          </w:tbl>
+          <w:p>
+            <w:pPr>
+              <w:jc w:val="center"/>
+              <w:cnfStyle w:val="000000000000" w:firstRow="0" w:lastRow="0" w:firstColumn="0" w:lastColumn="0" w:oddVBand="0" w:evenVBand="0" w:oddHBand="0" w:evenHBand="0" w:firstRowFirstColumn="0" w:firstRowLastColumn="0" w:lastRowFirstColumn="0" w:lastRowLastColumn="0"/>
+              <w:rPr>
+                <w:sz w:val="22"/>
+                <w:szCs w:val="22"/>
+              </w:rPr>
+            </w:pPr>
+          </w:p>
+        </w:tc>
+      </w:tr>
+      <w:tr>
+        <w:trPr>
+          <w:cnfStyle w:val="000000100000" w:firstRow="0" w:lastRow="0" w:firstColumn="0" w:lastColumn="0" w:oddVBand="0" w:evenVBand="0" w:oddHBand="1" w:evenHBand="0" w:firstRowFirstColumn="0" w:firstRowLastColumn="0" w:lastRowFirstColumn="0" w:lastRowLastColumn="0"/>
+          <w:jc w:val="center"/>
+        </w:trPr>
+        <w:tc>
+          <w:tcPr>
+            <w:cnfStyle w:val="001000000000" w:firstRow="0" w:lastRow="0" w:firstColumn="1" w:lastColumn="0" w:oddVBand="0" w:evenVBand="0" w:oddHBand="0" w:evenHBand="0" w:firstRowFirstColumn="0" w:firstRowLastColumn="0" w:lastRowFirstColumn="0" w:lastRowLastColumn="0"/>
+            <w:tcW w:w="3020" w:type="dxa"/>
+          </w:tcPr>
+          <w:p>
+            <w:pPr>
+              <w:jc w:val="center"/>
+              <w:rPr>
+                <w:b w:val="0"/>
+                <w:bCs w:val="0"/>
+                <w:sz w:val="22"/>
+                <w:szCs w:val="22"/>
+              </w:rPr>
+            </w:pPr>
+            <w:proofErr w:type="spellStart"/>
+            <w:r>
+              <w:rPr>
+                <w:b w:val="0"/>
+                <w:bCs w:val="0"/>
+                <w:sz w:val="22"/>
+                <w:szCs w:val="22"/>
+              </w:rPr>
+              <w:t>ActiveWindow</w:t>
+            </w:r>
+            <w:proofErr w:type="spellEnd"/>
+          </w:p>
+        </w:tc>
+        <w:tc>
+          <w:tcPr>
+            <w:tcW w:w="3020" w:type="dxa"/>
+          </w:tcPr>
+          <w:p>
+            <w:pPr>
+              <w:jc w:val="center"/>
+              <w:cnfStyle w:val="000000100000" w:firstRow="0" w:lastRow="0" w:firstColumn="0" w:lastColumn="0" w:oddVBand="0" w:evenVBand="0" w:oddHBand="1" w:evenHBand="0" w:firstRowFirstColumn="0" w:firstRowLastColumn="0" w:lastRowFirstColumn="0" w:lastRowLastColumn="0"/>
+              <w:rPr>
+                <w:sz w:val="22"/>
+                <w:szCs w:val="22"/>
+              </w:rPr>
+            </w:pPr>
+            <w:r>
+              <w:rPr>
+                <w:sz w:val="22"/>
+                <w:szCs w:val="22"/>
+              </w:rPr>
+              <w:t>2</w:t>
+            </w:r>
+          </w:p>
+        </w:tc>
+        <w:tc>
+          <w:tcPr>
+            <w:tcW w:w="3021" w:type="dxa"/>
+          </w:tcPr>
+          <w:tbl>
+            <w:tblPr>
+              <w:tblW w:w="0" w:type="auto"/>
+              <w:tblCellSpacing w:w="15" w:type="dxa"/>
+              <w:tblCellMar>
+                <w:top w:w="15" w:type="dxa"/>
+                <w:left w:w="15" w:type="dxa"/>
+                <w:bottom w:w="15" w:type="dxa"/>
+                <w:right w:w="15" w:type="dxa"/>
+              </w:tblCellMar>
+              <w:tblLook w:val="04A0" w:firstRow="1" w:lastRow="0" w:firstColumn="1" w:lastColumn="0" w:noHBand="0" w:noVBand="1"/>
+            </w:tblPr>
+            <w:tblGrid>
+              <w:gridCol w:w="2458"/>
+            </w:tblGrid>
+            <w:tr>
+              <w:trPr>
+                <w:tblCellSpacing w:w="15" w:type="dxa"/>
+              </w:trPr>
+              <w:tc>
+                <w:tcPr>
+                  <w:tcW w:w="0" w:type="auto"/>
+                  <w:vAlign w:val="center"/>
+                  <w:hideMark/>
+                </w:tcPr>
+                <w:p>
+                  <w:pPr>
+                    <w:spacing w:after="0" w:line="240" w:lineRule="auto"/>
+                    <w:jc w:val="center"/>
+                    <w:rPr>
+                      <w:sz w:val="22"/>
+                      <w:szCs w:val="22"/>
+                    </w:rPr>
+                  </w:pPr>
+                  <w:r>
+                    <w:rPr>
+                      <w:sz w:val="22"/>
+                      <w:szCs w:val="22"/>
+                    </w:rPr>
+                    <w:t>Ventana activa del usuario</w:t>
+                  </w:r>
+                </w:p>
+              </w:tc>
+            </w:tr>
+          </w:tbl>
+          <w:p>
+            <w:pPr>
+              <w:jc w:val="center"/>
+              <w:cnfStyle w:val="000000100000" w:firstRow="0" w:lastRow="0" w:firstColumn="0" w:lastColumn="0" w:oddVBand="0" w:evenVBand="0" w:oddHBand="1" w:evenHBand="0" w:firstRowFirstColumn="0" w:firstRowLastColumn="0" w:lastRowFirstColumn="0" w:lastRowLastColumn="0"/>
+              <w:rPr>
+                <w:vanish/>
+                <w:sz w:val="22"/>
+                <w:szCs w:val="22"/>
+              </w:rPr>
+            </w:pPr>
+          </w:p>
+          <w:tbl>
+            <w:tblPr>
+              <w:tblW w:w="0" w:type="auto"/>
+              <w:tblCellSpacing w:w="15" w:type="dxa"/>
+              <w:tblCellMar>
+                <w:top w:w="15" w:type="dxa"/>
+                <w:left w:w="15" w:type="dxa"/>
+                <w:bottom w:w="15" w:type="dxa"/>
+                <w:right w:w="15" w:type="dxa"/>
+              </w:tblCellMar>
+              <w:tblLook w:val="04A0" w:firstRow="1" w:lastRow="0" w:firstColumn="1" w:lastColumn="0" w:noHBand="0" w:noVBand="1"/>
+            </w:tblPr>
+            <w:tblGrid>
+              <w:gridCol w:w="96"/>
+            </w:tblGrid>
+            <w:tr>
+              <w:trPr>
+                <w:tblCellSpacing w:w="15" w:type="dxa"/>
+              </w:trPr>
+              <w:tc>
+                <w:tcPr>
+                  <w:tcW w:w="0" w:type="auto"/>
+                  <w:vAlign w:val="center"/>
+                  <w:hideMark/>
+                </w:tcPr>
+                <w:p>
+                  <w:pPr>
+                    <w:spacing w:after="0" w:line="240" w:lineRule="auto"/>
+                    <w:jc w:val="center"/>
+                    <w:rPr>
+                      <w:sz w:val="22"/>
+                      <w:szCs w:val="22"/>
+                    </w:rPr>
+                  </w:pPr>
+                </w:p>
+              </w:tc>
+            </w:tr>
+          </w:tbl>
+          <w:p>
+            <w:pPr>
+              <w:jc w:val="center"/>
+              <w:cnfStyle w:val="000000100000" w:firstRow="0" w:lastRow="0" w:firstColumn="0" w:lastColumn="0" w:oddVBand="0" w:evenVBand="0" w:oddHBand="1" w:evenHBand="0" w:firstRowFirstColumn="0" w:firstRowLastColumn="0" w:lastRowFirstColumn="0" w:lastRowLastColumn="0"/>
+              <w:rPr>
+                <w:sz w:val="22"/>
+                <w:szCs w:val="22"/>
+              </w:rPr>
+            </w:pPr>
+          </w:p>
+        </w:tc>
+      </w:tr>
+      <w:tr>
+        <w:trPr>
+          <w:jc w:val="center"/>
+        </w:trPr>
+        <w:tc>
+          <w:tcPr>
+            <w:cnfStyle w:val="001000000000" w:firstRow="0" w:lastRow="0" w:firstColumn="1" w:lastColumn="0" w:oddVBand="0" w:evenVBand="0" w:oddHBand="0" w:evenHBand="0" w:firstRowFirstColumn="0" w:firstRowLastColumn="0" w:lastRowFirstColumn="0" w:lastRowLastColumn="0"/>
+            <w:tcW w:w="3020" w:type="dxa"/>
+          </w:tcPr>
+          <w:p>
+            <w:pPr>
+              <w:jc w:val="center"/>
+              <w:rPr>
+                <w:b w:val="0"/>
+                <w:bCs w:val="0"/>
+                <w:sz w:val="22"/>
+                <w:szCs w:val="22"/>
+              </w:rPr>
+            </w:pPr>
+            <w:proofErr w:type="spellStart"/>
+            <w:r>
+              <w:rPr>
+                <w:b w:val="0"/>
+                <w:bCs w:val="0"/>
+                <w:sz w:val="22"/>
+                <w:szCs w:val="22"/>
+              </w:rPr>
+              <w:t>Clipboard</w:t>
+            </w:r>
+            <w:proofErr w:type="spellEnd"/>
+          </w:p>
+        </w:tc>
+        <w:tc>
+          <w:tcPr>
+            <w:tcW w:w="3020" w:type="dxa"/>
+          </w:tcPr>
+          <w:p>
+            <w:pPr>
+              <w:jc w:val="center"/>
+              <w:cnfStyle w:val="000000000000" w:firstRow="0" w:lastRow="0" w:firstColumn="0" w:lastColumn="0" w:oddVBand="0" w:evenVBand="0" w:oddHBand="0" w:evenHBand="0" w:firstRowFirstColumn="0" w:firstRowLastColumn="0" w:lastRowFirstColumn="0" w:lastRowLastColumn="0"/>
+              <w:rPr>
+                <w:sz w:val="22"/>
+                <w:szCs w:val="22"/>
+              </w:rPr>
+            </w:pPr>
+            <w:r>
+              <w:rPr>
+                <w:sz w:val="22"/>
+                <w:szCs w:val="22"/>
+              </w:rPr>
+              <w:t>3</w:t>
+            </w:r>
+          </w:p>
+        </w:tc>
+        <w:tc>
+          <w:tcPr>
+            <w:tcW w:w="3021" w:type="dxa"/>
+          </w:tcPr>
+          <w:tbl>
+            <w:tblPr>
+              <w:tblW w:w="0" w:type="auto"/>
+              <w:tblCellSpacing w:w="15" w:type="dxa"/>
+              <w:tblCellMar>
+                <w:top w:w="15" w:type="dxa"/>
+                <w:left w:w="15" w:type="dxa"/>
+                <w:bottom w:w="15" w:type="dxa"/>
+                <w:right w:w="15" w:type="dxa"/>
+              </w:tblCellMar>
+              <w:tblLook w:val="04A0" w:firstRow="1" w:lastRow="0" w:firstColumn="1" w:lastColumn="0" w:noHBand="0" w:noVBand="1"/>
+            </w:tblPr>
+            <w:tblGrid>
+              <w:gridCol w:w="2575"/>
+            </w:tblGrid>
+            <w:tr>
+              <w:trPr>
+                <w:tblCellSpacing w:w="15" w:type="dxa"/>
+              </w:trPr>
+              <w:tc>
+                <w:tcPr>
+                  <w:tcW w:w="0" w:type="auto"/>
+                  <w:vAlign w:val="center"/>
+                  <w:hideMark/>
+                </w:tcPr>
+                <w:p>
+                  <w:pPr>
+                    <w:spacing w:after="0" w:line="240" w:lineRule="auto"/>
+                    <w:jc w:val="center"/>
+                    <w:rPr>
+                      <w:sz w:val="22"/>
+                      <w:szCs w:val="22"/>
+                    </w:rPr>
+                  </w:pPr>
+                  <w:r>
+                    <w:rPr>
+                      <w:sz w:val="22"/>
+                      <w:szCs w:val="22"/>
+                    </w:rPr>
+                    <w:t>Contenido del portapapeles</w:t>
+                  </w:r>
+                </w:p>
+              </w:tc>
+            </w:tr>
+          </w:tbl>
+          <w:p>
+            <w:pPr>
+              <w:jc w:val="center"/>
+              <w:cnfStyle w:val="000000000000" w:firstRow="0" w:lastRow="0" w:firstColumn="0" w:lastColumn="0" w:oddVBand="0" w:evenVBand="0" w:oddHBand="0" w:evenHBand="0" w:firstRowFirstColumn="0" w:firstRowLastColumn="0" w:lastRowFirstColumn="0" w:lastRowLastColumn="0"/>
+              <w:rPr>
+                <w:vanish/>
+                <w:sz w:val="22"/>
+                <w:szCs w:val="22"/>
+              </w:rPr>
+            </w:pPr>
+          </w:p>
+          <w:tbl>
+            <w:tblPr>
+              <w:tblW w:w="0" w:type="auto"/>
+              <w:tblCellSpacing w:w="15" w:type="dxa"/>
+              <w:tblCellMar>
+                <w:top w:w="15" w:type="dxa"/>
+                <w:left w:w="15" w:type="dxa"/>
+                <w:bottom w:w="15" w:type="dxa"/>
+                <w:right w:w="15" w:type="dxa"/>
+              </w:tblCellMar>
+              <w:tblLook w:val="04A0" w:firstRow="1" w:lastRow="0" w:firstColumn="1" w:lastColumn="0" w:noHBand="0" w:noVBand="1"/>
+            </w:tblPr>
+            <w:tblGrid>
+              <w:gridCol w:w="96"/>
+            </w:tblGrid>
+            <w:tr>
+              <w:trPr>
+                <w:tblCellSpacing w:w="15" w:type="dxa"/>
+              </w:trPr>
+              <w:tc>
+                <w:tcPr>
+                  <w:tcW w:w="0" w:type="auto"/>
+                  <w:vAlign w:val="center"/>
+                  <w:hideMark/>
+                </w:tcPr>
+                <w:p>
+                  <w:pPr>
+                    <w:spacing w:after="0" w:line="240" w:lineRule="auto"/>
+                    <w:jc w:val="center"/>
+                    <w:rPr>
+                      <w:sz w:val="22"/>
+                      <w:szCs w:val="22"/>
+                    </w:rPr>
+                  </w:pPr>
+                </w:p>
+              </w:tc>
+            </w:tr>
+          </w:tbl>
+          <w:p>
+            <w:pPr>
+              <w:jc w:val="center"/>
+              <w:cnfStyle w:val="000000000000" w:firstRow="0" w:lastRow="0" w:firstColumn="0" w:lastColumn="0" w:oddVBand="0" w:evenVBand="0" w:oddHBand="0" w:evenHBand="0" w:firstRowFirstColumn="0" w:firstRowLastColumn="0" w:lastRowFirstColumn="0" w:lastRowLastColumn="0"/>
+              <w:rPr>
+                <w:sz w:val="22"/>
+                <w:szCs w:val="22"/>
+              </w:rPr>
+            </w:pPr>
+          </w:p>
+        </w:tc>
+      </w:tr>
+      <w:tr>
+        <w:trPr>
+          <w:cnfStyle w:val="000000100000" w:firstRow="0" w:lastRow="0" w:firstColumn="0" w:lastColumn="0" w:oddVBand="0" w:evenVBand="0" w:oddHBand="1" w:evenHBand="0" w:firstRowFirstColumn="0" w:firstRowLastColumn="0" w:lastRowFirstColumn="0" w:lastRowLastColumn="0"/>
+          <w:jc w:val="center"/>
+        </w:trPr>
+        <w:tc>
+          <w:tcPr>
+            <w:cnfStyle w:val="001000000000" w:firstRow="0" w:lastRow="0" w:firstColumn="1" w:lastColumn="0" w:oddVBand="0" w:evenVBand="0" w:oddHBand="0" w:evenHBand="0" w:firstRowFirstColumn="0" w:firstRowLastColumn="0" w:lastRowFirstColumn="0" w:lastRowLastColumn="0"/>
+            <w:tcW w:w="3020" w:type="dxa"/>
+          </w:tcPr>
+          <w:p>
+            <w:pPr>
+              <w:jc w:val="center"/>
+              <w:rPr>
+                <w:b w:val="0"/>
+                <w:bCs w:val="0"/>
+                <w:sz w:val="22"/>
+                <w:szCs w:val="22"/>
+              </w:rPr>
+            </w:pPr>
+            <w:proofErr w:type="spellStart"/>
+            <w:r>
+              <w:rPr>
+                <w:b w:val="0"/>
+                <w:bCs w:val="0"/>
+                <w:sz w:val="22"/>
+                <w:szCs w:val="22"/>
+              </w:rPr>
+              <w:t>Screenshot</w:t>
+            </w:r>
+            <w:proofErr w:type="spellEnd"/>
+          </w:p>
+        </w:tc>
+        <w:tc>
+          <w:tcPr>
+            <w:tcW w:w="3020" w:type="dxa"/>
+          </w:tcPr>
+          <w:p>
+            <w:pPr>
+              <w:jc w:val="center"/>
+              <w:cnfStyle w:val="000000100000" w:firstRow="0" w:lastRow="0" w:firstColumn="0" w:lastColumn="0" w:oddVBand="0" w:evenVBand="0" w:oddHBand="1" w:evenHBand="0" w:firstRowFirstColumn="0" w:firstRowLastColumn="0" w:lastRowFirstColumn="0" w:lastRowLastColumn="0"/>
+              <w:rPr>
+                <w:sz w:val="22"/>
+                <w:szCs w:val="22"/>
+              </w:rPr>
+            </w:pPr>
+            <w:r>
+              <w:rPr>
+                <w:sz w:val="22"/>
+                <w:szCs w:val="22"/>
+              </w:rPr>
+              <w:t>4</w:t>
+            </w:r>
+          </w:p>
+        </w:tc>
+        <w:tc>
+          <w:tcPr>
+            <w:tcW w:w="3021" w:type="dxa"/>
+          </w:tcPr>
+          <w:tbl>
+            <w:tblPr>
+              <w:tblW w:w="0" w:type="auto"/>
+              <w:tblCellSpacing w:w="15" w:type="dxa"/>
+              <w:tblCellMar>
+                <w:top w:w="15" w:type="dxa"/>
+                <w:left w:w="15" w:type="dxa"/>
+                <w:bottom w:w="15" w:type="dxa"/>
+                <w:right w:w="15" w:type="dxa"/>
+              </w:tblCellMar>
+              <w:tblLook w:val="04A0" w:firstRow="1" w:lastRow="0" w:firstColumn="1" w:lastColumn="0" w:noHBand="0" w:noVBand="1"/>
+            </w:tblPr>
+            <w:tblGrid>
+              <w:gridCol w:w="1933"/>
+            </w:tblGrid>
+            <w:tr>
+              <w:trPr>
+                <w:tblCellSpacing w:w="15" w:type="dxa"/>
+              </w:trPr>
+              <w:tc>
+                <w:tcPr>
+                  <w:tcW w:w="0" w:type="auto"/>
+                  <w:vAlign w:val="center"/>
+                  <w:hideMark/>
+                </w:tcPr>
+                <w:p>
+                  <w:pPr>
+                    <w:spacing w:after="0" w:line="240" w:lineRule="auto"/>
+                    <w:jc w:val="center"/>
+                    <w:rPr>
+                      <w:sz w:val="22"/>
+                      <w:szCs w:val="22"/>
+                    </w:rPr>
+                  </w:pPr>
+                  <w:r>
+                    <w:rPr>
+                      <w:sz w:val="22"/>
+                      <w:szCs w:val="22"/>
+                    </w:rPr>
+                    <w:t>Capturas de pantalla</w:t>
+                  </w:r>
+                </w:p>
+              </w:tc>
+            </w:tr>
+          </w:tbl>
+          <w:p>
+            <w:pPr>
+              <w:jc w:val="center"/>
+              <w:cnfStyle w:val="000000100000" w:firstRow="0" w:lastRow="0" w:firstColumn="0" w:lastColumn="0" w:oddVBand="0" w:evenVBand="0" w:oddHBand="1" w:evenHBand="0" w:firstRowFirstColumn="0" w:firstRowLastColumn="0" w:lastRowFirstColumn="0" w:lastRowLastColumn="0"/>
+              <w:rPr>
+                <w:vanish/>
+                <w:sz w:val="22"/>
+                <w:szCs w:val="22"/>
+              </w:rPr>
+            </w:pPr>
+          </w:p>
+          <w:tbl>
+            <w:tblPr>
+              <w:tblW w:w="0" w:type="auto"/>
+              <w:tblCellSpacing w:w="15" w:type="dxa"/>
+              <w:tblCellMar>
+                <w:top w:w="15" w:type="dxa"/>
+                <w:left w:w="15" w:type="dxa"/>
+                <w:bottom w:w="15" w:type="dxa"/>
+                <w:right w:w="15" w:type="dxa"/>
+              </w:tblCellMar>
+              <w:tblLook w:val="04A0" w:firstRow="1" w:lastRow="0" w:firstColumn="1" w:lastColumn="0" w:noHBand="0" w:noVBand="1"/>
+            </w:tblPr>
+            <w:tblGrid>
+              <w:gridCol w:w="96"/>
+            </w:tblGrid>
+            <w:tr>
+              <w:trPr>
+                <w:tblCellSpacing w:w="15" w:type="dxa"/>
+              </w:trPr>
+              <w:tc>
+                <w:tcPr>
+                  <w:tcW w:w="0" w:type="auto"/>
+                  <w:vAlign w:val="center"/>
+                  <w:hideMark/>
+                </w:tcPr>
+                <w:p>
+                  <w:pPr>
+                    <w:spacing w:after="0" w:line="240" w:lineRule="auto"/>
+                    <w:jc w:val="center"/>
+                    <w:rPr>
+                      <w:sz w:val="22"/>
+                      <w:szCs w:val="22"/>
+                    </w:rPr>
+                  </w:pPr>
+                </w:p>
+              </w:tc>
+            </w:tr>
+          </w:tbl>
+          <w:p>
+            <w:pPr>
+              <w:jc w:val="center"/>
+              <w:cnfStyle w:val="000000100000" w:firstRow="0" w:lastRow="0" w:firstColumn="0" w:lastColumn="0" w:oddVBand="0" w:evenVBand="0" w:oddHBand="1" w:evenHBand="0" w:firstRowFirstColumn="0" w:firstRowLastColumn="0" w:lastRowFirstColumn="0" w:lastRowLastColumn="0"/>
+              <w:rPr>
+                <w:sz w:val="22"/>
+                <w:szCs w:val="22"/>
+              </w:rPr>
+            </w:pPr>
+          </w:p>
+        </w:tc>
+      </w:tr>
+      <w:tr>
+        <w:trPr>
+          <w:jc w:val="center"/>
+        </w:trPr>
+        <w:tc>
+          <w:tcPr>
+            <w:cnfStyle w:val="001000000000" w:firstRow="0" w:lastRow="0" w:firstColumn="1" w:lastColumn="0" w:oddVBand="0" w:evenVBand="0" w:oddHBand="0" w:evenHBand="0" w:firstRowFirstColumn="0" w:firstRowLastColumn="0" w:lastRowFirstColumn="0" w:lastRowLastColumn="0"/>
+            <w:tcW w:w="3020" w:type="dxa"/>
+          </w:tcPr>
+          <w:p>
+            <w:pPr>
+              <w:jc w:val="center"/>
+              <w:rPr>
+                <w:b w:val="0"/>
+                <w:bCs w:val="0"/>
+                <w:sz w:val="22"/>
+                <w:szCs w:val="22"/>
+              </w:rPr>
+            </w:pPr>
+            <w:proofErr w:type="spellStart"/>
+            <w:r>
+              <w:rPr>
+                <w:b w:val="0"/>
+                <w:bCs w:val="0"/>
+                <w:sz w:val="22"/>
+                <w:szCs w:val="22"/>
+              </w:rPr>
+              <w:lastRenderedPageBreak/>
+              <w:t>Streaming</w:t>
+            </w:r>
+            <w:proofErr w:type="spellEnd"/>
+          </w:p>
+        </w:tc>
+        <w:tc>
+          <w:tcPr>
+            <w:tcW w:w="3020" w:type="dxa"/>
+          </w:tcPr>
+          <w:p>
+            <w:pPr>
+              <w:jc w:val="center"/>
+              <w:cnfStyle w:val="000000000000" w:firstRow="0" w:lastRow="0" w:firstColumn="0" w:lastColumn="0" w:oddVBand="0" w:evenVBand="0" w:oddHBand="0" w:evenHBand="0" w:firstRowFirstColumn="0" w:firstRowLastColumn="0" w:lastRowFirstColumn="0" w:lastRowLastColumn="0"/>
+              <w:rPr>
+                <w:sz w:val="22"/>
+                <w:szCs w:val="22"/>
+              </w:rPr>
+            </w:pPr>
+            <w:r>
+              <w:rPr>
+                <w:sz w:val="22"/>
+                <w:szCs w:val="22"/>
+              </w:rPr>
+              <w:t>5</w:t>
+            </w:r>
+          </w:p>
+        </w:tc>
+        <w:tc>
+          <w:tcPr>
+            <w:tcW w:w="3021" w:type="dxa"/>
+          </w:tcPr>
+          <w:tbl>
+            <w:tblPr>
+              <w:tblW w:w="0" w:type="auto"/>
+              <w:tblCellSpacing w:w="15" w:type="dxa"/>
+              <w:tblCellMar>
+                <w:top w:w="15" w:type="dxa"/>
+                <w:left w:w="15" w:type="dxa"/>
+                <w:bottom w:w="15" w:type="dxa"/>
+                <w:right w:w="15" w:type="dxa"/>
+              </w:tblCellMar>
+              <w:tblLook w:val="04A0" w:firstRow="1" w:lastRow="0" w:firstColumn="1" w:lastColumn="0" w:noHBand="0" w:noVBand="1"/>
+            </w:tblPr>
+            <w:tblGrid>
+              <w:gridCol w:w="2805"/>
+            </w:tblGrid>
+            <w:tr>
+              <w:trPr>
+                <w:tblCellSpacing w:w="15" w:type="dxa"/>
+              </w:trPr>
+              <w:tc>
+                <w:tcPr>
+                  <w:tcW w:w="0" w:type="auto"/>
+                  <w:vAlign w:val="center"/>
+                  <w:hideMark/>
+                </w:tcPr>
+                <w:p>
+                  <w:pPr>
+                    <w:spacing w:after="0" w:line="240" w:lineRule="auto"/>
+                    <w:jc w:val="center"/>
+                    <w:rPr>
+                      <w:sz w:val="22"/>
+                      <w:szCs w:val="22"/>
+                    </w:rPr>
+                  </w:pPr>
+                  <w:r>
+                    <w:rPr>
+                      <w:sz w:val="22"/>
+                      <w:szCs w:val="22"/>
+                    </w:rPr>
+                    <w:t>Vídeo en tiempo real (no implementado en este fragmento)</w:t>
+                  </w:r>
+                </w:p>
+              </w:tc>
+            </w:tr>
+          </w:tbl>
+          <w:p>
+            <w:pPr>
+              <w:jc w:val="center"/>
+              <w:cnfStyle w:val="000000000000" w:firstRow="0" w:lastRow="0" w:firstColumn="0" w:lastColumn="0" w:oddVBand="0" w:evenVBand="0" w:oddHBand="0" w:evenHBand="0" w:firstRowFirstColumn="0" w:firstRowLastColumn="0" w:lastRowFirstColumn="0" w:lastRowLastColumn="0"/>
+              <w:rPr>
+                <w:vanish/>
+                <w:sz w:val="22"/>
+                <w:szCs w:val="22"/>
+              </w:rPr>
+            </w:pPr>
+          </w:p>
+          <w:tbl>
+            <w:tblPr>
+              <w:tblW w:w="0" w:type="auto"/>
+              <w:tblCellSpacing w:w="15" w:type="dxa"/>
+              <w:tblCellMar>
+                <w:top w:w="15" w:type="dxa"/>
+                <w:left w:w="15" w:type="dxa"/>
+                <w:bottom w:w="15" w:type="dxa"/>
+                <w:right w:w="15" w:type="dxa"/>
+              </w:tblCellMar>
+              <w:tblLook w:val="04A0" w:firstRow="1" w:lastRow="0" w:firstColumn="1" w:lastColumn="0" w:noHBand="0" w:noVBand="1"/>
+            </w:tblPr>
+            <w:tblGrid>
+              <w:gridCol w:w="96"/>
+            </w:tblGrid>
+            <w:tr>
+              <w:trPr>
+                <w:tblCellSpacing w:w="15" w:type="dxa"/>
+              </w:trPr>
+              <w:tc>
+                <w:tcPr>
+                  <w:tcW w:w="0" w:type="auto"/>
+                  <w:vAlign w:val="center"/>
+                  <w:hideMark/>
+                </w:tcPr>
+                <w:p>
+                  <w:pPr>
+                    <w:spacing w:after="0" w:line="240" w:lineRule="auto"/>
+                    <w:jc w:val="center"/>
+                    <w:rPr>
+                      <w:sz w:val="22"/>
+                      <w:szCs w:val="22"/>
+                    </w:rPr>
+                  </w:pPr>
+                </w:p>
+              </w:tc>
+            </w:tr>
+          </w:tbl>
+          <w:p>
+            <w:pPr>
+              <w:jc w:val="center"/>
+              <w:cnfStyle w:val="000000000000" w:firstRow="0" w:lastRow="0" w:firstColumn="0" w:lastColumn="0" w:oddVBand="0" w:evenVBand="0" w:oddHBand="0" w:evenHBand="0" w:firstRowFirstColumn="0" w:firstRowLastColumn="0" w:lastRowFirstColumn="0" w:lastRowLastColumn="0"/>
+              <w:rPr>
+                <w:sz w:val="22"/>
+                <w:szCs w:val="22"/>
+              </w:rPr>
+            </w:pPr>
+          </w:p>
+        </w:tc>
+      </w:tr>
+      <w:tr>
+        <w:trPr>
+          <w:cnfStyle w:val="000000100000" w:firstRow="0" w:lastRow="0" w:firstColumn="0" w:lastColumn="0" w:oddVBand="0" w:evenVBand="0" w:oddHBand="1" w:evenHBand="0" w:firstRowFirstColumn="0" w:firstRowLastColumn="0" w:lastRowFirstColumn="0" w:lastRowLastColumn="0"/>
+          <w:jc w:val="center"/>
+        </w:trPr>
+        <w:tc>
+          <w:tcPr>
+            <w:cnfStyle w:val="001000000000" w:firstRow="0" w:lastRow="0" w:firstColumn="1" w:lastColumn="0" w:oddVBand="0" w:evenVBand="0" w:oddHBand="0" w:evenHBand="0" w:firstRowFirstColumn="0" w:firstRowLastColumn="0" w:lastRowFirstColumn="0" w:lastRowLastColumn="0"/>
+            <w:tcW w:w="3020" w:type="dxa"/>
+          </w:tcPr>
+          <w:p>
+            <w:pPr>
+              <w:jc w:val="center"/>
+              <w:rPr>
+                <w:b w:val="0"/>
+                <w:bCs w:val="0"/>
+                <w:sz w:val="22"/>
+                <w:szCs w:val="22"/>
+              </w:rPr>
+            </w:pPr>
+            <w:r>
+              <w:rPr>
+                <w:b w:val="0"/>
+                <w:bCs w:val="0"/>
+                <w:sz w:val="22"/>
+                <w:szCs w:val="22"/>
+              </w:rPr>
+              <w:t>File</w:t>
+            </w:r>
+          </w:p>
+        </w:tc>
+        <w:tc>
+          <w:tcPr>
+            <w:tcW w:w="3020" w:type="dxa"/>
+          </w:tcPr>
+          <w:p>
+            <w:pPr>
+              <w:jc w:val="center"/>
+              <w:cnfStyle w:val="000000100000" w:firstRow="0" w:lastRow="0" w:firstColumn="0" w:lastColumn="0" w:oddVBand="0" w:evenVBand="0" w:oddHBand="1" w:evenHBand="0" w:firstRowFirstColumn="0" w:firstRowLastColumn="0" w:lastRowFirstColumn="0" w:lastRowLastColumn="0"/>
+              <w:rPr>
+                <w:sz w:val="22"/>
+                <w:szCs w:val="22"/>
+              </w:rPr>
+            </w:pPr>
+            <w:r>
+              <w:rPr>
+                <w:sz w:val="22"/>
+                <w:szCs w:val="22"/>
+              </w:rPr>
+              <w:t>6</w:t>
+            </w:r>
+          </w:p>
+        </w:tc>
+        <w:tc>
+          <w:tcPr>
+            <w:tcW w:w="3021" w:type="dxa"/>
+          </w:tcPr>
+          <w:tbl>
+            <w:tblPr>
+              <w:tblW w:w="0" w:type="auto"/>
+              <w:tblCellSpacing w:w="15" w:type="dxa"/>
+              <w:tblCellMar>
+                <w:top w:w="15" w:type="dxa"/>
+                <w:left w:w="15" w:type="dxa"/>
+                <w:bottom w:w="15" w:type="dxa"/>
+                <w:right w:w="15" w:type="dxa"/>
+              </w:tblCellMar>
+              <w:tblLook w:val="04A0" w:firstRow="1" w:lastRow="0" w:firstColumn="1" w:lastColumn="0" w:noHBand="0" w:noVBand="1"/>
+            </w:tblPr>
+            <w:tblGrid>
+              <w:gridCol w:w="2805"/>
+            </w:tblGrid>
+            <w:tr>
+              <w:trPr>
+                <w:tblCellSpacing w:w="15" w:type="dxa"/>
+              </w:trPr>
+              <w:tc>
+                <w:tcPr>
+                  <w:tcW w:w="0" w:type="auto"/>
+                  <w:vAlign w:val="center"/>
+                  <w:hideMark/>
+                </w:tcPr>
+                <w:p>
+                  <w:pPr>
+                    <w:spacing w:after="0" w:line="240" w:lineRule="auto"/>
+                    <w:jc w:val="center"/>
+                    <w:rPr>
+                      <w:sz w:val="22"/>
+                      <w:szCs w:val="22"/>
+                    </w:rPr>
+                  </w:pPr>
+                  <w:r>
+                    <w:rPr>
+                      <w:sz w:val="22"/>
+                      <w:szCs w:val="22"/>
+                    </w:rPr>
+                    <w:t>Transferencia de archivos desde el cliente al servidor</w:t>
+                  </w:r>
+                </w:p>
+              </w:tc>
+            </w:tr>
+          </w:tbl>
+          <w:p>
+            <w:pPr>
+              <w:jc w:val="center"/>
+              <w:cnfStyle w:val="000000100000" w:firstRow="0" w:lastRow="0" w:firstColumn="0" w:lastColumn="0" w:oddVBand="0" w:evenVBand="0" w:oddHBand="1" w:evenHBand="0" w:firstRowFirstColumn="0" w:firstRowLastColumn="0" w:lastRowFirstColumn="0" w:lastRowLastColumn="0"/>
+              <w:rPr>
+                <w:vanish/>
+                <w:sz w:val="22"/>
+                <w:szCs w:val="22"/>
+              </w:rPr>
+            </w:pPr>
+          </w:p>
+          <w:tbl>
+            <w:tblPr>
+              <w:tblW w:w="0" w:type="auto"/>
+              <w:tblCellSpacing w:w="15" w:type="dxa"/>
+              <w:tblCellMar>
+                <w:top w:w="15" w:type="dxa"/>
+                <w:left w:w="15" w:type="dxa"/>
+                <w:bottom w:w="15" w:type="dxa"/>
+                <w:right w:w="15" w:type="dxa"/>
+              </w:tblCellMar>
+              <w:tblLook w:val="04A0" w:firstRow="1" w:lastRow="0" w:firstColumn="1" w:lastColumn="0" w:noHBand="0" w:noVBand="1"/>
+            </w:tblPr>
+            <w:tblGrid>
+              <w:gridCol w:w="96"/>
+            </w:tblGrid>
+            <w:tr>
+              <w:trPr>
+                <w:tblCellSpacing w:w="15" w:type="dxa"/>
+              </w:trPr>
+              <w:tc>
+                <w:tcPr>
+                  <w:tcW w:w="0" w:type="auto"/>
+                  <w:vAlign w:val="center"/>
+                  <w:hideMark/>
+                </w:tcPr>
+                <w:p>
+                  <w:pPr>
+                    <w:spacing w:after="0" w:line="240" w:lineRule="auto"/>
+                    <w:jc w:val="center"/>
+                    <w:rPr>
+                      <w:sz w:val="22"/>
+                      <w:szCs w:val="22"/>
+                    </w:rPr>
+                  </w:pPr>
+                </w:p>
+              </w:tc>
+            </w:tr>
+          </w:tbl>
+          <w:p>
+            <w:pPr>
+              <w:jc w:val="center"/>
+              <w:cnfStyle w:val="000000100000" w:firstRow="0" w:lastRow="0" w:firstColumn="0" w:lastColumn="0" w:oddVBand="0" w:evenVBand="0" w:oddHBand="1" w:evenHBand="0" w:firstRowFirstColumn="0" w:firstRowLastColumn="0" w:lastRowFirstColumn="0" w:lastRowLastColumn="0"/>
+              <w:rPr>
+                <w:sz w:val="22"/>
+                <w:szCs w:val="22"/>
+              </w:rPr>
+            </w:pPr>
+          </w:p>
+        </w:tc>
+      </w:tr>
+      <w:tr>
+        <w:trPr>
+          <w:jc w:val="center"/>
+        </w:trPr>
+        <w:tc>
+          <w:tcPr>
+            <w:cnfStyle w:val="001000000000" w:firstRow="0" w:lastRow="0" w:firstColumn="1" w:lastColumn="0" w:oddVBand="0" w:evenVBand="0" w:oddHBand="0" w:evenHBand="0" w:firstRowFirstColumn="0" w:firstRowLastColumn="0" w:lastRowFirstColumn="0" w:lastRowLastColumn="0"/>
+            <w:tcW w:w="3020" w:type="dxa"/>
+          </w:tcPr>
+          <w:p>
+            <w:pPr>
+              <w:jc w:val="center"/>
+              <w:rPr>
+                <w:b w:val="0"/>
+                <w:bCs w:val="0"/>
+                <w:sz w:val="22"/>
+                <w:szCs w:val="22"/>
+              </w:rPr>
+            </w:pPr>
+            <w:proofErr w:type="spellStart"/>
+            <w:r>
+              <w:rPr>
+                <w:b w:val="0"/>
+                <w:bCs w:val="0"/>
+                <w:sz w:val="22"/>
+                <w:szCs w:val="22"/>
+              </w:rPr>
+              <w:t>SystemInfo</w:t>
+            </w:r>
+            <w:proofErr w:type="spellEnd"/>
+          </w:p>
+        </w:tc>
+        <w:tc>
+          <w:tcPr>
+            <w:tcW w:w="3020" w:type="dxa"/>
+          </w:tcPr>
+          <w:p>
+            <w:pPr>
+              <w:jc w:val="center"/>
+              <w:cnfStyle w:val="000000000000" w:firstRow="0" w:lastRow="0" w:firstColumn="0" w:lastColumn="0" w:oddVBand="0" w:evenVBand="0" w:oddHBand="0" w:evenHBand="0" w:firstRowFirstColumn="0" w:firstRowLastColumn="0" w:lastRowFirstColumn="0" w:lastRowLastColumn="0"/>
+              <w:rPr>
+                <w:sz w:val="22"/>
+                <w:szCs w:val="22"/>
+              </w:rPr>
+            </w:pPr>
+            <w:r>
+              <w:rPr>
+                <w:sz w:val="22"/>
+                <w:szCs w:val="22"/>
+              </w:rPr>
+              <w:t>7</w:t>
+            </w:r>
+          </w:p>
+        </w:tc>
+        <w:tc>
+          <w:tcPr>
+            <w:tcW w:w="3021" w:type="dxa"/>
+          </w:tcPr>
+          <w:tbl>
+            <w:tblPr>
+              <w:tblW w:w="0" w:type="auto"/>
+              <w:tblCellSpacing w:w="15" w:type="dxa"/>
+              <w:tblCellMar>
+                <w:top w:w="15" w:type="dxa"/>
+                <w:left w:w="15" w:type="dxa"/>
+                <w:bottom w:w="15" w:type="dxa"/>
+                <w:right w:w="15" w:type="dxa"/>
+              </w:tblCellMar>
+              <w:tblLook w:val="04A0" w:firstRow="1" w:lastRow="0" w:firstColumn="1" w:lastColumn="0" w:noHBand="0" w:noVBand="1"/>
+            </w:tblPr>
+            <w:tblGrid>
+              <w:gridCol w:w="2239"/>
+            </w:tblGrid>
+            <w:tr>
+              <w:trPr>
+                <w:tblCellSpacing w:w="15" w:type="dxa"/>
+              </w:trPr>
+              <w:tc>
+                <w:tcPr>
+                  <w:tcW w:w="0" w:type="auto"/>
+                  <w:vAlign w:val="center"/>
+                  <w:hideMark/>
+                </w:tcPr>
+                <w:p>
+                  <w:pPr>
+                    <w:spacing w:after="0" w:line="240" w:lineRule="auto"/>
+                    <w:jc w:val="center"/>
+                    <w:rPr>
+                      <w:sz w:val="22"/>
+                      <w:szCs w:val="22"/>
+                    </w:rPr>
+                  </w:pPr>
+                  <w:r>
+                    <w:rPr>
+                      <w:sz w:val="22"/>
+                      <w:szCs w:val="22"/>
+                    </w:rPr>
+                    <w:t>Información del sistema</w:t>
+                  </w:r>
+                </w:p>
+              </w:tc>
+            </w:tr>
+          </w:tbl>
+          <w:p>
+            <w:pPr>
+              <w:jc w:val="center"/>
+              <w:cnfStyle w:val="000000000000" w:firstRow="0" w:lastRow="0" w:firstColumn="0" w:lastColumn="0" w:oddVBand="0" w:evenVBand="0" w:oddHBand="0" w:evenHBand="0" w:firstRowFirstColumn="0" w:firstRowLastColumn="0" w:lastRowFirstColumn="0" w:lastRowLastColumn="0"/>
+              <w:rPr>
+                <w:vanish/>
+                <w:sz w:val="22"/>
+                <w:szCs w:val="22"/>
+              </w:rPr>
+            </w:pPr>
+          </w:p>
+          <w:tbl>
+            <w:tblPr>
+              <w:tblW w:w="0" w:type="auto"/>
+              <w:tblCellSpacing w:w="15" w:type="dxa"/>
+              <w:tblCellMar>
+                <w:top w:w="15" w:type="dxa"/>
+                <w:left w:w="15" w:type="dxa"/>
+                <w:bottom w:w="15" w:type="dxa"/>
+                <w:right w:w="15" w:type="dxa"/>
+              </w:tblCellMar>
+              <w:tblLook w:val="04A0" w:firstRow="1" w:lastRow="0" w:firstColumn="1" w:lastColumn="0" w:noHBand="0" w:noVBand="1"/>
+            </w:tblPr>
+            <w:tblGrid>
+              <w:gridCol w:w="96"/>
+            </w:tblGrid>
+            <w:tr>
+              <w:trPr>
+                <w:tblCellSpacing w:w="15" w:type="dxa"/>
+              </w:trPr>
+              <w:tc>
+                <w:tcPr>
+                  <w:tcW w:w="0" w:type="auto"/>
+                  <w:vAlign w:val="center"/>
+                  <w:hideMark/>
+                </w:tcPr>
+                <w:p>
+                  <w:pPr>
+                    <w:spacing w:after="0" w:line="240" w:lineRule="auto"/>
+                    <w:jc w:val="center"/>
+                    <w:rPr>
+                      <w:sz w:val="22"/>
+                      <w:szCs w:val="22"/>
+                    </w:rPr>
+                  </w:pPr>
+                </w:p>
+              </w:tc>
+            </w:tr>
+          </w:tbl>
+          <w:p>
+            <w:pPr>
+              <w:jc w:val="center"/>
+              <w:cnfStyle w:val="000000000000" w:firstRow="0" w:lastRow="0" w:firstColumn="0" w:lastColumn="0" w:oddVBand="0" w:evenVBand="0" w:oddHBand="0" w:evenHBand="0" w:firstRowFirstColumn="0" w:firstRowLastColumn="0" w:lastRowFirstColumn="0" w:lastRowLastColumn="0"/>
+              <w:rPr>
+                <w:sz w:val="22"/>
+                <w:szCs w:val="22"/>
+              </w:rPr>
+            </w:pPr>
+          </w:p>
+        </w:tc>
+      </w:tr>
+      <w:tr>
+        <w:trPr>
+          <w:cnfStyle w:val="000000100000" w:firstRow="0" w:lastRow="0" w:firstColumn="0" w:lastColumn="0" w:oddVBand="0" w:evenVBand="0" w:oddHBand="1" w:evenHBand="0" w:firstRowFirstColumn="0" w:firstRowLastColumn="0" w:lastRowFirstColumn="0" w:lastRowLastColumn="0"/>
+          <w:jc w:val="center"/>
+        </w:trPr>
+        <w:tc>
+          <w:tcPr>
+            <w:cnfStyle w:val="001000000000" w:firstRow="0" w:lastRow="0" w:firstColumn="1" w:lastColumn="0" w:oddVBand="0" w:evenVBand="0" w:oddHBand="0" w:evenHBand="0" w:firstRowFirstColumn="0" w:firstRowLastColumn="0" w:lastRowFirstColumn="0" w:lastRowLastColumn="0"/>
+            <w:tcW w:w="3020" w:type="dxa"/>
+          </w:tcPr>
+          <w:p>
+            <w:pPr>
+              <w:jc w:val="center"/>
+              <w:rPr>
+                <w:b w:val="0"/>
+                <w:bCs w:val="0"/>
+                <w:sz w:val="22"/>
+                <w:szCs w:val="22"/>
+              </w:rPr>
+            </w:pPr>
+            <w:proofErr w:type="spellStart"/>
+            <w:r>
+              <w:rPr>
+                <w:b w:val="0"/>
+                <w:bCs w:val="0"/>
+                <w:sz w:val="22"/>
+                <w:szCs w:val="22"/>
+              </w:rPr>
+              <w:t>CommandOutput</w:t>
+            </w:r>
+            <w:proofErr w:type="spellEnd"/>
+          </w:p>
+        </w:tc>
+        <w:tc>
+          <w:tcPr>
+            <w:tcW w:w="3020" w:type="dxa"/>
+          </w:tcPr>
+          <w:p>
+            <w:pPr>
+              <w:jc w:val="center"/>
+              <w:cnfStyle w:val="000000100000" w:firstRow="0" w:lastRow="0" w:firstColumn="0" w:lastColumn="0" w:oddVBand="0" w:evenVBand="0" w:oddHBand="1" w:evenHBand="0" w:firstRowFirstColumn="0" w:firstRowLastColumn="0" w:lastRowFirstColumn="0" w:lastRowLastColumn="0"/>
+              <w:rPr>
+                <w:sz w:val="22"/>
+                <w:szCs w:val="22"/>
+              </w:rPr>
+            </w:pPr>
+            <w:r>
+              <w:rPr>
+                <w:sz w:val="22"/>
+                <w:szCs w:val="22"/>
+              </w:rPr>
+              <w:t>8</w:t>
+            </w:r>
+          </w:p>
+        </w:tc>
+        <w:tc>
+          <w:tcPr>
+            <w:tcW w:w="3021" w:type="dxa"/>
+          </w:tcPr>
+          <w:tbl>
+            <w:tblPr>
+              <w:tblW w:w="0" w:type="auto"/>
+              <w:tblCellSpacing w:w="15" w:type="dxa"/>
+              <w:tblCellMar>
+                <w:top w:w="15" w:type="dxa"/>
+                <w:left w:w="15" w:type="dxa"/>
+                <w:bottom w:w="15" w:type="dxa"/>
+                <w:right w:w="15" w:type="dxa"/>
+              </w:tblCellMar>
+              <w:tblLook w:val="04A0" w:firstRow="1" w:lastRow="0" w:firstColumn="1" w:lastColumn="0" w:noHBand="0" w:noVBand="1"/>
+            </w:tblPr>
+            <w:tblGrid>
+              <w:gridCol w:w="2805"/>
+            </w:tblGrid>
+            <w:tr>
+              <w:trPr>
+                <w:tblCellSpacing w:w="15" w:type="dxa"/>
+              </w:trPr>
+              <w:tc>
+                <w:tcPr>
+                  <w:tcW w:w="0" w:type="auto"/>
+                  <w:vAlign w:val="center"/>
+                  <w:hideMark/>
+                </w:tcPr>
+                <w:p>
+                  <w:pPr>
+                    <w:spacing w:after="0" w:line="240" w:lineRule="auto"/>
+                    <w:jc w:val="center"/>
+                    <w:rPr>
+                      <w:sz w:val="22"/>
+                      <w:szCs w:val="22"/>
+                    </w:rPr>
+                  </w:pPr>
+                  <w:r>
+                    <w:rPr>
+                      <w:sz w:val="22"/>
+                      <w:szCs w:val="22"/>
+                    </w:rPr>
+                    <w:t>Resultado de ejecutar comandos</w:t>
+                  </w:r>
+                </w:p>
+              </w:tc>
+            </w:tr>
+          </w:tbl>
+          <w:p>
+            <w:pPr>
+              <w:jc w:val="center"/>
+              <w:cnfStyle w:val="000000100000" w:firstRow="0" w:lastRow="0" w:firstColumn="0" w:lastColumn="0" w:oddVBand="0" w:evenVBand="0" w:oddHBand="1" w:evenHBand="0" w:firstRowFirstColumn="0" w:firstRowLastColumn="0" w:lastRowFirstColumn="0" w:lastRowLastColumn="0"/>
+              <w:rPr>
+                <w:vanish/>
+                <w:sz w:val="22"/>
+                <w:szCs w:val="22"/>
+              </w:rPr>
+            </w:pPr>
+          </w:p>
+          <w:tbl>
+            <w:tblPr>
+              <w:tblW w:w="0" w:type="auto"/>
+              <w:tblCellSpacing w:w="15" w:type="dxa"/>
+              <w:tblCellMar>
+                <w:top w:w="15" w:type="dxa"/>
+                <w:left w:w="15" w:type="dxa"/>
+                <w:bottom w:w="15" w:type="dxa"/>
+                <w:right w:w="15" w:type="dxa"/>
+              </w:tblCellMar>
+              <w:tblLook w:val="04A0" w:firstRow="1" w:lastRow="0" w:firstColumn="1" w:lastColumn="0" w:noHBand="0" w:noVBand="1"/>
+            </w:tblPr>
+            <w:tblGrid>
+              <w:gridCol w:w="96"/>
+            </w:tblGrid>
+            <w:tr>
+              <w:trPr>
+                <w:tblCellSpacing w:w="15" w:type="dxa"/>
+              </w:trPr>
+              <w:tc>
+                <w:tcPr>
+                  <w:tcW w:w="0" w:type="auto"/>
+                  <w:vAlign w:val="center"/>
+                  <w:hideMark/>
+                </w:tcPr>
+                <w:p>
+                  <w:pPr>
+                    <w:spacing w:after="0" w:line="240" w:lineRule="auto"/>
+                    <w:jc w:val="center"/>
+                    <w:rPr>
+                      <w:sz w:val="22"/>
+                      <w:szCs w:val="22"/>
+                    </w:rPr>
+                  </w:pPr>
+                </w:p>
+              </w:tc>
+            </w:tr>
+          </w:tbl>
+          <w:p>
+            <w:pPr>
+              <w:jc w:val="center"/>
+              <w:cnfStyle w:val="000000100000" w:firstRow="0" w:lastRow="0" w:firstColumn="0" w:lastColumn="0" w:oddVBand="0" w:evenVBand="0" w:oddHBand="1" w:evenHBand="0" w:firstRowFirstColumn="0" w:firstRowLastColumn="0" w:lastRowFirstColumn="0" w:lastRowLastColumn="0"/>
+              <w:rPr>
+                <w:sz w:val="22"/>
+                <w:szCs w:val="22"/>
+              </w:rPr>
+            </w:pPr>
+          </w:p>
+        </w:tc>
+      </w:tr>
+      <w:tr>
+        <w:trPr>
+          <w:jc w:val="center"/>
+        </w:trPr>
+        <w:tc>
+          <w:tcPr>
+            <w:cnfStyle w:val="001000000000" w:firstRow="0" w:lastRow="0" w:firstColumn="1" w:lastColumn="0" w:oddVBand="0" w:evenVBand="0" w:oddHBand="0" w:evenHBand="0" w:firstRowFirstColumn="0" w:firstRowLastColumn="0" w:lastRowFirstColumn="0" w:lastRowLastColumn="0"/>
+            <w:tcW w:w="3020" w:type="dxa"/>
+          </w:tcPr>
+          <w:p>
+            <w:pPr>
+              <w:jc w:val="center"/>
+              <w:rPr>
+                <w:b w:val="0"/>
+                <w:bCs w:val="0"/>
+                <w:sz w:val="22"/>
+                <w:szCs w:val="22"/>
+              </w:rPr>
+            </w:pPr>
+            <w:proofErr w:type="spellStart"/>
+            <w:r>
+              <w:rPr>
+                <w:b w:val="0"/>
+                <w:bCs w:val="0"/>
+                <w:sz w:val="22"/>
+                <w:szCs w:val="22"/>
+              </w:rPr>
+              <w:t>FileManager</w:t>
+            </w:r>
+            <w:proofErr w:type="spellEnd"/>
+          </w:p>
+        </w:tc>
+        <w:tc>
+          <w:tcPr>
+            <w:tcW w:w="3020" w:type="dxa"/>
+          </w:tcPr>
+          <w:p>
+            <w:pPr>
+              <w:jc w:val="center"/>
+              <w:cnfStyle w:val="000000000000" w:firstRow="0" w:lastRow="0" w:firstColumn="0" w:lastColumn="0" w:oddVBand="0" w:evenVBand="0" w:oddHBand="0" w:evenHBand="0" w:firstRowFirstColumn="0" w:firstRowLastColumn="0" w:lastRowFirstColumn="0" w:lastRowLastColumn="0"/>
+              <w:rPr>
+                <w:sz w:val="22"/>
+                <w:szCs w:val="22"/>
+              </w:rPr>
+            </w:pPr>
+            <w:r>
+              <w:rPr>
+                <w:sz w:val="22"/>
+                <w:szCs w:val="22"/>
+              </w:rPr>
+              <w:t>9</w:t>
+            </w:r>
+          </w:p>
+        </w:tc>
+        <w:tc>
+          <w:tcPr>
+            <w:tcW w:w="3021" w:type="dxa"/>
+          </w:tcPr>
+          <w:tbl>
+            <w:tblPr>
+              <w:tblW w:w="0" w:type="auto"/>
+              <w:tblCellSpacing w:w="15" w:type="dxa"/>
+              <w:tblCellMar>
+                <w:top w:w="15" w:type="dxa"/>
+                <w:left w:w="15" w:type="dxa"/>
+                <w:bottom w:w="15" w:type="dxa"/>
+                <w:right w:w="15" w:type="dxa"/>
+              </w:tblCellMar>
+              <w:tblLook w:val="04A0" w:firstRow="1" w:lastRow="0" w:firstColumn="1" w:lastColumn="0" w:noHBand="0" w:noVBand="1"/>
+            </w:tblPr>
+            <w:tblGrid>
+              <w:gridCol w:w="2805"/>
+            </w:tblGrid>
+            <w:tr>
+              <w:trPr>
+                <w:tblCellSpacing w:w="15" w:type="dxa"/>
+              </w:trPr>
+              <w:tc>
+                <w:tcPr>
+                  <w:tcW w:w="0" w:type="auto"/>
+                  <w:vAlign w:val="center"/>
+                  <w:hideMark/>
+                </w:tcPr>
+                <w:p>
+                  <w:pPr>
+                    <w:spacing w:after="0" w:line="240" w:lineRule="auto"/>
+                    <w:jc w:val="center"/>
+                    <w:rPr>
+                      <w:sz w:val="22"/>
+                      <w:szCs w:val="22"/>
+                    </w:rPr>
+                  </w:pPr>
+                  <w:r>
+                    <w:rPr>
+                      <w:sz w:val="22"/>
+                      <w:szCs w:val="22"/>
+                    </w:rPr>
+                    <w:t>Exploración remota de archivos/directorios</w:t>
+                  </w:r>
+                </w:p>
+              </w:tc>
+            </w:tr>
+          </w:tbl>
+          <w:p>
+            <w:pPr>
+              <w:jc w:val="center"/>
+              <w:cnfStyle w:val="000000000000" w:firstRow="0" w:lastRow="0" w:firstColumn="0" w:lastColumn="0" w:oddVBand="0" w:evenVBand="0" w:oddHBand="0" w:evenHBand="0" w:firstRowFirstColumn="0" w:firstRowLastColumn="0" w:lastRowFirstColumn="0" w:lastRowLastColumn="0"/>
+              <w:rPr>
+                <w:vanish/>
+                <w:sz w:val="22"/>
+                <w:szCs w:val="22"/>
+              </w:rPr>
+            </w:pPr>
+          </w:p>
+          <w:tbl>
+            <w:tblPr>
+              <w:tblW w:w="0" w:type="auto"/>
+              <w:tblCellSpacing w:w="15" w:type="dxa"/>
+              <w:tblCellMar>
+                <w:top w:w="15" w:type="dxa"/>
+                <w:left w:w="15" w:type="dxa"/>
+                <w:bottom w:w="15" w:type="dxa"/>
+                <w:right w:w="15" w:type="dxa"/>
+              </w:tblCellMar>
+              <w:tblLook w:val="04A0" w:firstRow="1" w:lastRow="0" w:firstColumn="1" w:lastColumn="0" w:noHBand="0" w:noVBand="1"/>
+            </w:tblPr>
+            <w:tblGrid>
+              <w:gridCol w:w="96"/>
+            </w:tblGrid>
+            <w:tr>
+              <w:trPr>
+                <w:tblCellSpacing w:w="15" w:type="dxa"/>
+              </w:trPr>
+              <w:tc>
+                <w:tcPr>
+                  <w:tcW w:w="0" w:type="auto"/>
+                  <w:vAlign w:val="center"/>
+                  <w:hideMark/>
+                </w:tcPr>
+                <w:p>
+                  <w:pPr>
+                    <w:spacing w:after="0" w:line="240" w:lineRule="auto"/>
+                    <w:jc w:val="center"/>
+                    <w:rPr>
+                      <w:sz w:val="22"/>
+                      <w:szCs w:val="22"/>
+                    </w:rPr>
+                  </w:pPr>
+                </w:p>
+              </w:tc>
+            </w:tr>
+          </w:tbl>
+          <w:p>
+            <w:pPr>
+              <w:jc w:val="center"/>
+              <w:cnfStyle w:val="000000000000" w:firstRow="0" w:lastRow="0" w:firstColumn="0" w:lastColumn="0" w:oddVBand="0" w:evenVBand="0" w:oddHBand="0" w:evenHBand="0" w:firstRowFirstColumn="0" w:firstRowLastColumn="0" w:lastRowFirstColumn="0" w:lastRowLastColumn="0"/>
+              <w:rPr>
+                <w:sz w:val="22"/>
+                <w:szCs w:val="22"/>
+              </w:rPr>
+            </w:pPr>
+          </w:p>
+        </w:tc>
+      </w:tr>
+      <w:tr>
+        <w:trPr>
+          <w:cnfStyle w:val="000000100000" w:firstRow="0" w:lastRow="0" w:firstColumn="0" w:lastColumn="0" w:oddVBand="0" w:evenVBand="0" w:oddHBand="1" w:evenHBand="0" w:firstRowFirstColumn="0" w:firstRowLastColumn="0" w:lastRowFirstColumn="0" w:lastRowLastColumn="0"/>
+          <w:jc w:val="center"/>
+        </w:trPr>
+        <w:tc>
+          <w:tcPr>
+            <w:cnfStyle w:val="001000000000" w:firstRow="0" w:lastRow="0" w:firstColumn="1" w:lastColumn="0" w:oddVBand="0" w:evenVBand="0" w:oddHBand="0" w:evenHBand="0" w:firstRowFirstColumn="0" w:firstRowLastColumn="0" w:lastRowFirstColumn="0" w:lastRowLastColumn="0"/>
+            <w:tcW w:w="3020" w:type="dxa"/>
+          </w:tcPr>
+          <w:p>
+            <w:pPr>
+              <w:jc w:val="center"/>
+              <w:rPr>
+                <w:b w:val="0"/>
+                <w:bCs w:val="0"/>
+                <w:sz w:val="22"/>
+                <w:szCs w:val="22"/>
+              </w:rPr>
+            </w:pPr>
+            <w:proofErr w:type="spellStart"/>
+            <w:r>
+              <w:rPr>
+                <w:b w:val="0"/>
+                <w:bCs w:val="0"/>
+                <w:sz w:val="22"/>
+                <w:szCs w:val="22"/>
+              </w:rPr>
+              <w:t>ServerFileUpload</w:t>
+            </w:r>
+            <w:proofErr w:type="spellEnd"/>
+          </w:p>
+        </w:tc>
+        <w:tc>
+          <w:tcPr>
+            <w:tcW w:w="3020" w:type="dxa"/>
+          </w:tcPr>
+          <w:p>
+            <w:pPr>
+              <w:jc w:val="center"/>
+              <w:cnfStyle w:val="000000100000" w:firstRow="0" w:lastRow="0" w:firstColumn="0" w:lastColumn="0" w:oddVBand="0" w:evenVBand="0" w:oddHBand="1" w:evenHBand="0" w:firstRowFirstColumn="0" w:firstRowLastColumn="0" w:lastRowFirstColumn="0" w:lastRowLastColumn="0"/>
+              <w:rPr>
+                <w:sz w:val="22"/>
+                <w:szCs w:val="22"/>
+              </w:rPr>
+            </w:pPr>
+            <w:r>
+              <w:rPr>
+                <w:sz w:val="22"/>
+                <w:szCs w:val="22"/>
+              </w:rPr>
+              <w:t>10</w:t>
+            </w:r>
+          </w:p>
+        </w:tc>
+        <w:tc>
+          <w:tcPr>
+            <w:tcW w:w="3021" w:type="dxa"/>
+          </w:tcPr>
+          <w:tbl>
+            <w:tblPr>
+              <w:tblW w:w="0" w:type="auto"/>
+              <w:tblCellSpacing w:w="15" w:type="dxa"/>
+              <w:tblCellMar>
+                <w:top w:w="15" w:type="dxa"/>
+                <w:left w:w="15" w:type="dxa"/>
+                <w:bottom w:w="15" w:type="dxa"/>
+                <w:right w:w="15" w:type="dxa"/>
+              </w:tblCellMar>
+              <w:tblLook w:val="04A0" w:firstRow="1" w:lastRow="0" w:firstColumn="1" w:lastColumn="0" w:noHBand="0" w:noVBand="1"/>
+            </w:tblPr>
+            <w:tblGrid>
+              <w:gridCol w:w="2805"/>
+            </w:tblGrid>
+            <w:tr>
+              <w:trPr>
+                <w:tblCellSpacing w:w="15" w:type="dxa"/>
+              </w:trPr>
+              <w:tc>
+                <w:tcPr>
+                  <w:tcW w:w="0" w:type="auto"/>
+                  <w:vAlign w:val="center"/>
+                  <w:hideMark/>
+                </w:tcPr>
+                <w:p>
+                  <w:pPr>
+                    <w:spacing w:after="0" w:line="240" w:lineRule="auto"/>
+                    <w:jc w:val="center"/>
+                    <w:rPr>
+                      <w:sz w:val="22"/>
+                      <w:szCs w:val="22"/>
+                    </w:rPr>
+                  </w:pPr>
+                  <w:r>
+                    <w:rPr>
+                      <w:sz w:val="22"/>
+                      <w:szCs w:val="22"/>
+                    </w:rPr>
+                    <w:t>Transferencia de archivos desde el servidor al cliente</w:t>
+                  </w:r>
+                </w:p>
+              </w:tc>
+            </w:tr>
+          </w:tbl>
+          <w:p>
+            <w:pPr>
+              <w:jc w:val="center"/>
+              <w:cnfStyle w:val="000000100000" w:firstRow="0" w:lastRow="0" w:firstColumn="0" w:lastColumn="0" w:oddVBand="0" w:evenVBand="0" w:oddHBand="1" w:evenHBand="0" w:firstRowFirstColumn="0" w:firstRowLastColumn="0" w:lastRowFirstColumn="0" w:lastRowLastColumn="0"/>
+              <w:rPr>
+                <w:vanish/>
+                <w:sz w:val="22"/>
+                <w:szCs w:val="22"/>
+              </w:rPr>
+            </w:pPr>
+          </w:p>
+          <w:tbl>
+            <w:tblPr>
+              <w:tblW w:w="0" w:type="auto"/>
+              <w:tblCellSpacing w:w="15" w:type="dxa"/>
+              <w:tblCellMar>
+                <w:top w:w="15" w:type="dxa"/>
+                <w:left w:w="15" w:type="dxa"/>
+                <w:bottom w:w="15" w:type="dxa"/>
+                <w:right w:w="15" w:type="dxa"/>
+              </w:tblCellMar>
+              <w:tblLook w:val="04A0" w:firstRow="1" w:lastRow="0" w:firstColumn="1" w:lastColumn="0" w:noHBand="0" w:noVBand="1"/>
+            </w:tblPr>
+            <w:tblGrid>
+              <w:gridCol w:w="96"/>
+            </w:tblGrid>
+            <w:tr>
+              <w:trPr>
+                <w:tblCellSpacing w:w="15" w:type="dxa"/>
+              </w:trPr>
+              <w:tc>
+                <w:tcPr>
+                  <w:tcW w:w="0" w:type="auto"/>
+                  <w:vAlign w:val="center"/>
+                  <w:hideMark/>
+                </w:tcPr>
+                <w:p>
+                  <w:pPr>
+                    <w:spacing w:after="0" w:line="240" w:lineRule="auto"/>
+                    <w:jc w:val="center"/>
+                    <w:rPr>
+                      <w:sz w:val="22"/>
+                      <w:szCs w:val="22"/>
+                    </w:rPr>
+                  </w:pPr>
+                </w:p>
+              </w:tc>
+            </w:tr>
+          </w:tbl>
+          <w:p>
+            <w:pPr>
+              <w:jc w:val="center"/>
+              <w:cnfStyle w:val="000000100000" w:firstRow="0" w:lastRow="0" w:firstColumn="0" w:lastColumn="0" w:oddVBand="0" w:evenVBand="0" w:oddHBand="1" w:evenHBand="0" w:firstRowFirstColumn="0" w:firstRowLastColumn="0" w:lastRowFirstColumn="0" w:lastRowLastColumn="0"/>
+              <w:rPr>
+                <w:sz w:val="22"/>
+                <w:szCs w:val="22"/>
+              </w:rPr>
+            </w:pPr>
+          </w:p>
+        </w:tc>
+      </w:tr>
+      <w:tr>
+        <w:trPr>
+          <w:jc w:val="center"/>
+        </w:trPr>
+        <w:tc>
+          <w:tcPr>
+            <w:cnfStyle w:val="001000000000" w:firstRow="0" w:lastRow="0" w:firstColumn="1" w:lastColumn="0" w:oddVBand="0" w:evenVBand="0" w:oddHBand="0" w:evenHBand="0" w:firstRowFirstColumn="0" w:firstRowLastColumn="0" w:lastRowFirstColumn="0" w:lastRowLastColumn="0"/>
+            <w:tcW w:w="3020" w:type="dxa"/>
+          </w:tcPr>
+          <w:p>
+            <w:pPr>
+              <w:jc w:val="center"/>
+              <w:rPr>
+                <w:b w:val="0"/>
+                <w:bCs w:val="0"/>
+                <w:sz w:val="22"/>
+                <w:szCs w:val="22"/>
+              </w:rPr>
+            </w:pPr>
+            <w:proofErr w:type="spellStart"/>
+            <w:r>
+              <w:rPr>
+                <w:b w:val="0"/>
+                <w:bCs w:val="0"/>
+                <w:sz w:val="22"/>
+                <w:szCs w:val="22"/>
+              </w:rPr>
+              <w:t>KeyExchange</w:t>
+            </w:r>
+            <w:proofErr w:type="spellEnd"/>
+          </w:p>
+        </w:tc>
+        <w:tc>
+          <w:tcPr>
+            <w:tcW w:w="3020" w:type="dxa"/>
+          </w:tcPr>
+          <w:p>
+            <w:pPr>
+              <w:jc w:val="center"/>
+              <w:cnfStyle w:val="000000000000" w:firstRow="0" w:lastRow="0" w:firstColumn="0" w:lastColumn="0" w:oddVBand="0" w:evenVBand="0" w:oddHBand="0" w:evenHBand="0" w:firstRowFirstColumn="0" w:firstRowLastColumn="0" w:lastRowFirstColumn="0" w:lastRowLastColumn="0"/>
+              <w:rPr>
+                <w:sz w:val="22"/>
+                <w:szCs w:val="22"/>
+              </w:rPr>
+            </w:pPr>
+            <w:r>
+              <w:rPr>
+                <w:sz w:val="22"/>
+                <w:szCs w:val="22"/>
+              </w:rPr>
+              <w:t>11</w:t>
+            </w:r>
+          </w:p>
+        </w:tc>
+        <w:tc>
+          <w:tcPr>
+            <w:tcW w:w="3021" w:type="dxa"/>
+          </w:tcPr>
+          <w:p>
+            <w:pPr>
+              <w:jc w:val="center"/>
+              <w:cnfStyle w:val="000000000000" w:firstRow="0" w:lastRow="0" w:firstColumn="0" w:lastColumn="0" w:oddVBand="0" w:evenVBand="0" w:oddHBand="0" w:evenHBand="0" w:firstRowFirstColumn="0" w:firstRowLastColumn="0" w:lastRowFirstColumn="0" w:lastRowLastColumn="0"/>
+              <w:rPr>
+                <w:rFonts w:ascii="Times New Roman" w:hAnsi="Times New Roman"/>
+                <w:sz w:val="22"/>
+                <w:szCs w:val="22"/>
+              </w:rPr>
+            </w:pPr>
+            <w:r>
+              <w:rPr>
+                <w:sz w:val="22"/>
+                <w:szCs w:val="22"/>
+              </w:rPr>
+              <w:t>Negociación de claves para el cifrado híbrido</w:t>
+            </w:r>
+          </w:p>
+          <w:p>
+            <w:pPr>
+              <w:jc w:val="center"/>
+              <w:cnfStyle w:val="000000000000" w:firstRow="0" w:lastRow="0" w:firstColumn="0" w:lastColumn="0" w:oddVBand="0" w:evenVBand="0" w:oddHBand="0" w:evenHBand="0" w:firstRowFirstColumn="0" w:firstRowLastColumn="0" w:lastRowFirstColumn="0" w:lastRowLastColumn="0"/>
+              <w:rPr>
+                <w:sz w:val="22"/>
+                <w:szCs w:val="22"/>
+              </w:rPr>
+            </w:pPr>
+          </w:p>
+        </w:tc>
+      </w:tr>
+    </w:tbl>
+    <w:p/>
+    <w:p>
+      <w:pPr>
+        <w:keepNext/>
+        <w:jc w:val="center"/>
+      </w:pPr>
+      <w:r>
+        <w:drawing>
+          <wp:inline distT="0" distB="0" distL="0" distR="0" wp14:anchorId="42CBF38E" wp14:editId="4C7CE302">
+            <wp:extent cx="4695825" cy="1849651"/>
+            <wp:effectExtent l="0" t="0" r="0" b="0"/>
+            <wp:docPr id="1580389621" name="Imagen 1"/>
+            <wp:cNvGraphicFramePr>
+              <a:graphicFrameLocks xmlns:a="http://schemas.openxmlformats.org/drawingml/2006/main" noChangeAspect="1"/>
+            </wp:cNvGraphicFramePr>
+            <a:graphic xmlns:a="http://schemas.openxmlformats.org/drawingml/2006/main">
+              <a:graphicData uri="http://schemas.openxmlformats.org/drawingml/2006/picture">
+                <pic:pic xmlns:pic="http://schemas.openxmlformats.org/drawingml/2006/picture">
+                  <pic:nvPicPr>
+                    <pic:cNvPr id="1580389621" name=""/>
+                    <pic:cNvPicPr/>
+                  </pic:nvPicPr>
+                  <pic:blipFill>
+                    <a:blip r:embed="rId36"/>
+                    <a:stretch>
+                      <a:fillRect/>
+                    </a:stretch>
+                  </pic:blipFill>
+                  <pic:spPr>
+                    <a:xfrm>
+                      <a:off x="0" y="0"/>
+                      <a:ext cx="4715816" cy="1857525"/>
+                    </a:xfrm>
+                    <a:prstGeom prst="rect">
+                      <a:avLst/>
+                    </a:prstGeom>
+                  </pic:spPr>
+                </pic:pic>
+              </a:graphicData>
+            </a:graphic>
+          </wp:inline>
+        </w:drawing>
+      </w:r>
+    </w:p>
+    <w:p>
+      <w:pPr>
+        <w:pStyle w:val="Descripcin"/>
+        <w:jc w:val="center"/>
+      </w:pPr>
+      <w:r>
+        <w:t xml:space="preserve">Ilustración </w:t>
+      </w:r>
+      <w:r>
+        <w:fldChar w:fldCharType="begin"/>
+      </w:r>
+      <w:r>
+        <w:instrText xml:space="preserve"> SEQ Ilustración \* ARABIC </w:instrText>
+      </w:r>
+      <w:r>
+        <w:fldChar w:fldCharType="separate"/>
+      </w:r>
+      <w:r>
+        <w:rPr>
+          <w:noProof/>
+        </w:rPr>
+        <w:t>18</w:t>
+      </w:r>
+      <w:r>
+        <w:fldChar w:fldCharType="end"/>
+      </w:r>
+      <w:r>
+        <w:t xml:space="preserve">: Función </w:t>
+      </w:r>
+      <w:proofErr w:type="spellStart"/>
+      <w:r>
+        <w:t>SendResponse</w:t>
+      </w:r>
+      <w:proofErr w:type="spellEnd"/>
+    </w:p>
+    <w:p>
+      <w:r>
+        <w:t>Está función encapsula los datos en un protocolo personalizado antes de enviarlos. Hace lo siguiente:</w:t>
+      </w:r>
+    </w:p>
+    <w:p>
+      <w:pPr>
+        <w:pStyle w:val="Prrafodelista"/>
+        <w:numPr>
+          <w:ilvl w:val="0"/>
+          <w:numId w:val="38"/>
+        </w:numPr>
+      </w:pPr>
+      <w:r>
+        <w:rPr>
+          <w:b/>
+          <w:bCs/>
+        </w:rPr>
+        <w:t>Canal (1 byte):</w:t>
+      </w:r>
+      <w:r>
+        <w:t xml:space="preserve"> El primer byte indica el canal (</w:t>
+      </w:r>
+      <w:proofErr w:type="spellStart"/>
+      <w:proofErr w:type="gramStart"/>
+      <w:r>
+        <w:t>Channel</w:t>
+      </w:r>
+      <w:proofErr w:type="spellEnd"/>
+      <w:r>
+        <w:t>)  por</w:t>
+      </w:r>
+      <w:proofErr w:type="gramEnd"/>
+      <w:r>
+        <w:t xml:space="preserve"> donde se envía el mensaje</w:t>
+      </w:r>
+    </w:p>
+    <w:p>
+      <w:pPr>
+        <w:pStyle w:val="Prrafodelista"/>
+        <w:numPr>
+          <w:ilvl w:val="0"/>
+          <w:numId w:val="38"/>
+        </w:numPr>
+      </w:pPr>
+      <w:r>
+        <w:rPr>
+          <w:b/>
+          <w:bCs/>
+        </w:rPr>
+        <w:t xml:space="preserve">Tamaño del </w:t>
+      </w:r>
+      <w:proofErr w:type="spellStart"/>
+      <w:r>
+        <w:rPr>
+          <w:b/>
+          <w:bCs/>
+        </w:rPr>
+        <w:t>payload</w:t>
+      </w:r>
+      <w:proofErr w:type="spellEnd"/>
+      <w:r>
+        <w:rPr>
+          <w:b/>
+          <w:bCs/>
+        </w:rPr>
+        <w:t xml:space="preserve"> (4 bytes):</w:t>
+      </w:r>
+      <w:r>
+        <w:t xml:space="preserve"> Luego se agregan 4 bytes con la longitud del </w:t>
+      </w:r>
+      <w:proofErr w:type="spellStart"/>
+      <w:r>
+        <w:t>payload</w:t>
+      </w:r>
+      <w:proofErr w:type="spellEnd"/>
+      <w:r>
+        <w:t>.</w:t>
+      </w:r>
+    </w:p>
+    <w:p>
+      <w:pPr>
+        <w:pStyle w:val="Prrafodelista"/>
+        <w:numPr>
+          <w:ilvl w:val="0"/>
+          <w:numId w:val="38"/>
+        </w:numPr>
+      </w:pPr>
+      <w:proofErr w:type="spellStart"/>
+      <w:r>
+        <w:rPr>
+          <w:b/>
+          <w:bCs/>
+        </w:rPr>
+        <w:t>Payload</w:t>
+      </w:r>
+      <w:proofErr w:type="spellEnd"/>
+      <w:r>
+        <w:rPr>
+          <w:b/>
+          <w:bCs/>
+        </w:rPr>
+        <w:t>:</w:t>
+      </w:r>
+      <w:r>
+        <w:t xml:space="preserve"> Finalmente, se escribe el contenido real (</w:t>
+      </w:r>
+      <w:proofErr w:type="spellStart"/>
+      <w:r>
+        <w:t>payload</w:t>
+      </w:r>
+      <w:proofErr w:type="spellEnd"/>
+      <w:r>
+        <w:t xml:space="preserve">) en el </w:t>
+      </w:r>
+      <w:proofErr w:type="spellStart"/>
+      <w:r>
+        <w:t>NetworkStream</w:t>
+      </w:r>
+      <w:proofErr w:type="spellEnd"/>
+      <w:r>
+        <w:t xml:space="preserve"> o canal.</w:t>
+      </w:r>
+    </w:p>
+    <w:p>
+      <w:pPr>
+        <w:keepNext/>
+      </w:pPr>
+      <w:r>
+        <w:lastRenderedPageBreak/>
+        <w:drawing>
+          <wp:inline distT="0" distB="0" distL="0" distR="0" wp14:anchorId="7C4F1ADE" wp14:editId="1CD94000">
+            <wp:extent cx="5760085" cy="1228725"/>
+            <wp:effectExtent l="0" t="0" r="0" b="9525"/>
+            <wp:docPr id="2073379241" name="Imagen 1" descr="Diagrama&#10;&#10;El contenido generado por IA puede ser incorrecto."/>
+            <wp:cNvGraphicFramePr>
+              <a:graphicFrameLocks xmlns:a="http://schemas.openxmlformats.org/drawingml/2006/main" noChangeAspect="1"/>
+            </wp:cNvGraphicFramePr>
+            <a:graphic xmlns:a="http://schemas.openxmlformats.org/drawingml/2006/main">
+              <a:graphicData uri="http://schemas.openxmlformats.org/drawingml/2006/picture">
+                <pic:pic xmlns:pic="http://schemas.openxmlformats.org/drawingml/2006/picture">
+                  <pic:nvPicPr>
+                    <pic:cNvPr id="2073379241" name="Imagen 1" descr="Diagrama&#10;&#10;El contenido generado por IA puede ser incorrecto."/>
+                    <pic:cNvPicPr/>
+                  </pic:nvPicPr>
+                  <pic:blipFill>
+                    <a:blip r:embed="rId37"/>
+                    <a:stretch>
+                      <a:fillRect/>
+                    </a:stretch>
+                  </pic:blipFill>
+                  <pic:spPr>
+                    <a:xfrm>
+                      <a:off x="0" y="0"/>
+                      <a:ext cx="5760085" cy="1228725"/>
+                    </a:xfrm>
+                    <a:prstGeom prst="rect">
+                      <a:avLst/>
+                    </a:prstGeom>
+                  </pic:spPr>
+                </pic:pic>
+              </a:graphicData>
+            </a:graphic>
+          </wp:inline>
+        </w:drawing>
+      </w:r>
+    </w:p>
+    <w:p>
+      <w:pPr>
+        <w:pStyle w:val="Descripcin"/>
+        <w:jc w:val="center"/>
+      </w:pPr>
+      <w:r>
+        <w:t xml:space="preserve">Ilustración </w:t>
+      </w:r>
+      <w:r>
+        <w:fldChar w:fldCharType="begin"/>
+      </w:r>
+      <w:r>
+        <w:instrText xml:space="preserve"> SEQ Ilustración \* ARABIC </w:instrText>
+      </w:r>
+      <w:r>
+        <w:fldChar w:fldCharType="separate"/>
+      </w:r>
+      <w:r>
+        <w:rPr>
+          <w:noProof/>
+        </w:rPr>
+        <w:t>19</w:t>
+      </w:r>
+      <w:r>
+        <w:fldChar w:fldCharType="end"/>
+      </w:r>
+      <w:r>
+        <w:t>: Estructura Mensaje</w:t>
+      </w:r>
+    </w:p>
+    <w:p>
+      <w:pPr>
+        <w:rPr>
+          <w:b/>
+          <w:bCs/>
+        </w:rPr>
+      </w:pPr>
+      <w:r>
+        <w:rPr>
+          <w:b/>
+          <w:bCs/>
+        </w:rPr>
+        <w:t xml:space="preserve">Clase </w:t>
+      </w:r>
+      <w:proofErr w:type="spellStart"/>
+      <w:r>
+        <w:rPr>
+          <w:b/>
+          <w:bCs/>
+        </w:rPr>
+        <w:t>AesHelper</w:t>
+      </w:r>
+      <w:proofErr w:type="spellEnd"/>
+    </w:p>
+    <w:p>
+      <w:r>
+        <w:t xml:space="preserve">Esta clase proporciona dos métodos </w:t>
+      </w:r>
+      <w:r>
+        <w:rPr>
+          <w:b/>
+          <w:bCs/>
+        </w:rPr>
+        <w:t>estáticos</w:t>
+      </w:r>
+      <w:r>
+        <w:t xml:space="preserve"> para realizar cifrado y descifrado de datos usando </w:t>
+      </w:r>
+      <w:r>
+        <w:rPr>
+          <w:b/>
+          <w:bCs/>
+        </w:rPr>
+        <w:t>AES (</w:t>
+      </w:r>
+      <w:proofErr w:type="spellStart"/>
+      <w:r>
+        <w:rPr>
+          <w:b/>
+          <w:bCs/>
+        </w:rPr>
+        <w:t>Advanced</w:t>
+      </w:r>
+      <w:proofErr w:type="spellEnd"/>
+      <w:r>
+        <w:rPr>
+          <w:b/>
+          <w:bCs/>
+        </w:rPr>
+        <w:t xml:space="preserve"> </w:t>
+      </w:r>
+      <w:proofErr w:type="spellStart"/>
+      <w:r>
+        <w:rPr>
+          <w:b/>
+          <w:bCs/>
+        </w:rPr>
+        <w:t>Encryption</w:t>
+      </w:r>
+      <w:proofErr w:type="spellEnd"/>
+      <w:r>
+        <w:rPr>
+          <w:b/>
+          <w:bCs/>
+        </w:rPr>
+        <w:t xml:space="preserve"> Standard)</w:t>
+      </w:r>
+      <w:r>
+        <w:t xml:space="preserve"> en modo CBC (por defecto en </w:t>
+      </w:r>
+      <w:proofErr w:type="spellStart"/>
+      <w:r>
+        <w:t>Aes.Create</w:t>
+      </w:r>
+      <w:proofErr w:type="spellEnd"/>
+      <w:r>
+        <w:t>()).</w:t>
+      </w:r>
+    </w:p>
+    <w:p>
+      <w:pPr>
+        <w:keepNext/>
+        <w:jc w:val="center"/>
+      </w:pPr>
+      <w:r>
+        <w:drawing>
+          <wp:inline distT="0" distB="0" distL="0" distR="0" wp14:anchorId="6287C724" wp14:editId="58BDE20F">
+            <wp:extent cx="5760085" cy="2294890"/>
+            <wp:effectExtent l="0" t="0" r="0" b="0"/>
+            <wp:docPr id="2698374" name="Imagen 1" descr="Pantalla de computadora con letras&#10;&#10;El contenido generado por IA puede ser incorrecto."/>
+            <wp:cNvGraphicFramePr>
+              <a:graphicFrameLocks xmlns:a="http://schemas.openxmlformats.org/drawingml/2006/main" noChangeAspect="1"/>
+            </wp:cNvGraphicFramePr>
+            <a:graphic xmlns:a="http://schemas.openxmlformats.org/drawingml/2006/main">
+              <a:graphicData uri="http://schemas.openxmlformats.org/drawingml/2006/picture">
+                <pic:pic xmlns:pic="http://schemas.openxmlformats.org/drawingml/2006/picture">
+                  <pic:nvPicPr>
+                    <pic:cNvPr id="2698374" name="Imagen 1" descr="Pantalla de computadora con letras&#10;&#10;El contenido generado por IA puede ser incorrecto."/>
+                    <pic:cNvPicPr/>
+                  </pic:nvPicPr>
+                  <pic:blipFill>
+                    <a:blip r:embed="rId38"/>
+                    <a:stretch>
+                      <a:fillRect/>
+                    </a:stretch>
+                  </pic:blipFill>
+                  <pic:spPr>
+                    <a:xfrm>
+                      <a:off x="0" y="0"/>
+                      <a:ext cx="5760085" cy="2294890"/>
+                    </a:xfrm>
+                    <a:prstGeom prst="rect">
+                      <a:avLst/>
+                    </a:prstGeom>
+                  </pic:spPr>
+                </pic:pic>
+              </a:graphicData>
+            </a:graphic>
+          </wp:inline>
+        </w:drawing>
+      </w:r>
+    </w:p>
+    <w:p>
+      <w:pPr>
+        <w:pStyle w:val="Descripcin"/>
+        <w:jc w:val="center"/>
+        <w:rPr>
+          <w:noProof/>
+        </w:rPr>
+      </w:pPr>
+      <w:r>
+        <w:t xml:space="preserve">Ilustración </w:t>
+      </w:r>
+      <w:r>
+        <w:fldChar w:fldCharType="begin"/>
+      </w:r>
+      <w:r>
+        <w:instrText xml:space="preserve"> SEQ Ilustración \* ARABIC </w:instrText>
+      </w:r>
+      <w:r>
+        <w:fldChar w:fldCharType="separate"/>
+      </w:r>
+      <w:r>
+        <w:rPr>
+          <w:noProof/>
+        </w:rPr>
+        <w:t>20</w:t>
+      </w:r>
+      <w:r>
+        <w:fldChar w:fldCharType="end"/>
+      </w:r>
+      <w:r>
+        <w:t xml:space="preserve">: Función </w:t>
+      </w:r>
+      <w:proofErr w:type="spellStart"/>
+      <w:r>
+        <w:t>EncryptWithAES</w:t>
+      </w:r>
+      <w:proofErr w:type="spellEnd"/>
+      <w:r>
+        <w:rPr>
+          <w:noProof/>
+        </w:rPr>
+        <w:t xml:space="preserve"> Cliente</w:t>
+      </w:r>
+    </w:p>
+    <w:p>
+      <w:r>
+        <w:t>Cifra los datos (</w:t>
+      </w:r>
+      <w:proofErr w:type="spellStart"/>
+      <w:r>
+        <w:t>plainData</w:t>
+      </w:r>
+      <w:proofErr w:type="spellEnd"/>
+      <w:r>
+        <w:t>) usando la clave AES generada (</w:t>
+      </w:r>
+      <w:proofErr w:type="spellStart"/>
+      <w:r>
+        <w:t>aesKey</w:t>
+      </w:r>
+      <w:proofErr w:type="spellEnd"/>
+      <w:r>
+        <w:t>). Los pasos que sigue esta función para encriptar los bytes son los siguientes:</w:t>
+      </w:r>
+    </w:p>
+    <w:p>
+      <w:pPr>
+        <w:pStyle w:val="Prrafodelista"/>
+        <w:numPr>
+          <w:ilvl w:val="0"/>
+          <w:numId w:val="40"/>
+        </w:numPr>
+      </w:pPr>
+      <w:r>
+        <w:t>Crea una instancia del algoritmo AES.</w:t>
+      </w:r>
+    </w:p>
+    <w:p>
+      <w:pPr>
+        <w:pStyle w:val="Prrafodelista"/>
+        <w:numPr>
+          <w:ilvl w:val="0"/>
+          <w:numId w:val="40"/>
+        </w:numPr>
+      </w:pPr>
+      <w:r>
+        <w:t>Asigna la clave (</w:t>
+      </w:r>
+      <w:proofErr w:type="spellStart"/>
+      <w:proofErr w:type="gramStart"/>
+      <w:r>
+        <w:t>aes.Key</w:t>
+      </w:r>
+      <w:proofErr w:type="spellEnd"/>
+      <w:proofErr w:type="gramEnd"/>
+      <w:r>
+        <w:t xml:space="preserve"> = </w:t>
+      </w:r>
+      <w:proofErr w:type="spellStart"/>
+      <w:r>
+        <w:t>aesKey</w:t>
+      </w:r>
+      <w:proofErr w:type="spellEnd"/>
+      <w:r>
+        <w:t>).</w:t>
+      </w:r>
+    </w:p>
+    <w:p>
+      <w:pPr>
+        <w:pStyle w:val="Prrafodelista"/>
+        <w:numPr>
+          <w:ilvl w:val="0"/>
+          <w:numId w:val="40"/>
+        </w:numPr>
+      </w:pPr>
+      <w:r>
+        <w:t>Genera un IV aleatorio (</w:t>
+      </w:r>
+      <w:proofErr w:type="spellStart"/>
+      <w:proofErr w:type="gramStart"/>
+      <w:r>
+        <w:t>aes.GenerateIV</w:t>
+      </w:r>
+      <w:proofErr w:type="spellEnd"/>
+      <w:proofErr w:type="gramEnd"/>
+      <w:r>
+        <w:t>()).</w:t>
+      </w:r>
+    </w:p>
+    <w:p>
+      <w:pPr>
+        <w:pStyle w:val="Prrafodelista"/>
+        <w:numPr>
+          <w:ilvl w:val="0"/>
+          <w:numId w:val="40"/>
+        </w:numPr>
+      </w:pPr>
+      <w:r>
+        <w:t xml:space="preserve">Usa un </w:t>
+      </w:r>
+      <w:proofErr w:type="spellStart"/>
+      <w:r>
+        <w:t>ICryptoTransform</w:t>
+      </w:r>
+      <w:proofErr w:type="spellEnd"/>
+      <w:r>
+        <w:t xml:space="preserve"> para cifrar (</w:t>
+      </w:r>
+      <w:proofErr w:type="spellStart"/>
+      <w:proofErr w:type="gramStart"/>
+      <w:r>
+        <w:t>aes.CreateEncryptor</w:t>
+      </w:r>
+      <w:proofErr w:type="spellEnd"/>
+      <w:proofErr w:type="gramEnd"/>
+      <w:r>
+        <w:t>()).</w:t>
+      </w:r>
+    </w:p>
+    <w:p>
+      <w:pPr>
+        <w:pStyle w:val="Prrafodelista"/>
+        <w:numPr>
+          <w:ilvl w:val="0"/>
+          <w:numId w:val="40"/>
+        </w:numPr>
+      </w:pPr>
+      <w:r>
+        <w:t>Concatena el IV al principio del mensaje cifrado.</w:t>
+      </w:r>
+    </w:p>
+    <w:p>
+      <w:pPr>
+        <w:pStyle w:val="Prrafodelista"/>
+        <w:numPr>
+          <w:ilvl w:val="0"/>
+          <w:numId w:val="40"/>
+        </w:numPr>
+      </w:pPr>
+      <w:r>
+        <w:t>Devuelve:</w:t>
+      </w:r>
+    </w:p>
+    <w:p>
+      <w:pPr>
+        <w:pStyle w:val="Prrafodelista"/>
+        <w:jc w:val="center"/>
+      </w:pPr>
+      <w:r>
+        <w:drawing>
+          <wp:inline distT="0" distB="0" distL="0" distR="0" wp14:anchorId="5453857F" wp14:editId="1DA4BA5C">
+            <wp:extent cx="3921760" cy="519673"/>
+            <wp:effectExtent l="0" t="0" r="2540" b="0"/>
+            <wp:docPr id="316539851" name="Imagen 1" descr="Forma&#10;&#10;El contenido generado por IA puede ser incorrecto."/>
+            <wp:cNvGraphicFramePr>
+              <a:graphicFrameLocks xmlns:a="http://schemas.openxmlformats.org/drawingml/2006/main" noChangeAspect="1"/>
+            </wp:cNvGraphicFramePr>
+            <a:graphic xmlns:a="http://schemas.openxmlformats.org/drawingml/2006/main">
+              <a:graphicData uri="http://schemas.openxmlformats.org/drawingml/2006/picture">
+                <pic:pic xmlns:pic="http://schemas.openxmlformats.org/drawingml/2006/picture">
+                  <pic:nvPicPr>
+                    <pic:cNvPr id="316539851" name="Imagen 1" descr="Forma&#10;&#10;El contenido generado por IA puede ser incorrecto."/>
+                    <pic:cNvPicPr/>
+                  </pic:nvPicPr>
+                  <pic:blipFill>
+                    <a:blip r:embed="rId39"/>
+                    <a:stretch>
+                      <a:fillRect/>
+                    </a:stretch>
+                  </pic:blipFill>
+                  <pic:spPr>
+                    <a:xfrm>
+                      <a:off x="0" y="0"/>
+                      <a:ext cx="3959677" cy="524697"/>
+                    </a:xfrm>
+                    <a:prstGeom prst="rect">
+                      <a:avLst/>
+                    </a:prstGeom>
+                  </pic:spPr>
+                </pic:pic>
+              </a:graphicData>
+            </a:graphic>
+          </wp:inline>
+        </w:drawing>
+      </w:r>
+    </w:p>
+    <w:p>
+      <w:pPr>
+        <w:pStyle w:val="Prrafodelista"/>
+        <w:ind w:left="1800"/>
+        <w:jc w:val="left"/>
+      </w:pPr>
+    </w:p>
+    <w:p>
+      <w:pPr>
+        <w:pStyle w:val="Prrafodelista"/>
+        <w:ind w:left="1800"/>
+        <w:jc w:val="left"/>
+      </w:pPr>
+    </w:p>
+    <w:p>
+      <w:pPr>
+        <w:pStyle w:val="Prrafodelista"/>
+        <w:keepNext/>
+        <w:ind w:left="0"/>
+        <w:jc w:val="center"/>
+      </w:pPr>
+      <w:r>
+        <w:lastRenderedPageBreak/>
+        <w:drawing>
+          <wp:inline distT="0" distB="0" distL="0" distR="0" wp14:anchorId="558A4DA0" wp14:editId="4A105359">
+            <wp:extent cx="4578985" cy="2061073"/>
+            <wp:effectExtent l="0" t="0" r="0" b="0"/>
+            <wp:docPr id="1774442976" name="Imagen 1" descr="Una captura de pantalla de una computadora&#10;&#10;El contenido generado por IA puede ser incorrecto."/>
+            <wp:cNvGraphicFramePr>
+              <a:graphicFrameLocks xmlns:a="http://schemas.openxmlformats.org/drawingml/2006/main" noChangeAspect="1"/>
+            </wp:cNvGraphicFramePr>
+            <a:graphic xmlns:a="http://schemas.openxmlformats.org/drawingml/2006/main">
+              <a:graphicData uri="http://schemas.openxmlformats.org/drawingml/2006/picture">
+                <pic:pic xmlns:pic="http://schemas.openxmlformats.org/drawingml/2006/picture">
+                  <pic:nvPicPr>
+                    <pic:cNvPr id="1774442976" name="Imagen 1" descr="Una captura de pantalla de una computadora&#10;&#10;El contenido generado por IA puede ser incorrecto."/>
+                    <pic:cNvPicPr/>
+                  </pic:nvPicPr>
+                  <pic:blipFill>
+                    <a:blip r:embed="rId40"/>
+                    <a:stretch>
+                      <a:fillRect/>
+                    </a:stretch>
+                  </pic:blipFill>
+                  <pic:spPr>
+                    <a:xfrm>
+                      <a:off x="0" y="0"/>
+                      <a:ext cx="4601954" cy="2071411"/>
+                    </a:xfrm>
+                    <a:prstGeom prst="rect">
+                      <a:avLst/>
+                    </a:prstGeom>
+                  </pic:spPr>
+                </pic:pic>
+              </a:graphicData>
+            </a:graphic>
+          </wp:inline>
+        </w:drawing>
+      </w:r>
+    </w:p>
+    <w:p>
+      <w:pPr>
+        <w:pStyle w:val="Descripcin"/>
+        <w:jc w:val="center"/>
+      </w:pPr>
+      <w:r>
+        <w:t xml:space="preserve">Ilustración </w:t>
+      </w:r>
+      <w:r>
+        <w:fldChar w:fldCharType="begin"/>
+      </w:r>
+      <w:r>
+        <w:instrText xml:space="preserve"> SEQ Ilustración \* ARABIC </w:instrText>
+      </w:r>
+      <w:r>
+        <w:fldChar w:fldCharType="separate"/>
+      </w:r>
+      <w:r>
+        <w:rPr>
+          <w:noProof/>
+        </w:rPr>
+        <w:t>21</w:t>
+      </w:r>
+      <w:r>
+        <w:fldChar w:fldCharType="end"/>
+      </w:r>
+      <w:r>
+        <w:t xml:space="preserve">: </w:t>
+      </w:r>
+      <w:r>
+        <w:t xml:space="preserve">Función </w:t>
+      </w:r>
+      <w:proofErr w:type="spellStart"/>
+      <w:r>
+        <w:t>De</w:t>
+      </w:r>
+      <w:r>
+        <w:t>cryptWithAES</w:t>
+      </w:r>
+      <w:proofErr w:type="spellEnd"/>
+      <w:r>
+        <w:t xml:space="preserve"> Cliente</w:t>
+      </w:r>
+    </w:p>
+    <w:p>
+      <w:r>
+        <w:t xml:space="preserve">Descifra un mensaje recibido previamente cifrado con </w:t>
+      </w:r>
+      <w:proofErr w:type="spellStart"/>
+      <w:proofErr w:type="gramStart"/>
+      <w:r>
+        <w:rPr>
+          <w:i/>
+          <w:iCs/>
+        </w:rPr>
+        <w:t>EncryptWithAes</w:t>
+      </w:r>
+      <w:proofErr w:type="spellEnd"/>
+      <w:r>
+        <w:rPr>
+          <w:i/>
+          <w:iCs/>
+        </w:rPr>
+        <w:t>(</w:t>
+      </w:r>
+      <w:proofErr w:type="gramEnd"/>
+      <w:r>
+        <w:rPr>
+          <w:i/>
+          <w:iCs/>
+        </w:rPr>
+        <w:t>)</w:t>
+      </w:r>
+      <w:r>
+        <w:rPr>
+          <w:i/>
+          <w:iCs/>
+        </w:rPr>
+        <w:t xml:space="preserve">. </w:t>
+      </w:r>
+      <w:r>
+        <w:t>Pasos clave para llevar el desencriptado de los datos:</w:t>
+      </w:r>
+    </w:p>
+    <w:p>
+      <w:pPr>
+        <w:pStyle w:val="Prrafodelista"/>
+        <w:numPr>
+          <w:ilvl w:val="0"/>
+          <w:numId w:val="41"/>
+        </w:numPr>
+      </w:pPr>
+      <w:r>
+        <w:t xml:space="preserve">Extrae los </w:t>
+      </w:r>
+      <w:r>
+        <w:rPr>
+          <w:b/>
+          <w:bCs/>
+        </w:rPr>
+        <w:t>primeros 16 bytes</w:t>
+      </w:r>
+      <w:r>
+        <w:t xml:space="preserve"> como el IV.</w:t>
+      </w:r>
+    </w:p>
+    <w:p>
+      <w:pPr>
+        <w:pStyle w:val="Prrafodelista"/>
+        <w:numPr>
+          <w:ilvl w:val="0"/>
+          <w:numId w:val="41"/>
+        </w:numPr>
+      </w:pPr>
+      <w:r>
+        <w:t xml:space="preserve">El resto es el </w:t>
+      </w:r>
+      <w:r>
+        <w:rPr>
+          <w:b/>
+          <w:bCs/>
+        </w:rPr>
+        <w:t>contenido cifrado</w:t>
+      </w:r>
+      <w:r>
+        <w:t>.</w:t>
+      </w:r>
+    </w:p>
+    <w:p>
+      <w:pPr>
+        <w:pStyle w:val="Prrafodelista"/>
+        <w:numPr>
+          <w:ilvl w:val="0"/>
+          <w:numId w:val="41"/>
+        </w:numPr>
+      </w:pPr>
+      <w:r>
+        <w:t>Inicializa AES con esa clave e IV</w:t>
+      </w:r>
+    </w:p>
+    <w:p>
+      <w:pPr>
+        <w:pStyle w:val="Prrafodelista"/>
+        <w:numPr>
+          <w:ilvl w:val="0"/>
+          <w:numId w:val="41"/>
+        </w:numPr>
+      </w:pPr>
+      <w:r>
+        <w:t xml:space="preserve">Descifra usando </w:t>
+      </w:r>
+      <w:proofErr w:type="spellStart"/>
+      <w:r>
+        <w:t>CreateDecryptor</w:t>
+      </w:r>
+      <w:proofErr w:type="spellEnd"/>
+      <w:r>
+        <w:t>.</w:t>
+      </w:r>
+    </w:p>
+    <w:p>
+      <w:r>
+        <w:t xml:space="preserve">Devuelve un </w:t>
+      </w:r>
+      <w:r>
+        <w:t>array de bytes (byte []) con los datos originales en claro.</w:t>
+      </w:r>
+    </w:p>
+    <w:p/>
     <w:p/>
     <w:p>
       <w:pPr>
@@ -15712,24 +19312,24 @@
       </w:r>
       <w:proofErr w:type="gramEnd"/>
       <w:r>
-        <w:t xml:space="preserve"> tipo APT), todas las pruebas y validaciones se </w:t>
+        <w:t xml:space="preserve"> tipo APT), todas las pruebas y validaciones se realizaron en un entorno aislado y controlado, con fines exclusivamente académicos y experimentales.</w:t>
+      </w:r>
+    </w:p>
+    <w:p>
+      <w:r>
+        <w:t xml:space="preserve">En primer lugar, se evaluó la aplicabilidad de la herramienta para simular con fidelidad el comportamiento de un </w:t>
+      </w:r>
+      <w:proofErr w:type="gramStart"/>
+      <w:r>
+        <w:t>malware</w:t>
+      </w:r>
+      <w:proofErr w:type="gramEnd"/>
+      <w:r>
+        <w:t xml:space="preserve"> avanzado. Durante las pruebas, el sistema demostró una correcta gestión de múltiples conexiones cliente, una comunicación segura mediante cifrado híbrido y la ejecución eficaz de funcionalidades típicas como el envío de información del sistema, la ejecución remota de comandos y la captura de datos sensibles. Esta funcionalidad </w:t>
       </w:r>
       <w:r>
         <w:lastRenderedPageBreak/>
-        <w:t>realizaron en un entorno aislado y controlado, con fines exclusivamente académicos y experimentales.</w:t>
-      </w:r>
-    </w:p>
-    <w:p>
-      <w:r>
-        <w:t xml:space="preserve">En primer lugar, se evaluó la aplicabilidad de la herramienta para simular con fidelidad el comportamiento de un </w:t>
-      </w:r>
-      <w:proofErr w:type="gramStart"/>
-      <w:r>
-        <w:t>malware</w:t>
-      </w:r>
-      <w:proofErr w:type="gramEnd"/>
-      <w:r>
-        <w:t xml:space="preserve"> avanzado. Durante las pruebas, el sistema demostró una correcta gestión de múltiples conexiones cliente, una comunicación segura mediante cifrado híbrido y la ejecución eficaz de funcionalidades típicas como el envío de información del sistema, la ejecución remota de comandos y la captura de datos sensibles. Esta funcionalidad refleja de manera realista las capacidades observadas en amenazas reales, lo que valida el valor del sistema como herramienta de experimentación y análisis.</w:t>
+        <w:t>refleja de manera realista las capacidades observadas en amenazas reales, lo que valida el valor del sistema como herramienta de experimentación y análisis.</w:t>
       </w:r>
     </w:p>
     <w:p>
@@ -15775,7 +19375,7 @@
     <w:p/>
     <w:p/>
     <w:sectPr>
-      <w:headerReference w:type="first" r:id="rId31"/>
+      <w:headerReference w:type="first" r:id="rId41"/>
       <w:pgSz w:w="11906" w:h="16838"/>
       <w:pgMar w:top="1418" w:right="1134" w:bottom="1418" w:left="1701" w:header="709" w:footer="709" w:gutter="0"/>
       <w:pgNumType w:start="1"/>
@@ -16101,6 +19701,95 @@
 <file path=word/numbering.xml><?xml version="1.0" encoding="utf-8"?>
 <w:numbering xmlns:wpc="http://schemas.microsoft.com/office/word/2010/wordprocessingCanvas" xmlns:cx="http://schemas.microsoft.com/office/drawing/2014/chartex" xmlns:cx1="http://schemas.microsoft.com/office/drawing/2015/9/8/chartex" xmlns:cx2="http://schemas.microsoft.com/office/drawing/2015/10/21/chartex" xmlns:cx3="http://schemas.microsoft.com/office/drawing/2016/5/9/chartex" xmlns:cx4="http://schemas.microsoft.com/office/drawing/2016/5/10/chartex" xmlns:cx5="http://schemas.microsoft.com/office/drawing/2016/5/11/chartex" xmlns:cx6="http://schemas.microsoft.com/office/drawing/2016/5/12/chartex" xmlns:cx7="http://schemas.microsoft.com/office/drawing/2016/5/13/chartex" xmlns:cx8="http://schemas.microsoft.com/office/drawing/2016/5/14/chartex" xmlns:mc="http://schemas.openxmlformats.org/markup-compatibility/2006" xmlns:aink="http://schemas.microsoft.com/office/drawing/2016/ink" xmlns:am3d="http://schemas.microsoft.com/office/drawing/2017/model3d" xmlns:o="urn:schemas-microsoft-com:office:office" xmlns:oel="http://schemas.microsoft.com/office/2019/extlst" xmlns:r="http://schemas.openxmlformats.org/officeDocument/2006/relationships" xmlns:m="http://schemas.openxmlformats.org/officeDocument/2006/math" xmlns:v="urn:schemas-microsoft-com:vml" xmlns:wp14="http://schemas.microsoft.com/office/word/2010/wordprocessingDrawing" xmlns:wp="http://schemas.openxmlformats.org/drawingml/2006/wordprocessingDrawing" xmlns:w10="urn:schemas-microsoft-com:office:word" xmlns:w="http://schemas.openxmlformats.org/wordprocessingml/2006/main" xmlns:w14="http://schemas.microsoft.com/office/word/2010/wordml" xmlns:w15="http://schemas.microsoft.com/office/word/2012/wordml" xmlns:w16cex="http://schemas.microsoft.com/office/word/2018/wordml/cex" xmlns:w16cid="http://schemas.microsoft.com/office/word/2016/wordml/cid" xmlns:w16="http://schemas.microsoft.com/office/word/2018/wordml" xmlns:w16du="http://schemas.microsoft.com/office/word/2023/wordml/word16du" xmlns:w16sdtdh="http://schemas.microsoft.com/office/word/2020/wordml/sdtdatahash" xmlns:w16sdtfl="http://schemas.microsoft.com/office/word/2024/wordml/sdtformatlock" xmlns:w16se="http://schemas.microsoft.com/office/word/2015/wordml/symex" xmlns:wpg="http://schemas.microsoft.com/office/word/2010/wordprocessingGroup" xmlns:wpi="http://schemas.microsoft.com/office/word/2010/wordprocessingInk" xmlns:wne="http://schemas.microsoft.com/office/word/2006/wordml" xmlns:wps="http://schemas.microsoft.com/office/word/2010/wordprocessingShape" mc:Ignorable="w14 w15 w16se w16cid w16 w16cex w16sdtdh w16sdtfl w16du wp14">
   <w:abstractNum w:abstractNumId="0" w15:restartNumberingAfterBreak="0">
+    <w:nsid w:val="00E74979"/>
+    <w:multiLevelType w:val="hybridMultilevel"/>
+    <w:tmpl w:val="27ECF1DA"/>
+    <w:lvl w:ilvl="0" w:tplc="251CE56E">
+      <w:start w:val="1"/>
+      <w:numFmt w:val="decimal"/>
+      <w:lvlText w:val="%1."/>
+      <w:lvlJc w:val="left"/>
+      <w:pPr>
+        <w:ind w:left="1800" w:hanging="360"/>
+      </w:pPr>
+      <w:rPr>
+        <w:rFonts w:hint="default"/>
+      </w:rPr>
+    </w:lvl>
+    <w:lvl w:ilvl="1" w:tplc="0C0A0019" w:tentative="1">
+      <w:start w:val="1"/>
+      <w:numFmt w:val="lowerLetter"/>
+      <w:lvlText w:val="%2."/>
+      <w:lvlJc w:val="left"/>
+      <w:pPr>
+        <w:ind w:left="2520" w:hanging="360"/>
+      </w:pPr>
+    </w:lvl>
+    <w:lvl w:ilvl="2" w:tplc="0C0A001B" w:tentative="1">
+      <w:start w:val="1"/>
+      <w:numFmt w:val="lowerRoman"/>
+      <w:lvlText w:val="%3."/>
+      <w:lvlJc w:val="right"/>
+      <w:pPr>
+        <w:ind w:left="3240" w:hanging="180"/>
+      </w:pPr>
+    </w:lvl>
+    <w:lvl w:ilvl="3" w:tplc="0C0A000F" w:tentative="1">
+      <w:start w:val="1"/>
+      <w:numFmt w:val="decimal"/>
+      <w:lvlText w:val="%4."/>
+      <w:lvlJc w:val="left"/>
+      <w:pPr>
+        <w:ind w:left="3960" w:hanging="360"/>
+      </w:pPr>
+    </w:lvl>
+    <w:lvl w:ilvl="4" w:tplc="0C0A0019" w:tentative="1">
+      <w:start w:val="1"/>
+      <w:numFmt w:val="lowerLetter"/>
+      <w:lvlText w:val="%5."/>
+      <w:lvlJc w:val="left"/>
+      <w:pPr>
+        <w:ind w:left="4680" w:hanging="360"/>
+      </w:pPr>
+    </w:lvl>
+    <w:lvl w:ilvl="5" w:tplc="0C0A001B" w:tentative="1">
+      <w:start w:val="1"/>
+      <w:numFmt w:val="lowerRoman"/>
+      <w:lvlText w:val="%6."/>
+      <w:lvlJc w:val="right"/>
+      <w:pPr>
+        <w:ind w:left="5400" w:hanging="180"/>
+      </w:pPr>
+    </w:lvl>
+    <w:lvl w:ilvl="6" w:tplc="0C0A000F" w:tentative="1">
+      <w:start w:val="1"/>
+      <w:numFmt w:val="decimal"/>
+      <w:lvlText w:val="%7."/>
+      <w:lvlJc w:val="left"/>
+      <w:pPr>
+        <w:ind w:left="6120" w:hanging="360"/>
+      </w:pPr>
+    </w:lvl>
+    <w:lvl w:ilvl="7" w:tplc="0C0A0019" w:tentative="1">
+      <w:start w:val="1"/>
+      <w:numFmt w:val="lowerLetter"/>
+      <w:lvlText w:val="%8."/>
+      <w:lvlJc w:val="left"/>
+      <w:pPr>
+        <w:ind w:left="6840" w:hanging="360"/>
+      </w:pPr>
+    </w:lvl>
+    <w:lvl w:ilvl="8" w:tplc="0C0A001B" w:tentative="1">
+      <w:start w:val="1"/>
+      <w:numFmt w:val="lowerRoman"/>
+      <w:lvlText w:val="%9."/>
+      <w:lvlJc w:val="right"/>
+      <w:pPr>
+        <w:ind w:left="7560" w:hanging="180"/>
+      </w:pPr>
+    </w:lvl>
+  </w:abstractNum>
+  <w:abstractNum w:abstractNumId="1" w15:restartNumberingAfterBreak="0">
     <w:nsid w:val="08124860"/>
     <w:multiLevelType w:val="multilevel"/>
     <w:tmpl w:val="84B22536"/>
@@ -16213,7 +19902,7 @@
       </w:rPr>
     </w:lvl>
   </w:abstractNum>
-  <w:abstractNum w:abstractNumId="1" w15:restartNumberingAfterBreak="0">
+  <w:abstractNum w:abstractNumId="2" w15:restartNumberingAfterBreak="0">
     <w:nsid w:val="092F730A"/>
     <w:multiLevelType w:val="hybridMultilevel"/>
     <w:tmpl w:val="144CE400"/>
@@ -16326,7 +20015,7 @@
       </w:rPr>
     </w:lvl>
   </w:abstractNum>
-  <w:abstractNum w:abstractNumId="2" w15:restartNumberingAfterBreak="0">
+  <w:abstractNum w:abstractNumId="3" w15:restartNumberingAfterBreak="0">
     <w:nsid w:val="0E934CDE"/>
     <w:multiLevelType w:val="multilevel"/>
     <w:tmpl w:val="2AA66E26"/>
@@ -16439,7 +20128,7 @@
       </w:rPr>
     </w:lvl>
   </w:abstractNum>
-  <w:abstractNum w:abstractNumId="3" w15:restartNumberingAfterBreak="0">
+  <w:abstractNum w:abstractNumId="4" w15:restartNumberingAfterBreak="0">
     <w:nsid w:val="0F3D42BF"/>
     <w:multiLevelType w:val="multilevel"/>
     <w:tmpl w:val="A8E03BA4"/>
@@ -16557,7 +20246,7 @@
       </w:rPr>
     </w:lvl>
   </w:abstractNum>
-  <w:abstractNum w:abstractNumId="4" w15:restartNumberingAfterBreak="0">
+  <w:abstractNum w:abstractNumId="5" w15:restartNumberingAfterBreak="0">
     <w:nsid w:val="1267361C"/>
     <w:multiLevelType w:val="multilevel"/>
     <w:tmpl w:val="0F00C190"/>
@@ -16670,7 +20359,7 @@
       </w:rPr>
     </w:lvl>
   </w:abstractNum>
-  <w:abstractNum w:abstractNumId="5" w15:restartNumberingAfterBreak="0">
+  <w:abstractNum w:abstractNumId="6" w15:restartNumberingAfterBreak="0">
     <w:nsid w:val="14B80FF9"/>
     <w:multiLevelType w:val="multilevel"/>
     <w:tmpl w:val="ED602D90"/>
@@ -16784,7 +20473,7 @@
       </w:pPr>
     </w:lvl>
   </w:abstractNum>
-  <w:abstractNum w:abstractNumId="6" w15:restartNumberingAfterBreak="0">
+  <w:abstractNum w:abstractNumId="7" w15:restartNumberingAfterBreak="0">
     <w:nsid w:val="16BA19BD"/>
     <w:multiLevelType w:val="hybridMultilevel"/>
     <w:tmpl w:val="1A1A99C4"/>
@@ -16897,7 +20586,7 @@
       </w:rPr>
     </w:lvl>
   </w:abstractNum>
-  <w:abstractNum w:abstractNumId="7" w15:restartNumberingAfterBreak="0">
+  <w:abstractNum w:abstractNumId="8" w15:restartNumberingAfterBreak="0">
     <w:nsid w:val="1C13455A"/>
     <w:multiLevelType w:val="hybridMultilevel"/>
     <w:tmpl w:val="8DC8A73A"/>
@@ -17010,7 +20699,7 @@
       </w:rPr>
     </w:lvl>
   </w:abstractNum>
-  <w:abstractNum w:abstractNumId="8" w15:restartNumberingAfterBreak="0">
+  <w:abstractNum w:abstractNumId="9" w15:restartNumberingAfterBreak="0">
     <w:nsid w:val="203958EC"/>
     <w:multiLevelType w:val="multilevel"/>
     <w:tmpl w:val="32206A74"/>
@@ -17159,7 +20848,7 @@
       </w:rPr>
     </w:lvl>
   </w:abstractNum>
-  <w:abstractNum w:abstractNumId="9" w15:restartNumberingAfterBreak="0">
+  <w:abstractNum w:abstractNumId="10" w15:restartNumberingAfterBreak="0">
     <w:nsid w:val="260E2C11"/>
     <w:multiLevelType w:val="multilevel"/>
     <w:tmpl w:val="AA1EECEA"/>
@@ -17272,7 +20961,7 @@
       </w:rPr>
     </w:lvl>
   </w:abstractNum>
-  <w:abstractNum w:abstractNumId="10" w15:restartNumberingAfterBreak="0">
+  <w:abstractNum w:abstractNumId="11" w15:restartNumberingAfterBreak="0">
     <w:nsid w:val="282673B5"/>
     <w:multiLevelType w:val="multilevel"/>
     <w:tmpl w:val="5720C8B0"/>
@@ -17421,7 +21110,7 @@
       </w:rPr>
     </w:lvl>
   </w:abstractNum>
-  <w:abstractNum w:abstractNumId="11" w15:restartNumberingAfterBreak="0">
+  <w:abstractNum w:abstractNumId="12" w15:restartNumberingAfterBreak="0">
     <w:nsid w:val="2B477954"/>
     <w:multiLevelType w:val="multilevel"/>
     <w:tmpl w:val="9C40F478"/>
@@ -17511,7 +21200,96 @@
       </w:pPr>
     </w:lvl>
   </w:abstractNum>
-  <w:abstractNum w:abstractNumId="12" w15:restartNumberingAfterBreak="0">
+  <w:abstractNum w:abstractNumId="13" w15:restartNumberingAfterBreak="0">
+    <w:nsid w:val="32E717C9"/>
+    <w:multiLevelType w:val="hybridMultilevel"/>
+    <w:tmpl w:val="510E1D5C"/>
+    <w:lvl w:ilvl="0" w:tplc="B88A1198">
+      <w:start w:val="1"/>
+      <w:numFmt w:val="decimal"/>
+      <w:lvlText w:val="%1."/>
+      <w:lvlJc w:val="left"/>
+      <w:pPr>
+        <w:ind w:left="1080" w:hanging="360"/>
+      </w:pPr>
+      <w:rPr>
+        <w:rFonts w:hint="default"/>
+      </w:rPr>
+    </w:lvl>
+    <w:lvl w:ilvl="1" w:tplc="0C0A0019" w:tentative="1">
+      <w:start w:val="1"/>
+      <w:numFmt w:val="lowerLetter"/>
+      <w:lvlText w:val="%2."/>
+      <w:lvlJc w:val="left"/>
+      <w:pPr>
+        <w:ind w:left="1800" w:hanging="360"/>
+      </w:pPr>
+    </w:lvl>
+    <w:lvl w:ilvl="2" w:tplc="0C0A001B" w:tentative="1">
+      <w:start w:val="1"/>
+      <w:numFmt w:val="lowerRoman"/>
+      <w:lvlText w:val="%3."/>
+      <w:lvlJc w:val="right"/>
+      <w:pPr>
+        <w:ind w:left="2520" w:hanging="180"/>
+      </w:pPr>
+    </w:lvl>
+    <w:lvl w:ilvl="3" w:tplc="0C0A000F" w:tentative="1">
+      <w:start w:val="1"/>
+      <w:numFmt w:val="decimal"/>
+      <w:lvlText w:val="%4."/>
+      <w:lvlJc w:val="left"/>
+      <w:pPr>
+        <w:ind w:left="3240" w:hanging="360"/>
+      </w:pPr>
+    </w:lvl>
+    <w:lvl w:ilvl="4" w:tplc="0C0A0019" w:tentative="1">
+      <w:start w:val="1"/>
+      <w:numFmt w:val="lowerLetter"/>
+      <w:lvlText w:val="%5."/>
+      <w:lvlJc w:val="left"/>
+      <w:pPr>
+        <w:ind w:left="3960" w:hanging="360"/>
+      </w:pPr>
+    </w:lvl>
+    <w:lvl w:ilvl="5" w:tplc="0C0A001B" w:tentative="1">
+      <w:start w:val="1"/>
+      <w:numFmt w:val="lowerRoman"/>
+      <w:lvlText w:val="%6."/>
+      <w:lvlJc w:val="right"/>
+      <w:pPr>
+        <w:ind w:left="4680" w:hanging="180"/>
+      </w:pPr>
+    </w:lvl>
+    <w:lvl w:ilvl="6" w:tplc="0C0A000F" w:tentative="1">
+      <w:start w:val="1"/>
+      <w:numFmt w:val="decimal"/>
+      <w:lvlText w:val="%7."/>
+      <w:lvlJc w:val="left"/>
+      <w:pPr>
+        <w:ind w:left="5400" w:hanging="360"/>
+      </w:pPr>
+    </w:lvl>
+    <w:lvl w:ilvl="7" w:tplc="0C0A0019" w:tentative="1">
+      <w:start w:val="1"/>
+      <w:numFmt w:val="lowerLetter"/>
+      <w:lvlText w:val="%8."/>
+      <w:lvlJc w:val="left"/>
+      <w:pPr>
+        <w:ind w:left="6120" w:hanging="360"/>
+      </w:pPr>
+    </w:lvl>
+    <w:lvl w:ilvl="8" w:tplc="0C0A001B" w:tentative="1">
+      <w:start w:val="1"/>
+      <w:numFmt w:val="lowerRoman"/>
+      <w:lvlText w:val="%9."/>
+      <w:lvlJc w:val="right"/>
+      <w:pPr>
+        <w:ind w:left="6840" w:hanging="180"/>
+      </w:pPr>
+    </w:lvl>
+  </w:abstractNum>
+  <w:abstractNum w:abstractNumId="14" w15:restartNumberingAfterBreak="0">
     <w:nsid w:val="3564691D"/>
     <w:multiLevelType w:val="multilevel"/>
     <w:tmpl w:val="B17A2688"/>
@@ -17625,7 +21403,7 @@
       </w:rPr>
     </w:lvl>
   </w:abstractNum>
-  <w:abstractNum w:abstractNumId="13" w15:restartNumberingAfterBreak="0">
+  <w:abstractNum w:abstractNumId="15" w15:restartNumberingAfterBreak="0">
     <w:nsid w:val="37586A82"/>
     <w:multiLevelType w:val="multilevel"/>
     <w:tmpl w:val="7A50DFC8"/>
@@ -17774,7 +21552,7 @@
       </w:rPr>
     </w:lvl>
   </w:abstractNum>
-  <w:abstractNum w:abstractNumId="14" w15:restartNumberingAfterBreak="0">
+  <w:abstractNum w:abstractNumId="16" w15:restartNumberingAfterBreak="0">
     <w:nsid w:val="3A4A6800"/>
     <w:multiLevelType w:val="multilevel"/>
     <w:tmpl w:val="4F70D122"/>
@@ -17887,7 +21665,7 @@
       </w:rPr>
     </w:lvl>
   </w:abstractNum>
-  <w:abstractNum w:abstractNumId="15" w15:restartNumberingAfterBreak="0">
+  <w:abstractNum w:abstractNumId="17" w15:restartNumberingAfterBreak="0">
     <w:nsid w:val="45A92861"/>
     <w:multiLevelType w:val="multilevel"/>
     <w:tmpl w:val="76A8793A"/>
@@ -18000,7 +21778,7 @@
       </w:rPr>
     </w:lvl>
   </w:abstractNum>
-  <w:abstractNum w:abstractNumId="16" w15:restartNumberingAfterBreak="0">
+  <w:abstractNum w:abstractNumId="18" w15:restartNumberingAfterBreak="0">
     <w:nsid w:val="460D275E"/>
     <w:multiLevelType w:val="hybridMultilevel"/>
     <w:tmpl w:val="5BF8A100"/>
@@ -18090,7 +21868,7 @@
       </w:pPr>
     </w:lvl>
   </w:abstractNum>
-  <w:abstractNum w:abstractNumId="17" w15:restartNumberingAfterBreak="0">
+  <w:abstractNum w:abstractNumId="19" w15:restartNumberingAfterBreak="0">
     <w:nsid w:val="46346FD7"/>
     <w:multiLevelType w:val="multilevel"/>
     <w:tmpl w:val="9FD2CB94"/>
@@ -18203,7 +21981,7 @@
       </w:rPr>
     </w:lvl>
   </w:abstractNum>
-  <w:abstractNum w:abstractNumId="18" w15:restartNumberingAfterBreak="0">
+  <w:abstractNum w:abstractNumId="20" w15:restartNumberingAfterBreak="0">
     <w:nsid w:val="49A27D5E"/>
     <w:multiLevelType w:val="multilevel"/>
     <w:tmpl w:val="87C64644"/>
@@ -18352,7 +22130,7 @@
       </w:rPr>
     </w:lvl>
   </w:abstractNum>
-  <w:abstractNum w:abstractNumId="19" w15:restartNumberingAfterBreak="0">
+  <w:abstractNum w:abstractNumId="21" w15:restartNumberingAfterBreak="0">
     <w:nsid w:val="4BB947E1"/>
     <w:multiLevelType w:val="multilevel"/>
     <w:tmpl w:val="8CE6BB90"/>
@@ -18465,7 +22243,96 @@
       </w:rPr>
     </w:lvl>
   </w:abstractNum>
-  <w:abstractNum w:abstractNumId="20" w15:restartNumberingAfterBreak="0">
+  <w:abstractNum w:abstractNumId="22" w15:restartNumberingAfterBreak="0">
+    <w:nsid w:val="4C273658"/>
+    <w:multiLevelType w:val="hybridMultilevel"/>
+    <w:tmpl w:val="25D22DFE"/>
+    <w:lvl w:ilvl="0" w:tplc="AB8469A4">
+      <w:start w:val="1"/>
+      <w:numFmt w:val="decimal"/>
+      <w:lvlText w:val="%1."/>
+      <w:lvlJc w:val="left"/>
+      <w:pPr>
+        <w:ind w:left="1800" w:hanging="360"/>
+      </w:pPr>
+      <w:rPr>
+        <w:rFonts w:hint="default"/>
+      </w:rPr>
+    </w:lvl>
+    <w:lvl w:ilvl="1" w:tplc="0C0A0019" w:tentative="1">
+      <w:start w:val="1"/>
+      <w:numFmt w:val="lowerLetter"/>
+      <w:lvlText w:val="%2."/>
+      <w:lvlJc w:val="left"/>
+      <w:pPr>
+        <w:ind w:left="2520" w:hanging="360"/>
+      </w:pPr>
+    </w:lvl>
+    <w:lvl w:ilvl="2" w:tplc="0C0A001B" w:tentative="1">
+      <w:start w:val="1"/>
+      <w:numFmt w:val="lowerRoman"/>
+      <w:lvlText w:val="%3."/>
+      <w:lvlJc w:val="right"/>
+      <w:pPr>
+        <w:ind w:left="3240" w:hanging="180"/>
+      </w:pPr>
+    </w:lvl>
+    <w:lvl w:ilvl="3" w:tplc="0C0A000F" w:tentative="1">
+      <w:start w:val="1"/>
+      <w:numFmt w:val="decimal"/>
+      <w:lvlText w:val="%4."/>
+      <w:lvlJc w:val="left"/>
+      <w:pPr>
+        <w:ind w:left="3960" w:hanging="360"/>
+      </w:pPr>
+    </w:lvl>
+    <w:lvl w:ilvl="4" w:tplc="0C0A0019" w:tentative="1">
+      <w:start w:val="1"/>
+      <w:numFmt w:val="lowerLetter"/>
+      <w:lvlText w:val="%5."/>
+      <w:lvlJc w:val="left"/>
+      <w:pPr>
+        <w:ind w:left="4680" w:hanging="360"/>
+      </w:pPr>
+    </w:lvl>
+    <w:lvl w:ilvl="5" w:tplc="0C0A001B" w:tentative="1">
+      <w:start w:val="1"/>
+      <w:numFmt w:val="lowerRoman"/>
+      <w:lvlText w:val="%6."/>
+      <w:lvlJc w:val="right"/>
+      <w:pPr>
+        <w:ind w:left="5400" w:hanging="180"/>
+      </w:pPr>
+    </w:lvl>
+    <w:lvl w:ilvl="6" w:tplc="0C0A000F" w:tentative="1">
+      <w:start w:val="1"/>
+      <w:numFmt w:val="decimal"/>
+      <w:lvlText w:val="%7."/>
+      <w:lvlJc w:val="left"/>
+      <w:pPr>
+        <w:ind w:left="6120" w:hanging="360"/>
+      </w:pPr>
+    </w:lvl>
+    <w:lvl w:ilvl="7" w:tplc="0C0A0019" w:tentative="1">
+      <w:start w:val="1"/>
+      <w:numFmt w:val="lowerLetter"/>
+      <w:lvlText w:val="%8."/>
+      <w:lvlJc w:val="left"/>
+      <w:pPr>
+        <w:ind w:left="6840" w:hanging="360"/>
+      </w:pPr>
+    </w:lvl>
+    <w:lvl w:ilvl="8" w:tplc="0C0A001B" w:tentative="1">
+      <w:start w:val="1"/>
+      <w:numFmt w:val="lowerRoman"/>
+      <w:lvlText w:val="%9."/>
+      <w:lvlJc w:val="right"/>
+      <w:pPr>
+        <w:ind w:left="7560" w:hanging="180"/>
+      </w:pPr>
+    </w:lvl>
+  </w:abstractNum>
+  <w:abstractNum w:abstractNumId="23" w15:restartNumberingAfterBreak="0">
     <w:nsid w:val="4DFD3A75"/>
     <w:multiLevelType w:val="hybridMultilevel"/>
     <w:tmpl w:val="D66C9348"/>
@@ -18578,7 +22445,7 @@
       </w:rPr>
     </w:lvl>
   </w:abstractNum>
-  <w:abstractNum w:abstractNumId="21" w15:restartNumberingAfterBreak="0">
+  <w:abstractNum w:abstractNumId="24" w15:restartNumberingAfterBreak="0">
     <w:nsid w:val="4E45761C"/>
     <w:multiLevelType w:val="multilevel"/>
     <w:tmpl w:val="B35EABC0"/>
@@ -18691,7 +22558,96 @@
       </w:rPr>
     </w:lvl>
   </w:abstractNum>
-  <w:abstractNum w:abstractNumId="22" w15:restartNumberingAfterBreak="0">
+  <w:abstractNum w:abstractNumId="25" w15:restartNumberingAfterBreak="0">
+    <w:nsid w:val="4F7908F5"/>
+    <w:multiLevelType w:val="hybridMultilevel"/>
+    <w:tmpl w:val="6C1ABD80"/>
+    <w:lvl w:ilvl="0" w:tplc="A26C7D6E">
+      <w:start w:val="1"/>
+      <w:numFmt w:val="decimal"/>
+      <w:lvlText w:val="%1-"/>
+      <w:lvlJc w:val="left"/>
+      <w:pPr>
+        <w:ind w:left="1080" w:hanging="360"/>
+      </w:pPr>
+      <w:rPr>
+        <w:rFonts w:hint="default"/>
+      </w:rPr>
+    </w:lvl>
+    <w:lvl w:ilvl="1" w:tplc="0C0A0019" w:tentative="1">
+      <w:start w:val="1"/>
+      <w:numFmt w:val="lowerLetter"/>
+      <w:lvlText w:val="%2."/>
+      <w:lvlJc w:val="left"/>
+      <w:pPr>
+        <w:ind w:left="1800" w:hanging="360"/>
+      </w:pPr>
+    </w:lvl>
+    <w:lvl w:ilvl="2" w:tplc="0C0A001B" w:tentative="1">
+      <w:start w:val="1"/>
+      <w:numFmt w:val="lowerRoman"/>
+      <w:lvlText w:val="%3."/>
+      <w:lvlJc w:val="right"/>
+      <w:pPr>
+        <w:ind w:left="2520" w:hanging="180"/>
+      </w:pPr>
+    </w:lvl>
+    <w:lvl w:ilvl="3" w:tplc="0C0A000F" w:tentative="1">
+      <w:start w:val="1"/>
+      <w:numFmt w:val="decimal"/>
+      <w:lvlText w:val="%4."/>
+      <w:lvlJc w:val="left"/>
+      <w:pPr>
+        <w:ind w:left="3240" w:hanging="360"/>
+      </w:pPr>
+    </w:lvl>
+    <w:lvl w:ilvl="4" w:tplc="0C0A0019" w:tentative="1">
+      <w:start w:val="1"/>
+      <w:numFmt w:val="lowerLetter"/>
+      <w:lvlText w:val="%5."/>
+      <w:lvlJc w:val="left"/>
+      <w:pPr>
+        <w:ind w:left="3960" w:hanging="360"/>
+      </w:pPr>
+    </w:lvl>
+    <w:lvl w:ilvl="5" w:tplc="0C0A001B" w:tentative="1">
+      <w:start w:val="1"/>
+      <w:numFmt w:val="lowerRoman"/>
+      <w:lvlText w:val="%6."/>
+      <w:lvlJc w:val="right"/>
+      <w:pPr>
+        <w:ind w:left="4680" w:hanging="180"/>
+      </w:pPr>
+    </w:lvl>
+    <w:lvl w:ilvl="6" w:tplc="0C0A000F" w:tentative="1">
+      <w:start w:val="1"/>
+      <w:numFmt w:val="decimal"/>
+      <w:lvlText w:val="%7."/>
+      <w:lvlJc w:val="left"/>
+      <w:pPr>
+        <w:ind w:left="5400" w:hanging="360"/>
+      </w:pPr>
+    </w:lvl>
+    <w:lvl w:ilvl="7" w:tplc="0C0A0019" w:tentative="1">
+      <w:start w:val="1"/>
+      <w:numFmt w:val="lowerLetter"/>
+      <w:lvlText w:val="%8."/>
+      <w:lvlJc w:val="left"/>
+      <w:pPr>
+        <w:ind w:left="6120" w:hanging="360"/>
+      </w:pPr>
+    </w:lvl>
+    <w:lvl w:ilvl="8" w:tplc="0C0A001B" w:tentative="1">
+      <w:start w:val="1"/>
+      <w:numFmt w:val="lowerRoman"/>
+      <w:lvlText w:val="%9."/>
+      <w:lvlJc w:val="right"/>
+      <w:pPr>
+        <w:ind w:left="6840" w:hanging="180"/>
+      </w:pPr>
+    </w:lvl>
+  </w:abstractNum>
+  <w:abstractNum w:abstractNumId="26" w15:restartNumberingAfterBreak="0">
     <w:nsid w:val="56374D14"/>
     <w:multiLevelType w:val="multilevel"/>
     <w:tmpl w:val="8948375C"/>
@@ -18804,7 +22760,7 @@
       </w:rPr>
     </w:lvl>
   </w:abstractNum>
-  <w:abstractNum w:abstractNumId="23" w15:restartNumberingAfterBreak="0">
+  <w:abstractNum w:abstractNumId="27" w15:restartNumberingAfterBreak="0">
     <w:nsid w:val="57D833D2"/>
     <w:multiLevelType w:val="hybridMultilevel"/>
     <w:tmpl w:val="6AAE349C"/>
@@ -18917,7 +22873,7 @@
       </w:rPr>
     </w:lvl>
   </w:abstractNum>
-  <w:abstractNum w:abstractNumId="24" w15:restartNumberingAfterBreak="0">
+  <w:abstractNum w:abstractNumId="28" w15:restartNumberingAfterBreak="0">
     <w:nsid w:val="58EB7069"/>
     <w:multiLevelType w:val="multilevel"/>
     <w:tmpl w:val="5FC6B006"/>
@@ -19066,7 +23022,7 @@
       </w:rPr>
     </w:lvl>
   </w:abstractNum>
-  <w:abstractNum w:abstractNumId="25" w15:restartNumberingAfterBreak="0">
+  <w:abstractNum w:abstractNumId="29" w15:restartNumberingAfterBreak="0">
     <w:nsid w:val="5A727E1E"/>
     <w:multiLevelType w:val="multilevel"/>
     <w:tmpl w:val="454E341E"/>
@@ -19179,7 +23135,7 @@
       </w:rPr>
     </w:lvl>
   </w:abstractNum>
-  <w:abstractNum w:abstractNumId="26" w15:restartNumberingAfterBreak="0">
+  <w:abstractNum w:abstractNumId="30" w15:restartNumberingAfterBreak="0">
     <w:nsid w:val="5AEF4795"/>
     <w:multiLevelType w:val="multilevel"/>
     <w:tmpl w:val="E3E41D1E"/>
@@ -19292,7 +23248,7 @@
       </w:rPr>
     </w:lvl>
   </w:abstractNum>
-  <w:abstractNum w:abstractNumId="27" w15:restartNumberingAfterBreak="0">
+  <w:abstractNum w:abstractNumId="31" w15:restartNumberingAfterBreak="0">
     <w:nsid w:val="5CFE3D91"/>
     <w:multiLevelType w:val="hybridMultilevel"/>
     <w:tmpl w:val="673A814A"/>
@@ -19405,7 +23361,7 @@
       </w:rPr>
     </w:lvl>
   </w:abstractNum>
-  <w:abstractNum w:abstractNumId="28" w15:restartNumberingAfterBreak="0">
+  <w:abstractNum w:abstractNumId="32" w15:restartNumberingAfterBreak="0">
     <w:nsid w:val="5F3412CC"/>
     <w:multiLevelType w:val="multilevel"/>
     <w:tmpl w:val="95627580"/>
@@ -19518,7 +23474,7 @@
       </w:rPr>
     </w:lvl>
   </w:abstractNum>
-  <w:abstractNum w:abstractNumId="29" w15:restartNumberingAfterBreak="0">
+  <w:abstractNum w:abstractNumId="33" w15:restartNumberingAfterBreak="0">
     <w:nsid w:val="61873B69"/>
     <w:multiLevelType w:val="multilevel"/>
     <w:tmpl w:val="EC36630E"/>
@@ -19607,7 +23563,7 @@
       </w:pPr>
     </w:lvl>
   </w:abstractNum>
-  <w:abstractNum w:abstractNumId="30" w15:restartNumberingAfterBreak="0">
+  <w:abstractNum w:abstractNumId="34" w15:restartNumberingAfterBreak="0">
     <w:nsid w:val="6CD57AB3"/>
     <w:multiLevelType w:val="hybridMultilevel"/>
     <w:tmpl w:val="036228AE"/>
@@ -19720,7 +23676,7 @@
       </w:rPr>
     </w:lvl>
   </w:abstractNum>
-  <w:abstractNum w:abstractNumId="31" w15:restartNumberingAfterBreak="0">
+  <w:abstractNum w:abstractNumId="35" w15:restartNumberingAfterBreak="0">
     <w:nsid w:val="71BC09EB"/>
     <w:multiLevelType w:val="multilevel"/>
     <w:tmpl w:val="363270CC"/>
@@ -19833,7 +23789,7 @@
       </w:rPr>
     </w:lvl>
   </w:abstractNum>
-  <w:abstractNum w:abstractNumId="32" w15:restartNumberingAfterBreak="0">
+  <w:abstractNum w:abstractNumId="36" w15:restartNumberingAfterBreak="0">
     <w:nsid w:val="72C06F3F"/>
     <w:multiLevelType w:val="multilevel"/>
     <w:tmpl w:val="373C7978"/>
@@ -19982,7 +23938,7 @@
       </w:rPr>
     </w:lvl>
   </w:abstractNum>
-  <w:abstractNum w:abstractNumId="33" w15:restartNumberingAfterBreak="0">
+  <w:abstractNum w:abstractNumId="37" w15:restartNumberingAfterBreak="0">
     <w:nsid w:val="72FB6425"/>
     <w:multiLevelType w:val="hybridMultilevel"/>
     <w:tmpl w:val="6BBA5C1A"/>
@@ -20095,7 +24051,7 @@
       </w:rPr>
     </w:lvl>
   </w:abstractNum>
-  <w:abstractNum w:abstractNumId="34" w15:restartNumberingAfterBreak="0">
+  <w:abstractNum w:abstractNumId="38" w15:restartNumberingAfterBreak="0">
     <w:nsid w:val="77997337"/>
     <w:multiLevelType w:val="hybridMultilevel"/>
     <w:tmpl w:val="77D22B0E"/>
@@ -20208,7 +24164,7 @@
       </w:rPr>
     </w:lvl>
   </w:abstractNum>
-  <w:abstractNum w:abstractNumId="35" w15:restartNumberingAfterBreak="0">
+  <w:abstractNum w:abstractNumId="39" w15:restartNumberingAfterBreak="0">
     <w:nsid w:val="77C8101F"/>
     <w:multiLevelType w:val="hybridMultilevel"/>
     <w:tmpl w:val="3DBA67D2"/>
@@ -20322,19 +24278,19 @@
     </w:lvl>
   </w:abstractNum>
   <w:num w:numId="1" w16cid:durableId="1682276140">
-    <w:abstractNumId w:val="3"/>
+    <w:abstractNumId w:val="4"/>
   </w:num>
   <w:num w:numId="2" w16cid:durableId="397676721">
+    <w:abstractNumId w:val="14"/>
+  </w:num>
+  <w:num w:numId="3" w16cid:durableId="9645921">
     <w:abstractNumId w:val="12"/>
   </w:num>
-  <w:num w:numId="3" w16cid:durableId="9645921">
-    <w:abstractNumId w:val="11"/>
-  </w:num>
   <w:num w:numId="4" w16cid:durableId="809785166">
-    <w:abstractNumId w:val="5"/>
+    <w:abstractNumId w:val="6"/>
   </w:num>
   <w:num w:numId="5" w16cid:durableId="478887012">
-    <w:abstractNumId w:val="5"/>
+    <w:abstractNumId w:val="6"/>
     <w:lvlOverride w:ilvl="0">
       <w:startOverride w:val="1"/>
     </w:lvlOverride>
@@ -20364,100 +24320,112 @@
     </w:lvlOverride>
   </w:num>
   <w:num w:numId="6" w16cid:durableId="272637835">
+    <w:abstractNumId w:val="23"/>
+  </w:num>
+  <w:num w:numId="7" w16cid:durableId="1018699636">
+    <w:abstractNumId w:val="31"/>
+  </w:num>
+  <w:num w:numId="8" w16cid:durableId="75593124">
+    <w:abstractNumId w:val="33"/>
+  </w:num>
+  <w:num w:numId="9" w16cid:durableId="1586065942">
+    <w:abstractNumId w:val="39"/>
+  </w:num>
+  <w:num w:numId="10" w16cid:durableId="862670435">
+    <w:abstractNumId w:val="38"/>
+  </w:num>
+  <w:num w:numId="11" w16cid:durableId="115100989">
+    <w:abstractNumId w:val="37"/>
+  </w:num>
+  <w:num w:numId="12" w16cid:durableId="1593467795">
+    <w:abstractNumId w:val="15"/>
+  </w:num>
+  <w:num w:numId="13" w16cid:durableId="977035797">
+    <w:abstractNumId w:val="28"/>
+  </w:num>
+  <w:num w:numId="14" w16cid:durableId="1310212878">
+    <w:abstractNumId w:val="16"/>
+  </w:num>
+  <w:num w:numId="15" w16cid:durableId="38481815">
+    <w:abstractNumId w:val="21"/>
+  </w:num>
+  <w:num w:numId="16" w16cid:durableId="731660627">
+    <w:abstractNumId w:val="5"/>
+  </w:num>
+  <w:num w:numId="17" w16cid:durableId="1287156322">
+    <w:abstractNumId w:val="19"/>
+  </w:num>
+  <w:num w:numId="18" w16cid:durableId="1461921722">
+    <w:abstractNumId w:val="29"/>
+  </w:num>
+  <w:num w:numId="19" w16cid:durableId="713819904">
+    <w:abstractNumId w:val="24"/>
+  </w:num>
+  <w:num w:numId="20" w16cid:durableId="596523197">
+    <w:abstractNumId w:val="17"/>
+  </w:num>
+  <w:num w:numId="21" w16cid:durableId="112478275">
+    <w:abstractNumId w:val="32"/>
+  </w:num>
+  <w:num w:numId="22" w16cid:durableId="180362581">
+    <w:abstractNumId w:val="1"/>
+  </w:num>
+  <w:num w:numId="23" w16cid:durableId="1339425463">
+    <w:abstractNumId w:val="35"/>
+  </w:num>
+  <w:num w:numId="24" w16cid:durableId="294021078">
+    <w:abstractNumId w:val="26"/>
+  </w:num>
+  <w:num w:numId="25" w16cid:durableId="920529112">
+    <w:abstractNumId w:val="30"/>
+  </w:num>
+  <w:num w:numId="26" w16cid:durableId="96564629">
+    <w:abstractNumId w:val="3"/>
+  </w:num>
+  <w:num w:numId="27" w16cid:durableId="710155528">
+    <w:abstractNumId w:val="10"/>
+  </w:num>
+  <w:num w:numId="28" w16cid:durableId="114064776">
+    <w:abstractNumId w:val="7"/>
+  </w:num>
+  <w:num w:numId="29" w16cid:durableId="1529221432">
+    <w:abstractNumId w:val="18"/>
+  </w:num>
+  <w:num w:numId="30" w16cid:durableId="934897049">
+    <w:abstractNumId w:val="34"/>
+  </w:num>
+  <w:num w:numId="31" w16cid:durableId="1143810207">
+    <w:abstractNumId w:val="8"/>
+  </w:num>
+  <w:num w:numId="32" w16cid:durableId="1234046693">
+    <w:abstractNumId w:val="11"/>
+  </w:num>
+  <w:num w:numId="33" w16cid:durableId="2069956721">
+    <w:abstractNumId w:val="2"/>
+  </w:num>
+  <w:num w:numId="34" w16cid:durableId="2128546389">
     <w:abstractNumId w:val="20"/>
   </w:num>
-  <w:num w:numId="7" w16cid:durableId="1018699636">
+  <w:num w:numId="35" w16cid:durableId="760102210">
+    <w:abstractNumId w:val="9"/>
+  </w:num>
+  <w:num w:numId="36" w16cid:durableId="855114960">
+    <w:abstractNumId w:val="36"/>
+  </w:num>
+  <w:num w:numId="37" w16cid:durableId="1193109946">
     <w:abstractNumId w:val="27"/>
   </w:num>
-  <w:num w:numId="8" w16cid:durableId="75593124">
-    <w:abstractNumId w:val="29"/>
-  </w:num>
-  <w:num w:numId="9" w16cid:durableId="1586065942">
-    <w:abstractNumId w:val="35"/>
-  </w:num>
-  <w:num w:numId="10" w16cid:durableId="862670435">
-    <w:abstractNumId w:val="34"/>
-  </w:num>
-  <w:num w:numId="11" w16cid:durableId="115100989">
-    <w:abstractNumId w:val="33"/>
-  </w:num>
-  <w:num w:numId="12" w16cid:durableId="1593467795">
+  <w:num w:numId="38" w16cid:durableId="1032804343">
     <w:abstractNumId w:val="13"/>
   </w:num>
-  <w:num w:numId="13" w16cid:durableId="977035797">
-    <w:abstractNumId w:val="24"/>
-  </w:num>
-  <w:num w:numId="14" w16cid:durableId="1310212878">
-    <w:abstractNumId w:val="14"/>
-  </w:num>
-  <w:num w:numId="15" w16cid:durableId="38481815">
-    <w:abstractNumId w:val="19"/>
-  </w:num>
-  <w:num w:numId="16" w16cid:durableId="731660627">
-    <w:abstractNumId w:val="4"/>
-  </w:num>
-  <w:num w:numId="17" w16cid:durableId="1287156322">
-    <w:abstractNumId w:val="17"/>
-  </w:num>
-  <w:num w:numId="18" w16cid:durableId="1461921722">
+  <w:num w:numId="39" w16cid:durableId="1061559082">
     <w:abstractNumId w:val="25"/>
   </w:num>
-  <w:num w:numId="19" w16cid:durableId="713819904">
-    <w:abstractNumId w:val="21"/>
-  </w:num>
-  <w:num w:numId="20" w16cid:durableId="596523197">
-    <w:abstractNumId w:val="15"/>
-  </w:num>
-  <w:num w:numId="21" w16cid:durableId="112478275">
-    <w:abstractNumId w:val="28"/>
-  </w:num>
-  <w:num w:numId="22" w16cid:durableId="180362581">
-    <w:abstractNumId w:val="0"/>
-  </w:num>
-  <w:num w:numId="23" w16cid:durableId="1339425463">
-    <w:abstractNumId w:val="31"/>
-  </w:num>
-  <w:num w:numId="24" w16cid:durableId="294021078">
+  <w:num w:numId="40" w16cid:durableId="617682273">
     <w:abstractNumId w:val="22"/>
   </w:num>
-  <w:num w:numId="25" w16cid:durableId="920529112">
-    <w:abstractNumId w:val="26"/>
-  </w:num>
-  <w:num w:numId="26" w16cid:durableId="96564629">
-    <w:abstractNumId w:val="2"/>
-  </w:num>
-  <w:num w:numId="27" w16cid:durableId="710155528">
-    <w:abstractNumId w:val="9"/>
-  </w:num>
-  <w:num w:numId="28" w16cid:durableId="114064776">
-    <w:abstractNumId w:val="6"/>
-  </w:num>
-  <w:num w:numId="29" w16cid:durableId="1529221432">
-    <w:abstractNumId w:val="16"/>
-  </w:num>
-  <w:num w:numId="30" w16cid:durableId="934897049">
-    <w:abstractNumId w:val="30"/>
-  </w:num>
-  <w:num w:numId="31" w16cid:durableId="1143810207">
-    <w:abstractNumId w:val="7"/>
-  </w:num>
-  <w:num w:numId="32" w16cid:durableId="1234046693">
-    <w:abstractNumId w:val="10"/>
-  </w:num>
-  <w:num w:numId="33" w16cid:durableId="2069956721">
-    <w:abstractNumId w:val="1"/>
-  </w:num>
-  <w:num w:numId="34" w16cid:durableId="2128546389">
-    <w:abstractNumId w:val="18"/>
-  </w:num>
-  <w:num w:numId="35" w16cid:durableId="760102210">
-    <w:abstractNumId w:val="8"/>
-  </w:num>
-  <w:num w:numId="36" w16cid:durableId="855114960">
-    <w:abstractNumId w:val="32"/>
-  </w:num>
-  <w:num w:numId="37" w16cid:durableId="1193109946">
-    <w:abstractNumId w:val="23"/>
+  <w:num w:numId="41" w16cid:durableId="867985945">
+    <w:abstractNumId w:val="0"/>
   </w:num>
 </w:numbering>
 </file>
@@ -22283,6 +26251,82 @@
       <w:iCs/>
     </w:rPr>
   </w:style>
+  <w:style w:type="table" w:styleId="Tablaconcuadrcula4-nfasis5">
+    <w:name w:val="Grid Table 4 Accent 5"/>
+    <w:basedOn w:val="Tablanormal"/>
+    <w:uiPriority w:val="49"/>
+    <w:rsid w:val="00ED1584"/>
+    <w:pPr>
+      <w:spacing w:after="0" w:line="240" w:lineRule="auto"/>
+    </w:pPr>
+    <w:tblPr>
+      <w:tblStyleRowBandSize w:val="1"/>
+      <w:tblStyleColBandSize w:val="1"/>
+      <w:tblBorders>
+        <w:top w:val="single" w:sz="4" w:space="0" w:color="8EAADB" w:themeColor="accent5" w:themeTint="99"/>
+        <w:left w:val="single" w:sz="4" w:space="0" w:color="8EAADB" w:themeColor="accent5" w:themeTint="99"/>
+        <w:bottom w:val="single" w:sz="4" w:space="0" w:color="8EAADB" w:themeColor="accent5" w:themeTint="99"/>
+        <w:right w:val="single" w:sz="4" w:space="0" w:color="8EAADB" w:themeColor="accent5" w:themeTint="99"/>
+        <w:insideH w:val="single" w:sz="4" w:space="0" w:color="8EAADB" w:themeColor="accent5" w:themeTint="99"/>
+        <w:insideV w:val="single" w:sz="4" w:space="0" w:color="8EAADB" w:themeColor="accent5" w:themeTint="99"/>
+      </w:tblBorders>
+    </w:tblPr>
+    <w:tblStylePr w:type="firstRow">
+      <w:rPr>
+        <w:b/>
+        <w:bCs/>
+        <w:color w:val="FFFFFF" w:themeColor="background1"/>
+      </w:rPr>
+      <w:tblPr/>
+      <w:tcPr>
+        <w:tcBorders>
+          <w:top w:val="single" w:sz="4" w:space="0" w:color="4472C4" w:themeColor="accent5"/>
+          <w:left w:val="single" w:sz="4" w:space="0" w:color="4472C4" w:themeColor="accent5"/>
+          <w:bottom w:val="single" w:sz="4" w:space="0" w:color="4472C4" w:themeColor="accent5"/>
+          <w:right w:val="single" w:sz="4" w:space="0" w:color="4472C4" w:themeColor="accent5"/>
+          <w:insideH w:val="nil"/>
+          <w:insideV w:val="nil"/>
+        </w:tcBorders>
+        <w:shd w:val="clear" w:color="auto" w:fill="4472C4" w:themeFill="accent5"/>
+      </w:tcPr>
+    </w:tblStylePr>
+    <w:tblStylePr w:type="lastRow">
+      <w:rPr>
+        <w:b/>
+        <w:bCs/>
+      </w:rPr>
+      <w:tblPr/>
+      <w:tcPr>
+        <w:tcBorders>
+          <w:top w:val="double" w:sz="4" w:space="0" w:color="4472C4" w:themeColor="accent5"/>
+        </w:tcBorders>
+      </w:tcPr>
+    </w:tblStylePr>
+    <w:tblStylePr w:type="firstCol">
+      <w:rPr>
+        <w:b/>
+        <w:bCs/>
+      </w:rPr>
+    </w:tblStylePr>
+    <w:tblStylePr w:type="lastCol">
+      <w:rPr>
+        <w:b/>
+        <w:bCs/>
+      </w:rPr>
+    </w:tblStylePr>
+    <w:tblStylePr w:type="band1Vert">
+      <w:tblPr/>
+      <w:tcPr>
+        <w:shd w:val="clear" w:color="auto" w:fill="D9E2F3" w:themeFill="accent5" w:themeFillTint="33"/>
+      </w:tcPr>
+    </w:tblStylePr>
+    <w:tblStylePr w:type="band1Horz">
+      <w:tblPr/>
+      <w:tcPr>
+        <w:shd w:val="clear" w:color="auto" w:fill="D9E2F3" w:themeFill="accent5" w:themeFillTint="33"/>
+      </w:tcPr>
+    </w:tblStylePr>
+  </w:style>
 </w:styles>
 </file>
 

--- a/Documentación/tfm.docx
+++ b/Documentación/tfm.docx
@@ -4237,12 +4237,28 @@
     </w:p>
     <w:p>
       <w:r>
-        <w:t>El presente trabajo aborda el diseño, desarrollo y evaluación de una herramienta que simula el comportamiento de una amenaza persistente avanzada (APT) dentro de un entorno controlado. A diferencia de otros tipos de malware que buscan un impacto inmediato, las APT están diseñadas para permanecer ocultas durante largos periodos, recolectando información sensible o comprometiendo activos estratégicos. Su nivel de sofisticación y su impacto en sectores críticos justifican la necesidad de herramientas académicas que permitan estudiar su comportamiento sin generar un riesgo real.</w:t>
-      </w:r>
-    </w:p>
-    <w:p>
-      <w:r>
-        <w:t>La herramienta desarrollada simula las principales capacidades de un malware APT: persistencia avanzada, recolección de datos, comunicación encubierta con un servidor de comando y control (C2) y técnicas básicas de evasión. Este entorno de simulación permite analizar la eficacia de diferentes soluciones defensivas y plantea un escenario de entrenamiento para profesionales del ámbito de la ciberseguridad ofensiva y defensiva.</w:t>
+        <w:t xml:space="preserve">El presente trabajo aborda el diseño, desarrollo y evaluación de una herramienta que simula el comportamiento de una amenaza persistente avanzada (APT) dentro de un entorno controlado. A diferencia de otros tipos de </w:t>
+      </w:r>
+      <w:proofErr w:type="gramStart"/>
+      <w:r>
+        <w:t>malware</w:t>
+      </w:r>
+      <w:proofErr w:type="gramEnd"/>
+      <w:r>
+        <w:t xml:space="preserve"> que buscan un impacto inmediato, las APT están diseñadas para permanecer ocultas durante largos periodos, recolectando información sensible o comprometiendo activos estratégicos. Su nivel de sofisticación y su impacto en sectores críticos justifican la necesidad de herramientas académicas que permitan estudiar su comportamiento sin generar un riesgo real.</w:t>
+      </w:r>
+    </w:p>
+    <w:p>
+      <w:r>
+        <w:t xml:space="preserve">La herramienta desarrollada simula las principales capacidades de un </w:t>
+      </w:r>
+      <w:proofErr w:type="gramStart"/>
+      <w:r>
+        <w:t>malware</w:t>
+      </w:r>
+      <w:proofErr w:type="gramEnd"/>
+      <w:r>
+        <w:t xml:space="preserve"> APT: persistencia avanzada, recolección de datos, comunicación encubierta con un servidor de comando y control (C2) y técnicas básicas de evasión. Este entorno de simulación permite analizar la eficacia de diferentes soluciones defensivas y plantea un escenario de entrenamiento para profesionales del ámbito de la ciberseguridad ofensiva y defensiva.</w:t>
       </w:r>
       <w:r>
         <w:br/>
@@ -4291,14 +4307,30 @@
     </w:p>
     <w:p>
       <w:r>
-        <w:t>Las herramientas tradicionales de detección de malware suelen fallar frente a amenazas APT, debido a su enfoque evasivo y su comportamiento en apariencia benigno. Los sistemas actuales carecen de entornos de entrenamiento que simulen la complejidad de una APT sin comprometer la seguridad del entorno productivo.</w:t>
+        <w:t xml:space="preserve">Las herramientas tradicionales de detección de </w:t>
+      </w:r>
+      <w:proofErr w:type="gramStart"/>
+      <w:r>
+        <w:t>malware</w:t>
+      </w:r>
+      <w:proofErr w:type="gramEnd"/>
+      <w:r>
+        <w:t xml:space="preserve"> suelen fallar frente a amenazas APT, debido a su enfoque evasivo y su comportamiento en apariencia benigno. Los sistemas actuales carecen de entornos de entrenamiento que simulen la complejidad de una APT sin comprometer la seguridad del entorno productivo.</w:t>
       </w:r>
       <w:r>
         <w:br/>
       </w:r>
       <w:r>
         <w:br/>
-        <w:t>El presente trabajo propone como solución el desarrollo de una herramienta académica que simule un malware tipo APT. Dicha herramienta incluirá funcionalidades típicas de estas amenazas: ejecución oculta, persistencia, recopilación de información y comunicación remota cifrada. Su diseño se realizará siguiendo los principios de seguridad, evitando cualquier capacidad destructiva o fuera de control.</w:t>
+        <w:t xml:space="preserve">El presente trabajo propone como solución el desarrollo de una herramienta académica que simule un </w:t>
+      </w:r>
+      <w:proofErr w:type="gramStart"/>
+      <w:r>
+        <w:t>malware</w:t>
+      </w:r>
+      <w:proofErr w:type="gramEnd"/>
+      <w:r>
+        <w:t xml:space="preserve"> tipo APT. Dicha herramienta incluirá funcionalidades típicas de estas amenazas: ejecución oculta, persistencia, recopilación de información y comunicación remota cifrada. Su diseño se realizará siguiendo los principios de seguridad, evitando cualquier capacidad destructiva o fuera de control.</w:t>
       </w:r>
     </w:p>
     <w:p>
@@ -4434,7 +4466,15 @@
         <w:spacing w:before="0" w:after="0" w:line="240" w:lineRule="auto"/>
       </w:pPr>
       <w:r>
-        <w:t xml:space="preserve">La mayoría de los simuladores disponibles se centran en malware común o ataques simples. Herramientas como </w:t>
+        <w:t xml:space="preserve">La mayoría de los simuladores disponibles se centran en </w:t>
+      </w:r>
+      <w:proofErr w:type="gramStart"/>
+      <w:r>
+        <w:t>malware</w:t>
+      </w:r>
+      <w:proofErr w:type="gramEnd"/>
+      <w:r>
+        <w:t xml:space="preserve"> común o ataques simples. Herramientas como </w:t>
       </w:r>
       <w:proofErr w:type="spellStart"/>
       <w:r>
@@ -7881,20 +7921,65 @@
         </w:rPr>
         <w:t xml:space="preserve">La capa de presentación es la encargada de ofrecer la interfaz y funcionalidades visibles al usuario final, en este caso el operador del servidor. Esta capa se implementa mediante una aplicación de consola desarrollada en C#, que permite al operador gestionar y visualizar de forma clara las acciones realizadas por los clientes conectados. A través de esta interfaz se pueden ejecutar comandos en los equipos comprometidos, recibir datos recolectados por el </w:t>
       </w:r>
+      <w:r>
+        <w:rPr>
+          <w:rFonts w:ascii="Calibri" w:hAnsi="Calibri"/>
+        </w:rPr>
+        <w:lastRenderedPageBreak/>
+        <w:t>keylogger, capturar pantallas del sistema remoto y gestionar la lista de clientes conectados. La aplicación ha sido diseñada para ser ligera, intuitiva y de fácil manejo, evitando así la sobrecarga visual o técnica para el usuario del sistema.</w:t>
+      </w:r>
+    </w:p>
+    <w:p>
+      <w:pPr>
+        <w:rPr>
+          <w:rFonts w:ascii="Calibri" w:hAnsi="Calibri"/>
+        </w:rPr>
+      </w:pPr>
+      <w:r>
+        <w:rPr>
+          <w:rFonts w:ascii="Calibri" w:hAnsi="Calibri"/>
+        </w:rPr>
+        <w:t>Toda la lógica de interacción con el sistema pasa inicialmente por esta capa, desde donde se disparan los comandos que posteriormente son transmitidos al servidor. Aunque no se ha optado por una interfaz gráfica avanzada, la simplicidad de la consola es suficiente para cumplir los objetivos del proyecto, manteniendo una respuesta rápida y clara frente a múltiples conexiones.</w:t>
+      </w:r>
+    </w:p>
+    <w:p>
+      <w:pPr>
+        <w:rPr>
+          <w:rFonts w:ascii="Calibri" w:hAnsi="Calibri"/>
+        </w:rPr>
+      </w:pPr>
+      <w:r>
+        <w:rPr>
+          <w:rFonts w:ascii="Calibri" w:hAnsi="Calibri"/>
+        </w:rPr>
+        <w:t>La capa de transporte se encarga de facilitar la comunicación entre el servidor y los clientes. En este caso, se ha utilizado el protocolo TCP como base para establecer una comunicación estable y persistente entre los distintos elementos del sistema. Este tipo de conexión permite mantener un canal abierto a través del cual el servidor puede recibir información o enviar instrucciones en tiempo real. Para facilitar la conexión entre el cliente (que puede estar detrás de un firewall o una red NAT) y el servidor, se ha integrado el uso de Ngrok, una herramienta que permite establecer túneles seguros a través de Internet.</w:t>
+      </w:r>
+    </w:p>
+    <w:p>
+      <w:pPr>
+        <w:rPr>
+          <w:rFonts w:ascii="Calibri" w:hAnsi="Calibri"/>
+        </w:rPr>
+      </w:pPr>
+      <w:r>
+        <w:rPr>
+          <w:rFonts w:ascii="Calibri" w:hAnsi="Calibri"/>
+        </w:rPr>
+        <w:t xml:space="preserve">Gracias a Ngrok, el servidor puede estar accesible de forma remota sin necesidad de configurar manualmente el reenvío de puertos en el </w:t>
+      </w:r>
       <w:proofErr w:type="spellStart"/>
       <w:r>
         <w:rPr>
           <w:rFonts w:ascii="Calibri" w:hAnsi="Calibri"/>
         </w:rPr>
-        <w:lastRenderedPageBreak/>
-        <w:t>keylogger</w:t>
+        <w:t>router</w:t>
       </w:r>
       <w:proofErr w:type="spellEnd"/>
       <w:r>
         <w:rPr>
           <w:rFonts w:ascii="Calibri" w:hAnsi="Calibri"/>
         </w:rPr>
-        <w:t>, capturar pantallas del sistema remoto y gestionar la lista de clientes conectados. La aplicación ha sido diseñada para ser ligera, intuitiva y de fácil manejo, evitando así la sobrecarga visual o técnica para el usuario del sistema.</w:t>
+        <w:t xml:space="preserve"> o realizar modificaciones complejas en la red del cliente. Esta herramienta redirige las peticiones que recibe en una dirección pública hacia el puerto local donde se encuentra escuchando el servidor, estableciendo así un canal de comunicación seguro, rápido y fiable. Este enfoque es especialmente útil para realizar pruebas desde diferentes ubicaciones, permitiendo simular ataques reales en distintos entornos de red, incluso si los equipos no se encuentran en la misma red local.</w:t>
       </w:r>
     </w:p>
     <w:p>
@@ -7907,74 +7992,7 @@
         <w:rPr>
           <w:rFonts w:ascii="Calibri" w:hAnsi="Calibri"/>
         </w:rPr>
-        <w:t>Toda la lógica de interacción con el sistema pasa inicialmente por esta capa, desde donde se disparan los comandos que posteriormente son transmitidos al servidor. Aunque no se ha optado por una interfaz gráfica avanzada, la simplicidad de la consola es suficiente para cumplir los objetivos del proyecto, manteniendo una respuesta rápida y clara frente a múltiples conexiones.</w:t>
-      </w:r>
-    </w:p>
-    <w:p>
-      <w:pPr>
-        <w:rPr>
-          <w:rFonts w:ascii="Calibri" w:hAnsi="Calibri"/>
-        </w:rPr>
-      </w:pPr>
-      <w:r>
-        <w:rPr>
-          <w:rFonts w:ascii="Calibri" w:hAnsi="Calibri"/>
-        </w:rPr>
-        <w:t>La capa de transporte se encarga de facilitar la comunicación entre el servidor y los clientes. En este caso, se ha utilizado el protocolo TCP como base para establecer una comunicación estable y persistente entre los distintos elementos del sistema. Este tipo de conexión permite mantener un canal abierto a través del cual el servidor puede recibir información o enviar instrucciones en tiempo real. Para facilitar la conexión entre el cliente (que puede estar detrás de un firewall o una red NAT) y el servidor, se ha integrado el uso de Ngrok, una herramienta que permite establecer túneles seguros a través de Internet.</w:t>
-      </w:r>
-    </w:p>
-    <w:p>
-      <w:pPr>
-        <w:rPr>
-          <w:rFonts w:ascii="Calibri" w:hAnsi="Calibri"/>
-        </w:rPr>
-      </w:pPr>
-      <w:r>
-        <w:rPr>
-          <w:rFonts w:ascii="Calibri" w:hAnsi="Calibri"/>
-        </w:rPr>
-        <w:t xml:space="preserve">Gracias a Ngrok, el servidor puede estar accesible de forma remota sin necesidad de configurar manualmente el reenvío de puertos en el </w:t>
-      </w:r>
-      <w:proofErr w:type="spellStart"/>
-      <w:r>
-        <w:rPr>
-          <w:rFonts w:ascii="Calibri" w:hAnsi="Calibri"/>
-        </w:rPr>
-        <w:t>router</w:t>
-      </w:r>
-      <w:proofErr w:type="spellEnd"/>
-      <w:r>
-        <w:rPr>
-          <w:rFonts w:ascii="Calibri" w:hAnsi="Calibri"/>
-        </w:rPr>
-        <w:t xml:space="preserve"> o realizar modificaciones complejas en la red del cliente. Esta herramienta redirige las peticiones que recibe en una dirección pública hacia el puerto local donde se encuentra escuchando el servidor, estableciendo así un canal de comunicación seguro, rápido y fiable. Este enfoque es especialmente útil para realizar pruebas desde diferentes ubicaciones, permitiendo simular ataques reales en distintos entornos de red, incluso si los equipos no se encuentran en la misma red local.</w:t>
-      </w:r>
-    </w:p>
-    <w:p>
-      <w:pPr>
-        <w:rPr>
-          <w:rFonts w:ascii="Calibri" w:hAnsi="Calibri"/>
-        </w:rPr>
-      </w:pPr>
-      <w:r>
-        <w:rPr>
-          <w:rFonts w:ascii="Calibri" w:hAnsi="Calibri"/>
-        </w:rPr>
-        <w:t>La última capa, correspondiente al procesado de datos, se encuentra principalmente centralizada en el servidor. Aquí es donde se recibe, gestiona y almacena toda la información procedente de los clientes conectados. Entre los datos procesados se incluyen registros de pulsaciones de teclas (</w:t>
-      </w:r>
-      <w:proofErr w:type="spellStart"/>
-      <w:r>
-        <w:rPr>
-          <w:rFonts w:ascii="Calibri" w:hAnsi="Calibri"/>
-        </w:rPr>
-        <w:t>keylogger</w:t>
-      </w:r>
-      <w:proofErr w:type="spellEnd"/>
-      <w:r>
-        <w:rPr>
-          <w:rFonts w:ascii="Calibri" w:hAnsi="Calibri"/>
-        </w:rPr>
-        <w:t>), capturas de pantalla, nombres de procesos activos, respuestas a comandos específicos y cualquier otro tipo de información que los clientes estén programados para enviar.</w:t>
+        <w:t>La última capa, correspondiente al procesado de datos, se encuentra principalmente centralizada en el servidor. Aquí es donde se recibe, gestiona y almacena toda la información procedente de los clientes conectados. Entre los datos procesados se incluyen registros de pulsaciones de teclas (keylogger), capturas de pantalla, nombres de procesos activos, respuestas a comandos específicos y cualquier otro tipo de información que los clientes estén programados para enviar.</w:t>
       </w:r>
     </w:p>
     <w:p>
@@ -8132,21 +8150,7 @@
         <w:rPr>
           <w:rFonts w:ascii="Calibri" w:hAnsi="Calibri"/>
         </w:rPr>
-        <w:t xml:space="preserve">Una vez establecida esta comunicación cifrada, el servidor adquiere pleno control sobre el cliente. Desde su interfaz, el servidor puede enviar distintos tipos de órdenes que el cliente ejecutará de forma inmediata. Estas órdenes pueden incluir la ejecución remota de comandos del sistema, el inicio del </w:t>
-      </w:r>
-      <w:proofErr w:type="spellStart"/>
-      <w:r>
-        <w:rPr>
-          <w:rFonts w:ascii="Calibri" w:hAnsi="Calibri"/>
-        </w:rPr>
-        <w:t>keylogger</w:t>
-      </w:r>
-      <w:proofErr w:type="spellEnd"/>
-      <w:r>
-        <w:rPr>
-          <w:rFonts w:ascii="Calibri" w:hAnsi="Calibri"/>
-        </w:rPr>
-        <w:t xml:space="preserve"> para registrar todas las pulsaciones del teclado del usuario, la toma de capturas de pantalla, o incluso la descarga de archivos almacenados en el equipo víctima. Todas estas acciones se llevan a cabo sin intervención del usuario del equipo cliente, y sus resultados son transmitidos, también cifrados, de vuelta al servidor.</w:t>
+        <w:t>Una vez establecida esta comunicación cifrada, el servidor adquiere pleno control sobre el cliente. Desde su interfaz, el servidor puede enviar distintos tipos de órdenes que el cliente ejecutará de forma inmediata. Estas órdenes pueden incluir la ejecución remota de comandos del sistema, el inicio del keylogger para registrar todas las pulsaciones del teclado del usuario, la toma de capturas de pantalla, o incluso la descarga de archivos almacenados en el equipo víctima. Todas estas acciones se llevan a cabo sin intervención del usuario del equipo cliente, y sus resultados son transmitidos, también cifrados, de vuelta al servidor.</w:t>
       </w:r>
     </w:p>
     <w:p>
@@ -8584,58 +8588,7 @@
         <w:t>Los objetivos específicos son los siguientes:</w:t>
       </w:r>
     </w:p>
-    <w:p>
-      <w:r>
-        <w:rPr>
-          <w:noProof/>
-        </w:rPr>
-        <mc:AlternateContent>
-          <mc:Choice Requires="wps">
-            <w:drawing>
-              <wp:inline distT="0" distB="0" distL="0" distR="0" wp14:anchorId="1FE395C9" wp14:editId="78F5FEF5">
-                <wp:extent cx="41614728" cy="1271"/>
-                <wp:effectExtent l="0" t="0" r="28572" b="36829"/>
-                <wp:docPr id="1966722223" name="Horizontal Line 49"/>
-                <wp:cNvGraphicFramePr/>
-                <a:graphic xmlns:a="http://schemas.openxmlformats.org/drawingml/2006/main">
-                  <a:graphicData uri="http://schemas.microsoft.com/office/word/2010/wordprocessingShape">
-                    <wps:wsp>
-                      <wps:cNvSpPr/>
-                      <wps:spPr>
-                        <a:xfrm>
-                          <a:off x="0" y="0"/>
-                          <a:ext cx="41614728" cy="1271"/>
-                        </a:xfrm>
-                        <a:prstGeom prst="rect">
-                          <a:avLst/>
-                        </a:prstGeom>
-                        <a:noFill/>
-                        <a:ln w="9528" cap="flat">
-                          <a:solidFill>
-                            <a:srgbClr val="A0A0A0"/>
-                          </a:solidFill>
-                          <a:prstDash val="solid"/>
-                          <a:miter/>
-                        </a:ln>
-                      </wps:spPr>
-                      <wps:bodyPr lIns="0" tIns="0" rIns="0" bIns="0"/>
-                    </wps:wsp>
-                  </a:graphicData>
-                </a:graphic>
-              </wp:inline>
-            </w:drawing>
-          </mc:Choice>
-          <mc:Fallback>
-            <w:pict>
-              <v:rect w14:anchorId="077B0CC9" id="Horizontal Line 49" o:spid="_x0000_s1026" style="width:3276.75pt;height:.1pt;visibility:visible;mso-wrap-style:square;mso-left-percent:-10001;mso-top-percent:-10001;mso-position-horizontal:absolute;mso-position-horizontal-relative:char;mso-position-vertical:absolute;mso-position-vertical-relative:line;mso-left-percent:-10001;mso-top-percent:-10001;v-text-anchor:top" o:gfxdata="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" filled="f" strokecolor="#a0a0a0" strokeweight=".26467mm">
-                <v:textbox inset="0,0,0,0"/>
-                <w10:anchorlock/>
-              </v:rect>
-            </w:pict>
-          </mc:Fallback>
-        </mc:AlternateContent>
-      </w:r>
-    </w:p>
+    <w:p/>
     <w:p>
       <w:pPr>
         <w:rPr>
@@ -8696,58 +8649,7 @@
         <w:t xml:space="preserve"> remota), vectores de infección y mecanismos de evasión y persistencia. También se revisan aspectos legales y éticos del uso de estas tecnologías con fines formativos.</w:t>
       </w:r>
     </w:p>
-    <w:p>
-      <w:r>
-        <w:rPr>
-          <w:noProof/>
-        </w:rPr>
-        <mc:AlternateContent>
-          <mc:Choice Requires="wps">
-            <w:drawing>
-              <wp:inline distT="0" distB="0" distL="0" distR="0" wp14:anchorId="1042ED06" wp14:editId="728BC7EF">
-                <wp:extent cx="41614728" cy="1271"/>
-                <wp:effectExtent l="0" t="0" r="28572" b="36829"/>
-                <wp:docPr id="1012268766" name="Horizontal Line 50"/>
-                <wp:cNvGraphicFramePr/>
-                <a:graphic xmlns:a="http://schemas.openxmlformats.org/drawingml/2006/main">
-                  <a:graphicData uri="http://schemas.microsoft.com/office/word/2010/wordprocessingShape">
-                    <wps:wsp>
-                      <wps:cNvSpPr/>
-                      <wps:spPr>
-                        <a:xfrm>
-                          <a:off x="0" y="0"/>
-                          <a:ext cx="41614728" cy="1271"/>
-                        </a:xfrm>
-                        <a:prstGeom prst="rect">
-                          <a:avLst/>
-                        </a:prstGeom>
-                        <a:noFill/>
-                        <a:ln w="9528" cap="flat">
-                          <a:solidFill>
-                            <a:srgbClr val="A0A0A0"/>
-                          </a:solidFill>
-                          <a:prstDash val="solid"/>
-                          <a:miter/>
-                        </a:ln>
-                      </wps:spPr>
-                      <wps:bodyPr lIns="0" tIns="0" rIns="0" bIns="0"/>
-                    </wps:wsp>
-                  </a:graphicData>
-                </a:graphic>
-              </wp:inline>
-            </w:drawing>
-          </mc:Choice>
-          <mc:Fallback>
-            <w:pict>
-              <v:rect w14:anchorId="278B3273" id="Horizontal Line 50" o:spid="_x0000_s1026" style="width:3276.75pt;height:.1pt;visibility:visible;mso-wrap-style:square;mso-left-percent:-10001;mso-top-percent:-10001;mso-position-horizontal:absolute;mso-position-horizontal-relative:char;mso-position-vertical:absolute;mso-position-vertical-relative:line;mso-left-percent:-10001;mso-top-percent:-10001;v-text-anchor:top" o:gfxdata="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" filled="f" strokecolor="#a0a0a0" strokeweight=".26467mm">
-                <v:textbox inset="0,0,0,0"/>
-                <w10:anchorlock/>
-              </v:rect>
-            </w:pict>
-          </mc:Fallback>
-        </mc:AlternateContent>
-      </w:r>
-    </w:p>
+    <w:p/>
     <w:p>
       <w:pPr>
         <w:rPr>
@@ -8790,58 +8692,7 @@
         <w:t>personalizados. Este diseño también facilita el mantenimiento y la adaptación de la herramienta a nuevas funcionalidades en el futuro.</w:t>
       </w:r>
     </w:p>
-    <w:p>
-      <w:r>
-        <w:rPr>
-          <w:noProof/>
-        </w:rPr>
-        <mc:AlternateContent>
-          <mc:Choice Requires="wps">
-            <w:drawing>
-              <wp:inline distT="0" distB="0" distL="0" distR="0" wp14:anchorId="778203F9" wp14:editId="51DF53E1">
-                <wp:extent cx="41614728" cy="1271"/>
-                <wp:effectExtent l="0" t="0" r="28572" b="36829"/>
-                <wp:docPr id="503852470" name="Horizontal Line 51"/>
-                <wp:cNvGraphicFramePr/>
-                <a:graphic xmlns:a="http://schemas.openxmlformats.org/drawingml/2006/main">
-                  <a:graphicData uri="http://schemas.microsoft.com/office/word/2010/wordprocessingShape">
-                    <wps:wsp>
-                      <wps:cNvSpPr/>
-                      <wps:spPr>
-                        <a:xfrm>
-                          <a:off x="0" y="0"/>
-                          <a:ext cx="41614728" cy="1271"/>
-                        </a:xfrm>
-                        <a:prstGeom prst="rect">
-                          <a:avLst/>
-                        </a:prstGeom>
-                        <a:noFill/>
-                        <a:ln w="9528" cap="flat">
-                          <a:solidFill>
-                            <a:srgbClr val="A0A0A0"/>
-                          </a:solidFill>
-                          <a:prstDash val="solid"/>
-                          <a:miter/>
-                        </a:ln>
-                      </wps:spPr>
-                      <wps:bodyPr lIns="0" tIns="0" rIns="0" bIns="0"/>
-                    </wps:wsp>
-                  </a:graphicData>
-                </a:graphic>
-              </wp:inline>
-            </w:drawing>
-          </mc:Choice>
-          <mc:Fallback>
-            <w:pict>
-              <v:rect w14:anchorId="12D82DD7" id="Horizontal Line 51" o:spid="_x0000_s1026" style="width:3276.75pt;height:.1pt;visibility:visible;mso-wrap-style:square;mso-left-percent:-10001;mso-top-percent:-10001;mso-position-horizontal:absolute;mso-position-horizontal-relative:char;mso-position-vertical:absolute;mso-position-vertical-relative:line;mso-left-percent:-10001;mso-top-percent:-10001;v-text-anchor:top" o:gfxdata="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" filled="f" strokecolor="#a0a0a0" strokeweight=".26467mm">
-                <v:textbox inset="0,0,0,0"/>
-                <w10:anchorlock/>
-              </v:rect>
-            </w:pict>
-          </mc:Fallback>
-        </mc:AlternateContent>
-      </w:r>
-    </w:p>
+    <w:p/>
     <w:p>
       <w:pPr>
         <w:rPr>
@@ -8873,7 +8724,6 @@
         <w:spacing w:before="0" w:after="160" w:line="256" w:lineRule="auto"/>
         <w:jc w:val="left"/>
       </w:pPr>
-      <w:proofErr w:type="spellStart"/>
       <w:r>
         <w:rPr>
           <w:b/>
@@ -8881,7 +8731,6 @@
         </w:rPr>
         <w:t>Keylogger</w:t>
       </w:r>
-      <w:proofErr w:type="spellEnd"/>
       <w:r>
         <w:t>: Captura en segundo plano de pulsaciones del teclado.</w:t>
       </w:r>
@@ -8952,58 +8801,7 @@
         <w:t>El código se desarrolla en Python por su rapidez de prototipado y amplio ecosistema de bibliotecas de red y cifrado.</w:t>
       </w:r>
     </w:p>
-    <w:p>
-      <w:r>
-        <w:rPr>
-          <w:noProof/>
-        </w:rPr>
-        <mc:AlternateContent>
-          <mc:Choice Requires="wps">
-            <w:drawing>
-              <wp:inline distT="0" distB="0" distL="0" distR="0" wp14:anchorId="7FA1B248" wp14:editId="7941624C">
-                <wp:extent cx="41614728" cy="1271"/>
-                <wp:effectExtent l="0" t="0" r="28572" b="36829"/>
-                <wp:docPr id="1563228817" name="Horizontal Line 52"/>
-                <wp:cNvGraphicFramePr/>
-                <a:graphic xmlns:a="http://schemas.openxmlformats.org/drawingml/2006/main">
-                  <a:graphicData uri="http://schemas.microsoft.com/office/word/2010/wordprocessingShape">
-                    <wps:wsp>
-                      <wps:cNvSpPr/>
-                      <wps:spPr>
-                        <a:xfrm>
-                          <a:off x="0" y="0"/>
-                          <a:ext cx="41614728" cy="1271"/>
-                        </a:xfrm>
-                        <a:prstGeom prst="rect">
-                          <a:avLst/>
-                        </a:prstGeom>
-                        <a:noFill/>
-                        <a:ln w="9528" cap="flat">
-                          <a:solidFill>
-                            <a:srgbClr val="A0A0A0"/>
-                          </a:solidFill>
-                          <a:prstDash val="solid"/>
-                          <a:miter/>
-                        </a:ln>
-                      </wps:spPr>
-                      <wps:bodyPr lIns="0" tIns="0" rIns="0" bIns="0"/>
-                    </wps:wsp>
-                  </a:graphicData>
-                </a:graphic>
-              </wp:inline>
-            </w:drawing>
-          </mc:Choice>
-          <mc:Fallback>
-            <w:pict>
-              <v:rect w14:anchorId="6D78740F" id="Horizontal Line 52" o:spid="_x0000_s1026" style="width:3276.75pt;height:.1pt;visibility:visible;mso-wrap-style:square;mso-left-percent:-10001;mso-top-percent:-10001;mso-position-horizontal:absolute;mso-position-horizontal-relative:char;mso-position-vertical:absolute;mso-position-vertical-relative:line;mso-left-percent:-10001;mso-top-percent:-10001;v-text-anchor:top" o:gfxdata="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" filled="f" strokecolor="#a0a0a0" strokeweight=".26467mm">
-                <v:textbox inset="0,0,0,0"/>
-                <w10:anchorlock/>
-              </v:rect>
-            </w:pict>
-          </mc:Fallback>
-        </mc:AlternateContent>
-      </w:r>
-    </w:p>
+    <w:p/>
     <w:p>
       <w:pPr>
         <w:rPr>
@@ -9086,58 +8884,7 @@
         <w:t>.</w:t>
       </w:r>
     </w:p>
-    <w:p>
-      <w:r>
-        <w:rPr>
-          <w:noProof/>
-        </w:rPr>
-        <mc:AlternateContent>
-          <mc:Choice Requires="wps">
-            <w:drawing>
-              <wp:inline distT="0" distB="0" distL="0" distR="0" wp14:anchorId="5C64FE69" wp14:editId="2980E547">
-                <wp:extent cx="41614728" cy="1271"/>
-                <wp:effectExtent l="0" t="0" r="28572" b="36829"/>
-                <wp:docPr id="2003067283" name="Horizontal Line 53"/>
-                <wp:cNvGraphicFramePr/>
-                <a:graphic xmlns:a="http://schemas.openxmlformats.org/drawingml/2006/main">
-                  <a:graphicData uri="http://schemas.microsoft.com/office/word/2010/wordprocessingShape">
-                    <wps:wsp>
-                      <wps:cNvSpPr/>
-                      <wps:spPr>
-                        <a:xfrm>
-                          <a:off x="0" y="0"/>
-                          <a:ext cx="41614728" cy="1271"/>
-                        </a:xfrm>
-                        <a:prstGeom prst="rect">
-                          <a:avLst/>
-                        </a:prstGeom>
-                        <a:noFill/>
-                        <a:ln w="9528" cap="flat">
-                          <a:solidFill>
-                            <a:srgbClr val="A0A0A0"/>
-                          </a:solidFill>
-                          <a:prstDash val="solid"/>
-                          <a:miter/>
-                        </a:ln>
-                      </wps:spPr>
-                      <wps:bodyPr lIns="0" tIns="0" rIns="0" bIns="0"/>
-                    </wps:wsp>
-                  </a:graphicData>
-                </a:graphic>
-              </wp:inline>
-            </w:drawing>
-          </mc:Choice>
-          <mc:Fallback>
-            <w:pict>
-              <v:rect w14:anchorId="4019C06A" id="Horizontal Line 53" o:spid="_x0000_s1026" style="width:3276.75pt;height:.1pt;visibility:visible;mso-wrap-style:square;mso-left-percent:-10001;mso-top-percent:-10001;mso-position-horizontal:absolute;mso-position-horizontal-relative:char;mso-position-vertical:absolute;mso-position-vertical-relative:line;mso-left-percent:-10001;mso-top-percent:-10001;v-text-anchor:top" o:gfxdata="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" filled="f" strokecolor="#a0a0a0" strokeweight=".26467mm">
-                <v:textbox inset="0,0,0,0"/>
-                <w10:anchorlock/>
-              </v:rect>
-            </w:pict>
-          </mc:Fallback>
-        </mc:AlternateContent>
-      </w:r>
-    </w:p>
+    <w:p/>
     <w:p>
       <w:pPr>
         <w:rPr>
@@ -9184,59 +8931,7 @@
         <w:t xml:space="preserve"> reales emplean para evadir restricciones de red y garantizar persistencia en entornos con configuraciones cerradas.</w:t>
       </w:r>
     </w:p>
-    <w:p>
-      <w:r>
-        <w:rPr>
-          <w:noProof/>
-        </w:rPr>
-        <w:lastRenderedPageBreak/>
-        <mc:AlternateContent>
-          <mc:Choice Requires="wps">
-            <w:drawing>
-              <wp:inline distT="0" distB="0" distL="0" distR="0" wp14:anchorId="50E8942E" wp14:editId="05899C2E">
-                <wp:extent cx="41614728" cy="1271"/>
-                <wp:effectExtent l="0" t="0" r="28572" b="36829"/>
-                <wp:docPr id="335670877" name="Horizontal Line 54"/>
-                <wp:cNvGraphicFramePr/>
-                <a:graphic xmlns:a="http://schemas.openxmlformats.org/drawingml/2006/main">
-                  <a:graphicData uri="http://schemas.microsoft.com/office/word/2010/wordprocessingShape">
-                    <wps:wsp>
-                      <wps:cNvSpPr/>
-                      <wps:spPr>
-                        <a:xfrm>
-                          <a:off x="0" y="0"/>
-                          <a:ext cx="41614728" cy="1271"/>
-                        </a:xfrm>
-                        <a:prstGeom prst="rect">
-                          <a:avLst/>
-                        </a:prstGeom>
-                        <a:noFill/>
-                        <a:ln w="9528" cap="flat">
-                          <a:solidFill>
-                            <a:srgbClr val="A0A0A0"/>
-                          </a:solidFill>
-                          <a:prstDash val="solid"/>
-                          <a:miter/>
-                        </a:ln>
-                      </wps:spPr>
-                      <wps:bodyPr lIns="0" tIns="0" rIns="0" bIns="0"/>
-                    </wps:wsp>
-                  </a:graphicData>
-                </a:graphic>
-              </wp:inline>
-            </w:drawing>
-          </mc:Choice>
-          <mc:Fallback>
-            <w:pict>
-              <v:rect w14:anchorId="1EF6FB21" id="Horizontal Line 54" o:spid="_x0000_s1026" style="width:3276.75pt;height:.1pt;visibility:visible;mso-wrap-style:square;mso-left-percent:-10001;mso-top-percent:-10001;mso-position-horizontal:absolute;mso-position-horizontal-relative:char;mso-position-vertical:absolute;mso-position-vertical-relative:line;mso-left-percent:-10001;mso-top-percent:-10001;v-text-anchor:top" o:gfxdata="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" filled="f" strokecolor="#a0a0a0" strokeweight=".26467mm">
-                <v:textbox inset="0,0,0,0"/>
-                <w10:anchorlock/>
-              </v:rect>
-            </w:pict>
-          </mc:Fallback>
-        </mc:AlternateContent>
-      </w:r>
-    </w:p>
+    <w:p/>
     <w:p>
       <w:pPr>
         <w:rPr>
@@ -9317,58 +9012,7 @@
         <w:t>Simulación de sesiones en entornos virtuales para detectar fallos o comportamientos anómalos.</w:t>
       </w:r>
     </w:p>
-    <w:p>
-      <w:r>
-        <w:rPr>
-          <w:noProof/>
-        </w:rPr>
-        <mc:AlternateContent>
-          <mc:Choice Requires="wps">
-            <w:drawing>
-              <wp:inline distT="0" distB="0" distL="0" distR="0" wp14:anchorId="0B3940AB" wp14:editId="2E729D30">
-                <wp:extent cx="41614728" cy="1271"/>
-                <wp:effectExtent l="0" t="0" r="28572" b="36829"/>
-                <wp:docPr id="996922717" name="Horizontal Line 55"/>
-                <wp:cNvGraphicFramePr/>
-                <a:graphic xmlns:a="http://schemas.openxmlformats.org/drawingml/2006/main">
-                  <a:graphicData uri="http://schemas.microsoft.com/office/word/2010/wordprocessingShape">
-                    <wps:wsp>
-                      <wps:cNvSpPr/>
-                      <wps:spPr>
-                        <a:xfrm>
-                          <a:off x="0" y="0"/>
-                          <a:ext cx="41614728" cy="1271"/>
-                        </a:xfrm>
-                        <a:prstGeom prst="rect">
-                          <a:avLst/>
-                        </a:prstGeom>
-                        <a:noFill/>
-                        <a:ln w="9528" cap="flat">
-                          <a:solidFill>
-                            <a:srgbClr val="A0A0A0"/>
-                          </a:solidFill>
-                          <a:prstDash val="solid"/>
-                          <a:miter/>
-                        </a:ln>
-                      </wps:spPr>
-                      <wps:bodyPr lIns="0" tIns="0" rIns="0" bIns="0"/>
-                    </wps:wsp>
-                  </a:graphicData>
-                </a:graphic>
-              </wp:inline>
-            </w:drawing>
-          </mc:Choice>
-          <mc:Fallback>
-            <w:pict>
-              <v:rect w14:anchorId="7E93C13F" id="Horizontal Line 55" o:spid="_x0000_s1026" style="width:3276.75pt;height:.1pt;visibility:visible;mso-wrap-style:square;mso-left-percent:-10001;mso-top-percent:-10001;mso-position-horizontal:absolute;mso-position-horizontal-relative:char;mso-position-vertical:absolute;mso-position-vertical-relative:line;mso-left-percent:-10001;mso-top-percent:-10001;v-text-anchor:top" o:gfxdata="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" filled="f" strokecolor="#a0a0a0" strokeweight=".26467mm">
-                <v:textbox inset="0,0,0,0"/>
-                <w10:anchorlock/>
-              </v:rect>
-            </w:pict>
-          </mc:Fallback>
-        </mc:AlternateContent>
-      </w:r>
-    </w:p>
+    <w:p/>
     <w:p>
       <w:pPr>
         <w:rPr>
@@ -9405,58 +9049,7 @@
         <w:t xml:space="preserve"> &amp; Response) y otras herramientas defensivas, para evaluar si el troyano puede ser detectado. También se analiza si el tráfico cifrado puede ser identificado o clasificado como sospechoso por soluciones de análisis de red. Estas pruebas permiten establecer un perfil de “riesgo controlado” para cada módulo.</w:t>
       </w:r>
     </w:p>
-    <w:p>
-      <w:r>
-        <w:rPr>
-          <w:noProof/>
-        </w:rPr>
-        <mc:AlternateContent>
-          <mc:Choice Requires="wps">
-            <w:drawing>
-              <wp:inline distT="0" distB="0" distL="0" distR="0" wp14:anchorId="7E0515B2" wp14:editId="241E5702">
-                <wp:extent cx="41614728" cy="1271"/>
-                <wp:effectExtent l="0" t="0" r="28572" b="36829"/>
-                <wp:docPr id="2114522446" name="Horizontal Line 56"/>
-                <wp:cNvGraphicFramePr/>
-                <a:graphic xmlns:a="http://schemas.openxmlformats.org/drawingml/2006/main">
-                  <a:graphicData uri="http://schemas.microsoft.com/office/word/2010/wordprocessingShape">
-                    <wps:wsp>
-                      <wps:cNvSpPr/>
-                      <wps:spPr>
-                        <a:xfrm>
-                          <a:off x="0" y="0"/>
-                          <a:ext cx="41614728" cy="1271"/>
-                        </a:xfrm>
-                        <a:prstGeom prst="rect">
-                          <a:avLst/>
-                        </a:prstGeom>
-                        <a:noFill/>
-                        <a:ln w="9528" cap="flat">
-                          <a:solidFill>
-                            <a:srgbClr val="A0A0A0"/>
-                          </a:solidFill>
-                          <a:prstDash val="solid"/>
-                          <a:miter/>
-                        </a:ln>
-                      </wps:spPr>
-                      <wps:bodyPr lIns="0" tIns="0" rIns="0" bIns="0"/>
-                    </wps:wsp>
-                  </a:graphicData>
-                </a:graphic>
-              </wp:inline>
-            </w:drawing>
-          </mc:Choice>
-          <mc:Fallback>
-            <w:pict>
-              <v:rect w14:anchorId="104961AA" id="Horizontal Line 56" o:spid="_x0000_s1026" style="width:3276.75pt;height:.1pt;visibility:visible;mso-wrap-style:square;mso-left-percent:-10001;mso-top-percent:-10001;mso-position-horizontal:absolute;mso-position-horizontal-relative:char;mso-position-vertical:absolute;mso-position-vertical-relative:line;mso-left-percent:-10001;mso-top-percent:-10001;v-text-anchor:top" o:gfxdata="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" filled="f" strokecolor="#a0a0a0" strokeweight=".26467mm">
-                <v:textbox inset="0,0,0,0"/>
-                <w10:anchorlock/>
-              </v:rect>
-            </w:pict>
-          </mc:Fallback>
-        </mc:AlternateContent>
-      </w:r>
-    </w:p>
+    <w:p/>
     <w:p>
       <w:pPr>
         <w:rPr>
@@ -9602,58 +9195,7 @@
         <w:t>El enfoque metodológico adoptado se articula en las siguientes fases principales:</w:t>
       </w:r>
     </w:p>
-    <w:p>
-      <w:r>
-        <w:rPr>
-          <w:noProof/>
-        </w:rPr>
-        <mc:AlternateContent>
-          <mc:Choice Requires="wps">
-            <w:drawing>
-              <wp:inline distT="0" distB="0" distL="0" distR="0" wp14:anchorId="23EB0A99" wp14:editId="0B025BF0">
-                <wp:extent cx="41614728" cy="1271"/>
-                <wp:effectExtent l="0" t="0" r="28572" b="36829"/>
-                <wp:docPr id="567644332" name="Horizontal Line 113"/>
-                <wp:cNvGraphicFramePr/>
-                <a:graphic xmlns:a="http://schemas.openxmlformats.org/drawingml/2006/main">
-                  <a:graphicData uri="http://schemas.microsoft.com/office/word/2010/wordprocessingShape">
-                    <wps:wsp>
-                      <wps:cNvSpPr/>
-                      <wps:spPr>
-                        <a:xfrm>
-                          <a:off x="0" y="0"/>
-                          <a:ext cx="41614728" cy="1271"/>
-                        </a:xfrm>
-                        <a:prstGeom prst="rect">
-                          <a:avLst/>
-                        </a:prstGeom>
-                        <a:noFill/>
-                        <a:ln w="9528" cap="flat">
-                          <a:solidFill>
-                            <a:srgbClr val="A0A0A0"/>
-                          </a:solidFill>
-                          <a:prstDash val="solid"/>
-                          <a:miter/>
-                        </a:ln>
-                      </wps:spPr>
-                      <wps:bodyPr lIns="0" tIns="0" rIns="0" bIns="0"/>
-                    </wps:wsp>
-                  </a:graphicData>
-                </a:graphic>
-              </wp:inline>
-            </w:drawing>
-          </mc:Choice>
-          <mc:Fallback>
-            <w:pict>
-              <v:rect w14:anchorId="6A66D6C6" id="Horizontal Line 113" o:spid="_x0000_s1026" style="width:3276.75pt;height:.1pt;visibility:visible;mso-wrap-style:square;mso-left-percent:-10001;mso-top-percent:-10001;mso-position-horizontal:absolute;mso-position-horizontal-relative:char;mso-position-vertical:absolute;mso-position-vertical-relative:line;mso-left-percent:-10001;mso-top-percent:-10001;v-text-anchor:top" o:gfxdata="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" filled="f" strokecolor="#a0a0a0" strokeweight=".26467mm">
-                <v:textbox inset="0,0,0,0"/>
-                <w10:anchorlock/>
-              </v:rect>
-            </w:pict>
-          </mc:Fallback>
-        </mc:AlternateContent>
-      </w:r>
-    </w:p>
+    <w:p/>
     <w:p>
       <w:pPr>
         <w:rPr>
@@ -9755,58 +9297,7 @@
         <w:t>Esta revisión sirvió de base para delimitar el alcance funcional del proyecto y establecer una hoja de ruta realista, alineada con los objetivos del Máster y la legislación vigente.</w:t>
       </w:r>
     </w:p>
-    <w:p>
-      <w:r>
-        <w:rPr>
-          <w:noProof/>
-        </w:rPr>
-        <mc:AlternateContent>
-          <mc:Choice Requires="wps">
-            <w:drawing>
-              <wp:inline distT="0" distB="0" distL="0" distR="0" wp14:anchorId="748DBD2F" wp14:editId="7C9F9A59">
-                <wp:extent cx="41614728" cy="1271"/>
-                <wp:effectExtent l="0" t="0" r="28572" b="36829"/>
-                <wp:docPr id="372635978" name="Horizontal Line 114"/>
-                <wp:cNvGraphicFramePr/>
-                <a:graphic xmlns:a="http://schemas.openxmlformats.org/drawingml/2006/main">
-                  <a:graphicData uri="http://schemas.microsoft.com/office/word/2010/wordprocessingShape">
-                    <wps:wsp>
-                      <wps:cNvSpPr/>
-                      <wps:spPr>
-                        <a:xfrm>
-                          <a:off x="0" y="0"/>
-                          <a:ext cx="41614728" cy="1271"/>
-                        </a:xfrm>
-                        <a:prstGeom prst="rect">
-                          <a:avLst/>
-                        </a:prstGeom>
-                        <a:noFill/>
-                        <a:ln w="9528" cap="flat">
-                          <a:solidFill>
-                            <a:srgbClr val="A0A0A0"/>
-                          </a:solidFill>
-                          <a:prstDash val="solid"/>
-                          <a:miter/>
-                        </a:ln>
-                      </wps:spPr>
-                      <wps:bodyPr lIns="0" tIns="0" rIns="0" bIns="0"/>
-                    </wps:wsp>
-                  </a:graphicData>
-                </a:graphic>
-              </wp:inline>
-            </w:drawing>
-          </mc:Choice>
-          <mc:Fallback>
-            <w:pict>
-              <v:rect w14:anchorId="190C9F38" id="Horizontal Line 114" o:spid="_x0000_s1026" style="width:3276.75pt;height:.1pt;visibility:visible;mso-wrap-style:square;mso-left-percent:-10001;mso-top-percent:-10001;mso-position-horizontal:absolute;mso-position-horizontal-relative:char;mso-position-vertical:absolute;mso-position-vertical-relative:line;mso-left-percent:-10001;mso-top-percent:-10001;v-text-anchor:top" o:gfxdata="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" filled="f" strokecolor="#a0a0a0" strokeweight=".26467mm">
-                <v:textbox inset="0,0,0,0"/>
-                <w10:anchorlock/>
-              </v:rect>
-            </w:pict>
-          </mc:Fallback>
-        </mc:AlternateContent>
-      </w:r>
-    </w:p>
+    <w:p/>
     <w:p>
       <w:pPr>
         <w:rPr>
@@ -9973,58 +9464,7 @@
         <w:t>, evaluando las capacidades mínimas necesarias para simular una amenaza real sin implicar daño alguno.</w:t>
       </w:r>
     </w:p>
-    <w:p>
-      <w:r>
-        <w:rPr>
-          <w:noProof/>
-        </w:rPr>
-        <mc:AlternateContent>
-          <mc:Choice Requires="wps">
-            <w:drawing>
-              <wp:inline distT="0" distB="0" distL="0" distR="0" wp14:anchorId="11F1464A" wp14:editId="70224565">
-                <wp:extent cx="41614728" cy="1271"/>
-                <wp:effectExtent l="0" t="0" r="28572" b="36829"/>
-                <wp:docPr id="1427219311" name="Horizontal Line 115"/>
-                <wp:cNvGraphicFramePr/>
-                <a:graphic xmlns:a="http://schemas.openxmlformats.org/drawingml/2006/main">
-                  <a:graphicData uri="http://schemas.microsoft.com/office/word/2010/wordprocessingShape">
-                    <wps:wsp>
-                      <wps:cNvSpPr/>
-                      <wps:spPr>
-                        <a:xfrm>
-                          <a:off x="0" y="0"/>
-                          <a:ext cx="41614728" cy="1271"/>
-                        </a:xfrm>
-                        <a:prstGeom prst="rect">
-                          <a:avLst/>
-                        </a:prstGeom>
-                        <a:noFill/>
-                        <a:ln w="9528" cap="flat">
-                          <a:solidFill>
-                            <a:srgbClr val="A0A0A0"/>
-                          </a:solidFill>
-                          <a:prstDash val="solid"/>
-                          <a:miter/>
-                        </a:ln>
-                      </wps:spPr>
-                      <wps:bodyPr lIns="0" tIns="0" rIns="0" bIns="0"/>
-                    </wps:wsp>
-                  </a:graphicData>
-                </a:graphic>
-              </wp:inline>
-            </w:drawing>
-          </mc:Choice>
-          <mc:Fallback>
-            <w:pict>
-              <v:rect w14:anchorId="352ABED5" id="Horizontal Line 115" o:spid="_x0000_s1026" style="width:3276.75pt;height:.1pt;visibility:visible;mso-wrap-style:square;mso-left-percent:-10001;mso-top-percent:-10001;mso-position-horizontal:absolute;mso-position-horizontal-relative:char;mso-position-vertical:absolute;mso-position-vertical-relative:line;mso-left-percent:-10001;mso-top-percent:-10001;v-text-anchor:top" o:gfxdata="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" filled="f" strokecolor="#a0a0a0" strokeweight=".26467mm">
-                <v:textbox inset="0,0,0,0"/>
-                <w10:anchorlock/>
-              </v:rect>
-            </w:pict>
-          </mc:Fallback>
-        </mc:AlternateContent>
-      </w:r>
-    </w:p>
+    <w:p/>
     <w:p>
       <w:pPr>
         <w:rPr>
@@ -10149,58 +9589,7 @@
         <w:t>El servidor actúa como centro de control, gestionando múltiples conexiones de clientes y enviando instrucciones cifradas a través de un canal seguro.</w:t>
       </w:r>
     </w:p>
-    <w:p>
-      <w:r>
-        <w:rPr>
-          <w:noProof/>
-        </w:rPr>
-        <mc:AlternateContent>
-          <mc:Choice Requires="wps">
-            <w:drawing>
-              <wp:inline distT="0" distB="0" distL="0" distR="0" wp14:anchorId="6DCD1C97" wp14:editId="70CEB215">
-                <wp:extent cx="41614728" cy="1271"/>
-                <wp:effectExtent l="0" t="0" r="28572" b="36829"/>
-                <wp:docPr id="832407222" name="Horizontal Line 116"/>
-                <wp:cNvGraphicFramePr/>
-                <a:graphic xmlns:a="http://schemas.openxmlformats.org/drawingml/2006/main">
-                  <a:graphicData uri="http://schemas.microsoft.com/office/word/2010/wordprocessingShape">
-                    <wps:wsp>
-                      <wps:cNvSpPr/>
-                      <wps:spPr>
-                        <a:xfrm>
-                          <a:off x="0" y="0"/>
-                          <a:ext cx="41614728" cy="1271"/>
-                        </a:xfrm>
-                        <a:prstGeom prst="rect">
-                          <a:avLst/>
-                        </a:prstGeom>
-                        <a:noFill/>
-                        <a:ln w="9528" cap="flat">
-                          <a:solidFill>
-                            <a:srgbClr val="A0A0A0"/>
-                          </a:solidFill>
-                          <a:prstDash val="solid"/>
-                          <a:miter/>
-                        </a:ln>
-                      </wps:spPr>
-                      <wps:bodyPr lIns="0" tIns="0" rIns="0" bIns="0"/>
-                    </wps:wsp>
-                  </a:graphicData>
-                </a:graphic>
-              </wp:inline>
-            </w:drawing>
-          </mc:Choice>
-          <mc:Fallback>
-            <w:pict>
-              <v:rect w14:anchorId="12ED282A" id="Horizontal Line 116" o:spid="_x0000_s1026" style="width:3276.75pt;height:.1pt;visibility:visible;mso-wrap-style:square;mso-left-percent:-10001;mso-top-percent:-10001;mso-position-horizontal:absolute;mso-position-horizontal-relative:char;mso-position-vertical:absolute;mso-position-vertical-relative:line;mso-left-percent:-10001;mso-top-percent:-10001;v-text-anchor:top" o:gfxdata="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" filled="f" strokecolor="#a0a0a0" strokeweight=".26467mm">
-                <v:textbox inset="0,0,0,0"/>
-                <w10:anchorlock/>
-              </v:rect>
-            </w:pict>
-          </mc:Fallback>
-        </mc:AlternateContent>
-      </w:r>
-    </w:p>
+    <w:p/>
     <w:p>
       <w:pPr>
         <w:rPr>
@@ -10532,58 +9921,7 @@
         <w:t>.</w:t>
       </w:r>
     </w:p>
-    <w:p>
-      <w:r>
-        <w:rPr>
-          <w:noProof/>
-        </w:rPr>
-        <mc:AlternateContent>
-          <mc:Choice Requires="wps">
-            <w:drawing>
-              <wp:inline distT="0" distB="0" distL="0" distR="0" wp14:anchorId="1CC075A9" wp14:editId="1E6E9E34">
-                <wp:extent cx="41614728" cy="1271"/>
-                <wp:effectExtent l="0" t="0" r="28572" b="36829"/>
-                <wp:docPr id="133878722" name="Horizontal Line 118"/>
-                <wp:cNvGraphicFramePr/>
-                <a:graphic xmlns:a="http://schemas.openxmlformats.org/drawingml/2006/main">
-                  <a:graphicData uri="http://schemas.microsoft.com/office/word/2010/wordprocessingShape">
-                    <wps:wsp>
-                      <wps:cNvSpPr/>
-                      <wps:spPr>
-                        <a:xfrm>
-                          <a:off x="0" y="0"/>
-                          <a:ext cx="41614728" cy="1271"/>
-                        </a:xfrm>
-                        <a:prstGeom prst="rect">
-                          <a:avLst/>
-                        </a:prstGeom>
-                        <a:noFill/>
-                        <a:ln w="9528" cap="flat">
-                          <a:solidFill>
-                            <a:srgbClr val="A0A0A0"/>
-                          </a:solidFill>
-                          <a:prstDash val="solid"/>
-                          <a:miter/>
-                        </a:ln>
-                      </wps:spPr>
-                      <wps:bodyPr lIns="0" tIns="0" rIns="0" bIns="0"/>
-                    </wps:wsp>
-                  </a:graphicData>
-                </a:graphic>
-              </wp:inline>
-            </w:drawing>
-          </mc:Choice>
-          <mc:Fallback>
-            <w:pict>
-              <v:rect w14:anchorId="4CF5AEED" id="Horizontal Line 118" o:spid="_x0000_s1026" style="width:3276.75pt;height:.1pt;visibility:visible;mso-wrap-style:square;mso-left-percent:-10001;mso-top-percent:-10001;mso-position-horizontal:absolute;mso-position-horizontal-relative:char;mso-position-vertical:absolute;mso-position-vertical-relative:line;mso-left-percent:-10001;mso-top-percent:-10001;v-text-anchor:top" o:gfxdata="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" filled="f" strokecolor="#a0a0a0" strokeweight=".26467mm">
-                <v:textbox inset="0,0,0,0"/>
-                <w10:anchorlock/>
-              </v:rect>
-            </w:pict>
-          </mc:Fallback>
-        </mc:AlternateContent>
-      </w:r>
-    </w:p>
+    <w:p/>
     <w:p>
       <w:pPr>
         <w:rPr>
@@ -10661,58 +9999,7 @@
         <w:t>.</w:t>
       </w:r>
     </w:p>
-    <w:p>
-      <w:r>
-        <w:rPr>
-          <w:noProof/>
-        </w:rPr>
-        <mc:AlternateContent>
-          <mc:Choice Requires="wps">
-            <w:drawing>
-              <wp:inline distT="0" distB="0" distL="0" distR="0" wp14:anchorId="14B7E126" wp14:editId="6D452161">
-                <wp:extent cx="41614728" cy="1271"/>
-                <wp:effectExtent l="0" t="0" r="28572" b="36829"/>
-                <wp:docPr id="51983640" name="Horizontal Line 119"/>
-                <wp:cNvGraphicFramePr/>
-                <a:graphic xmlns:a="http://schemas.openxmlformats.org/drawingml/2006/main">
-                  <a:graphicData uri="http://schemas.microsoft.com/office/word/2010/wordprocessingShape">
-                    <wps:wsp>
-                      <wps:cNvSpPr/>
-                      <wps:spPr>
-                        <a:xfrm>
-                          <a:off x="0" y="0"/>
-                          <a:ext cx="41614728" cy="1271"/>
-                        </a:xfrm>
-                        <a:prstGeom prst="rect">
-                          <a:avLst/>
-                        </a:prstGeom>
-                        <a:noFill/>
-                        <a:ln w="9528" cap="flat">
-                          <a:solidFill>
-                            <a:srgbClr val="A0A0A0"/>
-                          </a:solidFill>
-                          <a:prstDash val="solid"/>
-                          <a:miter/>
-                        </a:ln>
-                      </wps:spPr>
-                      <wps:bodyPr lIns="0" tIns="0" rIns="0" bIns="0"/>
-                    </wps:wsp>
-                  </a:graphicData>
-                </a:graphic>
-              </wp:inline>
-            </w:drawing>
-          </mc:Choice>
-          <mc:Fallback>
-            <w:pict>
-              <v:rect w14:anchorId="6D132B1F" id="Horizontal Line 119" o:spid="_x0000_s1026" style="width:3276.75pt;height:.1pt;visibility:visible;mso-wrap-style:square;mso-left-percent:-10001;mso-top-percent:-10001;mso-position-horizontal:absolute;mso-position-horizontal-relative:char;mso-position-vertical:absolute;mso-position-vertical-relative:line;mso-left-percent:-10001;mso-top-percent:-10001;v-text-anchor:top" o:gfxdata="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" filled="f" strokecolor="#a0a0a0" strokeweight=".26467mm">
-                <v:textbox inset="0,0,0,0"/>
-                <w10:anchorlock/>
-              </v:rect>
-            </w:pict>
-          </mc:Fallback>
-        </mc:AlternateContent>
-      </w:r>
-    </w:p>
+    <w:p/>
     <w:p>
       <w:pPr>
         <w:rPr>
@@ -10819,7 +10106,15 @@
         <w:t xml:space="preserve">En este bloque se presenta de forma detallada la principal contribución de este Trabajo Fin de Máster: el </w:t>
       </w:r>
       <w:r>
-        <w:t>desarrollo de una herramienta software que simula el funcionamiento de un malware tipo Remote Access Trojan (RAT), que hemos denominado Infiltrator. La herramienta ha sido concebida como una plataforma de pruebas para estudiar técnicas de acceso remoto, persistencia, recolección de información y evasión de detección, dentro de un entorno controlado y con fines exclusivamente académicos.</w:t>
+        <w:t xml:space="preserve">desarrollo de una herramienta software que simula el funcionamiento de un </w:t>
+      </w:r>
+      <w:proofErr w:type="gramStart"/>
+      <w:r>
+        <w:t>malware</w:t>
+      </w:r>
+      <w:proofErr w:type="gramEnd"/>
+      <w:r>
+        <w:t xml:space="preserve"> tipo Remote Access Trojan (RAT), que hemos denominado Infiltrator. La herramienta ha sido concebida como una plataforma de pruebas para estudiar técnicas de acceso remoto, persistencia, recolección de información y evasión de detección, dentro de un entorno controlado y con fines exclusivamente académicos.</w:t>
       </w:r>
     </w:p>
     <w:p>
@@ -10878,10 +10173,26 @@
     </w:p>
     <w:p>
       <w:r>
-        <w:t xml:space="preserve">Comenzamos este proyecto con la idea de que actualmente, muchos laboratorios académicos y entornos formativos en ciberseguridad carecen de recursos realistas y funcionales para analizar cómo se comportan los malware tipo RAT en escenarios simulados. </w:t>
-      </w:r>
-      <w:r>
-        <w:t>El uso de muestras reales en entornos de formación conlleva riesgos legales, éticos y operacionales. Frente a esto, surge la necesidad de diseñar una herramienta propia y controlada, con funcionalidades equiparables a las de un malware real, pero desarrollada con fines educativos e investigativos.</w:t>
+        <w:t xml:space="preserve">Comenzamos este proyecto con la idea de que actualmente, muchos laboratorios académicos y entornos formativos en ciberseguridad carecen de recursos realistas y funcionales para analizar cómo se comportan los </w:t>
+      </w:r>
+      <w:proofErr w:type="gramStart"/>
+      <w:r>
+        <w:t>malware</w:t>
+      </w:r>
+      <w:proofErr w:type="gramEnd"/>
+      <w:r>
+        <w:t xml:space="preserve"> tipo RAT en escenarios simulados. </w:t>
+      </w:r>
+      <w:r>
+        <w:t xml:space="preserve">El uso de muestras reales en entornos de formación conlleva riesgos legales, éticos y operacionales. Frente a esto, surge la necesidad de diseñar una herramienta propia y controlada, con funcionalidades equiparables a las de un </w:t>
+      </w:r>
+      <w:proofErr w:type="gramStart"/>
+      <w:r>
+        <w:t>malware</w:t>
+      </w:r>
+      <w:proofErr w:type="gramEnd"/>
+      <w:r>
+        <w:t xml:space="preserve"> real, pero desarrollada con fines educativos e investigativos.</w:t>
       </w:r>
     </w:p>
     <w:p>
@@ -10907,7 +10218,15 @@
     </w:p>
     <w:p>
       <w:r>
-        <w:t>Este desarrollo se enmarca en un contexto académico, dentro de un entorno aislado y seguro, sin conexión a redes productivas ni a Internet. El sistema puede utilizarse en universidades, centros de formación técnica o laboratorios de análisis de malware, como recurso para la formación de especialistas en ciberseguridad y para la experimentación con mecanismos de detección y respuesta ante amenazas.</w:t>
+        <w:t xml:space="preserve">Este desarrollo se enmarca en un contexto académico, dentro de un entorno aislado y seguro, sin conexión a redes productivas ni a Internet. El sistema puede utilizarse en universidades, centros de formación técnica o laboratorios de análisis de </w:t>
+      </w:r>
+      <w:proofErr w:type="gramStart"/>
+      <w:r>
+        <w:t>malware</w:t>
+      </w:r>
+      <w:proofErr w:type="gramEnd"/>
+      <w:r>
+        <w:t>, como recurso para la formación de especialistas en ciberseguridad y para la experimentación con mecanismos de detección y respuesta ante amenazas.</w:t>
       </w:r>
     </w:p>
     <w:p>
@@ -10925,7 +10244,15 @@
     </w:p>
     <w:p>
       <w:r>
-        <w:t>Durante la definición de los requisitos y el diseño funcional de la herramienta, se ha contado con la supervisión del director del TFG, con experiencia en el ámbito de la ingeniería informática y los sistemas de mando y control. Asimismo, se han revisado informes técnicos y documentación de análisis forense de APTs reales, publicados por empresas especializadas como FireEye, Kaspersky, MITRE ATT&amp;CK, entre otras, con el objetivo de replicar comportamientos legítimos de malware y estructurar una arquitectura modular y extensible.</w:t>
+        <w:t xml:space="preserve">Durante la definición de los requisitos y el diseño funcional de la herramienta, se ha contado con la supervisión del director del TFG, con experiencia en el ámbito de la ingeniería informática y los sistemas de mando y control. Asimismo, se han revisado informes técnicos y documentación de análisis forense de APTs reales, publicados por empresas especializadas como FireEye, Kaspersky, MITRE ATT&amp;CK, entre otras, con el objetivo de replicar comportamientos legítimos de </w:t>
+      </w:r>
+      <w:proofErr w:type="gramStart"/>
+      <w:r>
+        <w:t>malware</w:t>
+      </w:r>
+      <w:proofErr w:type="gramEnd"/>
+      <w:r>
+        <w:t xml:space="preserve"> y estructurar una arquitectura modular y extensible.</w:t>
       </w:r>
     </w:p>
     <w:p>
@@ -11269,7 +10596,15 @@
     </w:p>
     <w:p>
       <w:r>
-        <w:t xml:space="preserve">La herramienta desarrollada, denominada Infiltrator Project, es una implementación funcional de un malware RAT, diseñada para operar en entornos controlados con fines académicos y de investigación. El sistema se compone de dos módulos principales: el cliente (implantado en la máquina objetivo) y el servidor de control (C2), encargado de la gestión de sesiones y el </w:t>
+        <w:t xml:space="preserve">La herramienta desarrollada, denominada Infiltrator Project, es una implementación funcional de un </w:t>
+      </w:r>
+      <w:proofErr w:type="gramStart"/>
+      <w:r>
+        <w:t>malware</w:t>
+      </w:r>
+      <w:proofErr w:type="gramEnd"/>
+      <w:r>
+        <w:t xml:space="preserve"> RAT, diseñada para operar en entornos controlados con fines académicos y de investigación. El sistema se compone de dos módulos principales: el cliente (implantado en la máquina objetivo) y el servidor de control (C2), encargado de la gestión de sesiones y el </w:t>
       </w:r>
       <w:r>
         <w:t>envío</w:t>
@@ -12141,27 +11476,14 @@
       <w:r>
         <w:t xml:space="preserve">Ilustración </w:t>
       </w:r>
-      <w:r>
-        <w:fldChar w:fldCharType="begin"/>
-      </w:r>
-      <w:r>
-        <w:instrText xml:space="preserve"> SEQ Ilustración \* ARABIC </w:instrText>
-      </w:r>
-      <w:r>
-        <w:fldChar w:fldCharType="separate"/>
-      </w:r>
-      <w:r>
-        <w:rPr>
-          <w:noProof/>
-        </w:rPr>
-        <w:t>1</w:t>
-      </w:r>
-      <w:r>
-        <w:rPr>
-          <w:noProof/>
-        </w:rPr>
-        <w:fldChar w:fldCharType="end"/>
-      </w:r>
+      <w:fldSimple w:instr=" SEQ Ilustración \* ARABIC ">
+        <w:r>
+          <w:rPr>
+            <w:noProof/>
+          </w:rPr>
+          <w:t>1</w:t>
+        </w:r>
+      </w:fldSimple>
       <w:r>
         <w:t>: Estructura Proyecto Servidor</w:t>
       </w:r>
@@ -12174,18 +11496,18 @@
     <w:p>
       <w:pPr>
         <w:rPr>
-          <w:rStyle w:val="Textoennegrita"/>
-        </w:rPr>
-      </w:pPr>
-      <w:r>
-        <w:rPr>
-          <w:rStyle w:val="Textoennegrita"/>
+          <w:rStyle w:val="Referenciaintensa"/>
+        </w:rPr>
+      </w:pPr>
+      <w:r>
+        <w:rPr>
+          <w:rStyle w:val="Referenciaintensa"/>
         </w:rPr>
         <w:t>Paquete</w:t>
       </w:r>
       <w:r>
         <w:rPr>
-          <w:rStyle w:val="Textoennegrita"/>
+          <w:rStyle w:val="Referenciaintensa"/>
         </w:rPr>
         <w:t xml:space="preserve"> Cliente</w:t>
       </w:r>
@@ -12614,27 +11936,14 @@
       <w:r>
         <w:t xml:space="preserve">Ilustración </w:t>
       </w:r>
-      <w:r>
-        <w:fldChar w:fldCharType="begin"/>
-      </w:r>
-      <w:r>
-        <w:instrText xml:space="preserve"> SEQ Ilustración \* ARABIC </w:instrText>
-      </w:r>
-      <w:r>
-        <w:fldChar w:fldCharType="separate"/>
-      </w:r>
-      <w:r>
-        <w:rPr>
-          <w:noProof/>
-        </w:rPr>
-        <w:t>2</w:t>
-      </w:r>
-      <w:r>
-        <w:rPr>
-          <w:noProof/>
-        </w:rPr>
-        <w:fldChar w:fldCharType="end"/>
-      </w:r>
+      <w:fldSimple w:instr=" SEQ Ilustración \* ARABIC ">
+        <w:r>
+          <w:rPr>
+            <w:noProof/>
+          </w:rPr>
+          <w:t>2</w:t>
+        </w:r>
+      </w:fldSimple>
       <w:r>
         <w:t>: Clase Cliente en Servidor</w:t>
       </w:r>
@@ -12642,12 +11951,12 @@
     <w:p>
       <w:pPr>
         <w:rPr>
-          <w:rStyle w:val="Textoennegrita"/>
-        </w:rPr>
-      </w:pPr>
-      <w:r>
-        <w:rPr>
-          <w:rStyle w:val="Textoennegrita"/>
+          <w:rStyle w:val="Referenciaintensa"/>
+        </w:rPr>
+      </w:pPr>
+      <w:r>
+        <w:rPr>
+          <w:rStyle w:val="Referenciaintensa"/>
         </w:rPr>
         <w:t>Paquete Conexión</w:t>
       </w:r>
@@ -12761,19 +12070,35 @@
     <w:p>
       <w:pPr>
         <w:rPr>
-          <w:rStyle w:val="Textoennegrita"/>
-        </w:rPr>
-      </w:pPr>
-      <w:r>
-        <w:rPr>
-          <w:rStyle w:val="Textoennegrita"/>
-        </w:rPr>
-        <w:t>Clase Ngrok</w:t>
-      </w:r>
-    </w:p>
-    <w:p>
-      <w:r>
-        <w:t xml:space="preserve">La clase Ngrok tiene como objetivo </w:t>
+          <w:rStyle w:val="Referenciaintensa"/>
+        </w:rPr>
+      </w:pPr>
+      <w:r>
+        <w:rPr>
+          <w:rStyle w:val="Referenciaintensa"/>
+        </w:rPr>
+        <w:t xml:space="preserve">Clase </w:t>
+      </w:r>
+      <w:proofErr w:type="spellStart"/>
+      <w:r>
+        <w:rPr>
+          <w:rStyle w:val="Referenciaintensa"/>
+        </w:rPr>
+        <w:t>Ngrok</w:t>
+      </w:r>
+      <w:proofErr w:type="spellEnd"/>
+    </w:p>
+    <w:p>
+      <w:r>
+        <w:t xml:space="preserve">La clase </w:t>
+      </w:r>
+      <w:proofErr w:type="spellStart"/>
+      <w:r>
+        <w:t>Ngrok</w:t>
+      </w:r>
+      <w:proofErr w:type="spellEnd"/>
+      <w:r>
+        <w:t xml:space="preserve"> tiene como objetivo </w:t>
       </w:r>
       <w:r>
         <w:rPr>
@@ -12890,7 +12215,15 @@
         <w:t xml:space="preserve"> </w:t>
       </w:r>
       <w:r>
-        <w:t>tcp://[dominio].tcp.ngrok.io:[puerto]</w:t>
+        <w:t>tcp://[dominio</w:t>
+      </w:r>
+      <w:proofErr w:type="gramStart"/>
+      <w:r>
+        <w:t>].tcp.ngrok.io</w:t>
+      </w:r>
+      <w:proofErr w:type="gramEnd"/>
+      <w:r>
+        <w:t>:[puerto]</w:t>
       </w:r>
       <w:r>
         <w:t xml:space="preserve"> </w:t>
@@ -12984,27 +12317,14 @@
       <w:r>
         <w:t xml:space="preserve">Ilustración </w:t>
       </w:r>
-      <w:r>
-        <w:fldChar w:fldCharType="begin"/>
-      </w:r>
-      <w:r>
-        <w:instrText xml:space="preserve"> SEQ Ilustración \* ARABIC </w:instrText>
-      </w:r>
-      <w:r>
-        <w:fldChar w:fldCharType="separate"/>
-      </w:r>
-      <w:r>
-        <w:rPr>
-          <w:noProof/>
-        </w:rPr>
-        <w:t>3</w:t>
-      </w:r>
-      <w:r>
-        <w:rPr>
-          <w:noProof/>
-        </w:rPr>
-        <w:fldChar w:fldCharType="end"/>
-      </w:r>
+      <w:fldSimple w:instr=" SEQ Ilustración \* ARABIC ">
+        <w:r>
+          <w:rPr>
+            <w:noProof/>
+          </w:rPr>
+          <w:t>3</w:t>
+        </w:r>
+      </w:fldSimple>
       <w:r>
         <w:t>: Clase Ngrok Servidor</w:t>
       </w:r>
@@ -13017,12 +12337,12 @@
     <w:p>
       <w:pPr>
         <w:rPr>
-          <w:rStyle w:val="Textoennegrita"/>
-        </w:rPr>
-      </w:pPr>
-      <w:r>
-        <w:rPr>
-          <w:rStyle w:val="Textoennegrita"/>
+          <w:rStyle w:val="Referenciaintensa"/>
+        </w:rPr>
+      </w:pPr>
+      <w:r>
+        <w:rPr>
+          <w:rStyle w:val="Referenciaintensa"/>
         </w:rPr>
         <w:lastRenderedPageBreak/>
         <w:t xml:space="preserve">Clase </w:t>
@@ -13030,7 +12350,7 @@
       <w:proofErr w:type="spellStart"/>
       <w:r>
         <w:rPr>
-          <w:rStyle w:val="Textoennegrita"/>
+          <w:rStyle w:val="Referenciaintensa"/>
         </w:rPr>
         <w:t>ServerSocket</w:t>
       </w:r>
@@ -13256,27 +12576,14 @@
       <w:r>
         <w:t xml:space="preserve">Ilustración </w:t>
       </w:r>
-      <w:r>
-        <w:fldChar w:fldCharType="begin"/>
-      </w:r>
-      <w:r>
-        <w:instrText xml:space="preserve"> SEQ Ilustración \* ARABIC </w:instrText>
-      </w:r>
-      <w:r>
-        <w:fldChar w:fldCharType="separate"/>
-      </w:r>
-      <w:r>
-        <w:rPr>
-          <w:noProof/>
-        </w:rPr>
-        <w:t>4</w:t>
-      </w:r>
-      <w:r>
-        <w:rPr>
-          <w:noProof/>
-        </w:rPr>
-        <w:fldChar w:fldCharType="end"/>
-      </w:r>
+      <w:fldSimple w:instr=" SEQ Ilustración \* ARABIC ">
+        <w:r>
+          <w:rPr>
+            <w:noProof/>
+          </w:rPr>
+          <w:t>4</w:t>
+        </w:r>
+      </w:fldSimple>
       <w:r>
         <w:t xml:space="preserve">: Variables </w:t>
       </w:r>
@@ -13609,27 +12916,14 @@
       <w:r>
         <w:t xml:space="preserve">Ilustración </w:t>
       </w:r>
-      <w:r>
-        <w:fldChar w:fldCharType="begin"/>
-      </w:r>
-      <w:r>
-        <w:instrText xml:space="preserve"> SEQ Ilustración \* ARABIC </w:instrText>
-      </w:r>
-      <w:r>
-        <w:fldChar w:fldCharType="separate"/>
-      </w:r>
-      <w:r>
-        <w:rPr>
-          <w:noProof/>
-        </w:rPr>
-        <w:t>5</w:t>
-      </w:r>
-      <w:r>
-        <w:rPr>
-          <w:noProof/>
-        </w:rPr>
-        <w:fldChar w:fldCharType="end"/>
-      </w:r>
+      <w:fldSimple w:instr=" SEQ Ilustración \* ARABIC ">
+        <w:r>
+          <w:rPr>
+            <w:noProof/>
+          </w:rPr>
+          <w:t>5</w:t>
+        </w:r>
+      </w:fldSimple>
       <w:r>
         <w:t>: Función startServer</w:t>
       </w:r>
@@ -13638,11 +12932,19 @@
       <w:r>
         <w:t xml:space="preserve">El método </w:t>
       </w:r>
+      <w:proofErr w:type="gramStart"/>
       <w:r>
         <w:rPr>
           <w:rStyle w:val="nfasis"/>
         </w:rPr>
-        <w:t>startServer()</w:t>
+        <w:t>startServer(</w:t>
+      </w:r>
+      <w:proofErr w:type="gramEnd"/>
+      <w:r>
+        <w:rPr>
+          <w:rStyle w:val="nfasis"/>
+        </w:rPr>
+        <w:t>)</w:t>
       </w:r>
       <w:r>
         <w:t xml:space="preserve"> inicia un listener TCP en la IP y puerto definidos en la clase </w:t>
@@ -13719,27 +13021,14 @@
       <w:r>
         <w:t xml:space="preserve">Ilustración </w:t>
       </w:r>
-      <w:r>
-        <w:fldChar w:fldCharType="begin"/>
-      </w:r>
-      <w:r>
-        <w:instrText xml:space="preserve"> SEQ Ilustración \* ARABIC </w:instrText>
-      </w:r>
-      <w:r>
-        <w:fldChar w:fldCharType="separate"/>
-      </w:r>
-      <w:r>
-        <w:rPr>
-          <w:noProof/>
-        </w:rPr>
-        <w:t>6</w:t>
-      </w:r>
-      <w:r>
-        <w:rPr>
-          <w:noProof/>
-        </w:rPr>
-        <w:fldChar w:fldCharType="end"/>
-      </w:r>
+      <w:fldSimple w:instr=" SEQ Ilustración \* ARABIC ">
+        <w:r>
+          <w:rPr>
+            <w:noProof/>
+          </w:rPr>
+          <w:t>6</w:t>
+        </w:r>
+      </w:fldSimple>
       <w:r>
         <w:t>: Función AcceptClients</w:t>
       </w:r>
@@ -13822,27 +13111,14 @@
       <w:r>
         <w:t xml:space="preserve">Ilustración </w:t>
       </w:r>
-      <w:r>
-        <w:fldChar w:fldCharType="begin"/>
-      </w:r>
-      <w:r>
-        <w:instrText xml:space="preserve"> SEQ Ilustración \* ARABIC </w:instrText>
-      </w:r>
-      <w:r>
-        <w:fldChar w:fldCharType="separate"/>
-      </w:r>
-      <w:r>
-        <w:rPr>
-          <w:noProof/>
-        </w:rPr>
-        <w:t>7</w:t>
-      </w:r>
-      <w:r>
-        <w:rPr>
-          <w:noProof/>
-        </w:rPr>
-        <w:fldChar w:fldCharType="end"/>
-      </w:r>
+      <w:fldSimple w:instr=" SEQ Ilustración \* ARABIC ">
+        <w:r>
+          <w:rPr>
+            <w:noProof/>
+          </w:rPr>
+          <w:t>7</w:t>
+        </w:r>
+      </w:fldSimple>
       <w:r>
         <w:t>: Función SendCommand</w:t>
       </w:r>
@@ -13947,27 +13223,14 @@
       <w:r>
         <w:t xml:space="preserve">Ilustración </w:t>
       </w:r>
-      <w:r>
-        <w:fldChar w:fldCharType="begin"/>
-      </w:r>
-      <w:r>
-        <w:instrText xml:space="preserve"> SEQ Ilustración \* ARABIC </w:instrText>
-      </w:r>
-      <w:r>
-        <w:fldChar w:fldCharType="separate"/>
-      </w:r>
-      <w:r>
-        <w:rPr>
-          <w:noProof/>
-        </w:rPr>
-        <w:t>8</w:t>
-      </w:r>
-      <w:r>
-        <w:rPr>
-          <w:noProof/>
-        </w:rPr>
-        <w:fldChar w:fldCharType="end"/>
-      </w:r>
+      <w:fldSimple w:instr=" SEQ Ilustración \* ARABIC ">
+        <w:r>
+          <w:rPr>
+            <w:noProof/>
+          </w:rPr>
+          <w:t>8</w:t>
+        </w:r>
+      </w:fldSimple>
       <w:r>
         <w:t xml:space="preserve">: Función </w:t>
       </w:r>
@@ -14260,19 +13523,19 @@
     <w:p>
       <w:pPr>
         <w:rPr>
-          <w:rStyle w:val="Textoennegrita"/>
-        </w:rPr>
-      </w:pPr>
-      <w:r>
-        <w:rPr>
-          <w:rStyle w:val="Textoennegrita"/>
+          <w:rStyle w:val="Referenciaintensa"/>
+        </w:rPr>
+      </w:pPr>
+      <w:r>
+        <w:rPr>
+          <w:rStyle w:val="Referenciaintensa"/>
         </w:rPr>
         <w:t xml:space="preserve">Clase </w:t>
       </w:r>
       <w:proofErr w:type="spellStart"/>
       <w:r>
         <w:rPr>
-          <w:rStyle w:val="Textoennegrita"/>
+          <w:rStyle w:val="Referenciaintensa"/>
         </w:rPr>
         <w:t>Protocol</w:t>
       </w:r>
@@ -14313,15 +13576,7 @@
       </w:r>
       <w:proofErr w:type="spellEnd"/>
       <w:r>
-        <w:t xml:space="preserve"> </w:t>
-      </w:r>
-      <w:proofErr w:type="spellStart"/>
-      <w:r>
-        <w:t>Channel</w:t>
-      </w:r>
-      <w:proofErr w:type="spellEnd"/>
-      <w:r>
-        <w:t xml:space="preserve"> define los </w:t>
+        <w:t xml:space="preserve"> Channel define los </w:t>
       </w:r>
       <w:r>
         <w:rPr>
@@ -14516,15 +13771,7 @@
         <w:spacing w:before="0"/>
       </w:pPr>
       <w:r>
-        <w:t xml:space="preserve">Siguientes 4 bytes: Indican la longitud (en bytes) del mensaje que va a enviarse (el </w:t>
-      </w:r>
-      <w:proofErr w:type="spellStart"/>
-      <w:r>
-        <w:t>payload</w:t>
-      </w:r>
-      <w:proofErr w:type="spellEnd"/>
-      <w:r>
-        <w:t>).</w:t>
+        <w:t>Siguientes 4 bytes: Indican la longitud (en bytes) del mensaje que va a enviarse (el payload).</w:t>
       </w:r>
     </w:p>
     <w:p>
@@ -14534,21 +13781,12 @@
           <w:numId w:val="35"/>
         </w:numPr>
       </w:pPr>
-      <w:proofErr w:type="spellStart"/>
       <w:r>
         <w:rPr>
           <w:b/>
           <w:bCs/>
         </w:rPr>
-        <w:t>Payload</w:t>
-      </w:r>
-      <w:proofErr w:type="spellEnd"/>
-      <w:r>
-        <w:rPr>
-          <w:b/>
-          <w:bCs/>
-        </w:rPr>
-        <w:t>:</w:t>
+        <w:t>Payload:</w:t>
       </w:r>
     </w:p>
     <w:p>
@@ -14670,15 +13908,7 @@
         <w:t>múltiples funcionalidades</w:t>
       </w:r>
       <w:r>
-        <w:t xml:space="preserve"> (</w:t>
-      </w:r>
-      <w:proofErr w:type="spellStart"/>
-      <w:r>
-        <w:t>keylogger</w:t>
-      </w:r>
-      <w:proofErr w:type="spellEnd"/>
-      <w:r>
-        <w:t>, transferencia de archivos, captura de pantalla...) en un solo canal de comunicación.</w:t>
+        <w:t xml:space="preserve"> (keylogger, transferencia de archivos, captura de pantalla...) en un solo canal de comunicación.</w:t>
       </w:r>
     </w:p>
     <w:p>
@@ -14702,21 +13932,27 @@
     <w:p>
       <w:pPr>
         <w:rPr>
-          <w:b/>
-          <w:bCs/>
-        </w:rPr>
-      </w:pPr>
-      <w:r>
-        <w:rPr>
-          <w:b/>
-          <w:bCs/>
+          <w:rStyle w:val="Referenciaintensa"/>
+        </w:rPr>
+      </w:pPr>
+      <w:r>
+        <w:rPr>
+          <w:rStyle w:val="Referenciaintensa"/>
         </w:rPr>
         <w:t>Clase Log</w:t>
       </w:r>
     </w:p>
     <w:p>
       <w:r>
-        <w:t>La clase Logger implementa un sistema de logging basado en archivos de texto, siguiendo el patrón Singleton para garantizar una única instancia en todo el sistema. Genera automáticamente un archivo de log por sesión en una carpeta dedicada, permitiendo registrar eventos del servidor con información precisa de fecha, hora y nivel de gravedad. Además, asegura la integridad de los logs en entornos multihilo utilizando mecanismos de sincronización.</w:t>
+        <w:t xml:space="preserve">La clase </w:t>
+      </w:r>
+      <w:proofErr w:type="spellStart"/>
+      <w:r>
+        <w:t>Logger</w:t>
+      </w:r>
+      <w:proofErr w:type="spellEnd"/>
+      <w:r>
+        <w:t xml:space="preserve"> implementa un sistema de logging basado en archivos de texto, siguiendo el patrón Singleton para garantizar una única instancia en todo el sistema. Genera automáticamente un archivo de log por sesión en una carpeta dedicada, permitiendo registrar eventos del servidor con información precisa de fecha, hora y nivel de gravedad. Además, asegura la integridad de los logs en entornos multihilo utilizando mecanismos de sincronización.</w:t>
       </w:r>
     </w:p>
     <w:p>
@@ -14908,11 +14144,9 @@
       <w:r>
         <w:t xml:space="preserve"> </w:t>
       </w:r>
-      <w:proofErr w:type="spellStart"/>
-      <w:r>
-        <w:t>pasandole</w:t>
-      </w:r>
-      <w:proofErr w:type="spellEnd"/>
+      <w:r>
+        <w:t>pasándole</w:t>
+      </w:r>
       <w:r>
         <w:t xml:space="preserve"> el mensaje y el nivel del Log (INFO, WARNING o ERROR).</w:t>
       </w:r>
@@ -14959,15 +14193,7 @@
     <w:p>
       <w:r>
         <w:lastRenderedPageBreak/>
-        <w:t xml:space="preserve">Entre las funcionalidades implementadas, destaca la captura periódica del estado del sistema, que incluye tanto las teclas pulsadas como las ventanas activas en el sistema operativo. Estos datos son almacenados temporalmente y transmitidos al servidor en intervalos definidos, simulando el comportamiento de una amenaza persistente avanzada. Para el registro de pulsaciones se emplea un </w:t>
-      </w:r>
-      <w:proofErr w:type="spellStart"/>
-      <w:r>
-        <w:t>hook</w:t>
-      </w:r>
-      <w:proofErr w:type="spellEnd"/>
-      <w:r>
-        <w:t xml:space="preserve"> global del teclado, mientras que para la detección de ventanas activas se consulta el identificador de la ventana en primer plano.</w:t>
+        <w:t>Entre las funcionalidades implementadas, destaca la captura periódica del estado del sistema, que incluye tanto las teclas pulsadas como las ventanas activas en el sistema operativo. Estos datos son almacenados temporalmente y transmitidos al servidor en intervalos definidos, simulando el comportamiento de una amenaza persistente avanzada. Para el registro de pulsaciones se emplea un hook global del teclado, mientras que para la detección de ventanas activas se consulta el identificador de la ventana en primer plano.</w:t>
       </w:r>
     </w:p>
     <w:p>
@@ -15083,7 +14309,15 @@
     </w:p>
     <w:p>
       <w:r>
-        <w:t>Por último, se realizaron pruebas de captura de datos sensibles como pulsaciones de teclado y ventanas activas, verificando su envío correcto al servidor y su registro adecuado en los módulos correspondientes. La validación incluyó la revisión manual de los datos recibidos, comprobando que se mantenía la integridad de los mismos durante el tránsito.</w:t>
+        <w:t xml:space="preserve">Por último, se realizaron pruebas de captura de datos sensibles como pulsaciones de teclado y ventanas activas, verificando su envío correcto al servidor y su registro adecuado en los módulos correspondientes. La validación incluyó la revisión manual de los datos recibidos, comprobando que se mantenía la integridad de </w:t>
+      </w:r>
+      <w:proofErr w:type="gramStart"/>
+      <w:r>
+        <w:t>los mismos</w:t>
+      </w:r>
+      <w:proofErr w:type="gramEnd"/>
+      <w:r>
+        <w:t xml:space="preserve"> durante el tránsito.</w:t>
       </w:r>
     </w:p>
     <w:p>
@@ -15198,27 +14432,14 @@
       <w:r>
         <w:t xml:space="preserve">Ilustración </w:t>
       </w:r>
-      <w:r>
-        <w:fldChar w:fldCharType="begin"/>
-      </w:r>
-      <w:r>
-        <w:instrText xml:space="preserve"> SEQ Ilustración \* ARABIC </w:instrText>
-      </w:r>
-      <w:r>
-        <w:fldChar w:fldCharType="separate"/>
-      </w:r>
-      <w:r>
-        <w:rPr>
-          <w:noProof/>
-        </w:rPr>
-        <w:t>9</w:t>
-      </w:r>
-      <w:r>
-        <w:rPr>
-          <w:noProof/>
-        </w:rPr>
-        <w:fldChar w:fldCharType="end"/>
-      </w:r>
+      <w:fldSimple w:instr=" SEQ Ilustración \* ARABIC ">
+        <w:r>
+          <w:rPr>
+            <w:noProof/>
+          </w:rPr>
+          <w:t>9</w:t>
+        </w:r>
+      </w:fldSimple>
       <w:r>
         <w:t>: Estructura Cliente</w:t>
       </w:r>
@@ -15231,18 +14452,24 @@
     <w:p>
       <w:pPr>
         <w:rPr>
-          <w:b/>
-          <w:bCs/>
-        </w:rPr>
-      </w:pPr>
-      <w:r>
-        <w:rPr>
-          <w:b/>
-          <w:bCs/>
+          <w:rStyle w:val="Referenciaintensa"/>
+        </w:rPr>
+      </w:pPr>
+      <w:r>
+        <w:rPr>
+          <w:rStyle w:val="Referenciaintensa"/>
         </w:rPr>
         <w:lastRenderedPageBreak/>
-        <w:t>Clase HandleCommands</w:t>
-      </w:r>
+        <w:t xml:space="preserve">Clase </w:t>
+      </w:r>
+      <w:proofErr w:type="spellStart"/>
+      <w:r>
+        <w:rPr>
+          <w:rStyle w:val="Referenciaintensa"/>
+        </w:rPr>
+        <w:t>HandleCommands</w:t>
+      </w:r>
+      <w:proofErr w:type="spellEnd"/>
     </w:p>
     <w:p>
       <w:r>
@@ -15303,27 +14530,14 @@
       <w:r>
         <w:t xml:space="preserve">Ilustración </w:t>
       </w:r>
-      <w:r>
-        <w:fldChar w:fldCharType="begin"/>
-      </w:r>
-      <w:r>
-        <w:instrText xml:space="preserve"> SEQ Ilustración \* ARABIC </w:instrText>
-      </w:r>
-      <w:r>
-        <w:fldChar w:fldCharType="separate"/>
-      </w:r>
-      <w:r>
-        <w:rPr>
-          <w:noProof/>
-        </w:rPr>
-        <w:t>10</w:t>
-      </w:r>
-      <w:r>
-        <w:rPr>
-          <w:noProof/>
-        </w:rPr>
-        <w:fldChar w:fldCharType="end"/>
-      </w:r>
+      <w:fldSimple w:instr=" SEQ Ilustración \* ARABIC ">
+        <w:r>
+          <w:rPr>
+            <w:noProof/>
+          </w:rPr>
+          <w:t>10</w:t>
+        </w:r>
+      </w:fldSimple>
       <w:r>
         <w:t>: Función ExecuteCommand</w:t>
       </w:r>
@@ -15353,18 +14567,15 @@
         <w:t>, primero valida que el comando no esté vacío, luego configura el proceso para capturar tanto la salida estándar como los errores utilizando codificación UTF-8 y sin mostrar ventana, finalmente devuelve toda la información generada por el comando, incluidos los errores o cualquier excepción, en un único string, lo que facilita al servidor del RAT recibir y mostrar el resultado completo de la ejecución remota.</w:t>
       </w:r>
     </w:p>
-    <w:p/>
-    <w:p>
-      <w:pPr>
-        <w:rPr>
-          <w:b/>
-          <w:bCs/>
-        </w:rPr>
-      </w:pPr>
-      <w:r>
-        <w:rPr>
-          <w:b/>
-          <w:bCs/>
+    <w:p>
+      <w:pPr>
+        <w:rPr>
+          <w:rStyle w:val="Referenciaintensa"/>
+        </w:rPr>
+      </w:pPr>
+      <w:r>
+        <w:rPr>
+          <w:rStyle w:val="Referenciaintensa"/>
         </w:rPr>
         <w:t>Paquete Conexión</w:t>
       </w:r>
@@ -15445,27 +14656,14 @@
       <w:r>
         <w:t xml:space="preserve">Ilustración </w:t>
       </w:r>
-      <w:r>
-        <w:fldChar w:fldCharType="begin"/>
-      </w:r>
-      <w:r>
-        <w:instrText xml:space="preserve"> SEQ Ilustración \* ARABIC </w:instrText>
-      </w:r>
-      <w:r>
-        <w:fldChar w:fldCharType="separate"/>
-      </w:r>
-      <w:r>
-        <w:rPr>
-          <w:noProof/>
-        </w:rPr>
-        <w:t>11</w:t>
-      </w:r>
-      <w:r>
-        <w:rPr>
-          <w:noProof/>
-        </w:rPr>
-        <w:fldChar w:fldCharType="end"/>
-      </w:r>
+      <w:fldSimple w:instr=" SEQ Ilustración \* ARABIC ">
+        <w:r>
+          <w:rPr>
+            <w:noProof/>
+          </w:rPr>
+          <w:t>11</w:t>
+        </w:r>
+      </w:fldSimple>
       <w:r>
         <w:t xml:space="preserve">: Paquete </w:t>
       </w:r>
@@ -15482,22 +14680,19 @@
       <w:pPr>
         <w:spacing w:line="240" w:lineRule="auto"/>
         <w:rPr>
-          <w:b/>
-          <w:bCs/>
-        </w:rPr>
-      </w:pPr>
-      <w:r>
-        <w:rPr>
-          <w:b/>
-          <w:bCs/>
+          <w:rStyle w:val="Referenciaintensa"/>
+        </w:rPr>
+      </w:pPr>
+      <w:r>
+        <w:rPr>
+          <w:rStyle w:val="Referenciaintensa"/>
         </w:rPr>
         <w:t xml:space="preserve">Clase </w:t>
       </w:r>
       <w:proofErr w:type="spellStart"/>
       <w:r>
         <w:rPr>
-          <w:b/>
-          <w:bCs/>
+          <w:rStyle w:val="Referenciaintensa"/>
         </w:rPr>
         <w:t>ClientSocket</w:t>
       </w:r>
@@ -15572,27 +14767,14 @@
       <w:r>
         <w:t xml:space="preserve">Ilustración </w:t>
       </w:r>
-      <w:r>
-        <w:fldChar w:fldCharType="begin"/>
-      </w:r>
-      <w:r>
-        <w:instrText xml:space="preserve"> SEQ Ilustración \* ARABIC </w:instrText>
-      </w:r>
-      <w:r>
-        <w:fldChar w:fldCharType="separate"/>
-      </w:r>
-      <w:r>
-        <w:rPr>
-          <w:noProof/>
-        </w:rPr>
-        <w:t>12</w:t>
-      </w:r>
-      <w:r>
-        <w:rPr>
-          <w:noProof/>
-        </w:rPr>
-        <w:fldChar w:fldCharType="end"/>
-      </w:r>
+      <w:fldSimple w:instr=" SEQ Ilustración \* ARABIC ">
+        <w:r>
+          <w:rPr>
+            <w:noProof/>
+          </w:rPr>
+          <w:t>12</w:t>
+        </w:r>
+      </w:fldSimple>
       <w:r>
         <w:t xml:space="preserve">: Variables </w:t>
       </w:r>
@@ -15836,14 +15018,16 @@
       </w:r>
     </w:p>
     <w:p/>
-    <w:p/>
     <w:p>
       <w:pPr>
         <w:keepNext/>
+        <w:ind w:left="1440"/>
         <w:jc w:val="center"/>
       </w:pPr>
       <w:r>
-        <w:lastRenderedPageBreak/>
+        <w:rPr>
+          <w:noProof/>
+        </w:rPr>
         <w:drawing>
           <wp:inline distT="0" distB="0" distL="0" distR="0" wp14:anchorId="0DFB106C" wp14:editId="78F943B5">
             <wp:extent cx="3505689" cy="990738"/>
@@ -15889,24 +15073,14 @@
       <w:r>
         <w:t xml:space="preserve">Ilustración </w:t>
       </w:r>
-      <w:r>
-        <w:fldChar w:fldCharType="begin"/>
-      </w:r>
-      <w:r>
-        <w:instrText xml:space="preserve"> SEQ Ilustración \* ARABIC </w:instrText>
-      </w:r>
-      <w:r>
-        <w:fldChar w:fldCharType="separate"/>
-      </w:r>
-      <w:r>
-        <w:rPr>
-          <w:noProof/>
-        </w:rPr>
-        <w:t>13</w:t>
-      </w:r>
-      <w:r>
-        <w:fldChar w:fldCharType="end"/>
-      </w:r>
+      <w:fldSimple w:instr=" SEQ Ilustración \* ARABIC ">
+        <w:r>
+          <w:rPr>
+            <w:noProof/>
+          </w:rPr>
+          <w:t>13</w:t>
+        </w:r>
+      </w:fldSimple>
       <w:r>
         <w:t xml:space="preserve">: Función </w:t>
       </w:r>
@@ -15922,6 +15096,7 @@
           <w:i/>
           <w:iCs/>
         </w:rPr>
+        <w:lastRenderedPageBreak/>
         <w:t xml:space="preserve"> </w:t>
       </w:r>
       <w:proofErr w:type="spellStart"/>
@@ -15953,7 +15128,13 @@
         <w:t xml:space="preserve"> e</w:t>
       </w:r>
       <w:r>
-        <w:t>stablece la conexión TCP con el servidor usando la IP/puerto definidos (</w:t>
+        <w:t>stablece la conexión TCP con el servidor usando la IP/</w:t>
+      </w:r>
+      <w:r>
+        <w:t>puertos definidos</w:t>
+      </w:r>
+      <w:r>
+        <w:t xml:space="preserve"> (</w:t>
       </w:r>
       <w:proofErr w:type="spellStart"/>
       <w:r>
@@ -15987,6 +15168,9 @@
         <w:jc w:val="center"/>
       </w:pPr>
       <w:r>
+        <w:rPr>
+          <w:noProof/>
+        </w:rPr>
         <w:drawing>
           <wp:inline distT="0" distB="0" distL="0" distR="0" wp14:anchorId="5DEED129" wp14:editId="5D8CF06C">
             <wp:extent cx="2210108" cy="695422"/>
@@ -16032,24 +15216,14 @@
       <w:r>
         <w:t xml:space="preserve">Ilustración </w:t>
       </w:r>
-      <w:r>
-        <w:fldChar w:fldCharType="begin"/>
-      </w:r>
-      <w:r>
-        <w:instrText xml:space="preserve"> SEQ Ilustración \* ARABIC </w:instrText>
-      </w:r>
-      <w:r>
-        <w:fldChar w:fldCharType="separate"/>
-      </w:r>
-      <w:r>
-        <w:rPr>
-          <w:noProof/>
-        </w:rPr>
-        <w:t>14</w:t>
-      </w:r>
-      <w:r>
-        <w:fldChar w:fldCharType="end"/>
-      </w:r>
+      <w:fldSimple w:instr=" SEQ Ilustración \* ARABIC ">
+        <w:r>
+          <w:rPr>
+            <w:noProof/>
+          </w:rPr>
+          <w:t>14</w:t>
+        </w:r>
+      </w:fldSimple>
       <w:r>
         <w:t xml:space="preserve">: Función </w:t>
       </w:r>
@@ -16083,6 +15257,9 @@
         <w:jc w:val="center"/>
       </w:pPr>
       <w:r>
+        <w:rPr>
+          <w:noProof/>
+        </w:rPr>
         <w:drawing>
           <wp:inline distT="0" distB="0" distL="0" distR="0" wp14:anchorId="7CA39369" wp14:editId="7ADE04B8">
             <wp:extent cx="4572638" cy="1752845"/>
@@ -16128,24 +15305,14 @@
       <w:r>
         <w:t xml:space="preserve">Ilustración </w:t>
       </w:r>
-      <w:r>
-        <w:fldChar w:fldCharType="begin"/>
-      </w:r>
-      <w:r>
-        <w:instrText xml:space="preserve"> SEQ Ilustración \* ARABIC </w:instrText>
-      </w:r>
-      <w:r>
-        <w:fldChar w:fldCharType="separate"/>
-      </w:r>
-      <w:r>
-        <w:rPr>
-          <w:noProof/>
-        </w:rPr>
-        <w:t>15</w:t>
-      </w:r>
-      <w:r>
-        <w:fldChar w:fldCharType="end"/>
-      </w:r>
+      <w:fldSimple w:instr=" SEQ Ilustración \* ARABIC ">
+        <w:r>
+          <w:rPr>
+            <w:noProof/>
+          </w:rPr>
+          <w:t>15</w:t>
+        </w:r>
+      </w:fldSimple>
       <w:r>
         <w:t xml:space="preserve">: Función </w:t>
       </w:r>
@@ -16157,15 +15324,7 @@
     </w:p>
     <w:p>
       <w:r>
-        <w:t>Envía una respuesta al servidor por un canal específico (</w:t>
-      </w:r>
-      <w:proofErr w:type="spellStart"/>
-      <w:r>
-        <w:t>Channel</w:t>
-      </w:r>
-      <w:proofErr w:type="spellEnd"/>
-      <w:r>
-        <w:t xml:space="preserve"> ch).</w:t>
+        <w:t>Envía una respuesta al servidor por un canal específico (Channel ch).</w:t>
       </w:r>
       <w:r>
         <w:br/>
@@ -16218,7 +15377,9 @@
         <w:jc w:val="center"/>
       </w:pPr>
       <w:r>
-        <w:lastRenderedPageBreak/>
+        <w:rPr>
+          <w:noProof/>
+        </w:rPr>
         <w:drawing>
           <wp:inline distT="0" distB="0" distL="0" distR="0" wp14:anchorId="5D3AF176" wp14:editId="06AE8F62">
             <wp:extent cx="4286848" cy="1219370"/>
@@ -16264,24 +15425,14 @@
       <w:r>
         <w:t xml:space="preserve">Ilustración </w:t>
       </w:r>
-      <w:r>
-        <w:fldChar w:fldCharType="begin"/>
-      </w:r>
-      <w:r>
-        <w:instrText xml:space="preserve"> SEQ Ilustración \* ARABIC </w:instrText>
-      </w:r>
-      <w:r>
-        <w:fldChar w:fldCharType="separate"/>
-      </w:r>
-      <w:r>
-        <w:rPr>
-          <w:noProof/>
-        </w:rPr>
-        <w:t>16</w:t>
-      </w:r>
-      <w:r>
-        <w:fldChar w:fldCharType="end"/>
-      </w:r>
+      <w:fldSimple w:instr=" SEQ Ilustración \* ARABIC ">
+        <w:r>
+          <w:rPr>
+            <w:noProof/>
+          </w:rPr>
+          <w:t>16</w:t>
+        </w:r>
+      </w:fldSimple>
       <w:r>
         <w:t xml:space="preserve">: Otras funciones </w:t>
       </w:r>
@@ -16338,22 +15489,19 @@
     <w:p>
       <w:pPr>
         <w:rPr>
-          <w:b/>
-          <w:bCs/>
-        </w:rPr>
-      </w:pPr>
-      <w:r>
-        <w:rPr>
-          <w:b/>
-          <w:bCs/>
+          <w:rStyle w:val="Referenciaintensa"/>
+        </w:rPr>
+      </w:pPr>
+      <w:r>
+        <w:rPr>
+          <w:rStyle w:val="Referenciaintensa"/>
         </w:rPr>
         <w:t xml:space="preserve">Clase </w:t>
       </w:r>
       <w:proofErr w:type="spellStart"/>
       <w:r>
         <w:rPr>
-          <w:b/>
-          <w:bCs/>
+          <w:rStyle w:val="Referenciaintensa"/>
         </w:rPr>
         <w:t>Protocol</w:t>
       </w:r>
@@ -16365,6 +15513,10 @@
         <w:jc w:val="center"/>
       </w:pPr>
       <w:r>
+        <w:rPr>
+          <w:noProof/>
+        </w:rPr>
+        <w:lastRenderedPageBreak/>
         <w:drawing>
           <wp:inline distT="0" distB="0" distL="0" distR="0" wp14:anchorId="3A3EE3A8" wp14:editId="0F9F697F">
             <wp:extent cx="1771897" cy="2200582"/>
@@ -16410,36 +15562,21 @@
       <w:r>
         <w:t xml:space="preserve">Ilustración </w:t>
       </w:r>
-      <w:r>
-        <w:fldChar w:fldCharType="begin"/>
-      </w:r>
-      <w:r>
-        <w:instrText xml:space="preserve"> SEQ Ilustración \* ARABIC </w:instrText>
-      </w:r>
-      <w:r>
-        <w:fldChar w:fldCharType="separate"/>
-      </w:r>
-      <w:r>
-        <w:rPr>
-          <w:noProof/>
-        </w:rPr>
-        <w:t>17</w:t>
-      </w:r>
-      <w:r>
-        <w:fldChar w:fldCharType="end"/>
-      </w:r>
+      <w:fldSimple w:instr=" SEQ Ilustración \* ARABIC ">
+        <w:r>
+          <w:rPr>
+            <w:noProof/>
+          </w:rPr>
+          <w:t>17</w:t>
+        </w:r>
+      </w:fldSimple>
       <w:r>
         <w:t>: Multiplexor de Canales</w:t>
       </w:r>
     </w:p>
     <w:p>
-      <w:proofErr w:type="spellStart"/>
-      <w:r>
-        <w:t>Channel</w:t>
-      </w:r>
-      <w:proofErr w:type="spellEnd"/>
-      <w:r>
-        <w:t xml:space="preserve"> </w:t>
+      <w:r>
+        <w:t xml:space="preserve">Channel </w:t>
       </w:r>
       <w:r>
         <w:t xml:space="preserve">define los diferentes </w:t>
@@ -16699,7 +15836,6 @@
                 <w:szCs w:val="22"/>
               </w:rPr>
             </w:pPr>
-            <w:proofErr w:type="spellStart"/>
             <w:r>
               <w:rPr>
                 <w:b w:val="0"/>
@@ -16709,7 +15845,6 @@
               </w:rPr>
               <w:t>Keylogger</w:t>
             </w:r>
-            <w:proofErr w:type="spellEnd"/>
           </w:p>
         </w:tc>
         <w:tc>
@@ -17365,7 +16500,6 @@
                 <w:sz w:val="22"/>
                 <w:szCs w:val="22"/>
               </w:rPr>
-              <w:lastRenderedPageBreak/>
               <w:t>Streaming</w:t>
             </w:r>
             <w:proofErr w:type="spellEnd"/>
@@ -18187,6 +17321,7 @@
                 <w:sz w:val="22"/>
                 <w:szCs w:val="22"/>
               </w:rPr>
+              <w:lastRenderedPageBreak/>
               <w:t>ServerFileUpload</w:t>
             </w:r>
             <w:proofErr w:type="spellEnd"/>
@@ -18420,6 +17555,9 @@
         <w:jc w:val="center"/>
       </w:pPr>
       <w:r>
+        <w:rPr>
+          <w:noProof/>
+        </w:rPr>
         <w:drawing>
           <wp:inline distT="0" distB="0" distL="0" distR="0" wp14:anchorId="42CBF38E" wp14:editId="4C7CE302">
             <wp:extent cx="4695825" cy="1849651"/>
@@ -18465,24 +17603,14 @@
       <w:r>
         <w:t xml:space="preserve">Ilustración </w:t>
       </w:r>
-      <w:r>
-        <w:fldChar w:fldCharType="begin"/>
-      </w:r>
-      <w:r>
-        <w:instrText xml:space="preserve"> SEQ Ilustración \* ARABIC </w:instrText>
-      </w:r>
-      <w:r>
-        <w:fldChar w:fldCharType="separate"/>
-      </w:r>
-      <w:r>
-        <w:rPr>
-          <w:noProof/>
-        </w:rPr>
-        <w:t>18</w:t>
-      </w:r>
-      <w:r>
-        <w:fldChar w:fldCharType="end"/>
-      </w:r>
+      <w:fldSimple w:instr=" SEQ Ilustración \* ARABIC ">
+        <w:r>
+          <w:rPr>
+            <w:noProof/>
+          </w:rPr>
+          <w:t>18</w:t>
+        </w:r>
+      </w:fldSimple>
       <w:r>
         <w:t xml:space="preserve">: Función </w:t>
       </w:r>
@@ -18515,16 +17643,9 @@
       <w:r>
         <w:t xml:space="preserve"> El primer byte indica el canal (</w:t>
       </w:r>
-      <w:proofErr w:type="spellStart"/>
-      <w:proofErr w:type="gramStart"/>
-      <w:r>
-        <w:t>Channel</w:t>
-      </w:r>
-      <w:proofErr w:type="spellEnd"/>
-      <w:r>
-        <w:t>)  por</w:t>
-      </w:r>
-      <w:proofErr w:type="gramEnd"/>
+      <w:r>
+        <w:t>Channel) por</w:t>
+      </w:r>
       <w:r>
         <w:t xml:space="preserve"> donde se envía el mensaje</w:t>
       </w:r>
@@ -18542,34 +17663,10 @@
           <w:b/>
           <w:bCs/>
         </w:rPr>
-        <w:t xml:space="preserve">Tamaño del </w:t>
-      </w:r>
-      <w:proofErr w:type="spellStart"/>
-      <w:r>
-        <w:rPr>
-          <w:b/>
-          <w:bCs/>
-        </w:rPr>
-        <w:t>payload</w:t>
-      </w:r>
-      <w:proofErr w:type="spellEnd"/>
-      <w:r>
-        <w:rPr>
-          <w:b/>
-          <w:bCs/>
-        </w:rPr>
-        <w:t xml:space="preserve"> (4 bytes):</w:t>
-      </w:r>
-      <w:r>
-        <w:t xml:space="preserve"> Luego se agregan 4 bytes con la longitud del </w:t>
-      </w:r>
-      <w:proofErr w:type="spellStart"/>
-      <w:r>
-        <w:t>payload</w:t>
-      </w:r>
-      <w:proofErr w:type="spellEnd"/>
-      <w:r>
-        <w:t>.</w:t>
+        <w:t>Tamaño del payload (4 bytes):</w:t>
+      </w:r>
+      <w:r>
+        <w:t xml:space="preserve"> Luego se agregan 4 bytes con la longitud del payload.</w:t>
       </w:r>
     </w:p>
     <w:p>
@@ -18580,39 +17677,22 @@
           <w:numId w:val="38"/>
         </w:numPr>
       </w:pPr>
+      <w:r>
+        <w:rPr>
+          <w:b/>
+          <w:bCs/>
+        </w:rPr>
+        <w:t>Payload:</w:t>
+      </w:r>
+      <w:r>
+        <w:t xml:space="preserve"> Finalmente, se escribe el contenido real (payload) en el </w:t>
+      </w:r>
       <w:proofErr w:type="spellStart"/>
       <w:r>
-        <w:rPr>
-          <w:b/>
-          <w:bCs/>
-        </w:rPr>
-        <w:t>Payload</w:t>
+        <w:t>NetworkStream</w:t>
       </w:r>
       <w:proofErr w:type="spellEnd"/>
       <w:r>
-        <w:rPr>
-          <w:b/>
-          <w:bCs/>
-        </w:rPr>
-        <w:t>:</w:t>
-      </w:r>
-      <w:r>
-        <w:t xml:space="preserve"> Finalmente, se escribe el contenido real (</w:t>
-      </w:r>
-      <w:proofErr w:type="spellStart"/>
-      <w:r>
-        <w:t>payload</w:t>
-      </w:r>
-      <w:proofErr w:type="spellEnd"/>
-      <w:r>
-        <w:t xml:space="preserve">) en el </w:t>
-      </w:r>
-      <w:proofErr w:type="spellStart"/>
-      <w:r>
-        <w:t>NetworkStream</w:t>
-      </w:r>
-      <w:proofErr w:type="spellEnd"/>
-      <w:r>
         <w:t xml:space="preserve"> o canal.</w:t>
       </w:r>
     </w:p>
@@ -18621,7 +17701,9 @@
         <w:keepNext/>
       </w:pPr>
       <w:r>
-        <w:lastRenderedPageBreak/>
+        <w:rPr>
+          <w:noProof/>
+        </w:rPr>
         <w:drawing>
           <wp:inline distT="0" distB="0" distL="0" distR="0" wp14:anchorId="7C4F1ADE" wp14:editId="1CD94000">
             <wp:extent cx="5760085" cy="1228725"/>
@@ -18667,47 +17749,37 @@
       <w:r>
         <w:t xml:space="preserve">Ilustración </w:t>
       </w:r>
-      <w:r>
-        <w:fldChar w:fldCharType="begin"/>
-      </w:r>
-      <w:r>
-        <w:instrText xml:space="preserve"> SEQ Ilustración \* ARABIC </w:instrText>
-      </w:r>
-      <w:r>
-        <w:fldChar w:fldCharType="separate"/>
-      </w:r>
-      <w:r>
-        <w:rPr>
-          <w:noProof/>
-        </w:rPr>
-        <w:t>19</w:t>
-      </w:r>
-      <w:r>
-        <w:fldChar w:fldCharType="end"/>
-      </w:r>
+      <w:fldSimple w:instr=" SEQ Ilustración \* ARABIC ">
+        <w:r>
+          <w:rPr>
+            <w:noProof/>
+          </w:rPr>
+          <w:t>19</w:t>
+        </w:r>
+      </w:fldSimple>
       <w:r>
         <w:t>: Estructura Mensaje</w:t>
       </w:r>
     </w:p>
-    <w:p>
-      <w:pPr>
-        <w:rPr>
-          <w:b/>
-          <w:bCs/>
-        </w:rPr>
-      </w:pPr>
-      <w:r>
-        <w:rPr>
-          <w:b/>
-          <w:bCs/>
-        </w:rPr>
+    <w:p/>
+    <w:p/>
+    <w:p>
+      <w:pPr>
+        <w:rPr>
+          <w:rStyle w:val="Referenciaintensa"/>
+        </w:rPr>
+      </w:pPr>
+      <w:r>
+        <w:rPr>
+          <w:rStyle w:val="Referenciaintensa"/>
+        </w:rPr>
+        <w:lastRenderedPageBreak/>
         <w:t xml:space="preserve">Clase </w:t>
       </w:r>
       <w:proofErr w:type="spellStart"/>
       <w:r>
         <w:rPr>
-          <w:b/>
-          <w:bCs/>
+          <w:rStyle w:val="Referenciaintensa"/>
         </w:rPr>
         <w:t>AesHelper</w:t>
       </w:r>
@@ -18784,6 +17856,9 @@
         <w:jc w:val="center"/>
       </w:pPr>
       <w:r>
+        <w:rPr>
+          <w:noProof/>
+        </w:rPr>
         <w:drawing>
           <wp:inline distT="0" distB="0" distL="0" distR="0" wp14:anchorId="6287C724" wp14:editId="58BDE20F">
             <wp:extent cx="5760085" cy="2294890"/>
@@ -18832,24 +17907,14 @@
       <w:r>
         <w:t xml:space="preserve">Ilustración </w:t>
       </w:r>
-      <w:r>
-        <w:fldChar w:fldCharType="begin"/>
-      </w:r>
-      <w:r>
-        <w:instrText xml:space="preserve"> SEQ Ilustración \* ARABIC </w:instrText>
-      </w:r>
-      <w:r>
-        <w:fldChar w:fldCharType="separate"/>
-      </w:r>
-      <w:r>
-        <w:rPr>
-          <w:noProof/>
-        </w:rPr>
-        <w:t>20</w:t>
-      </w:r>
-      <w:r>
-        <w:fldChar w:fldCharType="end"/>
-      </w:r>
+      <w:fldSimple w:instr=" SEQ Ilustración \* ARABIC ">
+        <w:r>
+          <w:rPr>
+            <w:noProof/>
+          </w:rPr>
+          <w:t>20</w:t>
+        </w:r>
+      </w:fldSimple>
       <w:r>
         <w:t xml:space="preserve">: Función </w:t>
       </w:r>
@@ -19007,9 +18072,15 @@
     <w:p>
       <w:pPr>
         <w:pStyle w:val="Prrafodelista"/>
-        <w:jc w:val="center"/>
-      </w:pPr>
-      <w:r>
+        <w:jc w:val="left"/>
+      </w:pPr>
+      <w:r>
+        <w:t xml:space="preserve">         </w:t>
+      </w:r>
+      <w:r>
+        <w:rPr>
+          <w:noProof/>
+        </w:rPr>
         <w:drawing>
           <wp:inline distT="0" distB="0" distL="0" distR="0" wp14:anchorId="5453857F" wp14:editId="1DA4BA5C">
             <wp:extent cx="3921760" cy="519673"/>
@@ -19069,6 +18140,9 @@
         <w:jc w:val="center"/>
       </w:pPr>
       <w:r>
+        <w:rPr>
+          <w:noProof/>
+        </w:rPr>
         <w:lastRenderedPageBreak/>
         <w:drawing>
           <wp:inline distT="0" distB="0" distL="0" distR="0" wp14:anchorId="558A4DA0" wp14:editId="4A105359">
@@ -19115,24 +18189,14 @@
       <w:r>
         <w:t xml:space="preserve">Ilustración </w:t>
       </w:r>
-      <w:r>
-        <w:fldChar w:fldCharType="begin"/>
-      </w:r>
-      <w:r>
-        <w:instrText xml:space="preserve"> SEQ Ilustración \* ARABIC </w:instrText>
-      </w:r>
-      <w:r>
-        <w:fldChar w:fldCharType="separate"/>
-      </w:r>
-      <w:r>
-        <w:rPr>
-          <w:noProof/>
-        </w:rPr>
-        <w:t>21</w:t>
-      </w:r>
-      <w:r>
-        <w:fldChar w:fldCharType="end"/>
-      </w:r>
+      <w:fldSimple w:instr=" SEQ Ilustración \* ARABIC ">
+        <w:r>
+          <w:rPr>
+            <w:noProof/>
+          </w:rPr>
+          <w:t>21</w:t>
+        </w:r>
+      </w:fldSimple>
       <w:r>
         <w:t xml:space="preserve">: </w:t>
       </w:r>
@@ -19256,42 +18320,5004 @@
         </w:numPr>
       </w:pPr>
       <w:r>
-        <w:t xml:space="preserve">Descifra usando </w:t>
+        <w:t>Descifra usando CreateDecryptor.</w:t>
+      </w:r>
+    </w:p>
+    <w:p>
+      <w:r>
+        <w:t xml:space="preserve">Devuelve un </w:t>
+      </w:r>
+      <w:r>
+        <w:t>array de bytes (byte []) con los datos originales en claro.</w:t>
+      </w:r>
+    </w:p>
+    <w:p>
+      <w:pPr>
+        <w:spacing w:before="0" w:line="240" w:lineRule="auto"/>
+        <w:rPr>
+          <w:rStyle w:val="Referenciaintensa"/>
+        </w:rPr>
+      </w:pPr>
+      <w:r>
+        <w:rPr>
+          <w:rStyle w:val="Referenciaintensa"/>
+        </w:rPr>
+        <w:t xml:space="preserve">Paquete </w:t>
       </w:r>
       <w:proofErr w:type="spellStart"/>
       <w:r>
-        <w:t>CreateDecryptor</w:t>
+        <w:rPr>
+          <w:rStyle w:val="Referenciaintensa"/>
+        </w:rPr>
+        <w:t>Util</w:t>
       </w:r>
       <w:proofErr w:type="spellEnd"/>
+    </w:p>
+    <w:p>
+      <w:r>
+        <w:t xml:space="preserve">El paquete </w:t>
+      </w:r>
+      <w:proofErr w:type="spellStart"/>
+      <w:r>
+        <w:t>Utils</w:t>
+      </w:r>
+      <w:proofErr w:type="spellEnd"/>
+      <w:r>
+        <w:t xml:space="preserve"> agrupa todas las </w:t>
+      </w:r>
+      <w:r>
+        <w:rPr>
+          <w:b/>
+          <w:bCs/>
+        </w:rPr>
+        <w:t>funciones auxiliares</w:t>
+      </w:r>
+      <w:r>
+        <w:t xml:space="preserve"> o </w:t>
+      </w:r>
+      <w:r>
+        <w:rPr>
+          <w:b/>
+          <w:bCs/>
+        </w:rPr>
+        <w:t>herramientas genéricas</w:t>
+      </w:r>
+      <w:r>
+        <w:t xml:space="preserve"> que no pertenecen directamente a la lógica principal del cliente o del servidor, pero que son </w:t>
+      </w:r>
+      <w:r>
+        <w:rPr>
+          <w:b/>
+          <w:bCs/>
+        </w:rPr>
+        <w:t>esenciales para el funcionamiento del RAT</w:t>
+      </w:r>
       <w:r>
         <w:t>.</w:t>
       </w:r>
     </w:p>
     <w:p>
       <w:r>
-        <w:t xml:space="preserve">Devuelve un </w:t>
-      </w:r>
-      <w:r>
-        <w:t>array de bytes (byte []) con los datos originales en claro.</w:t>
+        <w:t xml:space="preserve">Su objetivo principal es </w:t>
+      </w:r>
+      <w:r>
+        <w:rPr>
+          <w:b/>
+          <w:bCs/>
+        </w:rPr>
+        <w:t>centralizar funcionalidades reutilizables</w:t>
+      </w:r>
+      <w:r>
+        <w:t xml:space="preserve"> relacionadas con el sistema operativo, el entorno de ejecución y los recursos del equipo comprometido (cliente), de forma que otras partes del código puedan usarlas fácilmente.</w:t>
+      </w:r>
+    </w:p>
+    <w:p>
+      <w:r>
+        <w:t>Está formado por las siguientes clases:</w:t>
+      </w:r>
+    </w:p>
+    <w:p>
+      <w:pPr>
+        <w:keepNext/>
+        <w:jc w:val="center"/>
+      </w:pPr>
+      <w:r>
+        <w:rPr>
+          <w:noProof/>
+        </w:rPr>
+        <w:drawing>
+          <wp:inline distT="0" distB="0" distL="0" distR="0" wp14:anchorId="705D95F4" wp14:editId="02634634">
+            <wp:extent cx="1486107" cy="971686"/>
+            <wp:effectExtent l="0" t="0" r="0" b="0"/>
+            <wp:docPr id="1073096678" name="Imagen 1" descr="Texto&#10;&#10;El contenido generado por IA puede ser incorrecto."/>
+            <wp:cNvGraphicFramePr>
+              <a:graphicFrameLocks xmlns:a="http://schemas.openxmlformats.org/drawingml/2006/main" noChangeAspect="1"/>
+            </wp:cNvGraphicFramePr>
+            <a:graphic xmlns:a="http://schemas.openxmlformats.org/drawingml/2006/main">
+              <a:graphicData uri="http://schemas.openxmlformats.org/drawingml/2006/picture">
+                <pic:pic xmlns:pic="http://schemas.openxmlformats.org/drawingml/2006/picture">
+                  <pic:nvPicPr>
+                    <pic:cNvPr id="1073096678" name="Imagen 1" descr="Texto&#10;&#10;El contenido generado por IA puede ser incorrecto."/>
+                    <pic:cNvPicPr/>
+                  </pic:nvPicPr>
+                  <pic:blipFill>
+                    <a:blip r:embed="rId41"/>
+                    <a:stretch>
+                      <a:fillRect/>
+                    </a:stretch>
+                  </pic:blipFill>
+                  <pic:spPr>
+                    <a:xfrm>
+                      <a:off x="0" y="0"/>
+                      <a:ext cx="1486107" cy="971686"/>
+                    </a:xfrm>
+                    <a:prstGeom prst="rect">
+                      <a:avLst/>
+                    </a:prstGeom>
+                  </pic:spPr>
+                </pic:pic>
+              </a:graphicData>
+            </a:graphic>
+          </wp:inline>
+        </w:drawing>
+      </w:r>
+    </w:p>
+    <w:p>
+      <w:pPr>
+        <w:pStyle w:val="Descripcin"/>
+        <w:jc w:val="center"/>
+      </w:pPr>
+      <w:r>
+        <w:t xml:space="preserve">Ilustración </w:t>
+      </w:r>
+      <w:fldSimple w:instr=" SEQ Ilustración \* ARABIC ">
+        <w:r>
+          <w:rPr>
+            <w:noProof/>
+          </w:rPr>
+          <w:t>22</w:t>
+        </w:r>
+      </w:fldSimple>
+      <w:r>
+        <w:t xml:space="preserve">: Estructura </w:t>
+      </w:r>
+      <w:proofErr w:type="spellStart"/>
+      <w:r>
+        <w:t>Util</w:t>
+      </w:r>
+      <w:proofErr w:type="spellEnd"/>
+    </w:p>
+    <w:p/>
+    <w:p>
+      <w:pPr>
+        <w:rPr>
+          <w:rStyle w:val="Referenciaintensa"/>
+        </w:rPr>
+      </w:pPr>
+      <w:r>
+        <w:rPr>
+          <w:rStyle w:val="Referenciaintensa"/>
+        </w:rPr>
+        <w:lastRenderedPageBreak/>
+        <w:t xml:space="preserve">Clase </w:t>
+      </w:r>
+      <w:proofErr w:type="spellStart"/>
+      <w:r>
+        <w:rPr>
+          <w:rStyle w:val="Referenciaintensa"/>
+        </w:rPr>
+        <w:t>FileManager</w:t>
+      </w:r>
+      <w:proofErr w:type="spellEnd"/>
+    </w:p>
+    <w:p>
+      <w:r>
+        <w:t>Proporciona funcionalidades esenciales para el manejo de archivos y directorios en el sistema del cliente, siendo usada por nuestra herramienta para explorar el sistema de archivos y enviar archivos locales del cliente al servidor.</w:t>
+      </w:r>
+    </w:p>
+    <w:p>
+      <w:pPr>
+        <w:keepNext/>
+        <w:jc w:val="center"/>
+      </w:pPr>
+      <w:r>
+        <w:rPr>
+          <w:noProof/>
+        </w:rPr>
+        <w:drawing>
+          <wp:inline distT="0" distB="0" distL="0" distR="0" wp14:anchorId="040F7887" wp14:editId="7C7916CD">
+            <wp:extent cx="3943350" cy="2687877"/>
+            <wp:effectExtent l="0" t="0" r="0" b="0"/>
+            <wp:docPr id="2113908813" name="Imagen 1" descr="Texto&#10;&#10;El contenido generado por IA puede ser incorrecto."/>
+            <wp:cNvGraphicFramePr>
+              <a:graphicFrameLocks xmlns:a="http://schemas.openxmlformats.org/drawingml/2006/main" noChangeAspect="1"/>
+            </wp:cNvGraphicFramePr>
+            <a:graphic xmlns:a="http://schemas.openxmlformats.org/drawingml/2006/main">
+              <a:graphicData uri="http://schemas.openxmlformats.org/drawingml/2006/picture">
+                <pic:pic xmlns:pic="http://schemas.openxmlformats.org/drawingml/2006/picture">
+                  <pic:nvPicPr>
+                    <pic:cNvPr id="2113908813" name="Imagen 1" descr="Texto&#10;&#10;El contenido generado por IA puede ser incorrecto."/>
+                    <pic:cNvPicPr/>
+                  </pic:nvPicPr>
+                  <pic:blipFill>
+                    <a:blip r:embed="rId42"/>
+                    <a:stretch>
+                      <a:fillRect/>
+                    </a:stretch>
+                  </pic:blipFill>
+                  <pic:spPr>
+                    <a:xfrm>
+                      <a:off x="0" y="0"/>
+                      <a:ext cx="3956011" cy="2696507"/>
+                    </a:xfrm>
+                    <a:prstGeom prst="rect">
+                      <a:avLst/>
+                    </a:prstGeom>
+                  </pic:spPr>
+                </pic:pic>
+              </a:graphicData>
+            </a:graphic>
+          </wp:inline>
+        </w:drawing>
+      </w:r>
+    </w:p>
+    <w:p>
+      <w:pPr>
+        <w:pStyle w:val="Descripcin"/>
+        <w:jc w:val="center"/>
+      </w:pPr>
+      <w:r>
+        <w:t xml:space="preserve">Ilustración </w:t>
+      </w:r>
+      <w:fldSimple w:instr=" SEQ Ilustración \* ARABIC ">
+        <w:r>
+          <w:rPr>
+            <w:noProof/>
+          </w:rPr>
+          <w:t>23</w:t>
+        </w:r>
+      </w:fldSimple>
+      <w:r>
+        <w:t xml:space="preserve">: Función </w:t>
+      </w:r>
+      <w:proofErr w:type="spellStart"/>
+      <w:r>
+        <w:t>sendFile</w:t>
+      </w:r>
+      <w:proofErr w:type="spellEnd"/>
+      <w:r>
+        <w:t xml:space="preserve"> Cliente</w:t>
+      </w:r>
+    </w:p>
+    <w:p>
+      <w:r>
+        <w:t xml:space="preserve">El propósito de la función </w:t>
+      </w:r>
+      <w:proofErr w:type="spellStart"/>
+      <w:proofErr w:type="gramStart"/>
+      <w:r>
+        <w:rPr>
+          <w:i/>
+          <w:iCs/>
+        </w:rPr>
+        <w:t>sendFile</w:t>
+      </w:r>
+      <w:proofErr w:type="spellEnd"/>
+      <w:r>
+        <w:rPr>
+          <w:i/>
+          <w:iCs/>
+        </w:rPr>
+        <w:t>(</w:t>
+      </w:r>
+      <w:proofErr w:type="spellStart"/>
+      <w:proofErr w:type="gramEnd"/>
+      <w:r>
+        <w:rPr>
+          <w:i/>
+          <w:iCs/>
+        </w:rPr>
+        <w:t>string</w:t>
+      </w:r>
+      <w:proofErr w:type="spellEnd"/>
+      <w:r>
+        <w:rPr>
+          <w:i/>
+          <w:iCs/>
+        </w:rPr>
+        <w:t xml:space="preserve"> </w:t>
+      </w:r>
+      <w:proofErr w:type="spellStart"/>
+      <w:r>
+        <w:rPr>
+          <w:i/>
+          <w:iCs/>
+        </w:rPr>
+        <w:t>filePath</w:t>
+      </w:r>
+      <w:proofErr w:type="spellEnd"/>
+      <w:r>
+        <w:rPr>
+          <w:i/>
+          <w:iCs/>
+        </w:rPr>
+        <w:t>)</w:t>
+      </w:r>
+      <w:r>
+        <w:t xml:space="preserve"> es leer la ruta del archivo que se le pasa por argumento (</w:t>
+      </w:r>
+      <w:proofErr w:type="spellStart"/>
+      <w:r>
+        <w:rPr>
+          <w:b/>
+          <w:bCs/>
+        </w:rPr>
+        <w:t>filePath</w:t>
+      </w:r>
+      <w:proofErr w:type="spellEnd"/>
+      <w:r>
+        <w:t>) y enviar dicho archivo al servidor. La estructura del envío es la siguiente:</w:t>
+      </w:r>
+    </w:p>
+    <w:p>
+      <w:pPr>
+        <w:pStyle w:val="Prrafodelista"/>
+        <w:numPr>
+          <w:ilvl w:val="0"/>
+          <w:numId w:val="42"/>
+        </w:numPr>
+      </w:pPr>
+      <w:r>
+        <w:t>Nombre del archivo (nombre.txt\n), lo codificamos en UTF-8.</w:t>
+      </w:r>
+    </w:p>
+    <w:p>
+      <w:pPr>
+        <w:pStyle w:val="Prrafodelista"/>
+        <w:numPr>
+          <w:ilvl w:val="0"/>
+          <w:numId w:val="42"/>
+        </w:numPr>
+        <w:rPr>
+          <w:b/>
+          <w:bCs/>
+        </w:rPr>
+      </w:pPr>
+      <w:r>
+        <w:t>Contenido binario del archivo.</w:t>
+      </w:r>
+      <w:bookmarkStart w:id="22" w:name="_Toc199365172"/>
+    </w:p>
+    <w:p>
+      <w:pPr>
+        <w:pStyle w:val="Prrafodelista"/>
+        <w:numPr>
+          <w:ilvl w:val="0"/>
+          <w:numId w:val="42"/>
+        </w:numPr>
+        <w:rPr>
+          <w:b/>
+          <w:bCs/>
+        </w:rPr>
+      </w:pPr>
+      <w:r>
+        <w:t>Por último, todo el payload se cifra con AES antes de enviarlo.</w:t>
+      </w:r>
+    </w:p>
+    <w:p>
+      <w:r>
+        <w:t>Utilizamos el canal File para el envío y recepción de archivos.</w:t>
+      </w:r>
+    </w:p>
+    <w:p>
+      <w:pPr>
+        <w:rPr>
+          <w:rStyle w:val="Referenciaintensa"/>
+        </w:rPr>
+      </w:pPr>
+      <w:r>
+        <w:rPr>
+          <w:rStyle w:val="Referenciaintensa"/>
+        </w:rPr>
+        <w:t xml:space="preserve">Clase </w:t>
+      </w:r>
+      <w:proofErr w:type="spellStart"/>
+      <w:r>
+        <w:rPr>
+          <w:rStyle w:val="Referenciaintensa"/>
+        </w:rPr>
+        <w:t>Functions</w:t>
+      </w:r>
+      <w:proofErr w:type="spellEnd"/>
+    </w:p>
+    <w:p>
+      <w:pPr>
+        <w:spacing w:line="240" w:lineRule="auto"/>
+      </w:pPr>
+      <w:r>
+        <w:t>Proporciona funcionalidades auxiliares clave que permiten al cliente realizar tareas locales relacionadas con procesos del sistema, persistencia, detección de antivirus y navegadores y control de procesos.</w:t>
+      </w:r>
+    </w:p>
+    <w:p>
+      <w:pPr>
+        <w:keepNext/>
+        <w:spacing w:line="240" w:lineRule="auto"/>
+        <w:jc w:val="center"/>
+      </w:pPr>
+      <w:r>
+        <w:rPr>
+          <w:noProof/>
+        </w:rPr>
+        <w:drawing>
+          <wp:inline distT="0" distB="0" distL="0" distR="0" wp14:anchorId="3D0264E0" wp14:editId="3A01E455">
+            <wp:extent cx="3724275" cy="1138944"/>
+            <wp:effectExtent l="0" t="0" r="0" b="4445"/>
+            <wp:docPr id="1772685342" name="Imagen 1" descr="Texto&#10;&#10;El contenido generado por IA puede ser incorrecto."/>
+            <wp:cNvGraphicFramePr>
+              <a:graphicFrameLocks xmlns:a="http://schemas.openxmlformats.org/drawingml/2006/main" noChangeAspect="1"/>
+            </wp:cNvGraphicFramePr>
+            <a:graphic xmlns:a="http://schemas.openxmlformats.org/drawingml/2006/main">
+              <a:graphicData uri="http://schemas.openxmlformats.org/drawingml/2006/picture">
+                <pic:pic xmlns:pic="http://schemas.openxmlformats.org/drawingml/2006/picture">
+                  <pic:nvPicPr>
+                    <pic:cNvPr id="1772685342" name="Imagen 1" descr="Texto&#10;&#10;El contenido generado por IA puede ser incorrecto."/>
+                    <pic:cNvPicPr/>
+                  </pic:nvPicPr>
+                  <pic:blipFill>
+                    <a:blip r:embed="rId43"/>
+                    <a:stretch>
+                      <a:fillRect/>
+                    </a:stretch>
+                  </pic:blipFill>
+                  <pic:spPr>
+                    <a:xfrm>
+                      <a:off x="0" y="0"/>
+                      <a:ext cx="3738416" cy="1143268"/>
+                    </a:xfrm>
+                    <a:prstGeom prst="rect">
+                      <a:avLst/>
+                    </a:prstGeom>
+                  </pic:spPr>
+                </pic:pic>
+              </a:graphicData>
+            </a:graphic>
+          </wp:inline>
+        </w:drawing>
+      </w:r>
+    </w:p>
+    <w:p>
+      <w:pPr>
+        <w:pStyle w:val="Descripcin"/>
+        <w:jc w:val="center"/>
+      </w:pPr>
+      <w:r>
+        <w:t xml:space="preserve">Ilustración </w:t>
+      </w:r>
+      <w:fldSimple w:instr=" SEQ Ilustración \* ARABIC ">
+        <w:r>
+          <w:rPr>
+            <w:noProof/>
+          </w:rPr>
+          <w:t>24</w:t>
+        </w:r>
+      </w:fldSimple>
+      <w:r>
+        <w:t>: Función ListProcesses()</w:t>
+      </w:r>
+    </w:p>
+    <w:p>
+      <w:r>
+        <w:lastRenderedPageBreak/>
+        <w:t>Devuelve una lista de procesos activos en el sistema, incluyendo su nombre e ID (PID), su utilidad es la monitorización remota de procesos en ejecución el sistema objetivo.</w:t>
+      </w:r>
+    </w:p>
+    <w:p>
+      <w:pPr>
+        <w:keepNext/>
+        <w:jc w:val="center"/>
+      </w:pPr>
+      <w:r>
+        <w:rPr>
+          <w:noProof/>
+        </w:rPr>
+        <w:drawing>
+          <wp:inline distT="0" distB="0" distL="0" distR="0" wp14:anchorId="68CB834D" wp14:editId="5C7E7A31">
+            <wp:extent cx="4362450" cy="2005929"/>
+            <wp:effectExtent l="0" t="0" r="0" b="0"/>
+            <wp:docPr id="1401014620" name="Imagen 1" descr="Interfaz de usuario gráfica, Texto&#10;&#10;El contenido generado por IA puede ser incorrecto."/>
+            <wp:cNvGraphicFramePr>
+              <a:graphicFrameLocks xmlns:a="http://schemas.openxmlformats.org/drawingml/2006/main" noChangeAspect="1"/>
+            </wp:cNvGraphicFramePr>
+            <a:graphic xmlns:a="http://schemas.openxmlformats.org/drawingml/2006/main">
+              <a:graphicData uri="http://schemas.openxmlformats.org/drawingml/2006/picture">
+                <pic:pic xmlns:pic="http://schemas.openxmlformats.org/drawingml/2006/picture">
+                  <pic:nvPicPr>
+                    <pic:cNvPr id="1401014620" name="Imagen 1" descr="Interfaz de usuario gráfica, Texto&#10;&#10;El contenido generado por IA puede ser incorrecto."/>
+                    <pic:cNvPicPr/>
+                  </pic:nvPicPr>
+                  <pic:blipFill>
+                    <a:blip r:embed="rId44"/>
+                    <a:stretch>
+                      <a:fillRect/>
+                    </a:stretch>
+                  </pic:blipFill>
+                  <pic:spPr>
+                    <a:xfrm>
+                      <a:off x="0" y="0"/>
+                      <a:ext cx="4375085" cy="2011739"/>
+                    </a:xfrm>
+                    <a:prstGeom prst="rect">
+                      <a:avLst/>
+                    </a:prstGeom>
+                  </pic:spPr>
+                </pic:pic>
+              </a:graphicData>
+            </a:graphic>
+          </wp:inline>
+        </w:drawing>
+      </w:r>
+    </w:p>
+    <w:p>
+      <w:pPr>
+        <w:pStyle w:val="Descripcin"/>
+        <w:jc w:val="center"/>
+      </w:pPr>
+      <w:r>
+        <w:t xml:space="preserve">Ilustración </w:t>
+      </w:r>
+      <w:fldSimple w:instr=" SEQ Ilustración \* ARABIC ">
+        <w:r>
+          <w:rPr>
+            <w:noProof/>
+          </w:rPr>
+          <w:t>25</w:t>
+        </w:r>
+      </w:fldSimple>
+      <w:r>
+        <w:t xml:space="preserve">: Función </w:t>
+      </w:r>
+      <w:proofErr w:type="spellStart"/>
+      <w:proofErr w:type="gramStart"/>
+      <w:r>
+        <w:t>ListInstalledBrowers</w:t>
+      </w:r>
+      <w:proofErr w:type="spellEnd"/>
+      <w:r>
+        <w:t>(</w:t>
+      </w:r>
+      <w:proofErr w:type="gramEnd"/>
+      <w:r>
+        <w:t>)</w:t>
+      </w:r>
+    </w:p>
+    <w:p>
+      <w:r>
+        <w:t xml:space="preserve">Busca en rutas comunes los navegadores más populares instalados, en esta versión detectamos Google Chrome, Mozilla Firefox, </w:t>
+      </w:r>
+      <w:r>
+        <w:t xml:space="preserve">Internet Explorer y Microsoft Edge. Devuelve una lista de rutas donde se encontraron navegadores instalados. </w:t>
+      </w:r>
+    </w:p>
+    <w:p>
+      <w:pPr>
+        <w:keepNext/>
+        <w:jc w:val="center"/>
+      </w:pPr>
+      <w:r>
+        <w:rPr>
+          <w:noProof/>
+        </w:rPr>
+        <w:drawing>
+          <wp:inline distT="0" distB="0" distL="0" distR="0" wp14:anchorId="6A3A690E" wp14:editId="66573C02">
+            <wp:extent cx="3190875" cy="3049465"/>
+            <wp:effectExtent l="0" t="0" r="0" b="0"/>
+            <wp:docPr id="1772634696" name="Imagen 1" descr="Texto&#10;&#10;El contenido generado por IA puede ser incorrecto."/>
+            <wp:cNvGraphicFramePr>
+              <a:graphicFrameLocks xmlns:a="http://schemas.openxmlformats.org/drawingml/2006/main" noChangeAspect="1"/>
+            </wp:cNvGraphicFramePr>
+            <a:graphic xmlns:a="http://schemas.openxmlformats.org/drawingml/2006/main">
+              <a:graphicData uri="http://schemas.openxmlformats.org/drawingml/2006/picture">
+                <pic:pic xmlns:pic="http://schemas.openxmlformats.org/drawingml/2006/picture">
+                  <pic:nvPicPr>
+                    <pic:cNvPr id="1772634696" name="Imagen 1" descr="Texto&#10;&#10;El contenido generado por IA puede ser incorrecto."/>
+                    <pic:cNvPicPr/>
+                  </pic:nvPicPr>
+                  <pic:blipFill>
+                    <a:blip r:embed="rId45"/>
+                    <a:stretch>
+                      <a:fillRect/>
+                    </a:stretch>
+                  </pic:blipFill>
+                  <pic:spPr>
+                    <a:xfrm>
+                      <a:off x="0" y="0"/>
+                      <a:ext cx="3196057" cy="3054417"/>
+                    </a:xfrm>
+                    <a:prstGeom prst="rect">
+                      <a:avLst/>
+                    </a:prstGeom>
+                  </pic:spPr>
+                </pic:pic>
+              </a:graphicData>
+            </a:graphic>
+          </wp:inline>
+        </w:drawing>
+      </w:r>
+    </w:p>
+    <w:p>
+      <w:pPr>
+        <w:pStyle w:val="Descripcin"/>
+        <w:jc w:val="center"/>
+      </w:pPr>
+      <w:r>
+        <w:t xml:space="preserve">Ilustración </w:t>
+      </w:r>
+      <w:fldSimple w:instr=" SEQ Ilustración \* ARABIC ">
+        <w:r>
+          <w:rPr>
+            <w:noProof/>
+          </w:rPr>
+          <w:t>26</w:t>
+        </w:r>
+      </w:fldSimple>
+      <w:r>
+        <w:t xml:space="preserve">: Función </w:t>
+      </w:r>
+      <w:proofErr w:type="spellStart"/>
+      <w:proofErr w:type="gramStart"/>
+      <w:r>
+        <w:t>addPersistance</w:t>
+      </w:r>
+      <w:proofErr w:type="spellEnd"/>
+      <w:r>
+        <w:t>(</w:t>
+      </w:r>
+      <w:proofErr w:type="gramEnd"/>
+      <w:r>
+        <w:t>)</w:t>
+      </w:r>
+    </w:p>
+    <w:p>
+      <w:r>
+        <w:t xml:space="preserve">La función </w:t>
+      </w:r>
+      <w:proofErr w:type="spellStart"/>
+      <w:proofErr w:type="gramStart"/>
+      <w:r>
+        <w:t>AddPersistence</w:t>
+      </w:r>
+      <w:proofErr w:type="spellEnd"/>
+      <w:r>
+        <w:t>(</w:t>
+      </w:r>
+      <w:proofErr w:type="gramEnd"/>
+      <w:r>
+        <w:t xml:space="preserve">) tiene como objetivo </w:t>
+      </w:r>
+      <w:r>
+        <w:rPr>
+          <w:b/>
+          <w:bCs/>
+        </w:rPr>
+        <w:t>agregar persistencia al cliente RAT</w:t>
+      </w:r>
+      <w:r>
+        <w:t xml:space="preserve"> en el sistema de la víctima. Esto significa que el </w:t>
+      </w:r>
+      <w:proofErr w:type="gramStart"/>
+      <w:r>
+        <w:t>malware</w:t>
+      </w:r>
+      <w:proofErr w:type="gramEnd"/>
+      <w:r>
+        <w:t xml:space="preserve"> (cliente) se </w:t>
+      </w:r>
+      <w:r>
+        <w:rPr>
+          <w:b/>
+          <w:bCs/>
+        </w:rPr>
+        <w:t>ejecutará automáticamente cada vez que el usuario inicie sesión en Windows</w:t>
+      </w:r>
+      <w:r>
+        <w:t>, garantizando que el atacante recupere el control después de reinicios.</w:t>
+      </w:r>
+      <w:r>
+        <w:t xml:space="preserve"> Funciona de la siguiente manera:</w:t>
+      </w:r>
+    </w:p>
+    <w:p>
+      <w:pPr>
+        <w:pStyle w:val="Prrafodelista"/>
+        <w:numPr>
+          <w:ilvl w:val="0"/>
+          <w:numId w:val="43"/>
+        </w:numPr>
+      </w:pPr>
+      <w:r>
+        <w:rPr>
+          <w:b/>
+          <w:bCs/>
+        </w:rPr>
+        <w:lastRenderedPageBreak/>
+        <w:t>Obtiene la ruta del ejecutable actual</w:t>
+      </w:r>
+      <w:r>
+        <w:t>: (</w:t>
+      </w:r>
+      <w:proofErr w:type="spellStart"/>
+      <w:r>
+        <w:t>Process.GetCurrentProcess</w:t>
+      </w:r>
+      <w:proofErr w:type="spellEnd"/>
+      <w:r>
+        <w:t>(</w:t>
+      </w:r>
+      <w:proofErr w:type="gramStart"/>
+      <w:r>
+        <w:t>).</w:t>
+      </w:r>
+      <w:proofErr w:type="spellStart"/>
+      <w:r>
+        <w:t>MainModule.Filename</w:t>
+      </w:r>
+      <w:proofErr w:type="spellEnd"/>
+      <w:proofErr w:type="gramEnd"/>
+      <w:r>
+        <w:t>), es decir, la del cliente RAT que se está ejecutando. Esto es lo que se configurará para que se ejecute al iniciar sesión.</w:t>
+      </w:r>
+    </w:p>
+    <w:p>
+      <w:pPr>
+        <w:pStyle w:val="Prrafodelista"/>
+        <w:numPr>
+          <w:ilvl w:val="0"/>
+          <w:numId w:val="43"/>
+        </w:numPr>
+      </w:pPr>
+      <w:r>
+        <w:rPr>
+          <w:b/>
+          <w:bCs/>
+        </w:rPr>
+        <w:t>Define la clave del Registro de Windows donde se almacenan las entradas de inicio automático para el usuario actual</w:t>
+      </w:r>
+      <w:r>
+        <w:t>:</w:t>
+      </w:r>
+      <w:r>
+        <w:br/>
+        <w:t>HKCU\Software\Microsoft\Windows\</w:t>
+      </w:r>
+      <w:proofErr w:type="spellStart"/>
+      <w:r>
+        <w:t>CurrentVersion</w:t>
+      </w:r>
+      <w:proofErr w:type="spellEnd"/>
+      <w:r>
+        <w:t>\Run</w:t>
+      </w:r>
+      <w:r>
+        <w:t>.</w:t>
+      </w:r>
+    </w:p>
+    <w:p>
+      <w:pPr>
+        <w:pStyle w:val="Prrafodelista"/>
+        <w:numPr>
+          <w:ilvl w:val="0"/>
+          <w:numId w:val="43"/>
+        </w:numPr>
+      </w:pPr>
+      <w:r>
+        <w:t>Intenta abrir esta clave con permisos de escritura.</w:t>
+      </w:r>
+      <w:r>
+        <w:br/>
+        <w:t xml:space="preserve">Si </w:t>
+      </w:r>
+      <w:r>
+        <w:rPr>
+          <w:b/>
+          <w:bCs/>
+        </w:rPr>
+        <w:t>no existe</w:t>
+      </w:r>
+      <w:r>
+        <w:t>, la crea (</w:t>
+      </w:r>
+      <w:proofErr w:type="spellStart"/>
+      <w:proofErr w:type="gramStart"/>
+      <w:r>
+        <w:t>Registry.CurrentUser.CreateSubKey</w:t>
+      </w:r>
+      <w:proofErr w:type="spellEnd"/>
+      <w:proofErr w:type="gramEnd"/>
+      <w:r>
+        <w:t>(...)).</w:t>
+      </w:r>
+    </w:p>
+    <w:p>
+      <w:pPr>
+        <w:pStyle w:val="Prrafodelista"/>
+        <w:numPr>
+          <w:ilvl w:val="0"/>
+          <w:numId w:val="43"/>
+        </w:numPr>
+      </w:pPr>
+      <w:r>
+        <w:t>Comprueba si ya existe una entrada con el nombre "chromeupdate.exe" (nombre falso para pasar desapercibido)</w:t>
+      </w:r>
+      <w:r>
+        <w:t>:</w:t>
+      </w:r>
+    </w:p>
+    <w:p>
+      <w:pPr>
+        <w:pStyle w:val="Prrafodelista"/>
+        <w:numPr>
+          <w:ilvl w:val="1"/>
+          <w:numId w:val="43"/>
+        </w:numPr>
+      </w:pPr>
+      <w:r>
+        <w:t xml:space="preserve">Si no existe o apunta a un ejecutable distinto, la </w:t>
+      </w:r>
+      <w:r>
+        <w:rPr>
+          <w:b/>
+          <w:bCs/>
+        </w:rPr>
+        <w:t>crea o actualiza</w:t>
+      </w:r>
+      <w:r>
+        <w:t xml:space="preserve"> para que apunte a la ruta del cliente RAT.</w:t>
+      </w:r>
+    </w:p>
+    <w:p>
+      <w:pPr>
+        <w:pStyle w:val="Prrafodelista"/>
+        <w:numPr>
+          <w:ilvl w:val="0"/>
+          <w:numId w:val="43"/>
+        </w:numPr>
+      </w:pPr>
+      <w:r>
+        <w:t xml:space="preserve">Si ocurre cualquier excepción durante el proceso (por ejemplo, falta de permisos), el error se </w:t>
+      </w:r>
+      <w:r>
+        <w:rPr>
+          <w:b/>
+          <w:bCs/>
+        </w:rPr>
+        <w:t>registra en consola de depuración</w:t>
+      </w:r>
+      <w:r>
+        <w:t xml:space="preserve"> con </w:t>
+      </w:r>
+      <w:proofErr w:type="spellStart"/>
+      <w:r>
+        <w:t>Debug.WriteLine</w:t>
+      </w:r>
+      <w:proofErr w:type="spellEnd"/>
+      <w:r>
+        <w:t>(...).</w:t>
+      </w:r>
+    </w:p>
+    <w:p>
+      <w:r>
+        <w:t>El resultado es que después de que nuestro cliente ejecute dicha función, Windows tendrá una nueva entrada en el registro como esta:</w:t>
+      </w:r>
+    </w:p>
+    <w:p>
+      <w:r>
+        <w:t>[</w:t>
+      </w:r>
+      <w:r>
+        <w:t>HKEY_CURRENT_USER\Software\Microsoft\Windows\CurrentVersion\Run</w:t>
+      </w:r>
+      <w:r>
+        <w:t>]</w:t>
+      </w:r>
+    </w:p>
+    <w:p>
+      <w:r>
+        <w:t>"chromeupdate.exe"="C:\Users\Usuario\AppData\Roaming\chromeupdate.exe"</w:t>
+      </w:r>
+    </w:p>
+    <w:p>
+      <w:r>
+        <w:t xml:space="preserve">Esto hace que </w:t>
+      </w:r>
+      <w:r>
+        <w:rPr>
+          <w:b/>
+          <w:bCs/>
+        </w:rPr>
+        <w:t>cada vez que el usuario inicie sesión, el RAT se ejecute automáticamente</w:t>
+      </w:r>
+      <w:r>
+        <w:t>, garantizando persistencia sin necesidad de privilegios elevados.</w:t>
+      </w:r>
+    </w:p>
+    <w:p>
+      <w:pPr>
+        <w:keepNext/>
+        <w:jc w:val="center"/>
+      </w:pPr>
+      <w:r>
+        <w:rPr>
+          <w:noProof/>
+        </w:rPr>
+        <w:lastRenderedPageBreak/>
+        <w:drawing>
+          <wp:inline distT="0" distB="0" distL="0" distR="0" wp14:anchorId="44CB90F2" wp14:editId="0447E1D2">
+            <wp:extent cx="5114925" cy="3841692"/>
+            <wp:effectExtent l="0" t="0" r="0" b="6985"/>
+            <wp:docPr id="1191347964" name="Imagen 1" descr="Texto&#10;&#10;El contenido generado por IA puede ser incorrecto."/>
+            <wp:cNvGraphicFramePr>
+              <a:graphicFrameLocks xmlns:a="http://schemas.openxmlformats.org/drawingml/2006/main" noChangeAspect="1"/>
+            </wp:cNvGraphicFramePr>
+            <a:graphic xmlns:a="http://schemas.openxmlformats.org/drawingml/2006/main">
+              <a:graphicData uri="http://schemas.openxmlformats.org/drawingml/2006/picture">
+                <pic:pic xmlns:pic="http://schemas.openxmlformats.org/drawingml/2006/picture">
+                  <pic:nvPicPr>
+                    <pic:cNvPr id="1191347964" name="Imagen 1" descr="Texto&#10;&#10;El contenido generado por IA puede ser incorrecto."/>
+                    <pic:cNvPicPr/>
+                  </pic:nvPicPr>
+                  <pic:blipFill>
+                    <a:blip r:embed="rId46"/>
+                    <a:stretch>
+                      <a:fillRect/>
+                    </a:stretch>
+                  </pic:blipFill>
+                  <pic:spPr>
+                    <a:xfrm>
+                      <a:off x="0" y="0"/>
+                      <a:ext cx="5122893" cy="3847677"/>
+                    </a:xfrm>
+                    <a:prstGeom prst="rect">
+                      <a:avLst/>
+                    </a:prstGeom>
+                  </pic:spPr>
+                </pic:pic>
+              </a:graphicData>
+            </a:graphic>
+          </wp:inline>
+        </w:drawing>
+      </w:r>
+    </w:p>
+    <w:p>
+      <w:pPr>
+        <w:pStyle w:val="Descripcin"/>
+        <w:jc w:val="center"/>
+      </w:pPr>
+      <w:r>
+        <w:t xml:space="preserve">Ilustración </w:t>
+      </w:r>
+      <w:fldSimple w:instr=" SEQ Ilustración \* ARABIC ">
+        <w:r>
+          <w:rPr>
+            <w:noProof/>
+          </w:rPr>
+          <w:t>27</w:t>
+        </w:r>
+      </w:fldSimple>
+      <w:r>
+        <w:t xml:space="preserve">: Función </w:t>
+      </w:r>
+      <w:proofErr w:type="spellStart"/>
+      <w:proofErr w:type="gramStart"/>
+      <w:r>
+        <w:t>ListInstalledAntivirus</w:t>
+      </w:r>
+      <w:proofErr w:type="spellEnd"/>
+      <w:r>
+        <w:t>(</w:t>
+      </w:r>
+      <w:proofErr w:type="gramEnd"/>
+      <w:r>
+        <w:t>)</w:t>
+      </w:r>
+    </w:p>
+    <w:p>
+      <w:r>
+        <w:t xml:space="preserve">La función </w:t>
+      </w:r>
+      <w:proofErr w:type="spellStart"/>
+      <w:proofErr w:type="gramStart"/>
+      <w:r>
+        <w:t>ListInstalledAntivirus</w:t>
+      </w:r>
+      <w:proofErr w:type="spellEnd"/>
+      <w:r>
+        <w:t>(</w:t>
+      </w:r>
+      <w:proofErr w:type="gramEnd"/>
+      <w:r>
+        <w:t xml:space="preserve">) obtiene una lista de los </w:t>
+      </w:r>
+      <w:r>
+        <w:rPr>
+          <w:b/>
+          <w:bCs/>
+        </w:rPr>
+        <w:t>antivirus instalados</w:t>
+      </w:r>
+      <w:r>
+        <w:t xml:space="preserve"> en el sistema Windows utilizando </w:t>
+      </w:r>
+      <w:r>
+        <w:rPr>
+          <w:b/>
+          <w:bCs/>
+        </w:rPr>
+        <w:t xml:space="preserve">WMI (Windows Management </w:t>
+      </w:r>
+      <w:proofErr w:type="spellStart"/>
+      <w:r>
+        <w:rPr>
+          <w:b/>
+          <w:bCs/>
+        </w:rPr>
+        <w:t>Instrumentation</w:t>
+      </w:r>
+      <w:proofErr w:type="spellEnd"/>
+      <w:r>
+        <w:rPr>
+          <w:b/>
+          <w:bCs/>
+        </w:rPr>
+        <w:t>)</w:t>
+      </w:r>
+      <w:r>
+        <w:t xml:space="preserve">. A </w:t>
+      </w:r>
+      <w:proofErr w:type="gramStart"/>
+      <w:r>
+        <w:t>continuación</w:t>
+      </w:r>
+      <w:proofErr w:type="gramEnd"/>
+      <w:r>
+        <w:t xml:space="preserve"> </w:t>
+      </w:r>
+      <w:r>
+        <w:t>explicaremos el funcionamiento paso a paso:</w:t>
+      </w:r>
+    </w:p>
+    <w:p>
+      <w:pPr>
+        <w:pStyle w:val="Prrafodelista"/>
+        <w:numPr>
+          <w:ilvl w:val="0"/>
+          <w:numId w:val="44"/>
+        </w:numPr>
+      </w:pPr>
+      <w:r>
+        <w:t xml:space="preserve">Inicializamos un </w:t>
+      </w:r>
+      <w:proofErr w:type="spellStart"/>
+      <w:r>
+        <w:t>StringBuilder</w:t>
+      </w:r>
+      <w:proofErr w:type="spellEnd"/>
+      <w:r>
+        <w:t xml:space="preserve"> llamado </w:t>
+      </w:r>
+      <w:proofErr w:type="spellStart"/>
+      <w:r>
+        <w:t>antivirusList</w:t>
+      </w:r>
+      <w:proofErr w:type="spellEnd"/>
+      <w:r>
+        <w:t xml:space="preserve"> para almacenar el resultado de la consulta.</w:t>
+      </w:r>
+    </w:p>
+    <w:p>
+      <w:pPr>
+        <w:pStyle w:val="Prrafodelista"/>
+        <w:numPr>
+          <w:ilvl w:val="0"/>
+          <w:numId w:val="44"/>
+        </w:numPr>
+      </w:pPr>
+      <w:r>
+        <w:t>Crea</w:t>
+      </w:r>
+      <w:r>
+        <w:t>mos</w:t>
+      </w:r>
+      <w:r>
+        <w:t xml:space="preserve"> un </w:t>
+      </w:r>
+      <w:proofErr w:type="spellStart"/>
+      <w:r>
+        <w:rPr>
+          <w:b/>
+          <w:bCs/>
+        </w:rPr>
+        <w:t>ManagementScope</w:t>
+      </w:r>
+      <w:proofErr w:type="spellEnd"/>
+      <w:r>
+        <w:t xml:space="preserve"> apuntando a \\.\root\SecurityCenter2, que es el espacio de nombres WMI donde Windows registra los productos de seguridad instalados, como antivirus y firewalls.</w:t>
+      </w:r>
+    </w:p>
+    <w:p>
+      <w:pPr>
+        <w:pStyle w:val="Prrafodelista"/>
+        <w:numPr>
+          <w:ilvl w:val="0"/>
+          <w:numId w:val="44"/>
+        </w:numPr>
+      </w:pPr>
+      <w:r>
+        <w:rPr>
+          <w:b/>
+          <w:bCs/>
+        </w:rPr>
+        <w:t>Se conecta</w:t>
+      </w:r>
+      <w:r>
+        <w:t xml:space="preserve"> a ese espacio con </w:t>
+      </w:r>
+      <w:proofErr w:type="spellStart"/>
+      <w:proofErr w:type="gramStart"/>
+      <w:r>
+        <w:t>scope.Connect</w:t>
+      </w:r>
+      <w:proofErr w:type="spellEnd"/>
+      <w:proofErr w:type="gramEnd"/>
+      <w:r>
+        <w:t>().</w:t>
+      </w:r>
+    </w:p>
+    <w:p>
+      <w:pPr>
+        <w:pStyle w:val="Prrafodelista"/>
+        <w:numPr>
+          <w:ilvl w:val="0"/>
+          <w:numId w:val="44"/>
+        </w:numPr>
+      </w:pPr>
+      <w:r>
+        <w:t>Defin</w:t>
+      </w:r>
+      <w:r>
+        <w:t>imos</w:t>
+      </w:r>
+      <w:r>
+        <w:t xml:space="preserve"> una </w:t>
+      </w:r>
+      <w:r>
+        <w:rPr>
+          <w:b/>
+          <w:bCs/>
+        </w:rPr>
+        <w:t>consulta WMI</w:t>
+      </w:r>
+      <w:r>
+        <w:t xml:space="preserve"> con SELECT * FROM </w:t>
+      </w:r>
+      <w:proofErr w:type="spellStart"/>
+      <w:r>
+        <w:t>AntivirusProduct</w:t>
+      </w:r>
+      <w:proofErr w:type="spellEnd"/>
+      <w:r>
+        <w:t>, que devuelve todos los productos de tipo antivirus registrados en el sistema.</w:t>
+      </w:r>
+    </w:p>
+    <w:p>
+      <w:pPr>
+        <w:pStyle w:val="Prrafodelista"/>
+        <w:numPr>
+          <w:ilvl w:val="0"/>
+          <w:numId w:val="44"/>
+        </w:numPr>
+      </w:pPr>
+      <w:r>
+        <w:t xml:space="preserve">Crea un </w:t>
+      </w:r>
+      <w:proofErr w:type="spellStart"/>
+      <w:r>
+        <w:rPr>
+          <w:b/>
+          <w:bCs/>
+        </w:rPr>
+        <w:t>ManagementObjectSearcher</w:t>
+      </w:r>
+      <w:proofErr w:type="spellEnd"/>
+      <w:r>
+        <w:t xml:space="preserve"> para ejecutar la consulta y </w:t>
+      </w:r>
+      <w:r>
+        <w:rPr>
+          <w:b/>
+          <w:bCs/>
+        </w:rPr>
+        <w:t>recorre los resultados</w:t>
+      </w:r>
+      <w:r>
+        <w:t xml:space="preserve"> (</w:t>
+      </w:r>
+      <w:proofErr w:type="spellStart"/>
+      <w:r>
+        <w:t>collection</w:t>
+      </w:r>
+      <w:proofErr w:type="spellEnd"/>
+      <w:r>
+        <w:t>):</w:t>
+      </w:r>
+    </w:p>
+    <w:p>
+      <w:pPr>
+        <w:pStyle w:val="Prrafodelista"/>
+        <w:numPr>
+          <w:ilvl w:val="1"/>
+          <w:numId w:val="44"/>
+        </w:numPr>
+      </w:pPr>
+      <w:r>
+        <w:t xml:space="preserve">Por cada objeto (cada antivirus), intenta obtener la propiedad </w:t>
+      </w:r>
+      <w:proofErr w:type="spellStart"/>
+      <w:r>
+        <w:t>displayName</w:t>
+      </w:r>
+      <w:proofErr w:type="spellEnd"/>
+      <w:r>
+        <w:t xml:space="preserve">, que representa el </w:t>
+      </w:r>
+      <w:r>
+        <w:rPr>
+          <w:b/>
+          <w:bCs/>
+        </w:rPr>
+        <w:t>nombre del antivirus</w:t>
+      </w:r>
+      <w:r>
+        <w:t>.</w:t>
+      </w:r>
+    </w:p>
+    <w:p>
+      <w:pPr>
+        <w:pStyle w:val="Prrafodelista"/>
+        <w:numPr>
+          <w:ilvl w:val="1"/>
+          <w:numId w:val="44"/>
+        </w:numPr>
+      </w:pPr>
+      <w:r>
+        <w:t>Agrega el nombre a la lista (</w:t>
+      </w:r>
+      <w:proofErr w:type="spellStart"/>
+      <w:r>
+        <w:t>StringBuilder</w:t>
+      </w:r>
+      <w:proofErr w:type="spellEnd"/>
+      <w:r>
+        <w:t>), línea por línea.</w:t>
+      </w:r>
+    </w:p>
+    <w:p>
+      <w:pPr>
+        <w:rPr>
+          <w:rStyle w:val="Referenciaintensa"/>
+        </w:rPr>
+      </w:pPr>
+      <w:r>
+        <w:rPr>
+          <w:rStyle w:val="Referenciaintensa"/>
+        </w:rPr>
+        <w:lastRenderedPageBreak/>
+        <w:t xml:space="preserve">Clase </w:t>
+      </w:r>
+      <w:proofErr w:type="spellStart"/>
+      <w:r>
+        <w:rPr>
+          <w:rStyle w:val="Referenciaintensa"/>
+        </w:rPr>
+        <w:t>Screenshot</w:t>
+      </w:r>
+      <w:proofErr w:type="spellEnd"/>
+    </w:p>
+    <w:p>
+      <w:r>
+        <w:t xml:space="preserve">La clase </w:t>
+      </w:r>
+      <w:proofErr w:type="spellStart"/>
+      <w:r>
+        <w:t>Screenshot</w:t>
+      </w:r>
+      <w:proofErr w:type="spellEnd"/>
+      <w:r>
+        <w:t xml:space="preserve"> tiene como objetivo </w:t>
+      </w:r>
+      <w:r>
+        <w:rPr>
+          <w:b/>
+          <w:bCs/>
+        </w:rPr>
+        <w:t>capturar una captura de pantalla (</w:t>
+      </w:r>
+      <w:proofErr w:type="spellStart"/>
+      <w:r>
+        <w:rPr>
+          <w:b/>
+          <w:bCs/>
+        </w:rPr>
+        <w:t>screenshot</w:t>
+      </w:r>
+      <w:proofErr w:type="spellEnd"/>
+      <w:r>
+        <w:rPr>
+          <w:b/>
+          <w:bCs/>
+        </w:rPr>
+        <w:t>) del escritorio del sistema donde se está ejecutando el cliente</w:t>
+      </w:r>
+      <w:r>
+        <w:t xml:space="preserve">. A continuación, </w:t>
+      </w:r>
+      <w:r>
+        <w:t>explicaremos su función principal:</w:t>
+      </w:r>
+    </w:p>
+    <w:p>
+      <w:pPr>
+        <w:keepNext/>
+        <w:jc w:val="center"/>
+      </w:pPr>
+      <w:r>
+        <w:rPr>
+          <w:noProof/>
+        </w:rPr>
+        <w:drawing>
+          <wp:inline distT="0" distB="0" distL="0" distR="0" wp14:anchorId="14B87869" wp14:editId="6E6E74C4">
+            <wp:extent cx="3762375" cy="2031330"/>
+            <wp:effectExtent l="0" t="0" r="0" b="7620"/>
+            <wp:docPr id="1056698505" name="Imagen 1" descr="Texto&#10;&#10;El contenido generado por IA puede ser incorrecto."/>
+            <wp:cNvGraphicFramePr>
+              <a:graphicFrameLocks xmlns:a="http://schemas.openxmlformats.org/drawingml/2006/main" noChangeAspect="1"/>
+            </wp:cNvGraphicFramePr>
+            <a:graphic xmlns:a="http://schemas.openxmlformats.org/drawingml/2006/main">
+              <a:graphicData uri="http://schemas.openxmlformats.org/drawingml/2006/picture">
+                <pic:pic xmlns:pic="http://schemas.openxmlformats.org/drawingml/2006/picture">
+                  <pic:nvPicPr>
+                    <pic:cNvPr id="1056698505" name="Imagen 1" descr="Texto&#10;&#10;El contenido generado por IA puede ser incorrecto."/>
+                    <pic:cNvPicPr/>
+                  </pic:nvPicPr>
+                  <pic:blipFill>
+                    <a:blip r:embed="rId47"/>
+                    <a:stretch>
+                      <a:fillRect/>
+                    </a:stretch>
+                  </pic:blipFill>
+                  <pic:spPr>
+                    <a:xfrm>
+                      <a:off x="0" y="0"/>
+                      <a:ext cx="3767351" cy="2034017"/>
+                    </a:xfrm>
+                    <a:prstGeom prst="rect">
+                      <a:avLst/>
+                    </a:prstGeom>
+                  </pic:spPr>
+                </pic:pic>
+              </a:graphicData>
+            </a:graphic>
+          </wp:inline>
+        </w:drawing>
+      </w:r>
+    </w:p>
+    <w:p>
+      <w:pPr>
+        <w:pStyle w:val="Descripcin"/>
+        <w:jc w:val="center"/>
+      </w:pPr>
+      <w:r>
+        <w:t xml:space="preserve">Ilustración </w:t>
+      </w:r>
+      <w:fldSimple w:instr=" SEQ Ilustración \* ARABIC ">
+        <w:r>
+          <w:rPr>
+            <w:noProof/>
+          </w:rPr>
+          <w:t>28</w:t>
+        </w:r>
+      </w:fldSimple>
+      <w:r>
+        <w:t xml:space="preserve">: Función </w:t>
+      </w:r>
+      <w:proofErr w:type="spellStart"/>
+      <w:proofErr w:type="gramStart"/>
+      <w:r>
+        <w:t>CaptureScreen</w:t>
+      </w:r>
+      <w:proofErr w:type="spellEnd"/>
+      <w:r>
+        <w:t>(</w:t>
+      </w:r>
+      <w:proofErr w:type="gramEnd"/>
+      <w:r>
+        <w:t>)</w:t>
+      </w:r>
+    </w:p>
+    <w:p>
+      <w:pPr>
+        <w:pStyle w:val="Prrafodelista"/>
+        <w:numPr>
+          <w:ilvl w:val="0"/>
+          <w:numId w:val="45"/>
+        </w:numPr>
+      </w:pPr>
+      <w:r>
+        <w:t xml:space="preserve">Obtenemos los </w:t>
+      </w:r>
+      <w:r>
+        <w:rPr>
+          <w:b/>
+          <w:bCs/>
+        </w:rPr>
+        <w:t>límites de la pantalla</w:t>
+      </w:r>
+      <w:r>
+        <w:rPr>
+          <w:b/>
+          <w:bCs/>
+        </w:rPr>
+        <w:t xml:space="preserve"> </w:t>
+      </w:r>
+      <w:r>
+        <w:t>(tamaño de la pantalla</w:t>
+      </w:r>
+      <w:r>
+        <w:t xml:space="preserve"> o resolución</w:t>
+      </w:r>
+      <w:r>
+        <w:t>)</w:t>
+      </w:r>
+      <w:r>
+        <w:t xml:space="preserve"> principal (</w:t>
+      </w:r>
+      <w:proofErr w:type="spellStart"/>
+      <w:proofErr w:type="gramStart"/>
+      <w:r>
+        <w:t>Screen.PrimaryScreen.Bounds</w:t>
+      </w:r>
+      <w:proofErr w:type="spellEnd"/>
+      <w:proofErr w:type="gramEnd"/>
+      <w:r>
+        <w:t>).</w:t>
+      </w:r>
+    </w:p>
+    <w:p>
+      <w:pPr>
+        <w:pStyle w:val="Prrafodelista"/>
+        <w:numPr>
+          <w:ilvl w:val="0"/>
+          <w:numId w:val="45"/>
+        </w:numPr>
+      </w:pPr>
+      <w:r>
+        <w:t xml:space="preserve">Creamos un </w:t>
+      </w:r>
+      <w:r>
+        <w:rPr>
+          <w:b/>
+          <w:bCs/>
+        </w:rPr>
+        <w:t>Bitmap</w:t>
+      </w:r>
+      <w:r>
+        <w:t xml:space="preserve"> con ese tamaño.</w:t>
+      </w:r>
+    </w:p>
+    <w:p>
+      <w:pPr>
+        <w:pStyle w:val="Prrafodelista"/>
+        <w:numPr>
+          <w:ilvl w:val="0"/>
+          <w:numId w:val="45"/>
+        </w:numPr>
+      </w:pPr>
+      <w:r>
+        <w:t xml:space="preserve">Copia la imagen de la pantalla al Bitmap con </w:t>
+      </w:r>
+      <w:proofErr w:type="spellStart"/>
+      <w:r>
+        <w:rPr>
+          <w:b/>
+          <w:bCs/>
+        </w:rPr>
+        <w:t>CopyFromScreen</w:t>
+      </w:r>
+      <w:proofErr w:type="spellEnd"/>
+      <w:r>
+        <w:t>.</w:t>
+      </w:r>
+    </w:p>
+    <w:p>
+      <w:pPr>
+        <w:pStyle w:val="Prrafodelista"/>
+        <w:numPr>
+          <w:ilvl w:val="0"/>
+          <w:numId w:val="45"/>
+        </w:numPr>
+      </w:pPr>
+      <w:r>
+        <w:rPr>
+          <w:b/>
+          <w:bCs/>
+        </w:rPr>
+        <w:t>Convierte la imagen a un array de bytes</w:t>
+      </w:r>
+      <w:r>
+        <w:t xml:space="preserve"> (formato JPEG) y la retorna.</w:t>
+      </w:r>
+    </w:p>
+    <w:p>
+      <w:pPr>
+        <w:rPr>
+          <w:rStyle w:val="Referenciaintensa"/>
+        </w:rPr>
+      </w:pPr>
+      <w:r>
+        <w:rPr>
+          <w:rStyle w:val="Referenciaintensa"/>
+        </w:rPr>
+        <w:t xml:space="preserve">Clase </w:t>
+      </w:r>
+      <w:proofErr w:type="spellStart"/>
+      <w:r>
+        <w:rPr>
+          <w:rStyle w:val="Referenciaintensa"/>
+        </w:rPr>
+        <w:t>SystemInfo</w:t>
+      </w:r>
+      <w:proofErr w:type="spellEnd"/>
+    </w:p>
+    <w:p>
+      <w:r>
+        <w:t xml:space="preserve">La clase </w:t>
+      </w:r>
+      <w:proofErr w:type="spellStart"/>
+      <w:r>
+        <w:t>SystemInfo</w:t>
+      </w:r>
+      <w:proofErr w:type="spellEnd"/>
+      <w:r>
+        <w:t xml:space="preserve"> del cliente está diseñada para </w:t>
+      </w:r>
+      <w:r>
+        <w:rPr>
+          <w:b/>
+          <w:bCs/>
+        </w:rPr>
+        <w:t>recopilar información detallada del sistema operativo, hardware y red</w:t>
+      </w:r>
+      <w:r>
+        <w:t xml:space="preserve"> de la máquina donde se ejecuta el RAT. Esta información se </w:t>
+      </w:r>
+      <w:proofErr w:type="spellStart"/>
+      <w:r>
+        <w:t>envia</w:t>
+      </w:r>
+      <w:proofErr w:type="spellEnd"/>
+      <w:r>
+        <w:t xml:space="preserve"> al servidor para su monitorización.</w:t>
+      </w:r>
+    </w:p>
+    <w:p>
+      <w:pPr>
+        <w:keepNext/>
+        <w:jc w:val="center"/>
+      </w:pPr>
+      <w:r>
+        <w:rPr>
+          <w:noProof/>
+        </w:rPr>
+        <w:drawing>
+          <wp:inline distT="0" distB="0" distL="0" distR="0" wp14:anchorId="1A2235AE" wp14:editId="292EDB9B">
+            <wp:extent cx="4239217" cy="485843"/>
+            <wp:effectExtent l="0" t="0" r="0" b="9525"/>
+            <wp:docPr id="1270449915" name="Imagen 1" descr="Texto&#10;&#10;El contenido generado por IA puede ser incorrecto."/>
+            <wp:cNvGraphicFramePr>
+              <a:graphicFrameLocks xmlns:a="http://schemas.openxmlformats.org/drawingml/2006/main" noChangeAspect="1"/>
+            </wp:cNvGraphicFramePr>
+            <a:graphic xmlns:a="http://schemas.openxmlformats.org/drawingml/2006/main">
+              <a:graphicData uri="http://schemas.openxmlformats.org/drawingml/2006/picture">
+                <pic:pic xmlns:pic="http://schemas.openxmlformats.org/drawingml/2006/picture">
+                  <pic:nvPicPr>
+                    <pic:cNvPr id="1270449915" name="Imagen 1" descr="Texto&#10;&#10;El contenido generado por IA puede ser incorrecto."/>
+                    <pic:cNvPicPr/>
+                  </pic:nvPicPr>
+                  <pic:blipFill>
+                    <a:blip r:embed="rId48"/>
+                    <a:stretch>
+                      <a:fillRect/>
+                    </a:stretch>
+                  </pic:blipFill>
+                  <pic:spPr>
+                    <a:xfrm>
+                      <a:off x="0" y="0"/>
+                      <a:ext cx="4239217" cy="485843"/>
+                    </a:xfrm>
+                    <a:prstGeom prst="rect">
+                      <a:avLst/>
+                    </a:prstGeom>
+                  </pic:spPr>
+                </pic:pic>
+              </a:graphicData>
+            </a:graphic>
+          </wp:inline>
+        </w:drawing>
+      </w:r>
+    </w:p>
+    <w:p>
+      <w:pPr>
+        <w:pStyle w:val="Descripcin"/>
+        <w:jc w:val="center"/>
+      </w:pPr>
+      <w:r>
+        <w:t xml:space="preserve">Ilustración </w:t>
+      </w:r>
+      <w:fldSimple w:instr=" SEQ Ilustración \* ARABIC ">
+        <w:r>
+          <w:rPr>
+            <w:noProof/>
+          </w:rPr>
+          <w:t>29</w:t>
+        </w:r>
+      </w:fldSimple>
+      <w:r>
+        <w:t xml:space="preserve">: Variables </w:t>
+      </w:r>
+      <w:proofErr w:type="spellStart"/>
+      <w:r>
+        <w:t>SystemInfo</w:t>
+      </w:r>
+      <w:proofErr w:type="spellEnd"/>
+    </w:p>
+    <w:p>
+      <w:r>
+        <w:t xml:space="preserve">User, Machine y Culture son datos básicos extraídos directamente de </w:t>
+      </w:r>
+      <w:proofErr w:type="spellStart"/>
+      <w:r>
+        <w:t>Enviroment</w:t>
+      </w:r>
+      <w:proofErr w:type="spellEnd"/>
+      <w:r>
+        <w:t>.</w:t>
+      </w:r>
+    </w:p>
+    <w:p>
+      <w:pPr>
+        <w:keepNext/>
+        <w:jc w:val="center"/>
+      </w:pPr>
+      <w:r>
+        <w:rPr>
+          <w:noProof/>
+        </w:rPr>
+        <w:lastRenderedPageBreak/>
+        <w:drawing>
+          <wp:inline distT="0" distB="0" distL="0" distR="0" wp14:anchorId="427AD176" wp14:editId="48B469FD">
+            <wp:extent cx="3924300" cy="2341774"/>
+            <wp:effectExtent l="0" t="0" r="0" b="1905"/>
+            <wp:docPr id="1156013091" name="Imagen 1" descr="Texto&#10;&#10;El contenido generado por IA puede ser incorrecto."/>
+            <wp:cNvGraphicFramePr>
+              <a:graphicFrameLocks xmlns:a="http://schemas.openxmlformats.org/drawingml/2006/main" noChangeAspect="1"/>
+            </wp:cNvGraphicFramePr>
+            <a:graphic xmlns:a="http://schemas.openxmlformats.org/drawingml/2006/main">
+              <a:graphicData uri="http://schemas.openxmlformats.org/drawingml/2006/picture">
+                <pic:pic xmlns:pic="http://schemas.openxmlformats.org/drawingml/2006/picture">
+                  <pic:nvPicPr>
+                    <pic:cNvPr id="1156013091" name="Imagen 1" descr="Texto&#10;&#10;El contenido generado por IA puede ser incorrecto."/>
+                    <pic:cNvPicPr/>
+                  </pic:nvPicPr>
+                  <pic:blipFill>
+                    <a:blip r:embed="rId49"/>
+                    <a:stretch>
+                      <a:fillRect/>
+                    </a:stretch>
+                  </pic:blipFill>
+                  <pic:spPr>
+                    <a:xfrm>
+                      <a:off x="0" y="0"/>
+                      <a:ext cx="3928412" cy="2344228"/>
+                    </a:xfrm>
+                    <a:prstGeom prst="rect">
+                      <a:avLst/>
+                    </a:prstGeom>
+                  </pic:spPr>
+                </pic:pic>
+              </a:graphicData>
+            </a:graphic>
+          </wp:inline>
+        </w:drawing>
+      </w:r>
+    </w:p>
+    <w:p>
+      <w:pPr>
+        <w:pStyle w:val="Descripcin"/>
+        <w:jc w:val="center"/>
+      </w:pPr>
+      <w:r>
+        <w:t xml:space="preserve">Ilustración </w:t>
+      </w:r>
+      <w:fldSimple w:instr=" SEQ Ilustración \* ARABIC ">
+        <w:r>
+          <w:rPr>
+            <w:noProof/>
+          </w:rPr>
+          <w:t>30</w:t>
+        </w:r>
+      </w:fldSimple>
+      <w:r>
+        <w:t xml:space="preserve">: Función </w:t>
+      </w:r>
+      <w:proofErr w:type="spellStart"/>
+      <w:proofErr w:type="gramStart"/>
+      <w:r>
+        <w:t>GetWindowsVersionName</w:t>
+      </w:r>
+      <w:proofErr w:type="spellEnd"/>
+      <w:r>
+        <w:t>(</w:t>
+      </w:r>
+      <w:proofErr w:type="gramEnd"/>
+      <w:r>
+        <w:t>)</w:t>
+      </w:r>
+    </w:p>
+    <w:p>
+      <w:r>
+        <w:t>Usa WMI (</w:t>
+      </w:r>
+      <w:proofErr w:type="spellStart"/>
+      <w:r>
+        <w:t>ManagementObjectSearcher</w:t>
+      </w:r>
+      <w:proofErr w:type="spellEnd"/>
+      <w:r>
+        <w:t>) para obtener el nombre exacto del sistema operativo.</w:t>
+      </w:r>
+    </w:p>
+    <w:p>
+      <w:pPr>
+        <w:keepNext/>
+        <w:jc w:val="center"/>
+      </w:pPr>
+      <w:r>
+        <w:rPr>
+          <w:noProof/>
+        </w:rPr>
+        <w:drawing>
+          <wp:inline distT="0" distB="0" distL="0" distR="0" wp14:anchorId="1083E9CC" wp14:editId="17F4B45B">
+            <wp:extent cx="4295775" cy="1733275"/>
+            <wp:effectExtent l="0" t="0" r="0" b="635"/>
+            <wp:docPr id="298633779" name="Imagen 1" descr="Texto&#10;&#10;El contenido generado por IA puede ser incorrecto."/>
+            <wp:cNvGraphicFramePr>
+              <a:graphicFrameLocks xmlns:a="http://schemas.openxmlformats.org/drawingml/2006/main" noChangeAspect="1"/>
+            </wp:cNvGraphicFramePr>
+            <a:graphic xmlns:a="http://schemas.openxmlformats.org/drawingml/2006/main">
+              <a:graphicData uri="http://schemas.openxmlformats.org/drawingml/2006/picture">
+                <pic:pic xmlns:pic="http://schemas.openxmlformats.org/drawingml/2006/picture">
+                  <pic:nvPicPr>
+                    <pic:cNvPr id="298633779" name="Imagen 1" descr="Texto&#10;&#10;El contenido generado por IA puede ser incorrecto."/>
+                    <pic:cNvPicPr/>
+                  </pic:nvPicPr>
+                  <pic:blipFill>
+                    <a:blip r:embed="rId50"/>
+                    <a:stretch>
+                      <a:fillRect/>
+                    </a:stretch>
+                  </pic:blipFill>
+                  <pic:spPr>
+                    <a:xfrm>
+                      <a:off x="0" y="0"/>
+                      <a:ext cx="4309332" cy="1738745"/>
+                    </a:xfrm>
+                    <a:prstGeom prst="rect">
+                      <a:avLst/>
+                    </a:prstGeom>
+                  </pic:spPr>
+                </pic:pic>
+              </a:graphicData>
+            </a:graphic>
+          </wp:inline>
+        </w:drawing>
+      </w:r>
+    </w:p>
+    <w:p>
+      <w:pPr>
+        <w:pStyle w:val="Descripcin"/>
+        <w:jc w:val="center"/>
+      </w:pPr>
+      <w:r>
+        <w:t xml:space="preserve">Ilustración </w:t>
+      </w:r>
+      <w:fldSimple w:instr=" SEQ Ilustración \* ARABIC ">
+        <w:r>
+          <w:rPr>
+            <w:noProof/>
+          </w:rPr>
+          <w:t>31</w:t>
+        </w:r>
+      </w:fldSimple>
+      <w:r>
+        <w:t xml:space="preserve">: Función </w:t>
+      </w:r>
+      <w:proofErr w:type="spellStart"/>
+      <w:proofErr w:type="gramStart"/>
+      <w:r>
+        <w:t>GetBitVersion</w:t>
+      </w:r>
+      <w:proofErr w:type="spellEnd"/>
+      <w:r>
+        <w:t>(</w:t>
+      </w:r>
+      <w:proofErr w:type="gramEnd"/>
+      <w:r>
+        <w:t>)</w:t>
+      </w:r>
+    </w:p>
+    <w:p>
+      <w:r>
+        <w:t xml:space="preserve">Consulta el registro para saber si es 32 o 64 </w:t>
+      </w:r>
+      <w:proofErr w:type="spellStart"/>
+      <w:proofErr w:type="gramStart"/>
+      <w:r>
+        <w:t>bits.</w:t>
+      </w:r>
+      <w:r>
+        <w:t>ç</w:t>
+      </w:r>
+      <w:proofErr w:type="spellEnd"/>
+      <w:proofErr w:type="gramEnd"/>
+    </w:p>
+    <w:p/>
+    <w:p>
+      <w:pPr>
+        <w:keepNext/>
+        <w:jc w:val="center"/>
+      </w:pPr>
+      <w:r>
+        <w:rPr>
+          <w:noProof/>
+        </w:rPr>
+        <w:drawing>
+          <wp:inline distT="0" distB="0" distL="0" distR="0" wp14:anchorId="487B334A" wp14:editId="0748BEC3">
+            <wp:extent cx="4000500" cy="1860873"/>
+            <wp:effectExtent l="0" t="0" r="0" b="6350"/>
+            <wp:docPr id="2056676874" name="Imagen 1" descr="Texto&#10;&#10;El contenido generado por IA puede ser incorrecto."/>
+            <wp:cNvGraphicFramePr>
+              <a:graphicFrameLocks xmlns:a="http://schemas.openxmlformats.org/drawingml/2006/main" noChangeAspect="1"/>
+            </wp:cNvGraphicFramePr>
+            <a:graphic xmlns:a="http://schemas.openxmlformats.org/drawingml/2006/main">
+              <a:graphicData uri="http://schemas.openxmlformats.org/drawingml/2006/picture">
+                <pic:pic xmlns:pic="http://schemas.openxmlformats.org/drawingml/2006/picture">
+                  <pic:nvPicPr>
+                    <pic:cNvPr id="2056676874" name="Imagen 1" descr="Texto&#10;&#10;El contenido generado por IA puede ser incorrecto."/>
+                    <pic:cNvPicPr/>
+                  </pic:nvPicPr>
+                  <pic:blipFill>
+                    <a:blip r:embed="rId51"/>
+                    <a:stretch>
+                      <a:fillRect/>
+                    </a:stretch>
+                  </pic:blipFill>
+                  <pic:spPr>
+                    <a:xfrm>
+                      <a:off x="0" y="0"/>
+                      <a:ext cx="4014190" cy="1867241"/>
+                    </a:xfrm>
+                    <a:prstGeom prst="rect">
+                      <a:avLst/>
+                    </a:prstGeom>
+                  </pic:spPr>
+                </pic:pic>
+              </a:graphicData>
+            </a:graphic>
+          </wp:inline>
+        </w:drawing>
+      </w:r>
+    </w:p>
+    <w:p>
+      <w:pPr>
+        <w:pStyle w:val="Descripcin"/>
+        <w:jc w:val="center"/>
+      </w:pPr>
+      <w:r>
+        <w:t xml:space="preserve">Ilustración </w:t>
+      </w:r>
+      <w:fldSimple w:instr=" SEQ Ilustración \* ARABIC ">
+        <w:r>
+          <w:rPr>
+            <w:noProof/>
+          </w:rPr>
+          <w:t>32</w:t>
+        </w:r>
+      </w:fldSimple>
+      <w:r>
+        <w:t xml:space="preserve">: </w:t>
+      </w:r>
+      <w:proofErr w:type="spellStart"/>
+      <w:proofErr w:type="gramStart"/>
+      <w:r>
+        <w:t>GetPublicIpAsync</w:t>
+      </w:r>
+      <w:proofErr w:type="spellEnd"/>
+      <w:r>
+        <w:t>(</w:t>
+      </w:r>
+      <w:proofErr w:type="gramEnd"/>
+      <w:r>
+        <w:t>)</w:t>
+      </w:r>
+    </w:p>
+    <w:p>
+      <w:r>
+        <w:lastRenderedPageBreak/>
+        <w:t xml:space="preserve">Obtiene la IP pública del cliente haciendo una consulta a la </w:t>
+      </w:r>
+      <w:proofErr w:type="spellStart"/>
+      <w:r>
+        <w:t>url</w:t>
+      </w:r>
+      <w:proofErr w:type="spellEnd"/>
+      <w:r>
+        <w:t xml:space="preserve"> </w:t>
+      </w:r>
+      <w:proofErr w:type="gramStart"/>
+      <w:r>
+        <w:t>http://icanhazip.com ,</w:t>
+      </w:r>
+      <w:proofErr w:type="gramEnd"/>
+      <w:r>
+        <w:t xml:space="preserve"> es una función asíncrona ya que depende del tiempo de respuesta de la web.</w:t>
+      </w:r>
+    </w:p>
+    <w:p>
+      <w:pPr>
+        <w:keepNext/>
+        <w:jc w:val="center"/>
+      </w:pPr>
+      <w:r>
+        <w:rPr>
+          <w:noProof/>
+        </w:rPr>
+        <w:drawing>
+          <wp:inline distT="0" distB="0" distL="0" distR="0" wp14:anchorId="6E2C6144" wp14:editId="0F9A872F">
+            <wp:extent cx="4276725" cy="1956374"/>
+            <wp:effectExtent l="0" t="0" r="0" b="6350"/>
+            <wp:docPr id="248636124" name="Imagen 1" descr="Captura de pantalla de computadora&#10;&#10;El contenido generado por IA puede ser incorrecto."/>
+            <wp:cNvGraphicFramePr>
+              <a:graphicFrameLocks xmlns:a="http://schemas.openxmlformats.org/drawingml/2006/main" noChangeAspect="1"/>
+            </wp:cNvGraphicFramePr>
+            <a:graphic xmlns:a="http://schemas.openxmlformats.org/drawingml/2006/main">
+              <a:graphicData uri="http://schemas.openxmlformats.org/drawingml/2006/picture">
+                <pic:pic xmlns:pic="http://schemas.openxmlformats.org/drawingml/2006/picture">
+                  <pic:nvPicPr>
+                    <pic:cNvPr id="248636124" name="Imagen 1" descr="Captura de pantalla de computadora&#10;&#10;El contenido generado por IA puede ser incorrecto."/>
+                    <pic:cNvPicPr/>
+                  </pic:nvPicPr>
+                  <pic:blipFill>
+                    <a:blip r:embed="rId52"/>
+                    <a:stretch>
+                      <a:fillRect/>
+                    </a:stretch>
+                  </pic:blipFill>
+                  <pic:spPr>
+                    <a:xfrm>
+                      <a:off x="0" y="0"/>
+                      <a:ext cx="4293283" cy="1963948"/>
+                    </a:xfrm>
+                    <a:prstGeom prst="rect">
+                      <a:avLst/>
+                    </a:prstGeom>
+                  </pic:spPr>
+                </pic:pic>
+              </a:graphicData>
+            </a:graphic>
+          </wp:inline>
+        </w:drawing>
+      </w:r>
+    </w:p>
+    <w:p>
+      <w:pPr>
+        <w:pStyle w:val="Descripcin"/>
+        <w:jc w:val="center"/>
+      </w:pPr>
+      <w:r>
+        <w:t xml:space="preserve">Ilustración </w:t>
+      </w:r>
+      <w:fldSimple w:instr=" SEQ Ilustración \* ARABIC ">
+        <w:r>
+          <w:rPr>
+            <w:noProof/>
+          </w:rPr>
+          <w:t>33</w:t>
+        </w:r>
+      </w:fldSimple>
+      <w:r>
+        <w:t xml:space="preserve">: </w:t>
+      </w:r>
+      <w:proofErr w:type="spellStart"/>
+      <w:proofErr w:type="gramStart"/>
+      <w:r>
+        <w:t>GetSystemInfo</w:t>
+      </w:r>
+      <w:proofErr w:type="spellEnd"/>
+      <w:r>
+        <w:t>(</w:t>
+      </w:r>
+      <w:proofErr w:type="gramEnd"/>
+      <w:r>
+        <w:t>)</w:t>
+      </w:r>
+    </w:p>
+    <w:p>
+      <w:r>
+        <w:t xml:space="preserve">Método principal que </w:t>
+      </w:r>
+      <w:r>
+        <w:rPr>
+          <w:b/>
+          <w:bCs/>
+        </w:rPr>
+        <w:t>ensambla un resumen completo</w:t>
+      </w:r>
+      <w:r>
+        <w:t xml:space="preserve"> del sistema, incluyendo:</w:t>
+      </w:r>
+    </w:p>
+    <w:p>
+      <w:pPr>
+        <w:numPr>
+          <w:ilvl w:val="0"/>
+          <w:numId w:val="46"/>
+        </w:numPr>
+      </w:pPr>
+      <w:r>
+        <w:t>Nombre del equipo, usuario, IP pública</w:t>
+      </w:r>
+    </w:p>
+    <w:p>
+      <w:pPr>
+        <w:numPr>
+          <w:ilvl w:val="0"/>
+          <w:numId w:val="46"/>
+        </w:numPr>
+      </w:pPr>
+      <w:r>
+        <w:t>Sistema operativo y arquitectura</w:t>
+      </w:r>
+    </w:p>
+    <w:p>
+      <w:pPr>
+        <w:numPr>
+          <w:ilvl w:val="0"/>
+          <w:numId w:val="46"/>
+        </w:numPr>
+      </w:pPr>
+      <w:r>
+        <w:t>Versión de .NET</w:t>
+      </w:r>
+    </w:p>
+    <w:p>
+      <w:pPr>
+        <w:numPr>
+          <w:ilvl w:val="0"/>
+          <w:numId w:val="46"/>
+        </w:numPr>
+      </w:pPr>
+      <w:r>
+        <w:t>Número de procesadores</w:t>
+      </w:r>
+    </w:p>
+    <w:p>
+      <w:pPr>
+        <w:numPr>
+          <w:ilvl w:val="0"/>
+          <w:numId w:val="46"/>
+        </w:numPr>
+      </w:pPr>
+      <w:r>
+        <w:t>RAM, CPU, GPU</w:t>
+      </w:r>
+    </w:p>
+    <w:p>
+      <w:r>
+        <w:t xml:space="preserve">Todos los métodos que devuelven texto usan </w:t>
+      </w:r>
+      <w:proofErr w:type="spellStart"/>
+      <w:r>
+        <w:t>StringBuilder</w:t>
+      </w:r>
+      <w:proofErr w:type="spellEnd"/>
+      <w:r>
+        <w:t xml:space="preserve"> para componer mensajes de manera eficiente y legible, listos para ser enviados al servidor o mostrados en la interfaz.</w:t>
+      </w:r>
+    </w:p>
+    <w:p>
+      <w:pPr>
+        <w:rPr>
+          <w:rStyle w:val="Referenciaintensa"/>
+        </w:rPr>
+      </w:pPr>
+      <w:r>
+        <w:rPr>
+          <w:rStyle w:val="Referenciaintensa"/>
+        </w:rPr>
+        <w:t>Clase Keylogger</w:t>
+      </w:r>
+    </w:p>
+    <w:p>
+      <w:r>
+        <w:t xml:space="preserve">La clase Keylogger en el cliente RAT tiene como objetivo registrar las pulsaciones de teclas, la ventana activa y el contenido del portapapeles. Es una implementación completa de un </w:t>
+      </w:r>
+      <w:r>
+        <w:rPr>
+          <w:b/>
+          <w:bCs/>
+        </w:rPr>
+        <w:t>keylogger persistente</w:t>
+      </w:r>
+      <w:r>
+        <w:t xml:space="preserve">, que también </w:t>
+      </w:r>
+      <w:r>
+        <w:rPr>
+          <w:b/>
+          <w:bCs/>
+        </w:rPr>
+        <w:t>monitoriza la actividad del usuario</w:t>
+      </w:r>
+      <w:r>
+        <w:t xml:space="preserve">. A continuación, </w:t>
+      </w:r>
+      <w:r>
+        <w:t xml:space="preserve">explicaremos </w:t>
+      </w:r>
+      <w:r>
+        <w:t>toda su funcionalidad de forma clara:</w:t>
+      </w:r>
+    </w:p>
+    <w:p>
+      <w:pPr>
+        <w:keepNext/>
+        <w:jc w:val="center"/>
+      </w:pPr>
+      <w:r>
+        <w:rPr>
+          <w:noProof/>
+        </w:rPr>
+        <w:lastRenderedPageBreak/>
+        <w:drawing>
+          <wp:inline distT="0" distB="0" distL="0" distR="0" wp14:anchorId="3BBB3E06" wp14:editId="4D093D2E">
+            <wp:extent cx="4762500" cy="1927472"/>
+            <wp:effectExtent l="0" t="0" r="0" b="0"/>
+            <wp:docPr id="1814188917" name="Imagen 1" descr="Captura de pantalla de computadora&#10;&#10;El contenido generado por IA puede ser incorrecto."/>
+            <wp:cNvGraphicFramePr>
+              <a:graphicFrameLocks xmlns:a="http://schemas.openxmlformats.org/drawingml/2006/main" noChangeAspect="1"/>
+            </wp:cNvGraphicFramePr>
+            <a:graphic xmlns:a="http://schemas.openxmlformats.org/drawingml/2006/main">
+              <a:graphicData uri="http://schemas.openxmlformats.org/drawingml/2006/picture">
+                <pic:pic xmlns:pic="http://schemas.openxmlformats.org/drawingml/2006/picture">
+                  <pic:nvPicPr>
+                    <pic:cNvPr id="1814188917" name="Imagen 1" descr="Captura de pantalla de computadora&#10;&#10;El contenido generado por IA puede ser incorrecto."/>
+                    <pic:cNvPicPr/>
+                  </pic:nvPicPr>
+                  <pic:blipFill>
+                    <a:blip r:embed="rId53"/>
+                    <a:stretch>
+                      <a:fillRect/>
+                    </a:stretch>
+                  </pic:blipFill>
+                  <pic:spPr>
+                    <a:xfrm>
+                      <a:off x="0" y="0"/>
+                      <a:ext cx="4766755" cy="1929194"/>
+                    </a:xfrm>
+                    <a:prstGeom prst="rect">
+                      <a:avLst/>
+                    </a:prstGeom>
+                  </pic:spPr>
+                </pic:pic>
+              </a:graphicData>
+            </a:graphic>
+          </wp:inline>
+        </w:drawing>
+      </w:r>
+    </w:p>
+    <w:p>
+      <w:pPr>
+        <w:pStyle w:val="Descripcin"/>
+        <w:jc w:val="center"/>
+      </w:pPr>
+      <w:r>
+        <w:t xml:space="preserve">Ilustración </w:t>
+      </w:r>
+      <w:fldSimple w:instr=" SEQ Ilustración \* ARABIC ">
+        <w:r>
+          <w:rPr>
+            <w:noProof/>
+          </w:rPr>
+          <w:t>34</w:t>
+        </w:r>
+      </w:fldSimple>
+      <w:r>
+        <w:t xml:space="preserve">: Variables y </w:t>
+      </w:r>
+      <w:proofErr w:type="spellStart"/>
+      <w:r>
+        <w:t>timers</w:t>
+      </w:r>
+      <w:proofErr w:type="spellEnd"/>
+      <w:r>
+        <w:t xml:space="preserve"> </w:t>
+      </w:r>
+      <w:proofErr w:type="spellStart"/>
+      <w:r>
+        <w:t>Keylogger</w:t>
+      </w:r>
+      <w:proofErr w:type="spellEnd"/>
+    </w:p>
+    <w:p>
+      <w:pPr>
+        <w:pStyle w:val="Prrafodelista"/>
+        <w:numPr>
+          <w:ilvl w:val="0"/>
+          <w:numId w:val="47"/>
+        </w:numPr>
+        <w:rPr>
+          <w:b/>
+          <w:bCs/>
+        </w:rPr>
+      </w:pPr>
+      <w:r>
+        <w:rPr>
+          <w:b/>
+          <w:bCs/>
+        </w:rPr>
+        <w:t>_</w:t>
+      </w:r>
+      <w:proofErr w:type="spellStart"/>
+      <w:r>
+        <w:rPr>
+          <w:b/>
+          <w:bCs/>
+        </w:rPr>
+        <w:t>hookId</w:t>
+      </w:r>
+      <w:proofErr w:type="spellEnd"/>
+      <w:r>
+        <w:rPr>
+          <w:b/>
+          <w:bCs/>
+        </w:rPr>
+        <w:t xml:space="preserve">: </w:t>
+      </w:r>
+      <w:r>
+        <w:t xml:space="preserve">identificador del </w:t>
+      </w:r>
+      <w:proofErr w:type="spellStart"/>
+      <w:r>
+        <w:t>hook</w:t>
+      </w:r>
+      <w:proofErr w:type="spellEnd"/>
+      <w:r>
+        <w:t xml:space="preserve"> global del teclado.</w:t>
+      </w:r>
+    </w:p>
+    <w:p>
+      <w:pPr>
+        <w:pStyle w:val="Prrafodelista"/>
+        <w:numPr>
+          <w:ilvl w:val="0"/>
+          <w:numId w:val="47"/>
+        </w:numPr>
+        <w:rPr>
+          <w:b/>
+          <w:bCs/>
+        </w:rPr>
+      </w:pPr>
+      <w:r>
+        <w:rPr>
+          <w:b/>
+          <w:bCs/>
+        </w:rPr>
+        <w:t>_</w:t>
+      </w:r>
+      <w:proofErr w:type="spellStart"/>
+      <w:r>
+        <w:rPr>
+          <w:b/>
+          <w:bCs/>
+        </w:rPr>
+        <w:t>proc</w:t>
+      </w:r>
+      <w:proofErr w:type="spellEnd"/>
+      <w:r>
+        <w:rPr>
+          <w:b/>
+          <w:bCs/>
+        </w:rPr>
+        <w:t xml:space="preserve">: </w:t>
+      </w:r>
+      <w:r>
+        <w:t>delegado que apunta a la función que se llama en cada pulsación (</w:t>
+      </w:r>
+      <w:proofErr w:type="spellStart"/>
+      <w:r>
+        <w:t>HookCallback</w:t>
+      </w:r>
+      <w:proofErr w:type="spellEnd"/>
+      <w:r>
+        <w:t>)</w:t>
+      </w:r>
+      <w:r>
+        <w:t>.</w:t>
+      </w:r>
+    </w:p>
+    <w:p>
+      <w:pPr>
+        <w:pStyle w:val="Prrafodelista"/>
+        <w:numPr>
+          <w:ilvl w:val="0"/>
+          <w:numId w:val="47"/>
+        </w:numPr>
+        <w:rPr>
+          <w:b/>
+          <w:bCs/>
+        </w:rPr>
+      </w:pPr>
+      <w:r>
+        <w:rPr>
+          <w:b/>
+          <w:bCs/>
+        </w:rPr>
+        <w:t>_</w:t>
+      </w:r>
+      <w:proofErr w:type="spellStart"/>
+      <w:r>
+        <w:rPr>
+          <w:b/>
+          <w:bCs/>
+        </w:rPr>
+        <w:t>hookThread</w:t>
+      </w:r>
+      <w:proofErr w:type="spellEnd"/>
+      <w:r>
+        <w:rPr>
+          <w:b/>
+          <w:bCs/>
+        </w:rPr>
+        <w:t xml:space="preserve">: </w:t>
+      </w:r>
+      <w:r>
+        <w:t>hilo dedicado al hook de teclado.</w:t>
+      </w:r>
+    </w:p>
+    <w:p>
+      <w:pPr>
+        <w:pStyle w:val="Prrafodelista"/>
+        <w:numPr>
+          <w:ilvl w:val="0"/>
+          <w:numId w:val="47"/>
+        </w:numPr>
+        <w:rPr>
+          <w:b/>
+          <w:bCs/>
+        </w:rPr>
+      </w:pPr>
+      <w:r>
+        <w:rPr>
+          <w:b/>
+          <w:bCs/>
+        </w:rPr>
+        <w:t>_</w:t>
+      </w:r>
+      <w:proofErr w:type="spellStart"/>
+      <w:r>
+        <w:rPr>
+          <w:b/>
+          <w:bCs/>
+        </w:rPr>
+        <w:t>queue</w:t>
+      </w:r>
+      <w:proofErr w:type="spellEnd"/>
+      <w:r>
+        <w:rPr>
+          <w:b/>
+          <w:bCs/>
+        </w:rPr>
+        <w:t xml:space="preserve">: </w:t>
+      </w:r>
+      <w:r>
+        <w:t xml:space="preserve"> cola concurrente donde se almacenan las teclas presionadas.</w:t>
+      </w:r>
+    </w:p>
+    <w:p>
+      <w:pPr>
+        <w:pStyle w:val="Prrafodelista"/>
+        <w:numPr>
+          <w:ilvl w:val="0"/>
+          <w:numId w:val="47"/>
+        </w:numPr>
+        <w:rPr>
+          <w:b/>
+          <w:bCs/>
+        </w:rPr>
+      </w:pPr>
+      <w:r>
+        <w:rPr>
+          <w:b/>
+          <w:bCs/>
+        </w:rPr>
+        <w:t>_</w:t>
+      </w:r>
+      <w:proofErr w:type="spellStart"/>
+      <w:r>
+        <w:rPr>
+          <w:b/>
+          <w:bCs/>
+        </w:rPr>
+        <w:t>sendTimer</w:t>
+      </w:r>
+      <w:proofErr w:type="spellEnd"/>
+      <w:r>
+        <w:rPr>
+          <w:b/>
+          <w:bCs/>
+        </w:rPr>
+        <w:t xml:space="preserve">: </w:t>
+      </w:r>
+      <w:r>
+        <w:t>temporizador para enviar las pulsaciones al servidor.</w:t>
+      </w:r>
+    </w:p>
+    <w:p>
+      <w:pPr>
+        <w:pStyle w:val="Prrafodelista"/>
+        <w:numPr>
+          <w:ilvl w:val="0"/>
+          <w:numId w:val="47"/>
+        </w:numPr>
+        <w:rPr>
+          <w:b/>
+          <w:bCs/>
+        </w:rPr>
+      </w:pPr>
+      <w:r>
+        <w:rPr>
+          <w:b/>
+          <w:bCs/>
+        </w:rPr>
+        <w:t>_</w:t>
+      </w:r>
+      <w:proofErr w:type="spellStart"/>
+      <w:r>
+        <w:rPr>
+          <w:b/>
+          <w:bCs/>
+        </w:rPr>
+        <w:t>windowTimer</w:t>
+      </w:r>
+      <w:proofErr w:type="spellEnd"/>
+      <w:r>
+        <w:rPr>
+          <w:b/>
+          <w:bCs/>
+        </w:rPr>
+        <w:t xml:space="preserve">: </w:t>
+      </w:r>
+      <w:r>
+        <w:t>temporizador para enviar la ventana activa.</w:t>
+      </w:r>
+    </w:p>
+    <w:p>
+      <w:pPr>
+        <w:pStyle w:val="Prrafodelista"/>
+        <w:numPr>
+          <w:ilvl w:val="0"/>
+          <w:numId w:val="47"/>
+        </w:numPr>
+        <w:rPr>
+          <w:b/>
+          <w:bCs/>
+        </w:rPr>
+      </w:pPr>
+      <w:r>
+        <w:rPr>
+          <w:b/>
+          <w:bCs/>
+        </w:rPr>
+        <w:t>_</w:t>
+      </w:r>
+      <w:proofErr w:type="spellStart"/>
+      <w:r>
+        <w:rPr>
+          <w:b/>
+          <w:bCs/>
+        </w:rPr>
+        <w:t>clipboardTimer</w:t>
+      </w:r>
+      <w:proofErr w:type="spellEnd"/>
+      <w:r>
+        <w:rPr>
+          <w:b/>
+          <w:bCs/>
+        </w:rPr>
+        <w:t xml:space="preserve">: </w:t>
+      </w:r>
+      <w:r>
+        <w:t xml:space="preserve">temporizador para </w:t>
+      </w:r>
+      <w:r>
+        <w:t>el contenido del portapapeles</w:t>
+      </w:r>
+      <w:r>
+        <w:t>.</w:t>
+      </w:r>
+    </w:p>
+    <w:p>
+      <w:pPr>
+        <w:pStyle w:val="Prrafodelista"/>
+        <w:numPr>
+          <w:ilvl w:val="0"/>
+          <w:numId w:val="47"/>
+        </w:numPr>
+        <w:rPr>
+          <w:b/>
+          <w:bCs/>
+        </w:rPr>
+      </w:pPr>
+      <w:r>
+        <w:rPr>
+          <w:b/>
+          <w:bCs/>
+        </w:rPr>
+        <w:t>_</w:t>
+      </w:r>
+      <w:proofErr w:type="spellStart"/>
+      <w:r>
+        <w:rPr>
+          <w:b/>
+          <w:bCs/>
+        </w:rPr>
+        <w:t>lastClipboard</w:t>
+      </w:r>
+      <w:proofErr w:type="spellEnd"/>
+      <w:r>
+        <w:rPr>
+          <w:b/>
+          <w:bCs/>
+        </w:rPr>
+        <w:t xml:space="preserve">: </w:t>
+      </w:r>
+      <w:r>
+        <w:t>guarda el contenido anterior del portapapeles para detectar cambios.</w:t>
+      </w:r>
+    </w:p>
+    <w:p>
+      <w:pPr>
+        <w:keepNext/>
+        <w:jc w:val="center"/>
+      </w:pPr>
+      <w:r>
+        <w:rPr>
+          <w:b/>
+          <w:bCs/>
+          <w:noProof/>
+        </w:rPr>
+        <w:drawing>
+          <wp:inline distT="0" distB="0" distL="0" distR="0" wp14:anchorId="3FECE43B" wp14:editId="7B85298A">
+            <wp:extent cx="4686300" cy="2628585"/>
+            <wp:effectExtent l="0" t="0" r="0" b="635"/>
+            <wp:docPr id="704920670" name="Imagen 1" descr="Texto&#10;&#10;El contenido generado por IA puede ser incorrecto."/>
+            <wp:cNvGraphicFramePr>
+              <a:graphicFrameLocks xmlns:a="http://schemas.openxmlformats.org/drawingml/2006/main" noChangeAspect="1"/>
+            </wp:cNvGraphicFramePr>
+            <a:graphic xmlns:a="http://schemas.openxmlformats.org/drawingml/2006/main">
+              <a:graphicData uri="http://schemas.openxmlformats.org/drawingml/2006/picture">
+                <pic:pic xmlns:pic="http://schemas.openxmlformats.org/drawingml/2006/picture">
+                  <pic:nvPicPr>
+                    <pic:cNvPr id="704920670" name="Imagen 1" descr="Texto&#10;&#10;El contenido generado por IA puede ser incorrecto."/>
+                    <pic:cNvPicPr/>
+                  </pic:nvPicPr>
+                  <pic:blipFill>
+                    <a:blip r:embed="rId54"/>
+                    <a:stretch>
+                      <a:fillRect/>
+                    </a:stretch>
+                  </pic:blipFill>
+                  <pic:spPr>
+                    <a:xfrm>
+                      <a:off x="0" y="0"/>
+                      <a:ext cx="4690831" cy="2631126"/>
+                    </a:xfrm>
+                    <a:prstGeom prst="rect">
+                      <a:avLst/>
+                    </a:prstGeom>
+                  </pic:spPr>
+                </pic:pic>
+              </a:graphicData>
+            </a:graphic>
+          </wp:inline>
+        </w:drawing>
+      </w:r>
+    </w:p>
+    <w:p>
+      <w:pPr>
+        <w:pStyle w:val="Descripcin"/>
+        <w:jc w:val="center"/>
+      </w:pPr>
+      <w:r>
+        <w:t xml:space="preserve">Ilustración </w:t>
+      </w:r>
+      <w:fldSimple w:instr=" SEQ Ilustración \* ARABIC ">
+        <w:r>
+          <w:rPr>
+            <w:noProof/>
+          </w:rPr>
+          <w:t>35</w:t>
+        </w:r>
+      </w:fldSimple>
+      <w:r>
+        <w:t xml:space="preserve">: </w:t>
+      </w:r>
+      <w:r>
+        <w:t>I</w:t>
+      </w:r>
+      <w:r>
+        <w:t>mportación funciones nativas Windows</w:t>
+      </w:r>
+    </w:p>
+    <w:p>
+      <w:r>
+        <w:t>Estas funciones permiten:</w:t>
+      </w:r>
+    </w:p>
+    <w:p>
+      <w:pPr>
+        <w:pStyle w:val="Prrafodelista"/>
+        <w:numPr>
+          <w:ilvl w:val="0"/>
+          <w:numId w:val="49"/>
+        </w:numPr>
+      </w:pPr>
+      <w:r>
+        <w:t xml:space="preserve">Instalar y desinstalar </w:t>
+      </w:r>
+      <w:proofErr w:type="spellStart"/>
+      <w:r>
+        <w:t>hooks</w:t>
+      </w:r>
+      <w:proofErr w:type="spellEnd"/>
+      <w:r>
+        <w:t xml:space="preserve"> (</w:t>
+      </w:r>
+      <w:proofErr w:type="spellStart"/>
+      <w:r>
+        <w:t>SetWindowsHookEx</w:t>
+      </w:r>
+      <w:proofErr w:type="spellEnd"/>
+      <w:r>
+        <w:t xml:space="preserve">, </w:t>
+      </w:r>
+      <w:proofErr w:type="spellStart"/>
+      <w:r>
+        <w:t>UnhookWindowsHookEx</w:t>
+      </w:r>
+      <w:proofErr w:type="spellEnd"/>
+      <w:r>
+        <w:t>).</w:t>
+      </w:r>
+    </w:p>
+    <w:p>
+      <w:pPr>
+        <w:pStyle w:val="Prrafodelista"/>
+        <w:numPr>
+          <w:ilvl w:val="0"/>
+          <w:numId w:val="49"/>
+        </w:numPr>
+      </w:pPr>
+      <w:r>
+        <w:lastRenderedPageBreak/>
+        <w:t>Obtener información de la ventana activa (</w:t>
+      </w:r>
+      <w:proofErr w:type="spellStart"/>
+      <w:r>
+        <w:t>GetForegroundWindow</w:t>
+      </w:r>
+      <w:proofErr w:type="spellEnd"/>
+      <w:r>
+        <w:t xml:space="preserve">, </w:t>
+      </w:r>
+      <w:proofErr w:type="spellStart"/>
+      <w:r>
+        <w:t>GetWindowText</w:t>
+      </w:r>
+      <w:proofErr w:type="spellEnd"/>
+      <w:r>
+        <w:t>).</w:t>
+      </w:r>
+    </w:p>
+    <w:p>
+      <w:pPr>
+        <w:pStyle w:val="Prrafodelista"/>
+        <w:numPr>
+          <w:ilvl w:val="0"/>
+          <w:numId w:val="49"/>
+        </w:numPr>
+      </w:pPr>
+      <w:r>
+        <w:t xml:space="preserve">Continuar el procesamiento normal del </w:t>
+      </w:r>
+      <w:proofErr w:type="spellStart"/>
+      <w:r>
+        <w:t>hook</w:t>
+      </w:r>
+      <w:proofErr w:type="spellEnd"/>
+      <w:r>
+        <w:t xml:space="preserve"> (</w:t>
+      </w:r>
+      <w:proofErr w:type="spellStart"/>
+      <w:r>
+        <w:t>CallNextHookEx</w:t>
+      </w:r>
+      <w:proofErr w:type="spellEnd"/>
+      <w:r>
+        <w:t>).</w:t>
+      </w:r>
+    </w:p>
+    <w:p>
+      <w:pPr>
+        <w:keepNext/>
+        <w:jc w:val="center"/>
+      </w:pPr>
+      <w:r>
+        <w:rPr>
+          <w:noProof/>
+        </w:rPr>
+        <w:drawing>
+          <wp:inline distT="0" distB="0" distL="0" distR="0" wp14:anchorId="01E6AAE5" wp14:editId="3043F606">
+            <wp:extent cx="3409950" cy="4675328"/>
+            <wp:effectExtent l="0" t="0" r="0" b="0"/>
+            <wp:docPr id="1836386770" name="Imagen 1" descr="Texto&#10;&#10;El contenido generado por IA puede ser incorrecto."/>
+            <wp:cNvGraphicFramePr>
+              <a:graphicFrameLocks xmlns:a="http://schemas.openxmlformats.org/drawingml/2006/main" noChangeAspect="1"/>
+            </wp:cNvGraphicFramePr>
+            <a:graphic xmlns:a="http://schemas.openxmlformats.org/drawingml/2006/main">
+              <a:graphicData uri="http://schemas.openxmlformats.org/drawingml/2006/picture">
+                <pic:pic xmlns:pic="http://schemas.openxmlformats.org/drawingml/2006/picture">
+                  <pic:nvPicPr>
+                    <pic:cNvPr id="1836386770" name="Imagen 1" descr="Texto&#10;&#10;El contenido generado por IA puede ser incorrecto."/>
+                    <pic:cNvPicPr/>
+                  </pic:nvPicPr>
+                  <pic:blipFill>
+                    <a:blip r:embed="rId55"/>
+                    <a:stretch>
+                      <a:fillRect/>
+                    </a:stretch>
+                  </pic:blipFill>
+                  <pic:spPr>
+                    <a:xfrm>
+                      <a:off x="0" y="0"/>
+                      <a:ext cx="3415736" cy="4683261"/>
+                    </a:xfrm>
+                    <a:prstGeom prst="rect">
+                      <a:avLst/>
+                    </a:prstGeom>
+                  </pic:spPr>
+                </pic:pic>
+              </a:graphicData>
+            </a:graphic>
+          </wp:inline>
+        </w:drawing>
+      </w:r>
+    </w:p>
+    <w:p>
+      <w:pPr>
+        <w:pStyle w:val="Descripcin"/>
+        <w:jc w:val="center"/>
+      </w:pPr>
+      <w:r>
+        <w:t xml:space="preserve">Ilustración </w:t>
+      </w:r>
+      <w:fldSimple w:instr=" SEQ Ilustración \* ARABIC ">
+        <w:r>
+          <w:rPr>
+            <w:noProof/>
+          </w:rPr>
+          <w:t>36</w:t>
+        </w:r>
+      </w:fldSimple>
+      <w:r>
+        <w:t xml:space="preserve">: Función </w:t>
+      </w:r>
+      <w:proofErr w:type="spellStart"/>
+      <w:proofErr w:type="gramStart"/>
+      <w:r>
+        <w:t>Start</w:t>
+      </w:r>
+      <w:proofErr w:type="spellEnd"/>
+      <w:r>
+        <w:t>(</w:t>
+      </w:r>
+      <w:proofErr w:type="gramEnd"/>
+      <w:r>
+        <w:t xml:space="preserve">) </w:t>
+      </w:r>
+      <w:proofErr w:type="spellStart"/>
+      <w:r>
+        <w:t>Keylogger</w:t>
+      </w:r>
+      <w:proofErr w:type="spellEnd"/>
+    </w:p>
+    <w:p>
+      <w:r>
+        <w:t>Función principal del keylogger, comienza creando un hilo en segundo plano y establece un hook global para capturar las teclas presionadas. Tenemos tres temporizadores, el primero de ellos se encarga de enviar el contenido de _</w:t>
+      </w:r>
+      <w:proofErr w:type="spellStart"/>
+      <w:r>
+        <w:t>queue</w:t>
+      </w:r>
+      <w:proofErr w:type="spellEnd"/>
+      <w:r>
+        <w:t xml:space="preserve"> cada 2 segundos por el canal </w:t>
+      </w:r>
+      <w:proofErr w:type="spellStart"/>
+      <w:r>
+        <w:t>Keylogger</w:t>
+      </w:r>
+      <w:proofErr w:type="spellEnd"/>
+      <w:r>
+        <w:t xml:space="preserve"> (</w:t>
+      </w:r>
+      <w:proofErr w:type="spellStart"/>
+      <w:r>
+        <w:t>Channel.Keylogger</w:t>
+      </w:r>
+      <w:proofErr w:type="spellEnd"/>
+      <w:r>
+        <w:t>), _</w:t>
+      </w:r>
+      <w:proofErr w:type="spellStart"/>
+      <w:r>
+        <w:t>windowTimer</w:t>
+      </w:r>
+      <w:proofErr w:type="spellEnd"/>
+      <w:r>
+        <w:t xml:space="preserve"> obtiene el título de la ventana activa y lo envía por el canal </w:t>
+      </w:r>
+      <w:proofErr w:type="spellStart"/>
+      <w:r>
+        <w:t>ActiveWindow</w:t>
+      </w:r>
+      <w:proofErr w:type="spellEnd"/>
+      <w:r>
+        <w:t xml:space="preserve"> (</w:t>
+      </w:r>
+      <w:proofErr w:type="spellStart"/>
+      <w:r>
+        <w:t>Channel.ActiveWindow</w:t>
+      </w:r>
+      <w:proofErr w:type="spellEnd"/>
+      <w:r>
+        <w:t xml:space="preserve">) </w:t>
+      </w:r>
+      <w:proofErr w:type="gramStart"/>
+      <w:r>
+        <w:t>y</w:t>
+      </w:r>
+      <w:proofErr w:type="gramEnd"/>
+      <w:r>
+        <w:t xml:space="preserve"> por último, el </w:t>
+      </w:r>
+      <w:proofErr w:type="spellStart"/>
+      <w:r>
+        <w:t>timer</w:t>
+      </w:r>
+      <w:proofErr w:type="spellEnd"/>
+      <w:r>
+        <w:t xml:space="preserve"> del portapapeles se envía cada 5 segundos si ha cambiado desde la última vez, lo </w:t>
+      </w:r>
+      <w:proofErr w:type="spellStart"/>
+      <w:r>
+        <w:t>envia</w:t>
+      </w:r>
+      <w:proofErr w:type="spellEnd"/>
+      <w:r>
+        <w:t xml:space="preserve"> por el canal </w:t>
+      </w:r>
+      <w:proofErr w:type="spellStart"/>
+      <w:r>
+        <w:t>Clipboard</w:t>
+      </w:r>
+      <w:proofErr w:type="spellEnd"/>
+      <w:r>
+        <w:t xml:space="preserve"> (</w:t>
+      </w:r>
+      <w:proofErr w:type="spellStart"/>
+      <w:r>
+        <w:t>Channel.Clipboard</w:t>
+      </w:r>
+      <w:proofErr w:type="spellEnd"/>
+      <w:r>
+        <w:t>).</w:t>
       </w:r>
     </w:p>
     <w:p/>
     <w:p/>
-    <w:p>
-      <w:pPr>
-        <w:pStyle w:val="Ttulo3"/>
+    <w:p/>
+    <w:p>
+      <w:pPr>
+        <w:keepNext/>
+        <w:jc w:val="center"/>
+      </w:pPr>
+      <w:r>
+        <w:rPr>
+          <w:noProof/>
+        </w:rPr>
+        <w:lastRenderedPageBreak/>
+        <w:drawing>
+          <wp:inline distT="0" distB="0" distL="0" distR="0" wp14:anchorId="2A734020" wp14:editId="253B1AC2">
+            <wp:extent cx="3419475" cy="2231923"/>
+            <wp:effectExtent l="0" t="0" r="0" b="0"/>
+            <wp:docPr id="375986946" name="Imagen 1" descr="Texto&#10;&#10;El contenido generado por IA puede ser incorrecto."/>
+            <wp:cNvGraphicFramePr>
+              <a:graphicFrameLocks xmlns:a="http://schemas.openxmlformats.org/drawingml/2006/main" noChangeAspect="1"/>
+            </wp:cNvGraphicFramePr>
+            <a:graphic xmlns:a="http://schemas.openxmlformats.org/drawingml/2006/main">
+              <a:graphicData uri="http://schemas.openxmlformats.org/drawingml/2006/picture">
+                <pic:pic xmlns:pic="http://schemas.openxmlformats.org/drawingml/2006/picture">
+                  <pic:nvPicPr>
+                    <pic:cNvPr id="375986946" name="Imagen 1" descr="Texto&#10;&#10;El contenido generado por IA puede ser incorrecto."/>
+                    <pic:cNvPicPr/>
+                  </pic:nvPicPr>
+                  <pic:blipFill>
+                    <a:blip r:embed="rId56"/>
+                    <a:stretch>
+                      <a:fillRect/>
+                    </a:stretch>
+                  </pic:blipFill>
+                  <pic:spPr>
+                    <a:xfrm>
+                      <a:off x="0" y="0"/>
+                      <a:ext cx="3423544" cy="2234579"/>
+                    </a:xfrm>
+                    <a:prstGeom prst="rect">
+                      <a:avLst/>
+                    </a:prstGeom>
+                  </pic:spPr>
+                </pic:pic>
+              </a:graphicData>
+            </a:graphic>
+          </wp:inline>
+        </w:drawing>
+      </w:r>
+    </w:p>
+    <w:p>
+      <w:pPr>
+        <w:pStyle w:val="Descripcin"/>
+        <w:jc w:val="center"/>
+      </w:pPr>
+      <w:r>
+        <w:t xml:space="preserve">Ilustración </w:t>
+      </w:r>
+      <w:fldSimple w:instr=" SEQ Ilustración \* ARABIC ">
+        <w:r>
+          <w:rPr>
+            <w:noProof/>
+          </w:rPr>
+          <w:t>37</w:t>
+        </w:r>
+      </w:fldSimple>
+      <w:r>
+        <w:t xml:space="preserve">: Función </w:t>
+      </w:r>
+      <w:proofErr w:type="gramStart"/>
+      <w:r>
+        <w:t>Stop(</w:t>
+      </w:r>
+      <w:proofErr w:type="gramEnd"/>
+      <w:r>
+        <w:t>) en Keylogger</w:t>
+      </w:r>
+    </w:p>
+    <w:p>
+      <w:r>
+        <w:t xml:space="preserve">Este método </w:t>
+      </w:r>
+      <w:r>
+        <w:rPr>
+          <w:b/>
+          <w:bCs/>
+        </w:rPr>
+        <w:t>detiene y limpia completamente</w:t>
+      </w:r>
+      <w:r>
+        <w:t xml:space="preserve"> todos los recursos del keylogger. Es el inverso de </w:t>
+      </w:r>
+      <w:proofErr w:type="spellStart"/>
+      <w:proofErr w:type="gramStart"/>
+      <w:r>
+        <w:t>Start</w:t>
+      </w:r>
+      <w:proofErr w:type="spellEnd"/>
+      <w:r>
+        <w:t>(</w:t>
+      </w:r>
+      <w:proofErr w:type="gramEnd"/>
+      <w:r>
+        <w:t>). Desactiva el hook, los temporizadores y vacía la cola de pulsaciones.</w:t>
+      </w:r>
+    </w:p>
+    <w:p>
+      <w:pPr>
+        <w:rPr>
+          <w:rStyle w:val="Referenciaintensa"/>
+        </w:rPr>
+      </w:pPr>
+      <w:r>
+        <w:rPr>
+          <w:rStyle w:val="Referenciaintensa"/>
+        </w:rPr>
+        <w:t xml:space="preserve">Paquete </w:t>
+      </w:r>
+      <w:proofErr w:type="spellStart"/>
+      <w:r>
+        <w:rPr>
+          <w:rStyle w:val="Referenciaintensa"/>
+        </w:rPr>
+        <w:t>Stealers</w:t>
+      </w:r>
+      <w:proofErr w:type="spellEnd"/>
+    </w:p>
+    <w:p>
+      <w:r>
+        <w:t>Este módulo se encarga de extraer (</w:t>
+      </w:r>
+      <w:proofErr w:type="spellStart"/>
+      <w:r>
+        <w:t>steal</w:t>
+      </w:r>
+      <w:proofErr w:type="spellEnd"/>
+      <w:r>
+        <w:t xml:space="preserve">) datos sensibles almacenados en los navegadores web. Está compuesto por dos clases Chrome y Edge </w:t>
+      </w:r>
+      <w:proofErr w:type="spellStart"/>
+      <w:r>
+        <w:t>stealers</w:t>
+      </w:r>
+      <w:proofErr w:type="spellEnd"/>
+      <w:r>
+        <w:t>.</w:t>
+      </w:r>
+    </w:p>
+    <w:p>
+      <w:pPr>
+        <w:keepNext/>
+        <w:jc w:val="center"/>
+      </w:pPr>
+      <w:r>
+        <w:rPr>
+          <w:rStyle w:val="Referenciaintensa"/>
+        </w:rPr>
+        <w:drawing>
+          <wp:inline distT="0" distB="0" distL="0" distR="0" wp14:anchorId="625E4E85" wp14:editId="739B4490">
+            <wp:extent cx="1638529" cy="562053"/>
+            <wp:effectExtent l="0" t="0" r="0" b="0"/>
+            <wp:docPr id="1131039659" name="Imagen 1" descr="Una captura de pantalla de un celular&#10;&#10;El contenido generado por IA puede ser incorrecto."/>
+            <wp:cNvGraphicFramePr>
+              <a:graphicFrameLocks xmlns:a="http://schemas.openxmlformats.org/drawingml/2006/main" noChangeAspect="1"/>
+            </wp:cNvGraphicFramePr>
+            <a:graphic xmlns:a="http://schemas.openxmlformats.org/drawingml/2006/main">
+              <a:graphicData uri="http://schemas.openxmlformats.org/drawingml/2006/picture">
+                <pic:pic xmlns:pic="http://schemas.openxmlformats.org/drawingml/2006/picture">
+                  <pic:nvPicPr>
+                    <pic:cNvPr id="1131039659" name="Imagen 1" descr="Una captura de pantalla de un celular&#10;&#10;El contenido generado por IA puede ser incorrecto."/>
+                    <pic:cNvPicPr/>
+                  </pic:nvPicPr>
+                  <pic:blipFill>
+                    <a:blip r:embed="rId57"/>
+                    <a:stretch>
+                      <a:fillRect/>
+                    </a:stretch>
+                  </pic:blipFill>
+                  <pic:spPr>
+                    <a:xfrm>
+                      <a:off x="0" y="0"/>
+                      <a:ext cx="1638529" cy="562053"/>
+                    </a:xfrm>
+                    <a:prstGeom prst="rect">
+                      <a:avLst/>
+                    </a:prstGeom>
+                  </pic:spPr>
+                </pic:pic>
+              </a:graphicData>
+            </a:graphic>
+          </wp:inline>
+        </w:drawing>
+      </w:r>
+    </w:p>
+    <w:p>
+      <w:pPr>
+        <w:pStyle w:val="Descripcin"/>
+        <w:jc w:val="center"/>
+      </w:pPr>
+      <w:r>
+        <w:t xml:space="preserve">Ilustración </w:t>
+      </w:r>
+      <w:fldSimple w:instr=" SEQ Ilustración \* ARABIC ">
+        <w:r>
+          <w:rPr>
+            <w:noProof/>
+          </w:rPr>
+          <w:t>38</w:t>
+        </w:r>
+      </w:fldSimple>
+      <w:r>
+        <w:t xml:space="preserve">: Paquete </w:t>
+      </w:r>
+      <w:proofErr w:type="spellStart"/>
+      <w:r>
+        <w:t>Stealers</w:t>
+      </w:r>
+      <w:proofErr w:type="spellEnd"/>
+    </w:p>
+    <w:p>
+      <w:pPr>
+        <w:rPr>
+          <w:rStyle w:val="Referenciaintensa"/>
+        </w:rPr>
+      </w:pPr>
+      <w:r>
+        <w:rPr>
+          <w:rStyle w:val="Referenciaintensa"/>
+        </w:rPr>
+        <w:t>Clase</w:t>
+      </w:r>
+      <w:r>
+        <w:rPr>
+          <w:rStyle w:val="Referenciaintensa"/>
+        </w:rPr>
+        <w:t xml:space="preserve"> </w:t>
+      </w:r>
+      <w:r>
+        <w:rPr>
+          <w:rStyle w:val="Referenciaintensa"/>
+        </w:rPr>
+        <w:t>Chrome</w:t>
+      </w:r>
+      <w:r>
+        <w:rPr>
+          <w:rStyle w:val="Referenciaintensa"/>
+        </w:rPr>
+        <w:t>Stealer</w:t>
+      </w:r>
+    </w:p>
+    <w:p>
+      <w:r>
+        <w:t>Clase especializada en Google Chrome que extrae y desencripta información sensible almacenada en dicho navegador, como contraseñas, tarjetas de crédito e historial de navegación.</w:t>
+      </w:r>
+    </w:p>
+    <w:p>
+      <w:pPr>
+        <w:keepNext/>
+        <w:jc w:val="left"/>
+      </w:pPr>
+      <w:r>
+        <w:rPr>
+          <w:rStyle w:val="Referenciaintensa"/>
+        </w:rPr>
+        <w:drawing>
+          <wp:inline distT="0" distB="0" distL="0" distR="0" wp14:anchorId="550DE2C8" wp14:editId="4F0E8001">
+            <wp:extent cx="5884545" cy="1641263"/>
+            <wp:effectExtent l="0" t="0" r="1905" b="0"/>
+            <wp:docPr id="509000261" name="Imagen 1" descr="Texto&#10;&#10;El contenido generado por IA puede ser incorrecto."/>
+            <wp:cNvGraphicFramePr>
+              <a:graphicFrameLocks xmlns:a="http://schemas.openxmlformats.org/drawingml/2006/main" noChangeAspect="1"/>
+            </wp:cNvGraphicFramePr>
+            <a:graphic xmlns:a="http://schemas.openxmlformats.org/drawingml/2006/main">
+              <a:graphicData uri="http://schemas.openxmlformats.org/drawingml/2006/picture">
+                <pic:pic xmlns:pic="http://schemas.openxmlformats.org/drawingml/2006/picture">
+                  <pic:nvPicPr>
+                    <pic:cNvPr id="509000261" name="Imagen 1" descr="Texto&#10;&#10;El contenido generado por IA puede ser incorrecto."/>
+                    <pic:cNvPicPr/>
+                  </pic:nvPicPr>
+                  <pic:blipFill>
+                    <a:blip r:embed="rId58"/>
+                    <a:stretch>
+                      <a:fillRect/>
+                    </a:stretch>
+                  </pic:blipFill>
+                  <pic:spPr>
+                    <a:xfrm>
+                      <a:off x="0" y="0"/>
+                      <a:ext cx="5897653" cy="1644919"/>
+                    </a:xfrm>
+                    <a:prstGeom prst="rect">
+                      <a:avLst/>
+                    </a:prstGeom>
+                  </pic:spPr>
+                </pic:pic>
+              </a:graphicData>
+            </a:graphic>
+          </wp:inline>
+        </w:drawing>
+      </w:r>
+    </w:p>
+    <w:p>
+      <w:pPr>
+        <w:pStyle w:val="Descripcin"/>
+        <w:jc w:val="center"/>
+      </w:pPr>
+      <w:r>
+        <w:t xml:space="preserve">Ilustración </w:t>
+      </w:r>
+      <w:fldSimple w:instr=" SEQ Ilustración \* ARABIC ">
+        <w:r>
+          <w:rPr>
+            <w:noProof/>
+          </w:rPr>
+          <w:t>39</w:t>
+        </w:r>
+      </w:fldSimple>
+      <w:r>
+        <w:t>: Variables ChromeStealer</w:t>
+      </w:r>
+    </w:p>
+    <w:p>
+      <w:pPr>
+        <w:pStyle w:val="Prrafodelista"/>
+        <w:numPr>
+          <w:ilvl w:val="0"/>
+          <w:numId w:val="50"/>
+        </w:numPr>
+      </w:pPr>
+      <w:r>
+        <w:lastRenderedPageBreak/>
+        <w:t xml:space="preserve">CHROME_PATH_LOCAL_STATE: </w:t>
+      </w:r>
+      <w:r>
+        <w:t xml:space="preserve">apunta al archivo Local </w:t>
+      </w:r>
+      <w:proofErr w:type="spellStart"/>
+      <w:r>
+        <w:t>State</w:t>
+      </w:r>
+      <w:proofErr w:type="spellEnd"/>
+      <w:r>
+        <w:t xml:space="preserve"> (formato JSON) que contiene la </w:t>
+      </w:r>
+      <w:r>
+        <w:rPr>
+          <w:b/>
+          <w:bCs/>
+        </w:rPr>
+        <w:t>clave maestra cifrada</w:t>
+      </w:r>
+      <w:r>
+        <w:t xml:space="preserve"> de Chrome ("</w:t>
+      </w:r>
+      <w:proofErr w:type="spellStart"/>
+      <w:r>
+        <w:t>encrypted_key</w:t>
+      </w:r>
+      <w:proofErr w:type="spellEnd"/>
+      <w:r>
+        <w:t>").</w:t>
+      </w:r>
+    </w:p>
+    <w:p>
+      <w:pPr>
+        <w:pStyle w:val="Prrafodelista"/>
+        <w:numPr>
+          <w:ilvl w:val="0"/>
+          <w:numId w:val="50"/>
+        </w:numPr>
+      </w:pPr>
+      <w:r>
+        <w:t xml:space="preserve">CHROME_PATH: </w:t>
+      </w:r>
+      <w:r>
+        <w:t xml:space="preserve">es el directorio base que contiene las carpetas de perfil (Default, </w:t>
+      </w:r>
+      <w:proofErr w:type="spellStart"/>
+      <w:r>
+        <w:t>Profile</w:t>
+      </w:r>
+      <w:proofErr w:type="spellEnd"/>
+      <w:r>
+        <w:t xml:space="preserve"> 1, etc.), donde se almacenan las bases de datos SQLite (</w:t>
+      </w:r>
+      <w:proofErr w:type="spellStart"/>
+      <w:r>
+        <w:t>Login</w:t>
+      </w:r>
+      <w:proofErr w:type="spellEnd"/>
+      <w:r>
+        <w:t xml:space="preserve"> Data, Web Data, </w:t>
+      </w:r>
+      <w:proofErr w:type="spellStart"/>
+      <w:r>
+        <w:t>History</w:t>
+      </w:r>
+      <w:proofErr w:type="spellEnd"/>
+      <w:r>
+        <w:t>).</w:t>
+      </w:r>
+    </w:p>
+    <w:p>
+      <w:pPr>
+        <w:pStyle w:val="Prrafodelista"/>
+        <w:numPr>
+          <w:ilvl w:val="0"/>
+          <w:numId w:val="50"/>
+        </w:numPr>
+      </w:pPr>
+      <w:proofErr w:type="spellStart"/>
+      <w:r>
+        <w:t>CryptUnprotectData</w:t>
+      </w:r>
+      <w:proofErr w:type="spellEnd"/>
+      <w:r>
+        <w:t xml:space="preserve">: </w:t>
+      </w:r>
+      <w:r>
+        <w:t xml:space="preserve">Es una </w:t>
+      </w:r>
+      <w:r>
+        <w:rPr>
+          <w:b/>
+          <w:bCs/>
+        </w:rPr>
+        <w:t>función nativa de Windows</w:t>
+      </w:r>
+      <w:r>
+        <w:t xml:space="preserve"> que permite </w:t>
+      </w:r>
+      <w:r>
+        <w:rPr>
+          <w:b/>
+          <w:bCs/>
+        </w:rPr>
+        <w:t>desencriptar datos cifrados con DPAPI</w:t>
+      </w:r>
+      <w:r>
+        <w:t xml:space="preserve"> (Data </w:t>
+      </w:r>
+      <w:proofErr w:type="spellStart"/>
+      <w:r>
+        <w:t>Protection</w:t>
+      </w:r>
+      <w:proofErr w:type="spellEnd"/>
+      <w:r>
+        <w:t xml:space="preserve"> API), usada internamente por Chrome para cifrar su clave AES local.</w:t>
+      </w:r>
+    </w:p>
+    <w:p>
+      <w:pPr>
+        <w:pStyle w:val="Prrafodelista"/>
+        <w:numPr>
+          <w:ilvl w:val="1"/>
+          <w:numId w:val="50"/>
+        </w:numPr>
+      </w:pPr>
+      <w:r>
+        <w:t>Input: un DATA_BLOB con datos cifrados.</w:t>
+      </w:r>
+    </w:p>
+    <w:p>
+      <w:pPr>
+        <w:pStyle w:val="Prrafodelista"/>
+        <w:numPr>
+          <w:ilvl w:val="1"/>
+          <w:numId w:val="50"/>
+        </w:numPr>
+      </w:pPr>
+      <w:r>
+        <w:t>Output: un DATA_BLOB con datos desencriptados.</w:t>
+      </w:r>
+    </w:p>
+    <w:p>
+      <w:pPr>
+        <w:pStyle w:val="Prrafodelista"/>
+        <w:numPr>
+          <w:ilvl w:val="1"/>
+          <w:numId w:val="50"/>
+        </w:numPr>
+      </w:pPr>
+      <w:r>
+        <w:t xml:space="preserve">Esta función solo puede desencriptar datos </w:t>
+      </w:r>
+      <w:r>
+        <w:rPr>
+          <w:b/>
+          <w:bCs/>
+        </w:rPr>
+        <w:t>en la misma máquina y con el mismo usuario</w:t>
+      </w:r>
+      <w:r>
+        <w:t xml:space="preserve"> que los cifró.</w:t>
+      </w:r>
+    </w:p>
+    <w:p>
+      <w:pPr>
+        <w:pStyle w:val="Prrafodelista"/>
+        <w:numPr>
+          <w:ilvl w:val="0"/>
+          <w:numId w:val="50"/>
+        </w:numPr>
+      </w:pPr>
+      <w:r>
+        <w:t xml:space="preserve">DATA_BLOB: Contenedor o estructura de datos binarios usado por </w:t>
+      </w:r>
+      <w:proofErr w:type="spellStart"/>
+      <w:r>
+        <w:t>CryptUnprotectData</w:t>
+      </w:r>
+      <w:proofErr w:type="spellEnd"/>
+      <w:r>
+        <w:t xml:space="preserve">, el campo </w:t>
+      </w:r>
+      <w:proofErr w:type="spellStart"/>
+      <w:r>
+        <w:t>pbData</w:t>
+      </w:r>
+      <w:proofErr w:type="spellEnd"/>
+      <w:r>
+        <w:t xml:space="preserve"> apunta a la memoria donde están los datos cifrados o descifrados.</w:t>
+      </w:r>
+    </w:p>
+    <w:p>
+      <w:pPr>
+        <w:pStyle w:val="Prrafodelista"/>
+        <w:numPr>
+          <w:ilvl w:val="0"/>
+          <w:numId w:val="50"/>
+        </w:numPr>
+      </w:pPr>
+      <w:r>
+        <w:t>CRYPTPROTECT_PROMPTSTRUCT</w:t>
+      </w:r>
+      <w:r>
+        <w:t xml:space="preserve">: </w:t>
+      </w:r>
+      <w:r>
+        <w:t>Se usa para mostrar mensajes emergentes al usuario durante el descifrado (no se utiliza aquí, por eso se pasa en blanco).</w:t>
+      </w:r>
+      <w:r>
+        <w:t xml:space="preserve"> </w:t>
+      </w:r>
+      <w:r>
+        <w:t>Obligatorio como parámetro en la API.</w:t>
+      </w:r>
+    </w:p>
+    <w:p>
+      <w:pPr>
+        <w:keepNext/>
+        <w:jc w:val="center"/>
+      </w:pPr>
+      <w:r>
+        <w:drawing>
+          <wp:inline distT="0" distB="0" distL="0" distR="0" wp14:anchorId="199A1858" wp14:editId="59F72670">
+            <wp:extent cx="4743450" cy="3221216"/>
+            <wp:effectExtent l="0" t="0" r="0" b="0"/>
+            <wp:docPr id="1329921654" name="Imagen 1" descr="Texto&#10;&#10;El contenido generado por IA puede ser incorrecto."/>
+            <wp:cNvGraphicFramePr>
+              <a:graphicFrameLocks xmlns:a="http://schemas.openxmlformats.org/drawingml/2006/main" noChangeAspect="1"/>
+            </wp:cNvGraphicFramePr>
+            <a:graphic xmlns:a="http://schemas.openxmlformats.org/drawingml/2006/main">
+              <a:graphicData uri="http://schemas.openxmlformats.org/drawingml/2006/picture">
+                <pic:pic xmlns:pic="http://schemas.openxmlformats.org/drawingml/2006/picture">
+                  <pic:nvPicPr>
+                    <pic:cNvPr id="1329921654" name="Imagen 1" descr="Texto&#10;&#10;El contenido generado por IA puede ser incorrecto."/>
+                    <pic:cNvPicPr/>
+                  </pic:nvPicPr>
+                  <pic:blipFill>
+                    <a:blip r:embed="rId59"/>
+                    <a:stretch>
+                      <a:fillRect/>
+                    </a:stretch>
+                  </pic:blipFill>
+                  <pic:spPr>
+                    <a:xfrm>
+                      <a:off x="0" y="0"/>
+                      <a:ext cx="4747561" cy="3224007"/>
+                    </a:xfrm>
+                    <a:prstGeom prst="rect">
+                      <a:avLst/>
+                    </a:prstGeom>
+                  </pic:spPr>
+                </pic:pic>
+              </a:graphicData>
+            </a:graphic>
+          </wp:inline>
+        </w:drawing>
+      </w:r>
+    </w:p>
+    <w:p>
+      <w:pPr>
+        <w:pStyle w:val="Descripcin"/>
+        <w:jc w:val="center"/>
+      </w:pPr>
+      <w:r>
+        <w:t xml:space="preserve">Ilustración </w:t>
+      </w:r>
+      <w:fldSimple w:instr=" SEQ Ilustración \* ARABIC ">
+        <w:r>
+          <w:rPr>
+            <w:noProof/>
+          </w:rPr>
+          <w:t>40</w:t>
+        </w:r>
+      </w:fldSimple>
+      <w:r>
+        <w:t xml:space="preserve">: Función </w:t>
+      </w:r>
+      <w:proofErr w:type="spellStart"/>
+      <w:proofErr w:type="gramStart"/>
+      <w:r>
+        <w:t>getChromePasswords</w:t>
+      </w:r>
+      <w:proofErr w:type="spellEnd"/>
+      <w:r>
+        <w:t>(</w:t>
+      </w:r>
+      <w:proofErr w:type="gramEnd"/>
+      <w:r>
+        <w:t>)</w:t>
+      </w:r>
+    </w:p>
+    <w:p>
+      <w:r>
+        <w:lastRenderedPageBreak/>
+        <w:t>El objetivo principal de esta función es extraer todas las contraseñas guardadas por el navegador Google Chrome desde sus bases de datos almacenadas localmente, descifrarlas y guardarlas en un archivo CSV (chrome_passwords.csv).</w:t>
+      </w:r>
+    </w:p>
+    <w:p>
+      <w:pPr>
+        <w:pStyle w:val="Prrafodelista"/>
+        <w:numPr>
+          <w:ilvl w:val="0"/>
+          <w:numId w:val="51"/>
+        </w:numPr>
+      </w:pPr>
+      <w:r>
+        <w:t xml:space="preserve">Obtenemos la clave maestra local encriptada en AES desencriptándola del archivo Local </w:t>
+      </w:r>
+      <w:proofErr w:type="spellStart"/>
+      <w:r>
+        <w:t>State</w:t>
+      </w:r>
+      <w:proofErr w:type="spellEnd"/>
+      <w:r>
+        <w:t>.</w:t>
+      </w:r>
+    </w:p>
+    <w:p>
+      <w:pPr>
+        <w:pStyle w:val="Prrafodelista"/>
+        <w:numPr>
+          <w:ilvl w:val="0"/>
+          <w:numId w:val="51"/>
+        </w:numPr>
+      </w:pPr>
+      <w:r>
+        <w:t xml:space="preserve">Recorremos los perfiles de usuario (Default, </w:t>
+      </w:r>
+      <w:proofErr w:type="spellStart"/>
+      <w:r>
+        <w:t>Profile</w:t>
+      </w:r>
+      <w:proofErr w:type="spellEnd"/>
+      <w:r>
+        <w:t xml:space="preserve"> </w:t>
+      </w:r>
+      <w:proofErr w:type="gramStart"/>
+      <w:r>
+        <w:t>1,etc.</w:t>
+      </w:r>
+      <w:proofErr w:type="gramEnd"/>
+      <w:r>
+        <w:t>) donde Chrome guarda los datos.</w:t>
+      </w:r>
+    </w:p>
+    <w:p>
+      <w:pPr>
+        <w:pStyle w:val="Prrafodelista"/>
+        <w:numPr>
+          <w:ilvl w:val="0"/>
+          <w:numId w:val="51"/>
+        </w:numPr>
+      </w:pPr>
+      <w:r>
+        <w:t xml:space="preserve">Abrimos el archivo </w:t>
+      </w:r>
+      <w:proofErr w:type="spellStart"/>
+      <w:r>
+        <w:t>Login</w:t>
+      </w:r>
+      <w:proofErr w:type="spellEnd"/>
+      <w:r>
+        <w:t xml:space="preserve"> Data, que es una base de datos SQLite con las credenciales almacenadas.</w:t>
+      </w:r>
+    </w:p>
+    <w:p>
+      <w:pPr>
+        <w:pStyle w:val="Prrafodelista"/>
+        <w:numPr>
+          <w:ilvl w:val="0"/>
+          <w:numId w:val="51"/>
+        </w:numPr>
+      </w:pPr>
+      <w:r>
+        <w:t>Desencriptamos las contraseñas:</w:t>
+      </w:r>
+    </w:p>
+    <w:p>
+      <w:pPr>
+        <w:pStyle w:val="Prrafodelista"/>
+        <w:numPr>
+          <w:ilvl w:val="1"/>
+          <w:numId w:val="51"/>
+        </w:numPr>
+      </w:pPr>
+      <w:r>
+        <w:t xml:space="preserve">Aislamos el IV y el </w:t>
+      </w:r>
+      <w:proofErr w:type="spellStart"/>
+      <w:r>
+        <w:t>ciphertext</w:t>
+      </w:r>
+      <w:proofErr w:type="spellEnd"/>
+      <w:r>
+        <w:t xml:space="preserve"> de cada contraseña.</w:t>
+      </w:r>
+    </w:p>
+    <w:p>
+      <w:pPr>
+        <w:pStyle w:val="Prrafodelista"/>
+        <w:numPr>
+          <w:ilvl w:val="1"/>
+          <w:numId w:val="51"/>
+        </w:numPr>
+      </w:pPr>
+      <w:r>
+        <w:t xml:space="preserve">Usamos </w:t>
+      </w:r>
+      <w:proofErr w:type="spellStart"/>
+      <w:r>
+        <w:t>AesGcm</w:t>
+      </w:r>
+      <w:proofErr w:type="spellEnd"/>
+      <w:r>
+        <w:t xml:space="preserve"> con la clave AES obtenida anteriormente para descifrar el contenido.</w:t>
+      </w:r>
+    </w:p>
+    <w:p>
+      <w:pPr>
+        <w:pStyle w:val="Prrafodelista"/>
+        <w:numPr>
+          <w:ilvl w:val="0"/>
+          <w:numId w:val="51"/>
+        </w:numPr>
+      </w:pPr>
+      <w:r>
+        <w:t>Guardamos el resultado en CSV.</w:t>
+      </w:r>
+    </w:p>
+    <w:p>
+      <w:r>
+        <w:t>Este proceso es el mismo que se realiza para las tarjetas de crédito y el historial, aunque algunos de esos datos no están cifrados.</w:t>
+      </w:r>
+    </w:p>
+    <w:p>
+      <w:pPr>
+        <w:rPr>
+          <w:rStyle w:val="Referenciaintensa"/>
+        </w:rPr>
+      </w:pPr>
+      <w:r>
+        <w:rPr>
+          <w:rStyle w:val="Referenciaintensa"/>
+        </w:rPr>
+        <w:t>Clase</w:t>
+      </w:r>
+      <w:r>
+        <w:rPr>
+          <w:rStyle w:val="Referenciaintensa"/>
+        </w:rPr>
+        <w:t xml:space="preserve"> </w:t>
+      </w:r>
+      <w:proofErr w:type="spellStart"/>
+      <w:r>
+        <w:rPr>
+          <w:rStyle w:val="Referenciaintensa"/>
+        </w:rPr>
+        <w:t>ClienteRat</w:t>
+      </w:r>
+      <w:proofErr w:type="spellEnd"/>
+    </w:p>
+    <w:p>
+      <w:r>
+        <w:t xml:space="preserve">La clase </w:t>
+      </w:r>
+      <w:proofErr w:type="spellStart"/>
+      <w:r>
+        <w:t>ClienteRAT</w:t>
+      </w:r>
+      <w:proofErr w:type="spellEnd"/>
+      <w:r>
+        <w:t xml:space="preserve"> implementa el </w:t>
+      </w:r>
+      <w:r>
+        <w:rPr>
+          <w:b/>
+          <w:bCs/>
+        </w:rPr>
+        <w:t xml:space="preserve">núcleo funcional del cliente del RAT (Remote Access </w:t>
+      </w:r>
+      <w:proofErr w:type="spellStart"/>
+      <w:r>
+        <w:rPr>
+          <w:b/>
+          <w:bCs/>
+        </w:rPr>
+        <w:t>Trojan</w:t>
+      </w:r>
+      <w:proofErr w:type="spellEnd"/>
+      <w:r>
+        <w:rPr>
+          <w:b/>
+          <w:bCs/>
+        </w:rPr>
+        <w:t>)</w:t>
+      </w:r>
+      <w:r>
+        <w:t xml:space="preserve">, y es la encargada de gestionar la conexión, la comunicación y la ejecución de instrucciones enviadas por el servidor. A </w:t>
+      </w:r>
+      <w:r>
+        <w:t>continuación</w:t>
+      </w:r>
+      <w:r>
+        <w:t>, explicaremos</w:t>
+      </w:r>
+      <w:r>
+        <w:t xml:space="preserve"> sus funcionalidades principales de forma </w:t>
+      </w:r>
+      <w:r>
+        <w:rPr>
+          <w:b/>
+          <w:bCs/>
+        </w:rPr>
+        <w:t>resumida y estructurada</w:t>
+      </w:r>
+      <w:r>
+        <w:t>:</w:t>
+      </w:r>
+    </w:p>
+    <w:p>
+      <w:pPr>
+        <w:keepNext/>
+        <w:jc w:val="center"/>
+      </w:pPr>
+      <w:r>
+        <w:drawing>
+          <wp:inline distT="0" distB="0" distL="0" distR="0" wp14:anchorId="079367AC" wp14:editId="4DF6B6E2">
+            <wp:extent cx="3781953" cy="1400370"/>
+            <wp:effectExtent l="0" t="0" r="9525" b="0"/>
+            <wp:docPr id="148747313" name="Imagen 1" descr="Texto&#10;&#10;El contenido generado por IA puede ser incorrecto."/>
+            <wp:cNvGraphicFramePr>
+              <a:graphicFrameLocks xmlns:a="http://schemas.openxmlformats.org/drawingml/2006/main" noChangeAspect="1"/>
+            </wp:cNvGraphicFramePr>
+            <a:graphic xmlns:a="http://schemas.openxmlformats.org/drawingml/2006/main">
+              <a:graphicData uri="http://schemas.openxmlformats.org/drawingml/2006/picture">
+                <pic:pic xmlns:pic="http://schemas.openxmlformats.org/drawingml/2006/picture">
+                  <pic:nvPicPr>
+                    <pic:cNvPr id="148747313" name="Imagen 1" descr="Texto&#10;&#10;El contenido generado por IA puede ser incorrecto."/>
+                    <pic:cNvPicPr/>
+                  </pic:nvPicPr>
+                  <pic:blipFill>
+                    <a:blip r:embed="rId60"/>
+                    <a:stretch>
+                      <a:fillRect/>
+                    </a:stretch>
+                  </pic:blipFill>
+                  <pic:spPr>
+                    <a:xfrm>
+                      <a:off x="0" y="0"/>
+                      <a:ext cx="3781953" cy="1400370"/>
+                    </a:xfrm>
+                    <a:prstGeom prst="rect">
+                      <a:avLst/>
+                    </a:prstGeom>
+                  </pic:spPr>
+                </pic:pic>
+              </a:graphicData>
+            </a:graphic>
+          </wp:inline>
+        </w:drawing>
+      </w:r>
+    </w:p>
+    <w:p>
+      <w:pPr>
+        <w:pStyle w:val="Descripcin"/>
+        <w:jc w:val="center"/>
+      </w:pPr>
+      <w:r>
+        <w:t xml:space="preserve">Ilustración </w:t>
+      </w:r>
+      <w:fldSimple w:instr=" SEQ Ilustración \* ARABIC ">
+        <w:r>
+          <w:rPr>
+            <w:noProof/>
+          </w:rPr>
+          <w:t>41</w:t>
+        </w:r>
+      </w:fldSimple>
+      <w:r>
+        <w:t xml:space="preserve">: Variables y estructuras </w:t>
+      </w:r>
+      <w:proofErr w:type="spellStart"/>
+      <w:r>
+        <w:t>ClienteRAT</w:t>
+      </w:r>
+      <w:proofErr w:type="spellEnd"/>
+    </w:p>
+    <w:p/>
+    <w:p/>
+    <w:p>
+      <w:pPr>
+        <w:pStyle w:val="Prrafodelista"/>
+        <w:numPr>
+          <w:ilvl w:val="0"/>
+          <w:numId w:val="52"/>
+        </w:numPr>
+      </w:pPr>
+      <w:proofErr w:type="spellStart"/>
+      <w:r>
+        <w:rPr>
+          <w:b/>
+          <w:bCs/>
+        </w:rPr>
+        <w:lastRenderedPageBreak/>
+        <w:t>aesKeyClient</w:t>
+      </w:r>
+      <w:proofErr w:type="spellEnd"/>
+      <w:r>
+        <w:t>:</w:t>
+      </w:r>
+      <w:r>
+        <w:t xml:space="preserve"> </w:t>
+      </w:r>
+      <w:r>
+        <w:t xml:space="preserve">almacena la </w:t>
+      </w:r>
+      <w:r>
+        <w:rPr>
+          <w:b/>
+          <w:bCs/>
+        </w:rPr>
+        <w:t>clave AES</w:t>
+      </w:r>
+      <w:r>
+        <w:t xml:space="preserve"> que se genera localmente y se usa para cifrar y descifrar la comunicación con el servidor.</w:t>
+      </w:r>
+    </w:p>
+    <w:p>
+      <w:pPr>
+        <w:pStyle w:val="Prrafodelista"/>
+        <w:numPr>
+          <w:ilvl w:val="0"/>
+          <w:numId w:val="52"/>
+        </w:numPr>
+      </w:pPr>
+      <w:proofErr w:type="spellStart"/>
+      <w:r>
+        <w:rPr>
+          <w:b/>
+          <w:bCs/>
+        </w:rPr>
+        <w:t>ShowWindow</w:t>
+      </w:r>
+      <w:proofErr w:type="spellEnd"/>
+      <w:r>
+        <w:t>:</w:t>
+      </w:r>
+      <w:r>
+        <w:t xml:space="preserve"> </w:t>
+      </w:r>
+      <w:r>
+        <w:t>es una función nativa (API de Windows) importada para manipular ventanas.</w:t>
+      </w:r>
+      <w:r>
+        <w:t xml:space="preserve"> P</w:t>
+      </w:r>
+      <w:r>
+        <w:t xml:space="preserve">ermite </w:t>
+      </w:r>
+      <w:r>
+        <w:rPr>
+          <w:b/>
+          <w:bCs/>
+        </w:rPr>
+        <w:t>mostrar u ocultar</w:t>
+      </w:r>
+      <w:r>
+        <w:t xml:space="preserve"> una ventana de la aplicación.</w:t>
+      </w:r>
+    </w:p>
+    <w:p>
+      <w:pPr>
+        <w:pStyle w:val="Prrafodelista"/>
+        <w:numPr>
+          <w:ilvl w:val="0"/>
+          <w:numId w:val="52"/>
+        </w:numPr>
+      </w:pPr>
+      <w:r>
+        <w:rPr>
+          <w:b/>
+          <w:bCs/>
+        </w:rPr>
+        <w:t>SW_HIDE</w:t>
+      </w:r>
+      <w:r>
+        <w:t>:</w:t>
+      </w:r>
+      <w:r>
+        <w:t xml:space="preserve"> </w:t>
+      </w:r>
+      <w:r>
+        <w:t xml:space="preserve">Constante usada con </w:t>
+      </w:r>
+      <w:proofErr w:type="spellStart"/>
+      <w:r>
+        <w:t>ShowWindow</w:t>
+      </w:r>
+      <w:proofErr w:type="spellEnd"/>
+      <w:r>
+        <w:t xml:space="preserve">, </w:t>
+      </w:r>
+      <w:r>
+        <w:t xml:space="preserve">0 significa </w:t>
+      </w:r>
+      <w:r>
+        <w:rPr>
+          <w:b/>
+          <w:bCs/>
+        </w:rPr>
+        <w:t>ocultar</w:t>
+      </w:r>
+      <w:r>
+        <w:t xml:space="preserve"> la ventana</w:t>
+      </w:r>
+      <w:r>
+        <w:t>.</w:t>
+      </w:r>
+    </w:p>
+    <w:p>
+      <w:pPr>
+        <w:pStyle w:val="Prrafodelista"/>
+        <w:numPr>
+          <w:ilvl w:val="0"/>
+          <w:numId w:val="52"/>
+        </w:numPr>
+      </w:pPr>
+      <w:proofErr w:type="spellStart"/>
+      <w:r>
+        <w:rPr>
+          <w:b/>
+          <w:bCs/>
+        </w:rPr>
+        <w:t>getAesKey</w:t>
+      </w:r>
+      <w:proofErr w:type="spellEnd"/>
+      <w:r>
+        <w:t>:</w:t>
+      </w:r>
+      <w:r>
+        <w:t xml:space="preserve"> </w:t>
+      </w:r>
+      <w:r>
+        <w:t>permite que otras clases accedan a la clave AES actualmente utilizada para cifrar/desencriptar la comunicación.</w:t>
+      </w:r>
+    </w:p>
+    <w:p>
+      <w:r>
+        <w:t>Antes de entrar al bucle principal del cliente tenemos el siguiente proceso:</w:t>
+      </w:r>
+    </w:p>
+    <w:p>
+      <w:pPr>
+        <w:keepNext/>
+        <w:jc w:val="center"/>
+      </w:pPr>
+      <w:r>
+        <w:drawing>
+          <wp:inline distT="0" distB="0" distL="0" distR="0" wp14:anchorId="2D233AB1" wp14:editId="1DABE8B2">
+            <wp:extent cx="3600953" cy="2400635"/>
+            <wp:effectExtent l="0" t="0" r="0" b="0"/>
+            <wp:docPr id="712125478" name="Imagen 1" descr="Texto&#10;&#10;El contenido generado por IA puede ser incorrecto."/>
+            <wp:cNvGraphicFramePr>
+              <a:graphicFrameLocks xmlns:a="http://schemas.openxmlformats.org/drawingml/2006/main" noChangeAspect="1"/>
+            </wp:cNvGraphicFramePr>
+            <a:graphic xmlns:a="http://schemas.openxmlformats.org/drawingml/2006/main">
+              <a:graphicData uri="http://schemas.openxmlformats.org/drawingml/2006/picture">
+                <pic:pic xmlns:pic="http://schemas.openxmlformats.org/drawingml/2006/picture">
+                  <pic:nvPicPr>
+                    <pic:cNvPr id="712125478" name="Imagen 1" descr="Texto&#10;&#10;El contenido generado por IA puede ser incorrecto."/>
+                    <pic:cNvPicPr/>
+                  </pic:nvPicPr>
+                  <pic:blipFill>
+                    <a:blip r:embed="rId61"/>
+                    <a:stretch>
+                      <a:fillRect/>
+                    </a:stretch>
+                  </pic:blipFill>
+                  <pic:spPr>
+                    <a:xfrm>
+                      <a:off x="0" y="0"/>
+                      <a:ext cx="3600953" cy="2400635"/>
+                    </a:xfrm>
+                    <a:prstGeom prst="rect">
+                      <a:avLst/>
+                    </a:prstGeom>
+                  </pic:spPr>
+                </pic:pic>
+              </a:graphicData>
+            </a:graphic>
+          </wp:inline>
+        </w:drawing>
+      </w:r>
+    </w:p>
+    <w:p>
+      <w:pPr>
+        <w:pStyle w:val="Descripcin"/>
+        <w:jc w:val="center"/>
+      </w:pPr>
+      <w:r>
+        <w:t xml:space="preserve">Ilustración </w:t>
+      </w:r>
+      <w:fldSimple w:instr=" SEQ Ilustración \* ARABIC ">
+        <w:r>
+          <w:rPr>
+            <w:noProof/>
+          </w:rPr>
+          <w:t>42</w:t>
+        </w:r>
+      </w:fldSimple>
+      <w:r>
+        <w:t xml:space="preserve">: </w:t>
+      </w:r>
+      <w:proofErr w:type="spellStart"/>
+      <w:r>
+        <w:t>ClienteRAT</w:t>
+      </w:r>
+      <w:proofErr w:type="spellEnd"/>
+      <w:r>
+        <w:t xml:space="preserve"> inicio</w:t>
+      </w:r>
+    </w:p>
+    <w:p>
+      <w:r>
+        <w:t xml:space="preserve">Comenzamos ocultando la ventana del cliente con </w:t>
+      </w:r>
+      <w:proofErr w:type="spellStart"/>
+      <w:proofErr w:type="gramStart"/>
+      <w:r>
+        <w:rPr>
+          <w:i/>
+          <w:iCs/>
+        </w:rPr>
+        <w:t>ShowWindow</w:t>
+      </w:r>
+      <w:proofErr w:type="spellEnd"/>
+      <w:r>
+        <w:t>(</w:t>
+      </w:r>
+      <w:proofErr w:type="gramEnd"/>
+      <w:r>
+        <w:t xml:space="preserve">) para evitar que el usuario se de cuenta de que ha ejecutado el </w:t>
+      </w:r>
+      <w:proofErr w:type="gramStart"/>
+      <w:r>
+        <w:t>malware</w:t>
+      </w:r>
+      <w:proofErr w:type="gramEnd"/>
+      <w:r>
+        <w:t xml:space="preserve">, añadimos el ejecutable al registro de </w:t>
+      </w:r>
+      <w:proofErr w:type="spellStart"/>
+      <w:r>
+        <w:rPr>
+          <w:b/>
+          <w:bCs/>
+        </w:rPr>
+        <w:t>Autoruns</w:t>
+      </w:r>
+      <w:proofErr w:type="spellEnd"/>
+      <w:r>
+        <w:t xml:space="preserve"> con la función </w:t>
+      </w:r>
+      <w:proofErr w:type="spellStart"/>
+      <w:proofErr w:type="gramStart"/>
+      <w:r>
+        <w:rPr>
+          <w:i/>
+          <w:iCs/>
+        </w:rPr>
+        <w:t>AddPersistence</w:t>
+      </w:r>
+      <w:proofErr w:type="spellEnd"/>
+      <w:r>
+        <w:t>(</w:t>
+      </w:r>
+      <w:proofErr w:type="gramEnd"/>
+      <w:r>
+        <w:t xml:space="preserve">), nos conectamos al servidor y esperamos 1 segundo para evitar problemas de conexión, por último, definimos el </w:t>
+      </w:r>
+      <w:r>
+        <w:rPr>
+          <w:b/>
+          <w:bCs/>
+        </w:rPr>
+        <w:t>canal de comunicación</w:t>
+      </w:r>
+      <w:r>
+        <w:t xml:space="preserve"> y creamos un </w:t>
+      </w:r>
+      <w:r>
+        <w:rPr>
+          <w:b/>
+          <w:bCs/>
+        </w:rPr>
+        <w:t>buffer de lectura</w:t>
+      </w:r>
+      <w:r>
+        <w:t xml:space="preserve"> de 1024 bytes.</w:t>
+      </w:r>
+    </w:p>
+    <w:p>
+      <w:pPr>
+        <w:keepNext/>
+        <w:jc w:val="center"/>
+      </w:pPr>
+      <w:r>
+        <w:lastRenderedPageBreak/>
+        <w:drawing>
+          <wp:inline distT="0" distB="0" distL="0" distR="0" wp14:anchorId="6C9F1589" wp14:editId="7AD243FE">
+            <wp:extent cx="3619500" cy="2954695"/>
+            <wp:effectExtent l="0" t="0" r="0" b="0"/>
+            <wp:docPr id="1475916785" name="Imagen 1" descr="Texto&#10;&#10;El contenido generado por IA puede ser incorrecto."/>
+            <wp:cNvGraphicFramePr>
+              <a:graphicFrameLocks xmlns:a="http://schemas.openxmlformats.org/drawingml/2006/main" noChangeAspect="1"/>
+            </wp:cNvGraphicFramePr>
+            <a:graphic xmlns:a="http://schemas.openxmlformats.org/drawingml/2006/main">
+              <a:graphicData uri="http://schemas.openxmlformats.org/drawingml/2006/picture">
+                <pic:pic xmlns:pic="http://schemas.openxmlformats.org/drawingml/2006/picture">
+                  <pic:nvPicPr>
+                    <pic:cNvPr id="1475916785" name="Imagen 1" descr="Texto&#10;&#10;El contenido generado por IA puede ser incorrecto."/>
+                    <pic:cNvPicPr/>
+                  </pic:nvPicPr>
+                  <pic:blipFill>
+                    <a:blip r:embed="rId62"/>
+                    <a:stretch>
+                      <a:fillRect/>
+                    </a:stretch>
+                  </pic:blipFill>
+                  <pic:spPr>
+                    <a:xfrm>
+                      <a:off x="0" y="0"/>
+                      <a:ext cx="3625956" cy="2959965"/>
+                    </a:xfrm>
+                    <a:prstGeom prst="rect">
+                      <a:avLst/>
+                    </a:prstGeom>
+                  </pic:spPr>
+                </pic:pic>
+              </a:graphicData>
+            </a:graphic>
+          </wp:inline>
+        </w:drawing>
+      </w:r>
+    </w:p>
+    <w:p>
+      <w:pPr>
+        <w:pStyle w:val="Descripcin"/>
+        <w:jc w:val="center"/>
+      </w:pPr>
+      <w:r>
+        <w:t xml:space="preserve">Ilustración </w:t>
+      </w:r>
+      <w:fldSimple w:instr=" SEQ Ilustración \* ARABIC ">
+        <w:r>
+          <w:rPr>
+            <w:noProof/>
+          </w:rPr>
+          <w:t>43</w:t>
+        </w:r>
+      </w:fldSimple>
+      <w:r>
+        <w:t>: Leer bytes enviados por el servidor</w:t>
+      </w:r>
+    </w:p>
+    <w:p>
+      <w:r>
+        <w:t xml:space="preserve">Mientras el cliente este conectado debe esta leyendo continuamente las órdenes que el servidor le envíe, para ello comienza leyendo el primer byte y lo convierte en un valor enumerado que </w:t>
+      </w:r>
+      <w:r>
+        <w:rPr>
+          <w:b/>
+          <w:bCs/>
+        </w:rPr>
+        <w:t>corresponde al canal</w:t>
+      </w:r>
+      <w:r>
+        <w:t xml:space="preserve"> al que va dirigido el mensaje. Tras ello lee los 4 primeros bytes que representan la </w:t>
+      </w:r>
+      <w:r>
+        <w:rPr>
+          <w:b/>
+          <w:bCs/>
+        </w:rPr>
+        <w:t>longitud del mensaje</w:t>
+      </w:r>
+      <w:r>
+        <w:t xml:space="preserve"> como número entero. Por último, leemos el resto de </w:t>
+      </w:r>
+      <w:proofErr w:type="gramStart"/>
+      <w:r>
+        <w:t>bytes</w:t>
+      </w:r>
+      <w:proofErr w:type="gramEnd"/>
+      <w:r>
+        <w:t xml:space="preserve"> que se corresponden al </w:t>
+      </w:r>
+      <w:r>
+        <w:rPr>
+          <w:b/>
+          <w:bCs/>
+        </w:rPr>
+        <w:t>payload</w:t>
+      </w:r>
+      <w:r>
+        <w:t xml:space="preserve"> o la instrucción que el cliente debe realizar y si el canal no es </w:t>
+      </w:r>
+      <w:proofErr w:type="spellStart"/>
+      <w:r>
+        <w:rPr>
+          <w:b/>
+          <w:bCs/>
+        </w:rPr>
+        <w:t>KeyExchange</w:t>
+      </w:r>
+      <w:proofErr w:type="spellEnd"/>
+      <w:r>
+        <w:t xml:space="preserve"> (es decir, ya se ha negociado una clave), entonces se desencripta el payload usando la clave AES compartida, esto asegura que todos los comandos posteriores están cifrados punto a punto.</w:t>
+      </w:r>
+    </w:p>
+    <w:p>
+      <w:pPr>
+        <w:keepNext/>
+        <w:jc w:val="center"/>
+      </w:pPr>
+      <w:r>
+        <w:drawing>
+          <wp:inline distT="0" distB="0" distL="0" distR="0" wp14:anchorId="7628E9B7" wp14:editId="3E57B49D">
+            <wp:extent cx="4257675" cy="1105792"/>
+            <wp:effectExtent l="0" t="0" r="0" b="0"/>
+            <wp:docPr id="193680436" name="Imagen 1" descr="Captura de pantalla de un celular&#10;&#10;El contenido generado por IA puede ser incorrecto."/>
+            <wp:cNvGraphicFramePr>
+              <a:graphicFrameLocks xmlns:a="http://schemas.openxmlformats.org/drawingml/2006/main" noChangeAspect="1"/>
+            </wp:cNvGraphicFramePr>
+            <a:graphic xmlns:a="http://schemas.openxmlformats.org/drawingml/2006/main">
+              <a:graphicData uri="http://schemas.openxmlformats.org/drawingml/2006/picture">
+                <pic:pic xmlns:pic="http://schemas.openxmlformats.org/drawingml/2006/picture">
+                  <pic:nvPicPr>
+                    <pic:cNvPr id="193680436" name="Imagen 1" descr="Captura de pantalla de un celular&#10;&#10;El contenido generado por IA puede ser incorrecto."/>
+                    <pic:cNvPicPr/>
+                  </pic:nvPicPr>
+                  <pic:blipFill>
+                    <a:blip r:embed="rId63"/>
+                    <a:stretch>
+                      <a:fillRect/>
+                    </a:stretch>
+                  </pic:blipFill>
+                  <pic:spPr>
+                    <a:xfrm>
+                      <a:off x="0" y="0"/>
+                      <a:ext cx="4273792" cy="1109978"/>
+                    </a:xfrm>
+                    <a:prstGeom prst="rect">
+                      <a:avLst/>
+                    </a:prstGeom>
+                  </pic:spPr>
+                </pic:pic>
+              </a:graphicData>
+            </a:graphic>
+          </wp:inline>
+        </w:drawing>
+      </w:r>
+    </w:p>
+    <w:p>
+      <w:pPr>
+        <w:pStyle w:val="Descripcin"/>
+        <w:jc w:val="center"/>
+      </w:pPr>
+      <w:r>
+        <w:t xml:space="preserve">Ilustración </w:t>
+      </w:r>
+      <w:fldSimple w:instr=" SEQ Ilustración \* ARABIC ">
+        <w:r>
+          <w:rPr>
+            <w:noProof/>
+          </w:rPr>
+          <w:t>44</w:t>
+        </w:r>
+      </w:fldSimple>
+      <w:r>
+        <w:t xml:space="preserve">: Función </w:t>
+      </w:r>
+      <w:proofErr w:type="spellStart"/>
+      <w:r>
+        <w:t>ReadExact</w:t>
+      </w:r>
+      <w:proofErr w:type="spellEnd"/>
+      <w:r>
+        <w:t xml:space="preserve"> Cliente</w:t>
+      </w:r>
+    </w:p>
+    <w:p/>
+    <w:p/>
+    <w:p/>
+    <w:p/>
+    <w:p>
+      <w:r>
+        <w:lastRenderedPageBreak/>
+        <w:t xml:space="preserve">Función auxiliar utilizada para leer exactamente una </w:t>
+      </w:r>
+      <w:r>
+        <w:rPr>
+          <w:b/>
+          <w:bCs/>
+        </w:rPr>
+        <w:t>cantidad fija de bytes</w:t>
+      </w:r>
+      <w:r>
+        <w:t xml:space="preserve"> desde un </w:t>
+      </w:r>
+      <w:proofErr w:type="spellStart"/>
+      <w:r>
+        <w:rPr>
+          <w:b/>
+          <w:bCs/>
+        </w:rPr>
+        <w:t>NetworkStream</w:t>
+      </w:r>
+      <w:proofErr w:type="spellEnd"/>
+      <w:r>
+        <w:t xml:space="preserve"> como el que utilizamos para la comunicación servidor-cliente, lo cual es crítico en protocolos de red donde los mensajes tienen un tamaño o estructura determinado.</w:t>
+      </w:r>
+    </w:p>
+    <w:p>
+      <w:pPr>
+        <w:pStyle w:val="Prrafodelista"/>
+        <w:numPr>
+          <w:ilvl w:val="0"/>
+          <w:numId w:val="54"/>
+        </w:numPr>
+      </w:pPr>
+      <w:r>
+        <w:t xml:space="preserve">Inicializa total a 0: representa la </w:t>
+      </w:r>
+      <w:r>
+        <w:rPr>
+          <w:b/>
+          <w:bCs/>
+        </w:rPr>
+        <w:t>cantidad acumulada de bytes leídos</w:t>
+      </w:r>
+      <w:r>
+        <w:t>.</w:t>
+      </w:r>
+    </w:p>
+    <w:p>
+      <w:pPr>
+        <w:pStyle w:val="Prrafodelista"/>
+        <w:numPr>
+          <w:ilvl w:val="0"/>
+          <w:numId w:val="54"/>
+        </w:numPr>
+      </w:pPr>
+      <w:r>
+        <w:t xml:space="preserve">Entra en el </w:t>
+      </w:r>
+      <w:r>
+        <w:rPr>
+          <w:b/>
+          <w:bCs/>
+        </w:rPr>
+        <w:t xml:space="preserve">bucle </w:t>
+      </w:r>
+      <w:proofErr w:type="spellStart"/>
+      <w:r>
+        <w:rPr>
+          <w:b/>
+          <w:bCs/>
+        </w:rPr>
+        <w:t>while</w:t>
+      </w:r>
+      <w:proofErr w:type="spellEnd"/>
+      <w:r>
+        <w:t xml:space="preserve"> que se repite hasta que haya llegado a la cantidad de </w:t>
+      </w:r>
+      <w:proofErr w:type="spellStart"/>
+      <w:r>
+        <w:t>count</w:t>
+      </w:r>
+      <w:proofErr w:type="spellEnd"/>
+      <w:r>
+        <w:t xml:space="preserve"> bytes leídos.</w:t>
+      </w:r>
+    </w:p>
+    <w:p>
+      <w:pPr>
+        <w:pStyle w:val="Prrafodelista"/>
+        <w:numPr>
+          <w:ilvl w:val="0"/>
+          <w:numId w:val="54"/>
+        </w:numPr>
+      </w:pPr>
+      <w:r>
+        <w:t>En cada iteración del bucle:</w:t>
+      </w:r>
+    </w:p>
+    <w:p>
+      <w:pPr>
+        <w:pStyle w:val="Prrafodelista"/>
+        <w:numPr>
+          <w:ilvl w:val="1"/>
+          <w:numId w:val="54"/>
+        </w:numPr>
+      </w:pPr>
+      <w:r>
+        <w:t xml:space="preserve">Lee </w:t>
+      </w:r>
+      <w:proofErr w:type="spellStart"/>
+      <w:r>
+        <w:rPr>
+          <w:b/>
+          <w:bCs/>
+        </w:rPr>
+        <w:t>count</w:t>
+      </w:r>
+      <w:proofErr w:type="spellEnd"/>
+      <w:r>
+        <w:rPr>
+          <w:b/>
+          <w:bCs/>
+        </w:rPr>
+        <w:t>-total</w:t>
+      </w:r>
+      <w:r>
+        <w:t xml:space="preserve"> bytes desde el </w:t>
+      </w:r>
+      <w:proofErr w:type="spellStart"/>
+      <w:r>
+        <w:t>stream</w:t>
+      </w:r>
+      <w:proofErr w:type="spellEnd"/>
+      <w:r>
+        <w:t xml:space="preserve"> y los </w:t>
+      </w:r>
+      <w:r>
+        <w:rPr>
+          <w:b/>
+          <w:bCs/>
+        </w:rPr>
+        <w:t>coloca en buffer</w:t>
+      </w:r>
+      <w:r>
+        <w:t xml:space="preserve"> a partir de offset (desplazamiento) + total.</w:t>
+      </w:r>
+    </w:p>
+    <w:p>
+      <w:pPr>
+        <w:pStyle w:val="Prrafodelista"/>
+        <w:numPr>
+          <w:ilvl w:val="1"/>
+          <w:numId w:val="54"/>
+        </w:numPr>
+      </w:pPr>
+      <w:r>
+        <w:t xml:space="preserve">Si </w:t>
+      </w:r>
+      <w:proofErr w:type="spellStart"/>
+      <w:r>
+        <w:rPr>
+          <w:b/>
+          <w:bCs/>
+        </w:rPr>
+        <w:t>read</w:t>
+      </w:r>
+      <w:proofErr w:type="spellEnd"/>
+      <w:r>
+        <w:rPr>
+          <w:b/>
+          <w:bCs/>
+        </w:rPr>
+        <w:t xml:space="preserve"> == 0</w:t>
+      </w:r>
+      <w:r>
+        <w:t xml:space="preserve">, significa que el flujo se cerró inesperadamente -&gt; lanza </w:t>
+      </w:r>
+      <w:r>
+        <w:rPr>
+          <w:b/>
+          <w:bCs/>
+        </w:rPr>
+        <w:t>Excepción</w:t>
+      </w:r>
+      <w:r>
+        <w:t>.</w:t>
+      </w:r>
+    </w:p>
+    <w:p>
+      <w:pPr>
+        <w:pStyle w:val="Prrafodelista"/>
+        <w:numPr>
+          <w:ilvl w:val="1"/>
+          <w:numId w:val="54"/>
+        </w:numPr>
+      </w:pPr>
+      <w:r>
+        <w:t xml:space="preserve">Suma </w:t>
+      </w:r>
+      <w:proofErr w:type="spellStart"/>
+      <w:r>
+        <w:rPr>
+          <w:b/>
+          <w:bCs/>
+        </w:rPr>
+        <w:t>read</w:t>
+      </w:r>
+      <w:proofErr w:type="spellEnd"/>
+      <w:r>
+        <w:t xml:space="preserve"> a </w:t>
+      </w:r>
+      <w:r>
+        <w:rPr>
+          <w:b/>
+          <w:bCs/>
+        </w:rPr>
+        <w:t>total</w:t>
+      </w:r>
+      <w:r>
+        <w:t xml:space="preserve"> y repite hasta completar.</w:t>
+      </w:r>
+    </w:p>
+    <w:p>
+      <w:r>
+        <w:t xml:space="preserve">Esta función es necesaria ya que el método </w:t>
+      </w:r>
+      <w:proofErr w:type="spellStart"/>
+      <w:proofErr w:type="gramStart"/>
+      <w:r>
+        <w:t>stream.Read</w:t>
+      </w:r>
+      <w:proofErr w:type="spellEnd"/>
+      <w:proofErr w:type="gramEnd"/>
+      <w:r>
+        <w:t xml:space="preserve">() no garantiza que devuelva todos los bytes solicitados en una sola llamada. </w:t>
+      </w:r>
+      <w:r>
+        <w:t xml:space="preserve">Por eso, </w:t>
+      </w:r>
+      <w:proofErr w:type="spellStart"/>
+      <w:r>
+        <w:t>ReadExact</w:t>
+      </w:r>
+      <w:proofErr w:type="spellEnd"/>
+      <w:r>
+        <w:t xml:space="preserve"> </w:t>
+      </w:r>
+      <w:r>
+        <w:rPr>
+          <w:b/>
+          <w:bCs/>
+        </w:rPr>
+        <w:t>fuerza</w:t>
+      </w:r>
+      <w:r>
+        <w:t xml:space="preserve"> a esperar hasta haber recibido la cantidad exacta, o lanzar un error si no es posible</w:t>
+      </w:r>
+    </w:p>
+    <w:p>
+      <w:pPr>
+        <w:keepNext/>
+        <w:jc w:val="center"/>
+      </w:pPr>
+      <w:r>
+        <w:drawing>
+          <wp:inline distT="0" distB="0" distL="0" distR="0" wp14:anchorId="12E58860" wp14:editId="3F6D3F3B">
+            <wp:extent cx="3952875" cy="2968905"/>
+            <wp:effectExtent l="0" t="0" r="0" b="3175"/>
+            <wp:docPr id="312501329" name="Imagen 1" descr="Texto&#10;&#10;El contenido generado por IA puede ser incorrecto."/>
+            <wp:cNvGraphicFramePr>
+              <a:graphicFrameLocks xmlns:a="http://schemas.openxmlformats.org/drawingml/2006/main" noChangeAspect="1"/>
+            </wp:cNvGraphicFramePr>
+            <a:graphic xmlns:a="http://schemas.openxmlformats.org/drawingml/2006/main">
+              <a:graphicData uri="http://schemas.openxmlformats.org/drawingml/2006/picture">
+                <pic:pic xmlns:pic="http://schemas.openxmlformats.org/drawingml/2006/picture">
+                  <pic:nvPicPr>
+                    <pic:cNvPr id="312501329" name="Imagen 1" descr="Texto&#10;&#10;El contenido generado por IA puede ser incorrecto."/>
+                    <pic:cNvPicPr/>
+                  </pic:nvPicPr>
+                  <pic:blipFill>
+                    <a:blip r:embed="rId64"/>
+                    <a:stretch>
+                      <a:fillRect/>
+                    </a:stretch>
+                  </pic:blipFill>
+                  <pic:spPr>
+                    <a:xfrm>
+                      <a:off x="0" y="0"/>
+                      <a:ext cx="3957991" cy="2972747"/>
+                    </a:xfrm>
+                    <a:prstGeom prst="rect">
+                      <a:avLst/>
+                    </a:prstGeom>
+                  </pic:spPr>
+                </pic:pic>
+              </a:graphicData>
+            </a:graphic>
+          </wp:inline>
+        </w:drawing>
+      </w:r>
+    </w:p>
+    <w:p>
+      <w:pPr>
+        <w:pStyle w:val="Descripcin"/>
+        <w:jc w:val="center"/>
+      </w:pPr>
+      <w:r>
+        <w:t xml:space="preserve">Ilustración </w:t>
+      </w:r>
+      <w:fldSimple w:instr=" SEQ Ilustración \* ARABIC ">
+        <w:r>
+          <w:rPr>
+            <w:noProof/>
+          </w:rPr>
+          <w:t>45</w:t>
+        </w:r>
+      </w:fldSimple>
+      <w:r>
+        <w:t>: Switch canales Cliente</w:t>
+      </w:r>
+    </w:p>
+    <w:p>
+      <w:r>
+        <w:t>Este bloque switch (ch) decide qué acción debe realizar el cliente RAT en función del canal (Channel) que se ha recibido del servidor. A continuación, haremos un pequeño resumen de su funcionamiento y explicaremos los casos más relevantes.</w:t>
+      </w:r>
+    </w:p>
+    <w:p>
+      <w:pPr>
+        <w:pStyle w:val="Prrafodelista"/>
+        <w:numPr>
+          <w:ilvl w:val="0"/>
+          <w:numId w:val="53"/>
+        </w:numPr>
+      </w:pPr>
+      <w:proofErr w:type="spellStart"/>
+      <w:r>
+        <w:rPr>
+          <w:b/>
+          <w:bCs/>
+        </w:rPr>
+        <w:lastRenderedPageBreak/>
+        <w:t>CommandOutput</w:t>
+      </w:r>
+      <w:proofErr w:type="spellEnd"/>
+      <w:r>
+        <w:t xml:space="preserve">: Ejecuta un comando del sistema recibido en el payload como texto. Envía de vuelta la respuesta textual al servidor (como </w:t>
+      </w:r>
+      <w:proofErr w:type="spellStart"/>
+      <w:r>
+        <w:t>ipconfig</w:t>
+      </w:r>
+      <w:proofErr w:type="spellEnd"/>
+      <w:r>
+        <w:t xml:space="preserve">, </w:t>
+      </w:r>
+      <w:proofErr w:type="spellStart"/>
+      <w:r>
+        <w:t>dir</w:t>
+      </w:r>
+      <w:proofErr w:type="spellEnd"/>
+      <w:r>
+        <w:t xml:space="preserve">, </w:t>
+      </w:r>
+      <w:proofErr w:type="spellStart"/>
+      <w:proofErr w:type="gramStart"/>
+      <w:r>
+        <w:t>whoami,etc</w:t>
+      </w:r>
+      <w:proofErr w:type="spellEnd"/>
+      <w:r>
+        <w:t>.</w:t>
+      </w:r>
+      <w:proofErr w:type="gramEnd"/>
+      <w:r>
+        <w:t>).</w:t>
+      </w:r>
+    </w:p>
+    <w:p>
+      <w:pPr>
+        <w:pStyle w:val="Prrafodelista"/>
+        <w:numPr>
+          <w:ilvl w:val="0"/>
+          <w:numId w:val="53"/>
+        </w:numPr>
+      </w:pPr>
+      <w:proofErr w:type="spellStart"/>
+      <w:r>
+        <w:rPr>
+          <w:b/>
+          <w:bCs/>
+        </w:rPr>
+        <w:t>Keylogger</w:t>
+      </w:r>
+      <w:proofErr w:type="spellEnd"/>
+      <w:r>
+        <w:t>:</w:t>
+      </w:r>
+      <w:r>
+        <w:t xml:space="preserve"> Si recibe “</w:t>
+      </w:r>
+      <w:proofErr w:type="spellStart"/>
+      <w:r>
+        <w:t>keylogger</w:t>
+      </w:r>
+      <w:proofErr w:type="spellEnd"/>
+      <w:r>
+        <w:t xml:space="preserve">” inicia el </w:t>
+      </w:r>
+      <w:proofErr w:type="spellStart"/>
+      <w:r>
+        <w:t>keylogger</w:t>
+      </w:r>
+      <w:proofErr w:type="spellEnd"/>
+      <w:r>
+        <w:t>, en caso de “</w:t>
+      </w:r>
+      <w:proofErr w:type="spellStart"/>
+      <w:r>
+        <w:t>keylogger</w:t>
+      </w:r>
+      <w:proofErr w:type="spellEnd"/>
+      <w:r>
+        <w:t xml:space="preserve"> stop” lo detiene.</w:t>
+      </w:r>
+    </w:p>
+    <w:p>
+      <w:pPr>
+        <w:pStyle w:val="Prrafodelista"/>
+        <w:numPr>
+          <w:ilvl w:val="0"/>
+          <w:numId w:val="53"/>
+        </w:numPr>
+      </w:pPr>
+      <w:proofErr w:type="spellStart"/>
+      <w:r>
+        <w:rPr>
+          <w:b/>
+          <w:bCs/>
+        </w:rPr>
+        <w:t>Screenshot</w:t>
+      </w:r>
+      <w:proofErr w:type="spellEnd"/>
+      <w:r>
+        <w:t>:</w:t>
+      </w:r>
+      <w:r>
+        <w:t xml:space="preserve"> Toma una captura de pantalla, la cifra con AES y la envía como array de bytes (</w:t>
+      </w:r>
+      <w:r>
+        <w:t>byte [</w:t>
+      </w:r>
+      <w:r>
+        <w:t>]).</w:t>
+      </w:r>
+    </w:p>
+    <w:p>
+      <w:pPr>
+        <w:pStyle w:val="Prrafodelista"/>
+        <w:numPr>
+          <w:ilvl w:val="0"/>
+          <w:numId w:val="53"/>
+        </w:numPr>
+      </w:pPr>
+      <w:proofErr w:type="spellStart"/>
+      <w:r>
+        <w:rPr>
+          <w:b/>
+          <w:bCs/>
+        </w:rPr>
+        <w:t>FileManager</w:t>
+      </w:r>
+      <w:proofErr w:type="spellEnd"/>
+      <w:r>
+        <w:t>:</w:t>
+      </w:r>
+      <w:r>
+        <w:t xml:space="preserve"> Recibe como payload una ruta de un archivo y lo envía al servidor. Utilizado para descargar archivos del cliente al servidor.</w:t>
+      </w:r>
+    </w:p>
+    <w:p>
+      <w:pPr>
+        <w:pStyle w:val="Prrafodelista"/>
+        <w:numPr>
+          <w:ilvl w:val="0"/>
+          <w:numId w:val="53"/>
+        </w:numPr>
+      </w:pPr>
+      <w:proofErr w:type="spellStart"/>
+      <w:r>
+        <w:rPr>
+          <w:b/>
+          <w:bCs/>
+        </w:rPr>
+        <w:t>ServerFileUpload</w:t>
+      </w:r>
+      <w:proofErr w:type="spellEnd"/>
+      <w:r>
+        <w:t>:</w:t>
+      </w:r>
+      <w:r>
+        <w:t xml:space="preserve"> Recibe un archivo desde el servidor. Extrae la ruta y los bytes, y lo guarda localmente. Permite subir archivos desde el servidor al cliente.</w:t>
+      </w:r>
+    </w:p>
+    <w:p>
+      <w:pPr>
+        <w:pStyle w:val="Prrafodelista"/>
+        <w:numPr>
+          <w:ilvl w:val="0"/>
+          <w:numId w:val="53"/>
+        </w:numPr>
+      </w:pPr>
+      <w:proofErr w:type="spellStart"/>
+      <w:r>
+        <w:rPr>
+          <w:b/>
+          <w:bCs/>
+        </w:rPr>
+        <w:t>KeyExchange</w:t>
+      </w:r>
+      <w:proofErr w:type="spellEnd"/>
+      <w:r>
+        <w:t>:</w:t>
+      </w:r>
+      <w:r>
+        <w:t xml:space="preserve"> Utilizado para la negociación de claves y encriptación:</w:t>
+      </w:r>
+    </w:p>
+    <w:p>
+      <w:pPr>
+        <w:pStyle w:val="Prrafodelista"/>
+        <w:numPr>
+          <w:ilvl w:val="1"/>
+          <w:numId w:val="53"/>
+        </w:numPr>
+      </w:pPr>
+      <w:r>
+        <w:rPr>
+          <w:b/>
+          <w:bCs/>
+        </w:rPr>
+        <w:t>Recibe una clave pública RSA desde el servidor</w:t>
+      </w:r>
+      <w:r>
+        <w:t>.</w:t>
+      </w:r>
+      <w:r>
+        <w:t xml:space="preserve"> </w:t>
+      </w:r>
+    </w:p>
+    <w:p>
+      <w:pPr>
+        <w:pStyle w:val="Prrafodelista"/>
+        <w:numPr>
+          <w:ilvl w:val="1"/>
+          <w:numId w:val="53"/>
+        </w:numPr>
+      </w:pPr>
+      <w:r>
+        <w:rPr>
+          <w:b/>
+          <w:bCs/>
+        </w:rPr>
+        <w:t>Genera una clave AES aleatoria y la cifra con RSA</w:t>
+      </w:r>
+      <w:r>
+        <w:t>.</w:t>
+      </w:r>
+    </w:p>
+    <w:p>
+      <w:pPr>
+        <w:pStyle w:val="Prrafodelista"/>
+        <w:numPr>
+          <w:ilvl w:val="1"/>
+          <w:numId w:val="53"/>
+        </w:numPr>
+      </w:pPr>
+      <w:r>
+        <w:rPr>
+          <w:b/>
+          <w:bCs/>
+        </w:rPr>
+        <w:t>Envía la clave cifrada de vuelta</w:t>
+      </w:r>
+      <w:r>
+        <w:t>.</w:t>
+      </w:r>
+    </w:p>
+    <w:p>
+      <w:pPr>
+        <w:pStyle w:val="Prrafodelista"/>
+        <w:numPr>
+          <w:ilvl w:val="1"/>
+          <w:numId w:val="53"/>
+        </w:numPr>
+        <w:rPr>
+          <w:b/>
+          <w:bCs/>
+        </w:rPr>
+      </w:pPr>
+      <w:r>
+        <w:rPr>
+          <w:b/>
+          <w:bCs/>
+        </w:rPr>
+        <w:t>Por último, envía la información del sistema (</w:t>
+      </w:r>
+      <w:proofErr w:type="spellStart"/>
+      <w:r>
+        <w:rPr>
+          <w:b/>
+          <w:bCs/>
+        </w:rPr>
+        <w:t>SystemInfo</w:t>
+      </w:r>
+      <w:proofErr w:type="spellEnd"/>
+      <w:r>
+        <w:rPr>
+          <w:b/>
+          <w:bCs/>
+        </w:rPr>
+        <w:t>).</w:t>
+      </w:r>
+    </w:p>
+    <w:p/>
+    <w:p/>
+    <w:p>
+      <w:pPr>
         <w:rPr>
           <w:rStyle w:val="Textoennegrita"/>
-          <w:b/>
-          <w:bCs/>
-        </w:rPr>
-      </w:pPr>
-      <w:bookmarkStart w:id="22" w:name="_Toc199365172"/>
+        </w:rPr>
+      </w:pPr>
       <w:r>
         <w:rPr>
           <w:rStyle w:val="Textoennegrita"/>
-          <w:b/>
-          <w:bCs/>
         </w:rPr>
         <w:t>Evaluación</w:t>
       </w:r>
@@ -19375,7 +23401,7 @@
     <w:p/>
     <w:p/>
     <w:sectPr>
-      <w:headerReference w:type="first" r:id="rId41"/>
+      <w:headerReference w:type="first" r:id="rId65"/>
       <w:pgSz w:w="11906" w:h="16838"/>
       <w:pgMar w:top="1418" w:right="1134" w:bottom="1418" w:left="1701" w:header="709" w:footer="709" w:gutter="0"/>
       <w:pgNumType w:start="1"/>
@@ -19790,6 +23816,95 @@
     </w:lvl>
   </w:abstractNum>
   <w:abstractNum w:abstractNumId="1" w15:restartNumberingAfterBreak="0">
+    <w:nsid w:val="03CE19BD"/>
+    <w:multiLevelType w:val="hybridMultilevel"/>
+    <w:tmpl w:val="BA2A7432"/>
+    <w:lvl w:ilvl="0" w:tplc="0C0A000F">
+      <w:start w:val="1"/>
+      <w:numFmt w:val="decimal"/>
+      <w:lvlText w:val="%1."/>
+      <w:lvlJc w:val="left"/>
+      <w:pPr>
+        <w:ind w:left="720" w:hanging="360"/>
+      </w:pPr>
+      <w:rPr>
+        <w:rFonts w:hint="default"/>
+      </w:rPr>
+    </w:lvl>
+    <w:lvl w:ilvl="1" w:tplc="0C0A0019" w:tentative="1">
+      <w:start w:val="1"/>
+      <w:numFmt w:val="lowerLetter"/>
+      <w:lvlText w:val="%2."/>
+      <w:lvlJc w:val="left"/>
+      <w:pPr>
+        <w:ind w:left="1440" w:hanging="360"/>
+      </w:pPr>
+    </w:lvl>
+    <w:lvl w:ilvl="2" w:tplc="0C0A001B" w:tentative="1">
+      <w:start w:val="1"/>
+      <w:numFmt w:val="lowerRoman"/>
+      <w:lvlText w:val="%3."/>
+      <w:lvlJc w:val="right"/>
+      <w:pPr>
+        <w:ind w:left="2160" w:hanging="180"/>
+      </w:pPr>
+    </w:lvl>
+    <w:lvl w:ilvl="3" w:tplc="0C0A000F" w:tentative="1">
+      <w:start w:val="1"/>
+      <w:numFmt w:val="decimal"/>
+      <w:lvlText w:val="%4."/>
+      <w:lvlJc w:val="left"/>
+      <w:pPr>
+        <w:ind w:left="2880" w:hanging="360"/>
+      </w:pPr>
+    </w:lvl>
+    <w:lvl w:ilvl="4" w:tplc="0C0A0019" w:tentative="1">
+      <w:start w:val="1"/>
+      <w:numFmt w:val="lowerLetter"/>
+      <w:lvlText w:val="%5."/>
+      <w:lvlJc w:val="left"/>
+      <w:pPr>
+        <w:ind w:left="3600" w:hanging="360"/>
+      </w:pPr>
+    </w:lvl>
+    <w:lvl w:ilvl="5" w:tplc="0C0A001B" w:tentative="1">
+      <w:start w:val="1"/>
+      <w:numFmt w:val="lowerRoman"/>
+      <w:lvlText w:val="%6."/>
+      <w:lvlJc w:val="right"/>
+      <w:pPr>
+        <w:ind w:left="4320" w:hanging="180"/>
+      </w:pPr>
+    </w:lvl>
+    <w:lvl w:ilvl="6" w:tplc="0C0A000F" w:tentative="1">
+      <w:start w:val="1"/>
+      <w:numFmt w:val="decimal"/>
+      <w:lvlText w:val="%7."/>
+      <w:lvlJc w:val="left"/>
+      <w:pPr>
+        <w:ind w:left="5040" w:hanging="360"/>
+      </w:pPr>
+    </w:lvl>
+    <w:lvl w:ilvl="7" w:tplc="0C0A0019" w:tentative="1">
+      <w:start w:val="1"/>
+      <w:numFmt w:val="lowerLetter"/>
+      <w:lvlText w:val="%8."/>
+      <w:lvlJc w:val="left"/>
+      <w:pPr>
+        <w:ind w:left="5760" w:hanging="360"/>
+      </w:pPr>
+    </w:lvl>
+    <w:lvl w:ilvl="8" w:tplc="0C0A001B" w:tentative="1">
+      <w:start w:val="1"/>
+      <w:numFmt w:val="lowerRoman"/>
+      <w:lvlText w:val="%9."/>
+      <w:lvlJc w:val="right"/>
+      <w:pPr>
+        <w:ind w:left="6480" w:hanging="180"/>
+      </w:pPr>
+    </w:lvl>
+  </w:abstractNum>
+  <w:abstractNum w:abstractNumId="2" w15:restartNumberingAfterBreak="0">
     <w:nsid w:val="08124860"/>
     <w:multiLevelType w:val="multilevel"/>
     <w:tmpl w:val="84B22536"/>
@@ -19902,7 +24017,7 @@
       </w:rPr>
     </w:lvl>
   </w:abstractNum>
-  <w:abstractNum w:abstractNumId="2" w15:restartNumberingAfterBreak="0">
+  <w:abstractNum w:abstractNumId="3" w15:restartNumberingAfterBreak="0">
     <w:nsid w:val="092F730A"/>
     <w:multiLevelType w:val="hybridMultilevel"/>
     <w:tmpl w:val="144CE400"/>
@@ -20015,7 +24130,7 @@
       </w:rPr>
     </w:lvl>
   </w:abstractNum>
-  <w:abstractNum w:abstractNumId="3" w15:restartNumberingAfterBreak="0">
+  <w:abstractNum w:abstractNumId="4" w15:restartNumberingAfterBreak="0">
     <w:nsid w:val="0E934CDE"/>
     <w:multiLevelType w:val="multilevel"/>
     <w:tmpl w:val="2AA66E26"/>
@@ -20128,7 +24243,7 @@
       </w:rPr>
     </w:lvl>
   </w:abstractNum>
-  <w:abstractNum w:abstractNumId="4" w15:restartNumberingAfterBreak="0">
+  <w:abstractNum w:abstractNumId="5" w15:restartNumberingAfterBreak="0">
     <w:nsid w:val="0F3D42BF"/>
     <w:multiLevelType w:val="multilevel"/>
     <w:tmpl w:val="A8E03BA4"/>
@@ -20246,7 +24361,7 @@
       </w:rPr>
     </w:lvl>
   </w:abstractNum>
-  <w:abstractNum w:abstractNumId="5" w15:restartNumberingAfterBreak="0">
+  <w:abstractNum w:abstractNumId="6" w15:restartNumberingAfterBreak="0">
     <w:nsid w:val="1267361C"/>
     <w:multiLevelType w:val="multilevel"/>
     <w:tmpl w:val="0F00C190"/>
@@ -20359,7 +24474,96 @@
       </w:rPr>
     </w:lvl>
   </w:abstractNum>
-  <w:abstractNum w:abstractNumId="6" w15:restartNumberingAfterBreak="0">
+  <w:abstractNum w:abstractNumId="7" w15:restartNumberingAfterBreak="0">
+    <w:nsid w:val="13682DC2"/>
+    <w:multiLevelType w:val="hybridMultilevel"/>
+    <w:tmpl w:val="8430CD58"/>
+    <w:lvl w:ilvl="0" w:tplc="0C0A000F">
+      <w:start w:val="1"/>
+      <w:numFmt w:val="decimal"/>
+      <w:lvlText w:val="%1."/>
+      <w:lvlJc w:val="left"/>
+      <w:pPr>
+        <w:ind w:left="720" w:hanging="360"/>
+      </w:pPr>
+      <w:rPr>
+        <w:rFonts w:hint="default"/>
+      </w:rPr>
+    </w:lvl>
+    <w:lvl w:ilvl="1" w:tplc="0C0A0019">
+      <w:start w:val="1"/>
+      <w:numFmt w:val="lowerLetter"/>
+      <w:lvlText w:val="%2."/>
+      <w:lvlJc w:val="left"/>
+      <w:pPr>
+        <w:ind w:left="1440" w:hanging="360"/>
+      </w:pPr>
+    </w:lvl>
+    <w:lvl w:ilvl="2" w:tplc="0C0A001B" w:tentative="1">
+      <w:start w:val="1"/>
+      <w:numFmt w:val="lowerRoman"/>
+      <w:lvlText w:val="%3."/>
+      <w:lvlJc w:val="right"/>
+      <w:pPr>
+        <w:ind w:left="2160" w:hanging="180"/>
+      </w:pPr>
+    </w:lvl>
+    <w:lvl w:ilvl="3" w:tplc="0C0A000F" w:tentative="1">
+      <w:start w:val="1"/>
+      <w:numFmt w:val="decimal"/>
+      <w:lvlText w:val="%4."/>
+      <w:lvlJc w:val="left"/>
+      <w:pPr>
+        <w:ind w:left="2880" w:hanging="360"/>
+      </w:pPr>
+    </w:lvl>
+    <w:lvl w:ilvl="4" w:tplc="0C0A0019" w:tentative="1">
+      <w:start w:val="1"/>
+      <w:numFmt w:val="lowerLetter"/>
+      <w:lvlText w:val="%5."/>
+      <w:lvlJc w:val="left"/>
+      <w:pPr>
+        <w:ind w:left="3600" w:hanging="360"/>
+      </w:pPr>
+    </w:lvl>
+    <w:lvl w:ilvl="5" w:tplc="0C0A001B" w:tentative="1">
+      <w:start w:val="1"/>
+      <w:numFmt w:val="lowerRoman"/>
+      <w:lvlText w:val="%6."/>
+      <w:lvlJc w:val="right"/>
+      <w:pPr>
+        <w:ind w:left="4320" w:hanging="180"/>
+      </w:pPr>
+    </w:lvl>
+    <w:lvl w:ilvl="6" w:tplc="0C0A000F" w:tentative="1">
+      <w:start w:val="1"/>
+      <w:numFmt w:val="decimal"/>
+      <w:lvlText w:val="%7."/>
+      <w:lvlJc w:val="left"/>
+      <w:pPr>
+        <w:ind w:left="5040" w:hanging="360"/>
+      </w:pPr>
+    </w:lvl>
+    <w:lvl w:ilvl="7" w:tplc="0C0A0019" w:tentative="1">
+      <w:start w:val="1"/>
+      <w:numFmt w:val="lowerLetter"/>
+      <w:lvlText w:val="%8."/>
+      <w:lvlJc w:val="left"/>
+      <w:pPr>
+        <w:ind w:left="5760" w:hanging="360"/>
+      </w:pPr>
+    </w:lvl>
+    <w:lvl w:ilvl="8" w:tplc="0C0A001B" w:tentative="1">
+      <w:start w:val="1"/>
+      <w:numFmt w:val="lowerRoman"/>
+      <w:lvlText w:val="%9."/>
+      <w:lvlJc w:val="right"/>
+      <w:pPr>
+        <w:ind w:left="6480" w:hanging="180"/>
+      </w:pPr>
+    </w:lvl>
+  </w:abstractNum>
+  <w:abstractNum w:abstractNumId="8" w15:restartNumberingAfterBreak="0">
     <w:nsid w:val="14B80FF9"/>
     <w:multiLevelType w:val="multilevel"/>
     <w:tmpl w:val="ED602D90"/>
@@ -20473,7 +24677,7 @@
       </w:pPr>
     </w:lvl>
   </w:abstractNum>
-  <w:abstractNum w:abstractNumId="7" w15:restartNumberingAfterBreak="0">
+  <w:abstractNum w:abstractNumId="9" w15:restartNumberingAfterBreak="0">
     <w:nsid w:val="16BA19BD"/>
     <w:multiLevelType w:val="hybridMultilevel"/>
     <w:tmpl w:val="1A1A99C4"/>
@@ -20586,7 +24790,233 @@
       </w:rPr>
     </w:lvl>
   </w:abstractNum>
-  <w:abstractNum w:abstractNumId="8" w15:restartNumberingAfterBreak="0">
+  <w:abstractNum w:abstractNumId="10" w15:restartNumberingAfterBreak="0">
+    <w:nsid w:val="18535F02"/>
+    <w:multiLevelType w:val="hybridMultilevel"/>
+    <w:tmpl w:val="5916254A"/>
+    <w:lvl w:ilvl="0" w:tplc="0C0A0001">
+      <w:start w:val="1"/>
+      <w:numFmt w:val="bullet"/>
+      <w:lvlText w:val=""/>
+      <w:lvlJc w:val="left"/>
+      <w:pPr>
+        <w:ind w:left="720" w:hanging="360"/>
+      </w:pPr>
+      <w:rPr>
+        <w:rFonts w:ascii="Symbol" w:hAnsi="Symbol" w:hint="default"/>
+      </w:rPr>
+    </w:lvl>
+    <w:lvl w:ilvl="1" w:tplc="0C0A0003" w:tentative="1">
+      <w:start w:val="1"/>
+      <w:numFmt w:val="bullet"/>
+      <w:lvlText w:val="o"/>
+      <w:lvlJc w:val="left"/>
+      <w:pPr>
+        <w:ind w:left="1440" w:hanging="360"/>
+      </w:pPr>
+      <w:rPr>
+        <w:rFonts w:ascii="Courier New" w:hAnsi="Courier New" w:cs="Courier New" w:hint="default"/>
+      </w:rPr>
+    </w:lvl>
+    <w:lvl w:ilvl="2" w:tplc="0C0A0005" w:tentative="1">
+      <w:start w:val="1"/>
+      <w:numFmt w:val="bullet"/>
+      <w:lvlText w:val=""/>
+      <w:lvlJc w:val="left"/>
+      <w:pPr>
+        <w:ind w:left="2160" w:hanging="360"/>
+      </w:pPr>
+      <w:rPr>
+        <w:rFonts w:ascii="Wingdings" w:hAnsi="Wingdings" w:hint="default"/>
+      </w:rPr>
+    </w:lvl>
+    <w:lvl w:ilvl="3" w:tplc="0C0A0001" w:tentative="1">
+      <w:start w:val="1"/>
+      <w:numFmt w:val="bullet"/>
+      <w:lvlText w:val=""/>
+      <w:lvlJc w:val="left"/>
+      <w:pPr>
+        <w:ind w:left="2880" w:hanging="360"/>
+      </w:pPr>
+      <w:rPr>
+        <w:rFonts w:ascii="Symbol" w:hAnsi="Symbol" w:hint="default"/>
+      </w:rPr>
+    </w:lvl>
+    <w:lvl w:ilvl="4" w:tplc="0C0A0003" w:tentative="1">
+      <w:start w:val="1"/>
+      <w:numFmt w:val="bullet"/>
+      <w:lvlText w:val="o"/>
+      <w:lvlJc w:val="left"/>
+      <w:pPr>
+        <w:ind w:left="3600" w:hanging="360"/>
+      </w:pPr>
+      <w:rPr>
+        <w:rFonts w:ascii="Courier New" w:hAnsi="Courier New" w:cs="Courier New" w:hint="default"/>
+      </w:rPr>
+    </w:lvl>
+    <w:lvl w:ilvl="5" w:tplc="0C0A0005" w:tentative="1">
+      <w:start w:val="1"/>
+      <w:numFmt w:val="bullet"/>
+      <w:lvlText w:val=""/>
+      <w:lvlJc w:val="left"/>
+      <w:pPr>
+        <w:ind w:left="4320" w:hanging="360"/>
+      </w:pPr>
+      <w:rPr>
+        <w:rFonts w:ascii="Wingdings" w:hAnsi="Wingdings" w:hint="default"/>
+      </w:rPr>
+    </w:lvl>
+    <w:lvl w:ilvl="6" w:tplc="0C0A0001" w:tentative="1">
+      <w:start w:val="1"/>
+      <w:numFmt w:val="bullet"/>
+      <w:lvlText w:val=""/>
+      <w:lvlJc w:val="left"/>
+      <w:pPr>
+        <w:ind w:left="5040" w:hanging="360"/>
+      </w:pPr>
+      <w:rPr>
+        <w:rFonts w:ascii="Symbol" w:hAnsi="Symbol" w:hint="default"/>
+      </w:rPr>
+    </w:lvl>
+    <w:lvl w:ilvl="7" w:tplc="0C0A0003" w:tentative="1">
+      <w:start w:val="1"/>
+      <w:numFmt w:val="bullet"/>
+      <w:lvlText w:val="o"/>
+      <w:lvlJc w:val="left"/>
+      <w:pPr>
+        <w:ind w:left="5760" w:hanging="360"/>
+      </w:pPr>
+      <w:rPr>
+        <w:rFonts w:ascii="Courier New" w:hAnsi="Courier New" w:cs="Courier New" w:hint="default"/>
+      </w:rPr>
+    </w:lvl>
+    <w:lvl w:ilvl="8" w:tplc="0C0A0005" w:tentative="1">
+      <w:start w:val="1"/>
+      <w:numFmt w:val="bullet"/>
+      <w:lvlText w:val=""/>
+      <w:lvlJc w:val="left"/>
+      <w:pPr>
+        <w:ind w:left="6480" w:hanging="360"/>
+      </w:pPr>
+      <w:rPr>
+        <w:rFonts w:ascii="Wingdings" w:hAnsi="Wingdings" w:hint="default"/>
+      </w:rPr>
+    </w:lvl>
+  </w:abstractNum>
+  <w:abstractNum w:abstractNumId="11" w15:restartNumberingAfterBreak="0">
+    <w:nsid w:val="1B3F67FB"/>
+    <w:multiLevelType w:val="hybridMultilevel"/>
+    <w:tmpl w:val="95A66FA8"/>
+    <w:lvl w:ilvl="0" w:tplc="0C0A0001">
+      <w:start w:val="1"/>
+      <w:numFmt w:val="bullet"/>
+      <w:lvlText w:val=""/>
+      <w:lvlJc w:val="left"/>
+      <w:pPr>
+        <w:ind w:left="720" w:hanging="360"/>
+      </w:pPr>
+      <w:rPr>
+        <w:rFonts w:ascii="Symbol" w:hAnsi="Symbol" w:hint="default"/>
+      </w:rPr>
+    </w:lvl>
+    <w:lvl w:ilvl="1" w:tplc="0C0A0003">
+      <w:start w:val="1"/>
+      <w:numFmt w:val="bullet"/>
+      <w:lvlText w:val="o"/>
+      <w:lvlJc w:val="left"/>
+      <w:pPr>
+        <w:ind w:left="1440" w:hanging="360"/>
+      </w:pPr>
+      <w:rPr>
+        <w:rFonts w:ascii="Courier New" w:hAnsi="Courier New" w:cs="Courier New" w:hint="default"/>
+      </w:rPr>
+    </w:lvl>
+    <w:lvl w:ilvl="2" w:tplc="0C0A0005" w:tentative="1">
+      <w:start w:val="1"/>
+      <w:numFmt w:val="bullet"/>
+      <w:lvlText w:val=""/>
+      <w:lvlJc w:val="left"/>
+      <w:pPr>
+        <w:ind w:left="2160" w:hanging="360"/>
+      </w:pPr>
+      <w:rPr>
+        <w:rFonts w:ascii="Wingdings" w:hAnsi="Wingdings" w:hint="default"/>
+      </w:rPr>
+    </w:lvl>
+    <w:lvl w:ilvl="3" w:tplc="0C0A0001" w:tentative="1">
+      <w:start w:val="1"/>
+      <w:numFmt w:val="bullet"/>
+      <w:lvlText w:val=""/>
+      <w:lvlJc w:val="left"/>
+      <w:pPr>
+        <w:ind w:left="2880" w:hanging="360"/>
+      </w:pPr>
+      <w:rPr>
+        <w:rFonts w:ascii="Symbol" w:hAnsi="Symbol" w:hint="default"/>
+      </w:rPr>
+    </w:lvl>
+    <w:lvl w:ilvl="4" w:tplc="0C0A0003" w:tentative="1">
+      <w:start w:val="1"/>
+      <w:numFmt w:val="bullet"/>
+      <w:lvlText w:val="o"/>
+      <w:lvlJc w:val="left"/>
+      <w:pPr>
+        <w:ind w:left="3600" w:hanging="360"/>
+      </w:pPr>
+      <w:rPr>
+        <w:rFonts w:ascii="Courier New" w:hAnsi="Courier New" w:cs="Courier New" w:hint="default"/>
+      </w:rPr>
+    </w:lvl>
+    <w:lvl w:ilvl="5" w:tplc="0C0A0005" w:tentative="1">
+      <w:start w:val="1"/>
+      <w:numFmt w:val="bullet"/>
+      <w:lvlText w:val=""/>
+      <w:lvlJc w:val="left"/>
+      <w:pPr>
+        <w:ind w:left="4320" w:hanging="360"/>
+      </w:pPr>
+      <w:rPr>
+        <w:rFonts w:ascii="Wingdings" w:hAnsi="Wingdings" w:hint="default"/>
+      </w:rPr>
+    </w:lvl>
+    <w:lvl w:ilvl="6" w:tplc="0C0A0001" w:tentative="1">
+      <w:start w:val="1"/>
+      <w:numFmt w:val="bullet"/>
+      <w:lvlText w:val=""/>
+      <w:lvlJc w:val="left"/>
+      <w:pPr>
+        <w:ind w:left="5040" w:hanging="360"/>
+      </w:pPr>
+      <w:rPr>
+        <w:rFonts w:ascii="Symbol" w:hAnsi="Symbol" w:hint="default"/>
+      </w:rPr>
+    </w:lvl>
+    <w:lvl w:ilvl="7" w:tplc="0C0A0003" w:tentative="1">
+      <w:start w:val="1"/>
+      <w:numFmt w:val="bullet"/>
+      <w:lvlText w:val="o"/>
+      <w:lvlJc w:val="left"/>
+      <w:pPr>
+        <w:ind w:left="5760" w:hanging="360"/>
+      </w:pPr>
+      <w:rPr>
+        <w:rFonts w:ascii="Courier New" w:hAnsi="Courier New" w:cs="Courier New" w:hint="default"/>
+      </w:rPr>
+    </w:lvl>
+    <w:lvl w:ilvl="8" w:tplc="0C0A0005" w:tentative="1">
+      <w:start w:val="1"/>
+      <w:numFmt w:val="bullet"/>
+      <w:lvlText w:val=""/>
+      <w:lvlJc w:val="left"/>
+      <w:pPr>
+        <w:ind w:left="6480" w:hanging="360"/>
+      </w:pPr>
+      <w:rPr>
+        <w:rFonts w:ascii="Wingdings" w:hAnsi="Wingdings" w:hint="default"/>
+      </w:rPr>
+    </w:lvl>
+  </w:abstractNum>
+  <w:abstractNum w:abstractNumId="12" w15:restartNumberingAfterBreak="0">
     <w:nsid w:val="1C13455A"/>
     <w:multiLevelType w:val="hybridMultilevel"/>
     <w:tmpl w:val="8DC8A73A"/>
@@ -20699,7 +25129,7 @@
       </w:rPr>
     </w:lvl>
   </w:abstractNum>
-  <w:abstractNum w:abstractNumId="9" w15:restartNumberingAfterBreak="0">
+  <w:abstractNum w:abstractNumId="13" w15:restartNumberingAfterBreak="0">
     <w:nsid w:val="203958EC"/>
     <w:multiLevelType w:val="multilevel"/>
     <w:tmpl w:val="32206A74"/>
@@ -20848,7 +25278,7 @@
       </w:rPr>
     </w:lvl>
   </w:abstractNum>
-  <w:abstractNum w:abstractNumId="10" w15:restartNumberingAfterBreak="0">
+  <w:abstractNum w:abstractNumId="14" w15:restartNumberingAfterBreak="0">
     <w:nsid w:val="260E2C11"/>
     <w:multiLevelType w:val="multilevel"/>
     <w:tmpl w:val="AA1EECEA"/>
@@ -20961,7 +25391,7 @@
       </w:rPr>
     </w:lvl>
   </w:abstractNum>
-  <w:abstractNum w:abstractNumId="11" w15:restartNumberingAfterBreak="0">
+  <w:abstractNum w:abstractNumId="15" w15:restartNumberingAfterBreak="0">
     <w:nsid w:val="282673B5"/>
     <w:multiLevelType w:val="multilevel"/>
     <w:tmpl w:val="5720C8B0"/>
@@ -21110,7 +25540,7 @@
       </w:rPr>
     </w:lvl>
   </w:abstractNum>
-  <w:abstractNum w:abstractNumId="12" w15:restartNumberingAfterBreak="0">
+  <w:abstractNum w:abstractNumId="16" w15:restartNumberingAfterBreak="0">
     <w:nsid w:val="2B477954"/>
     <w:multiLevelType w:val="multilevel"/>
     <w:tmpl w:val="9C40F478"/>
@@ -21200,7 +25630,186 @@
       </w:pPr>
     </w:lvl>
   </w:abstractNum>
-  <w:abstractNum w:abstractNumId="13" w15:restartNumberingAfterBreak="0">
+  <w:abstractNum w:abstractNumId="17" w15:restartNumberingAfterBreak="0">
+    <w:nsid w:val="30137897"/>
+    <w:multiLevelType w:val="hybridMultilevel"/>
+    <w:tmpl w:val="3E34E4BC"/>
+    <w:lvl w:ilvl="0" w:tplc="2932ECEA">
+      <w:start w:val="1"/>
+      <w:numFmt w:val="decimal"/>
+      <w:lvlText w:val="%1-"/>
+      <w:lvlJc w:val="left"/>
+      <w:pPr>
+        <w:ind w:left="720" w:hanging="360"/>
+      </w:pPr>
+      <w:rPr>
+        <w:rFonts w:hint="default"/>
+      </w:rPr>
+    </w:lvl>
+    <w:lvl w:ilvl="1" w:tplc="9B685440">
+      <w:start w:val="1"/>
+      <w:numFmt w:val="lowerLetter"/>
+      <w:lvlText w:val="%2."/>
+      <w:lvlJc w:val="left"/>
+      <w:pPr>
+        <w:ind w:left="1440" w:hanging="360"/>
+      </w:pPr>
+      <w:rPr>
+        <w:b/>
+        <w:bCs/>
+      </w:rPr>
+    </w:lvl>
+    <w:lvl w:ilvl="2" w:tplc="0C0A001B" w:tentative="1">
+      <w:start w:val="1"/>
+      <w:numFmt w:val="lowerRoman"/>
+      <w:lvlText w:val="%3."/>
+      <w:lvlJc w:val="right"/>
+      <w:pPr>
+        <w:ind w:left="2160" w:hanging="180"/>
+      </w:pPr>
+    </w:lvl>
+    <w:lvl w:ilvl="3" w:tplc="0C0A000F" w:tentative="1">
+      <w:start w:val="1"/>
+      <w:numFmt w:val="decimal"/>
+      <w:lvlText w:val="%4."/>
+      <w:lvlJc w:val="left"/>
+      <w:pPr>
+        <w:ind w:left="2880" w:hanging="360"/>
+      </w:pPr>
+    </w:lvl>
+    <w:lvl w:ilvl="4" w:tplc="0C0A0019" w:tentative="1">
+      <w:start w:val="1"/>
+      <w:numFmt w:val="lowerLetter"/>
+      <w:lvlText w:val="%5."/>
+      <w:lvlJc w:val="left"/>
+      <w:pPr>
+        <w:ind w:left="3600" w:hanging="360"/>
+      </w:pPr>
+    </w:lvl>
+    <w:lvl w:ilvl="5" w:tplc="0C0A001B" w:tentative="1">
+      <w:start w:val="1"/>
+      <w:numFmt w:val="lowerRoman"/>
+      <w:lvlText w:val="%6."/>
+      <w:lvlJc w:val="right"/>
+      <w:pPr>
+        <w:ind w:left="4320" w:hanging="180"/>
+      </w:pPr>
+    </w:lvl>
+    <w:lvl w:ilvl="6" w:tplc="0C0A000F" w:tentative="1">
+      <w:start w:val="1"/>
+      <w:numFmt w:val="decimal"/>
+      <w:lvlText w:val="%7."/>
+      <w:lvlJc w:val="left"/>
+      <w:pPr>
+        <w:ind w:left="5040" w:hanging="360"/>
+      </w:pPr>
+    </w:lvl>
+    <w:lvl w:ilvl="7" w:tplc="0C0A0019" w:tentative="1">
+      <w:start w:val="1"/>
+      <w:numFmt w:val="lowerLetter"/>
+      <w:lvlText w:val="%8."/>
+      <w:lvlJc w:val="left"/>
+      <w:pPr>
+        <w:ind w:left="5760" w:hanging="360"/>
+      </w:pPr>
+    </w:lvl>
+    <w:lvl w:ilvl="8" w:tplc="0C0A001B" w:tentative="1">
+      <w:start w:val="1"/>
+      <w:numFmt w:val="lowerRoman"/>
+      <w:lvlText w:val="%9."/>
+      <w:lvlJc w:val="right"/>
+      <w:pPr>
+        <w:ind w:left="6480" w:hanging="180"/>
+      </w:pPr>
+    </w:lvl>
+  </w:abstractNum>
+  <w:abstractNum w:abstractNumId="18" w15:restartNumberingAfterBreak="0">
+    <w:nsid w:val="31984AE9"/>
+    <w:multiLevelType w:val="hybridMultilevel"/>
+    <w:tmpl w:val="1FCC2AC2"/>
+    <w:lvl w:ilvl="0" w:tplc="0C0A000F">
+      <w:start w:val="1"/>
+      <w:numFmt w:val="decimal"/>
+      <w:lvlText w:val="%1."/>
+      <w:lvlJc w:val="left"/>
+      <w:pPr>
+        <w:ind w:left="720" w:hanging="360"/>
+      </w:pPr>
+    </w:lvl>
+    <w:lvl w:ilvl="1" w:tplc="0C0A0019">
+      <w:start w:val="1"/>
+      <w:numFmt w:val="lowerLetter"/>
+      <w:lvlText w:val="%2."/>
+      <w:lvlJc w:val="left"/>
+      <w:pPr>
+        <w:ind w:left="1440" w:hanging="360"/>
+      </w:pPr>
+    </w:lvl>
+    <w:lvl w:ilvl="2" w:tplc="0C0A001B" w:tentative="1">
+      <w:start w:val="1"/>
+      <w:numFmt w:val="lowerRoman"/>
+      <w:lvlText w:val="%3."/>
+      <w:lvlJc w:val="right"/>
+      <w:pPr>
+        <w:ind w:left="2160" w:hanging="180"/>
+      </w:pPr>
+    </w:lvl>
+    <w:lvl w:ilvl="3" w:tplc="0C0A000F" w:tentative="1">
+      <w:start w:val="1"/>
+      <w:numFmt w:val="decimal"/>
+      <w:lvlText w:val="%4."/>
+      <w:lvlJc w:val="left"/>
+      <w:pPr>
+        <w:ind w:left="2880" w:hanging="360"/>
+      </w:pPr>
+    </w:lvl>
+    <w:lvl w:ilvl="4" w:tplc="0C0A0019" w:tentative="1">
+      <w:start w:val="1"/>
+      <w:numFmt w:val="lowerLetter"/>
+      <w:lvlText w:val="%5."/>
+      <w:lvlJc w:val="left"/>
+      <w:pPr>
+        <w:ind w:left="3600" w:hanging="360"/>
+      </w:pPr>
+    </w:lvl>
+    <w:lvl w:ilvl="5" w:tplc="0C0A001B" w:tentative="1">
+      <w:start w:val="1"/>
+      <w:numFmt w:val="lowerRoman"/>
+      <w:lvlText w:val="%6."/>
+      <w:lvlJc w:val="right"/>
+      <w:pPr>
+        <w:ind w:left="4320" w:hanging="180"/>
+      </w:pPr>
+    </w:lvl>
+    <w:lvl w:ilvl="6" w:tplc="0C0A000F" w:tentative="1">
+      <w:start w:val="1"/>
+      <w:numFmt w:val="decimal"/>
+      <w:lvlText w:val="%7."/>
+      <w:lvlJc w:val="left"/>
+      <w:pPr>
+        <w:ind w:left="5040" w:hanging="360"/>
+      </w:pPr>
+    </w:lvl>
+    <w:lvl w:ilvl="7" w:tplc="0C0A0019" w:tentative="1">
+      <w:start w:val="1"/>
+      <w:numFmt w:val="lowerLetter"/>
+      <w:lvlText w:val="%8."/>
+      <w:lvlJc w:val="left"/>
+      <w:pPr>
+        <w:ind w:left="5760" w:hanging="360"/>
+      </w:pPr>
+    </w:lvl>
+    <w:lvl w:ilvl="8" w:tplc="0C0A001B" w:tentative="1">
+      <w:start w:val="1"/>
+      <w:numFmt w:val="lowerRoman"/>
+      <w:lvlText w:val="%9."/>
+      <w:lvlJc w:val="right"/>
+      <w:pPr>
+        <w:ind w:left="6480" w:hanging="180"/>
+      </w:pPr>
+    </w:lvl>
+  </w:abstractNum>
+  <w:abstractNum w:abstractNumId="19" w15:restartNumberingAfterBreak="0">
     <w:nsid w:val="32E717C9"/>
     <w:multiLevelType w:val="hybridMultilevel"/>
     <w:tmpl w:val="510E1D5C"/>
@@ -21289,7 +25898,7 @@
       </w:pPr>
     </w:lvl>
   </w:abstractNum>
-  <w:abstractNum w:abstractNumId="14" w15:restartNumberingAfterBreak="0">
+  <w:abstractNum w:abstractNumId="20" w15:restartNumberingAfterBreak="0">
     <w:nsid w:val="3564691D"/>
     <w:multiLevelType w:val="multilevel"/>
     <w:tmpl w:val="B17A2688"/>
@@ -21403,7 +26012,7 @@
       </w:rPr>
     </w:lvl>
   </w:abstractNum>
-  <w:abstractNum w:abstractNumId="15" w15:restartNumberingAfterBreak="0">
+  <w:abstractNum w:abstractNumId="21" w15:restartNumberingAfterBreak="0">
     <w:nsid w:val="37586A82"/>
     <w:multiLevelType w:val="multilevel"/>
     <w:tmpl w:val="7A50DFC8"/>
@@ -21552,7 +26161,7 @@
       </w:rPr>
     </w:lvl>
   </w:abstractNum>
-  <w:abstractNum w:abstractNumId="16" w15:restartNumberingAfterBreak="0">
+  <w:abstractNum w:abstractNumId="22" w15:restartNumberingAfterBreak="0">
     <w:nsid w:val="3A4A6800"/>
     <w:multiLevelType w:val="multilevel"/>
     <w:tmpl w:val="4F70D122"/>
@@ -21665,7 +26274,120 @@
       </w:rPr>
     </w:lvl>
   </w:abstractNum>
-  <w:abstractNum w:abstractNumId="17" w15:restartNumberingAfterBreak="0">
+  <w:abstractNum w:abstractNumId="23" w15:restartNumberingAfterBreak="0">
+    <w:nsid w:val="42DF155B"/>
+    <w:multiLevelType w:val="hybridMultilevel"/>
+    <w:tmpl w:val="03C4E796"/>
+    <w:lvl w:ilvl="0" w:tplc="0C0A0001">
+      <w:start w:val="1"/>
+      <w:numFmt w:val="bullet"/>
+      <w:lvlText w:val=""/>
+      <w:lvlJc w:val="left"/>
+      <w:pPr>
+        <w:ind w:left="720" w:hanging="360"/>
+      </w:pPr>
+      <w:rPr>
+        <w:rFonts w:ascii="Symbol" w:hAnsi="Symbol" w:hint="default"/>
+      </w:rPr>
+    </w:lvl>
+    <w:lvl w:ilvl="1" w:tplc="0C0A0003" w:tentative="1">
+      <w:start w:val="1"/>
+      <w:numFmt w:val="bullet"/>
+      <w:lvlText w:val="o"/>
+      <w:lvlJc w:val="left"/>
+      <w:pPr>
+        <w:ind w:left="1440" w:hanging="360"/>
+      </w:pPr>
+      <w:rPr>
+        <w:rFonts w:ascii="Courier New" w:hAnsi="Courier New" w:cs="Courier New" w:hint="default"/>
+      </w:rPr>
+    </w:lvl>
+    <w:lvl w:ilvl="2" w:tplc="0C0A0005" w:tentative="1">
+      <w:start w:val="1"/>
+      <w:numFmt w:val="bullet"/>
+      <w:lvlText w:val=""/>
+      <w:lvlJc w:val="left"/>
+      <w:pPr>
+        <w:ind w:left="2160" w:hanging="360"/>
+      </w:pPr>
+      <w:rPr>
+        <w:rFonts w:ascii="Wingdings" w:hAnsi="Wingdings" w:hint="default"/>
+      </w:rPr>
+    </w:lvl>
+    <w:lvl w:ilvl="3" w:tplc="0C0A0001" w:tentative="1">
+      <w:start w:val="1"/>
+      <w:numFmt w:val="bullet"/>
+      <w:lvlText w:val=""/>
+      <w:lvlJc w:val="left"/>
+      <w:pPr>
+        <w:ind w:left="2880" w:hanging="360"/>
+      </w:pPr>
+      <w:rPr>
+        <w:rFonts w:ascii="Symbol" w:hAnsi="Symbol" w:hint="default"/>
+      </w:rPr>
+    </w:lvl>
+    <w:lvl w:ilvl="4" w:tplc="0C0A0003" w:tentative="1">
+      <w:start w:val="1"/>
+      <w:numFmt w:val="bullet"/>
+      <w:lvlText w:val="o"/>
+      <w:lvlJc w:val="left"/>
+      <w:pPr>
+        <w:ind w:left="3600" w:hanging="360"/>
+      </w:pPr>
+      <w:rPr>
+        <w:rFonts w:ascii="Courier New" w:hAnsi="Courier New" w:cs="Courier New" w:hint="default"/>
+      </w:rPr>
+    </w:lvl>
+    <w:lvl w:ilvl="5" w:tplc="0C0A0005" w:tentative="1">
+      <w:start w:val="1"/>
+      <w:numFmt w:val="bullet"/>
+      <w:lvlText w:val=""/>
+      <w:lvlJc w:val="left"/>
+      <w:pPr>
+        <w:ind w:left="4320" w:hanging="360"/>
+      </w:pPr>
+      <w:rPr>
+        <w:rFonts w:ascii="Wingdings" w:hAnsi="Wingdings" w:hint="default"/>
+      </w:rPr>
+    </w:lvl>
+    <w:lvl w:ilvl="6" w:tplc="0C0A0001" w:tentative="1">
+      <w:start w:val="1"/>
+      <w:numFmt w:val="bullet"/>
+      <w:lvlText w:val=""/>
+      <w:lvlJc w:val="left"/>
+      <w:pPr>
+        <w:ind w:left="5040" w:hanging="360"/>
+      </w:pPr>
+      <w:rPr>
+        <w:rFonts w:ascii="Symbol" w:hAnsi="Symbol" w:hint="default"/>
+      </w:rPr>
+    </w:lvl>
+    <w:lvl w:ilvl="7" w:tplc="0C0A0003" w:tentative="1">
+      <w:start w:val="1"/>
+      <w:numFmt w:val="bullet"/>
+      <w:lvlText w:val="o"/>
+      <w:lvlJc w:val="left"/>
+      <w:pPr>
+        <w:ind w:left="5760" w:hanging="360"/>
+      </w:pPr>
+      <w:rPr>
+        <w:rFonts w:ascii="Courier New" w:hAnsi="Courier New" w:cs="Courier New" w:hint="default"/>
+      </w:rPr>
+    </w:lvl>
+    <w:lvl w:ilvl="8" w:tplc="0C0A0005" w:tentative="1">
+      <w:start w:val="1"/>
+      <w:numFmt w:val="bullet"/>
+      <w:lvlText w:val=""/>
+      <w:lvlJc w:val="left"/>
+      <w:pPr>
+        <w:ind w:left="6480" w:hanging="360"/>
+      </w:pPr>
+      <w:rPr>
+        <w:rFonts w:ascii="Wingdings" w:hAnsi="Wingdings" w:hint="default"/>
+      </w:rPr>
+    </w:lvl>
+  </w:abstractNum>
+  <w:abstractNum w:abstractNumId="24" w15:restartNumberingAfterBreak="0">
     <w:nsid w:val="45A92861"/>
     <w:multiLevelType w:val="multilevel"/>
     <w:tmpl w:val="76A8793A"/>
@@ -21778,7 +26500,7 @@
       </w:rPr>
     </w:lvl>
   </w:abstractNum>
-  <w:abstractNum w:abstractNumId="18" w15:restartNumberingAfterBreak="0">
+  <w:abstractNum w:abstractNumId="25" w15:restartNumberingAfterBreak="0">
     <w:nsid w:val="460D275E"/>
     <w:multiLevelType w:val="hybridMultilevel"/>
     <w:tmpl w:val="5BF8A100"/>
@@ -21868,7 +26590,7 @@
       </w:pPr>
     </w:lvl>
   </w:abstractNum>
-  <w:abstractNum w:abstractNumId="19" w15:restartNumberingAfterBreak="0">
+  <w:abstractNum w:abstractNumId="26" w15:restartNumberingAfterBreak="0">
     <w:nsid w:val="46346FD7"/>
     <w:multiLevelType w:val="multilevel"/>
     <w:tmpl w:val="9FD2CB94"/>
@@ -21981,7 +26703,7 @@
       </w:rPr>
     </w:lvl>
   </w:abstractNum>
-  <w:abstractNum w:abstractNumId="20" w15:restartNumberingAfterBreak="0">
+  <w:abstractNum w:abstractNumId="27" w15:restartNumberingAfterBreak="0">
     <w:nsid w:val="49A27D5E"/>
     <w:multiLevelType w:val="multilevel"/>
     <w:tmpl w:val="87C64644"/>
@@ -22130,7 +26852,7 @@
       </w:rPr>
     </w:lvl>
   </w:abstractNum>
-  <w:abstractNum w:abstractNumId="21" w15:restartNumberingAfterBreak="0">
+  <w:abstractNum w:abstractNumId="28" w15:restartNumberingAfterBreak="0">
     <w:nsid w:val="4BB947E1"/>
     <w:multiLevelType w:val="multilevel"/>
     <w:tmpl w:val="8CE6BB90"/>
@@ -22243,7 +26965,96 @@
       </w:rPr>
     </w:lvl>
   </w:abstractNum>
-  <w:abstractNum w:abstractNumId="22" w15:restartNumberingAfterBreak="0">
+  <w:abstractNum w:abstractNumId="29" w15:restartNumberingAfterBreak="0">
+    <w:nsid w:val="4BBF2DDE"/>
+    <w:multiLevelType w:val="hybridMultilevel"/>
+    <w:tmpl w:val="428AF770"/>
+    <w:lvl w:ilvl="0" w:tplc="0C0A000F">
+      <w:start w:val="1"/>
+      <w:numFmt w:val="decimal"/>
+      <w:lvlText w:val="%1."/>
+      <w:lvlJc w:val="left"/>
+      <w:pPr>
+        <w:ind w:left="720" w:hanging="360"/>
+      </w:pPr>
+      <w:rPr>
+        <w:rFonts w:hint="default"/>
+      </w:rPr>
+    </w:lvl>
+    <w:lvl w:ilvl="1" w:tplc="0C0A0019">
+      <w:start w:val="1"/>
+      <w:numFmt w:val="lowerLetter"/>
+      <w:lvlText w:val="%2."/>
+      <w:lvlJc w:val="left"/>
+      <w:pPr>
+        <w:ind w:left="1440" w:hanging="360"/>
+      </w:pPr>
+    </w:lvl>
+    <w:lvl w:ilvl="2" w:tplc="0C0A001B" w:tentative="1">
+      <w:start w:val="1"/>
+      <w:numFmt w:val="lowerRoman"/>
+      <w:lvlText w:val="%3."/>
+      <w:lvlJc w:val="right"/>
+      <w:pPr>
+        <w:ind w:left="2160" w:hanging="180"/>
+      </w:pPr>
+    </w:lvl>
+    <w:lvl w:ilvl="3" w:tplc="0C0A000F" w:tentative="1">
+      <w:start w:val="1"/>
+      <w:numFmt w:val="decimal"/>
+      <w:lvlText w:val="%4."/>
+      <w:lvlJc w:val="left"/>
+      <w:pPr>
+        <w:ind w:left="2880" w:hanging="360"/>
+      </w:pPr>
+    </w:lvl>
+    <w:lvl w:ilvl="4" w:tplc="0C0A0019" w:tentative="1">
+      <w:start w:val="1"/>
+      <w:numFmt w:val="lowerLetter"/>
+      <w:lvlText w:val="%5."/>
+      <w:lvlJc w:val="left"/>
+      <w:pPr>
+        <w:ind w:left="3600" w:hanging="360"/>
+      </w:pPr>
+    </w:lvl>
+    <w:lvl w:ilvl="5" w:tplc="0C0A001B" w:tentative="1">
+      <w:start w:val="1"/>
+      <w:numFmt w:val="lowerRoman"/>
+      <w:lvlText w:val="%6."/>
+      <w:lvlJc w:val="right"/>
+      <w:pPr>
+        <w:ind w:left="4320" w:hanging="180"/>
+      </w:pPr>
+    </w:lvl>
+    <w:lvl w:ilvl="6" w:tplc="0C0A000F" w:tentative="1">
+      <w:start w:val="1"/>
+      <w:numFmt w:val="decimal"/>
+      <w:lvlText w:val="%7."/>
+      <w:lvlJc w:val="left"/>
+      <w:pPr>
+        <w:ind w:left="5040" w:hanging="360"/>
+      </w:pPr>
+    </w:lvl>
+    <w:lvl w:ilvl="7" w:tplc="0C0A0019" w:tentative="1">
+      <w:start w:val="1"/>
+      <w:numFmt w:val="lowerLetter"/>
+      <w:lvlText w:val="%8."/>
+      <w:lvlJc w:val="left"/>
+      <w:pPr>
+        <w:ind w:left="5760" w:hanging="360"/>
+      </w:pPr>
+    </w:lvl>
+    <w:lvl w:ilvl="8" w:tplc="0C0A001B" w:tentative="1">
+      <w:start w:val="1"/>
+      <w:numFmt w:val="lowerRoman"/>
+      <w:lvlText w:val="%9."/>
+      <w:lvlJc w:val="right"/>
+      <w:pPr>
+        <w:ind w:left="6480" w:hanging="180"/>
+      </w:pPr>
+    </w:lvl>
+  </w:abstractNum>
+  <w:abstractNum w:abstractNumId="30" w15:restartNumberingAfterBreak="0">
     <w:nsid w:val="4C273658"/>
     <w:multiLevelType w:val="hybridMultilevel"/>
     <w:tmpl w:val="25D22DFE"/>
@@ -22332,7 +27143,7 @@
       </w:pPr>
     </w:lvl>
   </w:abstractNum>
-  <w:abstractNum w:abstractNumId="23" w15:restartNumberingAfterBreak="0">
+  <w:abstractNum w:abstractNumId="31" w15:restartNumberingAfterBreak="0">
     <w:nsid w:val="4DFD3A75"/>
     <w:multiLevelType w:val="hybridMultilevel"/>
     <w:tmpl w:val="D66C9348"/>
@@ -22445,7 +27256,7 @@
       </w:rPr>
     </w:lvl>
   </w:abstractNum>
-  <w:abstractNum w:abstractNumId="24" w15:restartNumberingAfterBreak="0">
+  <w:abstractNum w:abstractNumId="32" w15:restartNumberingAfterBreak="0">
     <w:nsid w:val="4E45761C"/>
     <w:multiLevelType w:val="multilevel"/>
     <w:tmpl w:val="B35EABC0"/>
@@ -22558,7 +27369,7 @@
       </w:rPr>
     </w:lvl>
   </w:abstractNum>
-  <w:abstractNum w:abstractNumId="25" w15:restartNumberingAfterBreak="0">
+  <w:abstractNum w:abstractNumId="33" w15:restartNumberingAfterBreak="0">
     <w:nsid w:val="4F7908F5"/>
     <w:multiLevelType w:val="hybridMultilevel"/>
     <w:tmpl w:val="6C1ABD80"/>
@@ -22647,7 +27458,206 @@
       </w:pPr>
     </w:lvl>
   </w:abstractNum>
-  <w:abstractNum w:abstractNumId="26" w15:restartNumberingAfterBreak="0">
+  <w:abstractNum w:abstractNumId="34" w15:restartNumberingAfterBreak="0">
+    <w:nsid w:val="51673285"/>
+    <w:multiLevelType w:val="hybridMultilevel"/>
+    <w:tmpl w:val="B8B22F98"/>
+    <w:lvl w:ilvl="0" w:tplc="0C0A0001">
+      <w:start w:val="1"/>
+      <w:numFmt w:val="bullet"/>
+      <w:lvlText w:val=""/>
+      <w:lvlJc w:val="left"/>
+      <w:pPr>
+        <w:ind w:left="720" w:hanging="360"/>
+      </w:pPr>
+      <w:rPr>
+        <w:rFonts w:ascii="Symbol" w:hAnsi="Symbol" w:hint="default"/>
+      </w:rPr>
+    </w:lvl>
+    <w:lvl w:ilvl="1" w:tplc="0C0A0003" w:tentative="1">
+      <w:start w:val="1"/>
+      <w:numFmt w:val="bullet"/>
+      <w:lvlText w:val="o"/>
+      <w:lvlJc w:val="left"/>
+      <w:pPr>
+        <w:ind w:left="1440" w:hanging="360"/>
+      </w:pPr>
+      <w:rPr>
+        <w:rFonts w:ascii="Courier New" w:hAnsi="Courier New" w:cs="Courier New" w:hint="default"/>
+      </w:rPr>
+    </w:lvl>
+    <w:lvl w:ilvl="2" w:tplc="0C0A0005" w:tentative="1">
+      <w:start w:val="1"/>
+      <w:numFmt w:val="bullet"/>
+      <w:lvlText w:val=""/>
+      <w:lvlJc w:val="left"/>
+      <w:pPr>
+        <w:ind w:left="2160" w:hanging="360"/>
+      </w:pPr>
+      <w:rPr>
+        <w:rFonts w:ascii="Wingdings" w:hAnsi="Wingdings" w:hint="default"/>
+      </w:rPr>
+    </w:lvl>
+    <w:lvl w:ilvl="3" w:tplc="0C0A0001" w:tentative="1">
+      <w:start w:val="1"/>
+      <w:numFmt w:val="bullet"/>
+      <w:lvlText w:val=""/>
+      <w:lvlJc w:val="left"/>
+      <w:pPr>
+        <w:ind w:left="2880" w:hanging="360"/>
+      </w:pPr>
+      <w:rPr>
+        <w:rFonts w:ascii="Symbol" w:hAnsi="Symbol" w:hint="default"/>
+      </w:rPr>
+    </w:lvl>
+    <w:lvl w:ilvl="4" w:tplc="0C0A0003" w:tentative="1">
+      <w:start w:val="1"/>
+      <w:numFmt w:val="bullet"/>
+      <w:lvlText w:val="o"/>
+      <w:lvlJc w:val="left"/>
+      <w:pPr>
+        <w:ind w:left="3600" w:hanging="360"/>
+      </w:pPr>
+      <w:rPr>
+        <w:rFonts w:ascii="Courier New" w:hAnsi="Courier New" w:cs="Courier New" w:hint="default"/>
+      </w:rPr>
+    </w:lvl>
+    <w:lvl w:ilvl="5" w:tplc="0C0A0005" w:tentative="1">
+      <w:start w:val="1"/>
+      <w:numFmt w:val="bullet"/>
+      <w:lvlText w:val=""/>
+      <w:lvlJc w:val="left"/>
+      <w:pPr>
+        <w:ind w:left="4320" w:hanging="360"/>
+      </w:pPr>
+      <w:rPr>
+        <w:rFonts w:ascii="Wingdings" w:hAnsi="Wingdings" w:hint="default"/>
+      </w:rPr>
+    </w:lvl>
+    <w:lvl w:ilvl="6" w:tplc="0C0A0001" w:tentative="1">
+      <w:start w:val="1"/>
+      <w:numFmt w:val="bullet"/>
+      <w:lvlText w:val=""/>
+      <w:lvlJc w:val="left"/>
+      <w:pPr>
+        <w:ind w:left="5040" w:hanging="360"/>
+      </w:pPr>
+      <w:rPr>
+        <w:rFonts w:ascii="Symbol" w:hAnsi="Symbol" w:hint="default"/>
+      </w:rPr>
+    </w:lvl>
+    <w:lvl w:ilvl="7" w:tplc="0C0A0003" w:tentative="1">
+      <w:start w:val="1"/>
+      <w:numFmt w:val="bullet"/>
+      <w:lvlText w:val="o"/>
+      <w:lvlJc w:val="left"/>
+      <w:pPr>
+        <w:ind w:left="5760" w:hanging="360"/>
+      </w:pPr>
+      <w:rPr>
+        <w:rFonts w:ascii="Courier New" w:hAnsi="Courier New" w:cs="Courier New" w:hint="default"/>
+      </w:rPr>
+    </w:lvl>
+    <w:lvl w:ilvl="8" w:tplc="0C0A0005" w:tentative="1">
+      <w:start w:val="1"/>
+      <w:numFmt w:val="bullet"/>
+      <w:lvlText w:val=""/>
+      <w:lvlJc w:val="left"/>
+      <w:pPr>
+        <w:ind w:left="6480" w:hanging="360"/>
+      </w:pPr>
+      <w:rPr>
+        <w:rFonts w:ascii="Wingdings" w:hAnsi="Wingdings" w:hint="default"/>
+      </w:rPr>
+    </w:lvl>
+  </w:abstractNum>
+  <w:abstractNum w:abstractNumId="35" w15:restartNumberingAfterBreak="0">
+    <w:nsid w:val="51D23091"/>
+    <w:multiLevelType w:val="hybridMultilevel"/>
+    <w:tmpl w:val="D5B4F48C"/>
+    <w:lvl w:ilvl="0" w:tplc="0C0A000F">
+      <w:start w:val="1"/>
+      <w:numFmt w:val="decimal"/>
+      <w:lvlText w:val="%1."/>
+      <w:lvlJc w:val="left"/>
+      <w:pPr>
+        <w:ind w:left="720" w:hanging="360"/>
+      </w:pPr>
+    </w:lvl>
+    <w:lvl w:ilvl="1" w:tplc="0C0A0019">
+      <w:start w:val="1"/>
+      <w:numFmt w:val="lowerLetter"/>
+      <w:lvlText w:val="%2."/>
+      <w:lvlJc w:val="left"/>
+      <w:pPr>
+        <w:ind w:left="1440" w:hanging="360"/>
+      </w:pPr>
+    </w:lvl>
+    <w:lvl w:ilvl="2" w:tplc="0C0A001B" w:tentative="1">
+      <w:start w:val="1"/>
+      <w:numFmt w:val="lowerRoman"/>
+      <w:lvlText w:val="%3."/>
+      <w:lvlJc w:val="right"/>
+      <w:pPr>
+        <w:ind w:left="2160" w:hanging="180"/>
+      </w:pPr>
+    </w:lvl>
+    <w:lvl w:ilvl="3" w:tplc="0C0A000F" w:tentative="1">
+      <w:start w:val="1"/>
+      <w:numFmt w:val="decimal"/>
+      <w:lvlText w:val="%4."/>
+      <w:lvlJc w:val="left"/>
+      <w:pPr>
+        <w:ind w:left="2880" w:hanging="360"/>
+      </w:pPr>
+    </w:lvl>
+    <w:lvl w:ilvl="4" w:tplc="0C0A0019" w:tentative="1">
+      <w:start w:val="1"/>
+      <w:numFmt w:val="lowerLetter"/>
+      <w:lvlText w:val="%5."/>
+      <w:lvlJc w:val="left"/>
+      <w:pPr>
+        <w:ind w:left="3600" w:hanging="360"/>
+      </w:pPr>
+    </w:lvl>
+    <w:lvl w:ilvl="5" w:tplc="0C0A001B" w:tentative="1">
+      <w:start w:val="1"/>
+      <w:numFmt w:val="lowerRoman"/>
+      <w:lvlText w:val="%6."/>
+      <w:lvlJc w:val="right"/>
+      <w:pPr>
+        <w:ind w:left="4320" w:hanging="180"/>
+      </w:pPr>
+    </w:lvl>
+    <w:lvl w:ilvl="6" w:tplc="0C0A000F" w:tentative="1">
+      <w:start w:val="1"/>
+      <w:numFmt w:val="decimal"/>
+      <w:lvlText w:val="%7."/>
+      <w:lvlJc w:val="left"/>
+      <w:pPr>
+        <w:ind w:left="5040" w:hanging="360"/>
+      </w:pPr>
+    </w:lvl>
+    <w:lvl w:ilvl="7" w:tplc="0C0A0019" w:tentative="1">
+      <w:start w:val="1"/>
+      <w:numFmt w:val="lowerLetter"/>
+      <w:lvlText w:val="%8."/>
+      <w:lvlJc w:val="left"/>
+      <w:pPr>
+        <w:ind w:left="5760" w:hanging="360"/>
+      </w:pPr>
+    </w:lvl>
+    <w:lvl w:ilvl="8" w:tplc="0C0A001B" w:tentative="1">
+      <w:start w:val="1"/>
+      <w:numFmt w:val="lowerRoman"/>
+      <w:lvlText w:val="%9."/>
+      <w:lvlJc w:val="right"/>
+      <w:pPr>
+        <w:ind w:left="6480" w:hanging="180"/>
+      </w:pPr>
+    </w:lvl>
+  </w:abstractNum>
+  <w:abstractNum w:abstractNumId="36" w15:restartNumberingAfterBreak="0">
     <w:nsid w:val="56374D14"/>
     <w:multiLevelType w:val="multilevel"/>
     <w:tmpl w:val="8948375C"/>
@@ -22760,7 +27770,7 @@
       </w:rPr>
     </w:lvl>
   </w:abstractNum>
-  <w:abstractNum w:abstractNumId="27" w15:restartNumberingAfterBreak="0">
+  <w:abstractNum w:abstractNumId="37" w15:restartNumberingAfterBreak="0">
     <w:nsid w:val="57D833D2"/>
     <w:multiLevelType w:val="hybridMultilevel"/>
     <w:tmpl w:val="6AAE349C"/>
@@ -22873,7 +27883,7 @@
       </w:rPr>
     </w:lvl>
   </w:abstractNum>
-  <w:abstractNum w:abstractNumId="28" w15:restartNumberingAfterBreak="0">
+  <w:abstractNum w:abstractNumId="38" w15:restartNumberingAfterBreak="0">
     <w:nsid w:val="58EB7069"/>
     <w:multiLevelType w:val="multilevel"/>
     <w:tmpl w:val="5FC6B006"/>
@@ -23022,7 +28032,7 @@
       </w:rPr>
     </w:lvl>
   </w:abstractNum>
-  <w:abstractNum w:abstractNumId="29" w15:restartNumberingAfterBreak="0">
+  <w:abstractNum w:abstractNumId="39" w15:restartNumberingAfterBreak="0">
     <w:nsid w:val="5A727E1E"/>
     <w:multiLevelType w:val="multilevel"/>
     <w:tmpl w:val="454E341E"/>
@@ -23135,7 +28145,7 @@
       </w:rPr>
     </w:lvl>
   </w:abstractNum>
-  <w:abstractNum w:abstractNumId="30" w15:restartNumberingAfterBreak="0">
+  <w:abstractNum w:abstractNumId="40" w15:restartNumberingAfterBreak="0">
     <w:nsid w:val="5AEF4795"/>
     <w:multiLevelType w:val="multilevel"/>
     <w:tmpl w:val="E3E41D1E"/>
@@ -23248,7 +28258,7 @@
       </w:rPr>
     </w:lvl>
   </w:abstractNum>
-  <w:abstractNum w:abstractNumId="31" w15:restartNumberingAfterBreak="0">
+  <w:abstractNum w:abstractNumId="41" w15:restartNumberingAfterBreak="0">
     <w:nsid w:val="5CFE3D91"/>
     <w:multiLevelType w:val="hybridMultilevel"/>
     <w:tmpl w:val="673A814A"/>
@@ -23361,7 +28371,7 @@
       </w:rPr>
     </w:lvl>
   </w:abstractNum>
-  <w:abstractNum w:abstractNumId="32" w15:restartNumberingAfterBreak="0">
+  <w:abstractNum w:abstractNumId="42" w15:restartNumberingAfterBreak="0">
     <w:nsid w:val="5F3412CC"/>
     <w:multiLevelType w:val="multilevel"/>
     <w:tmpl w:val="95627580"/>
@@ -23474,7 +28484,7 @@
       </w:rPr>
     </w:lvl>
   </w:abstractNum>
-  <w:abstractNum w:abstractNumId="33" w15:restartNumberingAfterBreak="0">
+  <w:abstractNum w:abstractNumId="43" w15:restartNumberingAfterBreak="0">
     <w:nsid w:val="61873B69"/>
     <w:multiLevelType w:val="multilevel"/>
     <w:tmpl w:val="EC36630E"/>
@@ -23563,7 +28573,156 @@
       </w:pPr>
     </w:lvl>
   </w:abstractNum>
-  <w:abstractNum w:abstractNumId="34" w15:restartNumberingAfterBreak="0">
+  <w:abstractNum w:abstractNumId="44" w15:restartNumberingAfterBreak="0">
+    <w:nsid w:val="64880B9B"/>
+    <w:multiLevelType w:val="multilevel"/>
+    <w:tmpl w:val="E256A9E8"/>
+    <w:lvl w:ilvl="0">
+      <w:start w:val="1"/>
+      <w:numFmt w:val="bullet"/>
+      <w:lvlText w:val=""/>
+      <w:lvlJc w:val="left"/>
+      <w:pPr>
+        <w:tabs>
+          <w:tab w:val="num" w:pos="720"/>
+        </w:tabs>
+        <w:ind w:left="720" w:hanging="360"/>
+      </w:pPr>
+      <w:rPr>
+        <w:rFonts w:ascii="Symbol" w:hAnsi="Symbol" w:hint="default"/>
+        <w:sz w:val="20"/>
+      </w:rPr>
+    </w:lvl>
+    <w:lvl w:ilvl="1">
+      <w:start w:val="1"/>
+      <w:numFmt w:val="bullet"/>
+      <w:lvlText w:val="o"/>
+      <w:lvlJc w:val="left"/>
+      <w:pPr>
+        <w:tabs>
+          <w:tab w:val="num" w:pos="1440"/>
+        </w:tabs>
+        <w:ind w:left="1440" w:hanging="360"/>
+      </w:pPr>
+      <w:rPr>
+        <w:rFonts w:ascii="Courier New" w:hAnsi="Courier New" w:hint="default"/>
+        <w:sz w:val="20"/>
+      </w:rPr>
+    </w:lvl>
+    <w:lvl w:ilvl="2" w:tentative="1">
+      <w:start w:val="1"/>
+      <w:numFmt w:val="bullet"/>
+      <w:lvlText w:val=""/>
+      <w:lvlJc w:val="left"/>
+      <w:pPr>
+        <w:tabs>
+          <w:tab w:val="num" w:pos="2160"/>
+        </w:tabs>
+        <w:ind w:left="2160" w:hanging="360"/>
+      </w:pPr>
+      <w:rPr>
+        <w:rFonts w:ascii="Wingdings" w:hAnsi="Wingdings" w:hint="default"/>
+        <w:sz w:val="20"/>
+      </w:rPr>
+    </w:lvl>
+    <w:lvl w:ilvl="3" w:tentative="1">
+      <w:start w:val="1"/>
+      <w:numFmt w:val="bullet"/>
+      <w:lvlText w:val=""/>
+      <w:lvlJc w:val="left"/>
+      <w:pPr>
+        <w:tabs>
+          <w:tab w:val="num" w:pos="2880"/>
+        </w:tabs>
+        <w:ind w:left="2880" w:hanging="360"/>
+      </w:pPr>
+      <w:rPr>
+        <w:rFonts w:ascii="Wingdings" w:hAnsi="Wingdings" w:hint="default"/>
+        <w:sz w:val="20"/>
+      </w:rPr>
+    </w:lvl>
+    <w:lvl w:ilvl="4" w:tentative="1">
+      <w:start w:val="1"/>
+      <w:numFmt w:val="bullet"/>
+      <w:lvlText w:val=""/>
+      <w:lvlJc w:val="left"/>
+      <w:pPr>
+        <w:tabs>
+          <w:tab w:val="num" w:pos="3600"/>
+        </w:tabs>
+        <w:ind w:left="3600" w:hanging="360"/>
+      </w:pPr>
+      <w:rPr>
+        <w:rFonts w:ascii="Wingdings" w:hAnsi="Wingdings" w:hint="default"/>
+        <w:sz w:val="20"/>
+      </w:rPr>
+    </w:lvl>
+    <w:lvl w:ilvl="5" w:tentative="1">
+      <w:start w:val="1"/>
+      <w:numFmt w:val="bullet"/>
+      <w:lvlText w:val=""/>
+      <w:lvlJc w:val="left"/>
+      <w:pPr>
+        <w:tabs>
+          <w:tab w:val="num" w:pos="4320"/>
+        </w:tabs>
+        <w:ind w:left="4320" w:hanging="360"/>
+      </w:pPr>
+      <w:rPr>
+        <w:rFonts w:ascii="Wingdings" w:hAnsi="Wingdings" w:hint="default"/>
+        <w:sz w:val="20"/>
+      </w:rPr>
+    </w:lvl>
+    <w:lvl w:ilvl="6" w:tentative="1">
+      <w:start w:val="1"/>
+      <w:numFmt w:val="bullet"/>
+      <w:lvlText w:val=""/>
+      <w:lvlJc w:val="left"/>
+      <w:pPr>
+        <w:tabs>
+          <w:tab w:val="num" w:pos="5040"/>
+        </w:tabs>
+        <w:ind w:left="5040" w:hanging="360"/>
+      </w:pPr>
+      <w:rPr>
+        <w:rFonts w:ascii="Wingdings" w:hAnsi="Wingdings" w:hint="default"/>
+        <w:sz w:val="20"/>
+      </w:rPr>
+    </w:lvl>
+    <w:lvl w:ilvl="7" w:tentative="1">
+      <w:start w:val="1"/>
+      <w:numFmt w:val="bullet"/>
+      <w:lvlText w:val=""/>
+      <w:lvlJc w:val="left"/>
+      <w:pPr>
+        <w:tabs>
+          <w:tab w:val="num" w:pos="5760"/>
+        </w:tabs>
+        <w:ind w:left="5760" w:hanging="360"/>
+      </w:pPr>
+      <w:rPr>
+        <w:rFonts w:ascii="Wingdings" w:hAnsi="Wingdings" w:hint="default"/>
+        <w:sz w:val="20"/>
+      </w:rPr>
+    </w:lvl>
+    <w:lvl w:ilvl="8" w:tentative="1">
+      <w:start w:val="1"/>
+      <w:numFmt w:val="bullet"/>
+      <w:lvlText w:val=""/>
+      <w:lvlJc w:val="left"/>
+      <w:pPr>
+        <w:tabs>
+          <w:tab w:val="num" w:pos="6480"/>
+        </w:tabs>
+        <w:ind w:left="6480" w:hanging="360"/>
+      </w:pPr>
+      <w:rPr>
+        <w:rFonts w:ascii="Wingdings" w:hAnsi="Wingdings" w:hint="default"/>
+        <w:sz w:val="20"/>
+      </w:rPr>
+    </w:lvl>
+  </w:abstractNum>
+  <w:abstractNum w:abstractNumId="45" w15:restartNumberingAfterBreak="0">
     <w:nsid w:val="6CD57AB3"/>
     <w:multiLevelType w:val="hybridMultilevel"/>
     <w:tmpl w:val="036228AE"/>
@@ -23676,7 +28835,7 @@
       </w:rPr>
     </w:lvl>
   </w:abstractNum>
-  <w:abstractNum w:abstractNumId="35" w15:restartNumberingAfterBreak="0">
+  <w:abstractNum w:abstractNumId="46" w15:restartNumberingAfterBreak="0">
     <w:nsid w:val="71BC09EB"/>
     <w:multiLevelType w:val="multilevel"/>
     <w:tmpl w:val="363270CC"/>
@@ -23789,7 +28948,7 @@
       </w:rPr>
     </w:lvl>
   </w:abstractNum>
-  <w:abstractNum w:abstractNumId="36" w15:restartNumberingAfterBreak="0">
+  <w:abstractNum w:abstractNumId="47" w15:restartNumberingAfterBreak="0">
     <w:nsid w:val="72C06F3F"/>
     <w:multiLevelType w:val="multilevel"/>
     <w:tmpl w:val="373C7978"/>
@@ -23938,7 +29097,7 @@
       </w:rPr>
     </w:lvl>
   </w:abstractNum>
-  <w:abstractNum w:abstractNumId="37" w15:restartNumberingAfterBreak="0">
+  <w:abstractNum w:abstractNumId="48" w15:restartNumberingAfterBreak="0">
     <w:nsid w:val="72FB6425"/>
     <w:multiLevelType w:val="hybridMultilevel"/>
     <w:tmpl w:val="6BBA5C1A"/>
@@ -24051,7 +29210,7 @@
       </w:rPr>
     </w:lvl>
   </w:abstractNum>
-  <w:abstractNum w:abstractNumId="38" w15:restartNumberingAfterBreak="0">
+  <w:abstractNum w:abstractNumId="49" w15:restartNumberingAfterBreak="0">
     <w:nsid w:val="77997337"/>
     <w:multiLevelType w:val="hybridMultilevel"/>
     <w:tmpl w:val="77D22B0E"/>
@@ -24164,7 +29323,7 @@
       </w:rPr>
     </w:lvl>
   </w:abstractNum>
-  <w:abstractNum w:abstractNumId="39" w15:restartNumberingAfterBreak="0">
+  <w:abstractNum w:abstractNumId="50" w15:restartNumberingAfterBreak="0">
     <w:nsid w:val="77C8101F"/>
     <w:multiLevelType w:val="hybridMultilevel"/>
     <w:tmpl w:val="3DBA67D2"/>
@@ -24277,20 +29436,246 @@
       </w:rPr>
     </w:lvl>
   </w:abstractNum>
+  <w:abstractNum w:abstractNumId="51" w15:restartNumberingAfterBreak="0">
+    <w:nsid w:val="787D1386"/>
+    <w:multiLevelType w:val="hybridMultilevel"/>
+    <w:tmpl w:val="6B96B3CC"/>
+    <w:lvl w:ilvl="0" w:tplc="0C0A0001">
+      <w:start w:val="1"/>
+      <w:numFmt w:val="bullet"/>
+      <w:lvlText w:val=""/>
+      <w:lvlJc w:val="left"/>
+      <w:pPr>
+        <w:ind w:left="720" w:hanging="360"/>
+      </w:pPr>
+      <w:rPr>
+        <w:rFonts w:ascii="Symbol" w:hAnsi="Symbol" w:hint="default"/>
+      </w:rPr>
+    </w:lvl>
+    <w:lvl w:ilvl="1" w:tplc="0C0A0003" w:tentative="1">
+      <w:start w:val="1"/>
+      <w:numFmt w:val="bullet"/>
+      <w:lvlText w:val="o"/>
+      <w:lvlJc w:val="left"/>
+      <w:pPr>
+        <w:ind w:left="1440" w:hanging="360"/>
+      </w:pPr>
+      <w:rPr>
+        <w:rFonts w:ascii="Courier New" w:hAnsi="Courier New" w:cs="Courier New" w:hint="default"/>
+      </w:rPr>
+    </w:lvl>
+    <w:lvl w:ilvl="2" w:tplc="0C0A0005" w:tentative="1">
+      <w:start w:val="1"/>
+      <w:numFmt w:val="bullet"/>
+      <w:lvlText w:val=""/>
+      <w:lvlJc w:val="left"/>
+      <w:pPr>
+        <w:ind w:left="2160" w:hanging="360"/>
+      </w:pPr>
+      <w:rPr>
+        <w:rFonts w:ascii="Wingdings" w:hAnsi="Wingdings" w:hint="default"/>
+      </w:rPr>
+    </w:lvl>
+    <w:lvl w:ilvl="3" w:tplc="0C0A0001" w:tentative="1">
+      <w:start w:val="1"/>
+      <w:numFmt w:val="bullet"/>
+      <w:lvlText w:val=""/>
+      <w:lvlJc w:val="left"/>
+      <w:pPr>
+        <w:ind w:left="2880" w:hanging="360"/>
+      </w:pPr>
+      <w:rPr>
+        <w:rFonts w:ascii="Symbol" w:hAnsi="Symbol" w:hint="default"/>
+      </w:rPr>
+    </w:lvl>
+    <w:lvl w:ilvl="4" w:tplc="0C0A0003" w:tentative="1">
+      <w:start w:val="1"/>
+      <w:numFmt w:val="bullet"/>
+      <w:lvlText w:val="o"/>
+      <w:lvlJc w:val="left"/>
+      <w:pPr>
+        <w:ind w:left="3600" w:hanging="360"/>
+      </w:pPr>
+      <w:rPr>
+        <w:rFonts w:ascii="Courier New" w:hAnsi="Courier New" w:cs="Courier New" w:hint="default"/>
+      </w:rPr>
+    </w:lvl>
+    <w:lvl w:ilvl="5" w:tplc="0C0A0005" w:tentative="1">
+      <w:start w:val="1"/>
+      <w:numFmt w:val="bullet"/>
+      <w:lvlText w:val=""/>
+      <w:lvlJc w:val="left"/>
+      <w:pPr>
+        <w:ind w:left="4320" w:hanging="360"/>
+      </w:pPr>
+      <w:rPr>
+        <w:rFonts w:ascii="Wingdings" w:hAnsi="Wingdings" w:hint="default"/>
+      </w:rPr>
+    </w:lvl>
+    <w:lvl w:ilvl="6" w:tplc="0C0A0001" w:tentative="1">
+      <w:start w:val="1"/>
+      <w:numFmt w:val="bullet"/>
+      <w:lvlText w:val=""/>
+      <w:lvlJc w:val="left"/>
+      <w:pPr>
+        <w:ind w:left="5040" w:hanging="360"/>
+      </w:pPr>
+      <w:rPr>
+        <w:rFonts w:ascii="Symbol" w:hAnsi="Symbol" w:hint="default"/>
+      </w:rPr>
+    </w:lvl>
+    <w:lvl w:ilvl="7" w:tplc="0C0A0003" w:tentative="1">
+      <w:start w:val="1"/>
+      <w:numFmt w:val="bullet"/>
+      <w:lvlText w:val="o"/>
+      <w:lvlJc w:val="left"/>
+      <w:pPr>
+        <w:ind w:left="5760" w:hanging="360"/>
+      </w:pPr>
+      <w:rPr>
+        <w:rFonts w:ascii="Courier New" w:hAnsi="Courier New" w:cs="Courier New" w:hint="default"/>
+      </w:rPr>
+    </w:lvl>
+    <w:lvl w:ilvl="8" w:tplc="0C0A0005" w:tentative="1">
+      <w:start w:val="1"/>
+      <w:numFmt w:val="bullet"/>
+      <w:lvlText w:val=""/>
+      <w:lvlJc w:val="left"/>
+      <w:pPr>
+        <w:ind w:left="6480" w:hanging="360"/>
+      </w:pPr>
+      <w:rPr>
+        <w:rFonts w:ascii="Wingdings" w:hAnsi="Wingdings" w:hint="default"/>
+      </w:rPr>
+    </w:lvl>
+  </w:abstractNum>
+  <w:abstractNum w:abstractNumId="52" w15:restartNumberingAfterBreak="0">
+    <w:nsid w:val="79866F72"/>
+    <w:multiLevelType w:val="hybridMultilevel"/>
+    <w:tmpl w:val="534616A0"/>
+    <w:lvl w:ilvl="0" w:tplc="0C0A0001">
+      <w:start w:val="1"/>
+      <w:numFmt w:val="bullet"/>
+      <w:lvlText w:val=""/>
+      <w:lvlJc w:val="left"/>
+      <w:pPr>
+        <w:ind w:left="720" w:hanging="360"/>
+      </w:pPr>
+      <w:rPr>
+        <w:rFonts w:ascii="Symbol" w:hAnsi="Symbol" w:hint="default"/>
+      </w:rPr>
+    </w:lvl>
+    <w:lvl w:ilvl="1" w:tplc="0C0A0003" w:tentative="1">
+      <w:start w:val="1"/>
+      <w:numFmt w:val="bullet"/>
+      <w:lvlText w:val="o"/>
+      <w:lvlJc w:val="left"/>
+      <w:pPr>
+        <w:ind w:left="1440" w:hanging="360"/>
+      </w:pPr>
+      <w:rPr>
+        <w:rFonts w:ascii="Courier New" w:hAnsi="Courier New" w:cs="Courier New" w:hint="default"/>
+      </w:rPr>
+    </w:lvl>
+    <w:lvl w:ilvl="2" w:tplc="0C0A0005" w:tentative="1">
+      <w:start w:val="1"/>
+      <w:numFmt w:val="bullet"/>
+      <w:lvlText w:val=""/>
+      <w:lvlJc w:val="left"/>
+      <w:pPr>
+        <w:ind w:left="2160" w:hanging="360"/>
+      </w:pPr>
+      <w:rPr>
+        <w:rFonts w:ascii="Wingdings" w:hAnsi="Wingdings" w:hint="default"/>
+      </w:rPr>
+    </w:lvl>
+    <w:lvl w:ilvl="3" w:tplc="0C0A0001" w:tentative="1">
+      <w:start w:val="1"/>
+      <w:numFmt w:val="bullet"/>
+      <w:lvlText w:val=""/>
+      <w:lvlJc w:val="left"/>
+      <w:pPr>
+        <w:ind w:left="2880" w:hanging="360"/>
+      </w:pPr>
+      <w:rPr>
+        <w:rFonts w:ascii="Symbol" w:hAnsi="Symbol" w:hint="default"/>
+      </w:rPr>
+    </w:lvl>
+    <w:lvl w:ilvl="4" w:tplc="0C0A0003" w:tentative="1">
+      <w:start w:val="1"/>
+      <w:numFmt w:val="bullet"/>
+      <w:lvlText w:val="o"/>
+      <w:lvlJc w:val="left"/>
+      <w:pPr>
+        <w:ind w:left="3600" w:hanging="360"/>
+      </w:pPr>
+      <w:rPr>
+        <w:rFonts w:ascii="Courier New" w:hAnsi="Courier New" w:cs="Courier New" w:hint="default"/>
+      </w:rPr>
+    </w:lvl>
+    <w:lvl w:ilvl="5" w:tplc="0C0A0005" w:tentative="1">
+      <w:start w:val="1"/>
+      <w:numFmt w:val="bullet"/>
+      <w:lvlText w:val=""/>
+      <w:lvlJc w:val="left"/>
+      <w:pPr>
+        <w:ind w:left="4320" w:hanging="360"/>
+      </w:pPr>
+      <w:rPr>
+        <w:rFonts w:ascii="Wingdings" w:hAnsi="Wingdings" w:hint="default"/>
+      </w:rPr>
+    </w:lvl>
+    <w:lvl w:ilvl="6" w:tplc="0C0A0001" w:tentative="1">
+      <w:start w:val="1"/>
+      <w:numFmt w:val="bullet"/>
+      <w:lvlText w:val=""/>
+      <w:lvlJc w:val="left"/>
+      <w:pPr>
+        <w:ind w:left="5040" w:hanging="360"/>
+      </w:pPr>
+      <w:rPr>
+        <w:rFonts w:ascii="Symbol" w:hAnsi="Symbol" w:hint="default"/>
+      </w:rPr>
+    </w:lvl>
+    <w:lvl w:ilvl="7" w:tplc="0C0A0003" w:tentative="1">
+      <w:start w:val="1"/>
+      <w:numFmt w:val="bullet"/>
+      <w:lvlText w:val="o"/>
+      <w:lvlJc w:val="left"/>
+      <w:pPr>
+        <w:ind w:left="5760" w:hanging="360"/>
+      </w:pPr>
+      <w:rPr>
+        <w:rFonts w:ascii="Courier New" w:hAnsi="Courier New" w:cs="Courier New" w:hint="default"/>
+      </w:rPr>
+    </w:lvl>
+    <w:lvl w:ilvl="8" w:tplc="0C0A0005" w:tentative="1">
+      <w:start w:val="1"/>
+      <w:numFmt w:val="bullet"/>
+      <w:lvlText w:val=""/>
+      <w:lvlJc w:val="left"/>
+      <w:pPr>
+        <w:ind w:left="6480" w:hanging="360"/>
+      </w:pPr>
+      <w:rPr>
+        <w:rFonts w:ascii="Wingdings" w:hAnsi="Wingdings" w:hint="default"/>
+      </w:rPr>
+    </w:lvl>
+  </w:abstractNum>
   <w:num w:numId="1" w16cid:durableId="1682276140">
-    <w:abstractNumId w:val="4"/>
+    <w:abstractNumId w:val="5"/>
   </w:num>
   <w:num w:numId="2" w16cid:durableId="397676721">
-    <w:abstractNumId w:val="14"/>
+    <w:abstractNumId w:val="20"/>
   </w:num>
   <w:num w:numId="3" w16cid:durableId="9645921">
-    <w:abstractNumId w:val="12"/>
+    <w:abstractNumId w:val="16"/>
   </w:num>
   <w:num w:numId="4" w16cid:durableId="809785166">
-    <w:abstractNumId w:val="6"/>
+    <w:abstractNumId w:val="8"/>
   </w:num>
   <w:num w:numId="5" w16cid:durableId="478887012">
-    <w:abstractNumId w:val="6"/>
+    <w:abstractNumId w:val="8"/>
     <w:lvlOverride w:ilvl="0">
       <w:startOverride w:val="1"/>
     </w:lvlOverride>
@@ -24320,112 +29705,151 @@
     </w:lvlOverride>
   </w:num>
   <w:num w:numId="6" w16cid:durableId="272637835">
-    <w:abstractNumId w:val="23"/>
+    <w:abstractNumId w:val="31"/>
   </w:num>
   <w:num w:numId="7" w16cid:durableId="1018699636">
-    <w:abstractNumId w:val="31"/>
+    <w:abstractNumId w:val="41"/>
   </w:num>
   <w:num w:numId="8" w16cid:durableId="75593124">
+    <w:abstractNumId w:val="43"/>
+  </w:num>
+  <w:num w:numId="9" w16cid:durableId="1586065942">
+    <w:abstractNumId w:val="50"/>
+  </w:num>
+  <w:num w:numId="10" w16cid:durableId="862670435">
+    <w:abstractNumId w:val="49"/>
+  </w:num>
+  <w:num w:numId="11" w16cid:durableId="115100989">
+    <w:abstractNumId w:val="48"/>
+  </w:num>
+  <w:num w:numId="12" w16cid:durableId="1593467795">
+    <w:abstractNumId w:val="21"/>
+  </w:num>
+  <w:num w:numId="13" w16cid:durableId="977035797">
+    <w:abstractNumId w:val="38"/>
+  </w:num>
+  <w:num w:numId="14" w16cid:durableId="1310212878">
+    <w:abstractNumId w:val="22"/>
+  </w:num>
+  <w:num w:numId="15" w16cid:durableId="38481815">
+    <w:abstractNumId w:val="28"/>
+  </w:num>
+  <w:num w:numId="16" w16cid:durableId="731660627">
+    <w:abstractNumId w:val="6"/>
+  </w:num>
+  <w:num w:numId="17" w16cid:durableId="1287156322">
+    <w:abstractNumId w:val="26"/>
+  </w:num>
+  <w:num w:numId="18" w16cid:durableId="1461921722">
+    <w:abstractNumId w:val="39"/>
+  </w:num>
+  <w:num w:numId="19" w16cid:durableId="713819904">
+    <w:abstractNumId w:val="32"/>
+  </w:num>
+  <w:num w:numId="20" w16cid:durableId="596523197">
+    <w:abstractNumId w:val="24"/>
+  </w:num>
+  <w:num w:numId="21" w16cid:durableId="112478275">
+    <w:abstractNumId w:val="42"/>
+  </w:num>
+  <w:num w:numId="22" w16cid:durableId="180362581">
+    <w:abstractNumId w:val="2"/>
+  </w:num>
+  <w:num w:numId="23" w16cid:durableId="1339425463">
+    <w:abstractNumId w:val="46"/>
+  </w:num>
+  <w:num w:numId="24" w16cid:durableId="294021078">
+    <w:abstractNumId w:val="36"/>
+  </w:num>
+  <w:num w:numId="25" w16cid:durableId="920529112">
+    <w:abstractNumId w:val="40"/>
+  </w:num>
+  <w:num w:numId="26" w16cid:durableId="96564629">
+    <w:abstractNumId w:val="4"/>
+  </w:num>
+  <w:num w:numId="27" w16cid:durableId="710155528">
+    <w:abstractNumId w:val="14"/>
+  </w:num>
+  <w:num w:numId="28" w16cid:durableId="114064776">
+    <w:abstractNumId w:val="9"/>
+  </w:num>
+  <w:num w:numId="29" w16cid:durableId="1529221432">
+    <w:abstractNumId w:val="25"/>
+  </w:num>
+  <w:num w:numId="30" w16cid:durableId="934897049">
+    <w:abstractNumId w:val="45"/>
+  </w:num>
+  <w:num w:numId="31" w16cid:durableId="1143810207">
+    <w:abstractNumId w:val="12"/>
+  </w:num>
+  <w:num w:numId="32" w16cid:durableId="1234046693">
+    <w:abstractNumId w:val="15"/>
+  </w:num>
+  <w:num w:numId="33" w16cid:durableId="2069956721">
+    <w:abstractNumId w:val="3"/>
+  </w:num>
+  <w:num w:numId="34" w16cid:durableId="2128546389">
+    <w:abstractNumId w:val="27"/>
+  </w:num>
+  <w:num w:numId="35" w16cid:durableId="760102210">
+    <w:abstractNumId w:val="13"/>
+  </w:num>
+  <w:num w:numId="36" w16cid:durableId="855114960">
+    <w:abstractNumId w:val="47"/>
+  </w:num>
+  <w:num w:numId="37" w16cid:durableId="1193109946">
+    <w:abstractNumId w:val="37"/>
+  </w:num>
+  <w:num w:numId="38" w16cid:durableId="1032804343">
+    <w:abstractNumId w:val="19"/>
+  </w:num>
+  <w:num w:numId="39" w16cid:durableId="1061559082">
     <w:abstractNumId w:val="33"/>
   </w:num>
-  <w:num w:numId="9" w16cid:durableId="1586065942">
-    <w:abstractNumId w:val="39"/>
-  </w:num>
-  <w:num w:numId="10" w16cid:durableId="862670435">
-    <w:abstractNumId w:val="38"/>
-  </w:num>
-  <w:num w:numId="11" w16cid:durableId="115100989">
-    <w:abstractNumId w:val="37"/>
-  </w:num>
-  <w:num w:numId="12" w16cid:durableId="1593467795">
-    <w:abstractNumId w:val="15"/>
-  </w:num>
-  <w:num w:numId="13" w16cid:durableId="977035797">
-    <w:abstractNumId w:val="28"/>
-  </w:num>
-  <w:num w:numId="14" w16cid:durableId="1310212878">
-    <w:abstractNumId w:val="16"/>
-  </w:num>
-  <w:num w:numId="15" w16cid:durableId="38481815">
-    <w:abstractNumId w:val="21"/>
-  </w:num>
-  <w:num w:numId="16" w16cid:durableId="731660627">
-    <w:abstractNumId w:val="5"/>
-  </w:num>
-  <w:num w:numId="17" w16cid:durableId="1287156322">
-    <w:abstractNumId w:val="19"/>
-  </w:num>
-  <w:num w:numId="18" w16cid:durableId="1461921722">
-    <w:abstractNumId w:val="29"/>
-  </w:num>
-  <w:num w:numId="19" w16cid:durableId="713819904">
-    <w:abstractNumId w:val="24"/>
-  </w:num>
-  <w:num w:numId="20" w16cid:durableId="596523197">
-    <w:abstractNumId w:val="17"/>
-  </w:num>
-  <w:num w:numId="21" w16cid:durableId="112478275">
-    <w:abstractNumId w:val="32"/>
-  </w:num>
-  <w:num w:numId="22" w16cid:durableId="180362581">
-    <w:abstractNumId w:val="1"/>
-  </w:num>
-  <w:num w:numId="23" w16cid:durableId="1339425463">
-    <w:abstractNumId w:val="35"/>
-  </w:num>
-  <w:num w:numId="24" w16cid:durableId="294021078">
-    <w:abstractNumId w:val="26"/>
-  </w:num>
-  <w:num w:numId="25" w16cid:durableId="920529112">
+  <w:num w:numId="40" w16cid:durableId="617682273">
     <w:abstractNumId w:val="30"/>
-  </w:num>
-  <w:num w:numId="26" w16cid:durableId="96564629">
-    <w:abstractNumId w:val="3"/>
-  </w:num>
-  <w:num w:numId="27" w16cid:durableId="710155528">
-    <w:abstractNumId w:val="10"/>
-  </w:num>
-  <w:num w:numId="28" w16cid:durableId="114064776">
-    <w:abstractNumId w:val="7"/>
-  </w:num>
-  <w:num w:numId="29" w16cid:durableId="1529221432">
-    <w:abstractNumId w:val="18"/>
-  </w:num>
-  <w:num w:numId="30" w16cid:durableId="934897049">
-    <w:abstractNumId w:val="34"/>
-  </w:num>
-  <w:num w:numId="31" w16cid:durableId="1143810207">
-    <w:abstractNumId w:val="8"/>
-  </w:num>
-  <w:num w:numId="32" w16cid:durableId="1234046693">
-    <w:abstractNumId w:val="11"/>
-  </w:num>
-  <w:num w:numId="33" w16cid:durableId="2069956721">
-    <w:abstractNumId w:val="2"/>
-  </w:num>
-  <w:num w:numId="34" w16cid:durableId="2128546389">
-    <w:abstractNumId w:val="20"/>
-  </w:num>
-  <w:num w:numId="35" w16cid:durableId="760102210">
-    <w:abstractNumId w:val="9"/>
-  </w:num>
-  <w:num w:numId="36" w16cid:durableId="855114960">
-    <w:abstractNumId w:val="36"/>
-  </w:num>
-  <w:num w:numId="37" w16cid:durableId="1193109946">
-    <w:abstractNumId w:val="27"/>
-  </w:num>
-  <w:num w:numId="38" w16cid:durableId="1032804343">
-    <w:abstractNumId w:val="13"/>
-  </w:num>
-  <w:num w:numId="39" w16cid:durableId="1061559082">
-    <w:abstractNumId w:val="25"/>
-  </w:num>
-  <w:num w:numId="40" w16cid:durableId="617682273">
-    <w:abstractNumId w:val="22"/>
   </w:num>
   <w:num w:numId="41" w16cid:durableId="867985945">
     <w:abstractNumId w:val="0"/>
+  </w:num>
+  <w:num w:numId="42" w16cid:durableId="1653632884">
+    <w:abstractNumId w:val="52"/>
+  </w:num>
+  <w:num w:numId="43" w16cid:durableId="361589928">
+    <w:abstractNumId w:val="18"/>
+  </w:num>
+  <w:num w:numId="44" w16cid:durableId="1862431897">
+    <w:abstractNumId w:val="35"/>
+  </w:num>
+  <w:num w:numId="45" w16cid:durableId="740104712">
+    <w:abstractNumId w:val="1"/>
+  </w:num>
+  <w:num w:numId="46" w16cid:durableId="1833134603">
+    <w:abstractNumId w:val="44"/>
+  </w:num>
+  <w:num w:numId="47" w16cid:durableId="1263417589">
+    <w:abstractNumId w:val="23"/>
+  </w:num>
+  <w:num w:numId="48" w16cid:durableId="1943954520">
+    <w:abstractNumId w:val="34"/>
+  </w:num>
+  <w:num w:numId="49" w16cid:durableId="1126238437">
+    <w:abstractNumId w:val="51"/>
+  </w:num>
+  <w:num w:numId="50" w16cid:durableId="1265847548">
+    <w:abstractNumId w:val="11"/>
+  </w:num>
+  <w:num w:numId="51" w16cid:durableId="1133869948">
+    <w:abstractNumId w:val="29"/>
+  </w:num>
+  <w:num w:numId="52" w16cid:durableId="1619338322">
+    <w:abstractNumId w:val="10"/>
+  </w:num>
+  <w:num w:numId="53" w16cid:durableId="551888328">
+    <w:abstractNumId w:val="17"/>
+  </w:num>
+  <w:num w:numId="54" w16cid:durableId="1317340661">
+    <w:abstractNumId w:val="7"/>
   </w:num>
 </w:numbering>
 </file>
@@ -24829,9 +30253,10 @@
   <w:style w:type="paragraph" w:default="1" w:styleId="Normal">
     <w:name w:val="Normal"/>
     <w:qFormat/>
-    <w:rsid w:val="001C4EA4"/>
+    <w:rsid w:val="0060478F"/>
     <w:rPr>
       <w:rFonts w:asciiTheme="minorHAnsi" w:eastAsia="Times New Roman" w:hAnsiTheme="minorHAnsi"/>
+      <w:color w:val="000000" w:themeColor="text1"/>
     </w:rPr>
   </w:style>
   <w:style w:type="paragraph" w:styleId="Ttulo1">
@@ -26327,6 +31752,20 @@
       </w:tcPr>
     </w:tblStylePr>
   </w:style>
+  <w:style w:type="character" w:styleId="Referenciaintensa">
+    <w:name w:val="Intense Reference"/>
+    <w:basedOn w:val="Fuentedeprrafopredeter"/>
+    <w:uiPriority w:val="32"/>
+    <w:qFormat/>
+    <w:rsid w:val="00965DA1"/>
+    <w:rPr>
+      <w:b/>
+      <w:bCs/>
+      <w:smallCaps/>
+      <w:color w:val="5B9BD5" w:themeColor="accent1"/>
+      <w:spacing w:val="5"/>
+    </w:rPr>
+  </w:style>
 </w:styles>
 </file>
 
